--- a/06-学生侧材料/讲义/5-无机化学/银金汞钼钨-超级充实版（自学完整）.docx
+++ b/06-学生侧材料/讲义/5-无机化学/银金汞钼钨-超级充实版（自学完整）.docx
@@ -7135,7 +7135,7 @@
           <w:b/>
           <w:bCs/>
         </w:rPr>
-        <w:t xml:space="preserve">一句话对比</w:t>
+        <w:t xml:space="preserve">对比</w:t>
       </w:r>
       <w:r>
         <w:rPr>
@@ -33526,13 +33526,13 @@
         <w:rPr>
           <w:rFonts w:hint="eastAsia" w:ascii="Times New Roman" w:hAnsi="Times New Roman" w:eastAsia="Times New Roman" w:cs="Times New Roman"/>
         </w:rPr>
-        <w:t>/</w:t>
-      </w:r>
-      <w:r>
-        <w:rPr>
-          <w:rFonts w:hint="eastAsia" w:ascii="Times New Roman" w:hAnsi="Times New Roman" w:eastAsia="FangSong" w:cs="Times New Roman"/>
-        </w:rPr>
-        <w:t>元素与分析</w:t>
+        <w:t>/5-</w:t>
+      </w:r>
+      <w:r>
+        <w:rPr>
+          <w:rFonts w:hint="eastAsia" w:ascii="Times New Roman" w:hAnsi="Times New Roman" w:eastAsia="FangSong" w:cs="Times New Roman"/>
+        </w:rPr>
+        <w:t>无机化学</w:t>
       </w:r>
       <w:r>
         <w:rPr>
@@ -33621,13 +33621,13 @@
         <w:rPr>
           <w:rFonts w:hint="eastAsia" w:ascii="Times New Roman" w:hAnsi="Times New Roman" w:eastAsia="Times New Roman" w:cs="Times New Roman"/>
         </w:rPr>
-        <w:t>/</w:t>
-      </w:r>
-      <w:r>
-        <w:rPr>
-          <w:rFonts w:hint="eastAsia" w:ascii="Times New Roman" w:hAnsi="Times New Roman" w:eastAsia="FangSong" w:cs="Times New Roman"/>
-        </w:rPr>
-        <w:t>元素与分析</w:t>
+        <w:t>/5-</w:t>
+      </w:r>
+      <w:r>
+        <w:rPr>
+          <w:rFonts w:hint="eastAsia" w:ascii="Times New Roman" w:hAnsi="Times New Roman" w:eastAsia="FangSong" w:cs="Times New Roman"/>
+        </w:rPr>
+        <w:t>无机化学</w:t>
       </w:r>
       <w:r>
         <w:rPr>
@@ -35704,7 +35704,7 @@
     <ns0:name ns0:val="Verbatim Char"/>
     <ns0:basedOn ns0:val="BodyTextChar"/>
     <ns0:rPr>
-      <ns0:rFonts ns0:ascii="SimSun" ns0:hAnsi="SimSun" ns0:eastAsia="SimSun" ns0:cs="SimSun"/>
+      <ns0:rFonts ns0:ascii="SimSun" ns0:cs="SimSun" ns0:eastAsia="SimSun" ns0:hAnsi="SimSun"/>
       <ns0:b ns0:val="0"/>
       <ns0:sz ns0:val="20"/>
     </ns0:rPr>
@@ -35774,7 +35774,7 @@
       <w:wordWrap w:val="off"/>
     </w:pPr>
     <ns0:rPr>
-      <w:rFonts w:ascii="SimSun" w:hAnsi="SimSun" w:eastAsia="SimSun" w:cs="SimSun"/>
+      <w:rFonts ns0:ascii="SimSun" ns0:hAnsi="SimSun" ns0:eastAsia="SimSun" ns0:cs="SimSun"/>
     </ns0:rPr>
   </w:style>
   <w:style w:type="character" w:customStyle="1" w:styleId="KeywordTok">

--- a/06-学生侧材料/讲义/5-无机化学/银金汞钼钨-超级充实版（自学完整）.docx
+++ b/06-学生侧材料/讲义/5-无机化学/银金汞钼钨-超级充实版（自学完整）.docx
@@ -28768,7 +28768,7 @@
         <w:t>练习</w:t>
       </w:r>
     </w:p>
-    <w:bookmarkStart w:id="80" w:name="基础巩固"/>
+    <w:bookmarkStart w:id="80" w:name="基础巩固5-题"/>
     <w:p>
       <w:pPr>
         <w:pStyle w:val="Heading3"/>
@@ -28776,21 +28776,61 @@
       </w:pPr>
       <w:r>
         <w:rPr>
+          <w:rFonts w:ascii="Times New Roman" w:hAnsi="Times New Roman" w:eastAsia="Times New Roman" w:cs="Times New Roman"/>
+        </w:rPr>
+        <w:t xml:space="preserve">10.1 </w:t>
+      </w:r>
+      <w:r>
+        <w:rPr>
           <w:rFonts w:hint="eastAsia" w:ascii="Times New Roman" w:hAnsi="Times New Roman" w:eastAsia="SimHei" w:cs="Times New Roman"/>
         </w:rPr>
-        <w:t xml:space="preserve">基础巩固</w:t>
+        <w:t>基础巩固</w:t>
+      </w:r>
+      <w:r>
+        <w:rPr>
+          <w:rFonts w:hint="eastAsia" w:ascii="Times New Roman" w:hAnsi="Times New Roman" w:eastAsia="Times New Roman" w:cs="Times New Roman"/>
+        </w:rPr>
+        <w:t>（5</w:t>
+      </w:r>
+      <w:r>
+        <w:rPr>
+          <w:rFonts w:ascii="Times New Roman" w:hAnsi="Times New Roman" w:eastAsia="Times New Roman" w:cs="Times New Roman"/>
+        </w:rPr>
+        <w:t xml:space="preserve"> </w:t>
+      </w:r>
+      <w:r>
+        <w:rPr>
+          <w:rFonts w:hint="eastAsia" w:ascii="Times New Roman" w:hAnsi="Times New Roman" w:eastAsia="SimHei" w:cs="Times New Roman"/>
+        </w:rPr>
+        <w:t>题</w:t>
+      </w:r>
+      <w:r>
+        <w:rPr>
+          <w:rFonts w:hint="eastAsia" w:ascii="Times New Roman" w:hAnsi="Times New Roman" w:eastAsia="Times New Roman" w:cs="Times New Roman"/>
+        </w:rPr>
+        <w:t>）</w:t>
       </w:r>
     </w:p>
     <w:p>
       <w:pPr>
-        <w:pStyle w:val="Compact"/>
-        <w:numPr>
-          <w:ilvl w:val="0"/>
-          <w:numId w:val="1014"/>
-        </w:numPr>
+        <w:pStyle w:val="FirstParagraph"/>
       </w:pPr>
       <w:r>
         <w:rPr>
+          <w:rFonts w:ascii="Times New Roman" w:hAnsi="Times New Roman" w:eastAsia="Times New Roman" w:cs="Times New Roman"/>
+          <w:b/>
+          <w:bCs/>
+        </w:rPr>
+        <w:t xml:space="preserve">1.</w:t>
+      </w:r>
+      <w:r>
+        <w:rPr>
+          <w:rFonts w:ascii="Times New Roman" w:hAnsi="Times New Roman" w:eastAsia="Times New Roman" w:cs="Times New Roman"/>
+        </w:rPr>
+        <w:t xml:space="preserve"> </w:t>
+      </w:r>
+      <w:r>
+        <w:rPr>
           <w:rFonts w:hint="eastAsia" w:ascii="Times New Roman" w:hAnsi="Times New Roman" w:eastAsia="FangSong" w:cs="Times New Roman"/>
         </w:rPr>
         <w:t xml:space="preserve">写出</w:t>
@@ -28874,15 +28914,26 @@
         </w:rPr>
         <w:t>）。</w:t>
       </w:r>
-    </w:p>
-    <w:p>
-      <w:pPr>
-        <w:pStyle w:val="Compact"/>
-        <w:numPr>
-          <w:ilvl w:val="0"/>
-          <w:numId w:val="1014"/>
-        </w:numPr>
-      </w:pPr>
+      <w:r>
+        <w:rPr>
+          <w:rFonts w:ascii="Times New Roman" w:hAnsi="Times New Roman" w:eastAsia="Times New Roman" w:cs="Times New Roman"/>
+        </w:rPr>
+        <w:t xml:space="preserve"> </w:t>
+      </w:r>
+      <w:r>
+        <w:rPr>
+          <w:rFonts w:ascii="Times New Roman" w:hAnsi="Times New Roman" w:eastAsia="Times New Roman" w:cs="Times New Roman"/>
+          <w:b/>
+          <w:bCs/>
+        </w:rPr>
+        <w:t xml:space="preserve">2.</w:t>
+      </w:r>
+      <w:r>
+        <w:rPr>
+          <w:rFonts w:ascii="Times New Roman" w:hAnsi="Times New Roman" w:eastAsia="Times New Roman" w:cs="Times New Roman"/>
+        </w:rPr>
+        <w:t xml:space="preserve"> </w:t>
+      </w:r>
       <w:r>
         <w:rPr>
           <w:rFonts w:hint="eastAsia" w:ascii="Times New Roman" w:hAnsi="Times New Roman" w:eastAsia="FangSong" w:cs="Times New Roman"/>
@@ -28937,15 +28988,26 @@
         </w:rPr>
         <w:t>。</w:t>
       </w:r>
-    </w:p>
-    <w:p>
-      <w:pPr>
-        <w:pStyle w:val="Compact"/>
-        <w:numPr>
-          <w:ilvl w:val="0"/>
-          <w:numId w:val="1014"/>
-        </w:numPr>
-      </w:pPr>
+      <w:r>
+        <w:rPr>
+          <w:rFonts w:ascii="Times New Roman" w:hAnsi="Times New Roman" w:eastAsia="Times New Roman" w:cs="Times New Roman"/>
+        </w:rPr>
+        <w:t xml:space="preserve"> </w:t>
+      </w:r>
+      <w:r>
+        <w:rPr>
+          <w:rFonts w:ascii="Times New Roman" w:hAnsi="Times New Roman" w:eastAsia="Times New Roman" w:cs="Times New Roman"/>
+          <w:b/>
+          <w:bCs/>
+        </w:rPr>
+        <w:t xml:space="preserve">3.</w:t>
+      </w:r>
+      <w:r>
+        <w:rPr>
+          <w:rFonts w:ascii="Times New Roman" w:hAnsi="Times New Roman" w:eastAsia="Times New Roman" w:cs="Times New Roman"/>
+        </w:rPr>
+        <w:t xml:space="preserve"> </w:t>
+      </w:r>
       <w:r>
         <w:rPr>
           <w:rFonts w:hint="eastAsia" w:ascii="Times New Roman" w:hAnsi="Times New Roman" w:eastAsia="FangSong" w:cs="Times New Roman"/>
@@ -28995,15 +29057,26 @@
         </w:rPr>
         <w:t>。</w:t>
       </w:r>
-    </w:p>
-    <w:p>
-      <w:pPr>
-        <w:pStyle w:val="Compact"/>
-        <w:numPr>
-          <w:ilvl w:val="0"/>
-          <w:numId w:val="1014"/>
-        </w:numPr>
-      </w:pPr>
+      <w:r>
+        <w:rPr>
+          <w:rFonts w:ascii="Times New Roman" w:hAnsi="Times New Roman" w:eastAsia="Times New Roman" w:cs="Times New Roman"/>
+        </w:rPr>
+        <w:t xml:space="preserve"> </w:t>
+      </w:r>
+      <w:r>
+        <w:rPr>
+          <w:rFonts w:ascii="Times New Roman" w:hAnsi="Times New Roman" w:eastAsia="Times New Roman" w:cs="Times New Roman"/>
+          <w:b/>
+          <w:bCs/>
+        </w:rPr>
+        <w:t xml:space="preserve">4.</w:t>
+      </w:r>
+      <w:r>
+        <w:rPr>
+          <w:rFonts w:ascii="Times New Roman" w:hAnsi="Times New Roman" w:eastAsia="Times New Roman" w:cs="Times New Roman"/>
+        </w:rPr>
+        <w:t xml:space="preserve"> </w:t>
+      </w:r>
       <w:r>
         <w:rPr>
           <w:rFonts w:hint="eastAsia" w:ascii="Times New Roman" w:hAnsi="Times New Roman" w:eastAsia="FangSong" w:cs="Times New Roman"/>
@@ -29263,15 +29336,26 @@
         </w:rPr>
         <w:t xml:space="preserve">V）。</w:t>
       </w:r>
-    </w:p>
-    <w:p>
-      <w:pPr>
-        <w:pStyle w:val="Compact"/>
-        <w:numPr>
-          <w:ilvl w:val="0"/>
-          <w:numId w:val="1014"/>
-        </w:numPr>
-      </w:pPr>
+      <w:r>
+        <w:rPr>
+          <w:rFonts w:ascii="Times New Roman" w:hAnsi="Times New Roman" w:eastAsia="Times New Roman" w:cs="Times New Roman"/>
+        </w:rPr>
+        <w:t xml:space="preserve"> </w:t>
+      </w:r>
+      <w:r>
+        <w:rPr>
+          <w:rFonts w:ascii="Times New Roman" w:hAnsi="Times New Roman" w:eastAsia="Times New Roman" w:cs="Times New Roman"/>
+          <w:b/>
+          <w:bCs/>
+        </w:rPr>
+        <w:t xml:space="preserve">5.</w:t>
+      </w:r>
+      <w:r>
+        <w:rPr>
+          <w:rFonts w:ascii="Times New Roman" w:hAnsi="Times New Roman" w:eastAsia="Times New Roman" w:cs="Times New Roman"/>
+        </w:rPr>
+        <w:t xml:space="preserve"> </w:t>
+      </w:r>
       <w:r>
         <w:rPr>
           <w:rFonts w:hint="eastAsia" w:ascii="Times New Roman" w:hAnsi="Times New Roman" w:eastAsia="FangSong" w:cs="Times New Roman"/>
@@ -29361,7 +29445,7 @@
       </w:r>
     </w:p>
     <w:bookmarkEnd w:id="80"/>
-    <w:bookmarkStart w:id="81" w:name="竞赛入门"/>
+    <w:bookmarkStart w:id="81" w:name="竞赛入门5-题"/>
     <w:p>
       <w:pPr>
         <w:pStyle w:val="Heading3"/>
@@ -29369,21 +29453,61 @@
       </w:pPr>
       <w:r>
         <w:rPr>
+          <w:rFonts w:ascii="Times New Roman" w:hAnsi="Times New Roman" w:eastAsia="Times New Roman" w:cs="Times New Roman"/>
+        </w:rPr>
+        <w:t xml:space="preserve">10.2 </w:t>
+      </w:r>
+      <w:r>
+        <w:rPr>
           <w:rFonts w:hint="eastAsia" w:ascii="Times New Roman" w:hAnsi="Times New Roman" w:eastAsia="SimHei" w:cs="Times New Roman"/>
         </w:rPr>
-        <w:t xml:space="preserve">竞赛入门</w:t>
+        <w:t>竞赛入门</w:t>
+      </w:r>
+      <w:r>
+        <w:rPr>
+          <w:rFonts w:hint="eastAsia" w:ascii="Times New Roman" w:hAnsi="Times New Roman" w:eastAsia="Times New Roman" w:cs="Times New Roman"/>
+        </w:rPr>
+        <w:t>（5</w:t>
+      </w:r>
+      <w:r>
+        <w:rPr>
+          <w:rFonts w:ascii="Times New Roman" w:hAnsi="Times New Roman" w:eastAsia="Times New Roman" w:cs="Times New Roman"/>
+        </w:rPr>
+        <w:t xml:space="preserve"> </w:t>
+      </w:r>
+      <w:r>
+        <w:rPr>
+          <w:rFonts w:hint="eastAsia" w:ascii="Times New Roman" w:hAnsi="Times New Roman" w:eastAsia="SimHei" w:cs="Times New Roman"/>
+        </w:rPr>
+        <w:t>题</w:t>
+      </w:r>
+      <w:r>
+        <w:rPr>
+          <w:rFonts w:hint="eastAsia" w:ascii="Times New Roman" w:hAnsi="Times New Roman" w:eastAsia="Times New Roman" w:cs="Times New Roman"/>
+        </w:rPr>
+        <w:t>）</w:t>
       </w:r>
     </w:p>
     <w:p>
       <w:pPr>
-        <w:pStyle w:val="Compact"/>
-        <w:numPr>
-          <w:ilvl w:val="0"/>
-          <w:numId w:val="1015"/>
-        </w:numPr>
+        <w:pStyle w:val="FirstParagraph"/>
       </w:pPr>
       <w:r>
         <w:rPr>
+          <w:rFonts w:ascii="Times New Roman" w:hAnsi="Times New Roman" w:eastAsia="Times New Roman" w:cs="Times New Roman"/>
+          <w:b/>
+          <w:bCs/>
+        </w:rPr>
+        <w:t xml:space="preserve">6.</w:t>
+      </w:r>
+      <w:r>
+        <w:rPr>
+          <w:rFonts w:ascii="Times New Roman" w:hAnsi="Times New Roman" w:eastAsia="Times New Roman" w:cs="Times New Roman"/>
+        </w:rPr>
+        <w:t xml:space="preserve"> </w:t>
+      </w:r>
+      <w:r>
+        <w:rPr>
           <w:rFonts w:hint="eastAsia" w:ascii="Times New Roman" w:hAnsi="Times New Roman" w:eastAsia="FangSong" w:cs="Times New Roman"/>
         </w:rPr>
         <w:t xml:space="preserve">设计实验鉴别</w:t>
@@ -29456,15 +29580,26 @@
         </w:rPr>
         <w:t>。</w:t>
       </w:r>
-    </w:p>
-    <w:p>
-      <w:pPr>
-        <w:pStyle w:val="Compact"/>
-        <w:numPr>
-          <w:ilvl w:val="0"/>
-          <w:numId w:val="1015"/>
-        </w:numPr>
-      </w:pPr>
+      <w:r>
+        <w:rPr>
+          <w:rFonts w:ascii="Times New Roman" w:hAnsi="Times New Roman" w:eastAsia="Times New Roman" w:cs="Times New Roman"/>
+        </w:rPr>
+        <w:t xml:space="preserve"> </w:t>
+      </w:r>
+      <w:r>
+        <w:rPr>
+          <w:rFonts w:ascii="Times New Roman" w:hAnsi="Times New Roman" w:eastAsia="Times New Roman" w:cs="Times New Roman"/>
+          <w:b/>
+          <w:bCs/>
+        </w:rPr>
+        <w:t xml:space="preserve">7.</w:t>
+      </w:r>
+      <w:r>
+        <w:rPr>
+          <w:rFonts w:ascii="Times New Roman" w:hAnsi="Times New Roman" w:eastAsia="Times New Roman" w:cs="Times New Roman"/>
+        </w:rPr>
+        <w:t xml:space="preserve"> </w:t>
+      </w:r>
       <w:r>
         <w:rPr>
           <w:rFonts w:hint="eastAsia" w:ascii="Times New Roman" w:hAnsi="Times New Roman" w:eastAsia="FangSong" w:cs="Times New Roman"/>
@@ -29563,15 +29698,26 @@
         </w:rPr>
         <w:t>。</w:t>
       </w:r>
-    </w:p>
-    <w:p>
-      <w:pPr>
-        <w:pStyle w:val="Compact"/>
-        <w:numPr>
-          <w:ilvl w:val="0"/>
-          <w:numId w:val="1015"/>
-        </w:numPr>
-      </w:pPr>
+      <w:r>
+        <w:rPr>
+          <w:rFonts w:ascii="Times New Roman" w:hAnsi="Times New Roman" w:eastAsia="Times New Roman" w:cs="Times New Roman"/>
+        </w:rPr>
+        <w:t xml:space="preserve"> </w:t>
+      </w:r>
+      <w:r>
+        <w:rPr>
+          <w:rFonts w:ascii="Times New Roman" w:hAnsi="Times New Roman" w:eastAsia="Times New Roman" w:cs="Times New Roman"/>
+          <w:b/>
+          <w:bCs/>
+        </w:rPr>
+        <w:t xml:space="preserve">8.</w:t>
+      </w:r>
+      <w:r>
+        <w:rPr>
+          <w:rFonts w:ascii="Times New Roman" w:hAnsi="Times New Roman" w:eastAsia="Times New Roman" w:cs="Times New Roman"/>
+        </w:rPr>
+        <w:t xml:space="preserve"> </w:t>
+      </w:r>
       <w:r>
         <w:rPr>
           <w:rFonts w:hint="eastAsia" w:ascii="Times New Roman" w:hAnsi="Times New Roman" w:eastAsia="FangSong" w:cs="Times New Roman"/>
@@ -29646,15 +29792,26 @@
         </w:rPr>
         <w:t>。</w:t>
       </w:r>
-    </w:p>
-    <w:p>
-      <w:pPr>
-        <w:pStyle w:val="Compact"/>
-        <w:numPr>
-          <w:ilvl w:val="0"/>
-          <w:numId w:val="1015"/>
-        </w:numPr>
-      </w:pPr>
+      <w:r>
+        <w:rPr>
+          <w:rFonts w:ascii="Times New Roman" w:hAnsi="Times New Roman" w:eastAsia="Times New Roman" w:cs="Times New Roman"/>
+        </w:rPr>
+        <w:t xml:space="preserve"> </w:t>
+      </w:r>
+      <w:r>
+        <w:rPr>
+          <w:rFonts w:ascii="Times New Roman" w:hAnsi="Times New Roman" w:eastAsia="Times New Roman" w:cs="Times New Roman"/>
+          <w:b/>
+          <w:bCs/>
+        </w:rPr>
+        <w:t xml:space="preserve">9.</w:t>
+      </w:r>
+      <w:r>
+        <w:rPr>
+          <w:rFonts w:ascii="Times New Roman" w:hAnsi="Times New Roman" w:eastAsia="Times New Roman" w:cs="Times New Roman"/>
+        </w:rPr>
+        <w:t xml:space="preserve"> </w:t>
+      </w:r>
       <w:r>
         <w:rPr>
           <w:rFonts w:hint="eastAsia" w:ascii="Times New Roman" w:hAnsi="Times New Roman" w:eastAsia="FangSong" w:cs="Times New Roman"/>
@@ -29740,15 +29897,26 @@
         </w:rPr>
         <w:t>。</w:t>
       </w:r>
-    </w:p>
-    <w:p>
-      <w:pPr>
-        <w:pStyle w:val="Compact"/>
-        <w:numPr>
-          <w:ilvl w:val="0"/>
-          <w:numId w:val="1015"/>
-        </w:numPr>
-      </w:pPr>
+      <w:r>
+        <w:rPr>
+          <w:rFonts w:ascii="Times New Roman" w:hAnsi="Times New Roman" w:eastAsia="Times New Roman" w:cs="Times New Roman"/>
+        </w:rPr>
+        <w:t xml:space="preserve"> </w:t>
+      </w:r>
+      <w:r>
+        <w:rPr>
+          <w:rFonts w:ascii="Times New Roman" w:hAnsi="Times New Roman" w:eastAsia="Times New Roman" w:cs="Times New Roman"/>
+          <w:b/>
+          <w:bCs/>
+        </w:rPr>
+        <w:t xml:space="preserve">10.</w:t>
+      </w:r>
+      <w:r>
+        <w:rPr>
+          <w:rFonts w:ascii="Times New Roman" w:hAnsi="Times New Roman" w:eastAsia="Times New Roman" w:cs="Times New Roman"/>
+        </w:rPr>
+        <w:t xml:space="preserve"> </w:t>
+      </w:r>
       <w:r>
         <w:rPr>
           <w:rFonts w:hint="eastAsia" w:ascii="Times New Roman" w:hAnsi="Times New Roman" w:eastAsia="FangSong" w:cs="Times New Roman"/>
@@ -29844,7 +30012,7 @@
       </w:r>
     </w:p>
     <w:bookmarkEnd w:id="81"/>
-    <w:bookmarkStart w:id="82" w:name="真题挑战"/>
+    <w:bookmarkStart w:id="82" w:name="真题挑战5-题"/>
     <w:p>
       <w:pPr>
         <w:pStyle w:val="Heading3"/>
@@ -29852,18 +30020,44 @@
       </w:pPr>
       <w:r>
         <w:rPr>
+          <w:rFonts w:ascii="Times New Roman" w:hAnsi="Times New Roman" w:eastAsia="Times New Roman" w:cs="Times New Roman"/>
+        </w:rPr>
+        <w:t xml:space="preserve">10.3 </w:t>
+      </w:r>
+      <w:r>
+        <w:rPr>
           <w:rFonts w:hint="eastAsia" w:ascii="Times New Roman" w:hAnsi="Times New Roman" w:eastAsia="SimHei" w:cs="Times New Roman"/>
         </w:rPr>
-        <w:t xml:space="preserve">真题挑战</w:t>
+        <w:t>真题挑战</w:t>
+      </w:r>
+      <w:r>
+        <w:rPr>
+          <w:rFonts w:hint="eastAsia" w:ascii="Times New Roman" w:hAnsi="Times New Roman" w:eastAsia="Times New Roman" w:cs="Times New Roman"/>
+        </w:rPr>
+        <w:t>（5</w:t>
+      </w:r>
+      <w:r>
+        <w:rPr>
+          <w:rFonts w:ascii="Times New Roman" w:hAnsi="Times New Roman" w:eastAsia="Times New Roman" w:cs="Times New Roman"/>
+        </w:rPr>
+        <w:t xml:space="preserve"> </w:t>
+      </w:r>
+      <w:r>
+        <w:rPr>
+          <w:rFonts w:hint="eastAsia" w:ascii="Times New Roman" w:hAnsi="Times New Roman" w:eastAsia="SimHei" w:cs="Times New Roman"/>
+        </w:rPr>
+        <w:t>题</w:t>
+      </w:r>
+      <w:r>
+        <w:rPr>
+          <w:rFonts w:hint="eastAsia" w:ascii="Times New Roman" w:hAnsi="Times New Roman" w:eastAsia="Times New Roman" w:cs="Times New Roman"/>
+        </w:rPr>
+        <w:t>）</w:t>
       </w:r>
     </w:p>
     <w:p>
       <w:pPr>
-        <w:pStyle w:val="Compact"/>
-        <w:numPr>
-          <w:ilvl w:val="0"/>
-          <w:numId w:val="1016"/>
-        </w:numPr>
+        <w:pStyle w:val="FirstParagraph"/>
       </w:pPr>
       <w:r>
         <w:rPr>
@@ -29871,108 +30065,117 @@
           <w:b/>
           <w:bCs/>
         </w:rPr>
-        <w:t xml:space="preserve">35 </w:t>
-      </w:r>
-      <w:r>
-        <w:rPr>
-          <w:rFonts w:hint="eastAsia" w:ascii="Times New Roman" w:hAnsi="Times New Roman" w:eastAsia="FangSong" w:cs="Times New Roman"/>
+        <w:t xml:space="preserve">11.</w:t>
+      </w:r>
+      <w:r>
+        <w:rPr>
+          <w:rFonts w:ascii="Times New Roman" w:hAnsi="Times New Roman" w:eastAsia="Times New Roman" w:cs="Times New Roman"/>
+        </w:rPr>
+        <w:t xml:space="preserve"> </w:t>
+      </w:r>
+      <w:r>
+        <w:rPr>
+          <w:rFonts w:ascii="Times New Roman" w:hAnsi="Times New Roman" w:eastAsia="Times New Roman" w:cs="Times New Roman"/>
           <w:b/>
           <w:bCs/>
         </w:rPr>
-        <w:t>届决赛</w:t>
-      </w:r>
-      <w:r>
-        <w:rPr>
-          <w:rFonts w:hint="eastAsia" w:ascii="Times New Roman" w:hAnsi="Times New Roman" w:eastAsia="Times New Roman" w:cs="Times New Roman"/>
+        <w:t xml:space="preserve">35 </w:t>
+      </w:r>
+      <w:r>
+        <w:rPr>
+          <w:rFonts w:hint="eastAsia" w:ascii="Times New Roman" w:hAnsi="Times New Roman" w:eastAsia="FangSong" w:cs="Times New Roman"/>
           <w:b/>
           <w:bCs/>
         </w:rPr>
-        <w:t>（</w:t>
-      </w:r>
-      <w:r>
-        <w:rPr>
-          <w:rFonts w:hint="eastAsia" w:ascii="Times New Roman" w:hAnsi="Times New Roman" w:eastAsia="FangSong" w:cs="Times New Roman"/>
+        <w:t>届决赛</w:t>
+      </w:r>
+      <w:r>
+        <w:rPr>
+          <w:rFonts w:hint="eastAsia" w:ascii="Times New Roman" w:hAnsi="Times New Roman" w:eastAsia="Times New Roman" w:cs="Times New Roman"/>
           <w:b/>
           <w:bCs/>
         </w:rPr>
-        <w:t>金的氯化物与金化物</w:t>
-      </w:r>
-      <w:r>
-        <w:rPr>
-          <w:rFonts w:hint="eastAsia" w:ascii="Times New Roman" w:hAnsi="Times New Roman" w:eastAsia="Times New Roman" w:cs="Times New Roman"/>
+        <w:t>（</w:t>
+      </w:r>
+      <w:r>
+        <w:rPr>
+          <w:rFonts w:hint="eastAsia" w:ascii="Times New Roman" w:hAnsi="Times New Roman" w:eastAsia="FangSong" w:cs="Times New Roman"/>
           <w:b/>
           <w:bCs/>
         </w:rPr>
-        <w:t>）</w:t>
-      </w:r>
-      <w:r>
-        <w:rPr>
-          <w:rFonts w:hint="eastAsia" w:ascii="Times New Roman" w:hAnsi="Times New Roman" w:eastAsia="Times New Roman" w:cs="Times New Roman"/>
-        </w:rPr>
-        <w:t xml:space="preserve">：Au</w:t>
-      </w:r>
-      <w:r>
-        <w:rPr>
-          <w:rFonts w:ascii="Times New Roman" w:hAnsi="Times New Roman" w:eastAsia="Times New Roman" w:cs="Times New Roman"/>
-        </w:rPr>
-        <w:t xml:space="preserve"> </w:t>
-      </w:r>
-      <w:r>
-        <w:rPr>
-          <w:rFonts w:hint="eastAsia" w:ascii="Times New Roman" w:hAnsi="Times New Roman" w:eastAsia="FangSong" w:cs="Times New Roman"/>
-        </w:rPr>
-        <w:t>的氯化物与金化物</w:t>
-      </w:r>
-      <w:r>
-        <w:rPr>
-          <w:rFonts w:hint="eastAsia" w:ascii="Times New Roman" w:hAnsi="Times New Roman" w:eastAsia="Times New Roman" w:cs="Times New Roman"/>
-        </w:rPr>
-        <w:t>（auride）</w:t>
-      </w:r>
-      <w:r>
-        <w:rPr>
-          <w:rFonts w:hint="eastAsia" w:ascii="Times New Roman" w:hAnsi="Times New Roman" w:eastAsia="FangSong" w:cs="Times New Roman"/>
-        </w:rPr>
-        <w:t>的结构与键合分析</w:t>
-      </w:r>
-      <w:r>
-        <w:rPr>
-          <w:rFonts w:hint="eastAsia" w:ascii="Times New Roman" w:hAnsi="Times New Roman" w:eastAsia="Times New Roman" w:cs="Times New Roman"/>
-        </w:rPr>
-        <w:t>。</w:t>
-      </w:r>
-    </w:p>
-    <w:p>
-      <w:pPr>
-        <w:pStyle w:val="Compact"/>
-        <w:numPr>
-          <w:ilvl w:val="0"/>
-          <w:numId w:val="1016"/>
-        </w:numPr>
-      </w:pPr>
-      <w:r>
-        <w:rPr>
-          <w:rFonts w:ascii="Times New Roman" w:hAnsi="Times New Roman" w:eastAsia="Times New Roman" w:cs="Times New Roman"/>
+        <w:t>金的氯化物与金化物</w:t>
+      </w:r>
+      <w:r>
+        <w:rPr>
+          <w:rFonts w:hint="eastAsia" w:ascii="Times New Roman" w:hAnsi="Times New Roman" w:eastAsia="Times New Roman" w:cs="Times New Roman"/>
           <w:b/>
           <w:bCs/>
         </w:rPr>
-        <w:t xml:space="preserve">27 </w:t>
-      </w:r>
-      <w:r>
-        <w:rPr>
-          <w:rFonts w:hint="eastAsia" w:ascii="Times New Roman" w:hAnsi="Times New Roman" w:eastAsia="FangSong" w:cs="Times New Roman"/>
+        <w:t>）</w:t>
+      </w:r>
+      <w:r>
+        <w:rPr>
+          <w:rFonts w:hint="eastAsia" w:ascii="Times New Roman" w:hAnsi="Times New Roman" w:eastAsia="Times New Roman" w:cs="Times New Roman"/>
+        </w:rPr>
+        <w:t xml:space="preserve">：Au</w:t>
+      </w:r>
+      <w:r>
+        <w:rPr>
+          <w:rFonts w:ascii="Times New Roman" w:hAnsi="Times New Roman" w:eastAsia="Times New Roman" w:cs="Times New Roman"/>
+        </w:rPr>
+        <w:t xml:space="preserve"> </w:t>
+      </w:r>
+      <w:r>
+        <w:rPr>
+          <w:rFonts w:hint="eastAsia" w:ascii="Times New Roman" w:hAnsi="Times New Roman" w:eastAsia="FangSong" w:cs="Times New Roman"/>
+        </w:rPr>
+        <w:t>的氯化物与金化物</w:t>
+      </w:r>
+      <w:r>
+        <w:rPr>
+          <w:rFonts w:hint="eastAsia" w:ascii="Times New Roman" w:hAnsi="Times New Roman" w:eastAsia="Times New Roman" w:cs="Times New Roman"/>
+        </w:rPr>
+        <w:t>（auride）</w:t>
+      </w:r>
+      <w:r>
+        <w:rPr>
+          <w:rFonts w:hint="eastAsia" w:ascii="Times New Roman" w:hAnsi="Times New Roman" w:eastAsia="FangSong" w:cs="Times New Roman"/>
+        </w:rPr>
+        <w:t>的结构与键合分析</w:t>
+      </w:r>
+      <w:r>
+        <w:rPr>
+          <w:rFonts w:hint="eastAsia" w:ascii="Times New Roman" w:hAnsi="Times New Roman" w:eastAsia="Times New Roman" w:cs="Times New Roman"/>
+        </w:rPr>
+        <w:t>。</w:t>
+      </w:r>
+      <w:r>
+        <w:rPr>
+          <w:rFonts w:ascii="Times New Roman" w:hAnsi="Times New Roman" w:eastAsia="Times New Roman" w:cs="Times New Roman"/>
+        </w:rPr>
+        <w:t xml:space="preserve"> </w:t>
+      </w:r>
+      <w:r>
+        <w:rPr>
+          <w:rFonts w:ascii="Times New Roman" w:hAnsi="Times New Roman" w:eastAsia="Times New Roman" w:cs="Times New Roman"/>
           <w:b/>
           <w:bCs/>
         </w:rPr>
-        <w:t>届初赛</w:t>
-      </w:r>
-      <w:r>
-        <w:rPr>
-          <w:rFonts w:hint="eastAsia" w:ascii="Times New Roman" w:hAnsi="Times New Roman" w:eastAsia="Times New Roman" w:cs="Times New Roman"/>
+        <w:t xml:space="preserve">12.</w:t>
+      </w:r>
+      <w:r>
+        <w:rPr>
+          <w:rFonts w:ascii="Times New Roman" w:hAnsi="Times New Roman" w:eastAsia="Times New Roman" w:cs="Times New Roman"/>
+        </w:rPr>
+        <w:t xml:space="preserve"> </w:t>
+      </w:r>
+      <w:r>
+        <w:rPr>
+          <w:rFonts w:ascii="Times New Roman" w:hAnsi="Times New Roman" w:eastAsia="Times New Roman" w:cs="Times New Roman"/>
           <w:b/>
           <w:bCs/>
         </w:rPr>
-        <w:t>（</w:t>
+        <w:t xml:space="preserve">27 </w:t>
       </w:r>
       <w:r>
         <w:rPr>
@@ -29980,7 +30183,7 @@
           <w:b/>
           <w:bCs/>
         </w:rPr>
-        <w:t>硫脲溶解金</w:t>
+        <w:t>届初赛</w:t>
       </w:r>
       <w:r>
         <w:rPr>
@@ -29988,129 +30191,126 @@
           <w:b/>
           <w:bCs/>
         </w:rPr>
-        <w:t>）</w:t>
-      </w:r>
-      <w:r>
-        <w:rPr>
-          <w:rFonts w:hint="eastAsia" w:ascii="Times New Roman" w:hAnsi="Times New Roman" w:eastAsia="Times New Roman" w:cs="Times New Roman"/>
-        </w:rPr>
-        <w:t>：</w:t>
-      </w:r>
-      <w:r>
-        <w:rPr>
-          <w:rFonts w:hint="eastAsia" w:ascii="Times New Roman" w:hAnsi="Times New Roman" w:eastAsia="FangSong" w:cs="Times New Roman"/>
-        </w:rPr>
-        <w:t>写出硫脲</w:t>
-      </w:r>
-      <w:r>
-        <w:rPr>
-          <w:rFonts w:hint="eastAsia" w:ascii="Times New Roman" w:hAnsi="Times New Roman" w:eastAsia="Times New Roman" w:cs="Times New Roman"/>
-        </w:rPr>
         <w:t>（</w:t>
       </w:r>
       <w:r>
         <w:rPr>
           <w:rFonts w:hint="eastAsia" w:ascii="Times New Roman" w:hAnsi="Times New Roman" w:eastAsia="FangSong" w:cs="Times New Roman"/>
-        </w:rPr>
-        <w:t>或</w:t>
-      </w:r>
-      <w:r>
-        <w:rPr>
-          <w:rFonts w:ascii="Times New Roman" w:hAnsi="Times New Roman" w:eastAsia="Times New Roman" w:cs="Times New Roman"/>
-        </w:rPr>
-        <w:t xml:space="preserve"> </w:t>
-      </w:r>
-      <w:r>
-        <w:rPr>
-          <w:rFonts w:hint="eastAsia" w:ascii="Times New Roman" w:hAnsi="Times New Roman" w:eastAsia="Times New Roman" w:cs="Times New Roman"/>
-        </w:rPr>
-        <w:t>CN</w:t>
-      </w:r>
-      <w:r>
-        <w:rPr>
-          <w:rFonts w:hint="eastAsia" w:ascii="Times New Roman" w:hAnsi="Times New Roman" w:eastAsia="Times New Roman" w:cs="Times New Roman"/>
-          <w:vertAlign w:val="superscript"/>
-        </w:rPr>
-        <w:t>-</w:t>
-      </w:r>
-      <w:r>
-        <w:rPr>
-          <w:rFonts w:hint="eastAsia" w:ascii="Times New Roman" w:hAnsi="Times New Roman" w:eastAsia="Times New Roman" w:cs="Times New Roman"/>
-        </w:rPr>
-        <w:t>）</w:t>
-      </w:r>
-      <w:r>
-        <w:rPr>
-          <w:rFonts w:hint="eastAsia" w:ascii="Times New Roman" w:hAnsi="Times New Roman" w:eastAsia="FangSong" w:cs="Times New Roman"/>
-        </w:rPr>
-        <w:t>配位溶解</w:t>
-      </w:r>
-      <w:r>
-        <w:rPr>
-          <w:rFonts w:ascii="Times New Roman" w:hAnsi="Times New Roman" w:eastAsia="Times New Roman" w:cs="Times New Roman"/>
-        </w:rPr>
-        <w:t xml:space="preserve"> Au </w:t>
-      </w:r>
-      <w:r>
-        <w:rPr>
-          <w:rFonts w:hint="eastAsia" w:ascii="Times New Roman" w:hAnsi="Times New Roman" w:eastAsia="FangSong" w:cs="Times New Roman"/>
-        </w:rPr>
-        <w:t>的离子方程式</w:t>
-      </w:r>
-      <w:r>
-        <w:rPr>
-          <w:rFonts w:hint="eastAsia" w:ascii="Times New Roman" w:hAnsi="Times New Roman" w:eastAsia="Times New Roman" w:cs="Times New Roman"/>
-        </w:rPr>
-        <w:t>，</w:t>
-      </w:r>
-      <w:r>
-        <w:rPr>
-          <w:rFonts w:hint="eastAsia" w:ascii="Times New Roman" w:hAnsi="Times New Roman" w:eastAsia="FangSong" w:cs="Times New Roman"/>
-        </w:rPr>
-        <w:t>分析配位</w:t>
-      </w:r>
-      <w:r>
-        <w:rPr>
-          <w:rFonts w:hint="eastAsia" w:ascii="Times New Roman" w:hAnsi="Times New Roman" w:eastAsia="Times New Roman" w:cs="Times New Roman"/>
-        </w:rPr>
-        <w:t>-</w:t>
-      </w:r>
-      <w:r>
-        <w:rPr>
-          <w:rFonts w:hint="eastAsia" w:ascii="Times New Roman" w:hAnsi="Times New Roman" w:eastAsia="FangSong" w:cs="Times New Roman"/>
-        </w:rPr>
-        <w:t>氧化协同</w:t>
-      </w:r>
-      <w:r>
-        <w:rPr>
-          <w:rFonts w:hint="eastAsia" w:ascii="Times New Roman" w:hAnsi="Times New Roman" w:eastAsia="Times New Roman" w:cs="Times New Roman"/>
-        </w:rPr>
-        <w:t>。</w:t>
-      </w:r>
-    </w:p>
-    <w:p>
-      <w:pPr>
-        <w:pStyle w:val="Compact"/>
-        <w:numPr>
-          <w:ilvl w:val="0"/>
-          <w:numId w:val="1016"/>
-        </w:numPr>
-      </w:pPr>
-      <w:r>
-        <w:rPr>
-          <w:rFonts w:ascii="Times New Roman" w:hAnsi="Times New Roman" w:eastAsia="Times New Roman" w:cs="Times New Roman"/>
           <w:b/>
           <w:bCs/>
         </w:rPr>
-        <w:t xml:space="preserve">34 </w:t>
-      </w:r>
-      <w:r>
-        <w:rPr>
-          <w:rFonts w:hint="eastAsia" w:ascii="Times New Roman" w:hAnsi="Times New Roman" w:eastAsia="FangSong" w:cs="Times New Roman"/>
+        <w:t>硫脲溶解金</w:t>
+      </w:r>
+      <w:r>
+        <w:rPr>
+          <w:rFonts w:hint="eastAsia" w:ascii="Times New Roman" w:hAnsi="Times New Roman" w:eastAsia="Times New Roman" w:cs="Times New Roman"/>
           <w:b/>
           <w:bCs/>
         </w:rPr>
-        <w:t xml:space="preserve">届</w:t>
+        <w:t>）</w:t>
+      </w:r>
+      <w:r>
+        <w:rPr>
+          <w:rFonts w:hint="eastAsia" w:ascii="Times New Roman" w:hAnsi="Times New Roman" w:eastAsia="Times New Roman" w:cs="Times New Roman"/>
+        </w:rPr>
+        <w:t>：</w:t>
+      </w:r>
+      <w:r>
+        <w:rPr>
+          <w:rFonts w:hint="eastAsia" w:ascii="Times New Roman" w:hAnsi="Times New Roman" w:eastAsia="FangSong" w:cs="Times New Roman"/>
+        </w:rPr>
+        <w:t>写出硫脲</w:t>
+      </w:r>
+      <w:r>
+        <w:rPr>
+          <w:rFonts w:hint="eastAsia" w:ascii="Times New Roman" w:hAnsi="Times New Roman" w:eastAsia="Times New Roman" w:cs="Times New Roman"/>
+        </w:rPr>
+        <w:t>（</w:t>
+      </w:r>
+      <w:r>
+        <w:rPr>
+          <w:rFonts w:hint="eastAsia" w:ascii="Times New Roman" w:hAnsi="Times New Roman" w:eastAsia="FangSong" w:cs="Times New Roman"/>
+        </w:rPr>
+        <w:t>或</w:t>
+      </w:r>
+      <w:r>
+        <w:rPr>
+          <w:rFonts w:ascii="Times New Roman" w:hAnsi="Times New Roman" w:eastAsia="Times New Roman" w:cs="Times New Roman"/>
+        </w:rPr>
+        <w:t xml:space="preserve"> </w:t>
+      </w:r>
+      <w:r>
+        <w:rPr>
+          <w:rFonts w:hint="eastAsia" w:ascii="Times New Roman" w:hAnsi="Times New Roman" w:eastAsia="Times New Roman" w:cs="Times New Roman"/>
+        </w:rPr>
+        <w:t>CN</w:t>
+      </w:r>
+      <w:r>
+        <w:rPr>
+          <w:rFonts w:hint="eastAsia" w:ascii="Times New Roman" w:hAnsi="Times New Roman" w:eastAsia="Times New Roman" w:cs="Times New Roman"/>
+          <w:vertAlign w:val="superscript"/>
+        </w:rPr>
+        <w:t>-</w:t>
+      </w:r>
+      <w:r>
+        <w:rPr>
+          <w:rFonts w:hint="eastAsia" w:ascii="Times New Roman" w:hAnsi="Times New Roman" w:eastAsia="Times New Roman" w:cs="Times New Roman"/>
+        </w:rPr>
+        <w:t>）</w:t>
+      </w:r>
+      <w:r>
+        <w:rPr>
+          <w:rFonts w:hint="eastAsia" w:ascii="Times New Roman" w:hAnsi="Times New Roman" w:eastAsia="FangSong" w:cs="Times New Roman"/>
+        </w:rPr>
+        <w:t>配位溶解</w:t>
+      </w:r>
+      <w:r>
+        <w:rPr>
+          <w:rFonts w:ascii="Times New Roman" w:hAnsi="Times New Roman" w:eastAsia="Times New Roman" w:cs="Times New Roman"/>
+        </w:rPr>
+        <w:t xml:space="preserve"> Au </w:t>
+      </w:r>
+      <w:r>
+        <w:rPr>
+          <w:rFonts w:hint="eastAsia" w:ascii="Times New Roman" w:hAnsi="Times New Roman" w:eastAsia="FangSong" w:cs="Times New Roman"/>
+        </w:rPr>
+        <w:t>的离子方程式</w:t>
+      </w:r>
+      <w:r>
+        <w:rPr>
+          <w:rFonts w:hint="eastAsia" w:ascii="Times New Roman" w:hAnsi="Times New Roman" w:eastAsia="Times New Roman" w:cs="Times New Roman"/>
+        </w:rPr>
+        <w:t>，</w:t>
+      </w:r>
+      <w:r>
+        <w:rPr>
+          <w:rFonts w:hint="eastAsia" w:ascii="Times New Roman" w:hAnsi="Times New Roman" w:eastAsia="FangSong" w:cs="Times New Roman"/>
+        </w:rPr>
+        <w:t>分析配位</w:t>
+      </w:r>
+      <w:r>
+        <w:rPr>
+          <w:rFonts w:hint="eastAsia" w:ascii="Times New Roman" w:hAnsi="Times New Roman" w:eastAsia="Times New Roman" w:cs="Times New Roman"/>
+        </w:rPr>
+        <w:t>-</w:t>
+      </w:r>
+      <w:r>
+        <w:rPr>
+          <w:rFonts w:hint="eastAsia" w:ascii="Times New Roman" w:hAnsi="Times New Roman" w:eastAsia="FangSong" w:cs="Times New Roman"/>
+        </w:rPr>
+        <w:t>氧化协同</w:t>
+      </w:r>
+      <w:r>
+        <w:rPr>
+          <w:rFonts w:hint="eastAsia" w:ascii="Times New Roman" w:hAnsi="Times New Roman" w:eastAsia="Times New Roman" w:cs="Times New Roman"/>
+        </w:rPr>
+        <w:t>。</w:t>
+      </w:r>
+      <w:r>
+        <w:rPr>
+          <w:rFonts w:ascii="Times New Roman" w:hAnsi="Times New Roman" w:eastAsia="Times New Roman" w:cs="Times New Roman"/>
+        </w:rPr>
+        <w:t xml:space="preserve"> </w:t>
       </w:r>
       <w:r>
         <w:rPr>
@@ -30118,15 +30318,21 @@
           <w:b/>
           <w:bCs/>
         </w:rPr>
-        <w:t xml:space="preserve"> </w:t>
-      </w:r>
-      <w:r>
-        <w:rPr>
-          <w:rFonts w:hint="eastAsia" w:ascii="Times New Roman" w:hAnsi="Times New Roman" w:eastAsia="Times New Roman" w:cs="Times New Roman"/>
+        <w:t xml:space="preserve">13.</w:t>
+      </w:r>
+      <w:r>
+        <w:rPr>
+          <w:rFonts w:ascii="Times New Roman" w:hAnsi="Times New Roman" w:eastAsia="Times New Roman" w:cs="Times New Roman"/>
+        </w:rPr>
+        <w:t xml:space="preserve"> </w:t>
+      </w:r>
+      <w:r>
+        <w:rPr>
+          <w:rFonts w:ascii="Times New Roman" w:hAnsi="Times New Roman" w:eastAsia="Times New Roman" w:cs="Times New Roman"/>
           <w:b/>
           <w:bCs/>
         </w:rPr>
-        <w:t>Q7（</w:t>
+        <w:t xml:space="preserve">34 </w:t>
       </w:r>
       <w:r>
         <w:rPr>
@@ -30134,98 +30340,101 @@
           <w:b/>
           <w:bCs/>
         </w:rPr>
-        <w:t>配合物电化学转化</w:t>
-      </w:r>
-      <w:r>
-        <w:rPr>
-          <w:rFonts w:hint="eastAsia" w:ascii="Times New Roman" w:hAnsi="Times New Roman" w:eastAsia="Times New Roman" w:cs="Times New Roman"/>
+        <w:t xml:space="preserve">届</w:t>
+      </w:r>
+      <w:r>
+        <w:rPr>
+          <w:rFonts w:ascii="Times New Roman" w:hAnsi="Times New Roman" w:eastAsia="Times New Roman" w:cs="Times New Roman"/>
           <w:b/>
           <w:bCs/>
         </w:rPr>
-        <w:t>）</w:t>
-      </w:r>
-      <w:r>
-        <w:rPr>
-          <w:rFonts w:hint="eastAsia" w:ascii="Times New Roman" w:hAnsi="Times New Roman" w:eastAsia="Times New Roman" w:cs="Times New Roman"/>
-        </w:rPr>
-        <w:t>：</w:t>
-      </w:r>
-      <w:r>
-        <w:rPr>
-          <w:rFonts w:hint="eastAsia" w:ascii="Times New Roman" w:hAnsi="Times New Roman" w:eastAsia="FangSong" w:cs="Times New Roman"/>
-        </w:rPr>
-        <w:t>金属配合物的电化学转化与光谱变化</w:t>
-      </w:r>
-      <w:r>
-        <w:rPr>
-          <w:rFonts w:hint="eastAsia" w:ascii="Times New Roman" w:hAnsi="Times New Roman" w:eastAsia="Times New Roman" w:cs="Times New Roman"/>
-        </w:rPr>
-        <w:t>（</w:t>
-      </w:r>
-      <w:r>
-        <w:rPr>
-          <w:rFonts w:hint="eastAsia" w:ascii="Times New Roman" w:hAnsi="Times New Roman" w:eastAsia="FangSong" w:cs="Times New Roman"/>
-        </w:rPr>
-        <w:t>价态</w:t>
-      </w:r>
-      <w:r>
-        <w:rPr>
-          <w:rFonts w:hint="eastAsia" w:ascii="Times New Roman" w:hAnsi="Times New Roman" w:eastAsia="Times New Roman" w:cs="Times New Roman"/>
-        </w:rPr>
-        <w:t>/</w:t>
-      </w:r>
-      <w:r>
-        <w:rPr>
-          <w:rFonts w:hint="eastAsia" w:ascii="Times New Roman" w:hAnsi="Times New Roman" w:eastAsia="FangSong" w:cs="Times New Roman"/>
-        </w:rPr>
-        <w:t>构型判断</w:t>
-      </w:r>
-      <w:r>
-        <w:rPr>
-          <w:rFonts w:hint="eastAsia" w:ascii="Times New Roman" w:hAnsi="Times New Roman" w:eastAsia="Times New Roman" w:cs="Times New Roman"/>
-        </w:rPr>
-        <w:t>）。</w:t>
-      </w:r>
-    </w:p>
-    <w:p>
-      <w:pPr>
-        <w:pStyle w:val="Compact"/>
-        <w:numPr>
-          <w:ilvl w:val="0"/>
-          <w:numId w:val="1016"/>
-        </w:numPr>
-      </w:pPr>
-      <w:r>
-        <w:rPr>
-          <w:rFonts w:hint="eastAsia" w:ascii="Times New Roman" w:hAnsi="Times New Roman" w:eastAsia="FangSong" w:cs="Times New Roman"/>
+        <w:t xml:space="preserve"> </w:t>
+      </w:r>
+      <w:r>
+        <w:rPr>
+          <w:rFonts w:hint="eastAsia" w:ascii="Times New Roman" w:hAnsi="Times New Roman" w:eastAsia="Times New Roman" w:cs="Times New Roman"/>
           <w:b/>
           <w:bCs/>
         </w:rPr>
-        <w:t>真题</w:t>
-      </w:r>
-      <w:r>
-        <w:rPr>
-          <w:rFonts w:hint="eastAsia" w:ascii="Times New Roman" w:hAnsi="Times New Roman" w:eastAsia="Times New Roman" w:cs="Times New Roman"/>
+        <w:t>Q7（</w:t>
+      </w:r>
+      <w:r>
+        <w:rPr>
+          <w:rFonts w:hint="eastAsia" w:ascii="Times New Roman" w:hAnsi="Times New Roman" w:eastAsia="FangSong" w:cs="Times New Roman"/>
           <w:b/>
           <w:bCs/>
         </w:rPr>
-        <w:t>-</w:t>
-      </w:r>
-      <w:r>
-        <w:rPr>
-          <w:rFonts w:hint="eastAsia" w:ascii="Times New Roman" w:hAnsi="Times New Roman" w:eastAsia="FangSong" w:cs="Times New Roman"/>
+        <w:t>配合物电化学转化</w:t>
+      </w:r>
+      <w:r>
+        <w:rPr>
+          <w:rFonts w:hint="eastAsia" w:ascii="Times New Roman" w:hAnsi="Times New Roman" w:eastAsia="Times New Roman" w:cs="Times New Roman"/>
           <w:b/>
           <w:bCs/>
         </w:rPr>
-        <w:t>无机</w:t>
-      </w:r>
-      <w:r>
-        <w:rPr>
-          <w:rFonts w:hint="eastAsia" w:ascii="Times New Roman" w:hAnsi="Times New Roman" w:eastAsia="Times New Roman" w:cs="Times New Roman"/>
+        <w:t>）</w:t>
+      </w:r>
+      <w:r>
+        <w:rPr>
+          <w:rFonts w:hint="eastAsia" w:ascii="Times New Roman" w:hAnsi="Times New Roman" w:eastAsia="Times New Roman" w:cs="Times New Roman"/>
+        </w:rPr>
+        <w:t>：</w:t>
+      </w:r>
+      <w:r>
+        <w:rPr>
+          <w:rFonts w:hint="eastAsia" w:ascii="Times New Roman" w:hAnsi="Times New Roman" w:eastAsia="FangSong" w:cs="Times New Roman"/>
+        </w:rPr>
+        <w:t>金属配合物的电化学转化与光谱变化</w:t>
+      </w:r>
+      <w:r>
+        <w:rPr>
+          <w:rFonts w:hint="eastAsia" w:ascii="Times New Roman" w:hAnsi="Times New Roman" w:eastAsia="Times New Roman" w:cs="Times New Roman"/>
+        </w:rPr>
+        <w:t>（</w:t>
+      </w:r>
+      <w:r>
+        <w:rPr>
+          <w:rFonts w:hint="eastAsia" w:ascii="Times New Roman" w:hAnsi="Times New Roman" w:eastAsia="FangSong" w:cs="Times New Roman"/>
+        </w:rPr>
+        <w:t>价态</w:t>
+      </w:r>
+      <w:r>
+        <w:rPr>
+          <w:rFonts w:hint="eastAsia" w:ascii="Times New Roman" w:hAnsi="Times New Roman" w:eastAsia="Times New Roman" w:cs="Times New Roman"/>
+        </w:rPr>
+        <w:t>/</w:t>
+      </w:r>
+      <w:r>
+        <w:rPr>
+          <w:rFonts w:hint="eastAsia" w:ascii="Times New Roman" w:hAnsi="Times New Roman" w:eastAsia="FangSong" w:cs="Times New Roman"/>
+        </w:rPr>
+        <w:t>构型判断</w:t>
+      </w:r>
+      <w:r>
+        <w:rPr>
+          <w:rFonts w:hint="eastAsia" w:ascii="Times New Roman" w:hAnsi="Times New Roman" w:eastAsia="Times New Roman" w:cs="Times New Roman"/>
+        </w:rPr>
+        <w:t>）。</w:t>
+      </w:r>
+      <w:r>
+        <w:rPr>
+          <w:rFonts w:ascii="Times New Roman" w:hAnsi="Times New Roman" w:eastAsia="Times New Roman" w:cs="Times New Roman"/>
+        </w:rPr>
+        <w:t xml:space="preserve"> </w:t>
+      </w:r>
+      <w:r>
+        <w:rPr>
+          <w:rFonts w:ascii="Times New Roman" w:hAnsi="Times New Roman" w:eastAsia="Times New Roman" w:cs="Times New Roman"/>
           <w:b/>
           <w:bCs/>
         </w:rPr>
-        <w:t>-</w:t>
+        <w:t xml:space="preserve">14.</w:t>
+      </w:r>
+      <w:r>
+        <w:rPr>
+          <w:rFonts w:ascii="Times New Roman" w:hAnsi="Times New Roman" w:eastAsia="Times New Roman" w:cs="Times New Roman"/>
+        </w:rPr>
+        <w:t xml:space="preserve"> </w:t>
       </w:r>
       <w:r>
         <w:rPr>
@@ -30233,7 +30442,7 @@
           <w:b/>
           <w:bCs/>
         </w:rPr>
-        <w:t>反位效应</w:t>
+        <w:t>真题</w:t>
       </w:r>
       <w:r>
         <w:rPr>
@@ -30241,6 +30450,38 @@
           <w:b/>
           <w:bCs/>
         </w:rPr>
+        <w:t>-</w:t>
+      </w:r>
+      <w:r>
+        <w:rPr>
+          <w:rFonts w:hint="eastAsia" w:ascii="Times New Roman" w:hAnsi="Times New Roman" w:eastAsia="FangSong" w:cs="Times New Roman"/>
+          <w:b/>
+          <w:bCs/>
+        </w:rPr>
+        <w:t>无机</w:t>
+      </w:r>
+      <w:r>
+        <w:rPr>
+          <w:rFonts w:hint="eastAsia" w:ascii="Times New Roman" w:hAnsi="Times New Roman" w:eastAsia="Times New Roman" w:cs="Times New Roman"/>
+          <w:b/>
+          <w:bCs/>
+        </w:rPr>
+        <w:t>-</w:t>
+      </w:r>
+      <w:r>
+        <w:rPr>
+          <w:rFonts w:hint="eastAsia" w:ascii="Times New Roman" w:hAnsi="Times New Roman" w:eastAsia="FangSong" w:cs="Times New Roman"/>
+          <w:b/>
+          <w:bCs/>
+        </w:rPr>
+        <w:t>反位效应</w:t>
+      </w:r>
+      <w:r>
+        <w:rPr>
+          <w:rFonts w:hint="eastAsia" w:ascii="Times New Roman" w:hAnsi="Times New Roman" w:eastAsia="Times New Roman" w:cs="Times New Roman"/>
+          <w:b/>
+          <w:bCs/>
+        </w:rPr>
         <w:t>-001</w:t>
       </w:r>
       <w:r>
@@ -30298,15 +30539,26 @@
         </w:rPr>
         <w:t>。</w:t>
       </w:r>
-    </w:p>
-    <w:p>
-      <w:pPr>
-        <w:pStyle w:val="Compact"/>
-        <w:numPr>
-          <w:ilvl w:val="0"/>
-          <w:numId w:val="1016"/>
-        </w:numPr>
-      </w:pPr>
+      <w:r>
+        <w:rPr>
+          <w:rFonts w:ascii="Times New Roman" w:hAnsi="Times New Roman" w:eastAsia="Times New Roman" w:cs="Times New Roman"/>
+        </w:rPr>
+        <w:t xml:space="preserve"> </w:t>
+      </w:r>
+      <w:r>
+        <w:rPr>
+          <w:rFonts w:ascii="Times New Roman" w:hAnsi="Times New Roman" w:eastAsia="Times New Roman" w:cs="Times New Roman"/>
+          <w:b/>
+          <w:bCs/>
+        </w:rPr>
+        <w:t xml:space="preserve">15.</w:t>
+      </w:r>
+      <w:r>
+        <w:rPr>
+          <w:rFonts w:ascii="Times New Roman" w:hAnsi="Times New Roman" w:eastAsia="Times New Roman" w:cs="Times New Roman"/>
+        </w:rPr>
+        <w:t xml:space="preserve"> </w:t>
+      </w:r>
       <w:r>
         <w:rPr>
           <w:rFonts w:hint="eastAsia" w:ascii="Times New Roman" w:hAnsi="Times New Roman" w:eastAsia="FangSong" w:cs="Times New Roman"/>
@@ -30411,15 +30663,25 @@
     </w:p>
     <w:p>
       <w:pPr>
-        <w:pStyle w:val="Compact"/>
-        <w:numPr>
-          <w:ilvl w:val="0"/>
-          <w:numId w:val="1017"/>
-        </w:numPr>
+        <w:pStyle w:val="FirstParagraph"/>
       </w:pPr>
       <w:r>
         <w:rPr>
           <w:rFonts w:ascii="Times New Roman" w:hAnsi="Times New Roman" w:eastAsia="Times New Roman" w:cs="Times New Roman"/>
+          <w:b/>
+          <w:bCs/>
+        </w:rPr>
+        <w:t xml:space="preserve">1.</w:t>
+      </w:r>
+      <w:r>
+        <w:rPr>
+          <w:rFonts w:ascii="Times New Roman" w:hAnsi="Times New Roman" w:eastAsia="Times New Roman" w:cs="Times New Roman"/>
+        </w:rPr>
+        <w:t xml:space="preserve"> </w:t>
+      </w:r>
+      <w:r>
+        <w:rPr>
+          <w:rFonts w:ascii="Times New Roman" w:hAnsi="Times New Roman" w:eastAsia="Times New Roman" w:cs="Times New Roman"/>
         </w:rPr>
         <w:t>Ag</w:t>
       </w:r>
@@ -30685,15 +30947,26 @@
         </w:rPr>
         <w:t>。</w:t>
       </w:r>
-    </w:p>
-    <w:p>
-      <w:pPr>
-        <w:pStyle w:val="Compact"/>
-        <w:numPr>
-          <w:ilvl w:val="0"/>
-          <w:numId w:val="1017"/>
-        </w:numPr>
-      </w:pPr>
+      <w:r>
+        <w:rPr>
+          <w:rFonts w:ascii="Times New Roman" w:hAnsi="Times New Roman" w:eastAsia="Times New Roman" w:cs="Times New Roman"/>
+        </w:rPr>
+        <w:t xml:space="preserve"> </w:t>
+      </w:r>
+      <w:r>
+        <w:rPr>
+          <w:rFonts w:ascii="Times New Roman" w:hAnsi="Times New Roman" w:eastAsia="Times New Roman" w:cs="Times New Roman"/>
+          <w:b/>
+          <w:bCs/>
+        </w:rPr>
+        <w:t xml:space="preserve">2.</w:t>
+      </w:r>
+      <w:r>
+        <w:rPr>
+          <w:rFonts w:ascii="Times New Roman" w:hAnsi="Times New Roman" w:eastAsia="Times New Roman" w:cs="Times New Roman"/>
+        </w:rPr>
+        <w:t xml:space="preserve"> </w:t>
+      </w:r>
       <w:r>
         <w:rPr>
           <w:rFonts w:ascii="Times New Roman" w:hAnsi="Times New Roman" w:eastAsia="Times New Roman" w:cs="Times New Roman"/>
@@ -30857,15 +31130,26 @@
         </w:rPr>
         <w:t>）。</w:t>
       </w:r>
-    </w:p>
-    <w:p>
-      <w:pPr>
-        <w:pStyle w:val="Compact"/>
-        <w:numPr>
-          <w:ilvl w:val="0"/>
-          <w:numId w:val="1017"/>
-        </w:numPr>
-      </w:pPr>
+      <w:r>
+        <w:rPr>
+          <w:rFonts w:ascii="Times New Roman" w:hAnsi="Times New Roman" w:eastAsia="Times New Roman" w:cs="Times New Roman"/>
+        </w:rPr>
+        <w:t xml:space="preserve"> </w:t>
+      </w:r>
+      <w:r>
+        <w:rPr>
+          <w:rFonts w:ascii="Times New Roman" w:hAnsi="Times New Roman" w:eastAsia="Times New Roman" w:cs="Times New Roman"/>
+          <w:b/>
+          <w:bCs/>
+        </w:rPr>
+        <w:t xml:space="preserve">3.</w:t>
+      </w:r>
+      <w:r>
+        <w:rPr>
+          <w:rFonts w:ascii="Times New Roman" w:hAnsi="Times New Roman" w:eastAsia="Times New Roman" w:cs="Times New Roman"/>
+        </w:rPr>
+        <w:t xml:space="preserve"> </w:t>
+      </w:r>
       <w:r>
         <w:rPr>
           <w:rFonts w:ascii="Times New Roman" w:hAnsi="Times New Roman" w:eastAsia="Times New Roman" w:cs="Times New Roman"/>
@@ -31201,15 +31485,26 @@
         </w:rPr>
         <w:t>。</w:t>
       </w:r>
-    </w:p>
-    <w:p>
-      <w:pPr>
-        <w:pStyle w:val="Compact"/>
-        <w:numPr>
-          <w:ilvl w:val="0"/>
-          <w:numId w:val="1017"/>
-        </w:numPr>
-      </w:pPr>
+      <w:r>
+        <w:rPr>
+          <w:rFonts w:ascii="Times New Roman" w:hAnsi="Times New Roman" w:eastAsia="Times New Roman" w:cs="Times New Roman"/>
+        </w:rPr>
+        <w:t xml:space="preserve"> </w:t>
+      </w:r>
+      <w:r>
+        <w:rPr>
+          <w:rFonts w:ascii="Times New Roman" w:hAnsi="Times New Roman" w:eastAsia="Times New Roman" w:cs="Times New Roman"/>
+          <w:b/>
+          <w:bCs/>
+        </w:rPr>
+        <w:t xml:space="preserve">4.</w:t>
+      </w:r>
+      <w:r>
+        <w:rPr>
+          <w:rFonts w:ascii="Times New Roman" w:hAnsi="Times New Roman" w:eastAsia="Times New Roman" w:cs="Times New Roman"/>
+        </w:rPr>
+        <w:t xml:space="preserve"> </w:t>
+      </w:r>
       <w:r>
         <w:rPr>
           <w:rFonts w:ascii="Times New Roman" w:hAnsi="Times New Roman" w:eastAsia="Times New Roman" w:cs="Times New Roman"/>
@@ -31391,15 +31686,26 @@
         </w:rPr>
         <w:t>。</w:t>
       </w:r>
-    </w:p>
-    <w:p>
-      <w:pPr>
-        <w:pStyle w:val="Compact"/>
-        <w:numPr>
-          <w:ilvl w:val="0"/>
-          <w:numId w:val="1017"/>
-        </w:numPr>
-      </w:pPr>
+      <w:r>
+        <w:rPr>
+          <w:rFonts w:ascii="Times New Roman" w:hAnsi="Times New Roman" w:eastAsia="Times New Roman" w:cs="Times New Roman"/>
+        </w:rPr>
+        <w:t xml:space="preserve"> </w:t>
+      </w:r>
+      <w:r>
+        <w:rPr>
+          <w:rFonts w:ascii="Times New Roman" w:hAnsi="Times New Roman" w:eastAsia="Times New Roman" w:cs="Times New Roman"/>
+          <w:b/>
+          <w:bCs/>
+        </w:rPr>
+        <w:t xml:space="preserve">5.</w:t>
+      </w:r>
+      <w:r>
+        <w:rPr>
+          <w:rFonts w:ascii="Times New Roman" w:hAnsi="Times New Roman" w:eastAsia="Times New Roman" w:cs="Times New Roman"/>
+        </w:rPr>
+        <w:t xml:space="preserve"> </w:t>
+      </w:r>
       <w:r>
         <w:rPr>
           <w:rFonts w:hint="eastAsia" w:ascii="Times New Roman" w:hAnsi="Times New Roman" w:eastAsia="FangSong" w:cs="Times New Roman"/>
@@ -31527,15 +31833,26 @@
         </w:rPr>
         <w:t xml:space="preserve"> +6。</w:t>
       </w:r>
-    </w:p>
-    <w:p>
-      <w:pPr>
-        <w:pStyle w:val="Compact"/>
-        <w:numPr>
-          <w:ilvl w:val="0"/>
-          <w:numId w:val="1017"/>
-        </w:numPr>
-      </w:pPr>
+      <w:r>
+        <w:rPr>
+          <w:rFonts w:ascii="Times New Roman" w:hAnsi="Times New Roman" w:eastAsia="Times New Roman" w:cs="Times New Roman"/>
+        </w:rPr>
+        <w:t xml:space="preserve"> </w:t>
+      </w:r>
+      <w:r>
+        <w:rPr>
+          <w:rFonts w:ascii="Times New Roman" w:hAnsi="Times New Roman" w:eastAsia="Times New Roman" w:cs="Times New Roman"/>
+          <w:b/>
+          <w:bCs/>
+        </w:rPr>
+        <w:t xml:space="preserve">6.</w:t>
+      </w:r>
+      <w:r>
+        <w:rPr>
+          <w:rFonts w:ascii="Times New Roman" w:hAnsi="Times New Roman" w:eastAsia="Times New Roman" w:cs="Times New Roman"/>
+        </w:rPr>
+        <w:t xml:space="preserve"> </w:t>
+      </w:r>
       <w:r>
         <w:rPr>
           <w:rFonts w:hint="eastAsia" w:ascii="Times New Roman" w:hAnsi="Times New Roman" w:eastAsia="FangSong" w:cs="Times New Roman"/>
@@ -31686,15 +32003,26 @@
         </w:rPr>
         <w:t>）。</w:t>
       </w:r>
-    </w:p>
-    <w:p>
-      <w:pPr>
-        <w:pStyle w:val="Compact"/>
-        <w:numPr>
-          <w:ilvl w:val="0"/>
-          <w:numId w:val="1017"/>
-        </w:numPr>
-      </w:pPr>
+      <w:r>
+        <w:rPr>
+          <w:rFonts w:ascii="Times New Roman" w:hAnsi="Times New Roman" w:eastAsia="Times New Roman" w:cs="Times New Roman"/>
+        </w:rPr>
+        <w:t xml:space="preserve"> </w:t>
+      </w:r>
+      <w:r>
+        <w:rPr>
+          <w:rFonts w:ascii="Times New Roman" w:hAnsi="Times New Roman" w:eastAsia="Times New Roman" w:cs="Times New Roman"/>
+          <w:b/>
+          <w:bCs/>
+        </w:rPr>
+        <w:t xml:space="preserve">7.</w:t>
+      </w:r>
+      <w:r>
+        <w:rPr>
+          <w:rFonts w:ascii="Times New Roman" w:hAnsi="Times New Roman" w:eastAsia="Times New Roman" w:cs="Times New Roman"/>
+        </w:rPr>
+        <w:t xml:space="preserve"> </w:t>
+      </w:r>
       <w:r>
         <w:rPr>
           <w:rFonts w:ascii="Times New Roman" w:hAnsi="Times New Roman" w:eastAsia="Times New Roman" w:cs="Times New Roman"/>
@@ -31926,15 +32254,26 @@
         </w:rPr>
         <w:t>。</w:t>
       </w:r>
-    </w:p>
-    <w:p>
-      <w:pPr>
-        <w:pStyle w:val="Compact"/>
-        <w:numPr>
-          <w:ilvl w:val="0"/>
-          <w:numId w:val="1017"/>
-        </w:numPr>
-      </w:pPr>
+      <w:r>
+        <w:rPr>
+          <w:rFonts w:ascii="Times New Roman" w:hAnsi="Times New Roman" w:eastAsia="Times New Roman" w:cs="Times New Roman"/>
+        </w:rPr>
+        <w:t xml:space="preserve"> </w:t>
+      </w:r>
+      <w:r>
+        <w:rPr>
+          <w:rFonts w:ascii="Times New Roman" w:hAnsi="Times New Roman" w:eastAsia="Times New Roman" w:cs="Times New Roman"/>
+          <w:b/>
+          <w:bCs/>
+        </w:rPr>
+        <w:t xml:space="preserve">8.</w:t>
+      </w:r>
+      <w:r>
+        <w:rPr>
+          <w:rFonts w:ascii="Times New Roman" w:hAnsi="Times New Roman" w:eastAsia="Times New Roman" w:cs="Times New Roman"/>
+        </w:rPr>
+        <w:t xml:space="preserve"> </w:t>
+      </w:r>
       <w:r>
         <w:rPr>
           <w:rFonts w:ascii="Times New Roman" w:hAnsi="Times New Roman" w:eastAsia="Times New Roman" w:cs="Times New Roman"/>
@@ -32087,15 +32426,26 @@
         </w:rPr>
         <w:t>。</w:t>
       </w:r>
-    </w:p>
-    <w:p>
-      <w:pPr>
-        <w:pStyle w:val="Compact"/>
-        <w:numPr>
-          <w:ilvl w:val="0"/>
-          <w:numId w:val="1017"/>
-        </w:numPr>
-      </w:pPr>
+      <w:r>
+        <w:rPr>
+          <w:rFonts w:ascii="Times New Roman" w:hAnsi="Times New Roman" w:eastAsia="Times New Roman" w:cs="Times New Roman"/>
+        </w:rPr>
+        <w:t xml:space="preserve"> </w:t>
+      </w:r>
+      <w:r>
+        <w:rPr>
+          <w:rFonts w:ascii="Times New Roman" w:hAnsi="Times New Roman" w:eastAsia="Times New Roman" w:cs="Times New Roman"/>
+          <w:b/>
+          <w:bCs/>
+        </w:rPr>
+        <w:t xml:space="preserve">9.</w:t>
+      </w:r>
+      <w:r>
+        <w:rPr>
+          <w:rFonts w:ascii="Times New Roman" w:hAnsi="Times New Roman" w:eastAsia="Times New Roman" w:cs="Times New Roman"/>
+        </w:rPr>
+        <w:t xml:space="preserve"> </w:t>
+      </w:r>
       <w:r>
         <w:rPr>
           <w:rFonts w:hint="eastAsia" w:ascii="Times New Roman" w:hAnsi="Times New Roman" w:eastAsia="FangSong" w:cs="Times New Roman"/>
@@ -32291,15 +32641,26 @@
         </w:rPr>
         <w:t>）。</w:t>
       </w:r>
-    </w:p>
-    <w:p>
-      <w:pPr>
-        <w:pStyle w:val="Compact"/>
-        <w:numPr>
-          <w:ilvl w:val="0"/>
-          <w:numId w:val="1017"/>
-        </w:numPr>
-      </w:pPr>
+      <w:r>
+        <w:rPr>
+          <w:rFonts w:ascii="Times New Roman" w:hAnsi="Times New Roman" w:eastAsia="Times New Roman" w:cs="Times New Roman"/>
+        </w:rPr>
+        <w:t xml:space="preserve"> </w:t>
+      </w:r>
+      <w:r>
+        <w:rPr>
+          <w:rFonts w:ascii="Times New Roman" w:hAnsi="Times New Roman" w:eastAsia="Times New Roman" w:cs="Times New Roman"/>
+          <w:b/>
+          <w:bCs/>
+        </w:rPr>
+        <w:t xml:space="preserve">10.</w:t>
+      </w:r>
+      <w:r>
+        <w:rPr>
+          <w:rFonts w:ascii="Times New Roman" w:hAnsi="Times New Roman" w:eastAsia="Times New Roman" w:cs="Times New Roman"/>
+        </w:rPr>
+        <w:t xml:space="preserve"> </w:t>
+      </w:r>
       <w:r>
         <w:rPr>
           <w:rFonts w:hint="eastAsia" w:ascii="Times New Roman" w:hAnsi="Times New Roman" w:eastAsia="FangSong" w:cs="Times New Roman"/>
@@ -32474,15 +32835,26 @@
         </w:rPr>
         <w:t>。</w:t>
       </w:r>
-    </w:p>
-    <w:p>
-      <w:pPr>
-        <w:pStyle w:val="Compact"/>
-        <w:numPr>
-          <w:ilvl w:val="0"/>
-          <w:numId w:val="1017"/>
-        </w:numPr>
-      </w:pPr>
+      <w:r>
+        <w:rPr>
+          <w:rFonts w:ascii="Times New Roman" w:hAnsi="Times New Roman" w:eastAsia="Times New Roman" w:cs="Times New Roman"/>
+        </w:rPr>
+        <w:t xml:space="preserve"> </w:t>
+      </w:r>
+      <w:r>
+        <w:rPr>
+          <w:rFonts w:ascii="Times New Roman" w:hAnsi="Times New Roman" w:eastAsia="Times New Roman" w:cs="Times New Roman"/>
+          <w:b/>
+          <w:bCs/>
+        </w:rPr>
+        <w:t xml:space="preserve">11.</w:t>
+      </w:r>
+      <w:r>
+        <w:rPr>
+          <w:rFonts w:ascii="Times New Roman" w:hAnsi="Times New Roman" w:eastAsia="Times New Roman" w:cs="Times New Roman"/>
+        </w:rPr>
+        <w:t xml:space="preserve"> </w:t>
+      </w:r>
       <w:r>
         <w:rPr>
           <w:rFonts w:hint="eastAsia" w:ascii="Times New Roman" w:hAnsi="Times New Roman" w:eastAsia="FangSong" w:cs="Times New Roman"/>
@@ -32611,15 +32983,26 @@
         </w:rPr>
         <w:t>。</w:t>
       </w:r>
-    </w:p>
-    <w:p>
-      <w:pPr>
-        <w:pStyle w:val="Compact"/>
-        <w:numPr>
-          <w:ilvl w:val="0"/>
-          <w:numId w:val="1017"/>
-        </w:numPr>
-      </w:pPr>
+      <w:r>
+        <w:rPr>
+          <w:rFonts w:ascii="Times New Roman" w:hAnsi="Times New Roman" w:eastAsia="Times New Roman" w:cs="Times New Roman"/>
+        </w:rPr>
+        <w:t xml:space="preserve"> </w:t>
+      </w:r>
+      <w:r>
+        <w:rPr>
+          <w:rFonts w:ascii="Times New Roman" w:hAnsi="Times New Roman" w:eastAsia="Times New Roman" w:cs="Times New Roman"/>
+          <w:b/>
+          <w:bCs/>
+        </w:rPr>
+        <w:t xml:space="preserve">12.</w:t>
+      </w:r>
+      <w:r>
+        <w:rPr>
+          <w:rFonts w:ascii="Times New Roman" w:hAnsi="Times New Roman" w:eastAsia="Times New Roman" w:cs="Times New Roman"/>
+        </w:rPr>
+        <w:t xml:space="preserve"> </w:t>
+      </w:r>
       <w:r>
         <w:rPr>
           <w:rFonts w:ascii="Times New Roman" w:hAnsi="Times New Roman" w:eastAsia="Times New Roman" w:cs="Times New Roman"/>
@@ -32891,15 +33274,26 @@
         </w:rPr>
         <w:t>）。</w:t>
       </w:r>
-    </w:p>
-    <w:p>
-      <w:pPr>
-        <w:pStyle w:val="Compact"/>
-        <w:numPr>
-          <w:ilvl w:val="0"/>
-          <w:numId w:val="1017"/>
-        </w:numPr>
-      </w:pPr>
+      <w:r>
+        <w:rPr>
+          <w:rFonts w:ascii="Times New Roman" w:hAnsi="Times New Roman" w:eastAsia="Times New Roman" w:cs="Times New Roman"/>
+        </w:rPr>
+        <w:t xml:space="preserve"> </w:t>
+      </w:r>
+      <w:r>
+        <w:rPr>
+          <w:rFonts w:ascii="Times New Roman" w:hAnsi="Times New Roman" w:eastAsia="Times New Roman" w:cs="Times New Roman"/>
+          <w:b/>
+          <w:bCs/>
+        </w:rPr>
+        <w:t xml:space="preserve">13.</w:t>
+      </w:r>
+      <w:r>
+        <w:rPr>
+          <w:rFonts w:ascii="Times New Roman" w:hAnsi="Times New Roman" w:eastAsia="Times New Roman" w:cs="Times New Roman"/>
+        </w:rPr>
+        <w:t xml:space="preserve"> </w:t>
+      </w:r>
       <w:r>
         <w:rPr>
           <w:rFonts w:hint="eastAsia" w:ascii="Times New Roman" w:hAnsi="Times New Roman" w:eastAsia="FangSong" w:cs="Times New Roman"/>
@@ -32960,15 +33354,26 @@
         </w:rPr>
         <w:t>。</w:t>
       </w:r>
-    </w:p>
-    <w:p>
-      <w:pPr>
-        <w:pStyle w:val="Compact"/>
-        <w:numPr>
-          <w:ilvl w:val="0"/>
-          <w:numId w:val="1017"/>
-        </w:numPr>
-      </w:pPr>
+      <w:r>
+        <w:rPr>
+          <w:rFonts w:ascii="Times New Roman" w:hAnsi="Times New Roman" w:eastAsia="Times New Roman" w:cs="Times New Roman"/>
+        </w:rPr>
+        <w:t xml:space="preserve"> </w:t>
+      </w:r>
+      <w:r>
+        <w:rPr>
+          <w:rFonts w:ascii="Times New Roman" w:hAnsi="Times New Roman" w:eastAsia="Times New Roman" w:cs="Times New Roman"/>
+          <w:b/>
+          <w:bCs/>
+        </w:rPr>
+        <w:t xml:space="preserve">14.</w:t>
+      </w:r>
+      <w:r>
+        <w:rPr>
+          <w:rFonts w:ascii="Times New Roman" w:hAnsi="Times New Roman" w:eastAsia="Times New Roman" w:cs="Times New Roman"/>
+        </w:rPr>
+        <w:t xml:space="preserve"> </w:t>
+      </w:r>
       <w:r>
         <w:rPr>
           <w:rFonts w:hint="eastAsia" w:ascii="Times New Roman" w:hAnsi="Times New Roman" w:eastAsia="FangSong" w:cs="Times New Roman"/>
@@ -33104,15 +33509,26 @@
         </w:rPr>
         <w:t>-001）。</w:t>
       </w:r>
-    </w:p>
-    <w:p>
-      <w:pPr>
-        <w:pStyle w:val="Compact"/>
-        <w:numPr>
-          <w:ilvl w:val="0"/>
-          <w:numId w:val="1017"/>
-        </w:numPr>
-      </w:pPr>
+      <w:r>
+        <w:rPr>
+          <w:rFonts w:ascii="Times New Roman" w:hAnsi="Times New Roman" w:eastAsia="Times New Roman" w:cs="Times New Roman"/>
+        </w:rPr>
+        <w:t xml:space="preserve"> </w:t>
+      </w:r>
+      <w:r>
+        <w:rPr>
+          <w:rFonts w:ascii="Times New Roman" w:hAnsi="Times New Roman" w:eastAsia="Times New Roman" w:cs="Times New Roman"/>
+          <w:b/>
+          <w:bCs/>
+        </w:rPr>
+        <w:t xml:space="preserve">15.</w:t>
+      </w:r>
+      <w:r>
+        <w:rPr>
+          <w:rFonts w:ascii="Times New Roman" w:hAnsi="Times New Roman" w:eastAsia="Times New Roman" w:cs="Times New Roman"/>
+        </w:rPr>
+        <w:t xml:space="preserve"> </w:t>
+      </w:r>
       <w:r>
         <w:rPr>
           <w:rFonts w:hint="eastAsia" w:ascii="Times New Roman" w:hAnsi="Times New Roman" w:eastAsia="FangSong" w:cs="Times New Roman"/>
@@ -33350,7 +33766,7 @@
         <w:pStyle w:val="Compact"/>
         <w:numPr>
           <w:ilvl w:val="0"/>
-          <w:numId w:val="1018"/>
+          <w:numId w:val="1014"/>
         </w:numPr>
       </w:pPr>
       <w:r>
@@ -33487,7 +33903,7 @@
         <w:pStyle w:val="Compact"/>
         <w:numPr>
           <w:ilvl w:val="0"/>
-          <w:numId w:val="1018"/>
+          <w:numId w:val="1014"/>
         </w:numPr>
       </w:pPr>
       <w:r>
@@ -33582,7 +33998,7 @@
         <w:pStyle w:val="Compact"/>
         <w:numPr>
           <w:ilvl w:val="0"/>
-          <w:numId w:val="1018"/>
+          <w:numId w:val="1014"/>
         </w:numPr>
       </w:pPr>
       <w:r>
@@ -33677,7 +34093,7 @@
         <w:pStyle w:val="Compact"/>
         <w:numPr>
           <w:ilvl w:val="0"/>
-          <w:numId w:val="1018"/>
+          <w:numId w:val="1014"/>
         </w:numPr>
       </w:pPr>
       <w:r>
@@ -33898,7 +34314,7 @@
         <w:pStyle w:val="Compact"/>
         <w:numPr>
           <w:ilvl w:val="0"/>
-          <w:numId w:val="1018"/>
+          <w:numId w:val="1014"/>
         </w:numPr>
       </w:pPr>
       <w:r>
@@ -34089,7 +34505,7 @@
         <w:pStyle w:val="Compact"/>
         <w:numPr>
           <w:ilvl w:val="0"/>
-          <w:numId w:val="1018"/>
+          <w:numId w:val="1014"/>
         </w:numPr>
       </w:pPr>
       <w:r>
@@ -34607,176 +35023,6 @@
       </w:pPr>
     </w:lvl>
   </w:abstractNum>
-  <w:abstractNum w:abstractNumId="99416">
-    <w:nsid w:val="00A99416"/>
-    <w:multiLevelType w:val="multilevel"/>
-    <w:lvl w:ilvl="0">
-      <w:start w:val="6"/>
-      <w:numFmt w:val="decimal"/>
-      <w:lvlText w:val="%1."/>
-      <w:lvlJc w:val="left"/>
-      <w:pPr>
-        <w:ind w:left="720" w:hanging="360"/>
-      </w:pPr>
-    </w:lvl>
-    <w:lvl w:ilvl="1">
-      <w:start w:val="6"/>
-      <w:numFmt w:val="decimal"/>
-      <w:lvlText w:val="%2."/>
-      <w:lvlJc w:val="left"/>
-      <w:pPr>
-        <w:ind w:left="1440" w:hanging="360"/>
-      </w:pPr>
-    </w:lvl>
-    <w:lvl w:ilvl="2">
-      <w:start w:val="6"/>
-      <w:numFmt w:val="decimal"/>
-      <w:lvlText w:val="%3."/>
-      <w:lvlJc w:val="left"/>
-      <w:pPr>
-        <w:ind w:left="2160" w:hanging="360"/>
-      </w:pPr>
-    </w:lvl>
-    <w:lvl w:ilvl="3">
-      <w:start w:val="6"/>
-      <w:numFmt w:val="decimal"/>
-      <w:lvlText w:val="%4."/>
-      <w:lvlJc w:val="left"/>
-      <w:pPr>
-        <w:ind w:left="2880" w:hanging="360"/>
-      </w:pPr>
-    </w:lvl>
-    <w:lvl w:ilvl="4">
-      <w:start w:val="6"/>
-      <w:numFmt w:val="decimal"/>
-      <w:lvlText w:val="%5."/>
-      <w:lvlJc w:val="left"/>
-      <w:pPr>
-        <w:ind w:left="3600" w:hanging="360"/>
-      </w:pPr>
-    </w:lvl>
-    <w:lvl w:ilvl="5">
-      <w:start w:val="6"/>
-      <w:numFmt w:val="decimal"/>
-      <w:lvlText w:val="%6."/>
-      <w:lvlJc w:val="left"/>
-      <w:pPr>
-        <w:ind w:left="4320" w:hanging="360"/>
-      </w:pPr>
-    </w:lvl>
-    <w:lvl w:ilvl="6">
-      <w:start w:val="6"/>
-      <w:numFmt w:val="decimal"/>
-      <w:lvlText w:val="%7."/>
-      <w:lvlJc w:val="left"/>
-      <w:pPr>
-        <w:ind w:left="5040" w:hanging="360"/>
-      </w:pPr>
-    </w:lvl>
-    <w:lvl w:ilvl="7">
-      <w:start w:val="6"/>
-      <w:numFmt w:val="decimal"/>
-      <w:lvlText w:val="%8."/>
-      <w:lvlJc w:val="left"/>
-      <w:pPr>
-        <w:ind w:left="5760" w:hanging="360"/>
-      </w:pPr>
-    </w:lvl>
-    <w:lvl w:ilvl="8">
-      <w:start w:val="6"/>
-      <w:numFmt w:val="decimal"/>
-      <w:lvlText w:val="%9."/>
-      <w:lvlJc w:val="left"/>
-      <w:pPr>
-        <w:ind w:left="6480" w:hanging="360"/>
-      </w:pPr>
-    </w:lvl>
-  </w:abstractNum>
-  <w:abstractNum w:abstractNumId="994111">
-    <w:nsid w:val="0A994111"/>
-    <w:multiLevelType w:val="multilevel"/>
-    <w:lvl w:ilvl="0">
-      <w:start w:val="11"/>
-      <w:numFmt w:val="decimal"/>
-      <w:lvlText w:val="%1."/>
-      <w:lvlJc w:val="left"/>
-      <w:pPr>
-        <w:ind w:left="720" w:hanging="360"/>
-      </w:pPr>
-    </w:lvl>
-    <w:lvl w:ilvl="1">
-      <w:start w:val="11"/>
-      <w:numFmt w:val="decimal"/>
-      <w:lvlText w:val="%2."/>
-      <w:lvlJc w:val="left"/>
-      <w:pPr>
-        <w:ind w:left="1440" w:hanging="360"/>
-      </w:pPr>
-    </w:lvl>
-    <w:lvl w:ilvl="2">
-      <w:start w:val="11"/>
-      <w:numFmt w:val="decimal"/>
-      <w:lvlText w:val="%3."/>
-      <w:lvlJc w:val="left"/>
-      <w:pPr>
-        <w:ind w:left="2160" w:hanging="360"/>
-      </w:pPr>
-    </w:lvl>
-    <w:lvl w:ilvl="3">
-      <w:start w:val="11"/>
-      <w:numFmt w:val="decimal"/>
-      <w:lvlText w:val="%4."/>
-      <w:lvlJc w:val="left"/>
-      <w:pPr>
-        <w:ind w:left="2880" w:hanging="360"/>
-      </w:pPr>
-    </w:lvl>
-    <w:lvl w:ilvl="4">
-      <w:start w:val="11"/>
-      <w:numFmt w:val="decimal"/>
-      <w:lvlText w:val="%5."/>
-      <w:lvlJc w:val="left"/>
-      <w:pPr>
-        <w:ind w:left="3600" w:hanging="360"/>
-      </w:pPr>
-    </w:lvl>
-    <w:lvl w:ilvl="5">
-      <w:start w:val="11"/>
-      <w:numFmt w:val="decimal"/>
-      <w:lvlText w:val="%6."/>
-      <w:lvlJc w:val="left"/>
-      <w:pPr>
-        <w:ind w:left="4320" w:hanging="360"/>
-      </w:pPr>
-    </w:lvl>
-    <w:lvl w:ilvl="6">
-      <w:start w:val="11"/>
-      <w:numFmt w:val="decimal"/>
-      <w:lvlText w:val="%7."/>
-      <w:lvlJc w:val="left"/>
-      <w:pPr>
-        <w:ind w:left="5040" w:hanging="360"/>
-      </w:pPr>
-    </w:lvl>
-    <w:lvl w:ilvl="7">
-      <w:start w:val="11"/>
-      <w:numFmt w:val="decimal"/>
-      <w:lvlText w:val="%8."/>
-      <w:lvlJc w:val="left"/>
-      <w:pPr>
-        <w:ind w:left="5760" w:hanging="360"/>
-      </w:pPr>
-    </w:lvl>
-    <w:lvl w:ilvl="8">
-      <w:start w:val="11"/>
-      <w:numFmt w:val="decimal"/>
-      <w:lvlText w:val="%9."/>
-      <w:lvlJc w:val="left"/>
-      <w:pPr>
-        <w:ind w:left="6480" w:hanging="360"/>
-      </w:pPr>
-    </w:lvl>
-  </w:abstractNum>
   <w:num w:numId="1000">
     <w:abstractNumId w:val="990"/>
   </w:num>
@@ -34901,126 +35147,6 @@
     <w:abstractNumId w:val="991"/>
   </w:num>
   <w:num w:numId="1014">
-    <w:abstractNumId w:val="99411"/>
-    <w:lvlOverride w:ilvl="0">
-      <w:startOverride w:val="1"/>
-    </w:lvlOverride>
-    <w:lvlOverride w:ilvl="1">
-      <w:startOverride w:val="1"/>
-    </w:lvlOverride>
-    <w:lvlOverride w:ilvl="2">
-      <w:startOverride w:val="1"/>
-    </w:lvlOverride>
-    <w:lvlOverride w:ilvl="3">
-      <w:startOverride w:val="1"/>
-    </w:lvlOverride>
-    <w:lvlOverride w:ilvl="4">
-      <w:startOverride w:val="1"/>
-    </w:lvlOverride>
-    <w:lvlOverride w:ilvl="5">
-      <w:startOverride w:val="1"/>
-    </w:lvlOverride>
-    <w:lvlOverride w:ilvl="6">
-      <w:startOverride w:val="1"/>
-    </w:lvlOverride>
-    <w:lvlOverride w:ilvl="7">
-      <w:startOverride w:val="1"/>
-    </w:lvlOverride>
-    <w:lvlOverride w:ilvl="8">
-      <w:startOverride w:val="1"/>
-    </w:lvlOverride>
-  </w:num>
-  <w:num w:numId="1015">
-    <w:abstractNumId w:val="99416"/>
-    <w:lvlOverride w:ilvl="0">
-      <w:startOverride w:val="6"/>
-    </w:lvlOverride>
-    <w:lvlOverride w:ilvl="1">
-      <w:startOverride w:val="6"/>
-    </w:lvlOverride>
-    <w:lvlOverride w:ilvl="2">
-      <w:startOverride w:val="6"/>
-    </w:lvlOverride>
-    <w:lvlOverride w:ilvl="3">
-      <w:startOverride w:val="6"/>
-    </w:lvlOverride>
-    <w:lvlOverride w:ilvl="4">
-      <w:startOverride w:val="6"/>
-    </w:lvlOverride>
-    <w:lvlOverride w:ilvl="5">
-      <w:startOverride w:val="6"/>
-    </w:lvlOverride>
-    <w:lvlOverride w:ilvl="6">
-      <w:startOverride w:val="6"/>
-    </w:lvlOverride>
-    <w:lvlOverride w:ilvl="7">
-      <w:startOverride w:val="6"/>
-    </w:lvlOverride>
-    <w:lvlOverride w:ilvl="8">
-      <w:startOverride w:val="6"/>
-    </w:lvlOverride>
-  </w:num>
-  <w:num w:numId="1016">
-    <w:abstractNumId w:val="994111"/>
-    <w:lvlOverride w:ilvl="0">
-      <w:startOverride w:val="11"/>
-    </w:lvlOverride>
-    <w:lvlOverride w:ilvl="1">
-      <w:startOverride w:val="11"/>
-    </w:lvlOverride>
-    <w:lvlOverride w:ilvl="2">
-      <w:startOverride w:val="11"/>
-    </w:lvlOverride>
-    <w:lvlOverride w:ilvl="3">
-      <w:startOverride w:val="11"/>
-    </w:lvlOverride>
-    <w:lvlOverride w:ilvl="4">
-      <w:startOverride w:val="11"/>
-    </w:lvlOverride>
-    <w:lvlOverride w:ilvl="5">
-      <w:startOverride w:val="11"/>
-    </w:lvlOverride>
-    <w:lvlOverride w:ilvl="6">
-      <w:startOverride w:val="11"/>
-    </w:lvlOverride>
-    <w:lvlOverride w:ilvl="7">
-      <w:startOverride w:val="11"/>
-    </w:lvlOverride>
-    <w:lvlOverride w:ilvl="8">
-      <w:startOverride w:val="11"/>
-    </w:lvlOverride>
-  </w:num>
-  <w:num w:numId="1017">
-    <w:abstractNumId w:val="99411"/>
-    <w:lvlOverride w:ilvl="0">
-      <w:startOverride w:val="1"/>
-    </w:lvlOverride>
-    <w:lvlOverride w:ilvl="1">
-      <w:startOverride w:val="1"/>
-    </w:lvlOverride>
-    <w:lvlOverride w:ilvl="2">
-      <w:startOverride w:val="1"/>
-    </w:lvlOverride>
-    <w:lvlOverride w:ilvl="3">
-      <w:startOverride w:val="1"/>
-    </w:lvlOverride>
-    <w:lvlOverride w:ilvl="4">
-      <w:startOverride w:val="1"/>
-    </w:lvlOverride>
-    <w:lvlOverride w:ilvl="5">
-      <w:startOverride w:val="1"/>
-    </w:lvlOverride>
-    <w:lvlOverride w:ilvl="6">
-      <w:startOverride w:val="1"/>
-    </w:lvlOverride>
-    <w:lvlOverride w:ilvl="7">
-      <w:startOverride w:val="1"/>
-    </w:lvlOverride>
-    <w:lvlOverride w:ilvl="8">
-      <w:startOverride w:val="1"/>
-    </w:lvlOverride>
-  </w:num>
-  <w:num w:numId="1018">
     <w:abstractNumId w:val="991"/>
   </w:num>
 </w:numbering>

--- a/06-学生侧材料/讲义/5-无机化学/银金汞钼钨-超级充实版（自学完整）.docx
+++ b/06-学生侧材料/讲义/5-无机化学/银金汞钼钨-超级充实版（自学完整）.docx
@@ -108,13 +108,43 @@
     <w:p>
       <w:pPr>
         <w:pStyle w:val="Heading2"/>
-        <w:spacing w:after="120" w:before="280"/>
+        <w:spacing w:before="280" w:after="120"/>
       </w:pPr>
       <w:r>
         <w:rPr>
           <w:rFonts w:hint="eastAsia" w:ascii="Times New Roman" w:hAnsi="Times New Roman" w:eastAsia="SimHei" w:cs="Times New Roman"/>
         </w:rPr>
         <w:t xml:space="preserve">学习目标</w:t>
+      </w:r>
+    </w:p>
+    <w:p>
+      <w:pPr>
+        <w:pStyle w:val="BlockText"/>
+        <w:spacing w:after="80"/>
+      </w:pPr>
+      <w:r>
+        <w:rPr>
+          <w:rFonts w:hint="eastAsia" w:ascii="Times New Roman" w:hAnsi="Times New Roman" w:eastAsia="FangSong" w:cs="Times New Roman"/>
+        </w:rPr>
+        <w:t>对齐考纲</w:t>
+      </w:r>
+      <w:r>
+        <w:rPr>
+          <w:rFonts w:hint="eastAsia" w:ascii="Times New Roman" w:hAnsi="Times New Roman" w:eastAsia="Times New Roman" w:cs="Times New Roman"/>
+        </w:rPr>
+        <w:t>：§13</w:t>
+      </w:r>
+      <w:r>
+        <w:rPr>
+          <w:rFonts w:ascii="Times New Roman" w:hAnsi="Times New Roman" w:eastAsia="Times New Roman" w:cs="Times New Roman"/>
+        </w:rPr>
+        <w:t xml:space="preserve"> </w:t>
+      </w:r>
+      <w:r>
+        <w:rPr>
+          <w:rFonts w:hint="eastAsia" w:ascii="Times New Roman" w:hAnsi="Times New Roman" w:eastAsia="FangSong" w:cs="Times New Roman"/>
+        </w:rPr>
+        <w:t xml:space="preserve">元素化学</w:t>
       </w:r>
     </w:p>
     <w:tbl>
@@ -144,7 +174,7 @@
                 <w:rFonts w:hint="eastAsia" w:ascii="Times New Roman" w:hAnsi="Times New Roman" w:eastAsia="SimHei" w:cs="Times New Roman"/>
                 <w:b/>
               </w:rPr>
-              <w:t xml:space="preserve">模块</w:t>
+              <w:t xml:space="preserve">考纲条目</w:t>
             </w:r>
           </w:p>
         </w:tc>
@@ -160,7 +190,7 @@
                 <w:rFonts w:hint="eastAsia" w:ascii="Times New Roman" w:hAnsi="Times New Roman" w:eastAsia="SimHei" w:cs="Times New Roman"/>
                 <w:b/>
               </w:rPr>
-              <w:t xml:space="preserve">核心能力</w:t>
+              <w:t xml:space="preserve">学完本讲你应能</w:t>
             </w:r>
           </w:p>
         </w:tc>
@@ -177,13 +207,25 @@
               <w:rPr>
                 <w:rFonts w:ascii="Times New Roman" w:hAnsi="Times New Roman" w:eastAsia="Times New Roman" w:cs="Times New Roman"/>
               </w:rPr>
-              <w:t xml:space="preserve">ds </w:t>
+              <w:t xml:space="preserve">§13 </w:t>
             </w:r>
             <w:r>
               <w:rPr>
                 <w:rFonts w:hint="eastAsia" w:ascii="Times New Roman" w:hAnsi="Times New Roman" w:eastAsia="FangSong" w:cs="Times New Roman"/>
               </w:rPr>
-              <w:t xml:space="preserve">区定位</w:t>
+              <w:t xml:space="preserve">元素化学</w:t>
+            </w:r>
+            <w:r>
+              <w:rPr>
+                <w:rFonts w:ascii="Times New Roman" w:hAnsi="Times New Roman" w:eastAsia="Times New Roman" w:cs="Times New Roman"/>
+              </w:rPr>
+              <w:t xml:space="preserve"> · IB/IIB </w:t>
+            </w:r>
+            <w:r>
+              <w:rPr>
+                <w:rFonts w:hint="eastAsia" w:ascii="Times New Roman" w:hAnsi="Times New Roman" w:eastAsia="FangSong" w:cs="Times New Roman"/>
+              </w:rPr>
+              <w:t xml:space="preserve">电子结构与活泼性</w:t>
             </w:r>
           </w:p>
         </w:tc>
@@ -298,9 +340,27 @@
             </w:pPr>
             <w:r>
               <w:rPr>
+                <w:rFonts w:ascii="Times New Roman" w:hAnsi="Times New Roman" w:eastAsia="Times New Roman" w:cs="Times New Roman"/>
+              </w:rPr>
+              <w:t xml:space="preserve">§13 </w:t>
+            </w:r>
+            <w:r>
+              <w:rPr>
                 <w:rFonts w:hint="eastAsia" w:ascii="Times New Roman" w:hAnsi="Times New Roman" w:eastAsia="FangSong" w:cs="Times New Roman"/>
               </w:rPr>
-              <w:t xml:space="preserve">银</w:t>
+              <w:t xml:space="preserve">元素化学</w:t>
+            </w:r>
+            <w:r>
+              <w:rPr>
+                <w:rFonts w:ascii="Times New Roman" w:hAnsi="Times New Roman" w:eastAsia="Times New Roman" w:cs="Times New Roman"/>
+              </w:rPr>
+              <w:t xml:space="preserve"> · </w:t>
+            </w:r>
+            <w:r>
+              <w:rPr>
+                <w:rFonts w:hint="eastAsia" w:ascii="Times New Roman" w:hAnsi="Times New Roman" w:eastAsia="FangSong" w:cs="Times New Roman"/>
+              </w:rPr>
+              <w:t xml:space="preserve">银的化学</w:t>
             </w:r>
           </w:p>
         </w:tc>
@@ -437,9 +497,27 @@
             </w:pPr>
             <w:r>
               <w:rPr>
+                <w:rFonts w:ascii="Times New Roman" w:hAnsi="Times New Roman" w:eastAsia="Times New Roman" w:cs="Times New Roman"/>
+              </w:rPr>
+              <w:t xml:space="preserve">§13 </w:t>
+            </w:r>
+            <w:r>
+              <w:rPr>
                 <w:rFonts w:hint="eastAsia" w:ascii="Times New Roman" w:hAnsi="Times New Roman" w:eastAsia="FangSong" w:cs="Times New Roman"/>
               </w:rPr>
-              <w:t xml:space="preserve">金</w:t>
+              <w:t xml:space="preserve">元素化学</w:t>
+            </w:r>
+            <w:r>
+              <w:rPr>
+                <w:rFonts w:ascii="Times New Roman" w:hAnsi="Times New Roman" w:eastAsia="Times New Roman" w:cs="Times New Roman"/>
+              </w:rPr>
+              <w:t xml:space="preserve"> · </w:t>
+            </w:r>
+            <w:r>
+              <w:rPr>
+                <w:rFonts w:hint="eastAsia" w:ascii="Times New Roman" w:hAnsi="Times New Roman" w:eastAsia="FangSong" w:cs="Times New Roman"/>
+              </w:rPr>
+              <w:t xml:space="preserve">金与王水</w:t>
             </w:r>
           </w:p>
         </w:tc>
@@ -541,9 +619,27 @@
             </w:pPr>
             <w:r>
               <w:rPr>
+                <w:rFonts w:ascii="Times New Roman" w:hAnsi="Times New Roman" w:eastAsia="Times New Roman" w:cs="Times New Roman"/>
+              </w:rPr>
+              <w:t xml:space="preserve">§13 </w:t>
+            </w:r>
+            <w:r>
+              <w:rPr>
                 <w:rFonts w:hint="eastAsia" w:ascii="Times New Roman" w:hAnsi="Times New Roman" w:eastAsia="FangSong" w:cs="Times New Roman"/>
               </w:rPr>
-              <w:t xml:space="preserve">汞</w:t>
+              <w:t xml:space="preserve">元素化学</w:t>
+            </w:r>
+            <w:r>
+              <w:rPr>
+                <w:rFonts w:ascii="Times New Roman" w:hAnsi="Times New Roman" w:eastAsia="Times New Roman" w:cs="Times New Roman"/>
+              </w:rPr>
+              <w:t xml:space="preserve"> · </w:t>
+            </w:r>
+            <w:r>
+              <w:rPr>
+                <w:rFonts w:hint="eastAsia" w:ascii="Times New Roman" w:hAnsi="Times New Roman" w:eastAsia="FangSong" w:cs="Times New Roman"/>
+              </w:rPr>
+              <w:t xml:space="preserve">汞的电势图与毒性</w:t>
             </w:r>
           </w:p>
         </w:tc>
@@ -686,21 +782,27 @@
             </w:pPr>
             <w:r>
               <w:rPr>
+                <w:rFonts w:ascii="Times New Roman" w:hAnsi="Times New Roman" w:eastAsia="Times New Roman" w:cs="Times New Roman"/>
+              </w:rPr>
+              <w:t xml:space="preserve">§13 </w:t>
+            </w:r>
+            <w:r>
+              <w:rPr>
                 <w:rFonts w:hint="eastAsia" w:ascii="Times New Roman" w:hAnsi="Times New Roman" w:eastAsia="FangSong" w:cs="Times New Roman"/>
               </w:rPr>
-              <w:t>钼</w:t>
-            </w:r>
-            <w:r>
-              <w:rPr>
-                <w:rFonts w:hint="eastAsia" w:ascii="Times New Roman" w:hAnsi="Times New Roman" w:eastAsia="Times New Roman" w:cs="Times New Roman"/>
-              </w:rPr>
-              <w:t>/</w:t>
+              <w:t xml:space="preserve">元素化学</w:t>
+            </w:r>
+            <w:r>
+              <w:rPr>
+                <w:rFonts w:ascii="Times New Roman" w:hAnsi="Times New Roman" w:eastAsia="Times New Roman" w:cs="Times New Roman"/>
+              </w:rPr>
+              <w:t xml:space="preserve"> · </w:t>
             </w:r>
             <w:r>
               <w:rPr>
                 <w:rFonts w:hint="eastAsia" w:ascii="Times New Roman" w:hAnsi="Times New Roman" w:eastAsia="FangSong" w:cs="Times New Roman"/>
               </w:rPr>
-              <w:t>钨</w:t>
+              <w:t xml:space="preserve">同多酸与杂多酸</w:t>
             </w:r>
           </w:p>
         </w:tc>
@@ -790,9 +892,27 @@
             </w:pPr>
             <w:r>
               <w:rPr>
+                <w:rFonts w:ascii="Times New Roman" w:hAnsi="Times New Roman" w:eastAsia="Times New Roman" w:cs="Times New Roman"/>
+              </w:rPr>
+              <w:t xml:space="preserve">§13 </w:t>
+            </w:r>
+            <w:r>
+              <w:rPr>
                 <w:rFonts w:hint="eastAsia" w:ascii="Times New Roman" w:hAnsi="Times New Roman" w:eastAsia="FangSong" w:cs="Times New Roman"/>
               </w:rPr>
-              <w:t xml:space="preserve">推断方法</w:t>
+              <w:t xml:space="preserve">元素化学</w:t>
+            </w:r>
+            <w:r>
+              <w:rPr>
+                <w:rFonts w:ascii="Times New Roman" w:hAnsi="Times New Roman" w:eastAsia="Times New Roman" w:cs="Times New Roman"/>
+              </w:rPr>
+              <w:t xml:space="preserve"> · ds </w:t>
+            </w:r>
+            <w:r>
+              <w:rPr>
+                <w:rFonts w:hint="eastAsia" w:ascii="Times New Roman" w:hAnsi="Times New Roman" w:eastAsia="FangSong" w:cs="Times New Roman"/>
+              </w:rPr>
+              <w:t xml:space="preserve">区推断信号</w:t>
             </w:r>
           </w:p>
         </w:tc>
@@ -934,9 +1054,27 @@
             </w:pPr>
             <w:r>
               <w:rPr>
+                <w:rFonts w:ascii="Times New Roman" w:hAnsi="Times New Roman" w:eastAsia="Times New Roman" w:cs="Times New Roman"/>
+              </w:rPr>
+              <w:t xml:space="preserve">§13 </w:t>
+            </w:r>
+            <w:r>
+              <w:rPr>
                 <w:rFonts w:hint="eastAsia" w:ascii="Times New Roman" w:hAnsi="Times New Roman" w:eastAsia="FangSong" w:cs="Times New Roman"/>
               </w:rPr>
-              <w:t xml:space="preserve">横向递变</w:t>
+              <w:t xml:space="preserve">元素化学</w:t>
+            </w:r>
+            <w:r>
+              <w:rPr>
+                <w:rFonts w:ascii="Times New Roman" w:hAnsi="Times New Roman" w:eastAsia="Times New Roman" w:cs="Times New Roman"/>
+              </w:rPr>
+              <w:t xml:space="preserve"> · </w:t>
+            </w:r>
+            <w:r>
+              <w:rPr>
+                <w:rFonts w:hint="eastAsia" w:ascii="Times New Roman" w:hAnsi="Times New Roman" w:eastAsia="FangSong" w:cs="Times New Roman"/>
+              </w:rPr>
+              <w:t xml:space="preserve">纵向递变</w:t>
             </w:r>
           </w:p>
         </w:tc>

--- a/06-学生侧材料/讲义/5-无机化学/银金汞钼钨-超级充实版（自学完整）.docx
+++ b/06-学生侧材料/讲义/5-无机化学/银金汞钼钨-超级充实版（自学完整）.docx
@@ -34433,6 +34433,18 @@
           <w:rFonts w:hint="eastAsia" w:ascii="Times New Roman" w:hAnsi="Times New Roman" w:eastAsia="FangSong" w:cs="Times New Roman"/>
         </w:rPr>
         <w:t>无机和结构化学</w:t>
+      </w:r>
+      <w:r>
+        <w:rPr>
+          <w:rFonts w:hint="eastAsia" w:ascii="Times New Roman" w:hAnsi="Times New Roman" w:eastAsia="Times New Roman" w:cs="Times New Roman"/>
+        </w:rPr>
+        <w:t>/</w:t>
+      </w:r>
+      <w:r>
+        <w:rPr>
+          <w:rFonts w:hint="eastAsia" w:ascii="Times New Roman" w:hAnsi="Times New Roman" w:eastAsia="FangSong" w:cs="Times New Roman"/>
+        </w:rPr>
+        <w:t>元素化学</w:t>
       </w:r>
       <w:r>
         <w:rPr>

--- a/06-学生侧材料/讲义/5-无机化学/银金汞钼钨-超级充实版（自学完整）.docx
+++ b/06-学生侧材料/讲义/5-无机化学/银金汞钼钨-超级充实版（自学完整）.docx
@@ -8287,38 +8287,99 @@
         <w:rPr>
           <w:rFonts w:hint="eastAsia" w:ascii="Times New Roman" w:hAnsi="Times New Roman" w:eastAsia="FangSong" w:cs="Times New Roman"/>
         </w:rPr>
-        <w:t>勿直接加热</w:t>
-      </w:r>
-      <w:r>
-        <w:rPr>
-          <w:rFonts w:hint="eastAsia" w:ascii="Times New Roman" w:hAnsi="Times New Roman" w:eastAsia="Times New Roman" w:cs="Times New Roman"/>
-        </w:rPr>
-        <w:t>，</w:t>
-      </w:r>
-      <w:r>
-        <w:rPr>
-          <w:rFonts w:hint="eastAsia" w:ascii="Times New Roman" w:hAnsi="Times New Roman" w:eastAsia="FangSong" w:cs="Times New Roman"/>
-        </w:rPr>
-        <w:t>避免生成爆炸性</w:t>
-      </w:r>
-      <w:r>
-        <w:rPr>
-          <w:rFonts w:ascii="Times New Roman" w:hAnsi="Times New Roman" w:eastAsia="Times New Roman" w:cs="Times New Roman"/>
-        </w:rPr>
-        <w:t xml:space="preserve"> </w:t>
-      </w:r>
-      <w:r>
-        <w:rPr>
-          <w:rFonts w:hint="eastAsia" w:ascii="Times New Roman" w:hAnsi="Times New Roman" w:eastAsia="Times New Roman" w:cs="Times New Roman"/>
-        </w:rPr>
-        <w:t>AgN</w:t>
-      </w:r>
-      <w:r>
-        <w:rPr>
-          <w:rFonts w:hint="eastAsia" w:ascii="Times New Roman" w:hAnsi="Times New Roman" w:eastAsia="Times New Roman" w:cs="Times New Roman"/>
+        <w:t>勿直接加热或久置</w:t>
+      </w:r>
+      <w:r>
+        <w:rPr>
+          <w:rFonts w:hint="eastAsia" w:ascii="Times New Roman" w:hAnsi="Times New Roman" w:eastAsia="Times New Roman" w:cs="Times New Roman"/>
+        </w:rPr>
+        <w:t>——Tollens</w:t>
+      </w:r>
+      <w:r>
+        <w:rPr>
+          <w:rFonts w:ascii="Times New Roman" w:hAnsi="Times New Roman" w:eastAsia="Times New Roman" w:cs="Times New Roman"/>
+        </w:rPr>
+        <w:t xml:space="preserve"> </w:t>
+      </w:r>
+      <w:r>
+        <w:rPr>
+          <w:rFonts w:hint="eastAsia" w:ascii="Times New Roman" w:hAnsi="Times New Roman" w:eastAsia="FangSong" w:cs="Times New Roman"/>
+        </w:rPr>
+        <w:t xml:space="preserve">试剂会产生</w:t>
+      </w:r>
+      <w:r>
+        <w:rPr>
+          <w:rFonts w:ascii="Times New Roman" w:hAnsi="Times New Roman" w:eastAsia="Times New Roman" w:cs="Times New Roman"/>
+        </w:rPr>
+        <w:t xml:space="preserve"> Ag</w:t>
+      </w:r>
+      <w:r>
+        <w:rPr>
+          <w:rFonts w:ascii="Times New Roman" w:hAnsi="Times New Roman" w:eastAsia="Times New Roman" w:cs="Times New Roman"/>
           <w:vertAlign w:val="subscript"/>
         </w:rPr>
         <w:t>3</w:t>
+      </w:r>
+      <w:r>
+        <w:rPr>
+          <w:rFonts w:ascii="Times New Roman" w:hAnsi="Times New Roman" w:eastAsia="Times New Roman" w:cs="Times New Roman"/>
+        </w:rPr>
+        <w:t>N、Ag</w:t>
+      </w:r>
+      <w:r>
+        <w:rPr>
+          <w:rFonts w:ascii="Times New Roman" w:hAnsi="Times New Roman" w:eastAsia="Times New Roman" w:cs="Times New Roman"/>
+          <w:vertAlign w:val="subscript"/>
+        </w:rPr>
+        <w:t>2</w:t>
+      </w:r>
+      <w:r>
+        <w:rPr>
+          <w:rFonts w:ascii="Times New Roman" w:hAnsi="Times New Roman" w:eastAsia="Times New Roman" w:cs="Times New Roman"/>
+        </w:rPr>
+        <w:t xml:space="preserve">NH </w:t>
+      </w:r>
+      <w:r>
+        <w:rPr>
+          <w:rFonts w:hint="eastAsia" w:ascii="Times New Roman" w:hAnsi="Times New Roman" w:eastAsia="FangSong" w:cs="Times New Roman"/>
+        </w:rPr>
+        <w:t>等爆炸性沉淀</w:t>
+      </w:r>
+      <w:r>
+        <w:rPr>
+          <w:rFonts w:hint="eastAsia" w:ascii="Times New Roman" w:hAnsi="Times New Roman" w:eastAsia="Times New Roman" w:cs="Times New Roman"/>
+        </w:rPr>
+        <w:t>（</w:t>
+      </w:r>
+      <w:r>
+        <w:rPr>
+          <w:rFonts w:hint="eastAsia" w:ascii="Times New Roman" w:hAnsi="Times New Roman" w:eastAsia="FangSong" w:cs="Times New Roman"/>
+        </w:rPr>
+        <w:t>雷银</w:t>
+      </w:r>
+      <w:r>
+        <w:rPr>
+          <w:rFonts w:hint="eastAsia" w:ascii="Times New Roman" w:hAnsi="Times New Roman" w:eastAsia="Times New Roman" w:cs="Times New Roman"/>
+        </w:rPr>
+        <w:t>），</w:t>
+      </w:r>
+      <w:r>
+        <w:rPr>
+          <w:rFonts w:hint="eastAsia" w:ascii="Times New Roman" w:hAnsi="Times New Roman" w:eastAsia="FangSong" w:cs="Times New Roman"/>
+        </w:rPr>
+        <w:t>现配现用</w:t>
+      </w:r>
+      <w:r>
+        <w:rPr>
+          <w:rFonts w:hint="eastAsia" w:ascii="Times New Roman" w:hAnsi="Times New Roman" w:eastAsia="Times New Roman" w:cs="Times New Roman"/>
+        </w:rPr>
+        <w:t>、</w:t>
+      </w:r>
+      <w:r>
+        <w:rPr>
+          <w:rFonts w:hint="eastAsia" w:ascii="Times New Roman" w:hAnsi="Times New Roman" w:eastAsia="FangSong" w:cs="Times New Roman"/>
+        </w:rPr>
+        <w:t>余液及时酸化销毁</w:t>
       </w:r>
       <w:r>
         <w:rPr>
@@ -8911,18 +8972,6 @@
           <w:rFonts w:hint="eastAsia" w:ascii="Times New Roman" w:hAnsi="Times New Roman" w:eastAsia="FangSong" w:cs="Times New Roman"/>
         </w:rPr>
         <w:t>金</w:t>
-      </w:r>
-      <w:r>
-        <w:rPr>
-          <w:rFonts w:ascii="Times New Roman" w:hAnsi="Times New Roman" w:eastAsia="Times New Roman" w:cs="Times New Roman"/>
-        </w:rPr>
-        <w:t xml:space="preserve"> · </w:t>
-      </w:r>
-      <w:r>
-        <w:rPr>
-          <w:rFonts w:hint="eastAsia" w:ascii="Times New Roman" w:hAnsi="Times New Roman" w:eastAsia="FangSong" w:cs="Times New Roman"/>
-        </w:rPr>
-        <w:t xml:space="preserve">金</w:t>
       </w:r>
       <w:r>
         <w:rPr>
@@ -10172,58 +10221,87 @@
           <w:b/>
           <w:bCs/>
         </w:rPr>
-        <w:t xml:space="preserve">降至</w:t>
-      </w:r>
-      <w:r>
-        <w:rPr>
-          <w:rFonts w:ascii="Times New Roman" w:hAnsi="Times New Roman" w:eastAsia="Times New Roman" w:cs="Times New Roman"/>
-          <w:b/>
-          <w:bCs/>
-        </w:rPr>
-        <w:t xml:space="preserve"> HNO</w:t>
-      </w:r>
-      <w:r>
-        <w:rPr>
-          <w:rFonts w:ascii="Times New Roman" w:hAnsi="Times New Roman" w:eastAsia="Times New Roman" w:cs="Times New Roman"/>
-          <w:b/>
-          <w:bCs/>
+        <w:t xml:space="preserve">大幅降低</w:t>
+      </w:r>
+      <w:r>
+        <w:rPr>
+          <w:rFonts w:hint="eastAsia" w:ascii="Times New Roman" w:hAnsi="Times New Roman" w:eastAsia="Times New Roman" w:cs="Times New Roman"/>
+        </w:rPr>
+        <w:t>（[AuCl</w:t>
+      </w:r>
+      <w:r>
+        <w:rPr>
+          <w:rFonts w:hint="eastAsia" w:ascii="Times New Roman" w:hAnsi="Times New Roman" w:eastAsia="Times New Roman" w:cs="Times New Roman"/>
           <w:vertAlign w:val="subscript"/>
         </w:rPr>
-        <w:t>3</w:t>
-      </w:r>
-      <w:r>
-        <w:rPr>
-          <w:rFonts w:ascii="Times New Roman" w:hAnsi="Times New Roman" w:eastAsia="Times New Roman" w:cs="Times New Roman"/>
-          <w:b/>
-          <w:bCs/>
-        </w:rPr>
-        <w:t xml:space="preserve"> </w:t>
-      </w:r>
-      <w:r>
-        <w:rPr>
-          <w:rFonts w:hint="eastAsia" w:ascii="Times New Roman" w:hAnsi="Times New Roman" w:eastAsia="FangSong" w:cs="Times New Roman"/>
-          <w:b/>
-          <w:bCs/>
-        </w:rPr>
-        <w:t xml:space="preserve">可驱动的范围</w:t>
-      </w:r>
-      <w:r>
-        <w:rPr>
-          <w:rFonts w:hint="eastAsia" w:ascii="Times New Roman" w:hAnsi="Times New Roman" w:eastAsia="Times New Roman" w:cs="Times New Roman"/>
-        </w:rPr>
-        <w:t xml:space="preserve">（&lt;</w:t>
-      </w:r>
-      <w:r>
-        <w:rPr>
-          <w:rFonts w:ascii="Times New Roman" w:hAnsi="Times New Roman" w:eastAsia="Times New Roman" w:cs="Times New Roman"/>
-        </w:rPr>
-        <w:t xml:space="preserve"> +0.96 </w:t>
-      </w:r>
-      <w:r>
-        <w:rPr>
-          <w:rFonts w:hint="eastAsia" w:ascii="Times New Roman" w:hAnsi="Times New Roman" w:eastAsia="Times New Roman" w:cs="Times New Roman"/>
-        </w:rPr>
-        <w:t xml:space="preserve">V）。</w:t>
+        <w:t>4</w:t>
+      </w:r>
+      <w:r>
+        <w:rPr>
+          <w:rFonts w:hint="eastAsia" w:ascii="Times New Roman" w:hAnsi="Times New Roman" w:eastAsia="Times New Roman" w:cs="Times New Roman"/>
+        </w:rPr>
+        <w:t>]</w:t>
+      </w:r>
+      <w:r>
+        <w:rPr>
+          <w:rFonts w:hint="eastAsia" w:ascii="Times New Roman" w:hAnsi="Times New Roman" w:eastAsia="Times New Roman" w:cs="Times New Roman"/>
+          <w:vertAlign w:val="superscript"/>
+        </w:rPr>
+        <w:t>-</w:t>
+      </w:r>
+      <w:r>
+        <w:rPr>
+          <w:rFonts w:hint="eastAsia" w:ascii="Times New Roman" w:hAnsi="Times New Roman" w:eastAsia="Times New Roman" w:cs="Times New Roman"/>
+        </w:rPr>
+        <w:t>/Au</w:t>
+      </w:r>
+      <w:r>
+        <w:rPr>
+          <w:rFonts w:ascii="Times New Roman" w:hAnsi="Times New Roman" w:eastAsia="Times New Roman" w:cs="Times New Roman"/>
+        </w:rPr>
+        <w:t xml:space="preserve"> </w:t>
+      </w:r>
+      <w:r>
+        <w:rPr>
+          <w:rFonts w:hint="eastAsia" w:ascii="Times New Roman" w:hAnsi="Times New Roman" w:eastAsia="FangSong" w:cs="Times New Roman"/>
+        </w:rPr>
+        <w:t xml:space="preserve">的</w:t>
+      </w:r>
+      <w:r>
+        <w:rPr>
+          <w:rFonts w:ascii="Times New Roman" w:hAnsi="Times New Roman" w:eastAsia="Times New Roman" w:cs="Times New Roman"/>
+        </w:rPr>
+        <w:t xml:space="preserve"> Eθ </w:t>
+      </w:r>
+      <w:r>
+        <w:rPr>
+          <w:rFonts w:hint="eastAsia" w:ascii="Times New Roman" w:hAnsi="Times New Roman" w:eastAsia="FangSong" w:cs="Times New Roman"/>
+        </w:rPr>
+        <w:t xml:space="preserve">降至约</w:t>
+      </w:r>
+      <w:r>
+        <w:rPr>
+          <w:rFonts w:ascii="Times New Roman" w:hAnsi="Times New Roman" w:eastAsia="Times New Roman" w:cs="Times New Roman"/>
+        </w:rPr>
+        <w:t xml:space="preserve"> +1.00 </w:t>
+      </w:r>
+      <w:r>
+        <w:rPr>
+          <w:rFonts w:hint="eastAsia" w:ascii="Times New Roman" w:hAnsi="Times New Roman" w:eastAsia="Times New Roman" w:cs="Times New Roman"/>
+        </w:rPr>
+        <w:t>V），</w:t>
+      </w:r>
+      <w:r>
+        <w:rPr>
+          <w:rFonts w:hint="eastAsia" w:ascii="Times New Roman" w:hAnsi="Times New Roman" w:eastAsia="FangSong" w:cs="Times New Roman"/>
+        </w:rPr>
+        <w:t>配合浓硝酸在高酸度下增强的实际氧化能力即可驱动溶解</w:t>
+      </w:r>
+      <w:r>
+        <w:rPr>
+          <w:rFonts w:hint="eastAsia" w:ascii="Times New Roman" w:hAnsi="Times New Roman" w:eastAsia="Times New Roman" w:cs="Times New Roman"/>
+        </w:rPr>
+        <w:t>。</w:t>
       </w:r>
     </w:p>
     <w:p>
@@ -11505,7 +11583,10 @@
       </w:pPr>
       <w:r>
         <w:rPr>
-          <w:rFonts w:ascii="Times New Roman" w:hAnsi="Times New Roman" w:eastAsia="Times New Roman" w:cs="Times New Roman"/>
+          <w:rFonts w:ascii="Times New Roman" w:hAnsi="Times New Roman" w:eastAsia="FangSong" w:cs="Times New Roman"/>
+          <w:b w:val="0"/>
+          <w:i w:val="0"/>
+          <w:sz w:val="21"/>
         </w:rPr>
         <w:drawing>
           <wp:inline>
@@ -11550,253 +11631,356 @@
       </w:r>
       <w:r>
         <w:rPr>
-          <w:rFonts w:ascii="Times New Roman" w:hAnsi="Times New Roman" w:eastAsia="Times New Roman" w:cs="Times New Roman"/>
-        </w:rPr>
-        <w:t xml:space="preserve"> </w:t>
-      </w:r>
-      <w:r>
-        <w:rPr>
-          <w:rFonts w:hint="eastAsia" w:ascii="Times New Roman" w:hAnsi="Times New Roman" w:eastAsia="FangSong" w:cs="Times New Roman"/>
-          <w:i/>
+          <w:rFonts w:ascii="Times New Roman" w:hAnsi="Times New Roman" w:eastAsia="FangSong" w:cs="Times New Roman"/>
+          <w:b w:val="0"/>
+          <w:i w:val="0"/>
+          <w:sz w:val="21"/>
+        </w:rPr>
+        <w:t xml:space="preserve"> </w:t>
+      </w:r>
+      <w:r>
+        <w:rPr>
+          <w:rFonts w:hint="eastAsia" w:ascii="Times New Roman" w:hAnsi="Times New Roman" w:eastAsia="FangSong" w:cs="Times New Roman"/>
+          <w:b w:val="0"/>
+          <w:i w:val="0"/>
           <w:iCs/>
-        </w:rPr>
-        <w:t>图</w:t>
-      </w:r>
-      <w:r>
-        <w:rPr>
-          <w:rFonts w:hint="eastAsia" w:ascii="Times New Roman" w:hAnsi="Times New Roman" w:eastAsia="Times New Roman" w:cs="Times New Roman"/>
-          <w:i/>
+          <w:sz w:val="21"/>
+        </w:rPr>
+        <w:t xml:space="preserve">图</w:t>
+      </w:r>
+      <w:r>
+        <w:rPr>
+          <w:rFonts w:ascii="Times New Roman" w:hAnsi="Times New Roman" w:eastAsia="FangSong" w:cs="Times New Roman"/>
+          <w:b w:val="0"/>
+          <w:i w:val="0"/>
           <w:iCs/>
+          <w:sz w:val="21"/>
+        </w:rPr>
+        <w:t xml:space="preserve"> 5 </w:t>
+      </w:r>
+      <w:r>
+        <w:rPr>
+          <w:rFonts w:hint="eastAsia" w:ascii="Times New Roman" w:hAnsi="Times New Roman" w:eastAsia="FangSong" w:cs="Times New Roman"/>
+          <w:b w:val="0"/>
+          <w:i w:val="0"/>
+          <w:iCs/>
+          <w:sz w:val="21"/>
+        </w:rPr>
+        <w:t>金</w:t>
+      </w:r>
+      <w:r>
+        <w:rPr>
+          <w:rFonts w:hint="eastAsia" w:ascii="Times New Roman" w:hAnsi="Times New Roman" w:eastAsia="FangSong" w:cs="Times New Roman"/>
+          <w:b w:val="0"/>
+          <w:i w:val="0"/>
+          <w:iCs/>
+          <w:sz w:val="21"/>
+        </w:rPr>
+        <w:t>(III)</w:t>
+      </w:r>
+      <w:r>
+        <w:rPr>
+          <w:rFonts w:ascii="Times New Roman" w:hAnsi="Times New Roman" w:eastAsia="FangSong" w:cs="Times New Roman"/>
+          <w:b w:val="0"/>
+          <w:i w:val="0"/>
+          <w:iCs/>
+          <w:sz w:val="21"/>
+        </w:rPr>
+        <w:t xml:space="preserve"> </w:t>
+      </w:r>
+      <w:r>
+        <w:rPr>
+          <w:rFonts w:hint="eastAsia" w:ascii="Times New Roman" w:hAnsi="Times New Roman" w:eastAsia="FangSong" w:cs="Times New Roman"/>
+          <w:b w:val="0"/>
+          <w:i w:val="0"/>
+          <w:iCs/>
+          <w:sz w:val="21"/>
+        </w:rPr>
+        <w:t>配合物结构示例</w:t>
+      </w:r>
+      <w:r>
+        <w:rPr>
+          <w:rFonts w:hint="eastAsia" w:ascii="Times New Roman" w:hAnsi="Times New Roman" w:eastAsia="FangSong" w:cs="Times New Roman"/>
+          <w:b w:val="0"/>
+          <w:i w:val="0"/>
+          <w:iCs/>
+          <w:sz w:val="21"/>
         </w:rPr>
         <w:t>（</w:t>
       </w:r>
       <w:r>
         <w:rPr>
           <w:rFonts w:hint="eastAsia" w:ascii="Times New Roman" w:hAnsi="Times New Roman" w:eastAsia="FangSong" w:cs="Times New Roman"/>
-          <w:i/>
+          <w:b w:val="0"/>
+          <w:i w:val="0"/>
           <w:iCs/>
-        </w:rPr>
-        <w:t>图</w:t>
-      </w:r>
-      <w:r>
-        <w:rPr>
-          <w:rFonts w:ascii="Times New Roman" w:hAnsi="Times New Roman" w:eastAsia="Times New Roman" w:cs="Times New Roman"/>
-          <w:i/>
+          <w:sz w:val="21"/>
+        </w:rPr>
+        <w:t>赵鑫光</w:t>
+      </w:r>
+      <w:r>
+        <w:rPr>
+          <w:rFonts w:hint="eastAsia" w:ascii="Times New Roman" w:hAnsi="Times New Roman" w:eastAsia="FangSong" w:cs="Times New Roman"/>
+          <w:b w:val="0"/>
+          <w:i w:val="0"/>
           <w:iCs/>
-        </w:rPr>
-        <w:t xml:space="preserve"> 6 </w:t>
-      </w:r>
-      <w:r>
-        <w:rPr>
-          <w:rFonts w:hint="eastAsia" w:ascii="Times New Roman" w:hAnsi="Times New Roman" w:eastAsia="FangSong" w:cs="Times New Roman"/>
-          <w:i/>
+          <w:sz w:val="21"/>
+        </w:rPr>
+        <w:t>）——</w:t>
+      </w:r>
+      <w:r>
+        <w:rPr>
+          <w:rFonts w:hint="eastAsia" w:ascii="Times New Roman" w:hAnsi="Times New Roman" w:eastAsia="FangSong" w:cs="Times New Roman"/>
+          <w:b w:val="0"/>
+          <w:i w:val="0"/>
           <w:iCs/>
-        </w:rPr>
-        <w:t>金</w:t>
-      </w:r>
-      <w:r>
-        <w:rPr>
-          <w:rFonts w:hint="eastAsia" w:ascii="Times New Roman" w:hAnsi="Times New Roman" w:eastAsia="Times New Roman" w:cs="Times New Roman"/>
-          <w:i/>
+          <w:sz w:val="21"/>
+        </w:rPr>
+        <w:t>左为</w:t>
+      </w:r>
+      <w:r>
+        <w:rPr>
+          <w:rFonts w:ascii="Times New Roman" w:hAnsi="Times New Roman" w:eastAsia="FangSong" w:cs="Times New Roman"/>
+          <w:b w:val="0"/>
+          <w:i w:val="0"/>
           <w:iCs/>
-        </w:rPr>
-        <w:t>(III)</w:t>
-      </w:r>
-      <w:r>
-        <w:rPr>
-          <w:rFonts w:hint="eastAsia" w:ascii="Times New Roman" w:hAnsi="Times New Roman" w:eastAsia="FangSong" w:cs="Times New Roman"/>
-          <w:i/>
+          <w:sz w:val="21"/>
+        </w:rPr>
+        <w:t xml:space="preserve"> [AuCl</w:t>
+      </w:r>
+      <w:r>
+        <w:rPr>
+          <w:rFonts w:ascii="Times New Roman" w:hAnsi="Times New Roman" w:eastAsia="FangSong" w:cs="Times New Roman"/>
+          <w:b w:val="0"/>
+          <w:i w:val="0"/>
           <w:iCs/>
-        </w:rPr>
-        <w:t>配合物中的</w:t>
-      </w:r>
-      <w:r>
-        <w:rPr>
-          <w:rFonts w:ascii="Times New Roman" w:hAnsi="Times New Roman" w:eastAsia="Times New Roman" w:cs="Times New Roman"/>
-          <w:i/>
+          <w:sz w:val="21"/>
+          <w:vertAlign w:val="subscript"/>
+        </w:rPr>
+        <w:t>4</w:t>
+      </w:r>
+      <w:r>
+        <w:rPr>
+          <w:rFonts w:ascii="Times New Roman" w:hAnsi="Times New Roman" w:eastAsia="FangSong" w:cs="Times New Roman"/>
+          <w:b w:val="0"/>
+          <w:i w:val="0"/>
           <w:iCs/>
-        </w:rPr>
-        <w:t xml:space="preserve"> [AuCl</w:t>
-      </w:r>
-      <w:r>
-        <w:rPr>
-          <w:rFonts w:ascii="Times New Roman" w:hAnsi="Times New Roman" w:eastAsia="Times New Roman" w:cs="Times New Roman"/>
-          <w:i/>
+          <w:sz w:val="21"/>
+        </w:rPr>
+        <w:t>]</w:t>
+      </w:r>
+      <w:r>
+        <w:rPr>
+          <w:rFonts w:ascii="Times New Roman" w:hAnsi="Times New Roman" w:eastAsia="FangSong" w:cs="Times New Roman"/>
+          <w:b w:val="0"/>
+          <w:i w:val="0"/>
           <w:iCs/>
-          <w:vertAlign w:val="subscript"/>
-        </w:rPr>
-        <w:t>4</w:t>
-      </w:r>
-      <w:r>
-        <w:rPr>
-          <w:rFonts w:ascii="Times New Roman" w:hAnsi="Times New Roman" w:eastAsia="Times New Roman" w:cs="Times New Roman"/>
-          <w:i/>
+          <w:sz w:val="21"/>
+          <w:vertAlign w:val="superscript"/>
+        </w:rPr>
+        <w:t>-</w:t>
+      </w:r>
+      <w:r>
+        <w:rPr>
+          <w:rFonts w:ascii="Times New Roman" w:hAnsi="Times New Roman" w:eastAsia="FangSong" w:cs="Times New Roman"/>
+          <w:b w:val="0"/>
+          <w:i w:val="0"/>
           <w:iCs/>
-        </w:rPr>
-        <w:t>]</w:t>
-      </w:r>
-      <w:r>
-        <w:rPr>
-          <w:rFonts w:ascii="Times New Roman" w:hAnsi="Times New Roman" w:eastAsia="Times New Roman" w:cs="Times New Roman"/>
-          <w:i/>
+          <w:sz w:val="21"/>
+        </w:rPr>
+        <w:t xml:space="preserve"> </w:t>
+      </w:r>
+      <w:r>
+        <w:rPr>
+          <w:rFonts w:hint="eastAsia" w:ascii="Times New Roman" w:hAnsi="Times New Roman" w:eastAsia="FangSong" w:cs="Times New Roman"/>
+          <w:b w:val="0"/>
+          <w:i w:val="0"/>
           <w:iCs/>
+          <w:sz w:val="21"/>
+        </w:rPr>
+        <w:t>阴离子</w:t>
+      </w:r>
+      <w:r>
+        <w:rPr>
+          <w:rFonts w:hint="eastAsia" w:ascii="Times New Roman" w:hAnsi="Times New Roman" w:eastAsia="FangSong" w:cs="Times New Roman"/>
+          <w:b w:val="0"/>
+          <w:i w:val="0"/>
+          <w:iCs/>
+          <w:sz w:val="21"/>
+        </w:rPr>
+        <w:t>，Au</w:t>
+      </w:r>
+      <w:r>
+        <w:rPr>
+          <w:rFonts w:ascii="Times New Roman" w:hAnsi="Times New Roman" w:eastAsia="FangSong" w:cs="Times New Roman"/>
+          <w:b w:val="0"/>
+          <w:i w:val="0"/>
+          <w:iCs/>
+          <w:sz w:val="21"/>
+        </w:rPr>
+        <w:t xml:space="preserve"> </w:t>
+      </w:r>
+      <w:r>
+        <w:rPr>
+          <w:rFonts w:hint="eastAsia" w:ascii="Times New Roman" w:hAnsi="Times New Roman" w:eastAsia="FangSong" w:cs="Times New Roman"/>
+          <w:b w:val="0"/>
+          <w:i w:val="0"/>
+          <w:iCs/>
+          <w:sz w:val="21"/>
+        </w:rPr>
+        <w:t xml:space="preserve">周围四个</w:t>
+      </w:r>
+      <w:r>
+        <w:rPr>
+          <w:rFonts w:ascii="Times New Roman" w:hAnsi="Times New Roman" w:eastAsia="FangSong" w:cs="Times New Roman"/>
+          <w:b w:val="0"/>
+          <w:i w:val="0"/>
+          <w:iCs/>
+          <w:sz w:val="21"/>
+        </w:rPr>
+        <w:t xml:space="preserve"> Cl </w:t>
+      </w:r>
+      <w:r>
+        <w:rPr>
+          <w:rFonts w:hint="eastAsia" w:ascii="Times New Roman" w:hAnsi="Times New Roman" w:eastAsia="FangSong" w:cs="Times New Roman"/>
+          <w:b w:val="0"/>
+          <w:i w:val="0"/>
+          <w:iCs/>
+          <w:sz w:val="21"/>
+        </w:rPr>
+        <w:t>构成平面正方形</w:t>
+      </w:r>
+      <w:r>
+        <w:rPr>
+          <w:rFonts w:hint="eastAsia" w:ascii="Times New Roman" w:hAnsi="Times New Roman" w:eastAsia="FangSong" w:cs="Times New Roman"/>
+          <w:b w:val="0"/>
+          <w:i w:val="0"/>
+          <w:iCs/>
+          <w:sz w:val="21"/>
+        </w:rPr>
+        <w:t>；</w:t>
+      </w:r>
+      <w:r>
+        <w:rPr>
+          <w:rFonts w:hint="eastAsia" w:ascii="Times New Roman" w:hAnsi="Times New Roman" w:eastAsia="FangSong" w:cs="Times New Roman"/>
+          <w:b w:val="0"/>
+          <w:i w:val="0"/>
+          <w:iCs/>
+          <w:sz w:val="21"/>
+        </w:rPr>
+        <w:t>右侧另一</w:t>
+      </w:r>
+      <w:r>
+        <w:rPr>
+          <w:rFonts w:ascii="Times New Roman" w:hAnsi="Times New Roman" w:eastAsia="FangSong" w:cs="Times New Roman"/>
+          <w:b w:val="0"/>
+          <w:i w:val="0"/>
+          <w:iCs/>
+          <w:sz w:val="21"/>
+        </w:rPr>
+        <w:t xml:space="preserve"> Au(III) </w:t>
+      </w:r>
+      <w:r>
+        <w:rPr>
+          <w:rFonts w:hint="eastAsia" w:ascii="Times New Roman" w:hAnsi="Times New Roman" w:eastAsia="FangSong" w:cs="Times New Roman"/>
+          <w:b w:val="0"/>
+          <w:i w:val="0"/>
+          <w:iCs/>
+          <w:sz w:val="21"/>
+        </w:rPr>
+        <w:t>配离子同样呈平面正方形</w:t>
+      </w:r>
+      <w:r>
+        <w:rPr>
+          <w:rFonts w:hint="eastAsia" w:ascii="Times New Roman" w:hAnsi="Times New Roman" w:eastAsia="FangSong" w:cs="Times New Roman"/>
+          <w:b w:val="0"/>
+          <w:i w:val="0"/>
+          <w:iCs/>
+          <w:sz w:val="21"/>
+        </w:rPr>
+        <w:t>，</w:t>
+      </w:r>
+      <w:r>
+        <w:rPr>
+          <w:rFonts w:hint="eastAsia" w:ascii="Times New Roman" w:hAnsi="Times New Roman" w:eastAsia="FangSong" w:cs="Times New Roman"/>
+          <w:b w:val="0"/>
+          <w:i w:val="0"/>
+          <w:iCs/>
+          <w:sz w:val="21"/>
+        </w:rPr>
+        <w:t>共同支撑</w:t>
+      </w:r>
+      <w:r>
+        <w:rPr>
+          <w:rFonts w:ascii="Times New Roman" w:hAnsi="Times New Roman" w:eastAsia="FangSong" w:cs="Times New Roman"/>
+          <w:b w:val="0"/>
+          <w:i w:val="0"/>
+          <w:iCs/>
+          <w:sz w:val="21"/>
+        </w:rPr>
+        <w:t xml:space="preserve"> Au(III) d</w:t>
+      </w:r>
+      <w:r>
+        <w:rPr>
+          <w:rFonts w:ascii="Times New Roman" w:hAnsi="Times New Roman" w:eastAsia="FangSong" w:cs="Times New Roman"/>
+          <w:b w:val="0"/>
+          <w:i w:val="0"/>
+          <w:iCs/>
+          <w:sz w:val="21"/>
           <w:vertAlign w:val="superscript"/>
         </w:rPr>
-        <w:t>-</w:t>
-      </w:r>
-      <w:r>
-        <w:rPr>
-          <w:rFonts w:ascii="Times New Roman" w:hAnsi="Times New Roman" w:eastAsia="Times New Roman" w:cs="Times New Roman"/>
-          <w:i/>
+        <w:t>8</w:t>
+      </w:r>
+      <w:r>
+        <w:rPr>
+          <w:rFonts w:ascii="Times New Roman" w:hAnsi="Times New Roman" w:eastAsia="FangSong" w:cs="Times New Roman"/>
+          <w:b w:val="0"/>
+          <w:i w:val="0"/>
           <w:iCs/>
-        </w:rPr>
-        <w:t xml:space="preserve"> </w:t>
-      </w:r>
-      <w:r>
-        <w:rPr>
-          <w:rFonts w:hint="eastAsia" w:ascii="Times New Roman" w:hAnsi="Times New Roman" w:eastAsia="FangSong" w:cs="Times New Roman"/>
-          <w:i/>
+          <w:sz w:val="21"/>
+        </w:rPr>
+        <w:t xml:space="preserve"> → dsp</w:t>
+      </w:r>
+      <w:r>
+        <w:rPr>
+          <w:rFonts w:ascii="Times New Roman" w:hAnsi="Times New Roman" w:eastAsia="FangSong" w:cs="Times New Roman"/>
+          <w:b w:val="0"/>
+          <w:i w:val="0"/>
           <w:iCs/>
-        </w:rPr>
-        <w:t>配位结构</w:t>
-      </w:r>
-      <w:r>
-        <w:rPr>
-          <w:rFonts w:hint="eastAsia" w:ascii="Times New Roman" w:hAnsi="Times New Roman" w:eastAsia="Times New Roman" w:cs="Times New Roman"/>
-          <w:i/>
+          <w:sz w:val="21"/>
+          <w:vertAlign w:val="superscript"/>
+        </w:rPr>
+        <w:t>2</w:t>
+      </w:r>
+      <w:r>
+        <w:rPr>
+          <w:rFonts w:ascii="Times New Roman" w:hAnsi="Times New Roman" w:eastAsia="FangSong" w:cs="Times New Roman"/>
+          <w:b w:val="0"/>
+          <w:i w:val="0"/>
           <w:iCs/>
-        </w:rPr>
-        <w:t>（</w:t>
-      </w:r>
-      <w:r>
-        <w:rPr>
-          <w:rFonts w:hint="eastAsia" w:ascii="Times New Roman" w:hAnsi="Times New Roman" w:eastAsia="FangSong" w:cs="Times New Roman"/>
-          <w:i/>
+          <w:sz w:val="21"/>
+        </w:rPr>
+        <w:t xml:space="preserve"> </w:t>
+      </w:r>
+      <w:r>
+        <w:rPr>
+          <w:rFonts w:hint="eastAsia" w:ascii="Times New Roman" w:hAnsi="Times New Roman" w:eastAsia="FangSong" w:cs="Times New Roman"/>
+          <w:b w:val="0"/>
+          <w:i w:val="0"/>
           <w:iCs/>
-        </w:rPr>
-        <w:t>赵鑫光</w:t>
-      </w:r>
-      <w:r>
-        <w:rPr>
-          <w:rFonts w:hint="eastAsia" w:ascii="Times New Roman" w:hAnsi="Times New Roman" w:eastAsia="Times New Roman" w:cs="Times New Roman"/>
-          <w:i/>
+          <w:sz w:val="21"/>
+        </w:rPr>
+        <w:t>构型判断</w:t>
+      </w:r>
+      <w:r>
+        <w:rPr>
+          <w:rFonts w:hint="eastAsia" w:ascii="Times New Roman" w:hAnsi="Times New Roman" w:eastAsia="FangSong" w:cs="Times New Roman"/>
+          <w:b w:val="0"/>
+          <w:i w:val="0"/>
           <w:iCs/>
-        </w:rPr>
-        <w:t>）——</w:t>
-      </w:r>
-      <w:r>
-        <w:rPr>
-          <w:rFonts w:hint="eastAsia" w:ascii="Times New Roman" w:hAnsi="Times New Roman" w:eastAsia="FangSong" w:cs="Times New Roman"/>
-          <w:i/>
-          <w:iCs/>
-        </w:rPr>
-        <w:t>图中</w:t>
-      </w:r>
-      <w:r>
-        <w:rPr>
-          <w:rFonts w:ascii="Times New Roman" w:hAnsi="Times New Roman" w:eastAsia="Times New Roman" w:cs="Times New Roman"/>
-          <w:i/>
-          <w:iCs/>
-        </w:rPr>
-        <w:t xml:space="preserve"> Au </w:t>
-      </w:r>
-      <w:r>
-        <w:rPr>
-          <w:rFonts w:hint="eastAsia" w:ascii="Times New Roman" w:hAnsi="Times New Roman" w:eastAsia="FangSong" w:cs="Times New Roman"/>
-          <w:i/>
-          <w:iCs/>
-        </w:rPr>
-        <w:t xml:space="preserve">周围四个</w:t>
-      </w:r>
-      <w:r>
-        <w:rPr>
-          <w:rFonts w:ascii="Times New Roman" w:hAnsi="Times New Roman" w:eastAsia="Times New Roman" w:cs="Times New Roman"/>
-          <w:i/>
-          <w:iCs/>
-        </w:rPr>
-        <w:t xml:space="preserve"> Cl </w:t>
-      </w:r>
-      <w:r>
-        <w:rPr>
-          <w:rFonts w:hint="eastAsia" w:ascii="Times New Roman" w:hAnsi="Times New Roman" w:eastAsia="FangSong" w:cs="Times New Roman"/>
-          <w:i/>
-          <w:iCs/>
-        </w:rPr>
-        <w:t>配体构成平面正方形</w:t>
-      </w:r>
-      <w:r>
-        <w:rPr>
-          <w:rFonts w:hint="eastAsia" w:ascii="Times New Roman" w:hAnsi="Times New Roman" w:eastAsia="Times New Roman" w:cs="Times New Roman"/>
-          <w:i/>
-          <w:iCs/>
-        </w:rPr>
-        <w:t>；</w:t>
-      </w:r>
-      <w:r>
-        <w:rPr>
-          <w:rFonts w:hint="eastAsia" w:ascii="Times New Roman" w:hAnsi="Times New Roman" w:eastAsia="FangSong" w:cs="Times New Roman"/>
-          <w:i/>
-          <w:iCs/>
-        </w:rPr>
-        <w:t>用于支撑</w:t>
-      </w:r>
-      <w:r>
-        <w:rPr>
-          <w:rFonts w:ascii="Times New Roman" w:hAnsi="Times New Roman" w:eastAsia="Times New Roman" w:cs="Times New Roman"/>
-          <w:i/>
-          <w:iCs/>
-        </w:rPr>
-        <w:t xml:space="preserve"> Au(III) d</w:t>
-      </w:r>
-      <w:r>
-        <w:rPr>
-          <w:rFonts w:ascii="Times New Roman" w:hAnsi="Times New Roman" w:eastAsia="Times New Roman" w:cs="Times New Roman"/>
-          <w:i/>
-          <w:iCs/>
-          <w:vertAlign w:val="superscript"/>
-        </w:rPr>
-        <w:t>8</w:t>
-      </w:r>
-      <w:r>
-        <w:rPr>
-          <w:rFonts w:ascii="Times New Roman" w:hAnsi="Times New Roman" w:eastAsia="Times New Roman" w:cs="Times New Roman"/>
-          <w:i/>
-          <w:iCs/>
-        </w:rPr>
-        <w:t xml:space="preserve"> → dsp</w:t>
-      </w:r>
-      <w:r>
-        <w:rPr>
-          <w:rFonts w:ascii="Times New Roman" w:hAnsi="Times New Roman" w:eastAsia="Times New Roman" w:cs="Times New Roman"/>
-          <w:i/>
-          <w:iCs/>
-          <w:vertAlign w:val="superscript"/>
-        </w:rPr>
-        <w:t>2</w:t>
-      </w:r>
-      <w:r>
-        <w:rPr>
-          <w:rFonts w:ascii="Times New Roman" w:hAnsi="Times New Roman" w:eastAsia="Times New Roman" w:cs="Times New Roman"/>
-          <w:i/>
-          <w:iCs/>
-        </w:rPr>
-        <w:t xml:space="preserve"> </w:t>
-      </w:r>
-      <w:r>
-        <w:rPr>
-          <w:rFonts w:hint="eastAsia" w:ascii="Times New Roman" w:hAnsi="Times New Roman" w:eastAsia="FangSong" w:cs="Times New Roman"/>
-          <w:i/>
-          <w:iCs/>
-        </w:rPr>
-        <w:t>构型判断</w:t>
-      </w:r>
-      <w:r>
-        <w:rPr>
-          <w:rFonts w:hint="eastAsia" w:ascii="Times New Roman" w:hAnsi="Times New Roman" w:eastAsia="Times New Roman" w:cs="Times New Roman"/>
-          <w:i/>
-          <w:iCs/>
-        </w:rPr>
-        <w:t>。）</w:t>
+          <w:sz w:val="21"/>
+        </w:rPr>
+        <w:t>。</w:t>
       </w:r>
     </w:p>
     <w:p>
@@ -12919,7 +13103,7 @@
           <w:i/>
           <w:iCs/>
         </w:rPr>
-        <w:t xml:space="preserve"> 8 </w:t>
+        <w:t xml:space="preserve"> 6 </w:t>
       </w:r>
       <w:r>
         <w:rPr>
@@ -15793,7 +15977,10 @@
       </w:pPr>
       <w:r>
         <w:rPr>
-          <w:rFonts w:ascii="Times New Roman" w:hAnsi="Times New Roman" w:eastAsia="Times New Roman" w:cs="Times New Roman"/>
+          <w:rFonts w:ascii="Times New Roman" w:hAnsi="Times New Roman" w:eastAsia="FangSong" w:cs="Times New Roman"/>
+          <w:b w:val="0"/>
+          <w:i w:val="0"/>
+          <w:sz w:val="21"/>
         </w:rPr>
         <w:drawing>
           <wp:inline>
@@ -15838,261 +16025,244 @@
       </w:r>
       <w:r>
         <w:rPr>
-          <w:rFonts w:ascii="Times New Roman" w:hAnsi="Times New Roman" w:eastAsia="Times New Roman" w:cs="Times New Roman"/>
-        </w:rPr>
-        <w:t xml:space="preserve"> </w:t>
-      </w:r>
-      <w:r>
-        <w:rPr>
-          <w:rFonts w:hint="eastAsia" w:ascii="Times New Roman" w:hAnsi="Times New Roman" w:eastAsia="FangSong" w:cs="Times New Roman"/>
-          <w:i/>
+          <w:rFonts w:ascii="Times New Roman" w:hAnsi="Times New Roman" w:eastAsia="FangSong" w:cs="Times New Roman"/>
+          <w:b w:val="0"/>
+          <w:i w:val="0"/>
+          <w:sz w:val="21"/>
+        </w:rPr>
+        <w:t xml:space="preserve"> </w:t>
+      </w:r>
+      <w:r>
+        <w:rPr>
+          <w:rFonts w:hint="eastAsia" w:ascii="Times New Roman" w:hAnsi="Times New Roman" w:eastAsia="FangSong" w:cs="Times New Roman"/>
+          <w:b w:val="0"/>
+          <w:i w:val="0"/>
           <w:iCs/>
-        </w:rPr>
-        <w:t>图</w:t>
-      </w:r>
-      <w:r>
-        <w:rPr>
-          <w:rFonts w:hint="eastAsia" w:ascii="Times New Roman" w:hAnsi="Times New Roman" w:eastAsia="Times New Roman" w:cs="Times New Roman"/>
-          <w:i/>
+          <w:sz w:val="21"/>
+        </w:rPr>
+        <w:t xml:space="preserve">图</w:t>
+      </w:r>
+      <w:r>
+        <w:rPr>
+          <w:rFonts w:ascii="Times New Roman" w:hAnsi="Times New Roman" w:eastAsia="FangSong" w:cs="Times New Roman"/>
+          <w:b w:val="0"/>
+          <w:i w:val="0"/>
           <w:iCs/>
+          <w:sz w:val="21"/>
+        </w:rPr>
+        <w:t xml:space="preserve"> 7 </w:t>
+      </w:r>
+      <w:r>
+        <w:rPr>
+          <w:rFonts w:hint="eastAsia" w:ascii="Times New Roman" w:hAnsi="Times New Roman" w:eastAsia="FangSong" w:cs="Times New Roman"/>
+          <w:b w:val="0"/>
+          <w:i w:val="0"/>
+          <w:iCs/>
+          <w:sz w:val="21"/>
+        </w:rPr>
+        <w:t>饱和甘汞电极结构示意</w:t>
+      </w:r>
+      <w:r>
+        <w:rPr>
+          <w:rFonts w:hint="eastAsia" w:ascii="Times New Roman" w:hAnsi="Times New Roman" w:eastAsia="FangSong" w:cs="Times New Roman"/>
+          <w:b w:val="0"/>
+          <w:i w:val="0"/>
+          <w:iCs/>
+          <w:sz w:val="21"/>
         </w:rPr>
         <w:t>（</w:t>
       </w:r>
       <w:r>
         <w:rPr>
           <w:rFonts w:hint="eastAsia" w:ascii="Times New Roman" w:hAnsi="Times New Roman" w:eastAsia="FangSong" w:cs="Times New Roman"/>
-          <w:i/>
+          <w:b w:val="0"/>
+          <w:i w:val="0"/>
           <w:iCs/>
-        </w:rPr>
-        <w:t>图</w:t>
-      </w:r>
-      <w:r>
-        <w:rPr>
-          <w:rFonts w:ascii="Times New Roman" w:hAnsi="Times New Roman" w:eastAsia="Times New Roman" w:cs="Times New Roman"/>
-          <w:i/>
+          <w:sz w:val="21"/>
+        </w:rPr>
+        <w:t>赵鑫光</w:t>
+      </w:r>
+      <w:r>
+        <w:rPr>
+          <w:rFonts w:hint="eastAsia" w:ascii="Times New Roman" w:hAnsi="Times New Roman" w:eastAsia="FangSong" w:cs="Times New Roman"/>
+          <w:b w:val="0"/>
+          <w:i w:val="0"/>
           <w:iCs/>
-        </w:rPr>
-        <w:t xml:space="preserve"> 7 </w:t>
-      </w:r>
-      <w:r>
-        <w:rPr>
-          <w:rFonts w:hint="eastAsia" w:ascii="Times New Roman" w:hAnsi="Times New Roman" w:eastAsia="FangSong" w:cs="Times New Roman"/>
-          <w:i/>
+          <w:sz w:val="21"/>
+        </w:rPr>
+        <w:t>）——</w:t>
+      </w:r>
+      <w:r>
+        <w:rPr>
+          <w:rFonts w:hint="eastAsia" w:ascii="Times New Roman" w:hAnsi="Times New Roman" w:eastAsia="FangSong" w:cs="Times New Roman"/>
+          <w:b w:val="0"/>
+          <w:i w:val="0"/>
           <w:iCs/>
-        </w:rPr>
-        <w:t>饱和甘汞电极结构示意</w:t>
-      </w:r>
-      <w:r>
-        <w:rPr>
-          <w:rFonts w:hint="eastAsia" w:ascii="Times New Roman" w:hAnsi="Times New Roman" w:eastAsia="Times New Roman" w:cs="Times New Roman"/>
-          <w:i/>
+          <w:sz w:val="21"/>
+        </w:rPr>
+        <w:t>标出</w:t>
+      </w:r>
+      <w:r>
+        <w:rPr>
+          <w:rFonts w:ascii="Times New Roman" w:hAnsi="Times New Roman" w:eastAsia="FangSong" w:cs="Times New Roman"/>
+          <w:b w:val="0"/>
+          <w:i w:val="0"/>
           <w:iCs/>
+          <w:sz w:val="21"/>
+        </w:rPr>
+        <w:t xml:space="preserve"> </w:t>
+      </w:r>
+      <w:r>
+        <w:rPr>
+          <w:rFonts w:hint="eastAsia" w:ascii="Times New Roman" w:hAnsi="Times New Roman" w:eastAsia="FangSong" w:cs="Times New Roman"/>
+          <w:b w:val="0"/>
+          <w:i w:val="0"/>
+          <w:iCs/>
+          <w:sz w:val="21"/>
+        </w:rPr>
+        <w:t>Hg/Hg</w:t>
+      </w:r>
+      <w:r>
+        <w:rPr>
+          <w:rFonts w:hint="eastAsia" w:ascii="Times New Roman" w:hAnsi="Times New Roman" w:eastAsia="FangSong" w:cs="Times New Roman"/>
+          <w:b w:val="0"/>
+          <w:i w:val="0"/>
+          <w:iCs/>
+          <w:sz w:val="21"/>
+          <w:vertAlign w:val="subscript"/>
+        </w:rPr>
+        <w:t>2</w:t>
+      </w:r>
+      <w:r>
+        <w:rPr>
+          <w:rFonts w:hint="eastAsia" w:ascii="Times New Roman" w:hAnsi="Times New Roman" w:eastAsia="FangSong" w:cs="Times New Roman"/>
+          <w:b w:val="0"/>
+          <w:i w:val="0"/>
+          <w:iCs/>
+          <w:sz w:val="21"/>
+        </w:rPr>
+        <w:t>Cl</w:t>
+      </w:r>
+      <w:r>
+        <w:rPr>
+          <w:rFonts w:hint="eastAsia" w:ascii="Times New Roman" w:hAnsi="Times New Roman" w:eastAsia="FangSong" w:cs="Times New Roman"/>
+          <w:b w:val="0"/>
+          <w:i w:val="0"/>
+          <w:iCs/>
+          <w:sz w:val="21"/>
+          <w:vertAlign w:val="subscript"/>
+        </w:rPr>
+        <w:t>2</w:t>
+      </w:r>
+      <w:r>
+        <w:rPr>
+          <w:rFonts w:hint="eastAsia" w:ascii="Times New Roman" w:hAnsi="Times New Roman" w:eastAsia="FangSong" w:cs="Times New Roman"/>
+          <w:b w:val="0"/>
+          <w:i w:val="0"/>
+          <w:iCs/>
+          <w:sz w:val="21"/>
+        </w:rPr>
+        <w:t>、</w:t>
+      </w:r>
+      <w:r>
+        <w:rPr>
+          <w:rFonts w:hint="eastAsia" w:ascii="Times New Roman" w:hAnsi="Times New Roman" w:eastAsia="FangSong" w:cs="Times New Roman"/>
+          <w:b w:val="0"/>
+          <w:i w:val="0"/>
+          <w:iCs/>
+          <w:sz w:val="21"/>
+        </w:rPr>
+        <w:t>饱和</w:t>
+      </w:r>
+      <w:r>
+        <w:rPr>
+          <w:rFonts w:ascii="Times New Roman" w:hAnsi="Times New Roman" w:eastAsia="FangSong" w:cs="Times New Roman"/>
+          <w:b w:val="0"/>
+          <w:i w:val="0"/>
+          <w:iCs/>
+          <w:sz w:val="21"/>
+        </w:rPr>
+        <w:t xml:space="preserve"> KCl、KCl </w:t>
+      </w:r>
+      <w:r>
+        <w:rPr>
+          <w:rFonts w:hint="eastAsia" w:ascii="Times New Roman" w:hAnsi="Times New Roman" w:eastAsia="FangSong" w:cs="Times New Roman"/>
+          <w:b w:val="0"/>
+          <w:i w:val="0"/>
+          <w:iCs/>
+          <w:sz w:val="21"/>
+        </w:rPr>
+        <w:t>晶体与多孔隔膜</w:t>
+      </w:r>
+      <w:r>
+        <w:rPr>
+          <w:rFonts w:hint="eastAsia" w:ascii="Times New Roman" w:hAnsi="Times New Roman" w:eastAsia="FangSong" w:cs="Times New Roman"/>
+          <w:b w:val="0"/>
+          <w:i w:val="0"/>
+          <w:iCs/>
+          <w:sz w:val="21"/>
         </w:rPr>
         <w:t>（</w:t>
       </w:r>
       <w:r>
         <w:rPr>
           <w:rFonts w:hint="eastAsia" w:ascii="Times New Roman" w:hAnsi="Times New Roman" w:eastAsia="FangSong" w:cs="Times New Roman"/>
-          <w:i/>
+          <w:b w:val="0"/>
+          <w:i w:val="0"/>
           <w:iCs/>
-        </w:rPr>
-        <w:t>赵鑫光</w:t>
-      </w:r>
-      <w:r>
-        <w:rPr>
-          <w:rFonts w:hint="eastAsia" w:ascii="Times New Roman" w:hAnsi="Times New Roman" w:eastAsia="Times New Roman" w:cs="Times New Roman"/>
-          <w:i/>
+          <w:sz w:val="21"/>
+        </w:rPr>
+        <w:t>用于连接甘汞电极构造</w:t>
+      </w:r>
+      <w:r>
+        <w:rPr>
+          <w:rFonts w:hint="eastAsia" w:ascii="Times New Roman" w:hAnsi="Times New Roman" w:eastAsia="FangSong" w:cs="Times New Roman"/>
+          <w:b w:val="0"/>
+          <w:i w:val="0"/>
           <w:iCs/>
-        </w:rPr>
-        <w:t>）——</w:t>
-      </w:r>
-      <w:r>
-        <w:rPr>
-          <w:rFonts w:hint="eastAsia" w:ascii="Times New Roman" w:hAnsi="Times New Roman" w:eastAsia="FangSong" w:cs="Times New Roman"/>
-          <w:i/>
+          <w:sz w:val="21"/>
+        </w:rPr>
+        <w:t>，</w:t>
+      </w:r>
+      <w:r>
+        <w:rPr>
+          <w:rFonts w:hint="eastAsia" w:ascii="Times New Roman" w:hAnsi="Times New Roman" w:eastAsia="FangSong" w:cs="Times New Roman"/>
+          <w:b w:val="0"/>
+          <w:i w:val="0"/>
           <w:iCs/>
-        </w:rPr>
-        <w:t>标出</w:t>
-      </w:r>
-      <w:r>
-        <w:rPr>
-          <w:rFonts w:ascii="Times New Roman" w:hAnsi="Times New Roman" w:eastAsia="Times New Roman" w:cs="Times New Roman"/>
-          <w:i/>
+          <w:sz w:val="21"/>
+        </w:rPr>
+        <w:t>不替代</w:t>
+      </w:r>
+      <w:r>
+        <w:rPr>
+          <w:rFonts w:ascii="Times New Roman" w:hAnsi="Times New Roman" w:eastAsia="FangSong" w:cs="Times New Roman"/>
+          <w:b w:val="0"/>
+          <w:i w:val="0"/>
           <w:iCs/>
-        </w:rPr>
-        <w:t xml:space="preserve"> </w:t>
-      </w:r>
-      <w:r>
-        <w:rPr>
-          <w:rFonts w:hint="eastAsia" w:ascii="Times New Roman" w:hAnsi="Times New Roman" w:eastAsia="Times New Roman" w:cs="Times New Roman"/>
-          <w:i/>
+          <w:sz w:val="21"/>
+        </w:rPr>
+        <w:t xml:space="preserve"> Hg—Hg </w:t>
+      </w:r>
+      <w:r>
+        <w:rPr>
+          <w:rFonts w:hint="eastAsia" w:ascii="Times New Roman" w:hAnsi="Times New Roman" w:eastAsia="FangSong" w:cs="Times New Roman"/>
+          <w:b w:val="0"/>
+          <w:i w:val="0"/>
           <w:iCs/>
-        </w:rPr>
-        <w:t>Hg/Hg</w:t>
-      </w:r>
-      <w:r>
-        <w:rPr>
-          <w:rFonts w:hint="eastAsia" w:ascii="Times New Roman" w:hAnsi="Times New Roman" w:eastAsia="Times New Roman" w:cs="Times New Roman"/>
-          <w:i/>
+          <w:sz w:val="21"/>
+        </w:rPr>
+        <w:t>分子结构图</w:t>
+      </w:r>
+      <w:r>
+        <w:rPr>
+          <w:rFonts w:hint="eastAsia" w:ascii="Times New Roman" w:hAnsi="Times New Roman" w:eastAsia="FangSong" w:cs="Times New Roman"/>
+          <w:b w:val="0"/>
+          <w:i w:val="0"/>
           <w:iCs/>
-          <w:vertAlign w:val="subscript"/>
-        </w:rPr>
-        <w:t>2</w:t>
-      </w:r>
-      <w:r>
-        <w:rPr>
-          <w:rFonts w:hint="eastAsia" w:ascii="Times New Roman" w:hAnsi="Times New Roman" w:eastAsia="Times New Roman" w:cs="Times New Roman"/>
-          <w:i/>
-          <w:iCs/>
-        </w:rPr>
-        <w:t>Cl</w:t>
-      </w:r>
-      <w:r>
-        <w:rPr>
-          <w:rFonts w:hint="eastAsia" w:ascii="Times New Roman" w:hAnsi="Times New Roman" w:eastAsia="Times New Roman" w:cs="Times New Roman"/>
-          <w:i/>
-          <w:iCs/>
-          <w:vertAlign w:val="subscript"/>
-        </w:rPr>
-        <w:t>2</w:t>
-      </w:r>
-      <w:r>
-        <w:rPr>
-          <w:rFonts w:hint="eastAsia" w:ascii="Times New Roman" w:hAnsi="Times New Roman" w:eastAsia="Times New Roman" w:cs="Times New Roman"/>
-          <w:i/>
-          <w:iCs/>
-        </w:rPr>
-        <w:t>、</w:t>
-      </w:r>
-      <w:r>
-        <w:rPr>
-          <w:rFonts w:hint="eastAsia" w:ascii="Times New Roman" w:hAnsi="Times New Roman" w:eastAsia="FangSong" w:cs="Times New Roman"/>
-          <w:i/>
-          <w:iCs/>
-        </w:rPr>
-        <w:t>饱和</w:t>
-      </w:r>
-      <w:r>
-        <w:rPr>
-          <w:rFonts w:ascii="Times New Roman" w:hAnsi="Times New Roman" w:eastAsia="Times New Roman" w:cs="Times New Roman"/>
-          <w:i/>
-          <w:iCs/>
-        </w:rPr>
-        <w:t xml:space="preserve"> KCl、KCl </w:t>
-      </w:r>
-      <w:r>
-        <w:rPr>
-          <w:rFonts w:hint="eastAsia" w:ascii="Times New Roman" w:hAnsi="Times New Roman" w:eastAsia="FangSong" w:cs="Times New Roman"/>
-          <w:i/>
-          <w:iCs/>
-        </w:rPr>
-        <w:t>晶体与多孔隔膜</w:t>
-      </w:r>
-      <w:r>
-        <w:rPr>
-          <w:rFonts w:hint="eastAsia" w:ascii="Times New Roman" w:hAnsi="Times New Roman" w:eastAsia="Times New Roman" w:cs="Times New Roman"/>
-          <w:i/>
-          <w:iCs/>
-        </w:rPr>
-        <w:t>；</w:t>
-      </w:r>
-      <w:r>
-        <w:rPr>
-          <w:rFonts w:hint="eastAsia" w:ascii="Times New Roman" w:hAnsi="Times New Roman" w:eastAsia="FangSong" w:cs="Times New Roman"/>
-          <w:i/>
-          <w:iCs/>
-        </w:rPr>
-        <w:t>用于连接</w:t>
-      </w:r>
-      <w:r>
-        <w:rPr>
-          <w:rFonts w:ascii="Times New Roman" w:hAnsi="Times New Roman" w:eastAsia="Times New Roman" w:cs="Times New Roman"/>
-          <w:i/>
-          <w:iCs/>
-        </w:rPr>
-        <w:t xml:space="preserve"> Hg</w:t>
-      </w:r>
-      <w:r>
-        <w:rPr>
-          <w:rFonts w:ascii="Times New Roman" w:hAnsi="Times New Roman" w:eastAsia="Times New Roman" w:cs="Times New Roman"/>
-          <w:i/>
-          <w:iCs/>
-          <w:vertAlign w:val="subscript"/>
-        </w:rPr>
-        <w:t>2</w:t>
-      </w:r>
-      <w:r>
-        <w:rPr>
-          <w:rFonts w:ascii="Times New Roman" w:hAnsi="Times New Roman" w:eastAsia="Times New Roman" w:cs="Times New Roman"/>
-          <w:i/>
-          <w:iCs/>
-        </w:rPr>
-        <w:t>Cl</w:t>
-      </w:r>
-      <w:r>
-        <w:rPr>
-          <w:rFonts w:ascii="Times New Roman" w:hAnsi="Times New Roman" w:eastAsia="Times New Roman" w:cs="Times New Roman"/>
-          <w:i/>
-          <w:iCs/>
-          <w:vertAlign w:val="subscript"/>
-        </w:rPr>
-        <w:t>2</w:t>
-      </w:r>
-      <w:r>
-        <w:rPr>
-          <w:rFonts w:ascii="Times New Roman" w:hAnsi="Times New Roman" w:eastAsia="Times New Roman" w:cs="Times New Roman"/>
-          <w:i/>
-          <w:iCs/>
-        </w:rPr>
-        <w:t xml:space="preserve"> </w:t>
-      </w:r>
-      <w:r>
-        <w:rPr>
-          <w:rFonts w:hint="eastAsia" w:ascii="Times New Roman" w:hAnsi="Times New Roman" w:eastAsia="FangSong" w:cs="Times New Roman"/>
-          <w:i/>
-          <w:iCs/>
-        </w:rPr>
-        <w:t>实体与甘汞电极构造</w:t>
-      </w:r>
-      <w:r>
-        <w:rPr>
-          <w:rFonts w:hint="eastAsia" w:ascii="Times New Roman" w:hAnsi="Times New Roman" w:eastAsia="Times New Roman" w:cs="Times New Roman"/>
-          <w:i/>
-          <w:iCs/>
-        </w:rPr>
-        <w:t>，</w:t>
-      </w:r>
-      <w:r>
-        <w:rPr>
-          <w:rFonts w:hint="eastAsia" w:ascii="Times New Roman" w:hAnsi="Times New Roman" w:eastAsia="FangSong" w:cs="Times New Roman"/>
-          <w:i/>
-          <w:iCs/>
-        </w:rPr>
-        <w:t>不替代</w:t>
-      </w:r>
-      <w:r>
-        <w:rPr>
-          <w:rFonts w:ascii="Times New Roman" w:hAnsi="Times New Roman" w:eastAsia="Times New Roman" w:cs="Times New Roman"/>
-          <w:i/>
-          <w:iCs/>
-        </w:rPr>
-        <w:t xml:space="preserve"> Hg—Hg </w:t>
-      </w:r>
-      <w:r>
-        <w:rPr>
-          <w:rFonts w:hint="eastAsia" w:ascii="Times New Roman" w:hAnsi="Times New Roman" w:eastAsia="FangSong" w:cs="Times New Roman"/>
-          <w:i/>
-          <w:iCs/>
-        </w:rPr>
-        <w:t>分子结构图</w:t>
-      </w:r>
-      <w:r>
-        <w:rPr>
-          <w:rFonts w:hint="eastAsia" w:ascii="Times New Roman" w:hAnsi="Times New Roman" w:eastAsia="Times New Roman" w:cs="Times New Roman"/>
-          <w:i/>
-          <w:iCs/>
-        </w:rPr>
-        <w:t>。）</w:t>
+          <w:sz w:val="21"/>
+        </w:rPr>
+        <w:t>）。</w:t>
       </w:r>
     </w:p>
     <w:p>
@@ -22847,906 +23017,605 @@
     <w:p>
       <w:pPr>
         <w:pStyle w:val="BlockText"/>
-        <w:spacing w:before="40" w:after="160"/>
-        <w:jc w:val="center"/>
       </w:pPr>
       <w:r>
         <w:rPr>
-          <w:rFonts w:hint="eastAsia" w:ascii="Times New Roman" w:hAnsi="Times New Roman" w:eastAsia="FangSong" w:cs="Times New Roman"/>
-          <w:b w:val="0"/>
+          <w:rFonts w:ascii="Times New Roman" w:hAnsi="Times New Roman" w:eastAsia="Times New Roman" w:cs="Times New Roman"/>
+          <w:b/>
           <w:bCs/>
-          <w:i w:val="0"/>
-          <w:sz w:val="21"/>
-        </w:rPr>
-        <w:t xml:space="preserve">图</w:t>
-      </w:r>
-      <w:r>
-        <w:rPr>
-          <w:rFonts w:ascii="Times New Roman" w:hAnsi="Times New Roman" w:eastAsia="FangSong" w:cs="Times New Roman"/>
-          <w:b w:val="0"/>
+        </w:rPr>
+        <w:t xml:space="preserve">Ag/Au/Hg/Mo/W </w:t>
+      </w:r>
+      <w:r>
+        <w:rPr>
+          <w:rFonts w:hint="eastAsia" w:ascii="Times New Roman" w:hAnsi="Times New Roman" w:eastAsia="FangSong" w:cs="Times New Roman"/>
+          <w:b/>
           <w:bCs/>
-          <w:i w:val="0"/>
-          <w:sz w:val="21"/>
-        </w:rPr>
-        <w:t xml:space="preserve"> 11 Ag/Au/Hg/Mo/W </w:t>
-      </w:r>
-      <w:r>
-        <w:rPr>
-          <w:rFonts w:hint="eastAsia" w:ascii="Times New Roman" w:hAnsi="Times New Roman" w:eastAsia="FangSong" w:cs="Times New Roman"/>
-          <w:b w:val="0"/>
-          <w:bCs/>
-          <w:i w:val="0"/>
-          <w:sz w:val="21"/>
         </w:rPr>
         <w:t xml:space="preserve">横向对比总表</w:t>
       </w:r>
       <w:r>
         <w:rPr>
-          <w:rFonts w:ascii="Times New Roman" w:hAnsi="Times New Roman" w:eastAsia="FangSong" w:cs="Times New Roman"/>
-          <w:b w:val="0"/>
-          <w:i w:val="0"/>
-          <w:sz w:val="21"/>
-        </w:rPr>
-        <w:t xml:space="preserve"> </w:t>
-      </w:r>
-      <w:r>
-        <w:rPr>
-          <w:rFonts w:ascii="Times New Roman" w:hAnsi="Times New Roman" w:eastAsia="FangSong" w:cs="Times New Roman"/>
-          <w:b w:val="0"/>
-          <w:i w:val="0"/>
-          <w:sz w:val="21"/>
+          <w:rFonts w:ascii="Times New Roman" w:hAnsi="Times New Roman" w:eastAsia="Times New Roman" w:cs="Times New Roman"/>
+        </w:rPr>
+        <w:t xml:space="preserve"> </w:t>
+      </w:r>
+      <w:r>
+        <w:rPr>
+          <w:rFonts w:ascii="Times New Roman" w:hAnsi="Times New Roman" w:eastAsia="Times New Roman" w:cs="Times New Roman"/>
         </w:rPr>
         <w:t xml:space="preserve">| </w:t>
       </w:r>
       <w:r>
         <w:rPr>
           <w:rFonts w:hint="eastAsia" w:ascii="Times New Roman" w:hAnsi="Times New Roman" w:eastAsia="FangSong" w:cs="Times New Roman"/>
-          <w:b w:val="0"/>
-          <w:i w:val="0"/>
-          <w:sz w:val="21"/>
         </w:rPr>
         <w:t xml:space="preserve">特征</w:t>
       </w:r>
       <w:r>
         <w:rPr>
-          <w:rFonts w:ascii="Times New Roman" w:hAnsi="Times New Roman" w:eastAsia="FangSong" w:cs="Times New Roman"/>
-          <w:b w:val="0"/>
-          <w:i w:val="0"/>
-          <w:sz w:val="21"/>
+          <w:rFonts w:ascii="Times New Roman" w:hAnsi="Times New Roman" w:eastAsia="Times New Roman" w:cs="Times New Roman"/>
         </w:rPr>
         <w:t xml:space="preserve"> | Ag | Au | Hg | Mo | W |</w:t>
       </w:r>
       <w:r>
         <w:rPr>
-          <w:rFonts w:ascii="Times New Roman" w:hAnsi="Times New Roman" w:eastAsia="FangSong" w:cs="Times New Roman"/>
-          <w:b w:val="0"/>
-          <w:i w:val="0"/>
-          <w:sz w:val="21"/>
-        </w:rPr>
-        <w:t xml:space="preserve"> </w:t>
-      </w:r>
-      <w:r>
-        <w:rPr>
-          <w:rFonts w:ascii="Times New Roman" w:hAnsi="Times New Roman" w:eastAsia="FangSong" w:cs="Times New Roman"/>
-          <w:b w:val="0"/>
-          <w:i w:val="0"/>
-          <w:sz w:val="21"/>
+          <w:rFonts w:ascii="Times New Roman" w:hAnsi="Times New Roman" w:eastAsia="Times New Roman" w:cs="Times New Roman"/>
+        </w:rPr>
+        <w:t xml:space="preserve"> </w:t>
+      </w:r>
+      <w:r>
+        <w:rPr>
+          <w:rFonts w:ascii="Times New Roman" w:hAnsi="Times New Roman" w:eastAsia="Times New Roman" w:cs="Times New Roman"/>
         </w:rPr>
         <w:t xml:space="preserve">|:—|:—|:—|:—|:—|:—|</w:t>
       </w:r>
       <w:r>
         <w:rPr>
-          <w:rFonts w:ascii="Times New Roman" w:hAnsi="Times New Roman" w:eastAsia="FangSong" w:cs="Times New Roman"/>
-          <w:b w:val="0"/>
-          <w:i w:val="0"/>
-          <w:sz w:val="21"/>
-        </w:rPr>
-        <w:t xml:space="preserve"> </w:t>
-      </w:r>
-      <w:r>
-        <w:rPr>
-          <w:rFonts w:ascii="Times New Roman" w:hAnsi="Times New Roman" w:eastAsia="FangSong" w:cs="Times New Roman"/>
-          <w:b w:val="0"/>
-          <w:i w:val="0"/>
-          <w:sz w:val="21"/>
+          <w:rFonts w:ascii="Times New Roman" w:hAnsi="Times New Roman" w:eastAsia="Times New Roman" w:cs="Times New Roman"/>
+        </w:rPr>
+        <w:t xml:space="preserve"> </w:t>
+      </w:r>
+      <w:r>
+        <w:rPr>
+          <w:rFonts w:ascii="Times New Roman" w:hAnsi="Times New Roman" w:eastAsia="Times New Roman" w:cs="Times New Roman"/>
         </w:rPr>
         <w:t xml:space="preserve">| </w:t>
       </w:r>
       <w:r>
         <w:rPr>
           <w:rFonts w:hint="eastAsia" w:ascii="Times New Roman" w:hAnsi="Times New Roman" w:eastAsia="FangSong" w:cs="Times New Roman"/>
-          <w:b w:val="0"/>
-          <w:i w:val="0"/>
-          <w:sz w:val="21"/>
         </w:rPr>
         <w:t xml:space="preserve">价电子</w:t>
       </w:r>
       <w:r>
         <w:rPr>
-          <w:rFonts w:ascii="Times New Roman" w:hAnsi="Times New Roman" w:eastAsia="FangSong" w:cs="Times New Roman"/>
-          <w:b w:val="0"/>
-          <w:i w:val="0"/>
-          <w:sz w:val="21"/>
+          <w:rFonts w:ascii="Times New Roman" w:hAnsi="Times New Roman" w:eastAsia="Times New Roman" w:cs="Times New Roman"/>
         </w:rPr>
         <w:t xml:space="preserve"> | 4d</w:t>
       </w:r>
       <w:r>
         <w:rPr>
-          <w:rFonts w:ascii="Times New Roman" w:hAnsi="Times New Roman" w:eastAsia="FangSong" w:cs="Times New Roman"/>
-          <w:b w:val="0"/>
-          <w:i w:val="0"/>
-          <w:sz w:val="21"/>
+          <w:rFonts w:ascii="Times New Roman" w:hAnsi="Times New Roman" w:eastAsia="Times New Roman" w:cs="Times New Roman"/>
           <w:vertAlign w:val="superscript"/>
         </w:rPr>
         <w:t>10</w:t>
       </w:r>
       <w:r>
         <w:rPr>
-          <w:rFonts w:ascii="Times New Roman" w:hAnsi="Times New Roman" w:eastAsia="FangSong" w:cs="Times New Roman"/>
-          <w:b w:val="0"/>
-          <w:i w:val="0"/>
-          <w:sz w:val="21"/>
+          <w:rFonts w:ascii="Times New Roman" w:hAnsi="Times New Roman" w:eastAsia="Times New Roman" w:cs="Times New Roman"/>
         </w:rPr>
         <w:t>5s</w:t>
       </w:r>
       <w:r>
         <w:rPr>
-          <w:rFonts w:ascii="Times New Roman" w:hAnsi="Times New Roman" w:eastAsia="FangSong" w:cs="Times New Roman"/>
-          <w:b w:val="0"/>
-          <w:i w:val="0"/>
-          <w:sz w:val="21"/>
+          <w:rFonts w:ascii="Times New Roman" w:hAnsi="Times New Roman" w:eastAsia="Times New Roman" w:cs="Times New Roman"/>
           <w:vertAlign w:val="superscript"/>
         </w:rPr>
         <w:t>1</w:t>
       </w:r>
       <w:r>
         <w:rPr>
-          <w:rFonts w:ascii="Times New Roman" w:hAnsi="Times New Roman" w:eastAsia="FangSong" w:cs="Times New Roman"/>
-          <w:b w:val="0"/>
-          <w:i w:val="0"/>
-          <w:sz w:val="21"/>
+          <w:rFonts w:ascii="Times New Roman" w:hAnsi="Times New Roman" w:eastAsia="Times New Roman" w:cs="Times New Roman"/>
         </w:rPr>
         <w:t xml:space="preserve"> | 5d</w:t>
       </w:r>
       <w:r>
         <w:rPr>
-          <w:rFonts w:ascii="Times New Roman" w:hAnsi="Times New Roman" w:eastAsia="FangSong" w:cs="Times New Roman"/>
-          <w:b w:val="0"/>
-          <w:i w:val="0"/>
-          <w:sz w:val="21"/>
+          <w:rFonts w:ascii="Times New Roman" w:hAnsi="Times New Roman" w:eastAsia="Times New Roman" w:cs="Times New Roman"/>
           <w:vertAlign w:val="superscript"/>
         </w:rPr>
         <w:t>10</w:t>
       </w:r>
       <w:r>
         <w:rPr>
-          <w:rFonts w:ascii="Times New Roman" w:hAnsi="Times New Roman" w:eastAsia="FangSong" w:cs="Times New Roman"/>
-          <w:b w:val="0"/>
-          <w:i w:val="0"/>
-          <w:sz w:val="21"/>
+          <w:rFonts w:ascii="Times New Roman" w:hAnsi="Times New Roman" w:eastAsia="Times New Roman" w:cs="Times New Roman"/>
         </w:rPr>
         <w:t>6s</w:t>
       </w:r>
       <w:r>
         <w:rPr>
-          <w:rFonts w:ascii="Times New Roman" w:hAnsi="Times New Roman" w:eastAsia="FangSong" w:cs="Times New Roman"/>
-          <w:b w:val="0"/>
-          <w:i w:val="0"/>
-          <w:sz w:val="21"/>
+          <w:rFonts w:ascii="Times New Roman" w:hAnsi="Times New Roman" w:eastAsia="Times New Roman" w:cs="Times New Roman"/>
           <w:vertAlign w:val="superscript"/>
         </w:rPr>
         <w:t>1</w:t>
       </w:r>
       <w:r>
         <w:rPr>
-          <w:rFonts w:ascii="Times New Roman" w:hAnsi="Times New Roman" w:eastAsia="FangSong" w:cs="Times New Roman"/>
-          <w:b w:val="0"/>
-          <w:i w:val="0"/>
-          <w:sz w:val="21"/>
+          <w:rFonts w:ascii="Times New Roman" w:hAnsi="Times New Roman" w:eastAsia="Times New Roman" w:cs="Times New Roman"/>
         </w:rPr>
         <w:t xml:space="preserve"> | 5d</w:t>
       </w:r>
       <w:r>
         <w:rPr>
-          <w:rFonts w:ascii="Times New Roman" w:hAnsi="Times New Roman" w:eastAsia="FangSong" w:cs="Times New Roman"/>
-          <w:b w:val="0"/>
-          <w:i w:val="0"/>
-          <w:sz w:val="21"/>
+          <w:rFonts w:ascii="Times New Roman" w:hAnsi="Times New Roman" w:eastAsia="Times New Roman" w:cs="Times New Roman"/>
           <w:vertAlign w:val="superscript"/>
         </w:rPr>
         <w:t>10</w:t>
       </w:r>
       <w:r>
         <w:rPr>
-          <w:rFonts w:ascii="Times New Roman" w:hAnsi="Times New Roman" w:eastAsia="FangSong" w:cs="Times New Roman"/>
-          <w:b w:val="0"/>
-          <w:i w:val="0"/>
-          <w:sz w:val="21"/>
+          <w:rFonts w:ascii="Times New Roman" w:hAnsi="Times New Roman" w:eastAsia="Times New Roman" w:cs="Times New Roman"/>
         </w:rPr>
         <w:t>6s</w:t>
       </w:r>
       <w:r>
         <w:rPr>
-          <w:rFonts w:ascii="Times New Roman" w:hAnsi="Times New Roman" w:eastAsia="FangSong" w:cs="Times New Roman"/>
-          <w:b w:val="0"/>
-          <w:i w:val="0"/>
-          <w:sz w:val="21"/>
+          <w:rFonts w:ascii="Times New Roman" w:hAnsi="Times New Roman" w:eastAsia="Times New Roman" w:cs="Times New Roman"/>
           <w:vertAlign w:val="superscript"/>
         </w:rPr>
         <w:t>2</w:t>
       </w:r>
       <w:r>
         <w:rPr>
-          <w:rFonts w:ascii="Times New Roman" w:hAnsi="Times New Roman" w:eastAsia="FangSong" w:cs="Times New Roman"/>
-          <w:b w:val="0"/>
-          <w:i w:val="0"/>
-          <w:sz w:val="21"/>
+          <w:rFonts w:ascii="Times New Roman" w:hAnsi="Times New Roman" w:eastAsia="Times New Roman" w:cs="Times New Roman"/>
         </w:rPr>
         <w:t xml:space="preserve"> | 4d</w:t>
       </w:r>
       <w:r>
         <w:rPr>
-          <w:rFonts w:ascii="Times New Roman" w:hAnsi="Times New Roman" w:eastAsia="FangSong" w:cs="Times New Roman"/>
-          <w:b w:val="0"/>
-          <w:i w:val="0"/>
-          <w:sz w:val="21"/>
+          <w:rFonts w:ascii="Times New Roman" w:hAnsi="Times New Roman" w:eastAsia="Times New Roman" w:cs="Times New Roman"/>
           <w:vertAlign w:val="superscript"/>
         </w:rPr>
         <w:t>5</w:t>
       </w:r>
       <w:r>
         <w:rPr>
-          <w:rFonts w:ascii="Times New Roman" w:hAnsi="Times New Roman" w:eastAsia="FangSong" w:cs="Times New Roman"/>
-          <w:b w:val="0"/>
-          <w:i w:val="0"/>
-          <w:sz w:val="21"/>
+          <w:rFonts w:ascii="Times New Roman" w:hAnsi="Times New Roman" w:eastAsia="Times New Roman" w:cs="Times New Roman"/>
         </w:rPr>
         <w:t>5s</w:t>
       </w:r>
       <w:r>
         <w:rPr>
-          <w:rFonts w:ascii="Times New Roman" w:hAnsi="Times New Roman" w:eastAsia="FangSong" w:cs="Times New Roman"/>
-          <w:b w:val="0"/>
-          <w:i w:val="0"/>
-          <w:sz w:val="21"/>
+          <w:rFonts w:ascii="Times New Roman" w:hAnsi="Times New Roman" w:eastAsia="Times New Roman" w:cs="Times New Roman"/>
           <w:vertAlign w:val="superscript"/>
         </w:rPr>
         <w:t>1</w:t>
       </w:r>
       <w:r>
         <w:rPr>
-          <w:rFonts w:ascii="Times New Roman" w:hAnsi="Times New Roman" w:eastAsia="FangSong" w:cs="Times New Roman"/>
-          <w:b w:val="0"/>
-          <w:i w:val="0"/>
-          <w:sz w:val="21"/>
+          <w:rFonts w:ascii="Times New Roman" w:hAnsi="Times New Roman" w:eastAsia="Times New Roman" w:cs="Times New Roman"/>
         </w:rPr>
         <w:t xml:space="preserve"> | 5d</w:t>
       </w:r>
       <w:r>
         <w:rPr>
-          <w:rFonts w:ascii="Times New Roman" w:hAnsi="Times New Roman" w:eastAsia="FangSong" w:cs="Times New Roman"/>
-          <w:b w:val="0"/>
-          <w:i w:val="0"/>
-          <w:sz w:val="21"/>
+          <w:rFonts w:ascii="Times New Roman" w:hAnsi="Times New Roman" w:eastAsia="Times New Roman" w:cs="Times New Roman"/>
           <w:vertAlign w:val="superscript"/>
         </w:rPr>
         <w:t>4</w:t>
       </w:r>
       <w:r>
         <w:rPr>
-          <w:rFonts w:ascii="Times New Roman" w:hAnsi="Times New Roman" w:eastAsia="FangSong" w:cs="Times New Roman"/>
-          <w:b w:val="0"/>
-          <w:i w:val="0"/>
-          <w:sz w:val="21"/>
+          <w:rFonts w:ascii="Times New Roman" w:hAnsi="Times New Roman" w:eastAsia="Times New Roman" w:cs="Times New Roman"/>
         </w:rPr>
         <w:t>6s</w:t>
       </w:r>
       <w:r>
         <w:rPr>
-          <w:rFonts w:ascii="Times New Roman" w:hAnsi="Times New Roman" w:eastAsia="FangSong" w:cs="Times New Roman"/>
-          <w:b w:val="0"/>
-          <w:i w:val="0"/>
-          <w:sz w:val="21"/>
+          <w:rFonts w:ascii="Times New Roman" w:hAnsi="Times New Roman" w:eastAsia="Times New Roman" w:cs="Times New Roman"/>
           <w:vertAlign w:val="superscript"/>
         </w:rPr>
         <w:t>2</w:t>
       </w:r>
       <w:r>
         <w:rPr>
-          <w:rFonts w:ascii="Times New Roman" w:hAnsi="Times New Roman" w:eastAsia="FangSong" w:cs="Times New Roman"/>
-          <w:b w:val="0"/>
-          <w:i w:val="0"/>
-          <w:sz w:val="21"/>
+          <w:rFonts w:ascii="Times New Roman" w:hAnsi="Times New Roman" w:eastAsia="Times New Roman" w:cs="Times New Roman"/>
         </w:rPr>
         <w:t xml:space="preserve"> |</w:t>
       </w:r>
       <w:r>
         <w:rPr>
-          <w:rFonts w:ascii="Times New Roman" w:hAnsi="Times New Roman" w:eastAsia="FangSong" w:cs="Times New Roman"/>
-          <w:b w:val="0"/>
-          <w:i w:val="0"/>
-          <w:sz w:val="21"/>
-        </w:rPr>
-        <w:t xml:space="preserve"> </w:t>
-      </w:r>
-      <w:r>
-        <w:rPr>
-          <w:rFonts w:ascii="Times New Roman" w:hAnsi="Times New Roman" w:eastAsia="FangSong" w:cs="Times New Roman"/>
-          <w:b w:val="0"/>
-          <w:i w:val="0"/>
-          <w:sz w:val="21"/>
+          <w:rFonts w:ascii="Times New Roman" w:hAnsi="Times New Roman" w:eastAsia="Times New Roman" w:cs="Times New Roman"/>
+        </w:rPr>
+        <w:t xml:space="preserve"> </w:t>
+      </w:r>
+      <w:r>
+        <w:rPr>
+          <w:rFonts w:ascii="Times New Roman" w:hAnsi="Times New Roman" w:eastAsia="Times New Roman" w:cs="Times New Roman"/>
         </w:rPr>
         <w:t xml:space="preserve">| </w:t>
       </w:r>
       <w:r>
         <w:rPr>
           <w:rFonts w:hint="eastAsia" w:ascii="Times New Roman" w:hAnsi="Times New Roman" w:eastAsia="FangSong" w:cs="Times New Roman"/>
-          <w:b w:val="0"/>
-          <w:i w:val="0"/>
-          <w:sz w:val="21"/>
         </w:rPr>
         <w:t xml:space="preserve">稳定态</w:t>
       </w:r>
       <w:r>
         <w:rPr>
-          <w:rFonts w:ascii="Times New Roman" w:hAnsi="Times New Roman" w:eastAsia="FangSong" w:cs="Times New Roman"/>
-          <w:b w:val="0"/>
-          <w:i w:val="0"/>
-          <w:sz w:val="21"/>
+          <w:rFonts w:ascii="Times New Roman" w:hAnsi="Times New Roman" w:eastAsia="Times New Roman" w:cs="Times New Roman"/>
         </w:rPr>
         <w:t xml:space="preserve"> | +1 | +3 | +2, Hg</w:t>
       </w:r>
       <w:r>
         <w:rPr>
-          <w:rFonts w:ascii="Times New Roman" w:hAnsi="Times New Roman" w:eastAsia="FangSong" w:cs="Times New Roman"/>
-          <w:b w:val="0"/>
-          <w:i w:val="0"/>
-          <w:sz w:val="21"/>
+          <w:rFonts w:ascii="Times New Roman" w:hAnsi="Times New Roman" w:eastAsia="Times New Roman" w:cs="Times New Roman"/>
           <w:vertAlign w:val="subscript"/>
         </w:rPr>
         <w:t>2</w:t>
       </w:r>
       <w:r>
         <w:rPr>
-          <w:rFonts w:ascii="Times New Roman" w:hAnsi="Times New Roman" w:eastAsia="FangSong" w:cs="Times New Roman"/>
-          <w:b w:val="0"/>
-          <w:i w:val="0"/>
-          <w:sz w:val="21"/>
+          <w:rFonts w:ascii="Times New Roman" w:hAnsi="Times New Roman" w:eastAsia="Times New Roman" w:cs="Times New Roman"/>
           <w:vertAlign w:val="superscript"/>
         </w:rPr>
         <w:t>2+</w:t>
       </w:r>
       <w:r>
         <w:rPr>
-          <w:rFonts w:ascii="Times New Roman" w:hAnsi="Times New Roman" w:eastAsia="FangSong" w:cs="Times New Roman"/>
-          <w:b w:val="0"/>
-          <w:i w:val="0"/>
-          <w:sz w:val="21"/>
+          <w:rFonts w:ascii="Times New Roman" w:hAnsi="Times New Roman" w:eastAsia="Times New Roman" w:cs="Times New Roman"/>
         </w:rPr>
         <w:t xml:space="preserve"> | +6 </w:t>
       </w:r>
       <w:r>
         <w:rPr>
-          <w:rFonts w:hint="eastAsia" w:ascii="Times New Roman" w:hAnsi="Times New Roman" w:eastAsia="FangSong" w:cs="Times New Roman"/>
-          <w:b w:val="0"/>
-          <w:i w:val="0"/>
-          <w:sz w:val="21"/>
+          <w:rFonts w:hint="eastAsia" w:ascii="Times New Roman" w:hAnsi="Times New Roman" w:eastAsia="Times New Roman" w:cs="Times New Roman"/>
         </w:rPr>
         <w:t>(</w:t>
       </w:r>
       <w:r>
         <w:rPr>
           <w:rFonts w:hint="eastAsia" w:ascii="Times New Roman" w:hAnsi="Times New Roman" w:eastAsia="FangSong" w:cs="Times New Roman"/>
-          <w:b w:val="0"/>
-          <w:i w:val="0"/>
-          <w:sz w:val="21"/>
         </w:rPr>
         <w:t>多酸</w:t>
       </w:r>
       <w:r>
         <w:rPr>
-          <w:rFonts w:hint="eastAsia" w:ascii="Times New Roman" w:hAnsi="Times New Roman" w:eastAsia="FangSong" w:cs="Times New Roman"/>
-          <w:b w:val="0"/>
-          <w:i w:val="0"/>
-          <w:sz w:val="21"/>
+          <w:rFonts w:hint="eastAsia" w:ascii="Times New Roman" w:hAnsi="Times New Roman" w:eastAsia="Times New Roman" w:cs="Times New Roman"/>
         </w:rPr>
         <w:t>)</w:t>
       </w:r>
       <w:r>
         <w:rPr>
-          <w:rFonts w:ascii="Times New Roman" w:hAnsi="Times New Roman" w:eastAsia="FangSong" w:cs="Times New Roman"/>
-          <w:b w:val="0"/>
-          <w:i w:val="0"/>
-          <w:sz w:val="21"/>
+          <w:rFonts w:ascii="Times New Roman" w:hAnsi="Times New Roman" w:eastAsia="Times New Roman" w:cs="Times New Roman"/>
         </w:rPr>
         <w:t xml:space="preserve"> | +6 </w:t>
       </w:r>
       <w:r>
         <w:rPr>
-          <w:rFonts w:hint="eastAsia" w:ascii="Times New Roman" w:hAnsi="Times New Roman" w:eastAsia="FangSong" w:cs="Times New Roman"/>
-          <w:b w:val="0"/>
-          <w:i w:val="0"/>
-          <w:sz w:val="21"/>
+          <w:rFonts w:hint="eastAsia" w:ascii="Times New Roman" w:hAnsi="Times New Roman" w:eastAsia="Times New Roman" w:cs="Times New Roman"/>
         </w:rPr>
         <w:t>(</w:t>
       </w:r>
       <w:r>
         <w:rPr>
           <w:rFonts w:hint="eastAsia" w:ascii="Times New Roman" w:hAnsi="Times New Roman" w:eastAsia="FangSong" w:cs="Times New Roman"/>
-          <w:b w:val="0"/>
-          <w:i w:val="0"/>
-          <w:sz w:val="21"/>
         </w:rPr>
         <w:t>多酸</w:t>
       </w:r>
       <w:r>
         <w:rPr>
-          <w:rFonts w:hint="eastAsia" w:ascii="Times New Roman" w:hAnsi="Times New Roman" w:eastAsia="FangSong" w:cs="Times New Roman"/>
-          <w:b w:val="0"/>
-          <w:i w:val="0"/>
-          <w:sz w:val="21"/>
+          <w:rFonts w:hint="eastAsia" w:ascii="Times New Roman" w:hAnsi="Times New Roman" w:eastAsia="Times New Roman" w:cs="Times New Roman"/>
         </w:rPr>
         <w:t>)</w:t>
       </w:r>
       <w:r>
         <w:rPr>
-          <w:rFonts w:ascii="Times New Roman" w:hAnsi="Times New Roman" w:eastAsia="FangSong" w:cs="Times New Roman"/>
-          <w:b w:val="0"/>
-          <w:i w:val="0"/>
-          <w:sz w:val="21"/>
+          <w:rFonts w:ascii="Times New Roman" w:hAnsi="Times New Roman" w:eastAsia="Times New Roman" w:cs="Times New Roman"/>
         </w:rPr>
         <w:t xml:space="preserve"> |</w:t>
       </w:r>
       <w:r>
         <w:rPr>
-          <w:rFonts w:ascii="Times New Roman" w:hAnsi="Times New Roman" w:eastAsia="FangSong" w:cs="Times New Roman"/>
-          <w:b w:val="0"/>
-          <w:i w:val="0"/>
-          <w:sz w:val="21"/>
-        </w:rPr>
-        <w:t xml:space="preserve"> </w:t>
-      </w:r>
-      <w:r>
-        <w:rPr>
-          <w:rFonts w:ascii="Times New Roman" w:hAnsi="Times New Roman" w:eastAsia="FangSong" w:cs="Times New Roman"/>
-          <w:b w:val="0"/>
-          <w:i w:val="0"/>
-          <w:sz w:val="21"/>
+          <w:rFonts w:ascii="Times New Roman" w:hAnsi="Times New Roman" w:eastAsia="Times New Roman" w:cs="Times New Roman"/>
+        </w:rPr>
+        <w:t xml:space="preserve"> </w:t>
+      </w:r>
+      <w:r>
+        <w:rPr>
+          <w:rFonts w:ascii="Times New Roman" w:hAnsi="Times New Roman" w:eastAsia="Times New Roman" w:cs="Times New Roman"/>
         </w:rPr>
         <w:t xml:space="preserve">| </w:t>
       </w:r>
       <w:r>
         <w:rPr>
           <w:rFonts w:hint="eastAsia" w:ascii="Times New Roman" w:hAnsi="Times New Roman" w:eastAsia="FangSong" w:cs="Times New Roman"/>
-          <w:b w:val="0"/>
-          <w:i w:val="0"/>
-          <w:sz w:val="21"/>
         </w:rPr>
         <w:t xml:space="preserve">配位几何</w:t>
       </w:r>
       <w:r>
         <w:rPr>
-          <w:rFonts w:ascii="Times New Roman" w:hAnsi="Times New Roman" w:eastAsia="FangSong" w:cs="Times New Roman"/>
-          <w:b w:val="0"/>
-          <w:i w:val="0"/>
-          <w:sz w:val="21"/>
+          <w:rFonts w:ascii="Times New Roman" w:hAnsi="Times New Roman" w:eastAsia="Times New Roman" w:cs="Times New Roman"/>
         </w:rPr>
         <w:t xml:space="preserve"> | </w:t>
       </w:r>
       <w:r>
         <w:rPr>
           <w:rFonts w:hint="eastAsia" w:ascii="Times New Roman" w:hAnsi="Times New Roman" w:eastAsia="FangSong" w:cs="Times New Roman"/>
-          <w:b w:val="0"/>
-          <w:i w:val="0"/>
-          <w:sz w:val="21"/>
         </w:rPr>
         <w:t>直线形</w:t>
       </w:r>
       <w:r>
         <w:rPr>
-          <w:rFonts w:hint="eastAsia" w:ascii="Times New Roman" w:hAnsi="Times New Roman" w:eastAsia="FangSong" w:cs="Times New Roman"/>
-          <w:b w:val="0"/>
-          <w:i w:val="0"/>
-          <w:sz w:val="21"/>
+          <w:rFonts w:hint="eastAsia" w:ascii="Times New Roman" w:hAnsi="Times New Roman" w:eastAsia="Times New Roman" w:cs="Times New Roman"/>
         </w:rPr>
         <w:t>(sp)</w:t>
       </w:r>
       <w:r>
         <w:rPr>
-          <w:rFonts w:ascii="Times New Roman" w:hAnsi="Times New Roman" w:eastAsia="FangSong" w:cs="Times New Roman"/>
-          <w:b w:val="0"/>
-          <w:i w:val="0"/>
-          <w:sz w:val="21"/>
+          <w:rFonts w:ascii="Times New Roman" w:hAnsi="Times New Roman" w:eastAsia="Times New Roman" w:cs="Times New Roman"/>
         </w:rPr>
         <w:t xml:space="preserve"> | </w:t>
       </w:r>
       <w:r>
         <w:rPr>
           <w:rFonts w:hint="eastAsia" w:ascii="Times New Roman" w:hAnsi="Times New Roman" w:eastAsia="FangSong" w:cs="Times New Roman"/>
-          <w:b w:val="0"/>
-          <w:i w:val="0"/>
-          <w:sz w:val="21"/>
         </w:rPr>
         <w:t>平面正方形</w:t>
       </w:r>
       <w:r>
         <w:rPr>
-          <w:rFonts w:hint="eastAsia" w:ascii="Times New Roman" w:hAnsi="Times New Roman" w:eastAsia="FangSong" w:cs="Times New Roman"/>
-          <w:b w:val="0"/>
-          <w:i w:val="0"/>
-          <w:sz w:val="21"/>
+          <w:rFonts w:hint="eastAsia" w:ascii="Times New Roman" w:hAnsi="Times New Roman" w:eastAsia="Times New Roman" w:cs="Times New Roman"/>
         </w:rPr>
         <w:t>(dsp</w:t>
       </w:r>
       <w:r>
         <w:rPr>
-          <w:rFonts w:hint="eastAsia" w:ascii="Times New Roman" w:hAnsi="Times New Roman" w:eastAsia="FangSong" w:cs="Times New Roman"/>
-          <w:b w:val="0"/>
-          <w:i w:val="0"/>
-          <w:sz w:val="21"/>
+          <w:rFonts w:hint="eastAsia" w:ascii="Times New Roman" w:hAnsi="Times New Roman" w:eastAsia="Times New Roman" w:cs="Times New Roman"/>
           <w:vertAlign w:val="superscript"/>
         </w:rPr>
         <w:t>2</w:t>
       </w:r>
       <w:r>
         <w:rPr>
-          <w:rFonts w:hint="eastAsia" w:ascii="Times New Roman" w:hAnsi="Times New Roman" w:eastAsia="FangSong" w:cs="Times New Roman"/>
-          <w:b w:val="0"/>
-          <w:i w:val="0"/>
-          <w:sz w:val="21"/>
+          <w:rFonts w:hint="eastAsia" w:ascii="Times New Roman" w:hAnsi="Times New Roman" w:eastAsia="Times New Roman" w:cs="Times New Roman"/>
         </w:rPr>
         <w:t>)</w:t>
       </w:r>
       <w:r>
         <w:rPr>
-          <w:rFonts w:ascii="Times New Roman" w:hAnsi="Times New Roman" w:eastAsia="FangSong" w:cs="Times New Roman"/>
-          <w:b w:val="0"/>
-          <w:i w:val="0"/>
-          <w:sz w:val="21"/>
+          <w:rFonts w:ascii="Times New Roman" w:hAnsi="Times New Roman" w:eastAsia="Times New Roman" w:cs="Times New Roman"/>
         </w:rPr>
         <w:t xml:space="preserve"> | </w:t>
       </w:r>
       <w:r>
         <w:rPr>
           <w:rFonts w:hint="eastAsia" w:ascii="Times New Roman" w:hAnsi="Times New Roman" w:eastAsia="FangSong" w:cs="Times New Roman"/>
-          <w:b w:val="0"/>
-          <w:i w:val="0"/>
-          <w:sz w:val="21"/>
         </w:rPr>
         <w:t>四面体</w:t>
       </w:r>
       <w:r>
         <w:rPr>
-          <w:rFonts w:hint="eastAsia" w:ascii="Times New Roman" w:hAnsi="Times New Roman" w:eastAsia="FangSong" w:cs="Times New Roman"/>
-          <w:b w:val="0"/>
-          <w:i w:val="0"/>
-          <w:sz w:val="21"/>
+          <w:rFonts w:hint="eastAsia" w:ascii="Times New Roman" w:hAnsi="Times New Roman" w:eastAsia="Times New Roman" w:cs="Times New Roman"/>
         </w:rPr>
         <w:t>/</w:t>
       </w:r>
       <w:r>
         <w:rPr>
           <w:rFonts w:hint="eastAsia" w:ascii="Times New Roman" w:hAnsi="Times New Roman" w:eastAsia="FangSong" w:cs="Times New Roman"/>
-          <w:b w:val="0"/>
-          <w:i w:val="0"/>
-          <w:sz w:val="21"/>
         </w:rPr>
         <w:t>直线</w:t>
       </w:r>
       <w:r>
         <w:rPr>
-          <w:rFonts w:ascii="Times New Roman" w:hAnsi="Times New Roman" w:eastAsia="FangSong" w:cs="Times New Roman"/>
-          <w:b w:val="0"/>
-          <w:i w:val="0"/>
-          <w:sz w:val="21"/>
+          <w:rFonts w:ascii="Times New Roman" w:hAnsi="Times New Roman" w:eastAsia="Times New Roman" w:cs="Times New Roman"/>
         </w:rPr>
         <w:t xml:space="preserve"> | </w:t>
       </w:r>
       <w:r>
         <w:rPr>
           <w:rFonts w:hint="eastAsia" w:ascii="Times New Roman" w:hAnsi="Times New Roman" w:eastAsia="FangSong" w:cs="Times New Roman"/>
-          <w:b w:val="0"/>
-          <w:i w:val="0"/>
-          <w:sz w:val="21"/>
         </w:rPr>
         <w:t>八面体</w:t>
       </w:r>
       <w:r>
         <w:rPr>
-          <w:rFonts w:hint="eastAsia" w:ascii="Times New Roman" w:hAnsi="Times New Roman" w:eastAsia="FangSong" w:cs="Times New Roman"/>
-          <w:b w:val="0"/>
-          <w:i w:val="0"/>
-          <w:sz w:val="21"/>
+          <w:rFonts w:hint="eastAsia" w:ascii="Times New Roman" w:hAnsi="Times New Roman" w:eastAsia="Times New Roman" w:cs="Times New Roman"/>
         </w:rPr>
         <w:t>(MO</w:t>
       </w:r>
       <w:r>
         <w:rPr>
-          <w:rFonts w:hint="eastAsia" w:ascii="Times New Roman" w:hAnsi="Times New Roman" w:eastAsia="FangSong" w:cs="Times New Roman"/>
-          <w:b w:val="0"/>
-          <w:i w:val="0"/>
-          <w:sz w:val="21"/>
+          <w:rFonts w:hint="eastAsia" w:ascii="Times New Roman" w:hAnsi="Times New Roman" w:eastAsia="Times New Roman" w:cs="Times New Roman"/>
           <w:vertAlign w:val="subscript"/>
         </w:rPr>
         <w:t>6</w:t>
       </w:r>
       <w:r>
         <w:rPr>
-          <w:rFonts w:hint="eastAsia" w:ascii="Times New Roman" w:hAnsi="Times New Roman" w:eastAsia="FangSong" w:cs="Times New Roman"/>
-          <w:b w:val="0"/>
-          <w:i w:val="0"/>
-          <w:sz w:val="21"/>
+          <w:rFonts w:hint="eastAsia" w:ascii="Times New Roman" w:hAnsi="Times New Roman" w:eastAsia="Times New Roman" w:cs="Times New Roman"/>
         </w:rPr>
         <w:t>)</w:t>
       </w:r>
       <w:r>
         <w:rPr>
-          <w:rFonts w:ascii="Times New Roman" w:hAnsi="Times New Roman" w:eastAsia="FangSong" w:cs="Times New Roman"/>
-          <w:b w:val="0"/>
-          <w:i w:val="0"/>
-          <w:sz w:val="21"/>
+          <w:rFonts w:ascii="Times New Roman" w:hAnsi="Times New Roman" w:eastAsia="Times New Roman" w:cs="Times New Roman"/>
         </w:rPr>
         <w:t xml:space="preserve"> | </w:t>
       </w:r>
       <w:r>
         <w:rPr>
           <w:rFonts w:hint="eastAsia" w:ascii="Times New Roman" w:hAnsi="Times New Roman" w:eastAsia="FangSong" w:cs="Times New Roman"/>
-          <w:b w:val="0"/>
-          <w:i w:val="0"/>
-          <w:sz w:val="21"/>
         </w:rPr>
         <w:t>八面体</w:t>
       </w:r>
       <w:r>
         <w:rPr>
-          <w:rFonts w:hint="eastAsia" w:ascii="Times New Roman" w:hAnsi="Times New Roman" w:eastAsia="FangSong" w:cs="Times New Roman"/>
-          <w:b w:val="0"/>
-          <w:i w:val="0"/>
-          <w:sz w:val="21"/>
+          <w:rFonts w:hint="eastAsia" w:ascii="Times New Roman" w:hAnsi="Times New Roman" w:eastAsia="Times New Roman" w:cs="Times New Roman"/>
         </w:rPr>
         <w:t>(MO</w:t>
       </w:r>
       <w:r>
         <w:rPr>
-          <w:rFonts w:hint="eastAsia" w:ascii="Times New Roman" w:hAnsi="Times New Roman" w:eastAsia="FangSong" w:cs="Times New Roman"/>
-          <w:b w:val="0"/>
-          <w:i w:val="0"/>
-          <w:sz w:val="21"/>
+          <w:rFonts w:hint="eastAsia" w:ascii="Times New Roman" w:hAnsi="Times New Roman" w:eastAsia="Times New Roman" w:cs="Times New Roman"/>
           <w:vertAlign w:val="subscript"/>
         </w:rPr>
         <w:t>6</w:t>
       </w:r>
       <w:r>
         <w:rPr>
-          <w:rFonts w:hint="eastAsia" w:ascii="Times New Roman" w:hAnsi="Times New Roman" w:eastAsia="FangSong" w:cs="Times New Roman"/>
-          <w:b w:val="0"/>
-          <w:i w:val="0"/>
-          <w:sz w:val="21"/>
+          <w:rFonts w:hint="eastAsia" w:ascii="Times New Roman" w:hAnsi="Times New Roman" w:eastAsia="Times New Roman" w:cs="Times New Roman"/>
         </w:rPr>
         <w:t>)</w:t>
       </w:r>
       <w:r>
         <w:rPr>
-          <w:rFonts w:ascii="Times New Roman" w:hAnsi="Times New Roman" w:eastAsia="FangSong" w:cs="Times New Roman"/>
-          <w:b w:val="0"/>
-          <w:i w:val="0"/>
-          <w:sz w:val="21"/>
+          <w:rFonts w:ascii="Times New Roman" w:hAnsi="Times New Roman" w:eastAsia="Times New Roman" w:cs="Times New Roman"/>
         </w:rPr>
         <w:t xml:space="preserve"> |</w:t>
       </w:r>
       <w:r>
         <w:rPr>
-          <w:rFonts w:ascii="Times New Roman" w:hAnsi="Times New Roman" w:eastAsia="FangSong" w:cs="Times New Roman"/>
-          <w:b w:val="0"/>
-          <w:i w:val="0"/>
-          <w:sz w:val="21"/>
-        </w:rPr>
-        <w:t xml:space="preserve"> </w:t>
-      </w:r>
-      <w:r>
-        <w:rPr>
-          <w:rFonts w:ascii="Times New Roman" w:hAnsi="Times New Roman" w:eastAsia="FangSong" w:cs="Times New Roman"/>
-          <w:b w:val="0"/>
-          <w:i w:val="0"/>
-          <w:sz w:val="21"/>
+          <w:rFonts w:ascii="Times New Roman" w:hAnsi="Times New Roman" w:eastAsia="Times New Roman" w:cs="Times New Roman"/>
+        </w:rPr>
+        <w:t xml:space="preserve"> </w:t>
+      </w:r>
+      <w:r>
+        <w:rPr>
+          <w:rFonts w:ascii="Times New Roman" w:hAnsi="Times New Roman" w:eastAsia="Times New Roman" w:cs="Times New Roman"/>
         </w:rPr>
         <w:t xml:space="preserve">| </w:t>
       </w:r>
       <w:r>
         <w:rPr>
           <w:rFonts w:hint="eastAsia" w:ascii="Times New Roman" w:hAnsi="Times New Roman" w:eastAsia="FangSong" w:cs="Times New Roman"/>
-          <w:b w:val="0"/>
-          <w:i w:val="0"/>
-          <w:sz w:val="21"/>
         </w:rPr>
         <w:t xml:space="preserve">典型特性</w:t>
       </w:r>
       <w:r>
         <w:rPr>
-          <w:rFonts w:ascii="Times New Roman" w:hAnsi="Times New Roman" w:eastAsia="FangSong" w:cs="Times New Roman"/>
-          <w:b w:val="0"/>
-          <w:i w:val="0"/>
-          <w:sz w:val="21"/>
+          <w:rFonts w:ascii="Times New Roman" w:hAnsi="Times New Roman" w:eastAsia="Times New Roman" w:cs="Times New Roman"/>
         </w:rPr>
         <w:t xml:space="preserve"> | </w:t>
       </w:r>
       <w:r>
         <w:rPr>
           <w:rFonts w:hint="eastAsia" w:ascii="Times New Roman" w:hAnsi="Times New Roman" w:eastAsia="FangSong" w:cs="Times New Roman"/>
-          <w:b w:val="0"/>
-          <w:i w:val="0"/>
-          <w:sz w:val="21"/>
         </w:rPr>
         <w:t>卤化物难溶</w:t>
       </w:r>
       <w:r>
         <w:rPr>
-          <w:rFonts w:hint="eastAsia" w:ascii="Times New Roman" w:hAnsi="Times New Roman" w:eastAsia="FangSong" w:cs="Times New Roman"/>
-          <w:b w:val="0"/>
-          <w:i w:val="0"/>
-          <w:sz w:val="21"/>
+          <w:rFonts w:hint="eastAsia" w:ascii="Times New Roman" w:hAnsi="Times New Roman" w:eastAsia="Times New Roman" w:cs="Times New Roman"/>
         </w:rPr>
         <w:t>/</w:t>
       </w:r>
       <w:r>
         <w:rPr>
           <w:rFonts w:hint="eastAsia" w:ascii="Times New Roman" w:hAnsi="Times New Roman" w:eastAsia="FangSong" w:cs="Times New Roman"/>
-          <w:b w:val="0"/>
-          <w:i w:val="0"/>
-          <w:sz w:val="21"/>
         </w:rPr>
         <w:t>感光</w:t>
       </w:r>
       <w:r>
         <w:rPr>
-          <w:rFonts w:ascii="Times New Roman" w:hAnsi="Times New Roman" w:eastAsia="FangSong" w:cs="Times New Roman"/>
-          <w:b w:val="0"/>
-          <w:i w:val="0"/>
-          <w:sz w:val="21"/>
+          <w:rFonts w:ascii="Times New Roman" w:hAnsi="Times New Roman" w:eastAsia="Times New Roman" w:cs="Times New Roman"/>
         </w:rPr>
         <w:t xml:space="preserve"> | </w:t>
       </w:r>
       <w:r>
         <w:rPr>
           <w:rFonts w:hint="eastAsia" w:ascii="Times New Roman" w:hAnsi="Times New Roman" w:eastAsia="FangSong" w:cs="Times New Roman"/>
-          <w:b w:val="0"/>
-          <w:i w:val="0"/>
-          <w:sz w:val="21"/>
         </w:rPr>
         <w:t>王水溶</w:t>
       </w:r>
       <w:r>
         <w:rPr>
-          <w:rFonts w:hint="eastAsia" w:ascii="Times New Roman" w:hAnsi="Times New Roman" w:eastAsia="FangSong" w:cs="Times New Roman"/>
-          <w:b w:val="0"/>
-          <w:i w:val="0"/>
-          <w:sz w:val="21"/>
+          <w:rFonts w:hint="eastAsia" w:ascii="Times New Roman" w:hAnsi="Times New Roman" w:eastAsia="Times New Roman" w:cs="Times New Roman"/>
         </w:rPr>
         <w:t>/</w:t>
       </w:r>
       <w:r>
         <w:rPr>
           <w:rFonts w:hint="eastAsia" w:ascii="Times New Roman" w:hAnsi="Times New Roman" w:eastAsia="FangSong" w:cs="Times New Roman"/>
-          <w:b w:val="0"/>
-          <w:i w:val="0"/>
-          <w:sz w:val="21"/>
         </w:rPr>
         <w:t>相对论效应</w:t>
       </w:r>
       <w:r>
         <w:rPr>
-          <w:rFonts w:ascii="Times New Roman" w:hAnsi="Times New Roman" w:eastAsia="FangSong" w:cs="Times New Roman"/>
-          <w:b w:val="0"/>
-          <w:i w:val="0"/>
-          <w:sz w:val="21"/>
+          <w:rFonts w:ascii="Times New Roman" w:hAnsi="Times New Roman" w:eastAsia="Times New Roman" w:cs="Times New Roman"/>
         </w:rPr>
         <w:t xml:space="preserve"> | </w:t>
       </w:r>
       <w:r>
         <w:rPr>
           <w:rFonts w:hint="eastAsia" w:ascii="Times New Roman" w:hAnsi="Times New Roman" w:eastAsia="FangSong" w:cs="Times New Roman"/>
-          <w:b w:val="0"/>
-          <w:i w:val="0"/>
-          <w:sz w:val="21"/>
         </w:rPr>
         <w:t>常温液态</w:t>
       </w:r>
       <w:r>
         <w:rPr>
-          <w:rFonts w:hint="eastAsia" w:ascii="Times New Roman" w:hAnsi="Times New Roman" w:eastAsia="FangSong" w:cs="Times New Roman"/>
-          <w:b w:val="0"/>
-          <w:i w:val="0"/>
-          <w:sz w:val="21"/>
+          <w:rFonts w:hint="eastAsia" w:ascii="Times New Roman" w:hAnsi="Times New Roman" w:eastAsia="Times New Roman" w:cs="Times New Roman"/>
         </w:rPr>
         <w:t>/</w:t>
       </w:r>
       <w:r>
         <w:rPr>
           <w:rFonts w:hint="eastAsia" w:ascii="Times New Roman" w:hAnsi="Times New Roman" w:eastAsia="FangSong" w:cs="Times New Roman"/>
-          <w:b w:val="0"/>
-          <w:i w:val="0"/>
-          <w:sz w:val="21"/>
         </w:rPr>
         <w:t>剧毒</w:t>
       </w:r>
       <w:r>
         <w:rPr>
-          <w:rFonts w:ascii="Times New Roman" w:hAnsi="Times New Roman" w:eastAsia="FangSong" w:cs="Times New Roman"/>
-          <w:b w:val="0"/>
-          <w:i w:val="0"/>
-          <w:sz w:val="21"/>
+          <w:rFonts w:ascii="Times New Roman" w:hAnsi="Times New Roman" w:eastAsia="Times New Roman" w:cs="Times New Roman"/>
         </w:rPr>
         <w:t xml:space="preserve"> | </w:t>
       </w:r>
       <w:r>
         <w:rPr>
           <w:rFonts w:hint="eastAsia" w:ascii="Times New Roman" w:hAnsi="Times New Roman" w:eastAsia="FangSong" w:cs="Times New Roman"/>
-          <w:b w:val="0"/>
-          <w:i w:val="0"/>
-          <w:sz w:val="21"/>
         </w:rPr>
         <w:t>杂多酸</w:t>
       </w:r>
       <w:r>
         <w:rPr>
-          <w:rFonts w:hint="eastAsia" w:ascii="Times New Roman" w:hAnsi="Times New Roman" w:eastAsia="FangSong" w:cs="Times New Roman"/>
-          <w:b w:val="0"/>
-          <w:i w:val="0"/>
-          <w:sz w:val="21"/>
+          <w:rFonts w:hint="eastAsia" w:ascii="Times New Roman" w:hAnsi="Times New Roman" w:eastAsia="Times New Roman" w:cs="Times New Roman"/>
         </w:rPr>
         <w:t>/</w:t>
       </w:r>
       <w:r>
         <w:rPr>
           <w:rFonts w:hint="eastAsia" w:ascii="Times New Roman" w:hAnsi="Times New Roman" w:eastAsia="FangSong" w:cs="Times New Roman"/>
-          <w:b w:val="0"/>
-          <w:i w:val="0"/>
-          <w:sz w:val="21"/>
         </w:rPr>
         <w:t>同多酸</w:t>
       </w:r>
       <w:r>
         <w:rPr>
-          <w:rFonts w:ascii="Times New Roman" w:hAnsi="Times New Roman" w:eastAsia="FangSong" w:cs="Times New Roman"/>
-          <w:b w:val="0"/>
-          <w:i w:val="0"/>
-          <w:sz w:val="21"/>
+          <w:rFonts w:ascii="Times New Roman" w:hAnsi="Times New Roman" w:eastAsia="Times New Roman" w:cs="Times New Roman"/>
         </w:rPr>
         <w:t xml:space="preserve"> | </w:t>
       </w:r>
       <w:r>
         <w:rPr>
           <w:rFonts w:hint="eastAsia" w:ascii="Times New Roman" w:hAnsi="Times New Roman" w:eastAsia="FangSong" w:cs="Times New Roman"/>
-          <w:b w:val="0"/>
-          <w:i w:val="0"/>
-          <w:sz w:val="21"/>
         </w:rPr>
         <w:t>杂多酸</w:t>
       </w:r>
       <w:r>
         <w:rPr>
-          <w:rFonts w:hint="eastAsia" w:ascii="Times New Roman" w:hAnsi="Times New Roman" w:eastAsia="FangSong" w:cs="Times New Roman"/>
-          <w:b w:val="0"/>
-          <w:i w:val="0"/>
-          <w:sz w:val="21"/>
+          <w:rFonts w:hint="eastAsia" w:ascii="Times New Roman" w:hAnsi="Times New Roman" w:eastAsia="Times New Roman" w:cs="Times New Roman"/>
         </w:rPr>
         <w:t>/</w:t>
       </w:r>
       <w:r>
         <w:rPr>
           <w:rFonts w:hint="eastAsia" w:ascii="Times New Roman" w:hAnsi="Times New Roman" w:eastAsia="FangSong" w:cs="Times New Roman"/>
-          <w:b w:val="0"/>
-          <w:i w:val="0"/>
-          <w:sz w:val="21"/>
         </w:rPr>
         <w:t>高熔点</w:t>
       </w:r>
       <w:r>
         <w:rPr>
-          <w:rFonts w:ascii="Times New Roman" w:hAnsi="Times New Roman" w:eastAsia="FangSong" w:cs="Times New Roman"/>
-          <w:b w:val="0"/>
-          <w:i w:val="0"/>
-          <w:sz w:val="21"/>
+          <w:rFonts w:ascii="Times New Roman" w:hAnsi="Times New Roman" w:eastAsia="Times New Roman" w:cs="Times New Roman"/>
         </w:rPr>
         <w:t xml:space="preserve"> |</w:t>
       </w:r>
@@ -23754,352 +23623,238 @@
     <w:p>
       <w:pPr>
         <w:pStyle w:val="BlockText"/>
-        <w:spacing w:before="40" w:after="160"/>
-        <w:jc w:val="center"/>
       </w:pPr>
       <w:r>
         <w:rPr>
-          <w:rFonts w:hint="eastAsia" w:ascii="Times New Roman" w:hAnsi="Times New Roman" w:eastAsia="FangSong" w:cs="Times New Roman"/>
-          <w:b w:val="0"/>
+          <w:rFonts w:ascii="Times New Roman" w:hAnsi="Times New Roman" w:eastAsia="Times New Roman" w:cs="Times New Roman"/>
+          <w:b/>
           <w:bCs/>
-          <w:i w:val="0"/>
-          <w:sz w:val="21"/>
-        </w:rPr>
-        <w:t xml:space="preserve">图</w:t>
-      </w:r>
-      <w:r>
-        <w:rPr>
-          <w:rFonts w:ascii="Times New Roman" w:hAnsi="Times New Roman" w:eastAsia="FangSong" w:cs="Times New Roman"/>
-          <w:b w:val="0"/>
+        </w:rPr>
+        <w:t>AgCl vs Hg</w:t>
+      </w:r>
+      <w:r>
+        <w:rPr>
+          <w:rFonts w:ascii="Times New Roman" w:hAnsi="Times New Roman" w:eastAsia="Times New Roman" w:cs="Times New Roman"/>
+          <w:b/>
           <w:bCs/>
-          <w:i w:val="0"/>
-          <w:sz w:val="21"/>
-        </w:rPr>
-        <w:t xml:space="preserve"> 12 AgCl vs Hg</w:t>
-      </w:r>
-      <w:r>
-        <w:rPr>
-          <w:rFonts w:ascii="Times New Roman" w:hAnsi="Times New Roman" w:eastAsia="FangSong" w:cs="Times New Roman"/>
-          <w:b w:val="0"/>
+          <w:vertAlign w:val="subscript"/>
+        </w:rPr>
+        <w:t>2</w:t>
+      </w:r>
+      <w:r>
+        <w:rPr>
+          <w:rFonts w:ascii="Times New Roman" w:hAnsi="Times New Roman" w:eastAsia="Times New Roman" w:cs="Times New Roman"/>
+          <w:b/>
           <w:bCs/>
-          <w:i w:val="0"/>
-          <w:sz w:val="21"/>
+        </w:rPr>
+        <w:t>Cl</w:t>
+      </w:r>
+      <w:r>
+        <w:rPr>
+          <w:rFonts w:ascii="Times New Roman" w:hAnsi="Times New Roman" w:eastAsia="Times New Roman" w:cs="Times New Roman"/>
+          <w:b/>
+          <w:bCs/>
           <w:vertAlign w:val="subscript"/>
         </w:rPr>
         <w:t>2</w:t>
       </w:r>
       <w:r>
         <w:rPr>
-          <w:rFonts w:ascii="Times New Roman" w:hAnsi="Times New Roman" w:eastAsia="FangSong" w:cs="Times New Roman"/>
-          <w:b w:val="0"/>
+          <w:rFonts w:ascii="Times New Roman" w:hAnsi="Times New Roman" w:eastAsia="Times New Roman" w:cs="Times New Roman"/>
+          <w:b/>
           <w:bCs/>
-          <w:i w:val="0"/>
-          <w:sz w:val="21"/>
+        </w:rPr>
+        <w:t xml:space="preserve"> </w:t>
+      </w:r>
+      <w:r>
+        <w:rPr>
+          <w:rFonts w:hint="eastAsia" w:ascii="Times New Roman" w:hAnsi="Times New Roman" w:eastAsia="FangSong" w:cs="Times New Roman"/>
+          <w:b/>
+          <w:bCs/>
+        </w:rPr>
+        <w:t xml:space="preserve">鉴别流程</w:t>
+      </w:r>
+      <w:r>
+        <w:rPr>
+          <w:rFonts w:ascii="Times New Roman" w:hAnsi="Times New Roman" w:eastAsia="Times New Roman" w:cs="Times New Roman"/>
+        </w:rPr>
+        <w:t xml:space="preserve"> </w:t>
+      </w:r>
+      <w:r>
+        <w:rPr>
+          <w:rFonts w:ascii="Times New Roman" w:hAnsi="Times New Roman" w:eastAsia="Times New Roman" w:cs="Times New Roman"/>
+        </w:rPr>
+        <w:t xml:space="preserve">1. </w:t>
+      </w:r>
+      <w:r>
+        <w:rPr>
+          <w:rFonts w:hint="eastAsia" w:ascii="Times New Roman" w:hAnsi="Times New Roman" w:eastAsia="FangSong" w:cs="Times New Roman"/>
+        </w:rPr>
+        <w:t>取白色沉淀</w:t>
+      </w:r>
+      <w:r>
+        <w:rPr>
+          <w:rFonts w:hint="eastAsia" w:ascii="Times New Roman" w:hAnsi="Times New Roman" w:eastAsia="Times New Roman" w:cs="Times New Roman"/>
+        </w:rPr>
+        <w:t>（</w:t>
+      </w:r>
+      <w:r>
+        <w:rPr>
+          <w:rFonts w:hint="eastAsia" w:ascii="Times New Roman" w:hAnsi="Times New Roman" w:eastAsia="FangSong" w:cs="Times New Roman"/>
+        </w:rPr>
+        <w:t>可能是</w:t>
+      </w:r>
+      <w:r>
+        <w:rPr>
+          <w:rFonts w:ascii="Times New Roman" w:hAnsi="Times New Roman" w:eastAsia="Times New Roman" w:cs="Times New Roman"/>
+        </w:rPr>
+        <w:t xml:space="preserve"> AgCl </w:t>
+      </w:r>
+      <w:r>
+        <w:rPr>
+          <w:rFonts w:hint="eastAsia" w:ascii="Times New Roman" w:hAnsi="Times New Roman" w:eastAsia="FangSong" w:cs="Times New Roman"/>
+        </w:rPr>
+        <w:t xml:space="preserve">或</w:t>
+      </w:r>
+      <w:r>
+        <w:rPr>
+          <w:rFonts w:ascii="Times New Roman" w:hAnsi="Times New Roman" w:eastAsia="Times New Roman" w:cs="Times New Roman"/>
+        </w:rPr>
+        <w:t xml:space="preserve"> </w:t>
+      </w:r>
+      <w:r>
+        <w:rPr>
+          <w:rFonts w:hint="eastAsia" w:ascii="Times New Roman" w:hAnsi="Times New Roman" w:eastAsia="Times New Roman" w:cs="Times New Roman"/>
+        </w:rPr>
+        <w:t>Hg</w:t>
+      </w:r>
+      <w:r>
+        <w:rPr>
+          <w:rFonts w:hint="eastAsia" w:ascii="Times New Roman" w:hAnsi="Times New Roman" w:eastAsia="Times New Roman" w:cs="Times New Roman"/>
+          <w:vertAlign w:val="subscript"/>
+        </w:rPr>
+        <w:t>2</w:t>
+      </w:r>
+      <w:r>
+        <w:rPr>
+          <w:rFonts w:hint="eastAsia" w:ascii="Times New Roman" w:hAnsi="Times New Roman" w:eastAsia="Times New Roman" w:cs="Times New Roman"/>
         </w:rPr>
         <w:t>Cl</w:t>
       </w:r>
       <w:r>
         <w:rPr>
-          <w:rFonts w:ascii="Times New Roman" w:hAnsi="Times New Roman" w:eastAsia="FangSong" w:cs="Times New Roman"/>
-          <w:b w:val="0"/>
-          <w:bCs/>
-          <w:i w:val="0"/>
-          <w:sz w:val="21"/>
+          <w:rFonts w:hint="eastAsia" w:ascii="Times New Roman" w:hAnsi="Times New Roman" w:eastAsia="Times New Roman" w:cs="Times New Roman"/>
           <w:vertAlign w:val="subscript"/>
         </w:rPr>
         <w:t>2</w:t>
       </w:r>
       <w:r>
         <w:rPr>
-          <w:rFonts w:ascii="Times New Roman" w:hAnsi="Times New Roman" w:eastAsia="FangSong" w:cs="Times New Roman"/>
-          <w:b w:val="0"/>
-          <w:bCs/>
-          <w:i w:val="0"/>
-          <w:sz w:val="21"/>
-        </w:rPr>
-        <w:t xml:space="preserve"> </w:t>
-      </w:r>
-      <w:r>
-        <w:rPr>
-          <w:rFonts w:hint="eastAsia" w:ascii="Times New Roman" w:hAnsi="Times New Roman" w:eastAsia="FangSong" w:cs="Times New Roman"/>
-          <w:b w:val="0"/>
-          <w:bCs/>
-          <w:i w:val="0"/>
-          <w:sz w:val="21"/>
-        </w:rPr>
-        <w:t xml:space="preserve">鉴别流程图</w:t>
-      </w:r>
-      <w:r>
-        <w:rPr>
-          <w:rFonts w:ascii="Times New Roman" w:hAnsi="Times New Roman" w:eastAsia="FangSong" w:cs="Times New Roman"/>
-          <w:b w:val="0"/>
-          <w:i w:val="0"/>
-          <w:sz w:val="21"/>
-        </w:rPr>
-        <w:t xml:space="preserve"> </w:t>
-      </w:r>
-      <w:r>
-        <w:rPr>
-          <w:rFonts w:ascii="Times New Roman" w:hAnsi="Times New Roman" w:eastAsia="FangSong" w:cs="Times New Roman"/>
-          <w:b w:val="0"/>
-          <w:i w:val="0"/>
-          <w:sz w:val="21"/>
-        </w:rPr>
-        <w:t xml:space="preserve">1. </w:t>
-      </w:r>
-      <w:r>
-        <w:rPr>
-          <w:rFonts w:hint="eastAsia" w:ascii="Times New Roman" w:hAnsi="Times New Roman" w:eastAsia="FangSong" w:cs="Times New Roman"/>
-          <w:b w:val="0"/>
-          <w:i w:val="0"/>
-          <w:sz w:val="21"/>
-        </w:rPr>
-        <w:t>取白色沉淀</w:t>
-      </w:r>
-      <w:r>
-        <w:rPr>
-          <w:rFonts w:hint="eastAsia" w:ascii="Times New Roman" w:hAnsi="Times New Roman" w:eastAsia="FangSong" w:cs="Times New Roman"/>
-          <w:b w:val="0"/>
-          <w:i w:val="0"/>
-          <w:sz w:val="21"/>
-        </w:rPr>
-        <w:t>（</w:t>
-      </w:r>
-      <w:r>
-        <w:rPr>
-          <w:rFonts w:hint="eastAsia" w:ascii="Times New Roman" w:hAnsi="Times New Roman" w:eastAsia="FangSong" w:cs="Times New Roman"/>
-          <w:b w:val="0"/>
-          <w:i w:val="0"/>
-          <w:sz w:val="21"/>
-        </w:rPr>
-        <w:t>可能是</w:t>
-      </w:r>
-      <w:r>
-        <w:rPr>
-          <w:rFonts w:ascii="Times New Roman" w:hAnsi="Times New Roman" w:eastAsia="FangSong" w:cs="Times New Roman"/>
-          <w:b w:val="0"/>
-          <w:i w:val="0"/>
-          <w:sz w:val="21"/>
-        </w:rPr>
-        <w:t xml:space="preserve"> AgCl </w:t>
-      </w:r>
-      <w:r>
-        <w:rPr>
-          <w:rFonts w:hint="eastAsia" w:ascii="Times New Roman" w:hAnsi="Times New Roman" w:eastAsia="FangSong" w:cs="Times New Roman"/>
-          <w:b w:val="0"/>
-          <w:i w:val="0"/>
-          <w:sz w:val="21"/>
-        </w:rPr>
-        <w:t xml:space="preserve">或</w:t>
-      </w:r>
-      <w:r>
-        <w:rPr>
-          <w:rFonts w:ascii="Times New Roman" w:hAnsi="Times New Roman" w:eastAsia="FangSong" w:cs="Times New Roman"/>
-          <w:b w:val="0"/>
-          <w:i w:val="0"/>
-          <w:sz w:val="21"/>
-        </w:rPr>
-        <w:t xml:space="preserve"> </w:t>
-      </w:r>
-      <w:r>
-        <w:rPr>
-          <w:rFonts w:hint="eastAsia" w:ascii="Times New Roman" w:hAnsi="Times New Roman" w:eastAsia="FangSong" w:cs="Times New Roman"/>
-          <w:b w:val="0"/>
-          <w:i w:val="0"/>
-          <w:sz w:val="21"/>
-        </w:rPr>
-        <w:t>Hg</w:t>
-      </w:r>
-      <w:r>
-        <w:rPr>
-          <w:rFonts w:hint="eastAsia" w:ascii="Times New Roman" w:hAnsi="Times New Roman" w:eastAsia="FangSong" w:cs="Times New Roman"/>
-          <w:b w:val="0"/>
-          <w:i w:val="0"/>
-          <w:sz w:val="21"/>
+          <w:rFonts w:hint="eastAsia" w:ascii="Times New Roman" w:hAnsi="Times New Roman" w:eastAsia="Times New Roman" w:cs="Times New Roman"/>
+        </w:rPr>
+        <w:t>），</w:t>
+      </w:r>
+      <w:r>
+        <w:rPr>
+          <w:rFonts w:hint="eastAsia" w:ascii="Times New Roman" w:hAnsi="Times New Roman" w:eastAsia="FangSong" w:cs="Times New Roman"/>
+        </w:rPr>
+        <w:t>加入过量氨水</w:t>
+      </w:r>
+      <w:r>
+        <w:rPr>
+          <w:rFonts w:ascii="Times New Roman" w:hAnsi="Times New Roman" w:eastAsia="Times New Roman" w:cs="Times New Roman"/>
+        </w:rPr>
+        <w:t xml:space="preserve"> </w:t>
+      </w:r>
+      <w:r>
+        <w:rPr>
+          <w:rFonts w:hint="eastAsia" w:ascii="Times New Roman" w:hAnsi="Times New Roman" w:eastAsia="Times New Roman" w:cs="Times New Roman"/>
+        </w:rPr>
+        <w:t>NH</w:t>
+      </w:r>
+      <w:r>
+        <w:rPr>
+          <w:rFonts w:hint="eastAsia" w:ascii="Times New Roman" w:hAnsi="Times New Roman" w:eastAsia="Times New Roman" w:cs="Times New Roman"/>
           <w:vertAlign w:val="subscript"/>
         </w:rPr>
+        <w:t>3</w:t>
+      </w:r>
+      <w:r>
+        <w:rPr>
+          <w:rFonts w:hint="eastAsia" w:ascii="Times New Roman" w:hAnsi="Times New Roman" w:eastAsia="Times New Roman" w:cs="Times New Roman"/>
+        </w:rPr>
+        <w:t>·H</w:t>
+      </w:r>
+      <w:r>
+        <w:rPr>
+          <w:rFonts w:hint="eastAsia" w:ascii="Times New Roman" w:hAnsi="Times New Roman" w:eastAsia="Times New Roman" w:cs="Times New Roman"/>
+          <w:vertAlign w:val="subscript"/>
+        </w:rPr>
         <w:t>2</w:t>
       </w:r>
       <w:r>
         <w:rPr>
-          <w:rFonts w:hint="eastAsia" w:ascii="Times New Roman" w:hAnsi="Times New Roman" w:eastAsia="FangSong" w:cs="Times New Roman"/>
-          <w:b w:val="0"/>
-          <w:i w:val="0"/>
-          <w:sz w:val="21"/>
-        </w:rPr>
-        <w:t>Cl</w:t>
-      </w:r>
-      <w:r>
-        <w:rPr>
-          <w:rFonts w:hint="eastAsia" w:ascii="Times New Roman" w:hAnsi="Times New Roman" w:eastAsia="FangSong" w:cs="Times New Roman"/>
-          <w:b w:val="0"/>
-          <w:i w:val="0"/>
-          <w:sz w:val="21"/>
-          <w:vertAlign w:val="subscript"/>
-        </w:rPr>
-        <w:t>2</w:t>
-      </w:r>
-      <w:r>
-        <w:rPr>
-          <w:rFonts w:hint="eastAsia" w:ascii="Times New Roman" w:hAnsi="Times New Roman" w:eastAsia="FangSong" w:cs="Times New Roman"/>
-          <w:b w:val="0"/>
-          <w:i w:val="0"/>
-          <w:sz w:val="21"/>
-        </w:rPr>
-        <w:t>），</w:t>
-      </w:r>
-      <w:r>
-        <w:rPr>
-          <w:rFonts w:hint="eastAsia" w:ascii="Times New Roman" w:hAnsi="Times New Roman" w:eastAsia="FangSong" w:cs="Times New Roman"/>
-          <w:b w:val="0"/>
-          <w:i w:val="0"/>
-          <w:sz w:val="21"/>
-        </w:rPr>
-        <w:t>加入过量氨水</w:t>
-      </w:r>
-      <w:r>
-        <w:rPr>
-          <w:rFonts w:ascii="Times New Roman" w:hAnsi="Times New Roman" w:eastAsia="FangSong" w:cs="Times New Roman"/>
-          <w:b w:val="0"/>
-          <w:i w:val="0"/>
-          <w:sz w:val="21"/>
-        </w:rPr>
-        <w:t xml:space="preserve"> </w:t>
-      </w:r>
-      <w:r>
-        <w:rPr>
-          <w:rFonts w:hint="eastAsia" w:ascii="Times New Roman" w:hAnsi="Times New Roman" w:eastAsia="FangSong" w:cs="Times New Roman"/>
-          <w:b w:val="0"/>
-          <w:i w:val="0"/>
-          <w:sz w:val="21"/>
-        </w:rPr>
-        <w:t>NH</w:t>
-      </w:r>
-      <w:r>
-        <w:rPr>
-          <w:rFonts w:hint="eastAsia" w:ascii="Times New Roman" w:hAnsi="Times New Roman" w:eastAsia="FangSong" w:cs="Times New Roman"/>
-          <w:b w:val="0"/>
-          <w:i w:val="0"/>
-          <w:sz w:val="21"/>
-          <w:vertAlign w:val="subscript"/>
-        </w:rPr>
-        <w:t>3</w:t>
-      </w:r>
-      <w:r>
-        <w:rPr>
-          <w:rFonts w:hint="eastAsia" w:ascii="Times New Roman" w:hAnsi="Times New Roman" w:eastAsia="FangSong" w:cs="Times New Roman"/>
-          <w:b w:val="0"/>
-          <w:i w:val="0"/>
-          <w:sz w:val="21"/>
-        </w:rPr>
-        <w:t>·H</w:t>
-      </w:r>
-      <w:r>
-        <w:rPr>
-          <w:rFonts w:hint="eastAsia" w:ascii="Times New Roman" w:hAnsi="Times New Roman" w:eastAsia="FangSong" w:cs="Times New Roman"/>
-          <w:b w:val="0"/>
-          <w:i w:val="0"/>
-          <w:sz w:val="21"/>
-          <w:vertAlign w:val="subscript"/>
-        </w:rPr>
-        <w:t>2</w:t>
-      </w:r>
-      <w:r>
-        <w:rPr>
-          <w:rFonts w:hint="eastAsia" w:ascii="Times New Roman" w:hAnsi="Times New Roman" w:eastAsia="FangSong" w:cs="Times New Roman"/>
-          <w:b w:val="0"/>
-          <w:i w:val="0"/>
-          <w:sz w:val="21"/>
+          <w:rFonts w:hint="eastAsia" w:ascii="Times New Roman" w:hAnsi="Times New Roman" w:eastAsia="Times New Roman" w:cs="Times New Roman"/>
         </w:rPr>
         <w:t>O，</w:t>
       </w:r>
       <w:r>
         <w:rPr>
           <w:rFonts w:hint="eastAsia" w:ascii="Times New Roman" w:hAnsi="Times New Roman" w:eastAsia="FangSong" w:cs="Times New Roman"/>
-          <w:b w:val="0"/>
-          <w:i w:val="0"/>
-          <w:sz w:val="21"/>
         </w:rPr>
         <w:t>观察现象</w:t>
       </w:r>
       <w:r>
         <w:rPr>
-          <w:rFonts w:ascii="Times New Roman" w:hAnsi="Times New Roman" w:eastAsia="FangSong" w:cs="Times New Roman"/>
-          <w:b w:val="0"/>
-          <w:i w:val="0"/>
-          <w:sz w:val="21"/>
-        </w:rPr>
-        <w:t xml:space="preserve"> </w:t>
-      </w:r>
-      <w:r>
-        <w:rPr>
-          <w:rFonts w:ascii="Times New Roman" w:hAnsi="Times New Roman" w:eastAsia="FangSong" w:cs="Times New Roman"/>
-          <w:b w:val="0"/>
-          <w:i w:val="0"/>
-          <w:sz w:val="21"/>
+          <w:rFonts w:ascii="Times New Roman" w:hAnsi="Times New Roman" w:eastAsia="Times New Roman" w:cs="Times New Roman"/>
+        </w:rPr>
+        <w:t xml:space="preserve"> </w:t>
+      </w:r>
+      <w:r>
+        <w:rPr>
+          <w:rFonts w:ascii="Times New Roman" w:hAnsi="Times New Roman" w:eastAsia="Times New Roman" w:cs="Times New Roman"/>
         </w:rPr>
         <w:t xml:space="preserve">2. </w:t>
       </w:r>
       <w:r>
         <w:rPr>
           <w:rFonts w:hint="eastAsia" w:ascii="Times New Roman" w:hAnsi="Times New Roman" w:eastAsia="FangSong" w:cs="Times New Roman"/>
-          <w:b w:val="0"/>
-          <w:i w:val="0"/>
-          <w:sz w:val="21"/>
         </w:rPr>
         <w:t xml:space="preserve">若完全溶解得无色溶液</w:t>
       </w:r>
       <w:r>
         <w:rPr>
-          <w:rFonts w:ascii="Times New Roman" w:hAnsi="Times New Roman" w:eastAsia="FangSong" w:cs="Times New Roman"/>
-          <w:b w:val="0"/>
-          <w:i w:val="0"/>
-          <w:sz w:val="21"/>
+          <w:rFonts w:ascii="Times New Roman" w:hAnsi="Times New Roman" w:eastAsia="Times New Roman" w:cs="Times New Roman"/>
         </w:rPr>
         <w:t xml:space="preserve"> → </w:t>
       </w:r>
       <w:r>
         <w:rPr>
           <w:rFonts w:hint="eastAsia" w:ascii="Times New Roman" w:hAnsi="Times New Roman" w:eastAsia="FangSong" w:cs="Times New Roman"/>
-          <w:b w:val="0"/>
-          <w:i w:val="0"/>
-          <w:sz w:val="21"/>
         </w:rPr>
         <w:t xml:space="preserve">为</w:t>
       </w:r>
       <w:r>
         <w:rPr>
-          <w:rFonts w:ascii="Times New Roman" w:hAnsi="Times New Roman" w:eastAsia="FangSong" w:cs="Times New Roman"/>
-          <w:b w:val="0"/>
-          <w:i w:val="0"/>
-          <w:sz w:val="21"/>
-        </w:rPr>
-        <w:t xml:space="preserve"> </w:t>
-      </w:r>
-      <w:r>
-        <w:rPr>
-          <w:rFonts w:hint="eastAsia" w:ascii="Times New Roman" w:hAnsi="Times New Roman" w:eastAsia="FangSong" w:cs="Times New Roman"/>
-          <w:b w:val="0"/>
-          <w:i w:val="0"/>
-          <w:sz w:val="21"/>
+          <w:rFonts w:ascii="Times New Roman" w:hAnsi="Times New Roman" w:eastAsia="Times New Roman" w:cs="Times New Roman"/>
+        </w:rPr>
+        <w:t xml:space="preserve"> </w:t>
+      </w:r>
+      <w:r>
+        <w:rPr>
+          <w:rFonts w:hint="eastAsia" w:ascii="Times New Roman" w:hAnsi="Times New Roman" w:eastAsia="Times New Roman" w:cs="Times New Roman"/>
         </w:rPr>
         <w:t>AgCl，</w:t>
       </w:r>
       <w:r>
         <w:rPr>
           <w:rFonts w:hint="eastAsia" w:ascii="Times New Roman" w:hAnsi="Times New Roman" w:eastAsia="FangSong" w:cs="Times New Roman"/>
-          <w:b w:val="0"/>
-          <w:i w:val="0"/>
-          <w:sz w:val="21"/>
         </w:rPr>
         <w:t>生成</w:t>
       </w:r>
       <w:r>
         <w:rPr>
-          <w:rFonts w:ascii="Times New Roman" w:hAnsi="Times New Roman" w:eastAsia="FangSong" w:cs="Times New Roman"/>
-          <w:b w:val="0"/>
-          <w:i w:val="0"/>
-          <w:sz w:val="21"/>
+          <w:rFonts w:ascii="Times New Roman" w:hAnsi="Times New Roman" w:eastAsia="Times New Roman" w:cs="Times New Roman"/>
         </w:rPr>
         <w:t xml:space="preserve"> </w:t>
       </w:r>
@@ -24199,120 +23954,81 @@
       </m:oMath>
       <w:r>
         <w:rPr>
-          <w:rFonts w:ascii="Times New Roman" w:hAnsi="Times New Roman" w:eastAsia="FangSong" w:cs="Times New Roman"/>
-          <w:b w:val="0"/>
-          <w:i w:val="0"/>
-          <w:sz w:val="21"/>
-        </w:rPr>
-        <w:t xml:space="preserve"> </w:t>
-      </w:r>
-      <w:r>
-        <w:rPr>
-          <w:rFonts w:ascii="Times New Roman" w:hAnsi="Times New Roman" w:eastAsia="FangSong" w:cs="Times New Roman"/>
-          <w:b w:val="0"/>
-          <w:i w:val="0"/>
-          <w:sz w:val="21"/>
+          <w:rFonts w:ascii="Times New Roman" w:hAnsi="Times New Roman" w:eastAsia="Times New Roman" w:cs="Times New Roman"/>
+        </w:rPr>
+        <w:t xml:space="preserve"> </w:t>
+      </w:r>
+      <w:r>
+        <w:rPr>
+          <w:rFonts w:ascii="Times New Roman" w:hAnsi="Times New Roman" w:eastAsia="Times New Roman" w:cs="Times New Roman"/>
         </w:rPr>
         <w:t xml:space="preserve">3. </w:t>
       </w:r>
       <w:r>
         <w:rPr>
           <w:rFonts w:hint="eastAsia" w:ascii="Times New Roman" w:hAnsi="Times New Roman" w:eastAsia="FangSong" w:cs="Times New Roman"/>
-          <w:b w:val="0"/>
-          <w:i w:val="0"/>
-          <w:sz w:val="21"/>
         </w:rPr>
         <w:t xml:space="preserve">若沉淀变灰黑</w:t>
       </w:r>
       <w:r>
         <w:rPr>
-          <w:rFonts w:ascii="Times New Roman" w:hAnsi="Times New Roman" w:eastAsia="FangSong" w:cs="Times New Roman"/>
-          <w:b w:val="0"/>
-          <w:i w:val="0"/>
-          <w:sz w:val="21"/>
+          <w:rFonts w:ascii="Times New Roman" w:hAnsi="Times New Roman" w:eastAsia="Times New Roman" w:cs="Times New Roman"/>
         </w:rPr>
         <w:t xml:space="preserve"> → </w:t>
       </w:r>
       <w:r>
         <w:rPr>
           <w:rFonts w:hint="eastAsia" w:ascii="Times New Roman" w:hAnsi="Times New Roman" w:eastAsia="FangSong" w:cs="Times New Roman"/>
-          <w:b w:val="0"/>
-          <w:i w:val="0"/>
-          <w:sz w:val="21"/>
         </w:rPr>
         <w:t xml:space="preserve">为</w:t>
       </w:r>
       <w:r>
         <w:rPr>
-          <w:rFonts w:ascii="Times New Roman" w:hAnsi="Times New Roman" w:eastAsia="FangSong" w:cs="Times New Roman"/>
-          <w:b w:val="0"/>
-          <w:i w:val="0"/>
-          <w:sz w:val="21"/>
-        </w:rPr>
-        <w:t xml:space="preserve"> </w:t>
-      </w:r>
-      <w:r>
-        <w:rPr>
-          <w:rFonts w:hint="eastAsia" w:ascii="Times New Roman" w:hAnsi="Times New Roman" w:eastAsia="FangSong" w:cs="Times New Roman"/>
-          <w:b w:val="0"/>
-          <w:i w:val="0"/>
-          <w:sz w:val="21"/>
+          <w:rFonts w:ascii="Times New Roman" w:hAnsi="Times New Roman" w:eastAsia="Times New Roman" w:cs="Times New Roman"/>
+        </w:rPr>
+        <w:t xml:space="preserve"> </w:t>
+      </w:r>
+      <w:r>
+        <w:rPr>
+          <w:rFonts w:hint="eastAsia" w:ascii="Times New Roman" w:hAnsi="Times New Roman" w:eastAsia="Times New Roman" w:cs="Times New Roman"/>
         </w:rPr>
         <w:t>Hg</w:t>
       </w:r>
       <w:r>
         <w:rPr>
-          <w:rFonts w:hint="eastAsia" w:ascii="Times New Roman" w:hAnsi="Times New Roman" w:eastAsia="FangSong" w:cs="Times New Roman"/>
-          <w:b w:val="0"/>
-          <w:i w:val="0"/>
-          <w:sz w:val="21"/>
+          <w:rFonts w:hint="eastAsia" w:ascii="Times New Roman" w:hAnsi="Times New Roman" w:eastAsia="Times New Roman" w:cs="Times New Roman"/>
           <w:vertAlign w:val="subscript"/>
         </w:rPr>
         <w:t>2</w:t>
       </w:r>
       <w:r>
         <w:rPr>
-          <w:rFonts w:hint="eastAsia" w:ascii="Times New Roman" w:hAnsi="Times New Roman" w:eastAsia="FangSong" w:cs="Times New Roman"/>
-          <w:b w:val="0"/>
-          <w:i w:val="0"/>
-          <w:sz w:val="21"/>
+          <w:rFonts w:hint="eastAsia" w:ascii="Times New Roman" w:hAnsi="Times New Roman" w:eastAsia="Times New Roman" w:cs="Times New Roman"/>
         </w:rPr>
         <w:t>Cl</w:t>
       </w:r>
       <w:r>
         <w:rPr>
-          <w:rFonts w:hint="eastAsia" w:ascii="Times New Roman" w:hAnsi="Times New Roman" w:eastAsia="FangSong" w:cs="Times New Roman"/>
-          <w:b w:val="0"/>
-          <w:i w:val="0"/>
-          <w:sz w:val="21"/>
+          <w:rFonts w:hint="eastAsia" w:ascii="Times New Roman" w:hAnsi="Times New Roman" w:eastAsia="Times New Roman" w:cs="Times New Roman"/>
           <w:vertAlign w:val="subscript"/>
         </w:rPr>
         <w:t>2</w:t>
       </w:r>
       <w:r>
         <w:rPr>
-          <w:rFonts w:hint="eastAsia" w:ascii="Times New Roman" w:hAnsi="Times New Roman" w:eastAsia="FangSong" w:cs="Times New Roman"/>
-          <w:b w:val="0"/>
-          <w:i w:val="0"/>
-          <w:sz w:val="21"/>
+          <w:rFonts w:hint="eastAsia" w:ascii="Times New Roman" w:hAnsi="Times New Roman" w:eastAsia="Times New Roman" w:cs="Times New Roman"/>
         </w:rPr>
         <w:t>，</w:t>
       </w:r>
       <w:r>
         <w:rPr>
           <w:rFonts w:hint="eastAsia" w:ascii="Times New Roman" w:hAnsi="Times New Roman" w:eastAsia="FangSong" w:cs="Times New Roman"/>
-          <w:b w:val="0"/>
-          <w:i w:val="0"/>
-          <w:sz w:val="21"/>
         </w:rPr>
         <w:t>发生歧化</w:t>
       </w:r>
       <w:r>
         <w:rPr>
-          <w:rFonts w:hint="eastAsia" w:ascii="Times New Roman" w:hAnsi="Times New Roman" w:eastAsia="FangSong" w:cs="Times New Roman"/>
-          <w:b w:val="0"/>
-          <w:i w:val="0"/>
-          <w:sz w:val="21"/>
+          <w:rFonts w:hint="eastAsia" w:ascii="Times New Roman" w:hAnsi="Times New Roman" w:eastAsia="Times New Roman" w:cs="Times New Roman"/>
         </w:rPr>
         <w:t>：</w:t>
       </w:r>
@@ -24550,28 +24266,19 @@
       </m:oMath>
       <w:r>
         <w:rPr>
-          <w:rFonts w:hint="eastAsia" w:ascii="Times New Roman" w:hAnsi="Times New Roman" w:eastAsia="FangSong" w:cs="Times New Roman"/>
-          <w:b w:val="0"/>
-          <w:i w:val="0"/>
-          <w:sz w:val="21"/>
+          <w:rFonts w:hint="eastAsia" w:ascii="Times New Roman" w:hAnsi="Times New Roman" w:eastAsia="Times New Roman" w:cs="Times New Roman"/>
         </w:rPr>
         <w:t>（</w:t>
       </w:r>
       <w:r>
         <w:rPr>
           <w:rFonts w:hint="eastAsia" w:ascii="Times New Roman" w:hAnsi="Times New Roman" w:eastAsia="FangSong" w:cs="Times New Roman"/>
-          <w:b w:val="0"/>
-          <w:i w:val="0"/>
-          <w:sz w:val="21"/>
         </w:rPr>
         <w:t>白色与黑色混合显灰黑</w:t>
       </w:r>
       <w:r>
         <w:rPr>
-          <w:rFonts w:hint="eastAsia" w:ascii="Times New Roman" w:hAnsi="Times New Roman" w:eastAsia="FangSong" w:cs="Times New Roman"/>
-          <w:b w:val="0"/>
-          <w:i w:val="0"/>
-          <w:sz w:val="21"/>
+          <w:rFonts w:hint="eastAsia" w:ascii="Times New Roman" w:hAnsi="Times New Roman" w:eastAsia="Times New Roman" w:cs="Times New Roman"/>
         </w:rPr>
         <w:t>）</w:t>
       </w:r>
@@ -30502,14 +30209,30 @@
           <w:b/>
           <w:bCs/>
         </w:rPr>
-        <w:t>配合物电化学转化</w:t>
-      </w:r>
-      <w:r>
-        <w:rPr>
-          <w:rFonts w:hint="eastAsia" w:ascii="Times New Roman" w:hAnsi="Times New Roman" w:eastAsia="Times New Roman" w:cs="Times New Roman"/>
+        <w:t>咔咯环与</w:t>
+      </w:r>
+      <w:r>
+        <w:rPr>
+          <w:rFonts w:ascii="Times New Roman" w:hAnsi="Times New Roman" w:eastAsia="Times New Roman" w:cs="Times New Roman"/>
           <w:b/>
           <w:bCs/>
         </w:rPr>
+        <w:t xml:space="preserve"> Cr </w:t>
+      </w:r>
+      <w:r>
+        <w:rPr>
+          <w:rFonts w:hint="eastAsia" w:ascii="Times New Roman" w:hAnsi="Times New Roman" w:eastAsia="FangSong" w:cs="Times New Roman"/>
+          <w:b/>
+          <w:bCs/>
+        </w:rPr>
+        <w:t>配合物</w:t>
+      </w:r>
+      <w:r>
+        <w:rPr>
+          <w:rFonts w:hint="eastAsia" w:ascii="Times New Roman" w:hAnsi="Times New Roman" w:eastAsia="Times New Roman" w:cs="Times New Roman"/>
+          <w:b/>
+          <w:bCs/>
+        </w:rPr>
         <w:t>）</w:t>
       </w:r>
       <w:r>
@@ -30522,19 +30245,25 @@
         <w:rPr>
           <w:rFonts w:hint="eastAsia" w:ascii="Times New Roman" w:hAnsi="Times New Roman" w:eastAsia="FangSong" w:cs="Times New Roman"/>
         </w:rPr>
-        <w:t>金属配合物的电化学转化与光谱变化</w:t>
-      </w:r>
-      <w:r>
-        <w:rPr>
-          <w:rFonts w:hint="eastAsia" w:ascii="Times New Roman" w:hAnsi="Times New Roman" w:eastAsia="Times New Roman" w:cs="Times New Roman"/>
-        </w:rPr>
-        <w:t>（</w:t>
-      </w:r>
-      <w:r>
-        <w:rPr>
-          <w:rFonts w:hint="eastAsia" w:ascii="Times New Roman" w:hAnsi="Times New Roman" w:eastAsia="FangSong" w:cs="Times New Roman"/>
-        </w:rPr>
-        <w:t>价态</w:t>
+        <w:t>咔咯大环配体稳定非常规氧化态</w:t>
+      </w:r>
+      <w:r>
+        <w:rPr>
+          <w:rFonts w:hint="eastAsia" w:ascii="Times New Roman" w:hAnsi="Times New Roman" w:eastAsia="Times New Roman" w:cs="Times New Roman"/>
+        </w:rPr>
+        <w:t>；B/C/D</w:t>
+      </w:r>
+      <w:r>
+        <w:rPr>
+          <w:rFonts w:ascii="Times New Roman" w:hAnsi="Times New Roman" w:eastAsia="Times New Roman" w:cs="Times New Roman"/>
+        </w:rPr>
+        <w:t xml:space="preserve"> </w:t>
+      </w:r>
+      <w:r>
+        <w:rPr>
+          <w:rFonts w:hint="eastAsia" w:ascii="Times New Roman" w:hAnsi="Times New Roman" w:eastAsia="FangSong" w:cs="Times New Roman"/>
+        </w:rPr>
+        <w:t>配合物间转化与价态</w:t>
       </w:r>
       <w:r>
         <w:rPr>
@@ -30552,7 +30281,7 @@
         <w:rPr>
           <w:rFonts w:hint="eastAsia" w:ascii="Times New Roman" w:hAnsi="Times New Roman" w:eastAsia="Times New Roman" w:cs="Times New Roman"/>
         </w:rPr>
-        <w:t>）。</w:t>
+        <w:t>。</w:t>
       </w:r>
       <w:r>
         <w:rPr>
@@ -30819,12 +30548,101 @@
       </w:r>
       <w:r>
         <w:rPr>
-          <w:rFonts w:ascii="Times New Roman" w:hAnsi="Times New Roman" w:eastAsia="Times New Roman" w:cs="Times New Roman"/>
+          <w:rFonts w:hint="eastAsia" w:ascii="Times New Roman" w:hAnsi="Times New Roman" w:eastAsia="FangSong" w:cs="Times New Roman"/>
+        </w:rPr>
+        <w:t>实际</w:t>
+      </w:r>
+      <w:r>
+        <w:rPr>
+          <w:rFonts w:hint="eastAsia" w:ascii="Times New Roman" w:hAnsi="Times New Roman" w:eastAsia="Times New Roman" w:cs="Times New Roman"/>
+        </w:rPr>
+        <w:t>：2Ag</w:t>
+      </w:r>
+      <w:r>
+        <w:rPr>
+          <w:rFonts w:hint="eastAsia" w:ascii="Times New Roman" w:hAnsi="Times New Roman" w:eastAsia="Times New Roman" w:cs="Times New Roman"/>
+          <w:vertAlign w:val="superscript"/>
+        </w:rPr>
+        <w:t>+</w:t>
+      </w:r>
+      <w:r>
+        <w:rPr>
+          <w:rFonts w:ascii="Times New Roman" w:hAnsi="Times New Roman" w:eastAsia="Times New Roman" w:cs="Times New Roman"/>
+        </w:rPr>
+        <w:t xml:space="preserve"> + 2NH</w:t>
+      </w:r>
+      <w:r>
+        <w:rPr>
+          <w:rFonts w:ascii="Times New Roman" w:hAnsi="Times New Roman" w:eastAsia="Times New Roman" w:cs="Times New Roman"/>
+          <w:vertAlign w:val="subscript"/>
+        </w:rPr>
+        <w:t>3</w:t>
+      </w:r>
+      <w:r>
+        <w:rPr>
+          <w:rFonts w:ascii="Times New Roman" w:hAnsi="Times New Roman" w:eastAsia="Times New Roman" w:cs="Times New Roman"/>
+        </w:rPr>
+        <w:t>·H</w:t>
+      </w:r>
+      <w:r>
+        <w:rPr>
+          <w:rFonts w:ascii="Times New Roman" w:hAnsi="Times New Roman" w:eastAsia="Times New Roman" w:cs="Times New Roman"/>
+          <w:vertAlign w:val="subscript"/>
+        </w:rPr>
+        <w:t>2</w:t>
+      </w:r>
+      <w:r>
+        <w:rPr>
+          <w:rFonts w:ascii="Times New Roman" w:hAnsi="Times New Roman" w:eastAsia="Times New Roman" w:cs="Times New Roman"/>
+        </w:rPr>
+        <w:t xml:space="preserve">O → </w:t>
+      </w:r>
+      <w:r>
+        <w:rPr>
+          <w:rFonts w:hint="eastAsia" w:ascii="Times New Roman" w:hAnsi="Times New Roman" w:eastAsia="Times New Roman" w:cs="Times New Roman"/>
         </w:rPr>
         <w:t>Ag</w:t>
       </w:r>
       <w:r>
         <w:rPr>
+          <w:rFonts w:hint="eastAsia" w:ascii="Times New Roman" w:hAnsi="Times New Roman" w:eastAsia="Times New Roman" w:cs="Times New Roman"/>
+          <w:vertAlign w:val="subscript"/>
+        </w:rPr>
+        <w:t>2</w:t>
+      </w:r>
+      <w:r>
+        <w:rPr>
+          <w:rFonts w:hint="eastAsia" w:ascii="Times New Roman" w:hAnsi="Times New Roman" w:eastAsia="Times New Roman" w:cs="Times New Roman"/>
+        </w:rPr>
+        <w:t>O↓(</w:t>
+      </w:r>
+      <w:r>
+        <w:rPr>
+          <w:rFonts w:hint="eastAsia" w:ascii="Times New Roman" w:hAnsi="Times New Roman" w:eastAsia="FangSong" w:cs="Times New Roman"/>
+        </w:rPr>
+        <w:t>棕黑</w:t>
+      </w:r>
+      <w:r>
+        <w:rPr>
+          <w:rFonts w:hint="eastAsia" w:ascii="Times New Roman" w:hAnsi="Times New Roman" w:eastAsia="Times New Roman" w:cs="Times New Roman"/>
+        </w:rPr>
+        <w:t>)</w:t>
+      </w:r>
+      <w:r>
+        <w:rPr>
+          <w:rFonts w:ascii="Times New Roman" w:hAnsi="Times New Roman" w:eastAsia="Times New Roman" w:cs="Times New Roman"/>
+        </w:rPr>
+        <w:t xml:space="preserve"> + 2NH</w:t>
+      </w:r>
+      <w:r>
+        <w:rPr>
+          <w:rFonts w:ascii="Times New Roman" w:hAnsi="Times New Roman" w:eastAsia="Times New Roman" w:cs="Times New Roman"/>
+          <w:vertAlign w:val="subscript"/>
+        </w:rPr>
+        <w:t>4</w:t>
+      </w:r>
+      <w:r>
+        <w:rPr>
           <w:rFonts w:ascii="Times New Roman" w:hAnsi="Times New Roman" w:eastAsia="Times New Roman" w:cs="Times New Roman"/>
           <w:vertAlign w:val="superscript"/>
         </w:rPr>
@@ -30834,58 +30652,38 @@
         <w:rPr>
           <w:rFonts w:ascii="Times New Roman" w:hAnsi="Times New Roman" w:eastAsia="Times New Roman" w:cs="Times New Roman"/>
         </w:rPr>
-        <w:t xml:space="preserve"> + NH</w:t>
-      </w:r>
-      <w:r>
-        <w:rPr>
-          <w:rFonts w:ascii="Times New Roman" w:hAnsi="Times New Roman" w:eastAsia="Times New Roman" w:cs="Times New Roman"/>
+        <w:t xml:space="preserve"> + </w:t>
+      </w:r>
+      <w:r>
+        <w:rPr>
+          <w:rFonts w:hint="eastAsia" w:ascii="Times New Roman" w:hAnsi="Times New Roman" w:eastAsia="Times New Roman" w:cs="Times New Roman"/>
+        </w:rPr>
+        <w:t>H</w:t>
+      </w:r>
+      <w:r>
+        <w:rPr>
+          <w:rFonts w:hint="eastAsia" w:ascii="Times New Roman" w:hAnsi="Times New Roman" w:eastAsia="Times New Roman" w:cs="Times New Roman"/>
           <w:vertAlign w:val="subscript"/>
         </w:rPr>
-        <w:t>3</w:t>
-      </w:r>
-      <w:r>
-        <w:rPr>
-          <w:rFonts w:ascii="Times New Roman" w:hAnsi="Times New Roman" w:eastAsia="Times New Roman" w:cs="Times New Roman"/>
-        </w:rPr>
-        <w:t>·H</w:t>
-      </w:r>
-      <w:r>
-        <w:rPr>
-          <w:rFonts w:ascii="Times New Roman" w:hAnsi="Times New Roman" w:eastAsia="Times New Roman" w:cs="Times New Roman"/>
-          <w:vertAlign w:val="subscript"/>
-        </w:rPr>
         <w:t>2</w:t>
       </w:r>
       <w:r>
         <w:rPr>
-          <w:rFonts w:ascii="Times New Roman" w:hAnsi="Times New Roman" w:eastAsia="Times New Roman" w:cs="Times New Roman"/>
-        </w:rPr>
-        <w:t xml:space="preserve">O → </w:t>
-      </w:r>
-      <w:r>
-        <w:rPr>
-          <w:rFonts w:hint="eastAsia" w:ascii="Times New Roman" w:hAnsi="Times New Roman" w:eastAsia="Times New Roman" w:cs="Times New Roman"/>
-        </w:rPr>
-        <w:t>Ag</w:t>
-      </w:r>
-      <w:r>
-        <w:rPr>
-          <w:rFonts w:hint="eastAsia" w:ascii="Times New Roman" w:hAnsi="Times New Roman" w:eastAsia="Times New Roman" w:cs="Times New Roman"/>
-          <w:vertAlign w:val="subscript"/>
-        </w:rPr>
-        <w:t>2</w:t>
-      </w:r>
-      <w:r>
-        <w:rPr>
-          <w:rFonts w:hint="eastAsia" w:ascii="Times New Roman" w:hAnsi="Times New Roman" w:eastAsia="Times New Roman" w:cs="Times New Roman"/>
-        </w:rPr>
-        <w:t>O↓(</w:t>
-      </w:r>
-      <w:r>
-        <w:rPr>
-          <w:rFonts w:hint="eastAsia" w:ascii="Times New Roman" w:hAnsi="Times New Roman" w:eastAsia="FangSong" w:cs="Times New Roman"/>
-        </w:rPr>
-        <w:t>棕</w:t>
+          <w:rFonts w:hint="eastAsia" w:ascii="Times New Roman" w:hAnsi="Times New Roman" w:eastAsia="Times New Roman" w:cs="Times New Roman"/>
+        </w:rPr>
+        <w:t>O（AgOH</w:t>
+      </w:r>
+      <w:r>
+        <w:rPr>
+          <w:rFonts w:ascii="Times New Roman" w:hAnsi="Times New Roman" w:eastAsia="Times New Roman" w:cs="Times New Roman"/>
+        </w:rPr>
+        <w:t xml:space="preserve"> </w:t>
+      </w:r>
+      <w:r>
+        <w:rPr>
+          <w:rFonts w:hint="eastAsia" w:ascii="Times New Roman" w:hAnsi="Times New Roman" w:eastAsia="FangSong" w:cs="Times New Roman"/>
+        </w:rPr>
+        <w:t>仅简化表示</w:t>
       </w:r>
       <w:r>
         <w:rPr>
@@ -30897,69 +30695,13 @@
         <w:rPr>
           <w:rFonts w:hint="eastAsia" w:ascii="Times New Roman" w:hAnsi="Times New Roman" w:eastAsia="FangSong" w:cs="Times New Roman"/>
         </w:rPr>
-        <w:t>实际</w:t>
-      </w:r>
-      <w:r>
-        <w:rPr>
-          <w:rFonts w:hint="eastAsia" w:ascii="Times New Roman" w:hAnsi="Times New Roman" w:eastAsia="Times New Roman" w:cs="Times New Roman"/>
-        </w:rPr>
-        <w:t>)/AgOH↓(</w:t>
-      </w:r>
-      <w:r>
-        <w:rPr>
-          <w:rFonts w:hint="eastAsia" w:ascii="Times New Roman" w:hAnsi="Times New Roman" w:eastAsia="FangSong" w:cs="Times New Roman"/>
-        </w:rPr>
-        <w:t>白</w:t>
-      </w:r>
-      <w:r>
-        <w:rPr>
-          <w:rFonts w:hint="eastAsia" w:ascii="Times New Roman" w:hAnsi="Times New Roman" w:eastAsia="Times New Roman" w:cs="Times New Roman"/>
-        </w:rPr>
-        <w:t>，</w:t>
-      </w:r>
-      <w:r>
-        <w:rPr>
-          <w:rFonts w:hint="eastAsia" w:ascii="Times New Roman" w:hAnsi="Times New Roman" w:eastAsia="FangSong" w:cs="Times New Roman"/>
-        </w:rPr>
-        <w:t>简化</w:t>
-      </w:r>
-      <w:r>
-        <w:rPr>
-          <w:rFonts w:hint="eastAsia" w:ascii="Times New Roman" w:hAnsi="Times New Roman" w:eastAsia="Times New Roman" w:cs="Times New Roman"/>
-        </w:rPr>
-        <w:t>)</w:t>
-      </w:r>
-      <w:r>
-        <w:rPr>
-          <w:rFonts w:ascii="Times New Roman" w:hAnsi="Times New Roman" w:eastAsia="Times New Roman" w:cs="Times New Roman"/>
-        </w:rPr>
-        <w:t xml:space="preserve"> + </w:t>
-      </w:r>
-      <w:r>
-        <w:rPr>
-          <w:rFonts w:hint="eastAsia" w:ascii="Times New Roman" w:hAnsi="Times New Roman" w:eastAsia="Times New Roman" w:cs="Times New Roman"/>
-        </w:rPr>
-        <w:t>NH</w:t>
-      </w:r>
-      <w:r>
-        <w:rPr>
-          <w:rFonts w:hint="eastAsia" w:ascii="Times New Roman" w:hAnsi="Times New Roman" w:eastAsia="Times New Roman" w:cs="Times New Roman"/>
-          <w:vertAlign w:val="subscript"/>
-        </w:rPr>
-        <w:t>4</w:t>
-      </w:r>
-      <w:r>
-        <w:rPr>
-          <w:rFonts w:hint="eastAsia" w:ascii="Times New Roman" w:hAnsi="Times New Roman" w:eastAsia="Times New Roman" w:cs="Times New Roman"/>
-          <w:vertAlign w:val="superscript"/>
-        </w:rPr>
-        <w:t>+</w:t>
-      </w:r>
-      <w:r>
-        <w:rPr>
-          <w:rFonts w:hint="eastAsia" w:ascii="Times New Roman" w:hAnsi="Times New Roman" w:eastAsia="Times New Roman" w:cs="Times New Roman"/>
-        </w:rPr>
-        <w:t>；+</w:t>
+        <w:t>常温不存在</w:t>
+      </w:r>
+      <w:r>
+        <w:rPr>
+          <w:rFonts w:hint="eastAsia" w:ascii="Times New Roman" w:hAnsi="Times New Roman" w:eastAsia="Times New Roman" w:cs="Times New Roman"/>
+        </w:rPr>
+        <w:t>）；+</w:t>
       </w:r>
       <w:r>
         <w:rPr>
@@ -33472,19 +33214,67 @@
         <w:rPr>
           <w:rFonts w:hint="eastAsia" w:ascii="Times New Roman" w:hAnsi="Times New Roman" w:eastAsia="FangSong" w:cs="Times New Roman"/>
         </w:rPr>
-        <w:t>配合物价态变化驱动光谱</w:t>
-      </w:r>
-      <w:r>
-        <w:rPr>
-          <w:rFonts w:hint="eastAsia" w:ascii="Times New Roman" w:hAnsi="Times New Roman" w:eastAsia="Times New Roman" w:cs="Times New Roman"/>
-        </w:rPr>
-        <w:t>/</w:t>
-      </w:r>
-      <w:r>
-        <w:rPr>
-          <w:rFonts w:hint="eastAsia" w:ascii="Times New Roman" w:hAnsi="Times New Roman" w:eastAsia="FangSong" w:cs="Times New Roman"/>
-        </w:rPr>
-        <w:t>电化学行为</w:t>
+        <w:t>咔咯环芳香性</w:t>
+      </w:r>
+      <w:r>
+        <w:rPr>
+          <w:rFonts w:hint="eastAsia" w:ascii="Times New Roman" w:hAnsi="Times New Roman" w:eastAsia="Times New Roman" w:cs="Times New Roman"/>
+        </w:rPr>
+        <w:t>（π</w:t>
+      </w:r>
+      <w:r>
+        <w:rPr>
+          <w:rFonts w:ascii="Times New Roman" w:hAnsi="Times New Roman" w:eastAsia="Times New Roman" w:cs="Times New Roman"/>
+        </w:rPr>
+        <w:t xml:space="preserve"> </w:t>
+      </w:r>
+      <w:r>
+        <w:rPr>
+          <w:rFonts w:hint="eastAsia" w:ascii="Times New Roman" w:hAnsi="Times New Roman" w:eastAsia="FangSong" w:cs="Times New Roman"/>
+        </w:rPr>
+        <w:t>电子数</w:t>
+      </w:r>
+      <w:r>
+        <w:rPr>
+          <w:rFonts w:hint="eastAsia" w:ascii="Times New Roman" w:hAnsi="Times New Roman" w:eastAsia="Times New Roman" w:cs="Times New Roman"/>
+        </w:rPr>
+        <w:t>）</w:t>
+      </w:r>
+      <w:r>
+        <w:rPr>
+          <w:rFonts w:hint="eastAsia" w:ascii="Times New Roman" w:hAnsi="Times New Roman" w:eastAsia="FangSong" w:cs="Times New Roman"/>
+        </w:rPr>
+        <w:t>与</w:t>
+      </w:r>
+      <w:r>
+        <w:rPr>
+          <w:rFonts w:ascii="Times New Roman" w:hAnsi="Times New Roman" w:eastAsia="Times New Roman" w:cs="Times New Roman"/>
+        </w:rPr>
+        <w:t xml:space="preserve"> Cr </w:t>
+      </w:r>
+      <w:r>
+        <w:rPr>
+          <w:rFonts w:hint="eastAsia" w:ascii="Times New Roman" w:hAnsi="Times New Roman" w:eastAsia="FangSong" w:cs="Times New Roman"/>
+        </w:rPr>
+        <w:t>的非常规氧化态稳定化</w:t>
+      </w:r>
+      <w:r>
+        <w:rPr>
+          <w:rFonts w:hint="eastAsia" w:ascii="Times New Roman" w:hAnsi="Times New Roman" w:eastAsia="Times New Roman" w:cs="Times New Roman"/>
+        </w:rPr>
+        <w:t>；B/C/D</w:t>
+      </w:r>
+      <w:r>
+        <w:rPr>
+          <w:rFonts w:ascii="Times New Roman" w:hAnsi="Times New Roman" w:eastAsia="Times New Roman" w:cs="Times New Roman"/>
+        </w:rPr>
+        <w:t xml:space="preserve"> </w:t>
+      </w:r>
+      <w:r>
+        <w:rPr>
+          <w:rFonts w:hint="eastAsia" w:ascii="Times New Roman" w:hAnsi="Times New Roman" w:eastAsia="FangSong" w:cs="Times New Roman"/>
+        </w:rPr>
+        <w:t>间转化伴随价态与配位构型变化</w:t>
       </w:r>
       <w:r>
         <w:rPr>
@@ -34718,13 +34508,13 @@
         <w:rPr>
           <w:rFonts w:hint="eastAsia" w:ascii="Times New Roman" w:hAnsi="Times New Roman" w:eastAsia="Times New Roman" w:cs="Times New Roman"/>
         </w:rPr>
-        <w:t>-027-3-4-</w:t>
-      </w:r>
-      <w:r>
-        <w:rPr>
-          <w:rFonts w:hint="eastAsia" w:ascii="Times New Roman" w:hAnsi="Times New Roman" w:eastAsia="FangSong" w:cs="Times New Roman"/>
-        </w:rPr>
-        <w:t>硫脲溶解金离子方程式</w:t>
+        <w:t>-027-3-</w:t>
+      </w:r>
+      <w:r>
+        <w:rPr>
+          <w:rFonts w:hint="eastAsia" w:ascii="Times New Roman" w:hAnsi="Times New Roman" w:eastAsia="FangSong" w:cs="Times New Roman"/>
+        </w:rPr>
+        <w:t>硫脲结构式</w:t>
       </w:r>
       <w:r>
         <w:rPr>
@@ -34742,13 +34532,13 @@
         <w:rPr>
           <w:rFonts w:hint="eastAsia" w:ascii="Times New Roman" w:hAnsi="Times New Roman" w:eastAsia="Times New Roman" w:cs="Times New Roman"/>
         </w:rPr>
-        <w:t>-034-7-5-</w:t>
-      </w:r>
-      <w:r>
-        <w:rPr>
-          <w:rFonts w:hint="eastAsia" w:ascii="Times New Roman" w:hAnsi="Times New Roman" w:eastAsia="FangSong" w:cs="Times New Roman"/>
-        </w:rPr>
-        <w:t>电化学转化与光谱变化</w:t>
+        <w:t>-034-7-</w:t>
+      </w:r>
+      <w:r>
+        <w:rPr>
+          <w:rFonts w:hint="eastAsia" w:ascii="Times New Roman" w:hAnsi="Times New Roman" w:eastAsia="FangSong" w:cs="Times New Roman"/>
+        </w:rPr>
+        <w:t>咔咯环芳香性判断</w:t>
       </w:r>
       <w:r>
         <w:rPr>

--- a/06-学生侧材料/讲义/5-无机化学/银金汞钼钨-超级充实版（自学完整）.docx
+++ b/06-学生侧材料/讲义/5-无机化学/银金汞钼钨-超级充实版（自学完整）.docx
@@ -2,7 +2,7 @@
 <file path=word/document.xml><?xml version="1.0" encoding="utf-8"?>
 <w:document xmlns:w="http://schemas.openxmlformats.org/wordprocessingml/2006/main" xmlns:m="http://schemas.openxmlformats.org/officeDocument/2006/math" xmlns:r="http://schemas.openxmlformats.org/officeDocument/2006/relationships" xmlns:o="urn:schemas-microsoft-com:office:office" xmlns:v="urn:schemas-microsoft-com:vml" xmlns:w10="urn:schemas-microsoft-com:office:word" xmlns:a="http://schemas.openxmlformats.org/drawingml/2006/main" xmlns:pic="http://schemas.openxmlformats.org/drawingml/2006/picture" xmlns:wp="http://schemas.openxmlformats.org/drawingml/2006/wordprocessingDrawing">
   <w:body>
-    <w:bookmarkStart w:id="86" w:name="第七讲银金汞钼钨过渡金属三"/>
+    <w:bookmarkStart w:id="83" w:name="第七讲银金汞钼钨过渡金属三"/>
     <w:p>
       <w:pPr>
         <w:pStyle w:val="Heading1"/>
@@ -119,7 +119,7 @@
     </w:p>
     <w:p>
       <w:pPr>
-        <w:pStyle w:val="BlockText"/>
+        <w:pStyle w:val="FirstParagraph"/>
         <w:spacing w:after="80"/>
       </w:pPr>
       <w:r>
@@ -1197,7 +1197,7 @@
     </w:p>
     <w:p>
       <w:pPr>
-        <w:pStyle w:val="BlockText"/>
+        <w:pStyle w:val="FirstParagraph"/>
       </w:pPr>
       <w:r>
         <w:rPr>
@@ -1989,7 +1989,7 @@
     </w:tbl>
     <w:p>
       <w:pPr>
-        <w:pStyle w:val="BlockText"/>
+        <w:pStyle w:val="BodyText"/>
         <w:spacing w:before="120"/>
       </w:pPr>
       <w:r>
@@ -2744,7 +2744,7 @@
     </w:tbl>
     <w:p>
       <w:pPr>
-        <w:pStyle w:val="BlockText"/>
+        <w:pStyle w:val="BodyText"/>
         <w:spacing w:before="120"/>
       </w:pPr>
       <w:r>
@@ -3594,7 +3594,7 @@
     </w:tbl>
     <w:p>
       <w:pPr>
-        <w:pStyle w:val="BlockText"/>
+        <w:pStyle w:val="BodyText"/>
         <w:spacing w:before="120"/>
       </w:pPr>
       <w:r>
@@ -4114,7 +4114,7 @@
     </w:p>
     <w:p>
       <w:pPr>
-        <w:pStyle w:val="BlockText"/>
+        <w:pStyle w:val="FirstParagraph"/>
       </w:pPr>
       <w:r>
         <w:rPr>
@@ -5452,7 +5452,7 @@
           <w:b/>
           <w:bCs/>
         </w:rPr>
-        <w:t xml:space="preserve"> 2080 </w:t>
+        <w:t xml:space="preserve"> 2070 </w:t>
       </w:r>
       <w:r>
         <w:rPr>
@@ -8951,7 +8951,7 @@
     </w:p>
     <w:p>
       <w:pPr>
-        <w:pStyle w:val="BlockText"/>
+        <w:pStyle w:val="FirstParagraph"/>
       </w:pPr>
       <w:r>
         <w:rPr>
@@ -10271,7 +10271,27 @@
         <w:rPr>
           <w:rFonts w:ascii="Times New Roman" w:hAnsi="Times New Roman" w:eastAsia="Times New Roman" w:cs="Times New Roman"/>
         </w:rPr>
-        <w:t xml:space="preserve"> Eθ </w:t>
+        <w:t xml:space="preserve"> </w:t>
+      </w:r>
+      <m:oMath>
+        <m:sSup>
+          <m:e>
+            <m:r>
+              <m:t>E</m:t>
+            </m:r>
+          </m:e>
+          <m:sup>
+            <m:r>
+              <m:t>θ</m:t>
+            </m:r>
+          </m:sup>
+        </m:sSup>
+      </m:oMath>
+      <w:r>
+        <w:rPr>
+          <w:rFonts w:ascii="Times New Roman" w:hAnsi="Times New Roman" w:eastAsia="Times New Roman" w:cs="Times New Roman"/>
+        </w:rPr>
+        <w:t xml:space="preserve"> </w:t>
       </w:r>
       <w:r>
         <w:rPr>
@@ -11087,7 +11107,7 @@
     </w:tbl>
     <w:p>
       <w:pPr>
-        <w:pStyle w:val="BlockText"/>
+        <w:pStyle w:val="BodyText"/>
         <w:spacing w:before="120"/>
       </w:pPr>
       <w:r>
@@ -12054,7 +12074,7 @@
     </w:p>
     <w:p>
       <w:pPr>
-        <w:pStyle w:val="BlockText"/>
+        <w:pStyle w:val="FirstParagraph"/>
       </w:pPr>
       <w:r>
         <w:rPr>
@@ -14333,7 +14353,7 @@
     </w:tbl>
     <w:p>
       <w:pPr>
-        <w:pStyle w:val="BlockText"/>
+        <w:pStyle w:val="BodyText"/>
         <w:spacing w:before="120"/>
       </w:pPr>
       <w:r>
@@ -16789,7 +16809,7 @@
     </w:p>
     <w:p>
       <w:pPr>
-        <w:pStyle w:val="BlockText"/>
+        <w:pStyle w:val="FirstParagraph"/>
       </w:pPr>
       <w:r>
         <w:rPr>
@@ -18387,7 +18407,7 @@
     </w:tbl>
     <w:p>
       <w:pPr>
-        <w:pStyle w:val="BlockText"/>
+        <w:pStyle w:val="BodyText"/>
         <w:spacing w:before="120"/>
       </w:pPr>
       <w:r>
@@ -20039,7 +20059,7 @@
     </w:p>
     <w:p>
       <w:pPr>
-        <w:pStyle w:val="BlockText"/>
+        <w:pStyle w:val="FirstParagraph"/>
       </w:pPr>
       <w:r>
         <w:rPr>
@@ -22909,67 +22929,1028 @@
     </w:p>
     <w:p>
       <w:pPr>
+        <w:pStyle w:val="FirstParagraph"/>
+      </w:pPr>
+      <w:r>
+        <w:rPr>
+          <w:rFonts w:hint="eastAsia" w:ascii="Times New Roman" w:hAnsi="Times New Roman" w:eastAsia="FangSong" w:cs="Times New Roman"/>
+          <w:b/>
+          <w:bCs/>
+        </w:rPr>
+        <w:t>通法</w:t>
+      </w:r>
+      <w:r>
+        <w:rPr>
+          <w:rFonts w:hint="eastAsia" w:ascii="Times New Roman" w:hAnsi="Times New Roman" w:eastAsia="Times New Roman" w:cs="Times New Roman"/>
+          <w:b/>
+          <w:bCs/>
+        </w:rPr>
+        <w:t>（</w:t>
+      </w:r>
+      <w:r>
+        <w:rPr>
+          <w:rFonts w:hint="eastAsia" w:ascii="Times New Roman" w:hAnsi="Times New Roman" w:eastAsia="FangSong" w:cs="Times New Roman"/>
+          <w:b/>
+          <w:bCs/>
+        </w:rPr>
+        <w:t>贵金属溶解</w:t>
+      </w:r>
+      <w:r>
+        <w:rPr>
+          <w:rFonts w:hint="eastAsia" w:ascii="Times New Roman" w:hAnsi="Times New Roman" w:eastAsia="Times New Roman" w:cs="Times New Roman"/>
+          <w:b/>
+          <w:bCs/>
+        </w:rPr>
+        <w:t>）</w:t>
+      </w:r>
+      <w:r>
+        <w:rPr>
+          <w:rFonts w:hint="eastAsia" w:ascii="Times New Roman" w:hAnsi="Times New Roman" w:eastAsia="Times New Roman" w:cs="Times New Roman"/>
+        </w:rPr>
+        <w:t>：</w:t>
+      </w:r>
+      <w:r>
+        <w:rPr>
+          <w:rFonts w:hint="eastAsia" w:ascii="Times New Roman" w:hAnsi="Times New Roman" w:eastAsia="FangSong" w:cs="Times New Roman"/>
+        </w:rPr>
+        <w:t>凡涉及</w:t>
+      </w:r>
+      <w:r>
+        <w:rPr>
+          <w:rFonts w:ascii="Times New Roman" w:hAnsi="Times New Roman" w:eastAsia="Times New Roman" w:cs="Times New Roman"/>
+        </w:rPr>
+        <w:t xml:space="preserve"> Au/Ag </w:t>
+      </w:r>
+      <w:r>
+        <w:rPr>
+          <w:rFonts w:hint="eastAsia" w:ascii="Times New Roman" w:hAnsi="Times New Roman" w:eastAsia="FangSong" w:cs="Times New Roman"/>
+        </w:rPr>
+        <w:t>等贵金属的溶解</w:t>
+      </w:r>
+      <w:r>
+        <w:rPr>
+          <w:rFonts w:hint="eastAsia" w:ascii="Times New Roman" w:hAnsi="Times New Roman" w:eastAsia="Times New Roman" w:cs="Times New Roman"/>
+        </w:rPr>
+        <w:t>，</w:t>
+      </w:r>
+      <w:r>
+        <w:rPr>
+          <w:rFonts w:hint="eastAsia" w:ascii="Times New Roman" w:hAnsi="Times New Roman" w:eastAsia="FangSong" w:cs="Times New Roman"/>
+        </w:rPr>
+        <w:t>都按</w:t>
+      </w:r>
+      <w:r>
+        <w:rPr>
+          <w:rFonts w:hint="eastAsia" w:ascii="Times New Roman" w:hAnsi="Times New Roman" w:eastAsia="Times New Roman" w:cs="Times New Roman"/>
+        </w:rPr>
+        <w:t>「</w:t>
+      </w:r>
+      <w:r>
+        <w:rPr>
+          <w:rFonts w:hint="eastAsia" w:ascii="Times New Roman" w:hAnsi="Times New Roman" w:eastAsia="FangSong" w:cs="Times New Roman"/>
+        </w:rPr>
+        <w:t>氧化</w:t>
+      </w:r>
+      <w:r>
+        <w:rPr>
+          <w:rFonts w:ascii="Times New Roman" w:hAnsi="Times New Roman" w:eastAsia="Times New Roman" w:cs="Times New Roman"/>
+        </w:rPr>
+        <w:t xml:space="preserve"> + </w:t>
+      </w:r>
+      <w:r>
+        <w:rPr>
+          <w:rFonts w:hint="eastAsia" w:ascii="Times New Roman" w:hAnsi="Times New Roman" w:eastAsia="FangSong" w:cs="Times New Roman"/>
+        </w:rPr>
+        <w:t>配位</w:t>
+      </w:r>
+      <w:r>
+        <w:rPr>
+          <w:rFonts w:hint="eastAsia" w:ascii="Times New Roman" w:hAnsi="Times New Roman" w:eastAsia="Times New Roman" w:cs="Times New Roman"/>
+        </w:rPr>
+        <w:t>」</w:t>
+      </w:r>
+      <w:r>
+        <w:rPr>
+          <w:rFonts w:hint="eastAsia" w:ascii="Times New Roman" w:hAnsi="Times New Roman" w:eastAsia="FangSong" w:cs="Times New Roman"/>
+        </w:rPr>
+        <w:t>双因素写</w:t>
+      </w:r>
+      <w:r>
+        <w:rPr>
+          <w:rFonts w:hint="eastAsia" w:ascii="Times New Roman" w:hAnsi="Times New Roman" w:eastAsia="Times New Roman" w:cs="Times New Roman"/>
+        </w:rPr>
+        <w:t>——</w:t>
+      </w:r>
+      <w:r>
+        <w:rPr>
+          <w:rFonts w:hint="eastAsia" w:ascii="Times New Roman" w:hAnsi="Times New Roman" w:eastAsia="FangSong" w:cs="Times New Roman"/>
+        </w:rPr>
+        <w:t>王水</w:t>
+      </w:r>
+      <w:r>
+        <w:rPr>
+          <w:rFonts w:hint="eastAsia" w:ascii="Times New Roman" w:hAnsi="Times New Roman" w:eastAsia="Times New Roman" w:cs="Times New Roman"/>
+        </w:rPr>
+        <w:t>、</w:t>
+      </w:r>
+      <w:r>
+        <w:rPr>
+          <w:rFonts w:hint="eastAsia" w:ascii="Times New Roman" w:hAnsi="Times New Roman" w:eastAsia="FangSong" w:cs="Times New Roman"/>
+        </w:rPr>
+        <w:t>氰化法</w:t>
+      </w:r>
+      <w:r>
+        <w:rPr>
+          <w:rFonts w:hint="eastAsia" w:ascii="Times New Roman" w:hAnsi="Times New Roman" w:eastAsia="Times New Roman" w:cs="Times New Roman"/>
+        </w:rPr>
+        <w:t>、</w:t>
+      </w:r>
+      <w:r>
+        <w:rPr>
+          <w:rFonts w:hint="eastAsia" w:ascii="Times New Roman" w:hAnsi="Times New Roman" w:eastAsia="FangSong" w:cs="Times New Roman"/>
+        </w:rPr>
+        <w:t>硫脲法都是同一逻辑的两个组分</w:t>
+      </w:r>
+      <w:r>
+        <w:rPr>
+          <w:rFonts w:hint="eastAsia" w:ascii="Times New Roman" w:hAnsi="Times New Roman" w:eastAsia="Times New Roman" w:cs="Times New Roman"/>
+        </w:rPr>
+        <w:t>，</w:t>
+      </w:r>
+      <w:r>
+        <w:rPr>
+          <w:rFonts w:hint="eastAsia" w:ascii="Times New Roman" w:hAnsi="Times New Roman" w:eastAsia="FangSong" w:cs="Times New Roman"/>
+        </w:rPr>
+        <w:t>缺一不可</w:t>
+      </w:r>
+      <w:r>
+        <w:rPr>
+          <w:rFonts w:hint="eastAsia" w:ascii="Times New Roman" w:hAnsi="Times New Roman" w:eastAsia="Times New Roman" w:cs="Times New Roman"/>
+        </w:rPr>
+        <w:t>。</w:t>
+      </w:r>
+    </w:p>
+    <w:p>
+      <w:pPr>
+        <w:pStyle w:val="BodyText"/>
+        <w:spacing w:after="80"/>
+      </w:pPr>
+      <w:r>
+        <w:rPr>
+          <w:rFonts w:ascii="Times New Roman" w:hAnsi="Times New Roman" w:eastAsia="Times New Roman" w:cs="Times New Roman"/>
+          <w:b/>
+          <w:bCs/>
+        </w:rPr>
+        <w:t xml:space="preserve">Ag/Au/Hg/Mo/W </w:t>
+      </w:r>
+      <w:r>
+        <w:rPr>
+          <w:rFonts w:hint="eastAsia" w:ascii="Times New Roman" w:hAnsi="Times New Roman" w:eastAsia="FangSong" w:cs="Times New Roman"/>
+          <w:b/>
+          <w:bCs/>
+        </w:rPr>
+        <w:t xml:space="preserve">横向对比总表</w:t>
+      </w:r>
+    </w:p>
+    <w:tbl>
+      <w:tblPr>
+        <w:tblStyle w:val="Table"/>
+        <w:tblW w:type="pct" w:w="5000"/>
+        <w:tblLayout w:type="fixed"/>
+        <w:tblLook w:firstRow="1" w:lastRow="0" w:firstColumn="0" w:lastColumn="0" w:noHBand="0" w:noVBand="0" w:val="0020"/>
+      </w:tblPr>
+      <w:tblGrid>
+        <w:gridCol w:w="1320"/>
+        <w:gridCol w:w="1320"/>
+        <w:gridCol w:w="1320"/>
+        <w:gridCol w:w="1320"/>
+        <w:gridCol w:w="1320"/>
+        <w:gridCol w:w="1320"/>
+      </w:tblGrid>
+      <w:tr>
+        <w:trPr>
+          <w:tblHeader w:val="on"/>
+        </w:trPr>
+        <w:tc>
+          <w:tcPr/>
+          <w:p>
+            <w:pPr>
+              <w:pStyle w:val="Compact"/>
+              <w:jc w:val="center"/>
+            </w:pPr>
+            <w:r>
+              <w:rPr>
+                <w:rFonts w:hint="eastAsia" w:ascii="Times New Roman" w:hAnsi="Times New Roman" w:eastAsia="SimHei" w:cs="Times New Roman"/>
+                <w:b/>
+              </w:rPr>
+              <w:t xml:space="preserve">特征</w:t>
+            </w:r>
+          </w:p>
+        </w:tc>
+        <w:tc>
+          <w:tcPr/>
+          <w:p>
+            <w:pPr>
+              <w:pStyle w:val="Compact"/>
+              <w:jc w:val="center"/>
+            </w:pPr>
+            <w:r>
+              <w:rPr>
+                <w:rFonts w:ascii="Times New Roman" w:hAnsi="Times New Roman" w:eastAsia="Times New Roman" w:cs="Times New Roman"/>
+                <w:b/>
+              </w:rPr>
+              <w:t xml:space="preserve">Ag</w:t>
+            </w:r>
+          </w:p>
+        </w:tc>
+        <w:tc>
+          <w:tcPr/>
+          <w:p>
+            <w:pPr>
+              <w:pStyle w:val="Compact"/>
+              <w:jc w:val="center"/>
+            </w:pPr>
+            <w:r>
+              <w:rPr>
+                <w:rFonts w:ascii="Times New Roman" w:hAnsi="Times New Roman" w:eastAsia="Times New Roman" w:cs="Times New Roman"/>
+                <w:b/>
+              </w:rPr>
+              <w:t xml:space="preserve">Au</w:t>
+            </w:r>
+          </w:p>
+        </w:tc>
+        <w:tc>
+          <w:tcPr/>
+          <w:p>
+            <w:pPr>
+              <w:pStyle w:val="Compact"/>
+              <w:jc w:val="center"/>
+            </w:pPr>
+            <w:r>
+              <w:rPr>
+                <w:rFonts w:ascii="Times New Roman" w:hAnsi="Times New Roman" w:eastAsia="Times New Roman" w:cs="Times New Roman"/>
+                <w:b/>
+              </w:rPr>
+              <w:t xml:space="preserve">Hg</w:t>
+            </w:r>
+          </w:p>
+        </w:tc>
+        <w:tc>
+          <w:tcPr/>
+          <w:p>
+            <w:pPr>
+              <w:pStyle w:val="Compact"/>
+              <w:jc w:val="center"/>
+            </w:pPr>
+            <w:r>
+              <w:rPr>
+                <w:rFonts w:ascii="Times New Roman" w:hAnsi="Times New Roman" w:eastAsia="Times New Roman" w:cs="Times New Roman"/>
+                <w:b/>
+              </w:rPr>
+              <w:t xml:space="preserve">Mo</w:t>
+            </w:r>
+          </w:p>
+        </w:tc>
+        <w:tc>
+          <w:tcPr/>
+          <w:p>
+            <w:pPr>
+              <w:pStyle w:val="Compact"/>
+              <w:jc w:val="center"/>
+            </w:pPr>
+            <w:r>
+              <w:rPr>
+                <w:rFonts w:ascii="Times New Roman" w:hAnsi="Times New Roman" w:eastAsia="Times New Roman" w:cs="Times New Roman"/>
+                <w:b/>
+              </w:rPr>
+              <w:t xml:space="preserve">W</w:t>
+            </w:r>
+          </w:p>
+        </w:tc>
+      </w:tr>
+      <w:tr>
+        <w:tc>
+          <w:tcPr/>
+          <w:p>
+            <w:pPr>
+              <w:pStyle w:val="Compact"/>
+              <w:jc w:val="center"/>
+            </w:pPr>
+            <w:r>
+              <w:rPr>
+                <w:rFonts w:hint="eastAsia" w:ascii="Times New Roman" w:hAnsi="Times New Roman" w:eastAsia="FangSong" w:cs="Times New Roman"/>
+              </w:rPr>
+              <w:t xml:space="preserve">价电子</w:t>
+            </w:r>
+          </w:p>
+        </w:tc>
+        <w:tc>
+          <w:tcPr/>
+          <w:p>
+            <w:pPr>
+              <w:pStyle w:val="Compact"/>
+              <w:jc w:val="center"/>
+            </w:pPr>
+            <w:r>
+              <w:rPr>
+                <w:rFonts w:ascii="Times New Roman" w:hAnsi="Times New Roman" w:eastAsia="Times New Roman" w:cs="Times New Roman"/>
+              </w:rPr>
+              <w:t>4d</w:t>
+            </w:r>
+            <w:r>
+              <w:rPr>
+                <w:rFonts w:ascii="Times New Roman" w:hAnsi="Times New Roman" w:eastAsia="Times New Roman" w:cs="Times New Roman"/>
+                <w:vertAlign w:val="superscript"/>
+              </w:rPr>
+              <w:t>10</w:t>
+            </w:r>
+            <w:r>
+              <w:rPr>
+                <w:rFonts w:ascii="Times New Roman" w:hAnsi="Times New Roman" w:eastAsia="Times New Roman" w:cs="Times New Roman"/>
+              </w:rPr>
+              <w:t>5s</w:t>
+            </w:r>
+            <w:r>
+              <w:rPr>
+                <w:rFonts w:ascii="Times New Roman" w:hAnsi="Times New Roman" w:eastAsia="Times New Roman" w:cs="Times New Roman"/>
+                <w:vertAlign w:val="superscript"/>
+              </w:rPr>
+              <w:t>1</w:t>
+            </w:r>
+          </w:p>
+        </w:tc>
+        <w:tc>
+          <w:tcPr/>
+          <w:p>
+            <w:pPr>
+              <w:pStyle w:val="Compact"/>
+              <w:jc w:val="center"/>
+            </w:pPr>
+            <w:r>
+              <w:rPr>
+                <w:rFonts w:ascii="Times New Roman" w:hAnsi="Times New Roman" w:eastAsia="Times New Roman" w:cs="Times New Roman"/>
+              </w:rPr>
+              <w:t>5d</w:t>
+            </w:r>
+            <w:r>
+              <w:rPr>
+                <w:rFonts w:ascii="Times New Roman" w:hAnsi="Times New Roman" w:eastAsia="Times New Roman" w:cs="Times New Roman"/>
+                <w:vertAlign w:val="superscript"/>
+              </w:rPr>
+              <w:t>10</w:t>
+            </w:r>
+            <w:r>
+              <w:rPr>
+                <w:rFonts w:ascii="Times New Roman" w:hAnsi="Times New Roman" w:eastAsia="Times New Roman" w:cs="Times New Roman"/>
+              </w:rPr>
+              <w:t>6s</w:t>
+            </w:r>
+            <w:r>
+              <w:rPr>
+                <w:rFonts w:ascii="Times New Roman" w:hAnsi="Times New Roman" w:eastAsia="Times New Roman" w:cs="Times New Roman"/>
+                <w:vertAlign w:val="superscript"/>
+              </w:rPr>
+              <w:t>1</w:t>
+            </w:r>
+          </w:p>
+        </w:tc>
+        <w:tc>
+          <w:tcPr/>
+          <w:p>
+            <w:pPr>
+              <w:pStyle w:val="Compact"/>
+              <w:jc w:val="center"/>
+            </w:pPr>
+            <w:r>
+              <w:rPr>
+                <w:rFonts w:ascii="Times New Roman" w:hAnsi="Times New Roman" w:eastAsia="Times New Roman" w:cs="Times New Roman"/>
+              </w:rPr>
+              <w:t>5d</w:t>
+            </w:r>
+            <w:r>
+              <w:rPr>
+                <w:rFonts w:ascii="Times New Roman" w:hAnsi="Times New Roman" w:eastAsia="Times New Roman" w:cs="Times New Roman"/>
+                <w:vertAlign w:val="superscript"/>
+              </w:rPr>
+              <w:t>10</w:t>
+            </w:r>
+            <w:r>
+              <w:rPr>
+                <w:rFonts w:ascii="Times New Roman" w:hAnsi="Times New Roman" w:eastAsia="Times New Roman" w:cs="Times New Roman"/>
+              </w:rPr>
+              <w:t>6s</w:t>
+            </w:r>
+            <w:r>
+              <w:rPr>
+                <w:rFonts w:ascii="Times New Roman" w:hAnsi="Times New Roman" w:eastAsia="Times New Roman" w:cs="Times New Roman"/>
+                <w:vertAlign w:val="superscript"/>
+              </w:rPr>
+              <w:t>2</w:t>
+            </w:r>
+          </w:p>
+        </w:tc>
+        <w:tc>
+          <w:tcPr/>
+          <w:p>
+            <w:pPr>
+              <w:pStyle w:val="Compact"/>
+              <w:jc w:val="center"/>
+            </w:pPr>
+            <w:r>
+              <w:rPr>
+                <w:rFonts w:ascii="Times New Roman" w:hAnsi="Times New Roman" w:eastAsia="Times New Roman" w:cs="Times New Roman"/>
+              </w:rPr>
+              <w:t>4d</w:t>
+            </w:r>
+            <w:r>
+              <w:rPr>
+                <w:rFonts w:ascii="Times New Roman" w:hAnsi="Times New Roman" w:eastAsia="Times New Roman" w:cs="Times New Roman"/>
+                <w:vertAlign w:val="superscript"/>
+              </w:rPr>
+              <w:t>5</w:t>
+            </w:r>
+            <w:r>
+              <w:rPr>
+                <w:rFonts w:ascii="Times New Roman" w:hAnsi="Times New Roman" w:eastAsia="Times New Roman" w:cs="Times New Roman"/>
+              </w:rPr>
+              <w:t>5s</w:t>
+            </w:r>
+            <w:r>
+              <w:rPr>
+                <w:rFonts w:ascii="Times New Roman" w:hAnsi="Times New Roman" w:eastAsia="Times New Roman" w:cs="Times New Roman"/>
+                <w:vertAlign w:val="superscript"/>
+              </w:rPr>
+              <w:t>1</w:t>
+            </w:r>
+          </w:p>
+        </w:tc>
+        <w:tc>
+          <w:tcPr/>
+          <w:p>
+            <w:pPr>
+              <w:pStyle w:val="Compact"/>
+              <w:jc w:val="center"/>
+            </w:pPr>
+            <w:r>
+              <w:rPr>
+                <w:rFonts w:ascii="Times New Roman" w:hAnsi="Times New Roman" w:eastAsia="Times New Roman" w:cs="Times New Roman"/>
+              </w:rPr>
+              <w:t>5d</w:t>
+            </w:r>
+            <w:r>
+              <w:rPr>
+                <w:rFonts w:ascii="Times New Roman" w:hAnsi="Times New Roman" w:eastAsia="Times New Roman" w:cs="Times New Roman"/>
+                <w:vertAlign w:val="superscript"/>
+              </w:rPr>
+              <w:t>4</w:t>
+            </w:r>
+            <w:r>
+              <w:rPr>
+                <w:rFonts w:ascii="Times New Roman" w:hAnsi="Times New Roman" w:eastAsia="Times New Roman" w:cs="Times New Roman"/>
+              </w:rPr>
+              <w:t>6s</w:t>
+            </w:r>
+            <w:r>
+              <w:rPr>
+                <w:rFonts w:ascii="Times New Roman" w:hAnsi="Times New Roman" w:eastAsia="Times New Roman" w:cs="Times New Roman"/>
+                <w:vertAlign w:val="superscript"/>
+              </w:rPr>
+              <w:t>2</w:t>
+            </w:r>
+          </w:p>
+        </w:tc>
+      </w:tr>
+      <w:tr>
+        <w:tc>
+          <w:tcPr/>
+          <w:p>
+            <w:pPr>
+              <w:pStyle w:val="Compact"/>
+              <w:jc w:val="center"/>
+            </w:pPr>
+            <w:r>
+              <w:rPr>
+                <w:rFonts w:hint="eastAsia" w:ascii="Times New Roman" w:hAnsi="Times New Roman" w:eastAsia="FangSong" w:cs="Times New Roman"/>
+              </w:rPr>
+              <w:t xml:space="preserve">稳定态</w:t>
+            </w:r>
+          </w:p>
+        </w:tc>
+        <w:tc>
+          <w:tcPr/>
+          <w:p>
+            <w:pPr>
+              <w:pStyle w:val="Compact"/>
+              <w:jc w:val="center"/>
+            </w:pPr>
+            <w:r>
+              <w:rPr>
+                <w:rFonts w:ascii="Times New Roman" w:hAnsi="Times New Roman" w:eastAsia="Times New Roman" w:cs="Times New Roman"/>
+              </w:rPr>
+              <w:t xml:space="preserve">+1</w:t>
+            </w:r>
+          </w:p>
+        </w:tc>
+        <w:tc>
+          <w:tcPr/>
+          <w:p>
+            <w:pPr>
+              <w:pStyle w:val="Compact"/>
+              <w:jc w:val="center"/>
+            </w:pPr>
+            <w:r>
+              <w:rPr>
+                <w:rFonts w:ascii="Times New Roman" w:hAnsi="Times New Roman" w:eastAsia="Times New Roman" w:cs="Times New Roman"/>
+              </w:rPr>
+              <w:t xml:space="preserve">+3</w:t>
+            </w:r>
+          </w:p>
+        </w:tc>
+        <w:tc>
+          <w:tcPr/>
+          <w:p>
+            <w:pPr>
+              <w:pStyle w:val="Compact"/>
+              <w:jc w:val="center"/>
+            </w:pPr>
+            <w:r>
+              <w:rPr>
+                <w:rFonts w:ascii="Times New Roman" w:hAnsi="Times New Roman" w:eastAsia="Times New Roman" w:cs="Times New Roman"/>
+              </w:rPr>
+              <w:t>+2, Hg</w:t>
+            </w:r>
+            <w:r>
+              <w:rPr>
+                <w:rFonts w:ascii="Times New Roman" w:hAnsi="Times New Roman" w:eastAsia="Times New Roman" w:cs="Times New Roman"/>
+                <w:vertAlign w:val="subscript"/>
+              </w:rPr>
+              <w:t>2</w:t>
+            </w:r>
+            <w:r>
+              <w:rPr>
+                <w:rFonts w:ascii="Times New Roman" w:hAnsi="Times New Roman" w:eastAsia="Times New Roman" w:cs="Times New Roman"/>
+                <w:vertAlign w:val="superscript"/>
+              </w:rPr>
+              <w:t>2+</w:t>
+            </w:r>
+          </w:p>
+        </w:tc>
+        <w:tc>
+          <w:tcPr/>
+          <w:p>
+            <w:pPr>
+              <w:pStyle w:val="Compact"/>
+              <w:jc w:val="center"/>
+            </w:pPr>
+            <w:r>
+              <w:rPr>
+                <w:rFonts w:ascii="Times New Roman" w:hAnsi="Times New Roman" w:eastAsia="Times New Roman" w:cs="Times New Roman"/>
+              </w:rPr>
+              <w:t xml:space="preserve">+6 </w:t>
+            </w:r>
+            <w:r>
+              <w:rPr>
+                <w:rFonts w:hint="eastAsia" w:ascii="Times New Roman" w:hAnsi="Times New Roman" w:eastAsia="Times New Roman" w:cs="Times New Roman"/>
+              </w:rPr>
+              <w:t>(</w:t>
+            </w:r>
+            <w:r>
+              <w:rPr>
+                <w:rFonts w:hint="eastAsia" w:ascii="Times New Roman" w:hAnsi="Times New Roman" w:eastAsia="FangSong" w:cs="Times New Roman"/>
+              </w:rPr>
+              <w:t>多酸</w:t>
+            </w:r>
+            <w:r>
+              <w:rPr>
+                <w:rFonts w:hint="eastAsia" w:ascii="Times New Roman" w:hAnsi="Times New Roman" w:eastAsia="Times New Roman" w:cs="Times New Roman"/>
+              </w:rPr>
+              <w:t>)</w:t>
+            </w:r>
+          </w:p>
+        </w:tc>
+        <w:tc>
+          <w:tcPr/>
+          <w:p>
+            <w:pPr>
+              <w:pStyle w:val="Compact"/>
+              <w:jc w:val="center"/>
+            </w:pPr>
+            <w:r>
+              <w:rPr>
+                <w:rFonts w:ascii="Times New Roman" w:hAnsi="Times New Roman" w:eastAsia="Times New Roman" w:cs="Times New Roman"/>
+              </w:rPr>
+              <w:t xml:space="preserve">+6 </w:t>
+            </w:r>
+            <w:r>
+              <w:rPr>
+                <w:rFonts w:hint="eastAsia" w:ascii="Times New Roman" w:hAnsi="Times New Roman" w:eastAsia="Times New Roman" w:cs="Times New Roman"/>
+              </w:rPr>
+              <w:t>(</w:t>
+            </w:r>
+            <w:r>
+              <w:rPr>
+                <w:rFonts w:hint="eastAsia" w:ascii="Times New Roman" w:hAnsi="Times New Roman" w:eastAsia="FangSong" w:cs="Times New Roman"/>
+              </w:rPr>
+              <w:t>多酸</w:t>
+            </w:r>
+            <w:r>
+              <w:rPr>
+                <w:rFonts w:hint="eastAsia" w:ascii="Times New Roman" w:hAnsi="Times New Roman" w:eastAsia="Times New Roman" w:cs="Times New Roman"/>
+              </w:rPr>
+              <w:t>)</w:t>
+            </w:r>
+          </w:p>
+        </w:tc>
+      </w:tr>
+      <w:tr>
+        <w:tc>
+          <w:tcPr/>
+          <w:p>
+            <w:pPr>
+              <w:pStyle w:val="Compact"/>
+              <w:jc w:val="center"/>
+            </w:pPr>
+            <w:r>
+              <w:rPr>
+                <w:rFonts w:hint="eastAsia" w:ascii="Times New Roman" w:hAnsi="Times New Roman" w:eastAsia="FangSong" w:cs="Times New Roman"/>
+              </w:rPr>
+              <w:t xml:space="preserve">配位几何</w:t>
+            </w:r>
+          </w:p>
+        </w:tc>
+        <w:tc>
+          <w:tcPr/>
+          <w:p>
+            <w:pPr>
+              <w:pStyle w:val="Compact"/>
+              <w:jc w:val="center"/>
+            </w:pPr>
+            <w:r>
+              <w:rPr>
+                <w:rFonts w:hint="eastAsia" w:ascii="Times New Roman" w:hAnsi="Times New Roman" w:eastAsia="FangSong" w:cs="Times New Roman"/>
+              </w:rPr>
+              <w:t>直线形</w:t>
+            </w:r>
+            <w:r>
+              <w:rPr>
+                <w:rFonts w:hint="eastAsia" w:ascii="Times New Roman" w:hAnsi="Times New Roman" w:eastAsia="Times New Roman" w:cs="Times New Roman"/>
+              </w:rPr>
+              <w:t>(sp)</w:t>
+            </w:r>
+          </w:p>
+        </w:tc>
+        <w:tc>
+          <w:tcPr/>
+          <w:p>
+            <w:pPr>
+              <w:pStyle w:val="Compact"/>
+              <w:jc w:val="center"/>
+            </w:pPr>
+            <w:r>
+              <w:rPr>
+                <w:rFonts w:hint="eastAsia" w:ascii="Times New Roman" w:hAnsi="Times New Roman" w:eastAsia="FangSong" w:cs="Times New Roman"/>
+              </w:rPr>
+              <w:t>平面正方形</w:t>
+            </w:r>
+            <w:r>
+              <w:rPr>
+                <w:rFonts w:hint="eastAsia" w:ascii="Times New Roman" w:hAnsi="Times New Roman" w:eastAsia="Times New Roman" w:cs="Times New Roman"/>
+              </w:rPr>
+              <w:t>(dsp</w:t>
+            </w:r>
+            <w:r>
+              <w:rPr>
+                <w:rFonts w:hint="eastAsia" w:ascii="Times New Roman" w:hAnsi="Times New Roman" w:eastAsia="Times New Roman" w:cs="Times New Roman"/>
+                <w:vertAlign w:val="superscript"/>
+              </w:rPr>
+              <w:t>2</w:t>
+            </w:r>
+            <w:r>
+              <w:rPr>
+                <w:rFonts w:hint="eastAsia" w:ascii="Times New Roman" w:hAnsi="Times New Roman" w:eastAsia="Times New Roman" w:cs="Times New Roman"/>
+              </w:rPr>
+              <w:t>)</w:t>
+            </w:r>
+          </w:p>
+        </w:tc>
+        <w:tc>
+          <w:tcPr/>
+          <w:p>
+            <w:pPr>
+              <w:pStyle w:val="Compact"/>
+              <w:jc w:val="center"/>
+            </w:pPr>
+            <w:r>
+              <w:rPr>
+                <w:rFonts w:hint="eastAsia" w:ascii="Times New Roman" w:hAnsi="Times New Roman" w:eastAsia="FangSong" w:cs="Times New Roman"/>
+              </w:rPr>
+              <w:t>四面体</w:t>
+            </w:r>
+            <w:r>
+              <w:rPr>
+                <w:rFonts w:hint="eastAsia" w:ascii="Times New Roman" w:hAnsi="Times New Roman" w:eastAsia="Times New Roman" w:cs="Times New Roman"/>
+              </w:rPr>
+              <w:t>/</w:t>
+            </w:r>
+            <w:r>
+              <w:rPr>
+                <w:rFonts w:hint="eastAsia" w:ascii="Times New Roman" w:hAnsi="Times New Roman" w:eastAsia="FangSong" w:cs="Times New Roman"/>
+              </w:rPr>
+              <w:t>直线</w:t>
+            </w:r>
+          </w:p>
+        </w:tc>
+        <w:tc>
+          <w:tcPr/>
+          <w:p>
+            <w:pPr>
+              <w:pStyle w:val="Compact"/>
+              <w:jc w:val="center"/>
+            </w:pPr>
+            <w:r>
+              <w:rPr>
+                <w:rFonts w:hint="eastAsia" w:ascii="Times New Roman" w:hAnsi="Times New Roman" w:eastAsia="FangSong" w:cs="Times New Roman"/>
+              </w:rPr>
+              <w:t>八面体</w:t>
+            </w:r>
+            <w:r>
+              <w:rPr>
+                <w:rFonts w:hint="eastAsia" w:ascii="Times New Roman" w:hAnsi="Times New Roman" w:eastAsia="Times New Roman" w:cs="Times New Roman"/>
+              </w:rPr>
+              <w:t>(MO</w:t>
+            </w:r>
+            <w:r>
+              <w:rPr>
+                <w:rFonts w:hint="eastAsia" w:ascii="Times New Roman" w:hAnsi="Times New Roman" w:eastAsia="Times New Roman" w:cs="Times New Roman"/>
+                <w:vertAlign w:val="subscript"/>
+              </w:rPr>
+              <w:t>6</w:t>
+            </w:r>
+            <w:r>
+              <w:rPr>
+                <w:rFonts w:hint="eastAsia" w:ascii="Times New Roman" w:hAnsi="Times New Roman" w:eastAsia="Times New Roman" w:cs="Times New Roman"/>
+              </w:rPr>
+              <w:t>)</w:t>
+            </w:r>
+          </w:p>
+        </w:tc>
+        <w:tc>
+          <w:tcPr/>
+          <w:p>
+            <w:pPr>
+              <w:pStyle w:val="Compact"/>
+              <w:jc w:val="center"/>
+            </w:pPr>
+            <w:r>
+              <w:rPr>
+                <w:rFonts w:hint="eastAsia" w:ascii="Times New Roman" w:hAnsi="Times New Roman" w:eastAsia="FangSong" w:cs="Times New Roman"/>
+              </w:rPr>
+              <w:t>八面体</w:t>
+            </w:r>
+            <w:r>
+              <w:rPr>
+                <w:rFonts w:hint="eastAsia" w:ascii="Times New Roman" w:hAnsi="Times New Roman" w:eastAsia="Times New Roman" w:cs="Times New Roman"/>
+              </w:rPr>
+              <w:t>(MO</w:t>
+            </w:r>
+            <w:r>
+              <w:rPr>
+                <w:rFonts w:hint="eastAsia" w:ascii="Times New Roman" w:hAnsi="Times New Roman" w:eastAsia="Times New Roman" w:cs="Times New Roman"/>
+                <w:vertAlign w:val="subscript"/>
+              </w:rPr>
+              <w:t>6</w:t>
+            </w:r>
+            <w:r>
+              <w:rPr>
+                <w:rFonts w:hint="eastAsia" w:ascii="Times New Roman" w:hAnsi="Times New Roman" w:eastAsia="Times New Roman" w:cs="Times New Roman"/>
+              </w:rPr>
+              <w:t>)</w:t>
+            </w:r>
+          </w:p>
+        </w:tc>
+      </w:tr>
+      <w:tr>
+        <w:tc>
+          <w:tcPr/>
+          <w:p>
+            <w:pPr>
+              <w:pStyle w:val="Compact"/>
+              <w:jc w:val="center"/>
+            </w:pPr>
+            <w:r>
+              <w:rPr>
+                <w:rFonts w:hint="eastAsia" w:ascii="Times New Roman" w:hAnsi="Times New Roman" w:eastAsia="FangSong" w:cs="Times New Roman"/>
+              </w:rPr>
+              <w:t xml:space="preserve">典型特性</w:t>
+            </w:r>
+          </w:p>
+        </w:tc>
+        <w:tc>
+          <w:tcPr/>
+          <w:p>
+            <w:pPr>
+              <w:pStyle w:val="Compact"/>
+              <w:jc w:val="center"/>
+            </w:pPr>
+            <w:r>
+              <w:rPr>
+                <w:rFonts w:hint="eastAsia" w:ascii="Times New Roman" w:hAnsi="Times New Roman" w:eastAsia="FangSong" w:cs="Times New Roman"/>
+              </w:rPr>
+              <w:t>卤化物难溶</w:t>
+            </w:r>
+            <w:r>
+              <w:rPr>
+                <w:rFonts w:hint="eastAsia" w:ascii="Times New Roman" w:hAnsi="Times New Roman" w:eastAsia="Times New Roman" w:cs="Times New Roman"/>
+              </w:rPr>
+              <w:t>/</w:t>
+            </w:r>
+            <w:r>
+              <w:rPr>
+                <w:rFonts w:hint="eastAsia" w:ascii="Times New Roman" w:hAnsi="Times New Roman" w:eastAsia="FangSong" w:cs="Times New Roman"/>
+              </w:rPr>
+              <w:t>感光</w:t>
+            </w:r>
+          </w:p>
+        </w:tc>
+        <w:tc>
+          <w:tcPr/>
+          <w:p>
+            <w:pPr>
+              <w:pStyle w:val="Compact"/>
+              <w:jc w:val="center"/>
+            </w:pPr>
+            <w:r>
+              <w:rPr>
+                <w:rFonts w:hint="eastAsia" w:ascii="Times New Roman" w:hAnsi="Times New Roman" w:eastAsia="FangSong" w:cs="Times New Roman"/>
+              </w:rPr>
+              <w:t>王水溶</w:t>
+            </w:r>
+            <w:r>
+              <w:rPr>
+                <w:rFonts w:hint="eastAsia" w:ascii="Times New Roman" w:hAnsi="Times New Roman" w:eastAsia="Times New Roman" w:cs="Times New Roman"/>
+              </w:rPr>
+              <w:t>/</w:t>
+            </w:r>
+            <w:r>
+              <w:rPr>
+                <w:rFonts w:hint="eastAsia" w:ascii="Times New Roman" w:hAnsi="Times New Roman" w:eastAsia="FangSong" w:cs="Times New Roman"/>
+              </w:rPr>
+              <w:t>相对论效应</w:t>
+            </w:r>
+          </w:p>
+        </w:tc>
+        <w:tc>
+          <w:tcPr/>
+          <w:p>
+            <w:pPr>
+              <w:pStyle w:val="Compact"/>
+              <w:jc w:val="center"/>
+            </w:pPr>
+            <w:r>
+              <w:rPr>
+                <w:rFonts w:hint="eastAsia" w:ascii="Times New Roman" w:hAnsi="Times New Roman" w:eastAsia="FangSong" w:cs="Times New Roman"/>
+              </w:rPr>
+              <w:t>常温液态</w:t>
+            </w:r>
+            <w:r>
+              <w:rPr>
+                <w:rFonts w:hint="eastAsia" w:ascii="Times New Roman" w:hAnsi="Times New Roman" w:eastAsia="Times New Roman" w:cs="Times New Roman"/>
+              </w:rPr>
+              <w:t>/</w:t>
+            </w:r>
+            <w:r>
+              <w:rPr>
+                <w:rFonts w:hint="eastAsia" w:ascii="Times New Roman" w:hAnsi="Times New Roman" w:eastAsia="FangSong" w:cs="Times New Roman"/>
+              </w:rPr>
+              <w:t>剧毒</w:t>
+            </w:r>
+          </w:p>
+        </w:tc>
+        <w:tc>
+          <w:tcPr/>
+          <w:p>
+            <w:pPr>
+              <w:pStyle w:val="Compact"/>
+              <w:jc w:val="center"/>
+            </w:pPr>
+            <w:r>
+              <w:rPr>
+                <w:rFonts w:hint="eastAsia" w:ascii="Times New Roman" w:hAnsi="Times New Roman" w:eastAsia="FangSong" w:cs="Times New Roman"/>
+              </w:rPr>
+              <w:t>杂多酸</w:t>
+            </w:r>
+            <w:r>
+              <w:rPr>
+                <w:rFonts w:hint="eastAsia" w:ascii="Times New Roman" w:hAnsi="Times New Roman" w:eastAsia="Times New Roman" w:cs="Times New Roman"/>
+              </w:rPr>
+              <w:t>/</w:t>
+            </w:r>
+            <w:r>
+              <w:rPr>
+                <w:rFonts w:hint="eastAsia" w:ascii="Times New Roman" w:hAnsi="Times New Roman" w:eastAsia="FangSong" w:cs="Times New Roman"/>
+              </w:rPr>
+              <w:t>同多酸</w:t>
+            </w:r>
+          </w:p>
+        </w:tc>
+        <w:tc>
+          <w:tcPr/>
+          <w:p>
+            <w:pPr>
+              <w:pStyle w:val="Compact"/>
+              <w:jc w:val="center"/>
+            </w:pPr>
+            <w:r>
+              <w:rPr>
+                <w:rFonts w:hint="eastAsia" w:ascii="Times New Roman" w:hAnsi="Times New Roman" w:eastAsia="FangSong" w:cs="Times New Roman"/>
+              </w:rPr>
+              <w:t>杂多酸</w:t>
+            </w:r>
+            <w:r>
+              <w:rPr>
+                <w:rFonts w:hint="eastAsia" w:ascii="Times New Roman" w:hAnsi="Times New Roman" w:eastAsia="Times New Roman" w:cs="Times New Roman"/>
+              </w:rPr>
+              <w:t>/</w:t>
+            </w:r>
+            <w:r>
+              <w:rPr>
+                <w:rFonts w:hint="eastAsia" w:ascii="Times New Roman" w:hAnsi="Times New Roman" w:eastAsia="FangSong" w:cs="Times New Roman"/>
+              </w:rPr>
+              <w:t>高熔点</w:t>
+            </w:r>
+          </w:p>
+        </w:tc>
+      </w:tr>
+    </w:tbl>
+    <w:p>
+      <w:pPr>
+        <w:pStyle w:val="BodyText"/>
+        <w:spacing w:before="120"/>
+      </w:pPr>
+      <w:r>
+        <w:rPr>
+          <w:rFonts w:ascii="Times New Roman" w:hAnsi="Times New Roman" w:eastAsia="Times New Roman" w:cs="Times New Roman"/>
+          <w:b/>
+          <w:bCs/>
+        </w:rPr>
+        <w:t>AgCl vs Hg</w:t>
+      </w:r>
+      <w:r>
+        <w:rPr>
+          <w:rFonts w:ascii="Times New Roman" w:hAnsi="Times New Roman" w:eastAsia="Times New Roman" w:cs="Times New Roman"/>
+          <w:b/>
+          <w:bCs/>
+          <w:vertAlign w:val="subscript"/>
+        </w:rPr>
+        <w:t>2</w:t>
+      </w:r>
+      <w:r>
+        <w:rPr>
+          <w:rFonts w:ascii="Times New Roman" w:hAnsi="Times New Roman" w:eastAsia="Times New Roman" w:cs="Times New Roman"/>
+          <w:b/>
+          <w:bCs/>
+        </w:rPr>
+        <w:t>Cl</w:t>
+      </w:r>
+      <w:r>
+        <w:rPr>
+          <w:rFonts w:ascii="Times New Roman" w:hAnsi="Times New Roman" w:eastAsia="Times New Roman" w:cs="Times New Roman"/>
+          <w:b/>
+          <w:bCs/>
+          <w:vertAlign w:val="subscript"/>
+        </w:rPr>
+        <w:t>2</w:t>
+      </w:r>
+      <w:r>
+        <w:rPr>
+          <w:rFonts w:ascii="Times New Roman" w:hAnsi="Times New Roman" w:eastAsia="Times New Roman" w:cs="Times New Roman"/>
+          <w:b/>
+          <w:bCs/>
+        </w:rPr>
+        <w:t xml:space="preserve"> </w:t>
+      </w:r>
+      <w:r>
+        <w:rPr>
+          <w:rFonts w:hint="eastAsia" w:ascii="Times New Roman" w:hAnsi="Times New Roman" w:eastAsia="FangSong" w:cs="Times New Roman"/>
+          <w:b/>
+          <w:bCs/>
+        </w:rPr>
+        <w:t xml:space="preserve">鉴别流程</w:t>
+      </w:r>
+    </w:p>
+    <w:p>
+      <w:pPr>
         <w:pStyle w:val="Compact"/>
         <w:numPr>
           <w:ilvl w:val="0"/>
-          <w:numId w:val="1012"/>
+          <w:numId w:val="1013"/>
         </w:numPr>
       </w:pPr>
       <w:r>
         <w:rPr>
           <w:rFonts w:hint="eastAsia" w:ascii="Times New Roman" w:hAnsi="Times New Roman" w:eastAsia="FangSong" w:cs="Times New Roman"/>
-          <w:b/>
-          <w:bCs/>
-        </w:rPr>
-        <w:t xml:space="preserve">涉及贵金属溶解</w:t>
-      </w:r>
-      <w:r>
-        <w:rPr>
-          <w:rFonts w:hint="eastAsia" w:ascii="Times New Roman" w:hAnsi="Times New Roman" w:eastAsia="Times New Roman" w:cs="Times New Roman"/>
-        </w:rPr>
-        <w:t>：</w:t>
-      </w:r>
-      <w:r>
-        <w:rPr>
-          <w:rFonts w:hint="eastAsia" w:ascii="Times New Roman" w:hAnsi="Times New Roman" w:eastAsia="FangSong" w:cs="Times New Roman"/>
-        </w:rPr>
-        <w:t>永远写</w:t>
-      </w:r>
-      <w:r>
-        <w:rPr>
-          <w:rFonts w:hint="eastAsia" w:ascii="Times New Roman" w:hAnsi="Times New Roman" w:eastAsia="Times New Roman" w:cs="Times New Roman"/>
-        </w:rPr>
-        <w:t>「</w:t>
-      </w:r>
-      <w:r>
-        <w:rPr>
-          <w:rFonts w:hint="eastAsia" w:ascii="Times New Roman" w:hAnsi="Times New Roman" w:eastAsia="FangSong" w:cs="Times New Roman"/>
-        </w:rPr>
-        <w:t>氧化</w:t>
-      </w:r>
-      <w:r>
-        <w:rPr>
-          <w:rFonts w:ascii="Times New Roman" w:hAnsi="Times New Roman" w:eastAsia="Times New Roman" w:cs="Times New Roman"/>
-        </w:rPr>
-        <w:t xml:space="preserve"> + </w:t>
-      </w:r>
-      <w:r>
-        <w:rPr>
-          <w:rFonts w:hint="eastAsia" w:ascii="Times New Roman" w:hAnsi="Times New Roman" w:eastAsia="FangSong" w:cs="Times New Roman"/>
-        </w:rPr>
-        <w:t>配位</w:t>
-      </w:r>
-      <w:r>
-        <w:rPr>
-          <w:rFonts w:hint="eastAsia" w:ascii="Times New Roman" w:hAnsi="Times New Roman" w:eastAsia="Times New Roman" w:cs="Times New Roman"/>
-        </w:rPr>
-        <w:t>」</w:t>
-      </w:r>
-      <w:r>
-        <w:rPr>
-          <w:rFonts w:hint="eastAsia" w:ascii="Times New Roman" w:hAnsi="Times New Roman" w:eastAsia="FangSong" w:cs="Times New Roman"/>
-        </w:rPr>
-        <w:t>双因素</w:t>
+        </w:rPr>
+        <w:t>取白色沉淀</w:t>
       </w:r>
       <w:r>
         <w:rPr>
@@ -22981,841 +23962,117 @@
         <w:rPr>
           <w:rFonts w:hint="eastAsia" w:ascii="Times New Roman" w:hAnsi="Times New Roman" w:eastAsia="FangSong" w:cs="Times New Roman"/>
         </w:rPr>
-        <w:t>王水</w:t>
-      </w:r>
-      <w:r>
-        <w:rPr>
-          <w:rFonts w:hint="eastAsia" w:ascii="Times New Roman" w:hAnsi="Times New Roman" w:eastAsia="Times New Roman" w:cs="Times New Roman"/>
-        </w:rPr>
-        <w:t>、</w:t>
-      </w:r>
-      <w:r>
-        <w:rPr>
-          <w:rFonts w:hint="eastAsia" w:ascii="Times New Roman" w:hAnsi="Times New Roman" w:eastAsia="FangSong" w:cs="Times New Roman"/>
-        </w:rPr>
-        <w:t>氰化法</w:t>
-      </w:r>
-      <w:r>
-        <w:rPr>
-          <w:rFonts w:hint="eastAsia" w:ascii="Times New Roman" w:hAnsi="Times New Roman" w:eastAsia="Times New Roman" w:cs="Times New Roman"/>
-        </w:rPr>
-        <w:t>、</w:t>
-      </w:r>
-      <w:r>
-        <w:rPr>
-          <w:rFonts w:hint="eastAsia" w:ascii="Times New Roman" w:hAnsi="Times New Roman" w:eastAsia="FangSong" w:cs="Times New Roman"/>
-        </w:rPr>
-        <w:t>硫脲法</w:t>
-      </w:r>
-      <w:r>
-        <w:rPr>
-          <w:rFonts w:hint="eastAsia" w:ascii="Times New Roman" w:hAnsi="Times New Roman" w:eastAsia="Times New Roman" w:cs="Times New Roman"/>
-        </w:rPr>
-        <w:t>）。</w:t>
+        <w:t>可能是</w:t>
+      </w:r>
+      <w:r>
+        <w:rPr>
+          <w:rFonts w:ascii="Times New Roman" w:hAnsi="Times New Roman" w:eastAsia="Times New Roman" w:cs="Times New Roman"/>
+        </w:rPr>
+        <w:t xml:space="preserve"> AgCl </w:t>
+      </w:r>
+      <w:r>
+        <w:rPr>
+          <w:rFonts w:hint="eastAsia" w:ascii="Times New Roman" w:hAnsi="Times New Roman" w:eastAsia="FangSong" w:cs="Times New Roman"/>
+        </w:rPr>
+        <w:t xml:space="preserve">或</w:t>
+      </w:r>
+      <w:r>
+        <w:rPr>
+          <w:rFonts w:ascii="Times New Roman" w:hAnsi="Times New Roman" w:eastAsia="Times New Roman" w:cs="Times New Roman"/>
+        </w:rPr>
+        <w:t xml:space="preserve"> </w:t>
+      </w:r>
+      <w:r>
+        <w:rPr>
+          <w:rFonts w:hint="eastAsia" w:ascii="Times New Roman" w:hAnsi="Times New Roman" w:eastAsia="Times New Roman" w:cs="Times New Roman"/>
+        </w:rPr>
+        <w:t>Hg</w:t>
+      </w:r>
+      <w:r>
+        <w:rPr>
+          <w:rFonts w:hint="eastAsia" w:ascii="Times New Roman" w:hAnsi="Times New Roman" w:eastAsia="Times New Roman" w:cs="Times New Roman"/>
+          <w:vertAlign w:val="subscript"/>
+        </w:rPr>
+        <w:t>2</w:t>
+      </w:r>
+      <w:r>
+        <w:rPr>
+          <w:rFonts w:hint="eastAsia" w:ascii="Times New Roman" w:hAnsi="Times New Roman" w:eastAsia="Times New Roman" w:cs="Times New Roman"/>
+        </w:rPr>
+        <w:t>Cl</w:t>
+      </w:r>
+      <w:r>
+        <w:rPr>
+          <w:rFonts w:hint="eastAsia" w:ascii="Times New Roman" w:hAnsi="Times New Roman" w:eastAsia="Times New Roman" w:cs="Times New Roman"/>
+          <w:vertAlign w:val="subscript"/>
+        </w:rPr>
+        <w:t>2</w:t>
+      </w:r>
+      <w:r>
+        <w:rPr>
+          <w:rFonts w:hint="eastAsia" w:ascii="Times New Roman" w:hAnsi="Times New Roman" w:eastAsia="Times New Roman" w:cs="Times New Roman"/>
+        </w:rPr>
+        <w:t>），</w:t>
+      </w:r>
+      <w:r>
+        <w:rPr>
+          <w:rFonts w:hint="eastAsia" w:ascii="Times New Roman" w:hAnsi="Times New Roman" w:eastAsia="FangSong" w:cs="Times New Roman"/>
+        </w:rPr>
+        <w:t>加入过量氨水</w:t>
+      </w:r>
+      <w:r>
+        <w:rPr>
+          <w:rFonts w:ascii="Times New Roman" w:hAnsi="Times New Roman" w:eastAsia="Times New Roman" w:cs="Times New Roman"/>
+        </w:rPr>
+        <w:t xml:space="preserve"> </w:t>
+      </w:r>
+      <w:r>
+        <w:rPr>
+          <w:rFonts w:hint="eastAsia" w:ascii="Times New Roman" w:hAnsi="Times New Roman" w:eastAsia="Times New Roman" w:cs="Times New Roman"/>
+        </w:rPr>
+        <w:t>NH</w:t>
+      </w:r>
+      <w:r>
+        <w:rPr>
+          <w:rFonts w:hint="eastAsia" w:ascii="Times New Roman" w:hAnsi="Times New Roman" w:eastAsia="Times New Roman" w:cs="Times New Roman"/>
+          <w:vertAlign w:val="subscript"/>
+        </w:rPr>
+        <w:t>3</w:t>
+      </w:r>
+      <w:r>
+        <w:rPr>
+          <w:rFonts w:hint="eastAsia" w:ascii="Times New Roman" w:hAnsi="Times New Roman" w:eastAsia="Times New Roman" w:cs="Times New Roman"/>
+        </w:rPr>
+        <w:t>·H</w:t>
+      </w:r>
+      <w:r>
+        <w:rPr>
+          <w:rFonts w:hint="eastAsia" w:ascii="Times New Roman" w:hAnsi="Times New Roman" w:eastAsia="Times New Roman" w:cs="Times New Roman"/>
+          <w:vertAlign w:val="subscript"/>
+        </w:rPr>
+        <w:t>2</w:t>
+      </w:r>
+      <w:r>
+        <w:rPr>
+          <w:rFonts w:hint="eastAsia" w:ascii="Times New Roman" w:hAnsi="Times New Roman" w:eastAsia="Times New Roman" w:cs="Times New Roman"/>
+        </w:rPr>
+        <w:t>O，</w:t>
+      </w:r>
+      <w:r>
+        <w:rPr>
+          <w:rFonts w:hint="eastAsia" w:ascii="Times New Roman" w:hAnsi="Times New Roman" w:eastAsia="FangSong" w:cs="Times New Roman"/>
+        </w:rPr>
+        <w:t>观察现象</w:t>
       </w:r>
     </w:p>
     <w:p>
       <w:pPr>
-        <w:pStyle w:val="BlockText"/>
+        <w:pStyle w:val="Compact"/>
+        <w:numPr>
+          <w:ilvl w:val="0"/>
+          <w:numId w:val="1013"/>
+        </w:numPr>
       </w:pPr>
-      <w:r>
-        <w:rPr>
-          <w:rFonts w:ascii="Times New Roman" w:hAnsi="Times New Roman" w:eastAsia="Times New Roman" w:cs="Times New Roman"/>
-          <w:b/>
-          <w:bCs/>
-        </w:rPr>
-        <w:t xml:space="preserve">Ag/Au/Hg/Mo/W </w:t>
-      </w:r>
-      <w:r>
-        <w:rPr>
-          <w:rFonts w:hint="eastAsia" w:ascii="Times New Roman" w:hAnsi="Times New Roman" w:eastAsia="FangSong" w:cs="Times New Roman"/>
-          <w:b/>
-          <w:bCs/>
-        </w:rPr>
-        <w:t xml:space="preserve">横向对比总表</w:t>
-      </w:r>
-      <w:r>
-        <w:rPr>
-          <w:rFonts w:ascii="Times New Roman" w:hAnsi="Times New Roman" w:eastAsia="Times New Roman" w:cs="Times New Roman"/>
-        </w:rPr>
-        <w:t xml:space="preserve"> </w:t>
-      </w:r>
-      <w:r>
-        <w:rPr>
-          <w:rFonts w:ascii="Times New Roman" w:hAnsi="Times New Roman" w:eastAsia="Times New Roman" w:cs="Times New Roman"/>
-        </w:rPr>
-        <w:t xml:space="preserve">| </w:t>
-      </w:r>
-      <w:r>
-        <w:rPr>
-          <w:rFonts w:hint="eastAsia" w:ascii="Times New Roman" w:hAnsi="Times New Roman" w:eastAsia="FangSong" w:cs="Times New Roman"/>
-        </w:rPr>
-        <w:t xml:space="preserve">特征</w:t>
-      </w:r>
-      <w:r>
-        <w:rPr>
-          <w:rFonts w:ascii="Times New Roman" w:hAnsi="Times New Roman" w:eastAsia="Times New Roman" w:cs="Times New Roman"/>
-        </w:rPr>
-        <w:t xml:space="preserve"> | Ag | Au | Hg | Mo | W |</w:t>
-      </w:r>
-      <w:r>
-        <w:rPr>
-          <w:rFonts w:ascii="Times New Roman" w:hAnsi="Times New Roman" w:eastAsia="Times New Roman" w:cs="Times New Roman"/>
-        </w:rPr>
-        <w:t xml:space="preserve"> </w:t>
-      </w:r>
-      <w:r>
-        <w:rPr>
-          <w:rFonts w:ascii="Times New Roman" w:hAnsi="Times New Roman" w:eastAsia="Times New Roman" w:cs="Times New Roman"/>
-        </w:rPr>
-        <w:t xml:space="preserve">|:—|:—|:—|:—|:—|:—|</w:t>
-      </w:r>
-      <w:r>
-        <w:rPr>
-          <w:rFonts w:ascii="Times New Roman" w:hAnsi="Times New Roman" w:eastAsia="Times New Roman" w:cs="Times New Roman"/>
-        </w:rPr>
-        <w:t xml:space="preserve"> </w:t>
-      </w:r>
-      <w:r>
-        <w:rPr>
-          <w:rFonts w:ascii="Times New Roman" w:hAnsi="Times New Roman" w:eastAsia="Times New Roman" w:cs="Times New Roman"/>
-        </w:rPr>
-        <w:t xml:space="preserve">| </w:t>
-      </w:r>
-      <w:r>
-        <w:rPr>
-          <w:rFonts w:hint="eastAsia" w:ascii="Times New Roman" w:hAnsi="Times New Roman" w:eastAsia="FangSong" w:cs="Times New Roman"/>
-        </w:rPr>
-        <w:t xml:space="preserve">价电子</w:t>
-      </w:r>
-      <w:r>
-        <w:rPr>
-          <w:rFonts w:ascii="Times New Roman" w:hAnsi="Times New Roman" w:eastAsia="Times New Roman" w:cs="Times New Roman"/>
-        </w:rPr>
-        <w:t xml:space="preserve"> | 4d</w:t>
-      </w:r>
-      <w:r>
-        <w:rPr>
-          <w:rFonts w:ascii="Times New Roman" w:hAnsi="Times New Roman" w:eastAsia="Times New Roman" w:cs="Times New Roman"/>
-          <w:vertAlign w:val="superscript"/>
-        </w:rPr>
-        <w:t>10</w:t>
-      </w:r>
-      <w:r>
-        <w:rPr>
-          <w:rFonts w:ascii="Times New Roman" w:hAnsi="Times New Roman" w:eastAsia="Times New Roman" w:cs="Times New Roman"/>
-        </w:rPr>
-        <w:t>5s</w:t>
-      </w:r>
-      <w:r>
-        <w:rPr>
-          <w:rFonts w:ascii="Times New Roman" w:hAnsi="Times New Roman" w:eastAsia="Times New Roman" w:cs="Times New Roman"/>
-          <w:vertAlign w:val="superscript"/>
-        </w:rPr>
-        <w:t>1</w:t>
-      </w:r>
-      <w:r>
-        <w:rPr>
-          <w:rFonts w:ascii="Times New Roman" w:hAnsi="Times New Roman" w:eastAsia="Times New Roman" w:cs="Times New Roman"/>
-        </w:rPr>
-        <w:t xml:space="preserve"> | 5d</w:t>
-      </w:r>
-      <w:r>
-        <w:rPr>
-          <w:rFonts w:ascii="Times New Roman" w:hAnsi="Times New Roman" w:eastAsia="Times New Roman" w:cs="Times New Roman"/>
-          <w:vertAlign w:val="superscript"/>
-        </w:rPr>
-        <w:t>10</w:t>
-      </w:r>
-      <w:r>
-        <w:rPr>
-          <w:rFonts w:ascii="Times New Roman" w:hAnsi="Times New Roman" w:eastAsia="Times New Roman" w:cs="Times New Roman"/>
-        </w:rPr>
-        <w:t>6s</w:t>
-      </w:r>
-      <w:r>
-        <w:rPr>
-          <w:rFonts w:ascii="Times New Roman" w:hAnsi="Times New Roman" w:eastAsia="Times New Roman" w:cs="Times New Roman"/>
-          <w:vertAlign w:val="superscript"/>
-        </w:rPr>
-        <w:t>1</w:t>
-      </w:r>
-      <w:r>
-        <w:rPr>
-          <w:rFonts w:ascii="Times New Roman" w:hAnsi="Times New Roman" w:eastAsia="Times New Roman" w:cs="Times New Roman"/>
-        </w:rPr>
-        <w:t xml:space="preserve"> | 5d</w:t>
-      </w:r>
-      <w:r>
-        <w:rPr>
-          <w:rFonts w:ascii="Times New Roman" w:hAnsi="Times New Roman" w:eastAsia="Times New Roman" w:cs="Times New Roman"/>
-          <w:vertAlign w:val="superscript"/>
-        </w:rPr>
-        <w:t>10</w:t>
-      </w:r>
-      <w:r>
-        <w:rPr>
-          <w:rFonts w:ascii="Times New Roman" w:hAnsi="Times New Roman" w:eastAsia="Times New Roman" w:cs="Times New Roman"/>
-        </w:rPr>
-        <w:t>6s</w:t>
-      </w:r>
-      <w:r>
-        <w:rPr>
-          <w:rFonts w:ascii="Times New Roman" w:hAnsi="Times New Roman" w:eastAsia="Times New Roman" w:cs="Times New Roman"/>
-          <w:vertAlign w:val="superscript"/>
-        </w:rPr>
-        <w:t>2</w:t>
-      </w:r>
-      <w:r>
-        <w:rPr>
-          <w:rFonts w:ascii="Times New Roman" w:hAnsi="Times New Roman" w:eastAsia="Times New Roman" w:cs="Times New Roman"/>
-        </w:rPr>
-        <w:t xml:space="preserve"> | 4d</w:t>
-      </w:r>
-      <w:r>
-        <w:rPr>
-          <w:rFonts w:ascii="Times New Roman" w:hAnsi="Times New Roman" w:eastAsia="Times New Roman" w:cs="Times New Roman"/>
-          <w:vertAlign w:val="superscript"/>
-        </w:rPr>
-        <w:t>5</w:t>
-      </w:r>
-      <w:r>
-        <w:rPr>
-          <w:rFonts w:ascii="Times New Roman" w:hAnsi="Times New Roman" w:eastAsia="Times New Roman" w:cs="Times New Roman"/>
-        </w:rPr>
-        <w:t>5s</w:t>
-      </w:r>
-      <w:r>
-        <w:rPr>
-          <w:rFonts w:ascii="Times New Roman" w:hAnsi="Times New Roman" w:eastAsia="Times New Roman" w:cs="Times New Roman"/>
-          <w:vertAlign w:val="superscript"/>
-        </w:rPr>
-        <w:t>1</w:t>
-      </w:r>
-      <w:r>
-        <w:rPr>
-          <w:rFonts w:ascii="Times New Roman" w:hAnsi="Times New Roman" w:eastAsia="Times New Roman" w:cs="Times New Roman"/>
-        </w:rPr>
-        <w:t xml:space="preserve"> | 5d</w:t>
-      </w:r>
-      <w:r>
-        <w:rPr>
-          <w:rFonts w:ascii="Times New Roman" w:hAnsi="Times New Roman" w:eastAsia="Times New Roman" w:cs="Times New Roman"/>
-          <w:vertAlign w:val="superscript"/>
-        </w:rPr>
-        <w:t>4</w:t>
-      </w:r>
-      <w:r>
-        <w:rPr>
-          <w:rFonts w:ascii="Times New Roman" w:hAnsi="Times New Roman" w:eastAsia="Times New Roman" w:cs="Times New Roman"/>
-        </w:rPr>
-        <w:t>6s</w:t>
-      </w:r>
-      <w:r>
-        <w:rPr>
-          <w:rFonts w:ascii="Times New Roman" w:hAnsi="Times New Roman" w:eastAsia="Times New Roman" w:cs="Times New Roman"/>
-          <w:vertAlign w:val="superscript"/>
-        </w:rPr>
-        <w:t>2</w:t>
-      </w:r>
-      <w:r>
-        <w:rPr>
-          <w:rFonts w:ascii="Times New Roman" w:hAnsi="Times New Roman" w:eastAsia="Times New Roman" w:cs="Times New Roman"/>
-        </w:rPr>
-        <w:t xml:space="preserve"> |</w:t>
-      </w:r>
-      <w:r>
-        <w:rPr>
-          <w:rFonts w:ascii="Times New Roman" w:hAnsi="Times New Roman" w:eastAsia="Times New Roman" w:cs="Times New Roman"/>
-        </w:rPr>
-        <w:t xml:space="preserve"> </w:t>
-      </w:r>
-      <w:r>
-        <w:rPr>
-          <w:rFonts w:ascii="Times New Roman" w:hAnsi="Times New Roman" w:eastAsia="Times New Roman" w:cs="Times New Roman"/>
-        </w:rPr>
-        <w:t xml:space="preserve">| </w:t>
-      </w:r>
-      <w:r>
-        <w:rPr>
-          <w:rFonts w:hint="eastAsia" w:ascii="Times New Roman" w:hAnsi="Times New Roman" w:eastAsia="FangSong" w:cs="Times New Roman"/>
-        </w:rPr>
-        <w:t xml:space="preserve">稳定态</w:t>
-      </w:r>
-      <w:r>
-        <w:rPr>
-          <w:rFonts w:ascii="Times New Roman" w:hAnsi="Times New Roman" w:eastAsia="Times New Roman" w:cs="Times New Roman"/>
-        </w:rPr>
-        <w:t xml:space="preserve"> | +1 | +3 | +2, Hg</w:t>
-      </w:r>
-      <w:r>
-        <w:rPr>
-          <w:rFonts w:ascii="Times New Roman" w:hAnsi="Times New Roman" w:eastAsia="Times New Roman" w:cs="Times New Roman"/>
-          <w:vertAlign w:val="subscript"/>
-        </w:rPr>
-        <w:t>2</w:t>
-      </w:r>
-      <w:r>
-        <w:rPr>
-          <w:rFonts w:ascii="Times New Roman" w:hAnsi="Times New Roman" w:eastAsia="Times New Roman" w:cs="Times New Roman"/>
-          <w:vertAlign w:val="superscript"/>
-        </w:rPr>
-        <w:t>2+</w:t>
-      </w:r>
-      <w:r>
-        <w:rPr>
-          <w:rFonts w:ascii="Times New Roman" w:hAnsi="Times New Roman" w:eastAsia="Times New Roman" w:cs="Times New Roman"/>
-        </w:rPr>
-        <w:t xml:space="preserve"> | +6 </w:t>
-      </w:r>
-      <w:r>
-        <w:rPr>
-          <w:rFonts w:hint="eastAsia" w:ascii="Times New Roman" w:hAnsi="Times New Roman" w:eastAsia="Times New Roman" w:cs="Times New Roman"/>
-        </w:rPr>
-        <w:t>(</w:t>
-      </w:r>
-      <w:r>
-        <w:rPr>
-          <w:rFonts w:hint="eastAsia" w:ascii="Times New Roman" w:hAnsi="Times New Roman" w:eastAsia="FangSong" w:cs="Times New Roman"/>
-        </w:rPr>
-        <w:t>多酸</w:t>
-      </w:r>
-      <w:r>
-        <w:rPr>
-          <w:rFonts w:hint="eastAsia" w:ascii="Times New Roman" w:hAnsi="Times New Roman" w:eastAsia="Times New Roman" w:cs="Times New Roman"/>
-        </w:rPr>
-        <w:t>)</w:t>
-      </w:r>
-      <w:r>
-        <w:rPr>
-          <w:rFonts w:ascii="Times New Roman" w:hAnsi="Times New Roman" w:eastAsia="Times New Roman" w:cs="Times New Roman"/>
-        </w:rPr>
-        <w:t xml:space="preserve"> | +6 </w:t>
-      </w:r>
-      <w:r>
-        <w:rPr>
-          <w:rFonts w:hint="eastAsia" w:ascii="Times New Roman" w:hAnsi="Times New Roman" w:eastAsia="Times New Roman" w:cs="Times New Roman"/>
-        </w:rPr>
-        <w:t>(</w:t>
-      </w:r>
-      <w:r>
-        <w:rPr>
-          <w:rFonts w:hint="eastAsia" w:ascii="Times New Roman" w:hAnsi="Times New Roman" w:eastAsia="FangSong" w:cs="Times New Roman"/>
-        </w:rPr>
-        <w:t>多酸</w:t>
-      </w:r>
-      <w:r>
-        <w:rPr>
-          <w:rFonts w:hint="eastAsia" w:ascii="Times New Roman" w:hAnsi="Times New Roman" w:eastAsia="Times New Roman" w:cs="Times New Roman"/>
-        </w:rPr>
-        <w:t>)</w:t>
-      </w:r>
-      <w:r>
-        <w:rPr>
-          <w:rFonts w:ascii="Times New Roman" w:hAnsi="Times New Roman" w:eastAsia="Times New Roman" w:cs="Times New Roman"/>
-        </w:rPr>
-        <w:t xml:space="preserve"> |</w:t>
-      </w:r>
-      <w:r>
-        <w:rPr>
-          <w:rFonts w:ascii="Times New Roman" w:hAnsi="Times New Roman" w:eastAsia="Times New Roman" w:cs="Times New Roman"/>
-        </w:rPr>
-        <w:t xml:space="preserve"> </w:t>
-      </w:r>
-      <w:r>
-        <w:rPr>
-          <w:rFonts w:ascii="Times New Roman" w:hAnsi="Times New Roman" w:eastAsia="Times New Roman" w:cs="Times New Roman"/>
-        </w:rPr>
-        <w:t xml:space="preserve">| </w:t>
-      </w:r>
-      <w:r>
-        <w:rPr>
-          <w:rFonts w:hint="eastAsia" w:ascii="Times New Roman" w:hAnsi="Times New Roman" w:eastAsia="FangSong" w:cs="Times New Roman"/>
-        </w:rPr>
-        <w:t xml:space="preserve">配位几何</w:t>
-      </w:r>
-      <w:r>
-        <w:rPr>
-          <w:rFonts w:ascii="Times New Roman" w:hAnsi="Times New Roman" w:eastAsia="Times New Roman" w:cs="Times New Roman"/>
-        </w:rPr>
-        <w:t xml:space="preserve"> | </w:t>
-      </w:r>
-      <w:r>
-        <w:rPr>
-          <w:rFonts w:hint="eastAsia" w:ascii="Times New Roman" w:hAnsi="Times New Roman" w:eastAsia="FangSong" w:cs="Times New Roman"/>
-        </w:rPr>
-        <w:t>直线形</w:t>
-      </w:r>
-      <w:r>
-        <w:rPr>
-          <w:rFonts w:hint="eastAsia" w:ascii="Times New Roman" w:hAnsi="Times New Roman" w:eastAsia="Times New Roman" w:cs="Times New Roman"/>
-        </w:rPr>
-        <w:t>(sp)</w:t>
-      </w:r>
-      <w:r>
-        <w:rPr>
-          <w:rFonts w:ascii="Times New Roman" w:hAnsi="Times New Roman" w:eastAsia="Times New Roman" w:cs="Times New Roman"/>
-        </w:rPr>
-        <w:t xml:space="preserve"> | </w:t>
-      </w:r>
-      <w:r>
-        <w:rPr>
-          <w:rFonts w:hint="eastAsia" w:ascii="Times New Roman" w:hAnsi="Times New Roman" w:eastAsia="FangSong" w:cs="Times New Roman"/>
-        </w:rPr>
-        <w:t>平面正方形</w:t>
-      </w:r>
-      <w:r>
-        <w:rPr>
-          <w:rFonts w:hint="eastAsia" w:ascii="Times New Roman" w:hAnsi="Times New Roman" w:eastAsia="Times New Roman" w:cs="Times New Roman"/>
-        </w:rPr>
-        <w:t>(dsp</w:t>
-      </w:r>
-      <w:r>
-        <w:rPr>
-          <w:rFonts w:hint="eastAsia" w:ascii="Times New Roman" w:hAnsi="Times New Roman" w:eastAsia="Times New Roman" w:cs="Times New Roman"/>
-          <w:vertAlign w:val="superscript"/>
-        </w:rPr>
-        <w:t>2</w:t>
-      </w:r>
-      <w:r>
-        <w:rPr>
-          <w:rFonts w:hint="eastAsia" w:ascii="Times New Roman" w:hAnsi="Times New Roman" w:eastAsia="Times New Roman" w:cs="Times New Roman"/>
-        </w:rPr>
-        <w:t>)</w:t>
-      </w:r>
-      <w:r>
-        <w:rPr>
-          <w:rFonts w:ascii="Times New Roman" w:hAnsi="Times New Roman" w:eastAsia="Times New Roman" w:cs="Times New Roman"/>
-        </w:rPr>
-        <w:t xml:space="preserve"> | </w:t>
-      </w:r>
-      <w:r>
-        <w:rPr>
-          <w:rFonts w:hint="eastAsia" w:ascii="Times New Roman" w:hAnsi="Times New Roman" w:eastAsia="FangSong" w:cs="Times New Roman"/>
-        </w:rPr>
-        <w:t>四面体</w:t>
-      </w:r>
-      <w:r>
-        <w:rPr>
-          <w:rFonts w:hint="eastAsia" w:ascii="Times New Roman" w:hAnsi="Times New Roman" w:eastAsia="Times New Roman" w:cs="Times New Roman"/>
-        </w:rPr>
-        <w:t>/</w:t>
-      </w:r>
-      <w:r>
-        <w:rPr>
-          <w:rFonts w:hint="eastAsia" w:ascii="Times New Roman" w:hAnsi="Times New Roman" w:eastAsia="FangSong" w:cs="Times New Roman"/>
-        </w:rPr>
-        <w:t>直线</w:t>
-      </w:r>
-      <w:r>
-        <w:rPr>
-          <w:rFonts w:ascii="Times New Roman" w:hAnsi="Times New Roman" w:eastAsia="Times New Roman" w:cs="Times New Roman"/>
-        </w:rPr>
-        <w:t xml:space="preserve"> | </w:t>
-      </w:r>
-      <w:r>
-        <w:rPr>
-          <w:rFonts w:hint="eastAsia" w:ascii="Times New Roman" w:hAnsi="Times New Roman" w:eastAsia="FangSong" w:cs="Times New Roman"/>
-        </w:rPr>
-        <w:t>八面体</w:t>
-      </w:r>
-      <w:r>
-        <w:rPr>
-          <w:rFonts w:hint="eastAsia" w:ascii="Times New Roman" w:hAnsi="Times New Roman" w:eastAsia="Times New Roman" w:cs="Times New Roman"/>
-        </w:rPr>
-        <w:t>(MO</w:t>
-      </w:r>
-      <w:r>
-        <w:rPr>
-          <w:rFonts w:hint="eastAsia" w:ascii="Times New Roman" w:hAnsi="Times New Roman" w:eastAsia="Times New Roman" w:cs="Times New Roman"/>
-          <w:vertAlign w:val="subscript"/>
-        </w:rPr>
-        <w:t>6</w:t>
-      </w:r>
-      <w:r>
-        <w:rPr>
-          <w:rFonts w:hint="eastAsia" w:ascii="Times New Roman" w:hAnsi="Times New Roman" w:eastAsia="Times New Roman" w:cs="Times New Roman"/>
-        </w:rPr>
-        <w:t>)</w:t>
-      </w:r>
-      <w:r>
-        <w:rPr>
-          <w:rFonts w:ascii="Times New Roman" w:hAnsi="Times New Roman" w:eastAsia="Times New Roman" w:cs="Times New Roman"/>
-        </w:rPr>
-        <w:t xml:space="preserve"> | </w:t>
-      </w:r>
-      <w:r>
-        <w:rPr>
-          <w:rFonts w:hint="eastAsia" w:ascii="Times New Roman" w:hAnsi="Times New Roman" w:eastAsia="FangSong" w:cs="Times New Roman"/>
-        </w:rPr>
-        <w:t>八面体</w:t>
-      </w:r>
-      <w:r>
-        <w:rPr>
-          <w:rFonts w:hint="eastAsia" w:ascii="Times New Roman" w:hAnsi="Times New Roman" w:eastAsia="Times New Roman" w:cs="Times New Roman"/>
-        </w:rPr>
-        <w:t>(MO</w:t>
-      </w:r>
-      <w:r>
-        <w:rPr>
-          <w:rFonts w:hint="eastAsia" w:ascii="Times New Roman" w:hAnsi="Times New Roman" w:eastAsia="Times New Roman" w:cs="Times New Roman"/>
-          <w:vertAlign w:val="subscript"/>
-        </w:rPr>
-        <w:t>6</w:t>
-      </w:r>
-      <w:r>
-        <w:rPr>
-          <w:rFonts w:hint="eastAsia" w:ascii="Times New Roman" w:hAnsi="Times New Roman" w:eastAsia="Times New Roman" w:cs="Times New Roman"/>
-        </w:rPr>
-        <w:t>)</w:t>
-      </w:r>
-      <w:r>
-        <w:rPr>
-          <w:rFonts w:ascii="Times New Roman" w:hAnsi="Times New Roman" w:eastAsia="Times New Roman" w:cs="Times New Roman"/>
-        </w:rPr>
-        <w:t xml:space="preserve"> |</w:t>
-      </w:r>
-      <w:r>
-        <w:rPr>
-          <w:rFonts w:ascii="Times New Roman" w:hAnsi="Times New Roman" w:eastAsia="Times New Roman" w:cs="Times New Roman"/>
-        </w:rPr>
-        <w:t xml:space="preserve"> </w:t>
-      </w:r>
-      <w:r>
-        <w:rPr>
-          <w:rFonts w:ascii="Times New Roman" w:hAnsi="Times New Roman" w:eastAsia="Times New Roman" w:cs="Times New Roman"/>
-        </w:rPr>
-        <w:t xml:space="preserve">| </w:t>
-      </w:r>
-      <w:r>
-        <w:rPr>
-          <w:rFonts w:hint="eastAsia" w:ascii="Times New Roman" w:hAnsi="Times New Roman" w:eastAsia="FangSong" w:cs="Times New Roman"/>
-        </w:rPr>
-        <w:t xml:space="preserve">典型特性</w:t>
-      </w:r>
-      <w:r>
-        <w:rPr>
-          <w:rFonts w:ascii="Times New Roman" w:hAnsi="Times New Roman" w:eastAsia="Times New Roman" w:cs="Times New Roman"/>
-        </w:rPr>
-        <w:t xml:space="preserve"> | </w:t>
-      </w:r>
-      <w:r>
-        <w:rPr>
-          <w:rFonts w:hint="eastAsia" w:ascii="Times New Roman" w:hAnsi="Times New Roman" w:eastAsia="FangSong" w:cs="Times New Roman"/>
-        </w:rPr>
-        <w:t>卤化物难溶</w:t>
-      </w:r>
-      <w:r>
-        <w:rPr>
-          <w:rFonts w:hint="eastAsia" w:ascii="Times New Roman" w:hAnsi="Times New Roman" w:eastAsia="Times New Roman" w:cs="Times New Roman"/>
-        </w:rPr>
-        <w:t>/</w:t>
-      </w:r>
-      <w:r>
-        <w:rPr>
-          <w:rFonts w:hint="eastAsia" w:ascii="Times New Roman" w:hAnsi="Times New Roman" w:eastAsia="FangSong" w:cs="Times New Roman"/>
-        </w:rPr>
-        <w:t>感光</w:t>
-      </w:r>
-      <w:r>
-        <w:rPr>
-          <w:rFonts w:ascii="Times New Roman" w:hAnsi="Times New Roman" w:eastAsia="Times New Roman" w:cs="Times New Roman"/>
-        </w:rPr>
-        <w:t xml:space="preserve"> | </w:t>
-      </w:r>
-      <w:r>
-        <w:rPr>
-          <w:rFonts w:hint="eastAsia" w:ascii="Times New Roman" w:hAnsi="Times New Roman" w:eastAsia="FangSong" w:cs="Times New Roman"/>
-        </w:rPr>
-        <w:t>王水溶</w:t>
-      </w:r>
-      <w:r>
-        <w:rPr>
-          <w:rFonts w:hint="eastAsia" w:ascii="Times New Roman" w:hAnsi="Times New Roman" w:eastAsia="Times New Roman" w:cs="Times New Roman"/>
-        </w:rPr>
-        <w:t>/</w:t>
-      </w:r>
-      <w:r>
-        <w:rPr>
-          <w:rFonts w:hint="eastAsia" w:ascii="Times New Roman" w:hAnsi="Times New Roman" w:eastAsia="FangSong" w:cs="Times New Roman"/>
-        </w:rPr>
-        <w:t>相对论效应</w:t>
-      </w:r>
-      <w:r>
-        <w:rPr>
-          <w:rFonts w:ascii="Times New Roman" w:hAnsi="Times New Roman" w:eastAsia="Times New Roman" w:cs="Times New Roman"/>
-        </w:rPr>
-        <w:t xml:space="preserve"> | </w:t>
-      </w:r>
-      <w:r>
-        <w:rPr>
-          <w:rFonts w:hint="eastAsia" w:ascii="Times New Roman" w:hAnsi="Times New Roman" w:eastAsia="FangSong" w:cs="Times New Roman"/>
-        </w:rPr>
-        <w:t>常温液态</w:t>
-      </w:r>
-      <w:r>
-        <w:rPr>
-          <w:rFonts w:hint="eastAsia" w:ascii="Times New Roman" w:hAnsi="Times New Roman" w:eastAsia="Times New Roman" w:cs="Times New Roman"/>
-        </w:rPr>
-        <w:t>/</w:t>
-      </w:r>
-      <w:r>
-        <w:rPr>
-          <w:rFonts w:hint="eastAsia" w:ascii="Times New Roman" w:hAnsi="Times New Roman" w:eastAsia="FangSong" w:cs="Times New Roman"/>
-        </w:rPr>
-        <w:t>剧毒</w:t>
-      </w:r>
-      <w:r>
-        <w:rPr>
-          <w:rFonts w:ascii="Times New Roman" w:hAnsi="Times New Roman" w:eastAsia="Times New Roman" w:cs="Times New Roman"/>
-        </w:rPr>
-        <w:t xml:space="preserve"> | </w:t>
-      </w:r>
-      <w:r>
-        <w:rPr>
-          <w:rFonts w:hint="eastAsia" w:ascii="Times New Roman" w:hAnsi="Times New Roman" w:eastAsia="FangSong" w:cs="Times New Roman"/>
-        </w:rPr>
-        <w:t>杂多酸</w:t>
-      </w:r>
-      <w:r>
-        <w:rPr>
-          <w:rFonts w:hint="eastAsia" w:ascii="Times New Roman" w:hAnsi="Times New Roman" w:eastAsia="Times New Roman" w:cs="Times New Roman"/>
-        </w:rPr>
-        <w:t>/</w:t>
-      </w:r>
-      <w:r>
-        <w:rPr>
-          <w:rFonts w:hint="eastAsia" w:ascii="Times New Roman" w:hAnsi="Times New Roman" w:eastAsia="FangSong" w:cs="Times New Roman"/>
-        </w:rPr>
-        <w:t>同多酸</w:t>
-      </w:r>
-      <w:r>
-        <w:rPr>
-          <w:rFonts w:ascii="Times New Roman" w:hAnsi="Times New Roman" w:eastAsia="Times New Roman" w:cs="Times New Roman"/>
-        </w:rPr>
-        <w:t xml:space="preserve"> | </w:t>
-      </w:r>
-      <w:r>
-        <w:rPr>
-          <w:rFonts w:hint="eastAsia" w:ascii="Times New Roman" w:hAnsi="Times New Roman" w:eastAsia="FangSong" w:cs="Times New Roman"/>
-        </w:rPr>
-        <w:t>杂多酸</w:t>
-      </w:r>
-      <w:r>
-        <w:rPr>
-          <w:rFonts w:hint="eastAsia" w:ascii="Times New Roman" w:hAnsi="Times New Roman" w:eastAsia="Times New Roman" w:cs="Times New Roman"/>
-        </w:rPr>
-        <w:t>/</w:t>
-      </w:r>
-      <w:r>
-        <w:rPr>
-          <w:rFonts w:hint="eastAsia" w:ascii="Times New Roman" w:hAnsi="Times New Roman" w:eastAsia="FangSong" w:cs="Times New Roman"/>
-        </w:rPr>
-        <w:t>高熔点</w:t>
-      </w:r>
-      <w:r>
-        <w:rPr>
-          <w:rFonts w:ascii="Times New Roman" w:hAnsi="Times New Roman" w:eastAsia="Times New Roman" w:cs="Times New Roman"/>
-        </w:rPr>
-        <w:t xml:space="preserve"> |</w:t>
-      </w:r>
-    </w:p>
-    <w:p>
-      <w:pPr>
-        <w:pStyle w:val="BlockText"/>
-      </w:pPr>
-      <w:r>
-        <w:rPr>
-          <w:rFonts w:ascii="Times New Roman" w:hAnsi="Times New Roman" w:eastAsia="Times New Roman" w:cs="Times New Roman"/>
-          <w:b/>
-          <w:bCs/>
-        </w:rPr>
-        <w:t>AgCl vs Hg</w:t>
-      </w:r>
-      <w:r>
-        <w:rPr>
-          <w:rFonts w:ascii="Times New Roman" w:hAnsi="Times New Roman" w:eastAsia="Times New Roman" w:cs="Times New Roman"/>
-          <w:b/>
-          <w:bCs/>
-          <w:vertAlign w:val="subscript"/>
-        </w:rPr>
-        <w:t>2</w:t>
-      </w:r>
-      <w:r>
-        <w:rPr>
-          <w:rFonts w:ascii="Times New Roman" w:hAnsi="Times New Roman" w:eastAsia="Times New Roman" w:cs="Times New Roman"/>
-          <w:b/>
-          <w:bCs/>
-        </w:rPr>
-        <w:t>Cl</w:t>
-      </w:r>
-      <w:r>
-        <w:rPr>
-          <w:rFonts w:ascii="Times New Roman" w:hAnsi="Times New Roman" w:eastAsia="Times New Roman" w:cs="Times New Roman"/>
-          <w:b/>
-          <w:bCs/>
-          <w:vertAlign w:val="subscript"/>
-        </w:rPr>
-        <w:t>2</w:t>
-      </w:r>
-      <w:r>
-        <w:rPr>
-          <w:rFonts w:ascii="Times New Roman" w:hAnsi="Times New Roman" w:eastAsia="Times New Roman" w:cs="Times New Roman"/>
-          <w:b/>
-          <w:bCs/>
-        </w:rPr>
-        <w:t xml:space="preserve"> </w:t>
-      </w:r>
-      <w:r>
-        <w:rPr>
-          <w:rFonts w:hint="eastAsia" w:ascii="Times New Roman" w:hAnsi="Times New Roman" w:eastAsia="FangSong" w:cs="Times New Roman"/>
-          <w:b/>
-          <w:bCs/>
-        </w:rPr>
-        <w:t xml:space="preserve">鉴别流程</w:t>
-      </w:r>
-      <w:r>
-        <w:rPr>
-          <w:rFonts w:ascii="Times New Roman" w:hAnsi="Times New Roman" w:eastAsia="Times New Roman" w:cs="Times New Roman"/>
-        </w:rPr>
-        <w:t xml:space="preserve"> </w:t>
-      </w:r>
-      <w:r>
-        <w:rPr>
-          <w:rFonts w:ascii="Times New Roman" w:hAnsi="Times New Roman" w:eastAsia="Times New Roman" w:cs="Times New Roman"/>
-        </w:rPr>
-        <w:t xml:space="preserve">1. </w:t>
-      </w:r>
-      <w:r>
-        <w:rPr>
-          <w:rFonts w:hint="eastAsia" w:ascii="Times New Roman" w:hAnsi="Times New Roman" w:eastAsia="FangSong" w:cs="Times New Roman"/>
-        </w:rPr>
-        <w:t>取白色沉淀</w:t>
-      </w:r>
-      <w:r>
-        <w:rPr>
-          <w:rFonts w:hint="eastAsia" w:ascii="Times New Roman" w:hAnsi="Times New Roman" w:eastAsia="Times New Roman" w:cs="Times New Roman"/>
-        </w:rPr>
-        <w:t>（</w:t>
-      </w:r>
-      <w:r>
-        <w:rPr>
-          <w:rFonts w:hint="eastAsia" w:ascii="Times New Roman" w:hAnsi="Times New Roman" w:eastAsia="FangSong" w:cs="Times New Roman"/>
-        </w:rPr>
-        <w:t>可能是</w:t>
-      </w:r>
-      <w:r>
-        <w:rPr>
-          <w:rFonts w:ascii="Times New Roman" w:hAnsi="Times New Roman" w:eastAsia="Times New Roman" w:cs="Times New Roman"/>
-        </w:rPr>
-        <w:t xml:space="preserve"> AgCl </w:t>
-      </w:r>
-      <w:r>
-        <w:rPr>
-          <w:rFonts w:hint="eastAsia" w:ascii="Times New Roman" w:hAnsi="Times New Roman" w:eastAsia="FangSong" w:cs="Times New Roman"/>
-        </w:rPr>
-        <w:t xml:space="preserve">或</w:t>
-      </w:r>
-      <w:r>
-        <w:rPr>
-          <w:rFonts w:ascii="Times New Roman" w:hAnsi="Times New Roman" w:eastAsia="Times New Roman" w:cs="Times New Roman"/>
-        </w:rPr>
-        <w:t xml:space="preserve"> </w:t>
-      </w:r>
-      <w:r>
-        <w:rPr>
-          <w:rFonts w:hint="eastAsia" w:ascii="Times New Roman" w:hAnsi="Times New Roman" w:eastAsia="Times New Roman" w:cs="Times New Roman"/>
-        </w:rPr>
-        <w:t>Hg</w:t>
-      </w:r>
-      <w:r>
-        <w:rPr>
-          <w:rFonts w:hint="eastAsia" w:ascii="Times New Roman" w:hAnsi="Times New Roman" w:eastAsia="Times New Roman" w:cs="Times New Roman"/>
-          <w:vertAlign w:val="subscript"/>
-        </w:rPr>
-        <w:t>2</w:t>
-      </w:r>
-      <w:r>
-        <w:rPr>
-          <w:rFonts w:hint="eastAsia" w:ascii="Times New Roman" w:hAnsi="Times New Roman" w:eastAsia="Times New Roman" w:cs="Times New Roman"/>
-        </w:rPr>
-        <w:t>Cl</w:t>
-      </w:r>
-      <w:r>
-        <w:rPr>
-          <w:rFonts w:hint="eastAsia" w:ascii="Times New Roman" w:hAnsi="Times New Roman" w:eastAsia="Times New Roman" w:cs="Times New Roman"/>
-          <w:vertAlign w:val="subscript"/>
-        </w:rPr>
-        <w:t>2</w:t>
-      </w:r>
-      <w:r>
-        <w:rPr>
-          <w:rFonts w:hint="eastAsia" w:ascii="Times New Roman" w:hAnsi="Times New Roman" w:eastAsia="Times New Roman" w:cs="Times New Roman"/>
-        </w:rPr>
-        <w:t>），</w:t>
-      </w:r>
-      <w:r>
-        <w:rPr>
-          <w:rFonts w:hint="eastAsia" w:ascii="Times New Roman" w:hAnsi="Times New Roman" w:eastAsia="FangSong" w:cs="Times New Roman"/>
-        </w:rPr>
-        <w:t>加入过量氨水</w:t>
-      </w:r>
-      <w:r>
-        <w:rPr>
-          <w:rFonts w:ascii="Times New Roman" w:hAnsi="Times New Roman" w:eastAsia="Times New Roman" w:cs="Times New Roman"/>
-        </w:rPr>
-        <w:t xml:space="preserve"> </w:t>
-      </w:r>
-      <w:r>
-        <w:rPr>
-          <w:rFonts w:hint="eastAsia" w:ascii="Times New Roman" w:hAnsi="Times New Roman" w:eastAsia="Times New Roman" w:cs="Times New Roman"/>
-        </w:rPr>
-        <w:t>NH</w:t>
-      </w:r>
-      <w:r>
-        <w:rPr>
-          <w:rFonts w:hint="eastAsia" w:ascii="Times New Roman" w:hAnsi="Times New Roman" w:eastAsia="Times New Roman" w:cs="Times New Roman"/>
-          <w:vertAlign w:val="subscript"/>
-        </w:rPr>
-        <w:t>3</w:t>
-      </w:r>
-      <w:r>
-        <w:rPr>
-          <w:rFonts w:hint="eastAsia" w:ascii="Times New Roman" w:hAnsi="Times New Roman" w:eastAsia="Times New Roman" w:cs="Times New Roman"/>
-        </w:rPr>
-        <w:t>·H</w:t>
-      </w:r>
-      <w:r>
-        <w:rPr>
-          <w:rFonts w:hint="eastAsia" w:ascii="Times New Roman" w:hAnsi="Times New Roman" w:eastAsia="Times New Roman" w:cs="Times New Roman"/>
-          <w:vertAlign w:val="subscript"/>
-        </w:rPr>
-        <w:t>2</w:t>
-      </w:r>
-      <w:r>
-        <w:rPr>
-          <w:rFonts w:hint="eastAsia" w:ascii="Times New Roman" w:hAnsi="Times New Roman" w:eastAsia="Times New Roman" w:cs="Times New Roman"/>
-        </w:rPr>
-        <w:t>O，</w:t>
-      </w:r>
-      <w:r>
-        <w:rPr>
-          <w:rFonts w:hint="eastAsia" w:ascii="Times New Roman" w:hAnsi="Times New Roman" w:eastAsia="FangSong" w:cs="Times New Roman"/>
-        </w:rPr>
-        <w:t>观察现象</w:t>
-      </w:r>
-      <w:r>
-        <w:rPr>
-          <w:rFonts w:ascii="Times New Roman" w:hAnsi="Times New Roman" w:eastAsia="Times New Roman" w:cs="Times New Roman"/>
-        </w:rPr>
-        <w:t xml:space="preserve"> </w:t>
-      </w:r>
-      <w:r>
-        <w:rPr>
-          <w:rFonts w:ascii="Times New Roman" w:hAnsi="Times New Roman" w:eastAsia="Times New Roman" w:cs="Times New Roman"/>
-        </w:rPr>
-        <w:t xml:space="preserve">2. </w:t>
-      </w:r>
       <w:r>
         <w:rPr>
           <w:rFonts w:hint="eastAsia" w:ascii="Times New Roman" w:hAnsi="Times New Roman" w:eastAsia="FangSong" w:cs="Times New Roman"/>
@@ -23952,18 +24209,15 @@
           </m:sup>
         </m:sSup>
       </m:oMath>
-      <w:r>
-        <w:rPr>
-          <w:rFonts w:ascii="Times New Roman" w:hAnsi="Times New Roman" w:eastAsia="Times New Roman" w:cs="Times New Roman"/>
-        </w:rPr>
-        <w:t xml:space="preserve"> </w:t>
-      </w:r>
-      <w:r>
-        <w:rPr>
-          <w:rFonts w:ascii="Times New Roman" w:hAnsi="Times New Roman" w:eastAsia="Times New Roman" w:cs="Times New Roman"/>
-        </w:rPr>
-        <w:t xml:space="preserve">3. </w:t>
-      </w:r>
+    </w:p>
+    <w:p>
+      <w:pPr>
+        <w:pStyle w:val="Compact"/>
+        <w:numPr>
+          <w:ilvl w:val="0"/>
+          <w:numId w:val="1013"/>
+        </w:numPr>
+      </w:pPr>
       <w:r>
         <w:rPr>
           <w:rFonts w:hint="eastAsia" w:ascii="Times New Roman" w:hAnsi="Times New Roman" w:eastAsia="FangSong" w:cs="Times New Roman"/>
@@ -24285,149 +24539,6 @@
     </w:p>
     <w:p>
       <w:pPr>
-        <w:pStyle w:val="MistakeBlock"/>
-      </w:pPr>
-      <w:r>
-        <w:rPr>
-          <w:rFonts w:hint="eastAsia" w:ascii="Times New Roman" w:hAnsi="Times New Roman" w:eastAsia="FangSong" w:cs="Times New Roman"/>
-        </w:rPr>
-        <w:t xml:space="preserve">汞泼洒处理与毒性</w:t>
-      </w:r>
-      <w:r>
-        <w:rPr>
-          <w:rFonts w:ascii="Times New Roman" w:hAnsi="Times New Roman" w:eastAsia="Times New Roman" w:cs="Times New Roman"/>
-        </w:rPr>
-        <w:t xml:space="preserve"> </w:t>
-      </w:r>
-      <w:r>
-        <w:rPr>
-          <w:rFonts w:hint="eastAsia" w:ascii="Times New Roman" w:hAnsi="Times New Roman" w:eastAsia="FangSong" w:cs="Times New Roman"/>
-        </w:rPr>
-        <w:t>汞蒸气有剧毒且室温下易挥发</w:t>
-      </w:r>
-      <w:r>
-        <w:rPr>
-          <w:rFonts w:hint="eastAsia" w:ascii="Times New Roman" w:hAnsi="Times New Roman" w:eastAsia="Times New Roman" w:cs="Times New Roman"/>
-        </w:rPr>
-        <w:t>。</w:t>
-      </w:r>
-      <w:r>
-        <w:rPr>
-          <w:rFonts w:hint="eastAsia" w:ascii="Times New Roman" w:hAnsi="Times New Roman" w:eastAsia="FangSong" w:cs="Times New Roman"/>
-        </w:rPr>
-        <w:t>若不慎泼洒</w:t>
-      </w:r>
-      <w:r>
-        <w:rPr>
-          <w:rFonts w:hint="eastAsia" w:ascii="Times New Roman" w:hAnsi="Times New Roman" w:eastAsia="Times New Roman" w:cs="Times New Roman"/>
-        </w:rPr>
-        <w:t>，</w:t>
-      </w:r>
-      <w:r>
-        <w:rPr>
-          <w:rFonts w:hint="eastAsia" w:ascii="Times New Roman" w:hAnsi="Times New Roman" w:eastAsia="FangSong" w:cs="Times New Roman"/>
-        </w:rPr>
-        <w:t>应立即撒上</w:t>
-      </w:r>
-      <w:r>
-        <w:rPr>
-          <w:rFonts w:hint="eastAsia" w:ascii="Times New Roman" w:hAnsi="Times New Roman" w:eastAsia="FangSong" w:cs="Times New Roman"/>
-          <w:b/>
-          <w:bCs/>
-        </w:rPr>
-        <w:t xml:space="preserve">硫粉</w:t>
-      </w:r>
-      <w:r>
-        <w:rPr>
-          <w:rFonts w:ascii="Times New Roman" w:hAnsi="Times New Roman" w:eastAsia="Times New Roman" w:cs="Times New Roman"/>
-          <w:b/>
-          <w:bCs/>
-        </w:rPr>
-        <w:t xml:space="preserve"> (S)</w:t>
-      </w:r>
-      <w:r>
-        <w:rPr>
-          <w:rFonts w:ascii="Times New Roman" w:hAnsi="Times New Roman" w:eastAsia="Times New Roman" w:cs="Times New Roman"/>
-        </w:rPr>
-        <w:t xml:space="preserve"> </w:t>
-      </w:r>
-      <w:r>
-        <w:rPr>
-          <w:rFonts w:hint="eastAsia" w:ascii="Times New Roman" w:hAnsi="Times New Roman" w:eastAsia="FangSong" w:cs="Times New Roman"/>
-        </w:rPr>
-        <w:t>研磨</w:t>
-      </w:r>
-      <w:r>
-        <w:rPr>
-          <w:rFonts w:hint="eastAsia" w:ascii="Times New Roman" w:hAnsi="Times New Roman" w:eastAsia="Times New Roman" w:cs="Times New Roman"/>
-        </w:rPr>
-        <w:t>，</w:t>
-      </w:r>
-      <w:r>
-        <w:rPr>
-          <w:rFonts w:hint="eastAsia" w:ascii="Times New Roman" w:hAnsi="Times New Roman" w:eastAsia="FangSong" w:cs="Times New Roman"/>
-        </w:rPr>
-        <w:t>使其转化为极难溶且不挥发的</w:t>
-      </w:r>
-      <w:r>
-        <w:rPr>
-          <w:rFonts w:ascii="Times New Roman" w:hAnsi="Times New Roman" w:eastAsia="Times New Roman" w:cs="Times New Roman"/>
-        </w:rPr>
-        <w:t xml:space="preserve"> </w:t>
-      </w:r>
-      <w:r>
-        <w:rPr>
-          <w:rFonts w:ascii="Times New Roman" w:hAnsi="Times New Roman" w:eastAsia="Times New Roman" w:cs="Times New Roman"/>
-          <w:b/>
-          <w:bCs/>
-        </w:rPr>
-        <w:t xml:space="preserve">HgS </w:t>
-      </w:r>
-      <w:r>
-        <w:rPr>
-          <w:rFonts w:hint="eastAsia" w:ascii="Times New Roman" w:hAnsi="Times New Roman" w:eastAsia="Times New Roman" w:cs="Times New Roman"/>
-          <w:b/>
-          <w:bCs/>
-        </w:rPr>
-        <w:t>(</w:t>
-      </w:r>
-      <w:r>
-        <w:rPr>
-          <w:rFonts w:hint="eastAsia" w:ascii="Times New Roman" w:hAnsi="Times New Roman" w:eastAsia="FangSong" w:cs="Times New Roman"/>
-          <w:b/>
-          <w:bCs/>
-        </w:rPr>
-        <w:t>朱砂</w:t>
-      </w:r>
-      <w:r>
-        <w:rPr>
-          <w:rFonts w:hint="eastAsia" w:ascii="Times New Roman" w:hAnsi="Times New Roman" w:eastAsia="Times New Roman" w:cs="Times New Roman"/>
-          <w:b/>
-          <w:bCs/>
-        </w:rPr>
-        <w:t>)</w:t>
-      </w:r>
-      <w:r>
-        <w:rPr>
-          <w:rFonts w:hint="eastAsia" w:ascii="Times New Roman" w:hAnsi="Times New Roman" w:eastAsia="Times New Roman" w:cs="Times New Roman"/>
-        </w:rPr>
-        <w:t>，</w:t>
-      </w:r>
-      <w:r>
-        <w:rPr>
-          <w:rFonts w:hint="eastAsia" w:ascii="Times New Roman" w:hAnsi="Times New Roman" w:eastAsia="FangSong" w:cs="Times New Roman"/>
-        </w:rPr>
-        <w:t>以消除毒性危害</w:t>
-      </w:r>
-      <w:r>
-        <w:rPr>
-          <w:rFonts w:hint="eastAsia" w:ascii="Times New Roman" w:hAnsi="Times New Roman" w:eastAsia="Times New Roman" w:cs="Times New Roman"/>
-        </w:rPr>
-        <w:t>。</w:t>
-      </w:r>
-    </w:p>
-    <w:p>
-      <w:pPr>
         <w:spacing w:before="160" w:after="80"/>
       </w:pPr>
       <w:r>
@@ -24438,7 +24549,7 @@
     </w:p>
     <w:bookmarkEnd w:id="70"/>
     <w:bookmarkEnd w:id="71"/>
-    <w:bookmarkStart w:id="74" w:name="七本讲速查一页"/>
+    <w:bookmarkStart w:id="75" w:name="七本讲速查一页"/>
     <w:p>
       <w:pPr>
         <w:pStyle w:val="Heading2"/>
@@ -26028,1045 +26139,77 @@
         </w:tc>
       </w:tr>
     </w:tbl>
+    <w:bookmarkEnd w:id="73"/>
+    <w:bookmarkStart w:id="74" w:name="规则与易错提醒"/>
     <w:p>
       <w:pPr>
-        <w:spacing w:before="160" w:after="80"/>
-      </w:pPr>
-      <w:r>
-        <w:pict>
-          <v:rect style="width:0;height:1.5pt" o:hralign="center" o:hrstd="t" o:hr="t"/>
-        </w:pict>
-      </w:r>
-    </w:p>
-    <w:bookmarkEnd w:id="73"/>
-    <w:bookmarkEnd w:id="74"/>
-    <w:bookmarkStart w:id="75" w:name="八小结"/>
-    <w:p>
-      <w:pPr>
-        <w:pStyle w:val="Heading2"/>
+        <w:pStyle w:val="Heading3"/>
         <w:spacing w:before="280" w:after="120"/>
       </w:pPr>
       <w:r>
         <w:rPr>
+          <w:rFonts w:ascii="Times New Roman" w:hAnsi="Times New Roman" w:eastAsia="Times New Roman" w:cs="Times New Roman"/>
+        </w:rPr>
+        <w:t xml:space="preserve">7.3 </w:t>
+      </w:r>
+      <w:r>
+        <w:rPr>
           <w:rFonts w:hint="eastAsia" w:ascii="Times New Roman" w:hAnsi="Times New Roman" w:eastAsia="SimHei" w:cs="Times New Roman"/>
         </w:rPr>
-        <w:t>八</w:t>
-      </w:r>
-      <w:r>
-        <w:rPr>
-          <w:rFonts w:hint="eastAsia" w:ascii="Times New Roman" w:hAnsi="Times New Roman" w:eastAsia="Times New Roman" w:cs="Times New Roman"/>
-        </w:rPr>
-        <w:t>、</w:t>
-      </w:r>
-      <w:r>
-        <w:rPr>
-          <w:rFonts w:hint="eastAsia" w:ascii="Times New Roman" w:hAnsi="Times New Roman" w:eastAsia="SimHei" w:cs="Times New Roman"/>
-        </w:rPr>
-        <w:t>小结</w:t>
+        <w:t xml:space="preserve">规则与易错提醒</w:t>
       </w:r>
     </w:p>
     <w:p>
       <w:pPr>
-        <w:pStyle w:val="Compact"/>
-        <w:numPr>
-          <w:ilvl w:val="0"/>
-          <w:numId w:val="1013"/>
-        </w:numPr>
+        <w:pStyle w:val="FirstParagraph"/>
       </w:pPr>
       <w:r>
         <w:rPr>
           <w:rFonts w:hint="eastAsia" w:ascii="Times New Roman" w:hAnsi="Times New Roman" w:eastAsia="FangSong" w:cs="Times New Roman"/>
-          <w:b/>
-          <w:bCs/>
-        </w:rPr>
-        <w:t xml:space="preserve">一条主线</w:t>
-      </w:r>
-      <w:r>
-        <w:rPr>
-          <w:rFonts w:hint="eastAsia" w:ascii="Times New Roman" w:hAnsi="Times New Roman" w:eastAsia="Times New Roman" w:cs="Times New Roman"/>
-        </w:rPr>
-        <w:t>：</w:t>
-      </w:r>
-      <w:r>
-        <w:rPr>
-          <w:rFonts w:hint="eastAsia" w:ascii="Times New Roman" w:hAnsi="Times New Roman" w:eastAsia="FangSong" w:cs="Times New Roman"/>
-        </w:rPr>
-        <w:t>本讲五元素分两线</w:t>
-      </w:r>
-      <w:r>
-        <w:rPr>
-          <w:rFonts w:hint="eastAsia" w:ascii="Times New Roman" w:hAnsi="Times New Roman" w:eastAsia="Times New Roman" w:cs="Times New Roman"/>
-        </w:rPr>
-        <w:t>——</w:t>
-      </w:r>
-      <w:r>
-        <w:rPr>
-          <w:rFonts w:hint="eastAsia" w:ascii="Times New Roman" w:hAnsi="Times New Roman" w:eastAsia="FangSong" w:cs="Times New Roman"/>
-        </w:rPr>
-        <w:t>贵金属线</w:t>
-      </w:r>
-      <w:r>
-        <w:rPr>
-          <w:rFonts w:hint="eastAsia" w:ascii="Times New Roman" w:hAnsi="Times New Roman" w:eastAsia="Times New Roman" w:cs="Times New Roman"/>
-        </w:rPr>
-        <w:t>（Ag/Au/Hg）</w:t>
-      </w:r>
-      <w:r>
-        <w:rPr>
-          <w:rFonts w:hint="eastAsia" w:ascii="Times New Roman" w:hAnsi="Times New Roman" w:eastAsia="FangSong" w:cs="Times New Roman"/>
-        </w:rPr>
-        <w:t>讲</w:t>
-      </w:r>
-      <w:r>
-        <w:rPr>
-          <w:rFonts w:hint="eastAsia" w:ascii="Times New Roman" w:hAnsi="Times New Roman" w:eastAsia="Times New Roman" w:cs="Times New Roman"/>
-        </w:rPr>
-        <w:t>「</w:t>
-      </w:r>
-      <w:r>
-        <w:rPr>
-          <w:rFonts w:hint="eastAsia" w:ascii="Times New Roman" w:hAnsi="Times New Roman" w:eastAsia="FangSong" w:cs="Times New Roman"/>
-        </w:rPr>
-        <w:t>惰性怎么来</w:t>
-      </w:r>
-      <w:r>
-        <w:rPr>
-          <w:rFonts w:hint="eastAsia" w:ascii="Times New Roman" w:hAnsi="Times New Roman" w:eastAsia="Times New Roman" w:cs="Times New Roman"/>
-        </w:rPr>
-        <w:t>」（</w:t>
-      </w:r>
-      <w:r>
-        <w:rPr>
-          <w:rFonts w:hint="eastAsia" w:ascii="Times New Roman" w:hAnsi="Times New Roman" w:eastAsia="FangSong" w:cs="Times New Roman"/>
-        </w:rPr>
-        <w:t>高电离能</w:t>
-      </w:r>
-      <w:r>
-        <w:rPr>
-          <w:rFonts w:ascii="Times New Roman" w:hAnsi="Times New Roman" w:eastAsia="Times New Roman" w:cs="Times New Roman"/>
-        </w:rPr>
-        <w:t xml:space="preserve"> + </w:t>
-      </w:r>
-      <w:r>
-        <w:rPr>
-          <w:rFonts w:hint="eastAsia" w:ascii="Times New Roman" w:hAnsi="Times New Roman" w:eastAsia="FangSong" w:cs="Times New Roman"/>
-        </w:rPr>
-        <w:t>相对论效应</w:t>
-      </w:r>
-      <w:r>
-        <w:rPr>
-          <w:rFonts w:hint="eastAsia" w:ascii="Times New Roman" w:hAnsi="Times New Roman" w:eastAsia="Times New Roman" w:cs="Times New Roman"/>
-        </w:rPr>
-        <w:t>），</w:t>
-      </w:r>
-      <w:r>
-        <w:rPr>
-          <w:rFonts w:hint="eastAsia" w:ascii="Times New Roman" w:hAnsi="Times New Roman" w:eastAsia="FangSong" w:cs="Times New Roman"/>
-        </w:rPr>
-        <w:t>难熔金属线</w:t>
-      </w:r>
-      <w:r>
-        <w:rPr>
-          <w:rFonts w:hint="eastAsia" w:ascii="Times New Roman" w:hAnsi="Times New Roman" w:eastAsia="Times New Roman" w:cs="Times New Roman"/>
-        </w:rPr>
-        <w:t>（Mo/W）</w:t>
-      </w:r>
-      <w:r>
-        <w:rPr>
-          <w:rFonts w:hint="eastAsia" w:ascii="Times New Roman" w:hAnsi="Times New Roman" w:eastAsia="FangSong" w:cs="Times New Roman"/>
-        </w:rPr>
-        <w:t>讲</w:t>
-      </w:r>
-      <w:r>
-        <w:rPr>
-          <w:rFonts w:hint="eastAsia" w:ascii="Times New Roman" w:hAnsi="Times New Roman" w:eastAsia="Times New Roman" w:cs="Times New Roman"/>
-        </w:rPr>
-        <w:t>「</w:t>
-      </w:r>
-      <w:r>
-        <w:rPr>
-          <w:rFonts w:hint="eastAsia" w:ascii="Times New Roman" w:hAnsi="Times New Roman" w:eastAsia="FangSong" w:cs="Times New Roman"/>
-        </w:rPr>
-        <w:t>多酸怎么长</w:t>
-      </w:r>
-      <w:r>
-        <w:rPr>
-          <w:rFonts w:hint="eastAsia" w:ascii="Times New Roman" w:hAnsi="Times New Roman" w:eastAsia="Times New Roman" w:cs="Times New Roman"/>
-        </w:rPr>
-        <w:t>」（</w:t>
-      </w:r>
-      <w:r>
-        <w:rPr>
-          <w:rFonts w:hint="eastAsia" w:ascii="Times New Roman" w:hAnsi="Times New Roman" w:eastAsia="FangSong" w:cs="Times New Roman"/>
-        </w:rPr>
-        <w:t>离子半径</w:t>
-      </w:r>
-      <w:r>
-        <w:rPr>
-          <w:rFonts w:ascii="Times New Roman" w:hAnsi="Times New Roman" w:eastAsia="Times New Roman" w:cs="Times New Roman"/>
-        </w:rPr>
-        <w:t xml:space="preserve"> + d </w:t>
-      </w:r>
-      <w:r>
-        <w:rPr>
-          <w:rFonts w:hint="eastAsia" w:ascii="Times New Roman" w:hAnsi="Times New Roman" w:eastAsia="FangSong" w:cs="Times New Roman"/>
-        </w:rPr>
-        <w:t>轨道延展</w:t>
-      </w:r>
-      <w:r>
-        <w:rPr>
-          <w:rFonts w:hint="eastAsia" w:ascii="Times New Roman" w:hAnsi="Times New Roman" w:eastAsia="Times New Roman" w:cs="Times New Roman"/>
-        </w:rPr>
-        <w:t>）。</w:t>
+        </w:rPr>
+        <w:t>按模块查判据</w:t>
+      </w:r>
+      <w:r>
+        <w:rPr>
+          <w:rFonts w:hint="eastAsia" w:ascii="Times New Roman" w:hAnsi="Times New Roman" w:eastAsia="Times New Roman" w:cs="Times New Roman"/>
+        </w:rPr>
+        <w:t>，「</w:t>
+      </w:r>
+      <w:r>
+        <w:rPr>
+          <w:rFonts w:hint="eastAsia" w:ascii="Times New Roman" w:hAnsi="Times New Roman" w:eastAsia="FangSong" w:cs="Times New Roman"/>
+        </w:rPr>
+        <w:t>易错提醒</w:t>
+      </w:r>
+      <w:r>
+        <w:rPr>
+          <w:rFonts w:hint="eastAsia" w:ascii="Times New Roman" w:hAnsi="Times New Roman" w:eastAsia="Times New Roman" w:cs="Times New Roman"/>
+        </w:rPr>
+        <w:t>」</w:t>
+      </w:r>
+      <w:r>
+        <w:rPr>
+          <w:rFonts w:hint="eastAsia" w:ascii="Times New Roman" w:hAnsi="Times New Roman" w:eastAsia="FangSong" w:cs="Times New Roman"/>
+        </w:rPr>
+        <w:t>列对应正文各节的辨析点</w:t>
+      </w:r>
+      <w:r>
+        <w:rPr>
+          <w:rFonts w:hint="eastAsia" w:ascii="Times New Roman" w:hAnsi="Times New Roman" w:eastAsia="Times New Roman" w:cs="Times New Roman"/>
+        </w:rPr>
+        <w:t>。</w:t>
       </w:r>
     </w:p>
     <w:p>
       <w:pPr>
-        <w:pStyle w:val="Compact"/>
-        <w:numPr>
-          <w:ilvl w:val="0"/>
-          <w:numId w:val="1013"/>
-        </w:numPr>
+        <w:pStyle w:val="BodyText"/>
+        <w:spacing w:after="80"/>
       </w:pPr>
       <w:r>
         <w:rPr>
           <w:rFonts w:hint="eastAsia" w:ascii="Times New Roman" w:hAnsi="Times New Roman" w:eastAsia="FangSong" w:cs="Times New Roman"/>
           <w:b/>
           <w:bCs/>
-        </w:rPr>
-        <w:t xml:space="preserve">银</w:t>
-      </w:r>
-      <w:r>
-        <w:rPr>
-          <w:rFonts w:hint="eastAsia" w:ascii="Times New Roman" w:hAnsi="Times New Roman" w:eastAsia="Times New Roman" w:cs="Times New Roman"/>
-        </w:rPr>
-        <w:t>：Ag</w:t>
-      </w:r>
-      <w:r>
-        <w:rPr>
-          <w:rFonts w:hint="eastAsia" w:ascii="Times New Roman" w:hAnsi="Times New Roman" w:eastAsia="Times New Roman" w:cs="Times New Roman"/>
-          <w:vertAlign w:val="superscript"/>
-        </w:rPr>
-        <w:t>+</w:t>
-      </w:r>
-      <w:r>
-        <w:rPr>
-          <w:rFonts w:ascii="Times New Roman" w:hAnsi="Times New Roman" w:eastAsia="Times New Roman" w:cs="Times New Roman"/>
-        </w:rPr>
-        <w:t xml:space="preserve"> </w:t>
-      </w:r>
-      <w:r>
-        <w:rPr>
-          <w:rFonts w:hint="eastAsia" w:ascii="Times New Roman" w:hAnsi="Times New Roman" w:eastAsia="FangSong" w:cs="Times New Roman"/>
-        </w:rPr>
-        <w:t>不歧化</w:t>
-      </w:r>
-      <w:r>
-        <w:rPr>
-          <w:rFonts w:hint="eastAsia" w:ascii="Times New Roman" w:hAnsi="Times New Roman" w:eastAsia="Times New Roman" w:cs="Times New Roman"/>
-        </w:rPr>
-        <w:t>（Born-Haber）；</w:t>
-      </w:r>
-      <w:r>
-        <w:rPr>
-          <w:rFonts w:hint="eastAsia" w:ascii="Times New Roman" w:hAnsi="Times New Roman" w:eastAsia="FangSong" w:cs="Times New Roman"/>
-        </w:rPr>
-        <w:t>卤化银</w:t>
-      </w:r>
-      <w:r>
-        <w:rPr>
-          <w:rFonts w:ascii="Times New Roman" w:hAnsi="Times New Roman" w:eastAsia="Times New Roman" w:cs="Times New Roman"/>
-        </w:rPr>
-        <w:t xml:space="preserve"> Ksp </w:t>
-      </w:r>
-      <w:r>
-        <w:rPr>
-          <w:rFonts w:hint="eastAsia" w:ascii="Times New Roman" w:hAnsi="Times New Roman" w:eastAsia="FangSong" w:cs="Times New Roman"/>
-        </w:rPr>
-        <w:t xml:space="preserve">顺序决定</w:t>
-      </w:r>
-      <w:r>
-        <w:rPr>
-          <w:rFonts w:ascii="Times New Roman" w:hAnsi="Times New Roman" w:eastAsia="Times New Roman" w:cs="Times New Roman"/>
-        </w:rPr>
-        <w:t xml:space="preserve"> NH</w:t>
-      </w:r>
-      <w:r>
-        <w:rPr>
-          <w:rFonts w:ascii="Times New Roman" w:hAnsi="Times New Roman" w:eastAsia="Times New Roman" w:cs="Times New Roman"/>
-          <w:vertAlign w:val="subscript"/>
-        </w:rPr>
-        <w:t>3</w:t>
-      </w:r>
-      <w:r>
-        <w:rPr>
-          <w:rFonts w:ascii="Times New Roman" w:hAnsi="Times New Roman" w:eastAsia="Times New Roman" w:cs="Times New Roman"/>
-        </w:rPr>
-        <w:t>/S</w:t>
-      </w:r>
-      <w:r>
-        <w:rPr>
-          <w:rFonts w:ascii="Times New Roman" w:hAnsi="Times New Roman" w:eastAsia="Times New Roman" w:cs="Times New Roman"/>
-          <w:vertAlign w:val="subscript"/>
-        </w:rPr>
-        <w:t>2</w:t>
-      </w:r>
-      <w:r>
-        <w:rPr>
-          <w:rFonts w:ascii="Times New Roman" w:hAnsi="Times New Roman" w:eastAsia="Times New Roman" w:cs="Times New Roman"/>
-        </w:rPr>
-        <w:t>O</w:t>
-      </w:r>
-      <w:r>
-        <w:rPr>
-          <w:rFonts w:ascii="Times New Roman" w:hAnsi="Times New Roman" w:eastAsia="Times New Roman" w:cs="Times New Roman"/>
-          <w:vertAlign w:val="subscript"/>
-        </w:rPr>
-        <w:t>3</w:t>
-      </w:r>
-      <w:r>
-        <w:rPr>
-          <w:rFonts w:ascii="Times New Roman" w:hAnsi="Times New Roman" w:eastAsia="Times New Roman" w:cs="Times New Roman"/>
-          <w:vertAlign w:val="superscript"/>
-        </w:rPr>
-        <w:t>2-</w:t>
-      </w:r>
-      <w:r>
-        <w:rPr>
-          <w:rFonts w:ascii="Times New Roman" w:hAnsi="Times New Roman" w:eastAsia="Times New Roman" w:cs="Times New Roman"/>
-        </w:rPr>
-        <w:t xml:space="preserve"> </w:t>
-      </w:r>
-      <w:r>
-        <w:rPr>
-          <w:rFonts w:hint="eastAsia" w:ascii="Times New Roman" w:hAnsi="Times New Roman" w:eastAsia="FangSong" w:cs="Times New Roman"/>
-        </w:rPr>
-        <w:t>溶解</w:t>
-      </w:r>
-      <w:r>
-        <w:rPr>
-          <w:rFonts w:hint="eastAsia" w:ascii="Times New Roman" w:hAnsi="Times New Roman" w:eastAsia="Times New Roman" w:cs="Times New Roman"/>
-        </w:rPr>
-        <w:t>；</w:t>
-      </w:r>
-      <w:r>
-        <w:rPr>
-          <w:rFonts w:hint="eastAsia" w:ascii="Times New Roman" w:hAnsi="Times New Roman" w:eastAsia="FangSong" w:cs="Times New Roman"/>
-        </w:rPr>
-        <w:t>银镜反应</w:t>
-      </w:r>
-      <w:r>
-        <w:rPr>
-          <w:rFonts w:hint="eastAsia" w:ascii="Times New Roman" w:hAnsi="Times New Roman" w:eastAsia="Times New Roman" w:cs="Times New Roman"/>
-        </w:rPr>
-        <w:t>。</w:t>
-      </w:r>
-    </w:p>
-    <w:p>
-      <w:pPr>
-        <w:pStyle w:val="Compact"/>
-        <w:numPr>
-          <w:ilvl w:val="0"/>
-          <w:numId w:val="1013"/>
-        </w:numPr>
-      </w:pPr>
-      <w:r>
-        <w:rPr>
-          <w:rFonts w:hint="eastAsia" w:ascii="Times New Roman" w:hAnsi="Times New Roman" w:eastAsia="FangSong" w:cs="Times New Roman"/>
-          <w:b/>
-          <w:bCs/>
-        </w:rPr>
-        <w:t xml:space="preserve">金</w:t>
-      </w:r>
-      <w:r>
-        <w:rPr>
-          <w:rFonts w:hint="eastAsia" w:ascii="Times New Roman" w:hAnsi="Times New Roman" w:eastAsia="Times New Roman" w:cs="Times New Roman"/>
-        </w:rPr>
-        <w:t xml:space="preserve">：Au</w:t>
-      </w:r>
-      <w:r>
-        <w:rPr>
-          <w:rFonts w:ascii="Times New Roman" w:hAnsi="Times New Roman" w:eastAsia="Times New Roman" w:cs="Times New Roman"/>
-        </w:rPr>
-        <w:t xml:space="preserve"> </w:t>
-      </w:r>
-      <w:r>
-        <w:rPr>
-          <w:rFonts w:hint="eastAsia" w:ascii="Times New Roman" w:hAnsi="Times New Roman" w:eastAsia="FangSong" w:cs="Times New Roman"/>
-        </w:rPr>
-        <w:t>只溶王水</w:t>
-      </w:r>
-      <w:r>
-        <w:rPr>
-          <w:rFonts w:hint="eastAsia" w:ascii="Times New Roman" w:hAnsi="Times New Roman" w:eastAsia="Times New Roman" w:cs="Times New Roman"/>
-        </w:rPr>
-        <w:t>——</w:t>
-      </w:r>
-      <w:r>
-        <w:rPr>
-          <w:rFonts w:hint="eastAsia" w:ascii="Times New Roman" w:hAnsi="Times New Roman" w:eastAsia="FangSong" w:cs="Times New Roman"/>
-        </w:rPr>
-        <w:t>氧化</w:t>
-      </w:r>
-      <w:r>
-        <w:rPr>
-          <w:rFonts w:ascii="Times New Roman" w:hAnsi="Times New Roman" w:eastAsia="Times New Roman" w:cs="Times New Roman"/>
-        </w:rPr>
-        <w:t xml:space="preserve"> + </w:t>
-      </w:r>
-      <w:r>
-        <w:rPr>
-          <w:rFonts w:hint="eastAsia" w:ascii="Times New Roman" w:hAnsi="Times New Roman" w:eastAsia="FangSong" w:cs="Times New Roman"/>
-        </w:rPr>
-        <w:t>配位双因素</w:t>
-      </w:r>
-      <w:r>
-        <w:rPr>
-          <w:rFonts w:hint="eastAsia" w:ascii="Times New Roman" w:hAnsi="Times New Roman" w:eastAsia="Times New Roman" w:cs="Times New Roman"/>
-        </w:rPr>
-        <w:t>；[AuCl</w:t>
-      </w:r>
-      <w:r>
-        <w:rPr>
-          <w:rFonts w:hint="eastAsia" w:ascii="Times New Roman" w:hAnsi="Times New Roman" w:eastAsia="Times New Roman" w:cs="Times New Roman"/>
-          <w:vertAlign w:val="subscript"/>
-        </w:rPr>
-        <w:t>4</w:t>
-      </w:r>
-      <w:r>
-        <w:rPr>
-          <w:rFonts w:hint="eastAsia" w:ascii="Times New Roman" w:hAnsi="Times New Roman" w:eastAsia="Times New Roman" w:cs="Times New Roman"/>
-        </w:rPr>
-        <w:t>]</w:t>
-      </w:r>
-      <w:r>
-        <w:rPr>
-          <w:rFonts w:hint="eastAsia" w:ascii="Times New Roman" w:hAnsi="Times New Roman" w:eastAsia="Times New Roman" w:cs="Times New Roman"/>
-          <w:vertAlign w:val="superscript"/>
-        </w:rPr>
-        <w:t>-</w:t>
-      </w:r>
-      <w:r>
-        <w:rPr>
-          <w:rFonts w:ascii="Times New Roman" w:hAnsi="Times New Roman" w:eastAsia="Times New Roman" w:cs="Times New Roman"/>
-        </w:rPr>
-        <w:t xml:space="preserve"> </w:t>
-      </w:r>
-      <w:r>
-        <w:rPr>
-          <w:rFonts w:hint="eastAsia" w:ascii="Times New Roman" w:hAnsi="Times New Roman" w:eastAsia="FangSong" w:cs="Times New Roman"/>
-        </w:rPr>
-        <w:t>平面正方形</w:t>
-      </w:r>
-      <w:r>
-        <w:rPr>
-          <w:rFonts w:hint="eastAsia" w:ascii="Times New Roman" w:hAnsi="Times New Roman" w:eastAsia="Times New Roman" w:cs="Times New Roman"/>
-        </w:rPr>
-        <w:t>；</w:t>
-      </w:r>
-      <w:r>
-        <w:rPr>
-          <w:rFonts w:hint="eastAsia" w:ascii="Times New Roman" w:hAnsi="Times New Roman" w:eastAsia="FangSong" w:cs="Times New Roman"/>
-        </w:rPr>
-        <w:t>氰化提金同逻辑</w:t>
-      </w:r>
-      <w:r>
-        <w:rPr>
-          <w:rFonts w:hint="eastAsia" w:ascii="Times New Roman" w:hAnsi="Times New Roman" w:eastAsia="Times New Roman" w:cs="Times New Roman"/>
-        </w:rPr>
-        <w:t>。</w:t>
-      </w:r>
-    </w:p>
-    <w:p>
-      <w:pPr>
-        <w:pStyle w:val="Compact"/>
-        <w:numPr>
-          <w:ilvl w:val="0"/>
-          <w:numId w:val="1013"/>
-        </w:numPr>
-      </w:pPr>
-      <w:r>
-        <w:rPr>
-          <w:rFonts w:hint="eastAsia" w:ascii="Times New Roman" w:hAnsi="Times New Roman" w:eastAsia="FangSong" w:cs="Times New Roman"/>
-          <w:b/>
-          <w:bCs/>
-        </w:rPr>
-        <w:t xml:space="preserve">汞</w:t>
-      </w:r>
-      <w:r>
-        <w:rPr>
-          <w:rFonts w:hint="eastAsia" w:ascii="Times New Roman" w:hAnsi="Times New Roman" w:eastAsia="Times New Roman" w:cs="Times New Roman"/>
-        </w:rPr>
-        <w:t>：</w:t>
-      </w:r>
-      <w:r>
-        <w:rPr>
-          <w:rFonts w:hint="eastAsia" w:ascii="Times New Roman" w:hAnsi="Times New Roman" w:eastAsia="FangSong" w:cs="Times New Roman"/>
-        </w:rPr>
-        <w:t>唯一常温液态金属</w:t>
-      </w:r>
-      <w:r>
-        <w:rPr>
-          <w:rFonts w:hint="eastAsia" w:ascii="Times New Roman" w:hAnsi="Times New Roman" w:eastAsia="Times New Roman" w:cs="Times New Roman"/>
-        </w:rPr>
-        <w:t>（</w:t>
-      </w:r>
-      <w:r>
-        <w:rPr>
-          <w:rFonts w:hint="eastAsia" w:ascii="Times New Roman" w:hAnsi="Times New Roman" w:eastAsia="FangSong" w:cs="Times New Roman"/>
-        </w:rPr>
-        <w:t>相对论</w:t>
-      </w:r>
-      <w:r>
-        <w:rPr>
-          <w:rFonts w:ascii="Times New Roman" w:hAnsi="Times New Roman" w:eastAsia="Times New Roman" w:cs="Times New Roman"/>
-        </w:rPr>
-        <w:t xml:space="preserve"> 6s</w:t>
-      </w:r>
-      <w:r>
-        <w:rPr>
-          <w:rFonts w:ascii="Times New Roman" w:hAnsi="Times New Roman" w:eastAsia="Times New Roman" w:cs="Times New Roman"/>
-          <w:vertAlign w:val="superscript"/>
-        </w:rPr>
-        <w:t>2</w:t>
-      </w:r>
-      <w:r>
-        <w:rPr>
-          <w:rFonts w:ascii="Times New Roman" w:hAnsi="Times New Roman" w:eastAsia="Times New Roman" w:cs="Times New Roman"/>
-        </w:rPr>
-        <w:t xml:space="preserve"> </w:t>
-      </w:r>
-      <w:r>
-        <w:rPr>
-          <w:rFonts w:hint="eastAsia" w:ascii="Times New Roman" w:hAnsi="Times New Roman" w:eastAsia="FangSong" w:cs="Times New Roman"/>
-        </w:rPr>
-        <w:t>惰性</w:t>
-      </w:r>
-      <w:r>
-        <w:rPr>
-          <w:rFonts w:hint="eastAsia" w:ascii="Times New Roman" w:hAnsi="Times New Roman" w:eastAsia="Times New Roman" w:cs="Times New Roman"/>
-        </w:rPr>
-        <w:t>）；Hg</w:t>
-      </w:r>
-      <w:r>
-        <w:rPr>
-          <w:rFonts w:hint="eastAsia" w:ascii="Times New Roman" w:hAnsi="Times New Roman" w:eastAsia="Times New Roman" w:cs="Times New Roman"/>
-          <w:vertAlign w:val="subscript"/>
-        </w:rPr>
-        <w:t>2</w:t>
-      </w:r>
-      <w:r>
-        <w:rPr>
-          <w:rFonts w:hint="eastAsia" w:ascii="Times New Roman" w:hAnsi="Times New Roman" w:eastAsia="Times New Roman" w:cs="Times New Roman"/>
-          <w:vertAlign w:val="superscript"/>
-        </w:rPr>
-        <w:t>2+</w:t>
-      </w:r>
-      <w:r>
-        <w:rPr>
-          <w:rFonts w:ascii="Times New Roman" w:hAnsi="Times New Roman" w:eastAsia="Times New Roman" w:cs="Times New Roman"/>
-        </w:rPr>
-        <w:t xml:space="preserve"> </w:t>
-      </w:r>
-      <w:r>
-        <w:rPr>
-          <w:rFonts w:hint="eastAsia" w:ascii="Times New Roman" w:hAnsi="Times New Roman" w:eastAsia="FangSong" w:cs="Times New Roman"/>
-        </w:rPr>
-        <w:t>双核不歧化</w:t>
-      </w:r>
-      <w:r>
-        <w:rPr>
-          <w:rFonts w:hint="eastAsia" w:ascii="Times New Roman" w:hAnsi="Times New Roman" w:eastAsia="Times New Roman" w:cs="Times New Roman"/>
-        </w:rPr>
-        <w:t>（</w:t>
-      </w:r>
-      <w:r>
-        <w:rPr>
-          <w:rFonts w:hint="eastAsia" w:ascii="Times New Roman" w:hAnsi="Times New Roman" w:eastAsia="FangSong" w:cs="Times New Roman"/>
-        </w:rPr>
-        <w:t>对比</w:t>
-      </w:r>
-      <w:r>
-        <w:rPr>
-          <w:rFonts w:ascii="Times New Roman" w:hAnsi="Times New Roman" w:eastAsia="Times New Roman" w:cs="Times New Roman"/>
-        </w:rPr>
-        <w:t xml:space="preserve"> </w:t>
-      </w:r>
-      <w:r>
-        <w:rPr>
-          <w:rFonts w:hint="eastAsia" w:ascii="Times New Roman" w:hAnsi="Times New Roman" w:eastAsia="Times New Roman" w:cs="Times New Roman"/>
-        </w:rPr>
-        <w:t>Cu</w:t>
-      </w:r>
-      <w:r>
-        <w:rPr>
-          <w:rFonts w:hint="eastAsia" w:ascii="Times New Roman" w:hAnsi="Times New Roman" w:eastAsia="Times New Roman" w:cs="Times New Roman"/>
-          <w:vertAlign w:val="superscript"/>
-        </w:rPr>
-        <w:t>+</w:t>
-      </w:r>
-      <w:r>
-        <w:rPr>
-          <w:rFonts w:hint="eastAsia" w:ascii="Times New Roman" w:hAnsi="Times New Roman" w:eastAsia="Times New Roman" w:cs="Times New Roman"/>
-        </w:rPr>
-        <w:t>）；</w:t>
-      </w:r>
-      <w:r>
-        <w:rPr>
-          <w:rFonts w:hint="eastAsia" w:ascii="Times New Roman" w:hAnsi="Times New Roman" w:eastAsia="FangSong" w:cs="Times New Roman"/>
-        </w:rPr>
-        <w:t>甘汞鉴定白</w:t>
-      </w:r>
-      <w:r>
-        <w:rPr>
-          <w:rFonts w:hint="eastAsia" w:ascii="Times New Roman" w:hAnsi="Times New Roman" w:eastAsia="Times New Roman" w:cs="Times New Roman"/>
-        </w:rPr>
-        <w:t>→</w:t>
-      </w:r>
-      <w:r>
-        <w:rPr>
-          <w:rFonts w:hint="eastAsia" w:ascii="Times New Roman" w:hAnsi="Times New Roman" w:eastAsia="FangSong" w:cs="Times New Roman"/>
-        </w:rPr>
-        <w:t>黑</w:t>
-      </w:r>
-      <w:r>
-        <w:rPr>
-          <w:rFonts w:hint="eastAsia" w:ascii="Times New Roman" w:hAnsi="Times New Roman" w:eastAsia="Times New Roman" w:cs="Times New Roman"/>
-        </w:rPr>
-        <w:t>；</w:t>
-      </w:r>
-      <w:r>
-        <w:rPr>
-          <w:rFonts w:hint="eastAsia" w:ascii="Times New Roman" w:hAnsi="Times New Roman" w:eastAsia="FangSong" w:cs="Times New Roman"/>
-        </w:rPr>
-        <w:t>汞蒸气</w:t>
-      </w:r>
-      <w:r>
-        <w:rPr>
-          <w:rFonts w:ascii="Times New Roman" w:hAnsi="Times New Roman" w:eastAsia="Times New Roman" w:cs="Times New Roman"/>
-        </w:rPr>
-        <w:t xml:space="preserve"> + </w:t>
-      </w:r>
-      <w:r>
-        <w:rPr>
-          <w:rFonts w:hint="eastAsia" w:ascii="Times New Roman" w:hAnsi="Times New Roman" w:eastAsia="FangSong" w:cs="Times New Roman"/>
-        </w:rPr>
-        <w:t>有机汞双危害</w:t>
-      </w:r>
-      <w:r>
-        <w:rPr>
-          <w:rFonts w:hint="eastAsia" w:ascii="Times New Roman" w:hAnsi="Times New Roman" w:eastAsia="Times New Roman" w:cs="Times New Roman"/>
-        </w:rPr>
-        <w:t>。</w:t>
-      </w:r>
-    </w:p>
-    <w:p>
-      <w:pPr>
-        <w:pStyle w:val="Compact"/>
-        <w:numPr>
-          <w:ilvl w:val="0"/>
-          <w:numId w:val="1013"/>
-        </w:numPr>
-      </w:pPr>
-      <w:r>
-        <w:rPr>
-          <w:rFonts w:hint="eastAsia" w:ascii="Times New Roman" w:hAnsi="Times New Roman" w:eastAsia="FangSong" w:cs="Times New Roman"/>
-          <w:b/>
-          <w:bCs/>
-        </w:rPr>
-        <w:t>钼</w:t>
-      </w:r>
-      <w:r>
-        <w:rPr>
-          <w:rFonts w:hint="eastAsia" w:ascii="Times New Roman" w:hAnsi="Times New Roman" w:eastAsia="Times New Roman" w:cs="Times New Roman"/>
-          <w:b/>
-          <w:bCs/>
-        </w:rPr>
-        <w:t>/</w:t>
-      </w:r>
-      <w:r>
-        <w:rPr>
-          <w:rFonts w:hint="eastAsia" w:ascii="Times New Roman" w:hAnsi="Times New Roman" w:eastAsia="FangSong" w:cs="Times New Roman"/>
-          <w:b/>
-          <w:bCs/>
-        </w:rPr>
-        <w:t>钨</w:t>
-      </w:r>
-      <w:r>
-        <w:rPr>
-          <w:rFonts w:hint="eastAsia" w:ascii="Times New Roman" w:hAnsi="Times New Roman" w:eastAsia="Times New Roman" w:cs="Times New Roman"/>
-        </w:rPr>
-        <w:t>：</w:t>
-      </w:r>
-      <w:r>
-        <w:rPr>
-          <w:rFonts w:hint="eastAsia" w:ascii="Times New Roman" w:hAnsi="Times New Roman" w:eastAsia="FangSong" w:cs="Times New Roman"/>
-        </w:rPr>
-        <w:t>酸性缩合</w:t>
-      </w:r>
-      <w:r>
-        <w:rPr>
-          <w:rFonts w:hint="eastAsia" w:ascii="Times New Roman" w:hAnsi="Times New Roman" w:eastAsia="Times New Roman" w:cs="Times New Roman"/>
-        </w:rPr>
-        <w:t>、</w:t>
-      </w:r>
-      <w:r>
-        <w:rPr>
-          <w:rFonts w:hint="eastAsia" w:ascii="Times New Roman" w:hAnsi="Times New Roman" w:eastAsia="FangSong" w:cs="Times New Roman"/>
-        </w:rPr>
-        <w:t>碱性解聚</w:t>
-      </w:r>
-      <w:r>
-        <w:rPr>
-          <w:rFonts w:hint="eastAsia" w:ascii="Times New Roman" w:hAnsi="Times New Roman" w:eastAsia="Times New Roman" w:cs="Times New Roman"/>
-        </w:rPr>
-        <w:t>；</w:t>
-      </w:r>
-      <w:r>
-        <w:rPr>
-          <w:rFonts w:hint="eastAsia" w:ascii="Times New Roman" w:hAnsi="Times New Roman" w:eastAsia="FangSong" w:cs="Times New Roman"/>
-        </w:rPr>
-        <w:t>同多酸</w:t>
-      </w:r>
-      <w:r>
-        <w:rPr>
-          <w:rFonts w:hint="eastAsia" w:ascii="Times New Roman" w:hAnsi="Times New Roman" w:eastAsia="Times New Roman" w:cs="Times New Roman"/>
-        </w:rPr>
-        <w:t>（</w:t>
-      </w:r>
-      <w:r>
-        <w:rPr>
-          <w:rFonts w:hint="eastAsia" w:ascii="Times New Roman" w:hAnsi="Times New Roman" w:eastAsia="FangSong" w:cs="Times New Roman"/>
-        </w:rPr>
-        <w:t>一种金属</w:t>
-      </w:r>
-      <w:r>
-        <w:rPr>
-          <w:rFonts w:hint="eastAsia" w:ascii="Times New Roman" w:hAnsi="Times New Roman" w:eastAsia="Times New Roman" w:cs="Times New Roman"/>
-        </w:rPr>
-        <w:t>）vs</w:t>
-      </w:r>
-      <w:r>
-        <w:rPr>
-          <w:rFonts w:ascii="Times New Roman" w:hAnsi="Times New Roman" w:eastAsia="Times New Roman" w:cs="Times New Roman"/>
-        </w:rPr>
-        <w:t xml:space="preserve"> </w:t>
-      </w:r>
-      <w:r>
-        <w:rPr>
-          <w:rFonts w:hint="eastAsia" w:ascii="Times New Roman" w:hAnsi="Times New Roman" w:eastAsia="FangSong" w:cs="Times New Roman"/>
-        </w:rPr>
-        <w:t>杂多酸</w:t>
-      </w:r>
-      <w:r>
-        <w:rPr>
-          <w:rFonts w:hint="eastAsia" w:ascii="Times New Roman" w:hAnsi="Times New Roman" w:eastAsia="Times New Roman" w:cs="Times New Roman"/>
-        </w:rPr>
-        <w:t>（</w:t>
-      </w:r>
-      <w:r>
-        <w:rPr>
-          <w:rFonts w:hint="eastAsia" w:ascii="Times New Roman" w:hAnsi="Times New Roman" w:eastAsia="FangSong" w:cs="Times New Roman"/>
-        </w:rPr>
-        <w:t>含</w:t>
-      </w:r>
-      <w:r>
-        <w:rPr>
-          <w:rFonts w:ascii="Times New Roman" w:hAnsi="Times New Roman" w:eastAsia="Times New Roman" w:cs="Times New Roman"/>
-        </w:rPr>
-        <w:t xml:space="preserve"> P/Si </w:t>
-      </w:r>
-      <w:r>
-        <w:rPr>
-          <w:rFonts w:hint="eastAsia" w:ascii="Times New Roman" w:hAnsi="Times New Roman" w:eastAsia="FangSong" w:cs="Times New Roman"/>
-        </w:rPr>
-        <w:t>杂原子</w:t>
-      </w:r>
-      <w:r>
-        <w:rPr>
-          <w:rFonts w:hint="eastAsia" w:ascii="Times New Roman" w:hAnsi="Times New Roman" w:eastAsia="Times New Roman" w:cs="Times New Roman"/>
-        </w:rPr>
-        <w:t>，Keggin</w:t>
-      </w:r>
-      <w:r>
-        <w:rPr>
-          <w:rFonts w:ascii="Times New Roman" w:hAnsi="Times New Roman" w:eastAsia="Times New Roman" w:cs="Times New Roman"/>
-        </w:rPr>
-        <w:t xml:space="preserve"> </w:t>
-      </w:r>
-      <w:r>
-        <w:rPr>
-          <w:rFonts w:hint="eastAsia" w:ascii="Times New Roman" w:hAnsi="Times New Roman" w:eastAsia="FangSong" w:cs="Times New Roman"/>
-        </w:rPr>
-        <w:t>型</w:t>
-      </w:r>
-      <w:r>
-        <w:rPr>
-          <w:rFonts w:hint="eastAsia" w:ascii="Times New Roman" w:hAnsi="Times New Roman" w:eastAsia="Times New Roman" w:cs="Times New Roman"/>
-        </w:rPr>
-        <w:t>）；MoS</w:t>
-      </w:r>
-      <w:r>
-        <w:rPr>
-          <w:rFonts w:hint="eastAsia" w:ascii="Times New Roman" w:hAnsi="Times New Roman" w:eastAsia="Times New Roman" w:cs="Times New Roman"/>
-          <w:vertAlign w:val="subscript"/>
-        </w:rPr>
-        <w:t>2</w:t>
-      </w:r>
-      <w:r>
-        <w:rPr>
-          <w:rFonts w:ascii="Times New Roman" w:hAnsi="Times New Roman" w:eastAsia="Times New Roman" w:cs="Times New Roman"/>
-        </w:rPr>
-        <w:t xml:space="preserve"> </w:t>
-      </w:r>
-      <w:r>
-        <w:rPr>
-          <w:rFonts w:hint="eastAsia" w:ascii="Times New Roman" w:hAnsi="Times New Roman" w:eastAsia="FangSong" w:cs="Times New Roman"/>
-        </w:rPr>
-        <w:t xml:space="preserve">润滑与</w:t>
-      </w:r>
-      <w:r>
-        <w:rPr>
-          <w:rFonts w:ascii="Times New Roman" w:hAnsi="Times New Roman" w:eastAsia="Times New Roman" w:cs="Times New Roman"/>
-        </w:rPr>
-        <w:t xml:space="preserve"> HDS </w:t>
-      </w:r>
-      <w:r>
-        <w:rPr>
-          <w:rFonts w:hint="eastAsia" w:ascii="Times New Roman" w:hAnsi="Times New Roman" w:eastAsia="FangSong" w:cs="Times New Roman"/>
-        </w:rPr>
-        <w:t>催化</w:t>
-      </w:r>
-      <w:r>
-        <w:rPr>
-          <w:rFonts w:hint="eastAsia" w:ascii="Times New Roman" w:hAnsi="Times New Roman" w:eastAsia="Times New Roman" w:cs="Times New Roman"/>
-        </w:rPr>
-        <w:t>。</w:t>
-      </w:r>
-    </w:p>
-    <w:p>
-      <w:pPr>
-        <w:pStyle w:val="Compact"/>
-        <w:numPr>
-          <w:ilvl w:val="0"/>
-          <w:numId w:val="1013"/>
-        </w:numPr>
-      </w:pPr>
-      <w:r>
-        <w:rPr>
-          <w:rFonts w:hint="eastAsia" w:ascii="Times New Roman" w:hAnsi="Times New Roman" w:eastAsia="FangSong" w:cs="Times New Roman"/>
-          <w:b/>
-          <w:bCs/>
-        </w:rPr>
-        <w:t xml:space="preserve">方法</w:t>
-      </w:r>
-      <w:r>
-        <w:rPr>
-          <w:rFonts w:hint="eastAsia" w:ascii="Times New Roman" w:hAnsi="Times New Roman" w:eastAsia="Times New Roman" w:cs="Times New Roman"/>
-        </w:rPr>
-        <w:t xml:space="preserve">：ds</w:t>
-      </w:r>
-      <w:r>
-        <w:rPr>
-          <w:rFonts w:ascii="Times New Roman" w:hAnsi="Times New Roman" w:eastAsia="Times New Roman" w:cs="Times New Roman"/>
-        </w:rPr>
-        <w:t xml:space="preserve"> </w:t>
-      </w:r>
-      <w:r>
-        <w:rPr>
-          <w:rFonts w:hint="eastAsia" w:ascii="Times New Roman" w:hAnsi="Times New Roman" w:eastAsia="FangSong" w:cs="Times New Roman"/>
-        </w:rPr>
-        <w:t>区推断走</w:t>
-      </w:r>
-      <w:r>
-        <w:rPr>
-          <w:rFonts w:hint="eastAsia" w:ascii="Times New Roman" w:hAnsi="Times New Roman" w:eastAsia="Times New Roman" w:cs="Times New Roman"/>
-        </w:rPr>
-        <w:t>「</w:t>
-      </w:r>
-      <w:r>
-        <w:rPr>
-          <w:rFonts w:hint="eastAsia" w:ascii="Times New Roman" w:hAnsi="Times New Roman" w:eastAsia="FangSong" w:cs="Times New Roman"/>
-        </w:rPr>
-        <w:t>沉淀颜色</w:t>
-      </w:r>
-      <w:r>
-        <w:rPr>
-          <w:rFonts w:ascii="Times New Roman" w:hAnsi="Times New Roman" w:eastAsia="Times New Roman" w:cs="Times New Roman"/>
-        </w:rPr>
-        <w:t xml:space="preserve"> → </w:t>
-      </w:r>
-      <w:r>
-        <w:rPr>
-          <w:rFonts w:hint="eastAsia" w:ascii="Times New Roman" w:hAnsi="Times New Roman" w:eastAsia="FangSong" w:cs="Times New Roman"/>
-        </w:rPr>
-        <w:t xml:space="preserve">加氨水命运</w:t>
-      </w:r>
-      <w:r>
-        <w:rPr>
-          <w:rFonts w:ascii="Times New Roman" w:hAnsi="Times New Roman" w:eastAsia="Times New Roman" w:cs="Times New Roman"/>
-        </w:rPr>
-        <w:t xml:space="preserve"> → </w:t>
-      </w:r>
-      <w:r>
-        <w:rPr>
-          <w:rFonts w:hint="eastAsia" w:ascii="Times New Roman" w:hAnsi="Times New Roman" w:eastAsia="FangSong" w:cs="Times New Roman"/>
-        </w:rPr>
-        <w:t xml:space="preserve">配位剂选择</w:t>
-      </w:r>
-      <w:r>
-        <w:rPr>
-          <w:rFonts w:ascii="Times New Roman" w:hAnsi="Times New Roman" w:eastAsia="Times New Roman" w:cs="Times New Roman"/>
-        </w:rPr>
-        <w:t xml:space="preserve"> → </w:t>
-      </w:r>
-      <w:r>
-        <w:rPr>
-          <w:rFonts w:hint="eastAsia" w:ascii="Times New Roman" w:hAnsi="Times New Roman" w:eastAsia="FangSong" w:cs="Times New Roman"/>
-        </w:rPr>
-        <w:t>构型</w:t>
-      </w:r>
-      <w:r>
-        <w:rPr>
-          <w:rFonts w:hint="eastAsia" w:ascii="Times New Roman" w:hAnsi="Times New Roman" w:eastAsia="Times New Roman" w:cs="Times New Roman"/>
-        </w:rPr>
-        <w:t>/</w:t>
-      </w:r>
-      <w:r>
-        <w:rPr>
-          <w:rFonts w:hint="eastAsia" w:ascii="Times New Roman" w:hAnsi="Times New Roman" w:eastAsia="FangSong" w:cs="Times New Roman"/>
-        </w:rPr>
-        <w:t>价态</w:t>
-      </w:r>
-      <w:r>
-        <w:rPr>
-          <w:rFonts w:hint="eastAsia" w:ascii="Times New Roman" w:hAnsi="Times New Roman" w:eastAsia="Times New Roman" w:cs="Times New Roman"/>
-        </w:rPr>
-        <w:t>」；</w:t>
-      </w:r>
-      <w:r>
-        <w:rPr>
-          <w:rFonts w:hint="eastAsia" w:ascii="Times New Roman" w:hAnsi="Times New Roman" w:eastAsia="FangSong" w:cs="Times New Roman"/>
-        </w:rPr>
-        <w:t>贵金属溶解永远写氧化</w:t>
-      </w:r>
-      <w:r>
-        <w:rPr>
-          <w:rFonts w:ascii="Times New Roman" w:hAnsi="Times New Roman" w:eastAsia="Times New Roman" w:cs="Times New Roman"/>
-        </w:rPr>
-        <w:t xml:space="preserve"> + </w:t>
-      </w:r>
-      <w:r>
-        <w:rPr>
-          <w:rFonts w:hint="eastAsia" w:ascii="Times New Roman" w:hAnsi="Times New Roman" w:eastAsia="FangSong" w:cs="Times New Roman"/>
-        </w:rPr>
-        <w:t>配位</w:t>
-      </w:r>
-      <w:r>
-        <w:rPr>
-          <w:rFonts w:hint="eastAsia" w:ascii="Times New Roman" w:hAnsi="Times New Roman" w:eastAsia="Times New Roman" w:cs="Times New Roman"/>
-        </w:rPr>
-        <w:t>。</w:t>
-      </w:r>
-    </w:p>
-    <w:p>
-      <w:pPr>
-        <w:spacing w:before="160" w:after="80"/>
-      </w:pPr>
-      <w:r>
-        <w:pict>
-          <v:rect style="width:0;height:1.5pt" o:hralign="center" o:hrstd="t" o:hr="t"/>
-        </w:pict>
-      </w:r>
-    </w:p>
-    <w:bookmarkEnd w:id="75"/>
-    <w:bookmarkStart w:id="79" w:name="九核心公式速查"/>
-    <w:p>
-      <w:pPr>
-        <w:pStyle w:val="Heading2"/>
-        <w:spacing w:before="280" w:after="120"/>
-      </w:pPr>
-      <w:r>
-        <w:rPr>
-          <w:rFonts w:hint="eastAsia" w:ascii="Times New Roman" w:hAnsi="Times New Roman" w:eastAsia="SimHei" w:cs="Times New Roman"/>
-        </w:rPr>
-        <w:t>九</w:t>
-      </w:r>
-      <w:r>
-        <w:rPr>
-          <w:rFonts w:hint="eastAsia" w:ascii="Times New Roman" w:hAnsi="Times New Roman" w:eastAsia="Times New Roman" w:cs="Times New Roman"/>
-        </w:rPr>
-        <w:t>、</w:t>
-      </w:r>
-      <w:r>
-        <w:rPr>
-          <w:rFonts w:hint="eastAsia" w:ascii="Times New Roman" w:hAnsi="Times New Roman" w:eastAsia="SimHei" w:cs="Times New Roman"/>
-        </w:rPr>
-        <w:t>核心公式速查</w:t>
-      </w:r>
-    </w:p>
-    <w:p>
-      <w:pPr>
-        <w:pStyle w:val="BlockText"/>
-      </w:pPr>
-      <w:r>
-        <w:rPr>
-          <w:rFonts w:hint="eastAsia" w:ascii="Times New Roman" w:hAnsi="Times New Roman" w:eastAsia="FangSong" w:cs="Times New Roman"/>
-        </w:rPr>
-        <w:t>考前一张纸</w:t>
-      </w:r>
-      <w:r>
-        <w:rPr>
-          <w:rFonts w:hint="eastAsia" w:ascii="Times New Roman" w:hAnsi="Times New Roman" w:eastAsia="Times New Roman" w:cs="Times New Roman"/>
-        </w:rPr>
-        <w:t>：</w:t>
-      </w:r>
-      <w:r>
-        <w:rPr>
-          <w:rFonts w:hint="eastAsia" w:ascii="Times New Roman" w:hAnsi="Times New Roman" w:eastAsia="FangSong" w:cs="Times New Roman"/>
-        </w:rPr>
-        <w:t>按模块查判据</w:t>
-      </w:r>
-      <w:r>
-        <w:rPr>
-          <w:rFonts w:hint="eastAsia" w:ascii="Times New Roman" w:hAnsi="Times New Roman" w:eastAsia="Times New Roman" w:cs="Times New Roman"/>
-        </w:rPr>
-        <w:t>。</w:t>
-      </w:r>
-      <w:r>
-        <w:rPr>
-          <w:rFonts w:hint="eastAsia" w:ascii="Times New Roman" w:hAnsi="Times New Roman" w:eastAsia="FangSong" w:cs="Times New Roman"/>
-        </w:rPr>
-        <w:t>易错提醒与正文各节</w:t>
-      </w:r>
-      <w:r>
-        <w:rPr>
-          <w:rFonts w:ascii="Times New Roman" w:hAnsi="Times New Roman" w:eastAsia="Times New Roman" w:cs="Times New Roman"/>
-        </w:rPr>
-        <w:t xml:space="preserve"> [!warning] </w:t>
-      </w:r>
-      <w:r>
-        <w:rPr>
-          <w:rFonts w:hint="eastAsia" w:ascii="Times New Roman" w:hAnsi="Times New Roman" w:eastAsia="FangSong" w:cs="Times New Roman"/>
-        </w:rPr>
-        <w:t>呼应</w:t>
-      </w:r>
-      <w:r>
-        <w:rPr>
-          <w:rFonts w:hint="eastAsia" w:ascii="Times New Roman" w:hAnsi="Times New Roman" w:eastAsia="Times New Roman" w:cs="Times New Roman"/>
-        </w:rPr>
-        <w:t>。</w:t>
-      </w:r>
-    </w:p>
-    <w:bookmarkStart w:id="76" w:name="贵金属溶解"/>
-    <w:p>
-      <w:pPr>
-        <w:pStyle w:val="Heading3"/>
-        <w:spacing w:after="120" w:before="280"/>
-      </w:pPr>
-      <w:r>
-        <w:rPr>
-          <w:rFonts w:hint="eastAsia" w:ascii="Times New Roman" w:hAnsi="Times New Roman" w:eastAsia="SimHei" w:cs="Times New Roman"/>
         </w:rPr>
         <w:t xml:space="preserve">贵金属溶解</w:t>
       </w:r>
@@ -27550,16 +26693,16 @@
         </w:tc>
       </w:tr>
     </w:tbl>
-    <w:bookmarkEnd w:id="76"/>
-    <w:bookmarkStart w:id="77" w:name="汞"/>
     <w:p>
       <w:pPr>
-        <w:pStyle w:val="Heading3"/>
-        <w:spacing w:after="120" w:before="280"/>
+        <w:pStyle w:val="BodyText"/>
+        <w:spacing w:before="120" w:after="80"/>
       </w:pPr>
       <w:r>
         <w:rPr>
-          <w:rFonts w:hint="eastAsia" w:ascii="Times New Roman" w:hAnsi="Times New Roman" w:eastAsia="SimHei" w:cs="Times New Roman"/>
+          <w:rFonts w:hint="eastAsia" w:ascii="Times New Roman" w:hAnsi="Times New Roman" w:eastAsia="FangSong" w:cs="Times New Roman"/>
+          <w:b/>
+          <w:bCs/>
         </w:rPr>
         <w:t xml:space="preserve">汞</w:t>
       </w:r>
@@ -28013,22 +27156,24 @@
         </w:tc>
       </w:tr>
     </w:tbl>
-    <w:bookmarkEnd w:id="77"/>
-    <w:bookmarkStart w:id="78" w:name="多酸与-mow"/>
     <w:p>
       <w:pPr>
-        <w:pStyle w:val="Heading3"/>
-        <w:spacing w:after="120" w:before="280"/>
+        <w:pStyle w:val="BodyText"/>
+        <w:spacing w:before="120" w:after="80"/>
       </w:pPr>
       <w:r>
         <w:rPr>
-          <w:rFonts w:hint="eastAsia" w:ascii="Times New Roman" w:hAnsi="Times New Roman" w:eastAsia="SimHei" w:cs="Times New Roman"/>
+          <w:rFonts w:hint="eastAsia" w:ascii="Times New Roman" w:hAnsi="Times New Roman" w:eastAsia="FangSong" w:cs="Times New Roman"/>
+          <w:b/>
+          <w:bCs/>
         </w:rPr>
         <w:t xml:space="preserve">多酸与</w:t>
       </w:r>
       <w:r>
         <w:rPr>
           <w:rFonts w:ascii="Times New Roman" w:hAnsi="Times New Roman" w:eastAsia="Times New Roman" w:cs="Times New Roman"/>
+          <w:b/>
+          <w:bCs/>
         </w:rPr>
         <w:t xml:space="preserve"> Mo/W</w:t>
       </w:r>
@@ -28586,9 +27731,9 @@
         </w:pict>
       </w:r>
     </w:p>
-    <w:bookmarkEnd w:id="78"/>
-    <w:bookmarkEnd w:id="79"/>
-    <w:bookmarkStart w:id="84" w:name="十练习"/>
+    <w:bookmarkEnd w:id="74"/>
+    <w:bookmarkEnd w:id="75"/>
+    <w:bookmarkStart w:id="76" w:name="八本讲小结"/>
     <w:p>
       <w:pPr>
         <w:pStyle w:val="Heading2"/>
@@ -28598,7 +27743,7 @@
         <w:rPr>
           <w:rFonts w:hint="eastAsia" w:ascii="Times New Roman" w:hAnsi="Times New Roman" w:eastAsia="SimHei" w:cs="Times New Roman"/>
         </w:rPr>
-        <w:t>十</w:t>
+        <w:t>八</w:t>
       </w:r>
       <w:r>
         <w:rPr>
@@ -28610,10 +27755,950 @@
         <w:rPr>
           <w:rFonts w:hint="eastAsia" w:ascii="Times New Roman" w:hAnsi="Times New Roman" w:eastAsia="SimHei" w:cs="Times New Roman"/>
         </w:rPr>
+        <w:t>本讲小结</w:t>
+      </w:r>
+    </w:p>
+    <w:p>
+      <w:pPr>
+        <w:pStyle w:val="Compact"/>
+        <w:numPr>
+          <w:ilvl w:val="0"/>
+          <w:numId w:val="1014"/>
+        </w:numPr>
+      </w:pPr>
+      <w:r>
+        <w:rPr>
+          <w:rFonts w:hint="eastAsia" w:ascii="Times New Roman" w:hAnsi="Times New Roman" w:eastAsia="FangSong" w:cs="Times New Roman"/>
+          <w:b/>
+          <w:bCs/>
+        </w:rPr>
+        <w:t xml:space="preserve">一条主线</w:t>
+      </w:r>
+      <w:r>
+        <w:rPr>
+          <w:rFonts w:hint="eastAsia" w:ascii="Times New Roman" w:hAnsi="Times New Roman" w:eastAsia="Times New Roman" w:cs="Times New Roman"/>
+        </w:rPr>
+        <w:t>：</w:t>
+      </w:r>
+      <w:r>
+        <w:rPr>
+          <w:rFonts w:hint="eastAsia" w:ascii="Times New Roman" w:hAnsi="Times New Roman" w:eastAsia="FangSong" w:cs="Times New Roman"/>
+        </w:rPr>
+        <w:t>本讲五元素分两线</w:t>
+      </w:r>
+      <w:r>
+        <w:rPr>
+          <w:rFonts w:hint="eastAsia" w:ascii="Times New Roman" w:hAnsi="Times New Roman" w:eastAsia="Times New Roman" w:cs="Times New Roman"/>
+        </w:rPr>
+        <w:t>——</w:t>
+      </w:r>
+      <w:r>
+        <w:rPr>
+          <w:rFonts w:hint="eastAsia" w:ascii="Times New Roman" w:hAnsi="Times New Roman" w:eastAsia="FangSong" w:cs="Times New Roman"/>
+        </w:rPr>
+        <w:t>贵金属线</w:t>
+      </w:r>
+      <w:r>
+        <w:rPr>
+          <w:rFonts w:hint="eastAsia" w:ascii="Times New Roman" w:hAnsi="Times New Roman" w:eastAsia="Times New Roman" w:cs="Times New Roman"/>
+        </w:rPr>
+        <w:t>（Ag/Au/Hg）</w:t>
+      </w:r>
+      <w:r>
+        <w:rPr>
+          <w:rFonts w:hint="eastAsia" w:ascii="Times New Roman" w:hAnsi="Times New Roman" w:eastAsia="FangSong" w:cs="Times New Roman"/>
+        </w:rPr>
+        <w:t>讲</w:t>
+      </w:r>
+      <w:r>
+        <w:rPr>
+          <w:rFonts w:hint="eastAsia" w:ascii="Times New Roman" w:hAnsi="Times New Roman" w:eastAsia="Times New Roman" w:cs="Times New Roman"/>
+        </w:rPr>
+        <w:t>「</w:t>
+      </w:r>
+      <w:r>
+        <w:rPr>
+          <w:rFonts w:hint="eastAsia" w:ascii="Times New Roman" w:hAnsi="Times New Roman" w:eastAsia="FangSong" w:cs="Times New Roman"/>
+        </w:rPr>
+        <w:t>惰性怎么来</w:t>
+      </w:r>
+      <w:r>
+        <w:rPr>
+          <w:rFonts w:hint="eastAsia" w:ascii="Times New Roman" w:hAnsi="Times New Roman" w:eastAsia="Times New Roman" w:cs="Times New Roman"/>
+        </w:rPr>
+        <w:t>」（</w:t>
+      </w:r>
+      <w:r>
+        <w:rPr>
+          <w:rFonts w:hint="eastAsia" w:ascii="Times New Roman" w:hAnsi="Times New Roman" w:eastAsia="FangSong" w:cs="Times New Roman"/>
+        </w:rPr>
+        <w:t>高电离能</w:t>
+      </w:r>
+      <w:r>
+        <w:rPr>
+          <w:rFonts w:ascii="Times New Roman" w:hAnsi="Times New Roman" w:eastAsia="Times New Roman" w:cs="Times New Roman"/>
+        </w:rPr>
+        <w:t xml:space="preserve"> + </w:t>
+      </w:r>
+      <w:r>
+        <w:rPr>
+          <w:rFonts w:hint="eastAsia" w:ascii="Times New Roman" w:hAnsi="Times New Roman" w:eastAsia="FangSong" w:cs="Times New Roman"/>
+        </w:rPr>
+        <w:t>相对论效应</w:t>
+      </w:r>
+      <w:r>
+        <w:rPr>
+          <w:rFonts w:hint="eastAsia" w:ascii="Times New Roman" w:hAnsi="Times New Roman" w:eastAsia="Times New Roman" w:cs="Times New Roman"/>
+        </w:rPr>
+        <w:t>），</w:t>
+      </w:r>
+      <w:r>
+        <w:rPr>
+          <w:rFonts w:hint="eastAsia" w:ascii="Times New Roman" w:hAnsi="Times New Roman" w:eastAsia="FangSong" w:cs="Times New Roman"/>
+        </w:rPr>
+        <w:t>难熔金属线</w:t>
+      </w:r>
+      <w:r>
+        <w:rPr>
+          <w:rFonts w:hint="eastAsia" w:ascii="Times New Roman" w:hAnsi="Times New Roman" w:eastAsia="Times New Roman" w:cs="Times New Roman"/>
+        </w:rPr>
+        <w:t>（Mo/W）</w:t>
+      </w:r>
+      <w:r>
+        <w:rPr>
+          <w:rFonts w:hint="eastAsia" w:ascii="Times New Roman" w:hAnsi="Times New Roman" w:eastAsia="FangSong" w:cs="Times New Roman"/>
+        </w:rPr>
+        <w:t>讲</w:t>
+      </w:r>
+      <w:r>
+        <w:rPr>
+          <w:rFonts w:hint="eastAsia" w:ascii="Times New Roman" w:hAnsi="Times New Roman" w:eastAsia="Times New Roman" w:cs="Times New Roman"/>
+        </w:rPr>
+        <w:t>「</w:t>
+      </w:r>
+      <w:r>
+        <w:rPr>
+          <w:rFonts w:hint="eastAsia" w:ascii="Times New Roman" w:hAnsi="Times New Roman" w:eastAsia="FangSong" w:cs="Times New Roman"/>
+        </w:rPr>
+        <w:t>多酸怎么长</w:t>
+      </w:r>
+      <w:r>
+        <w:rPr>
+          <w:rFonts w:hint="eastAsia" w:ascii="Times New Roman" w:hAnsi="Times New Roman" w:eastAsia="Times New Roman" w:cs="Times New Roman"/>
+        </w:rPr>
+        <w:t>」（</w:t>
+      </w:r>
+      <w:r>
+        <w:rPr>
+          <w:rFonts w:hint="eastAsia" w:ascii="Times New Roman" w:hAnsi="Times New Roman" w:eastAsia="FangSong" w:cs="Times New Roman"/>
+        </w:rPr>
+        <w:t>离子半径</w:t>
+      </w:r>
+      <w:r>
+        <w:rPr>
+          <w:rFonts w:ascii="Times New Roman" w:hAnsi="Times New Roman" w:eastAsia="Times New Roman" w:cs="Times New Roman"/>
+        </w:rPr>
+        <w:t xml:space="preserve"> + d </w:t>
+      </w:r>
+      <w:r>
+        <w:rPr>
+          <w:rFonts w:hint="eastAsia" w:ascii="Times New Roman" w:hAnsi="Times New Roman" w:eastAsia="FangSong" w:cs="Times New Roman"/>
+        </w:rPr>
+        <w:t>轨道延展</w:t>
+      </w:r>
+      <w:r>
+        <w:rPr>
+          <w:rFonts w:hint="eastAsia" w:ascii="Times New Roman" w:hAnsi="Times New Roman" w:eastAsia="Times New Roman" w:cs="Times New Roman"/>
+        </w:rPr>
+        <w:t>）。</w:t>
+      </w:r>
+    </w:p>
+    <w:p>
+      <w:pPr>
+        <w:pStyle w:val="Compact"/>
+        <w:numPr>
+          <w:ilvl w:val="0"/>
+          <w:numId w:val="1014"/>
+        </w:numPr>
+      </w:pPr>
+      <w:r>
+        <w:rPr>
+          <w:rFonts w:hint="eastAsia" w:ascii="Times New Roman" w:hAnsi="Times New Roman" w:eastAsia="FangSong" w:cs="Times New Roman"/>
+          <w:b/>
+          <w:bCs/>
+        </w:rPr>
+        <w:t xml:space="preserve">银</w:t>
+      </w:r>
+      <w:r>
+        <w:rPr>
+          <w:rFonts w:hint="eastAsia" w:ascii="Times New Roman" w:hAnsi="Times New Roman" w:eastAsia="Times New Roman" w:cs="Times New Roman"/>
+        </w:rPr>
+        <w:t>：Ag</w:t>
+      </w:r>
+      <w:r>
+        <w:rPr>
+          <w:rFonts w:hint="eastAsia" w:ascii="Times New Roman" w:hAnsi="Times New Roman" w:eastAsia="Times New Roman" w:cs="Times New Roman"/>
+          <w:vertAlign w:val="superscript"/>
+        </w:rPr>
+        <w:t>+</w:t>
+      </w:r>
+      <w:r>
+        <w:rPr>
+          <w:rFonts w:ascii="Times New Roman" w:hAnsi="Times New Roman" w:eastAsia="Times New Roman" w:cs="Times New Roman"/>
+        </w:rPr>
+        <w:t xml:space="preserve"> </w:t>
+      </w:r>
+      <w:r>
+        <w:rPr>
+          <w:rFonts w:hint="eastAsia" w:ascii="Times New Roman" w:hAnsi="Times New Roman" w:eastAsia="FangSong" w:cs="Times New Roman"/>
+        </w:rPr>
+        <w:t>不歧化</w:t>
+      </w:r>
+      <w:r>
+        <w:rPr>
+          <w:rFonts w:hint="eastAsia" w:ascii="Times New Roman" w:hAnsi="Times New Roman" w:eastAsia="Times New Roman" w:cs="Times New Roman"/>
+        </w:rPr>
+        <w:t>（Born-Haber）；</w:t>
+      </w:r>
+      <w:r>
+        <w:rPr>
+          <w:rFonts w:hint="eastAsia" w:ascii="Times New Roman" w:hAnsi="Times New Roman" w:eastAsia="FangSong" w:cs="Times New Roman"/>
+        </w:rPr>
+        <w:t>卤化银</w:t>
+      </w:r>
+      <w:r>
+        <w:rPr>
+          <w:rFonts w:ascii="Times New Roman" w:hAnsi="Times New Roman" w:eastAsia="Times New Roman" w:cs="Times New Roman"/>
+        </w:rPr>
+        <w:t xml:space="preserve"> Ksp </w:t>
+      </w:r>
+      <w:r>
+        <w:rPr>
+          <w:rFonts w:hint="eastAsia" w:ascii="Times New Roman" w:hAnsi="Times New Roman" w:eastAsia="FangSong" w:cs="Times New Roman"/>
+        </w:rPr>
+        <w:t xml:space="preserve">顺序决定</w:t>
+      </w:r>
+      <w:r>
+        <w:rPr>
+          <w:rFonts w:ascii="Times New Roman" w:hAnsi="Times New Roman" w:eastAsia="Times New Roman" w:cs="Times New Roman"/>
+        </w:rPr>
+        <w:t xml:space="preserve"> NH</w:t>
+      </w:r>
+      <w:r>
+        <w:rPr>
+          <w:rFonts w:ascii="Times New Roman" w:hAnsi="Times New Roman" w:eastAsia="Times New Roman" w:cs="Times New Roman"/>
+          <w:vertAlign w:val="subscript"/>
+        </w:rPr>
+        <w:t>3</w:t>
+      </w:r>
+      <w:r>
+        <w:rPr>
+          <w:rFonts w:ascii="Times New Roman" w:hAnsi="Times New Roman" w:eastAsia="Times New Roman" w:cs="Times New Roman"/>
+        </w:rPr>
+        <w:t>/S</w:t>
+      </w:r>
+      <w:r>
+        <w:rPr>
+          <w:rFonts w:ascii="Times New Roman" w:hAnsi="Times New Roman" w:eastAsia="Times New Roman" w:cs="Times New Roman"/>
+          <w:vertAlign w:val="subscript"/>
+        </w:rPr>
+        <w:t>2</w:t>
+      </w:r>
+      <w:r>
+        <w:rPr>
+          <w:rFonts w:ascii="Times New Roman" w:hAnsi="Times New Roman" w:eastAsia="Times New Roman" w:cs="Times New Roman"/>
+        </w:rPr>
+        <w:t>O</w:t>
+      </w:r>
+      <w:r>
+        <w:rPr>
+          <w:rFonts w:ascii="Times New Roman" w:hAnsi="Times New Roman" w:eastAsia="Times New Roman" w:cs="Times New Roman"/>
+          <w:vertAlign w:val="subscript"/>
+        </w:rPr>
+        <w:t>3</w:t>
+      </w:r>
+      <w:r>
+        <w:rPr>
+          <w:rFonts w:ascii="Times New Roman" w:hAnsi="Times New Roman" w:eastAsia="Times New Roman" w:cs="Times New Roman"/>
+          <w:vertAlign w:val="superscript"/>
+        </w:rPr>
+        <w:t>2-</w:t>
+      </w:r>
+      <w:r>
+        <w:rPr>
+          <w:rFonts w:ascii="Times New Roman" w:hAnsi="Times New Roman" w:eastAsia="Times New Roman" w:cs="Times New Roman"/>
+        </w:rPr>
+        <w:t xml:space="preserve"> </w:t>
+      </w:r>
+      <w:r>
+        <w:rPr>
+          <w:rFonts w:hint="eastAsia" w:ascii="Times New Roman" w:hAnsi="Times New Roman" w:eastAsia="FangSong" w:cs="Times New Roman"/>
+        </w:rPr>
+        <w:t>溶解</w:t>
+      </w:r>
+      <w:r>
+        <w:rPr>
+          <w:rFonts w:hint="eastAsia" w:ascii="Times New Roman" w:hAnsi="Times New Roman" w:eastAsia="Times New Roman" w:cs="Times New Roman"/>
+        </w:rPr>
+        <w:t>；</w:t>
+      </w:r>
+      <w:r>
+        <w:rPr>
+          <w:rFonts w:hint="eastAsia" w:ascii="Times New Roman" w:hAnsi="Times New Roman" w:eastAsia="FangSong" w:cs="Times New Roman"/>
+        </w:rPr>
+        <w:t>银镜反应</w:t>
+      </w:r>
+      <w:r>
+        <w:rPr>
+          <w:rFonts w:hint="eastAsia" w:ascii="Times New Roman" w:hAnsi="Times New Roman" w:eastAsia="Times New Roman" w:cs="Times New Roman"/>
+        </w:rPr>
+        <w:t>。</w:t>
+      </w:r>
+    </w:p>
+    <w:p>
+      <w:pPr>
+        <w:pStyle w:val="Compact"/>
+        <w:numPr>
+          <w:ilvl w:val="0"/>
+          <w:numId w:val="1014"/>
+        </w:numPr>
+      </w:pPr>
+      <w:r>
+        <w:rPr>
+          <w:rFonts w:hint="eastAsia" w:ascii="Times New Roman" w:hAnsi="Times New Roman" w:eastAsia="FangSong" w:cs="Times New Roman"/>
+          <w:b/>
+          <w:bCs/>
+        </w:rPr>
+        <w:t xml:space="preserve">金</w:t>
+      </w:r>
+      <w:r>
+        <w:rPr>
+          <w:rFonts w:hint="eastAsia" w:ascii="Times New Roman" w:hAnsi="Times New Roman" w:eastAsia="Times New Roman" w:cs="Times New Roman"/>
+        </w:rPr>
+        <w:t xml:space="preserve">：Au</w:t>
+      </w:r>
+      <w:r>
+        <w:rPr>
+          <w:rFonts w:ascii="Times New Roman" w:hAnsi="Times New Roman" w:eastAsia="Times New Roman" w:cs="Times New Roman"/>
+        </w:rPr>
+        <w:t xml:space="preserve"> </w:t>
+      </w:r>
+      <w:r>
+        <w:rPr>
+          <w:rFonts w:hint="eastAsia" w:ascii="Times New Roman" w:hAnsi="Times New Roman" w:eastAsia="FangSong" w:cs="Times New Roman"/>
+        </w:rPr>
+        <w:t>只溶王水</w:t>
+      </w:r>
+      <w:r>
+        <w:rPr>
+          <w:rFonts w:hint="eastAsia" w:ascii="Times New Roman" w:hAnsi="Times New Roman" w:eastAsia="Times New Roman" w:cs="Times New Roman"/>
+        </w:rPr>
+        <w:t>——</w:t>
+      </w:r>
+      <w:r>
+        <w:rPr>
+          <w:rFonts w:hint="eastAsia" w:ascii="Times New Roman" w:hAnsi="Times New Roman" w:eastAsia="FangSong" w:cs="Times New Roman"/>
+        </w:rPr>
+        <w:t>氧化</w:t>
+      </w:r>
+      <w:r>
+        <w:rPr>
+          <w:rFonts w:ascii="Times New Roman" w:hAnsi="Times New Roman" w:eastAsia="Times New Roman" w:cs="Times New Roman"/>
+        </w:rPr>
+        <w:t xml:space="preserve"> + </w:t>
+      </w:r>
+      <w:r>
+        <w:rPr>
+          <w:rFonts w:hint="eastAsia" w:ascii="Times New Roman" w:hAnsi="Times New Roman" w:eastAsia="FangSong" w:cs="Times New Roman"/>
+        </w:rPr>
+        <w:t>配位双因素</w:t>
+      </w:r>
+      <w:r>
+        <w:rPr>
+          <w:rFonts w:hint="eastAsia" w:ascii="Times New Roman" w:hAnsi="Times New Roman" w:eastAsia="Times New Roman" w:cs="Times New Roman"/>
+        </w:rPr>
+        <w:t>；[AuCl</w:t>
+      </w:r>
+      <w:r>
+        <w:rPr>
+          <w:rFonts w:hint="eastAsia" w:ascii="Times New Roman" w:hAnsi="Times New Roman" w:eastAsia="Times New Roman" w:cs="Times New Roman"/>
+          <w:vertAlign w:val="subscript"/>
+        </w:rPr>
+        <w:t>4</w:t>
+      </w:r>
+      <w:r>
+        <w:rPr>
+          <w:rFonts w:hint="eastAsia" w:ascii="Times New Roman" w:hAnsi="Times New Roman" w:eastAsia="Times New Roman" w:cs="Times New Roman"/>
+        </w:rPr>
+        <w:t>]</w:t>
+      </w:r>
+      <w:r>
+        <w:rPr>
+          <w:rFonts w:hint="eastAsia" w:ascii="Times New Roman" w:hAnsi="Times New Roman" w:eastAsia="Times New Roman" w:cs="Times New Roman"/>
+          <w:vertAlign w:val="superscript"/>
+        </w:rPr>
+        <w:t>-</w:t>
+      </w:r>
+      <w:r>
+        <w:rPr>
+          <w:rFonts w:ascii="Times New Roman" w:hAnsi="Times New Roman" w:eastAsia="Times New Roman" w:cs="Times New Roman"/>
+        </w:rPr>
+        <w:t xml:space="preserve"> </w:t>
+      </w:r>
+      <w:r>
+        <w:rPr>
+          <w:rFonts w:hint="eastAsia" w:ascii="Times New Roman" w:hAnsi="Times New Roman" w:eastAsia="FangSong" w:cs="Times New Roman"/>
+        </w:rPr>
+        <w:t>平面正方形</w:t>
+      </w:r>
+      <w:r>
+        <w:rPr>
+          <w:rFonts w:hint="eastAsia" w:ascii="Times New Roman" w:hAnsi="Times New Roman" w:eastAsia="Times New Roman" w:cs="Times New Roman"/>
+        </w:rPr>
+        <w:t>；</w:t>
+      </w:r>
+      <w:r>
+        <w:rPr>
+          <w:rFonts w:hint="eastAsia" w:ascii="Times New Roman" w:hAnsi="Times New Roman" w:eastAsia="FangSong" w:cs="Times New Roman"/>
+        </w:rPr>
+        <w:t>氰化提金同逻辑</w:t>
+      </w:r>
+      <w:r>
+        <w:rPr>
+          <w:rFonts w:hint="eastAsia" w:ascii="Times New Roman" w:hAnsi="Times New Roman" w:eastAsia="Times New Roman" w:cs="Times New Roman"/>
+        </w:rPr>
+        <w:t>。</w:t>
+      </w:r>
+    </w:p>
+    <w:p>
+      <w:pPr>
+        <w:pStyle w:val="Compact"/>
+        <w:numPr>
+          <w:ilvl w:val="0"/>
+          <w:numId w:val="1014"/>
+        </w:numPr>
+      </w:pPr>
+      <w:r>
+        <w:rPr>
+          <w:rFonts w:hint="eastAsia" w:ascii="Times New Roman" w:hAnsi="Times New Roman" w:eastAsia="FangSong" w:cs="Times New Roman"/>
+          <w:b/>
+          <w:bCs/>
+        </w:rPr>
+        <w:t xml:space="preserve">汞</w:t>
+      </w:r>
+      <w:r>
+        <w:rPr>
+          <w:rFonts w:hint="eastAsia" w:ascii="Times New Roman" w:hAnsi="Times New Roman" w:eastAsia="Times New Roman" w:cs="Times New Roman"/>
+        </w:rPr>
+        <w:t>：</w:t>
+      </w:r>
+      <w:r>
+        <w:rPr>
+          <w:rFonts w:hint="eastAsia" w:ascii="Times New Roman" w:hAnsi="Times New Roman" w:eastAsia="FangSong" w:cs="Times New Roman"/>
+        </w:rPr>
+        <w:t>唯一常温液态金属</w:t>
+      </w:r>
+      <w:r>
+        <w:rPr>
+          <w:rFonts w:hint="eastAsia" w:ascii="Times New Roman" w:hAnsi="Times New Roman" w:eastAsia="Times New Roman" w:cs="Times New Roman"/>
+        </w:rPr>
+        <w:t>（</w:t>
+      </w:r>
+      <w:r>
+        <w:rPr>
+          <w:rFonts w:hint="eastAsia" w:ascii="Times New Roman" w:hAnsi="Times New Roman" w:eastAsia="FangSong" w:cs="Times New Roman"/>
+        </w:rPr>
+        <w:t>相对论</w:t>
+      </w:r>
+      <w:r>
+        <w:rPr>
+          <w:rFonts w:ascii="Times New Roman" w:hAnsi="Times New Roman" w:eastAsia="Times New Roman" w:cs="Times New Roman"/>
+        </w:rPr>
+        <w:t xml:space="preserve"> 6s</w:t>
+      </w:r>
+      <w:r>
+        <w:rPr>
+          <w:rFonts w:ascii="Times New Roman" w:hAnsi="Times New Roman" w:eastAsia="Times New Roman" w:cs="Times New Roman"/>
+          <w:vertAlign w:val="superscript"/>
+        </w:rPr>
+        <w:t>2</w:t>
+      </w:r>
+      <w:r>
+        <w:rPr>
+          <w:rFonts w:ascii="Times New Roman" w:hAnsi="Times New Roman" w:eastAsia="Times New Roman" w:cs="Times New Roman"/>
+        </w:rPr>
+        <w:t xml:space="preserve"> </w:t>
+      </w:r>
+      <w:r>
+        <w:rPr>
+          <w:rFonts w:hint="eastAsia" w:ascii="Times New Roman" w:hAnsi="Times New Roman" w:eastAsia="FangSong" w:cs="Times New Roman"/>
+        </w:rPr>
+        <w:t>惰性</w:t>
+      </w:r>
+      <w:r>
+        <w:rPr>
+          <w:rFonts w:hint="eastAsia" w:ascii="Times New Roman" w:hAnsi="Times New Roman" w:eastAsia="Times New Roman" w:cs="Times New Roman"/>
+        </w:rPr>
+        <w:t>）；Hg</w:t>
+      </w:r>
+      <w:r>
+        <w:rPr>
+          <w:rFonts w:hint="eastAsia" w:ascii="Times New Roman" w:hAnsi="Times New Roman" w:eastAsia="Times New Roman" w:cs="Times New Roman"/>
+          <w:vertAlign w:val="subscript"/>
+        </w:rPr>
+        <w:t>2</w:t>
+      </w:r>
+      <w:r>
+        <w:rPr>
+          <w:rFonts w:hint="eastAsia" w:ascii="Times New Roman" w:hAnsi="Times New Roman" w:eastAsia="Times New Roman" w:cs="Times New Roman"/>
+          <w:vertAlign w:val="superscript"/>
+        </w:rPr>
+        <w:t>2+</w:t>
+      </w:r>
+      <w:r>
+        <w:rPr>
+          <w:rFonts w:ascii="Times New Roman" w:hAnsi="Times New Roman" w:eastAsia="Times New Roman" w:cs="Times New Roman"/>
+        </w:rPr>
+        <w:t xml:space="preserve"> </w:t>
+      </w:r>
+      <w:r>
+        <w:rPr>
+          <w:rFonts w:hint="eastAsia" w:ascii="Times New Roman" w:hAnsi="Times New Roman" w:eastAsia="FangSong" w:cs="Times New Roman"/>
+        </w:rPr>
+        <w:t>双核不歧化</w:t>
+      </w:r>
+      <w:r>
+        <w:rPr>
+          <w:rFonts w:hint="eastAsia" w:ascii="Times New Roman" w:hAnsi="Times New Roman" w:eastAsia="Times New Roman" w:cs="Times New Roman"/>
+        </w:rPr>
+        <w:t>（</w:t>
+      </w:r>
+      <w:r>
+        <w:rPr>
+          <w:rFonts w:hint="eastAsia" w:ascii="Times New Roman" w:hAnsi="Times New Roman" w:eastAsia="FangSong" w:cs="Times New Roman"/>
+        </w:rPr>
+        <w:t>对比</w:t>
+      </w:r>
+      <w:r>
+        <w:rPr>
+          <w:rFonts w:ascii="Times New Roman" w:hAnsi="Times New Roman" w:eastAsia="Times New Roman" w:cs="Times New Roman"/>
+        </w:rPr>
+        <w:t xml:space="preserve"> </w:t>
+      </w:r>
+      <w:r>
+        <w:rPr>
+          <w:rFonts w:hint="eastAsia" w:ascii="Times New Roman" w:hAnsi="Times New Roman" w:eastAsia="Times New Roman" w:cs="Times New Roman"/>
+        </w:rPr>
+        <w:t>Cu</w:t>
+      </w:r>
+      <w:r>
+        <w:rPr>
+          <w:rFonts w:hint="eastAsia" w:ascii="Times New Roman" w:hAnsi="Times New Roman" w:eastAsia="Times New Roman" w:cs="Times New Roman"/>
+          <w:vertAlign w:val="superscript"/>
+        </w:rPr>
+        <w:t>+</w:t>
+      </w:r>
+      <w:r>
+        <w:rPr>
+          <w:rFonts w:hint="eastAsia" w:ascii="Times New Roman" w:hAnsi="Times New Roman" w:eastAsia="Times New Roman" w:cs="Times New Roman"/>
+        </w:rPr>
+        <w:t>）；</w:t>
+      </w:r>
+      <w:r>
+        <w:rPr>
+          <w:rFonts w:hint="eastAsia" w:ascii="Times New Roman" w:hAnsi="Times New Roman" w:eastAsia="FangSong" w:cs="Times New Roman"/>
+        </w:rPr>
+        <w:t>甘汞鉴定白</w:t>
+      </w:r>
+      <w:r>
+        <w:rPr>
+          <w:rFonts w:hint="eastAsia" w:ascii="Times New Roman" w:hAnsi="Times New Roman" w:eastAsia="Times New Roman" w:cs="Times New Roman"/>
+        </w:rPr>
+        <w:t>→</w:t>
+      </w:r>
+      <w:r>
+        <w:rPr>
+          <w:rFonts w:hint="eastAsia" w:ascii="Times New Roman" w:hAnsi="Times New Roman" w:eastAsia="FangSong" w:cs="Times New Roman"/>
+        </w:rPr>
+        <w:t>黑</w:t>
+      </w:r>
+      <w:r>
+        <w:rPr>
+          <w:rFonts w:hint="eastAsia" w:ascii="Times New Roman" w:hAnsi="Times New Roman" w:eastAsia="Times New Roman" w:cs="Times New Roman"/>
+        </w:rPr>
+        <w:t>；</w:t>
+      </w:r>
+      <w:r>
+        <w:rPr>
+          <w:rFonts w:hint="eastAsia" w:ascii="Times New Roman" w:hAnsi="Times New Roman" w:eastAsia="FangSong" w:cs="Times New Roman"/>
+        </w:rPr>
+        <w:t>汞蒸气</w:t>
+      </w:r>
+      <w:r>
+        <w:rPr>
+          <w:rFonts w:ascii="Times New Roman" w:hAnsi="Times New Roman" w:eastAsia="Times New Roman" w:cs="Times New Roman"/>
+        </w:rPr>
+        <w:t xml:space="preserve"> + </w:t>
+      </w:r>
+      <w:r>
+        <w:rPr>
+          <w:rFonts w:hint="eastAsia" w:ascii="Times New Roman" w:hAnsi="Times New Roman" w:eastAsia="FangSong" w:cs="Times New Roman"/>
+        </w:rPr>
+        <w:t>有机汞双危害</w:t>
+      </w:r>
+      <w:r>
+        <w:rPr>
+          <w:rFonts w:hint="eastAsia" w:ascii="Times New Roman" w:hAnsi="Times New Roman" w:eastAsia="Times New Roman" w:cs="Times New Roman"/>
+        </w:rPr>
+        <w:t>。</w:t>
+      </w:r>
+    </w:p>
+    <w:p>
+      <w:pPr>
+        <w:pStyle w:val="Compact"/>
+        <w:numPr>
+          <w:ilvl w:val="0"/>
+          <w:numId w:val="1014"/>
+        </w:numPr>
+      </w:pPr>
+      <w:r>
+        <w:rPr>
+          <w:rFonts w:hint="eastAsia" w:ascii="Times New Roman" w:hAnsi="Times New Roman" w:eastAsia="FangSong" w:cs="Times New Roman"/>
+          <w:b/>
+          <w:bCs/>
+        </w:rPr>
+        <w:t>钼</w:t>
+      </w:r>
+      <w:r>
+        <w:rPr>
+          <w:rFonts w:hint="eastAsia" w:ascii="Times New Roman" w:hAnsi="Times New Roman" w:eastAsia="Times New Roman" w:cs="Times New Roman"/>
+          <w:b/>
+          <w:bCs/>
+        </w:rPr>
+        <w:t>/</w:t>
+      </w:r>
+      <w:r>
+        <w:rPr>
+          <w:rFonts w:hint="eastAsia" w:ascii="Times New Roman" w:hAnsi="Times New Roman" w:eastAsia="FangSong" w:cs="Times New Roman"/>
+          <w:b/>
+          <w:bCs/>
+        </w:rPr>
+        <w:t>钨</w:t>
+      </w:r>
+      <w:r>
+        <w:rPr>
+          <w:rFonts w:hint="eastAsia" w:ascii="Times New Roman" w:hAnsi="Times New Roman" w:eastAsia="Times New Roman" w:cs="Times New Roman"/>
+        </w:rPr>
+        <w:t>：</w:t>
+      </w:r>
+      <w:r>
+        <w:rPr>
+          <w:rFonts w:hint="eastAsia" w:ascii="Times New Roman" w:hAnsi="Times New Roman" w:eastAsia="FangSong" w:cs="Times New Roman"/>
+        </w:rPr>
+        <w:t>酸性缩合</w:t>
+      </w:r>
+      <w:r>
+        <w:rPr>
+          <w:rFonts w:hint="eastAsia" w:ascii="Times New Roman" w:hAnsi="Times New Roman" w:eastAsia="Times New Roman" w:cs="Times New Roman"/>
+        </w:rPr>
+        <w:t>、</w:t>
+      </w:r>
+      <w:r>
+        <w:rPr>
+          <w:rFonts w:hint="eastAsia" w:ascii="Times New Roman" w:hAnsi="Times New Roman" w:eastAsia="FangSong" w:cs="Times New Roman"/>
+        </w:rPr>
+        <w:t>碱性解聚</w:t>
+      </w:r>
+      <w:r>
+        <w:rPr>
+          <w:rFonts w:hint="eastAsia" w:ascii="Times New Roman" w:hAnsi="Times New Roman" w:eastAsia="Times New Roman" w:cs="Times New Roman"/>
+        </w:rPr>
+        <w:t>；</w:t>
+      </w:r>
+      <w:r>
+        <w:rPr>
+          <w:rFonts w:hint="eastAsia" w:ascii="Times New Roman" w:hAnsi="Times New Roman" w:eastAsia="FangSong" w:cs="Times New Roman"/>
+        </w:rPr>
+        <w:t>同多酸</w:t>
+      </w:r>
+      <w:r>
+        <w:rPr>
+          <w:rFonts w:hint="eastAsia" w:ascii="Times New Roman" w:hAnsi="Times New Roman" w:eastAsia="Times New Roman" w:cs="Times New Roman"/>
+        </w:rPr>
+        <w:t>（</w:t>
+      </w:r>
+      <w:r>
+        <w:rPr>
+          <w:rFonts w:hint="eastAsia" w:ascii="Times New Roman" w:hAnsi="Times New Roman" w:eastAsia="FangSong" w:cs="Times New Roman"/>
+        </w:rPr>
+        <w:t>一种金属</w:t>
+      </w:r>
+      <w:r>
+        <w:rPr>
+          <w:rFonts w:hint="eastAsia" w:ascii="Times New Roman" w:hAnsi="Times New Roman" w:eastAsia="Times New Roman" w:cs="Times New Roman"/>
+        </w:rPr>
+        <w:t>）vs</w:t>
+      </w:r>
+      <w:r>
+        <w:rPr>
+          <w:rFonts w:ascii="Times New Roman" w:hAnsi="Times New Roman" w:eastAsia="Times New Roman" w:cs="Times New Roman"/>
+        </w:rPr>
+        <w:t xml:space="preserve"> </w:t>
+      </w:r>
+      <w:r>
+        <w:rPr>
+          <w:rFonts w:hint="eastAsia" w:ascii="Times New Roman" w:hAnsi="Times New Roman" w:eastAsia="FangSong" w:cs="Times New Roman"/>
+        </w:rPr>
+        <w:t>杂多酸</w:t>
+      </w:r>
+      <w:r>
+        <w:rPr>
+          <w:rFonts w:hint="eastAsia" w:ascii="Times New Roman" w:hAnsi="Times New Roman" w:eastAsia="Times New Roman" w:cs="Times New Roman"/>
+        </w:rPr>
+        <w:t>（</w:t>
+      </w:r>
+      <w:r>
+        <w:rPr>
+          <w:rFonts w:hint="eastAsia" w:ascii="Times New Roman" w:hAnsi="Times New Roman" w:eastAsia="FangSong" w:cs="Times New Roman"/>
+        </w:rPr>
+        <w:t>含</w:t>
+      </w:r>
+      <w:r>
+        <w:rPr>
+          <w:rFonts w:ascii="Times New Roman" w:hAnsi="Times New Roman" w:eastAsia="Times New Roman" w:cs="Times New Roman"/>
+        </w:rPr>
+        <w:t xml:space="preserve"> P/Si </w:t>
+      </w:r>
+      <w:r>
+        <w:rPr>
+          <w:rFonts w:hint="eastAsia" w:ascii="Times New Roman" w:hAnsi="Times New Roman" w:eastAsia="FangSong" w:cs="Times New Roman"/>
+        </w:rPr>
+        <w:t>杂原子</w:t>
+      </w:r>
+      <w:r>
+        <w:rPr>
+          <w:rFonts w:hint="eastAsia" w:ascii="Times New Roman" w:hAnsi="Times New Roman" w:eastAsia="Times New Roman" w:cs="Times New Roman"/>
+        </w:rPr>
+        <w:t>，Keggin</w:t>
+      </w:r>
+      <w:r>
+        <w:rPr>
+          <w:rFonts w:ascii="Times New Roman" w:hAnsi="Times New Roman" w:eastAsia="Times New Roman" w:cs="Times New Roman"/>
+        </w:rPr>
+        <w:t xml:space="preserve"> </w:t>
+      </w:r>
+      <w:r>
+        <w:rPr>
+          <w:rFonts w:hint="eastAsia" w:ascii="Times New Roman" w:hAnsi="Times New Roman" w:eastAsia="FangSong" w:cs="Times New Roman"/>
+        </w:rPr>
+        <w:t>型</w:t>
+      </w:r>
+      <w:r>
+        <w:rPr>
+          <w:rFonts w:hint="eastAsia" w:ascii="Times New Roman" w:hAnsi="Times New Roman" w:eastAsia="Times New Roman" w:cs="Times New Roman"/>
+        </w:rPr>
+        <w:t>）；MoS</w:t>
+      </w:r>
+      <w:r>
+        <w:rPr>
+          <w:rFonts w:hint="eastAsia" w:ascii="Times New Roman" w:hAnsi="Times New Roman" w:eastAsia="Times New Roman" w:cs="Times New Roman"/>
+          <w:vertAlign w:val="subscript"/>
+        </w:rPr>
+        <w:t>2</w:t>
+      </w:r>
+      <w:r>
+        <w:rPr>
+          <w:rFonts w:ascii="Times New Roman" w:hAnsi="Times New Roman" w:eastAsia="Times New Roman" w:cs="Times New Roman"/>
+        </w:rPr>
+        <w:t xml:space="preserve"> </w:t>
+      </w:r>
+      <w:r>
+        <w:rPr>
+          <w:rFonts w:hint="eastAsia" w:ascii="Times New Roman" w:hAnsi="Times New Roman" w:eastAsia="FangSong" w:cs="Times New Roman"/>
+        </w:rPr>
+        <w:t xml:space="preserve">润滑与</w:t>
+      </w:r>
+      <w:r>
+        <w:rPr>
+          <w:rFonts w:ascii="Times New Roman" w:hAnsi="Times New Roman" w:eastAsia="Times New Roman" w:cs="Times New Roman"/>
+        </w:rPr>
+        <w:t xml:space="preserve"> HDS </w:t>
+      </w:r>
+      <w:r>
+        <w:rPr>
+          <w:rFonts w:hint="eastAsia" w:ascii="Times New Roman" w:hAnsi="Times New Roman" w:eastAsia="FangSong" w:cs="Times New Roman"/>
+        </w:rPr>
+        <w:t>催化</w:t>
+      </w:r>
+      <w:r>
+        <w:rPr>
+          <w:rFonts w:hint="eastAsia" w:ascii="Times New Roman" w:hAnsi="Times New Roman" w:eastAsia="Times New Roman" w:cs="Times New Roman"/>
+        </w:rPr>
+        <w:t>。</w:t>
+      </w:r>
+    </w:p>
+    <w:p>
+      <w:pPr>
+        <w:pStyle w:val="Compact"/>
+        <w:numPr>
+          <w:ilvl w:val="0"/>
+          <w:numId w:val="1014"/>
+        </w:numPr>
+      </w:pPr>
+      <w:r>
+        <w:rPr>
+          <w:rFonts w:hint="eastAsia" w:ascii="Times New Roman" w:hAnsi="Times New Roman" w:eastAsia="FangSong" w:cs="Times New Roman"/>
+          <w:b/>
+          <w:bCs/>
+        </w:rPr>
+        <w:t xml:space="preserve">方法</w:t>
+      </w:r>
+      <w:r>
+        <w:rPr>
+          <w:rFonts w:hint="eastAsia" w:ascii="Times New Roman" w:hAnsi="Times New Roman" w:eastAsia="Times New Roman" w:cs="Times New Roman"/>
+        </w:rPr>
+        <w:t xml:space="preserve">：ds</w:t>
+      </w:r>
+      <w:r>
+        <w:rPr>
+          <w:rFonts w:ascii="Times New Roman" w:hAnsi="Times New Roman" w:eastAsia="Times New Roman" w:cs="Times New Roman"/>
+        </w:rPr>
+        <w:t xml:space="preserve"> </w:t>
+      </w:r>
+      <w:r>
+        <w:rPr>
+          <w:rFonts w:hint="eastAsia" w:ascii="Times New Roman" w:hAnsi="Times New Roman" w:eastAsia="FangSong" w:cs="Times New Roman"/>
+        </w:rPr>
+        <w:t>区推断走</w:t>
+      </w:r>
+      <w:r>
+        <w:rPr>
+          <w:rFonts w:hint="eastAsia" w:ascii="Times New Roman" w:hAnsi="Times New Roman" w:eastAsia="Times New Roman" w:cs="Times New Roman"/>
+        </w:rPr>
+        <w:t>「</w:t>
+      </w:r>
+      <w:r>
+        <w:rPr>
+          <w:rFonts w:hint="eastAsia" w:ascii="Times New Roman" w:hAnsi="Times New Roman" w:eastAsia="FangSong" w:cs="Times New Roman"/>
+        </w:rPr>
+        <w:t>沉淀颜色</w:t>
+      </w:r>
+      <w:r>
+        <w:rPr>
+          <w:rFonts w:ascii="Times New Roman" w:hAnsi="Times New Roman" w:eastAsia="Times New Roman" w:cs="Times New Roman"/>
+        </w:rPr>
+        <w:t xml:space="preserve"> → </w:t>
+      </w:r>
+      <w:r>
+        <w:rPr>
+          <w:rFonts w:hint="eastAsia" w:ascii="Times New Roman" w:hAnsi="Times New Roman" w:eastAsia="FangSong" w:cs="Times New Roman"/>
+        </w:rPr>
+        <w:t xml:space="preserve">加氨水命运</w:t>
+      </w:r>
+      <w:r>
+        <w:rPr>
+          <w:rFonts w:ascii="Times New Roman" w:hAnsi="Times New Roman" w:eastAsia="Times New Roman" w:cs="Times New Roman"/>
+        </w:rPr>
+        <w:t xml:space="preserve"> → </w:t>
+      </w:r>
+      <w:r>
+        <w:rPr>
+          <w:rFonts w:hint="eastAsia" w:ascii="Times New Roman" w:hAnsi="Times New Roman" w:eastAsia="FangSong" w:cs="Times New Roman"/>
+        </w:rPr>
+        <w:t xml:space="preserve">配位剂选择</w:t>
+      </w:r>
+      <w:r>
+        <w:rPr>
+          <w:rFonts w:ascii="Times New Roman" w:hAnsi="Times New Roman" w:eastAsia="Times New Roman" w:cs="Times New Roman"/>
+        </w:rPr>
+        <w:t xml:space="preserve"> → </w:t>
+      </w:r>
+      <w:r>
+        <w:rPr>
+          <w:rFonts w:hint="eastAsia" w:ascii="Times New Roman" w:hAnsi="Times New Roman" w:eastAsia="FangSong" w:cs="Times New Roman"/>
+        </w:rPr>
+        <w:t>构型</w:t>
+      </w:r>
+      <w:r>
+        <w:rPr>
+          <w:rFonts w:hint="eastAsia" w:ascii="Times New Roman" w:hAnsi="Times New Roman" w:eastAsia="Times New Roman" w:cs="Times New Roman"/>
+        </w:rPr>
+        <w:t>/</w:t>
+      </w:r>
+      <w:r>
+        <w:rPr>
+          <w:rFonts w:hint="eastAsia" w:ascii="Times New Roman" w:hAnsi="Times New Roman" w:eastAsia="FangSong" w:cs="Times New Roman"/>
+        </w:rPr>
+        <w:t>价态</w:t>
+      </w:r>
+      <w:r>
+        <w:rPr>
+          <w:rFonts w:hint="eastAsia" w:ascii="Times New Roman" w:hAnsi="Times New Roman" w:eastAsia="Times New Roman" w:cs="Times New Roman"/>
+        </w:rPr>
+        <w:t>」；</w:t>
+      </w:r>
+      <w:r>
+        <w:rPr>
+          <w:rFonts w:hint="eastAsia" w:ascii="Times New Roman" w:hAnsi="Times New Roman" w:eastAsia="FangSong" w:cs="Times New Roman"/>
+        </w:rPr>
+        <w:t>贵金属溶解永远写氧化</w:t>
+      </w:r>
+      <w:r>
+        <w:rPr>
+          <w:rFonts w:ascii="Times New Roman" w:hAnsi="Times New Roman" w:eastAsia="Times New Roman" w:cs="Times New Roman"/>
+        </w:rPr>
+        <w:t xml:space="preserve"> + </w:t>
+      </w:r>
+      <w:r>
+        <w:rPr>
+          <w:rFonts w:hint="eastAsia" w:ascii="Times New Roman" w:hAnsi="Times New Roman" w:eastAsia="FangSong" w:cs="Times New Roman"/>
+        </w:rPr>
+        <w:t>配位</w:t>
+      </w:r>
+      <w:r>
+        <w:rPr>
+          <w:rFonts w:hint="eastAsia" w:ascii="Times New Roman" w:hAnsi="Times New Roman" w:eastAsia="Times New Roman" w:cs="Times New Roman"/>
+        </w:rPr>
+        <w:t>。</w:t>
+      </w:r>
+    </w:p>
+    <w:p>
+      <w:pPr>
+        <w:spacing w:before="160" w:after="80"/>
+      </w:pPr>
+      <w:r>
+        <w:pict>
+          <v:rect style="width:0;height:1.5pt" o:hralign="center" o:hrstd="t" o:hr="t"/>
+        </w:pict>
+      </w:r>
+    </w:p>
+    <w:bookmarkEnd w:id="76"/>
+    <w:bookmarkStart w:id="81" w:name="九练习"/>
+    <w:p>
+      <w:pPr>
+        <w:pStyle w:val="Heading2"/>
+        <w:spacing w:before="280" w:after="120"/>
+      </w:pPr>
+      <w:r>
+        <w:rPr>
+          <w:rFonts w:hint="eastAsia" w:ascii="Times New Roman" w:hAnsi="Times New Roman" w:eastAsia="SimHei" w:cs="Times New Roman"/>
+        </w:rPr>
+        <w:t>九</w:t>
+      </w:r>
+      <w:r>
+        <w:rPr>
+          <w:rFonts w:hint="eastAsia" w:ascii="Times New Roman" w:hAnsi="Times New Roman" w:eastAsia="Times New Roman" w:cs="Times New Roman"/>
+        </w:rPr>
+        <w:t>、</w:t>
+      </w:r>
+      <w:r>
+        <w:rPr>
+          <w:rFonts w:hint="eastAsia" w:ascii="Times New Roman" w:hAnsi="Times New Roman" w:eastAsia="SimHei" w:cs="Times New Roman"/>
+        </w:rPr>
         <w:t>练习</w:t>
       </w:r>
     </w:p>
-    <w:bookmarkStart w:id="80" w:name="基础巩固5-题"/>
+    <w:bookmarkStart w:id="77" w:name="基础巩固5-题"/>
     <w:p>
       <w:pPr>
         <w:pStyle w:val="Heading3"/>
@@ -28623,7 +28708,7 @@
         <w:rPr>
           <w:rFonts w:ascii="Times New Roman" w:hAnsi="Times New Roman" w:eastAsia="Times New Roman" w:cs="Times New Roman"/>
         </w:rPr>
-        <w:t xml:space="preserve">10.1 </w:t>
+        <w:t xml:space="preserve">9.1 </w:t>
       </w:r>
       <w:r>
         <w:rPr>
@@ -29289,8 +29374,8 @@
         <w:t>。</w:t>
       </w:r>
     </w:p>
-    <w:bookmarkEnd w:id="80"/>
-    <w:bookmarkStart w:id="81" w:name="竞赛入门5-题"/>
+    <w:bookmarkEnd w:id="77"/>
+    <w:bookmarkStart w:id="78" w:name="竞赛入门5-题"/>
     <w:p>
       <w:pPr>
         <w:pStyle w:val="Heading3"/>
@@ -29300,7 +29385,7 @@
         <w:rPr>
           <w:rFonts w:ascii="Times New Roman" w:hAnsi="Times New Roman" w:eastAsia="Times New Roman" w:cs="Times New Roman"/>
         </w:rPr>
-        <w:t xml:space="preserve">10.2 </w:t>
+        <w:t xml:space="preserve">9.2 </w:t>
       </w:r>
       <w:r>
         <w:rPr>
@@ -29856,8 +29941,8 @@
         <w:t>。</w:t>
       </w:r>
     </w:p>
-    <w:bookmarkEnd w:id="81"/>
-    <w:bookmarkStart w:id="82" w:name="真题挑战5-题"/>
+    <w:bookmarkEnd w:id="78"/>
+    <w:bookmarkStart w:id="79" w:name="真题挑战5-题"/>
     <w:p>
       <w:pPr>
         <w:pStyle w:val="Heading3"/>
@@ -29867,7 +29952,7 @@
         <w:rPr>
           <w:rFonts w:ascii="Times New Roman" w:hAnsi="Times New Roman" w:eastAsia="Times New Roman" w:cs="Times New Roman"/>
         </w:rPr>
-        <w:t xml:space="preserve">10.3 </w:t>
+        <w:t xml:space="preserve">9.3 </w:t>
       </w:r>
       <w:r>
         <w:rPr>
@@ -30514,8 +30599,8 @@
         <w:t>。</w:t>
       </w:r>
     </w:p>
-    <w:bookmarkEnd w:id="82"/>
-    <w:bookmarkStart w:id="83" w:name="参考答案"/>
+    <w:bookmarkEnd w:id="79"/>
+    <w:bookmarkStart w:id="80" w:name="参考答案"/>
     <w:p>
       <w:pPr>
         <w:pStyle w:val="Heading3"/>
@@ -32249,7 +32334,7 @@
         <w:rPr>
           <w:rFonts w:hint="eastAsia" w:ascii="Times New Roman" w:hAnsi="Times New Roman" w:eastAsia="Times New Roman" w:cs="Times New Roman"/>
         </w:rPr>
-        <w:t>(~2080)</w:t>
+        <w:t>(~2070)</w:t>
       </w:r>
       <w:r>
         <w:rPr>
@@ -33674,9 +33759,9 @@
         </w:pict>
       </w:r>
     </w:p>
-    <w:bookmarkEnd w:id="83"/>
-    <w:bookmarkEnd w:id="84"/>
-    <w:bookmarkStart w:id="85" w:name="延伸阅读"/>
+    <w:bookmarkEnd w:id="80"/>
+    <w:bookmarkEnd w:id="81"/>
+    <w:bookmarkStart w:id="82" w:name="延伸阅读"/>
     <w:p>
       <w:pPr>
         <w:pStyle w:val="Heading2"/>
@@ -33694,7 +33779,7 @@
         <w:pStyle w:val="Compact"/>
         <w:numPr>
           <w:ilvl w:val="0"/>
-          <w:numId w:val="1014"/>
+          <w:numId w:val="1015"/>
         </w:numPr>
       </w:pPr>
       <w:r>
@@ -33831,7 +33916,7 @@
         <w:pStyle w:val="Compact"/>
         <w:numPr>
           <w:ilvl w:val="0"/>
-          <w:numId w:val="1014"/>
+          <w:numId w:val="1015"/>
         </w:numPr>
       </w:pPr>
       <w:r>
@@ -33926,7 +34011,7 @@
         <w:pStyle w:val="Compact"/>
         <w:numPr>
           <w:ilvl w:val="0"/>
-          <w:numId w:val="1014"/>
+          <w:numId w:val="1015"/>
         </w:numPr>
       </w:pPr>
       <w:r>
@@ -34021,7 +34106,7 @@
         <w:pStyle w:val="Compact"/>
         <w:numPr>
           <w:ilvl w:val="0"/>
-          <w:numId w:val="1014"/>
+          <w:numId w:val="1015"/>
         </w:numPr>
       </w:pPr>
       <w:r>
@@ -34254,7 +34339,7 @@
         <w:pStyle w:val="Compact"/>
         <w:numPr>
           <w:ilvl w:val="0"/>
-          <w:numId w:val="1014"/>
+          <w:numId w:val="1015"/>
         </w:numPr>
       </w:pPr>
       <w:r>
@@ -34445,7 +34530,7 @@
         <w:pStyle w:val="Compact"/>
         <w:numPr>
           <w:ilvl w:val="0"/>
-          <w:numId w:val="1014"/>
+          <w:numId w:val="1015"/>
         </w:numPr>
       </w:pPr>
       <w:r>
@@ -34625,8 +34710,8 @@
         <w:t>-001</w:t>
       </w:r>
     </w:p>
-    <w:bookmarkEnd w:id="85"/>
-    <w:bookmarkEnd w:id="86"/>
+    <w:bookmarkEnd w:id="82"/>
+    <w:bookmarkEnd w:id="83"/>
     <w:sectPr>
       <w:footerReference w:type="default" r:id="rId9"/>
       <w:footnotePr>
@@ -35084,9 +35169,39 @@
     </w:lvlOverride>
   </w:num>
   <w:num w:numId="1013">
+    <w:abstractNumId w:val="99411"/>
+    <w:lvlOverride w:ilvl="0">
+      <w:startOverride w:val="1"/>
+    </w:lvlOverride>
+    <w:lvlOverride w:ilvl="1">
+      <w:startOverride w:val="1"/>
+    </w:lvlOverride>
+    <w:lvlOverride w:ilvl="2">
+      <w:startOverride w:val="1"/>
+    </w:lvlOverride>
+    <w:lvlOverride w:ilvl="3">
+      <w:startOverride w:val="1"/>
+    </w:lvlOverride>
+    <w:lvlOverride w:ilvl="4">
+      <w:startOverride w:val="1"/>
+    </w:lvlOverride>
+    <w:lvlOverride w:ilvl="5">
+      <w:startOverride w:val="1"/>
+    </w:lvlOverride>
+    <w:lvlOverride w:ilvl="6">
+      <w:startOverride w:val="1"/>
+    </w:lvlOverride>
+    <w:lvlOverride w:ilvl="7">
+      <w:startOverride w:val="1"/>
+    </w:lvlOverride>
+    <w:lvlOverride w:ilvl="8">
+      <w:startOverride w:val="1"/>
+    </w:lvlOverride>
+  </w:num>
+  <w:num w:numId="1014">
     <w:abstractNumId w:val="991"/>
   </w:num>
-  <w:num w:numId="1014">
+  <w:num w:numId="1015">
     <w:abstractNumId w:val="991"/>
   </w:num>
 </w:numbering>
@@ -35824,14 +35939,6 @@
       <w:rFonts ns0:ascii="Times New Roman" ns0:hAnsi="Times New Roman" ns0:eastAsia="FangSong" ns0:cs="Times New Roman"/>
     </ns0:rPr>
   </w:style>
-  <w:style w:type="paragraph" w:customStyle="1" w:styleId="MistakeBlock">
-    <w:name w:val="Mistake Block"/>
-    <w:basedOn w:val="BodyText"/>
-    <w:qFormat/>
-    <ns0:rPr>
-      <w:rFonts ns0:ascii="Times New Roman" ns0:hAnsi="Times New Roman" ns0:eastAsia="FangSong" ns0:cs="Times New Roman"/>
-    </ns0:rPr>
-  </w:style>
   <w:style w:type="paragraph" w:customStyle="1" w:styleId="SourceCode">
     <w:name w:val="Source Code"/>
     <w:basedOn w:val="Normal"/>

--- a/06-学生侧材料/讲义/5-无机化学/银金汞钼钨-超级充实版（自学完整）.docx
+++ b/06-学生侧材料/讲义/5-无机化学/银金汞钼钨-超级充实版（自学完整）.docx
@@ -3779,7 +3779,25 @@
         <w:rPr>
           <w:rFonts w:hint="eastAsia" w:ascii="Times New Roman" w:hAnsi="Times New Roman" w:eastAsia="Times New Roman" w:cs="Times New Roman"/>
         </w:rPr>
-        <w:t>。</w:t>
+        <w:t>。（</w:t>
+      </w:r>
+      <w:r>
+        <w:rPr>
+          <w:rFonts w:hint="eastAsia" w:ascii="Times New Roman" w:hAnsi="Times New Roman" w:eastAsia="FangSong" w:cs="Times New Roman"/>
+        </w:rPr>
+        <w:t>见图</w:t>
+      </w:r>
+      <w:r>
+        <w:rPr>
+          <w:rFonts w:ascii="Times New Roman" w:hAnsi="Times New Roman" w:eastAsia="Times New Roman" w:cs="Times New Roman"/>
+        </w:rPr>
+        <w:t xml:space="preserve"> </w:t>
+      </w:r>
+      <w:r>
+        <w:rPr>
+          <w:rFonts w:hint="eastAsia" w:ascii="Times New Roman" w:hAnsi="Times New Roman" w:eastAsia="Times New Roman" w:cs="Times New Roman"/>
+        </w:rPr>
+        <w:t xml:space="preserve">1）</w:t>
       </w:r>
     </w:p>
     <w:p>
@@ -6618,7 +6636,25 @@
         <w:rPr>
           <w:rFonts w:hint="eastAsia" w:ascii="Times New Roman" w:hAnsi="Times New Roman" w:eastAsia="Times New Roman" w:cs="Times New Roman"/>
         </w:rPr>
-        <w:t>。</w:t>
+        <w:t>。（</w:t>
+      </w:r>
+      <w:r>
+        <w:rPr>
+          <w:rFonts w:hint="eastAsia" w:ascii="Times New Roman" w:hAnsi="Times New Roman" w:eastAsia="FangSong" w:cs="Times New Roman"/>
+        </w:rPr>
+        <w:t>见图</w:t>
+      </w:r>
+      <w:r>
+        <w:rPr>
+          <w:rFonts w:ascii="Times New Roman" w:hAnsi="Times New Roman" w:eastAsia="Times New Roman" w:cs="Times New Roman"/>
+        </w:rPr>
+        <w:t xml:space="preserve"> </w:t>
+      </w:r>
+      <w:r>
+        <w:rPr>
+          <w:rFonts w:hint="eastAsia" w:ascii="Times New Roman" w:hAnsi="Times New Roman" w:eastAsia="Times New Roman" w:cs="Times New Roman"/>
+        </w:rPr>
+        <w:t xml:space="preserve">2）</w:t>
       </w:r>
     </w:p>
     <w:p>
@@ -7855,7 +7891,25 @@
         <w:rPr>
           <w:rFonts w:hint="eastAsia" w:ascii="Times New Roman" w:hAnsi="Times New Roman" w:eastAsia="Times New Roman" w:cs="Times New Roman"/>
         </w:rPr>
-        <w:t>）。（</w:t>
+        <w:t>，</w:t>
+      </w:r>
+      <w:r>
+        <w:rPr>
+          <w:rFonts w:hint="eastAsia" w:ascii="Times New Roman" w:hAnsi="Times New Roman" w:eastAsia="FangSong" w:cs="Times New Roman"/>
+        </w:rPr>
+        <w:t>见图</w:t>
+      </w:r>
+      <w:r>
+        <w:rPr>
+          <w:rFonts w:ascii="Times New Roman" w:hAnsi="Times New Roman" w:eastAsia="Times New Roman" w:cs="Times New Roman"/>
+        </w:rPr>
+        <w:t xml:space="preserve"> </w:t>
+      </w:r>
+      <w:r>
+        <w:rPr>
+          <w:rFonts w:hint="eastAsia" w:ascii="Times New Roman" w:hAnsi="Times New Roman" w:eastAsia="Times New Roman" w:cs="Times New Roman"/>
+        </w:rPr>
+        <w:t>3）。（</w:t>
       </w:r>
       <w:r>
         <w:rPr>
@@ -10372,20 +10426,44 @@
         <w:rPr>
           <w:rFonts w:ascii="Times New Roman" w:hAnsi="Times New Roman" w:eastAsia="Times New Roman" w:cs="Times New Roman"/>
         </w:rPr>
-        <w:t xml:space="preserve"> + NO↑ + 2H</w:t>
-      </w:r>
-      <w:r>
-        <w:rPr>
-          <w:rFonts w:ascii="Times New Roman" w:hAnsi="Times New Roman" w:eastAsia="Times New Roman" w:cs="Times New Roman"/>
+        <w:t xml:space="preserve"> + NO↑ + </w:t>
+      </w:r>
+      <w:r>
+        <w:rPr>
+          <w:rFonts w:hint="eastAsia" w:ascii="Times New Roman" w:hAnsi="Times New Roman" w:eastAsia="Times New Roman" w:cs="Times New Roman"/>
+        </w:rPr>
+        <w:t>2H</w:t>
+      </w:r>
+      <w:r>
+        <w:rPr>
+          <w:rFonts w:hint="eastAsia" w:ascii="Times New Roman" w:hAnsi="Times New Roman" w:eastAsia="Times New Roman" w:cs="Times New Roman"/>
           <w:vertAlign w:val="subscript"/>
         </w:rPr>
         <w:t>2</w:t>
       </w:r>
       <w:r>
         <w:rPr>
-          <w:rFonts w:ascii="Times New Roman" w:hAnsi="Times New Roman" w:eastAsia="Times New Roman" w:cs="Times New Roman"/>
-        </w:rPr>
-        <w:t>O</w:t>
+          <w:rFonts w:hint="eastAsia" w:ascii="Times New Roman" w:hAnsi="Times New Roman" w:eastAsia="Times New Roman" w:cs="Times New Roman"/>
+        </w:rPr>
+        <w:t>O（</w:t>
+      </w:r>
+      <w:r>
+        <w:rPr>
+          <w:rFonts w:hint="eastAsia" w:ascii="Times New Roman" w:hAnsi="Times New Roman" w:eastAsia="FangSong" w:cs="Times New Roman"/>
+        </w:rPr>
+        <w:t>见图</w:t>
+      </w:r>
+      <w:r>
+        <w:rPr>
+          <w:rFonts w:ascii="Times New Roman" w:hAnsi="Times New Roman" w:eastAsia="Times New Roman" w:cs="Times New Roman"/>
+        </w:rPr>
+        <w:t xml:space="preserve"> </w:t>
+      </w:r>
+      <w:r>
+        <w:rPr>
+          <w:rFonts w:hint="eastAsia" w:ascii="Times New Roman" w:hAnsi="Times New Roman" w:eastAsia="Times New Roman" w:cs="Times New Roman"/>
+        </w:rPr>
+        <w:t xml:space="preserve">4）</w:t>
       </w:r>
       <w:r>
         <w:rPr>
@@ -11307,7 +11385,25 @@
         <w:rPr>
           <w:rFonts w:hint="eastAsia" w:ascii="Times New Roman" w:hAnsi="Times New Roman" w:eastAsia="Times New Roman" w:cs="Times New Roman"/>
         </w:rPr>
-        <w:t>。</w:t>
+        <w:t>。（</w:t>
+      </w:r>
+      <w:r>
+        <w:rPr>
+          <w:rFonts w:hint="eastAsia" w:ascii="Times New Roman" w:hAnsi="Times New Roman" w:eastAsia="FangSong" w:cs="Times New Roman"/>
+        </w:rPr>
+        <w:t>见图</w:t>
+      </w:r>
+      <w:r>
+        <w:rPr>
+          <w:rFonts w:ascii="Times New Roman" w:hAnsi="Times New Roman" w:eastAsia="Times New Roman" w:cs="Times New Roman"/>
+        </w:rPr>
+        <w:t xml:space="preserve"> </w:t>
+      </w:r>
+      <w:r>
+        <w:rPr>
+          <w:rFonts w:hint="eastAsia" w:ascii="Times New Roman" w:hAnsi="Times New Roman" w:eastAsia="Times New Roman" w:cs="Times New Roman"/>
+        </w:rPr>
+        <w:t xml:space="preserve">5）</w:t>
       </w:r>
     </w:p>
     <w:p>
@@ -12808,7 +12904,25 @@
         <w:rPr>
           <w:rFonts w:hint="eastAsia" w:ascii="Times New Roman" w:hAnsi="Times New Roman" w:eastAsia="Times New Roman" w:cs="Times New Roman"/>
         </w:rPr>
-        <w:t>。</w:t>
+        <w:t>。（</w:t>
+      </w:r>
+      <w:r>
+        <w:rPr>
+          <w:rFonts w:hint="eastAsia" w:ascii="Times New Roman" w:hAnsi="Times New Roman" w:eastAsia="FangSong" w:cs="Times New Roman"/>
+        </w:rPr>
+        <w:t>见图</w:t>
+      </w:r>
+      <w:r>
+        <w:rPr>
+          <w:rFonts w:ascii="Times New Roman" w:hAnsi="Times New Roman" w:eastAsia="Times New Roman" w:cs="Times New Roman"/>
+        </w:rPr>
+        <w:t xml:space="preserve"> </w:t>
+      </w:r>
+      <w:r>
+        <w:rPr>
+          <w:rFonts w:hint="eastAsia" w:ascii="Times New Roman" w:hAnsi="Times New Roman" w:eastAsia="Times New Roman" w:cs="Times New Roman"/>
+        </w:rPr>
+        <w:t xml:space="preserve">6）</w:t>
       </w:r>
     </w:p>
     <w:p>
@@ -13397,7 +13511,25 @@
         <w:rPr>
           <w:rFonts w:hint="eastAsia" w:ascii="Times New Roman" w:hAnsi="Times New Roman" w:eastAsia="Times New Roman" w:cs="Times New Roman"/>
         </w:rPr>
-        <w:t xml:space="preserve">pm）。</w:t>
+        <w:t>pm）（</w:t>
+      </w:r>
+      <w:r>
+        <w:rPr>
+          <w:rFonts w:hint="eastAsia" w:ascii="Times New Roman" w:hAnsi="Times New Roman" w:eastAsia="FangSong" w:cs="Times New Roman"/>
+        </w:rPr>
+        <w:t>见图</w:t>
+      </w:r>
+      <w:r>
+        <w:rPr>
+          <w:rFonts w:ascii="Times New Roman" w:hAnsi="Times New Roman" w:eastAsia="Times New Roman" w:cs="Times New Roman"/>
+        </w:rPr>
+        <w:t xml:space="preserve"> </w:t>
+      </w:r>
+      <w:r>
+        <w:rPr>
+          <w:rFonts w:hint="eastAsia" w:ascii="Times New Roman" w:hAnsi="Times New Roman" w:eastAsia="Times New Roman" w:cs="Times New Roman"/>
+        </w:rPr>
+        <w:t xml:space="preserve">9）。</w:t>
       </w:r>
     </w:p>
     <w:p>
@@ -13565,7 +13697,25 @@
         <w:rPr>
           <w:rFonts w:hint="eastAsia" w:ascii="Times New Roman" w:hAnsi="Times New Roman" w:eastAsia="Times New Roman" w:cs="Times New Roman"/>
         </w:rPr>
-        <w:t>）。</w:t>
+        <w:t>）。（</w:t>
+      </w:r>
+      <w:r>
+        <w:rPr>
+          <w:rFonts w:hint="eastAsia" w:ascii="Times New Roman" w:hAnsi="Times New Roman" w:eastAsia="FangSong" w:cs="Times New Roman"/>
+        </w:rPr>
+        <w:t>见图</w:t>
+      </w:r>
+      <w:r>
+        <w:rPr>
+          <w:rFonts w:ascii="Times New Roman" w:hAnsi="Times New Roman" w:eastAsia="Times New Roman" w:cs="Times New Roman"/>
+        </w:rPr>
+        <w:t xml:space="preserve"> </w:t>
+      </w:r>
+      <w:r>
+        <w:rPr>
+          <w:rFonts w:hint="eastAsia" w:ascii="Times New Roman" w:hAnsi="Times New Roman" w:eastAsia="Times New Roman" w:cs="Times New Roman"/>
+        </w:rPr>
+        <w:t xml:space="preserve">7）</w:t>
       </w:r>
     </w:p>
     <w:p>
@@ -14659,7 +14809,31 @@
         <w:rPr>
           <w:rFonts w:ascii="Times New Roman" w:hAnsi="Times New Roman" w:eastAsia="Times New Roman" w:cs="Times New Roman"/>
         </w:rPr>
-        <w:t xml:space="preserve"> + Hg↓。</w:t>
+        <w:t xml:space="preserve"> + </w:t>
+      </w:r>
+      <w:r>
+        <w:rPr>
+          <w:rFonts w:hint="eastAsia" w:ascii="Times New Roman" w:hAnsi="Times New Roman" w:eastAsia="Times New Roman" w:cs="Times New Roman"/>
+        </w:rPr>
+        <w:t>Hg↓。（</w:t>
+      </w:r>
+      <w:r>
+        <w:rPr>
+          <w:rFonts w:hint="eastAsia" w:ascii="Times New Roman" w:hAnsi="Times New Roman" w:eastAsia="FangSong" w:cs="Times New Roman"/>
+        </w:rPr>
+        <w:t>见图</w:t>
+      </w:r>
+      <w:r>
+        <w:rPr>
+          <w:rFonts w:ascii="Times New Roman" w:hAnsi="Times New Roman" w:eastAsia="Times New Roman" w:cs="Times New Roman"/>
+        </w:rPr>
+        <w:t xml:space="preserve"> </w:t>
+      </w:r>
+      <w:r>
+        <w:rPr>
+          <w:rFonts w:hint="eastAsia" w:ascii="Times New Roman" w:hAnsi="Times New Roman" w:eastAsia="Times New Roman" w:cs="Times New Roman"/>
+        </w:rPr>
+        <w:t xml:space="preserve">8）</w:t>
       </w:r>
       <w:r>
         <w:rPr>
@@ -17741,7 +17915,25 @@
         <w:rPr>
           <w:rFonts w:hint="eastAsia" w:ascii="Times New Roman" w:hAnsi="Times New Roman" w:eastAsia="Times New Roman" w:cs="Times New Roman"/>
         </w:rPr>
-        <w:t>。</w:t>
+        <w:t>。（</w:t>
+      </w:r>
+      <w:r>
+        <w:rPr>
+          <w:rFonts w:hint="eastAsia" w:ascii="Times New Roman" w:hAnsi="Times New Roman" w:eastAsia="FangSong" w:cs="Times New Roman"/>
+        </w:rPr>
+        <w:t>见图</w:t>
+      </w:r>
+      <w:r>
+        <w:rPr>
+          <w:rFonts w:ascii="Times New Roman" w:hAnsi="Times New Roman" w:eastAsia="Times New Roman" w:cs="Times New Roman"/>
+        </w:rPr>
+        <w:t xml:space="preserve"> </w:t>
+      </w:r>
+      <w:r>
+        <w:rPr>
+          <w:rFonts w:hint="eastAsia" w:ascii="Times New Roman" w:hAnsi="Times New Roman" w:eastAsia="Times New Roman" w:cs="Times New Roman"/>
+        </w:rPr>
+        <w:t xml:space="preserve">11）</w:t>
       </w:r>
     </w:p>
     <w:bookmarkEnd w:id="55"/>
@@ -18494,7 +18686,25 @@
         <w:rPr>
           <w:rFonts w:hint="eastAsia" w:ascii="Times New Roman" w:hAnsi="Times New Roman" w:eastAsia="Times New Roman" w:cs="Times New Roman"/>
         </w:rPr>
-        <w:t>。</w:t>
+        <w:t>。（</w:t>
+      </w:r>
+      <w:r>
+        <w:rPr>
+          <w:rFonts w:hint="eastAsia" w:ascii="Times New Roman" w:hAnsi="Times New Roman" w:eastAsia="FangSong" w:cs="Times New Roman"/>
+        </w:rPr>
+        <w:t>见图</w:t>
+      </w:r>
+      <w:r>
+        <w:rPr>
+          <w:rFonts w:ascii="Times New Roman" w:hAnsi="Times New Roman" w:eastAsia="Times New Roman" w:cs="Times New Roman"/>
+        </w:rPr>
+        <w:t xml:space="preserve"> </w:t>
+      </w:r>
+      <w:r>
+        <w:rPr>
+          <w:rFonts w:hint="eastAsia" w:ascii="Times New Roman" w:hAnsi="Times New Roman" w:eastAsia="Times New Roman" w:cs="Times New Roman"/>
+        </w:rPr>
+        <w:t xml:space="preserve">10）</w:t>
       </w:r>
       <w:r>
         <w:rPr>
@@ -19208,7 +19418,25 @@
         <w:rPr>
           <w:rFonts w:hint="eastAsia" w:ascii="Times New Roman" w:hAnsi="Times New Roman" w:eastAsia="Times New Roman" w:cs="Times New Roman"/>
         </w:rPr>
-        <w:t>。</w:t>
+        <w:t>（</w:t>
+      </w:r>
+      <w:r>
+        <w:rPr>
+          <w:rFonts w:hint="eastAsia" w:ascii="Times New Roman" w:hAnsi="Times New Roman" w:eastAsia="FangSong" w:cs="Times New Roman"/>
+        </w:rPr>
+        <w:t>层状结构见图</w:t>
+      </w:r>
+      <w:r>
+        <w:rPr>
+          <w:rFonts w:ascii="Times New Roman" w:hAnsi="Times New Roman" w:eastAsia="Times New Roman" w:cs="Times New Roman"/>
+        </w:rPr>
+        <w:t xml:space="preserve"> </w:t>
+      </w:r>
+      <w:r>
+        <w:rPr>
+          <w:rFonts w:hint="eastAsia" w:ascii="Times New Roman" w:hAnsi="Times New Roman" w:eastAsia="Times New Roman" w:cs="Times New Roman"/>
+        </w:rPr>
+        <w:t xml:space="preserve">12）。</w:t>
       </w:r>
     </w:p>
     <w:p>

--- a/06-学生侧材料/讲义/5-无机化学/银金汞钼钨-超级充实版（自学完整）.docx
+++ b/06-学生侧材料/讲义/5-无机化学/银金汞钼钨-超级充实版（自学完整）.docx
@@ -2,16 +2,6 @@
 <file path=word/document.xml><?xml version="1.0" encoding="utf-8"?>
 <w:document xmlns:w="http://schemas.openxmlformats.org/wordprocessingml/2006/main" xmlns:m="http://schemas.openxmlformats.org/officeDocument/2006/math" xmlns:r="http://schemas.openxmlformats.org/officeDocument/2006/relationships" xmlns:o="urn:schemas-microsoft-com:office:office" xmlns:v="urn:schemas-microsoft-com:vml" xmlns:w10="urn:schemas-microsoft-com:office:word" xmlns:a="http://schemas.openxmlformats.org/drawingml/2006/main" xmlns:pic="http://schemas.openxmlformats.org/drawingml/2006/picture" xmlns:wp="http://schemas.openxmlformats.org/drawingml/2006/wordprocessingDrawing">
   <w:body>
-    <w:p>
-      <w:pPr>
-        <w:spacing w:before="160" w:after="80"/>
-      </w:pPr>
-      <w:r>
-        <w:pict>
-          <v:rect style="width:0;height:1.5pt" o:hralign="center" o:hrstd="t" o:hr="t"/>
-        </w:pict>
-      </w:r>
-    </w:p>
     <w:bookmarkStart w:id="9" w:name="学习目标与考纲锚点"/>
     <w:p>
       <w:pPr>
@@ -1067,18 +1057,8 @@
         </w:pict>
       </w:r>
     </w:p>
-    <w:p>
-      <w:pPr>
-        <w:spacing w:before="160" w:after="80"/>
-      </w:pPr>
-      <w:r>
-        <w:pict>
-          <v:rect style="width:0;height:1.5pt" o:hralign="center" o:hrstd="t" o:hr="t"/>
-        </w:pict>
-      </w:r>
-    </w:p>
     <w:bookmarkEnd w:id="9"/>
-    <w:bookmarkStart w:id="16" w:name="一ds-区与-vib-族定位"/>
+    <w:bookmarkStart w:id="16" w:name="ds-区与-vib-族定位"/>
     <w:p>
       <w:pPr>
         <w:pStyle w:val="Heading2"/>
@@ -1086,21 +1066,9 @@
       </w:pPr>
       <w:r>
         <w:rPr>
-          <w:rFonts w:hint="eastAsia" w:ascii="Times New Roman" w:hAnsi="Times New Roman" w:eastAsia="SimHei" w:cs="Times New Roman"/>
-        </w:rPr>
-        <w:t>一</w:t>
-      </w:r>
-      <w:r>
-        <w:rPr>
-          <w:rFonts w:hint="eastAsia" w:ascii="Times New Roman" w:hAnsi="Times New Roman" w:eastAsia="Times New Roman" w:cs="Times New Roman"/>
-        </w:rPr>
-        <w:t>、ds</w:t>
-      </w:r>
-      <w:r>
-        <w:rPr>
-          <w:rFonts w:ascii="Times New Roman" w:hAnsi="Times New Roman" w:eastAsia="Times New Roman" w:cs="Times New Roman"/>
-        </w:rPr>
-        <w:t xml:space="preserve"> </w:t>
+          <w:rFonts w:ascii="Times New Roman" w:hAnsi="Times New Roman" w:eastAsia="Times New Roman" w:cs="Times New Roman"/>
+        </w:rPr>
+        <w:t xml:space="preserve">§1 ds </w:t>
       </w:r>
       <w:r>
         <w:rPr>
@@ -3747,7 +3715,7 @@
     </w:p>
     <w:bookmarkEnd w:id="15"/>
     <w:bookmarkEnd w:id="16"/>
-    <w:bookmarkStart w:id="27" w:name="二银ag-化学与不歧化的特例"/>
+    <w:bookmarkStart w:id="27" w:name="银ag-化学与不歧化的特例"/>
     <w:p>
       <w:pPr>
         <w:pStyle w:val="Heading2"/>
@@ -3755,15 +3723,9 @@
       </w:pPr>
       <w:r>
         <w:rPr>
-          <w:rFonts w:hint="eastAsia" w:ascii="Times New Roman" w:hAnsi="Times New Roman" w:eastAsia="SimHei" w:cs="Times New Roman"/>
-        </w:rPr>
-        <w:t>二</w:t>
-      </w:r>
-      <w:r>
-        <w:rPr>
-          <w:rFonts w:hint="eastAsia" w:ascii="Times New Roman" w:hAnsi="Times New Roman" w:eastAsia="Times New Roman" w:cs="Times New Roman"/>
-        </w:rPr>
-        <w:t>、</w:t>
+          <w:rFonts w:ascii="Times New Roman" w:hAnsi="Times New Roman" w:eastAsia="Times New Roman" w:cs="Times New Roman"/>
+        </w:rPr>
+        <w:t xml:space="preserve">§2 </w:t>
       </w:r>
       <w:r>
         <w:rPr>
@@ -8160,7 +8122,7 @@
     </w:p>
     <w:bookmarkEnd w:id="26"/>
     <w:bookmarkEnd w:id="27"/>
-    <w:bookmarkStart w:id="37" w:name="三金惰性与王水"/>
+    <w:bookmarkStart w:id="37" w:name="金惰性与王水"/>
     <w:p>
       <w:pPr>
         <w:pStyle w:val="Heading2"/>
@@ -8168,15 +8130,9 @@
       </w:pPr>
       <w:r>
         <w:rPr>
-          <w:rFonts w:hint="eastAsia" w:ascii="Times New Roman" w:hAnsi="Times New Roman" w:eastAsia="SimHei" w:cs="Times New Roman"/>
-        </w:rPr>
-        <w:t>三</w:t>
-      </w:r>
-      <w:r>
-        <w:rPr>
-          <w:rFonts w:hint="eastAsia" w:ascii="Times New Roman" w:hAnsi="Times New Roman" w:eastAsia="Times New Roman" w:cs="Times New Roman"/>
-        </w:rPr>
-        <w:t>、</w:t>
+          <w:rFonts w:ascii="Times New Roman" w:hAnsi="Times New Roman" w:eastAsia="Times New Roman" w:cs="Times New Roman"/>
+        </w:rPr>
+        <w:t xml:space="preserve">§3 </w:t>
       </w:r>
       <w:r>
         <w:rPr>
@@ -10876,7 +10832,7 @@
     </w:p>
     <w:bookmarkEnd w:id="36"/>
     <w:bookmarkEnd w:id="37"/>
-    <w:bookmarkStart w:id="54" w:name="四汞hg₂²-与相对论"/>
+    <w:bookmarkStart w:id="54" w:name="汞hg₂²-与相对论"/>
     <w:p>
       <w:pPr>
         <w:pStyle w:val="Heading2"/>
@@ -10884,15 +10840,9 @@
       </w:pPr>
       <w:r>
         <w:rPr>
-          <w:rFonts w:hint="eastAsia" w:ascii="Times New Roman" w:hAnsi="Times New Roman" w:eastAsia="SimHei" w:cs="Times New Roman"/>
-        </w:rPr>
-        <w:t>四</w:t>
-      </w:r>
-      <w:r>
-        <w:rPr>
-          <w:rFonts w:hint="eastAsia" w:ascii="Times New Roman" w:hAnsi="Times New Roman" w:eastAsia="Times New Roman" w:cs="Times New Roman"/>
-        </w:rPr>
-        <w:t>、</w:t>
+          <w:rFonts w:ascii="Times New Roman" w:hAnsi="Times New Roman" w:eastAsia="Times New Roman" w:cs="Times New Roman"/>
+        </w:rPr>
+        <w:t xml:space="preserve">§4 </w:t>
       </w:r>
       <w:r>
         <w:rPr>
@@ -15145,7 +15095,7 @@
     </w:p>
     <w:bookmarkEnd w:id="53"/>
     <w:bookmarkEnd w:id="54"/>
-    <w:bookmarkStart w:id="67" w:name="五钼与钨多酸化学"/>
+    <w:bookmarkStart w:id="67" w:name="钼与钨多酸化学"/>
     <w:p>
       <w:pPr>
         <w:pStyle w:val="Heading2"/>
@@ -15153,15 +15103,9 @@
       </w:pPr>
       <w:r>
         <w:rPr>
-          <w:rFonts w:hint="eastAsia" w:ascii="Times New Roman" w:hAnsi="Times New Roman" w:eastAsia="SimHei" w:cs="Times New Roman"/>
-        </w:rPr>
-        <w:t>五</w:t>
-      </w:r>
-      <w:r>
-        <w:rPr>
-          <w:rFonts w:hint="eastAsia" w:ascii="Times New Roman" w:hAnsi="Times New Roman" w:eastAsia="Times New Roman" w:cs="Times New Roman"/>
-        </w:rPr>
-        <w:t>、</w:t>
+          <w:rFonts w:ascii="Times New Roman" w:hAnsi="Times New Roman" w:eastAsia="Times New Roman" w:cs="Times New Roman"/>
+        </w:rPr>
+        <w:t xml:space="preserve">§5 </w:t>
       </w:r>
       <w:r>
         <w:rPr>
@@ -17920,7 +17864,7 @@
     </w:p>
     <w:bookmarkEnd w:id="66"/>
     <w:bookmarkEnd w:id="67"/>
-    <w:bookmarkStart w:id="71" w:name="六横向比较与推断方法ds-区沉淀-配位鉴别"/>
+    <w:bookmarkStart w:id="71" w:name="横向比较与推断方法ds-区沉淀-配位鉴别"/>
     <w:p>
       <w:pPr>
         <w:pStyle w:val="Heading2"/>
@@ -17928,15 +17872,9 @@
       </w:pPr>
       <w:r>
         <w:rPr>
-          <w:rFonts w:hint="eastAsia" w:ascii="Times New Roman" w:hAnsi="Times New Roman" w:eastAsia="SimHei" w:cs="Times New Roman"/>
-        </w:rPr>
-        <w:t>六</w:t>
-      </w:r>
-      <w:r>
-        <w:rPr>
-          <w:rFonts w:hint="eastAsia" w:ascii="Times New Roman" w:hAnsi="Times New Roman" w:eastAsia="Times New Roman" w:cs="Times New Roman"/>
-        </w:rPr>
-        <w:t>、</w:t>
+          <w:rFonts w:ascii="Times New Roman" w:hAnsi="Times New Roman" w:eastAsia="Times New Roman" w:cs="Times New Roman"/>
+        </w:rPr>
+        <w:t xml:space="preserve">§6 </w:t>
       </w:r>
       <w:r>
         <w:rPr>
@@ -22390,7 +22328,7 @@
     </w:p>
     <w:bookmarkEnd w:id="70"/>
     <w:bookmarkEnd w:id="71"/>
-    <w:bookmarkStart w:id="75" w:name="七本讲速查一页"/>
+    <w:bookmarkStart w:id="75" w:name="本讲速查一页"/>
     <w:p>
       <w:pPr>
         <w:pStyle w:val="Heading2"/>
@@ -22398,15 +22336,9 @@
       </w:pPr>
       <w:r>
         <w:rPr>
-          <w:rFonts w:hint="eastAsia" w:ascii="Times New Roman" w:hAnsi="Times New Roman" w:eastAsia="SimHei" w:cs="Times New Roman"/>
-        </w:rPr>
-        <w:t>七</w:t>
-      </w:r>
-      <w:r>
-        <w:rPr>
-          <w:rFonts w:hint="eastAsia" w:ascii="Times New Roman" w:hAnsi="Times New Roman" w:eastAsia="Times New Roman" w:cs="Times New Roman"/>
-        </w:rPr>
-        <w:t>、</w:t>
+          <w:rFonts w:ascii="Times New Roman" w:hAnsi="Times New Roman" w:eastAsia="Times New Roman" w:cs="Times New Roman"/>
+        </w:rPr>
+        <w:t xml:space="preserve">§7 </w:t>
       </w:r>
       <w:r>
         <w:rPr>
@@ -25683,7 +25615,7 @@
     </w:p>
     <w:bookmarkEnd w:id="74"/>
     <w:bookmarkEnd w:id="75"/>
-    <w:bookmarkStart w:id="77" w:name="九-竞赛思考强化题与微观机理精解"/>
+    <w:bookmarkStart w:id="77" w:name="竞赛思考强化题与微观机理精解"/>
     <w:p>
       <w:pPr>
         <w:pStyle w:val="Heading2"/>
@@ -25691,21 +25623,9 @@
       </w:pPr>
       <w:r>
         <w:rPr>
-          <w:rFonts w:hint="eastAsia" w:ascii="Times New Roman" w:hAnsi="Times New Roman" w:eastAsia="SimHei" w:cs="Times New Roman"/>
-        </w:rPr>
-        <w:t>九</w:t>
-      </w:r>
-      <w:r>
-        <w:rPr>
-          <w:rFonts w:hint="eastAsia" w:ascii="Times New Roman" w:hAnsi="Times New Roman" w:eastAsia="Times New Roman" w:cs="Times New Roman"/>
-        </w:rPr>
-        <w:t>、</w:t>
-      </w:r>
-      <w:r>
-        <w:rPr>
-          <w:rFonts w:ascii="Times New Roman" w:hAnsi="Times New Roman" w:eastAsia="Times New Roman" w:cs="Times New Roman"/>
-        </w:rPr>
-        <w:t xml:space="preserve"> </w:t>
+          <w:rFonts w:ascii="Times New Roman" w:hAnsi="Times New Roman" w:eastAsia="Times New Roman" w:cs="Times New Roman"/>
+        </w:rPr>
+        <w:t xml:space="preserve">§8 </w:t>
       </w:r>
       <w:r>
         <w:rPr>
@@ -25726,30 +25646,6 @@
           <w:bCs/>
         </w:rPr>
         <w:t xml:space="preserve">1.</w:t>
-      </w:r>
-      <w:r>
-        <w:rPr>
-          <w:rFonts w:ascii="Times New Roman" w:hAnsi="Times New Roman" w:eastAsia="Times New Roman" w:cs="Times New Roman"/>
-        </w:rPr>
-        <w:t xml:space="preserve"> </w:t>
-      </w:r>
-      <w:r>
-        <w:rPr>
-          <w:rFonts w:hint="eastAsia" w:ascii="Times New Roman" w:hAnsi="Times New Roman" w:eastAsia="Times New Roman" w:cs="Times New Roman"/>
-        </w:rPr>
-        <w:t>[</w:t>
-      </w:r>
-      <w:r>
-        <w:rPr>
-          <w:rFonts w:hint="eastAsia" w:ascii="Times New Roman" w:hAnsi="Times New Roman" w:eastAsia="FangSong" w:cs="Times New Roman"/>
-        </w:rPr>
-        <w:t>无机例习</w:t>
-      </w:r>
-      <w:r>
-        <w:rPr>
-          <w:rFonts w:hint="eastAsia" w:ascii="Times New Roman" w:hAnsi="Times New Roman" w:eastAsia="Times New Roman" w:cs="Times New Roman"/>
-        </w:rPr>
-        <w:t>19.57]</w:t>
       </w:r>
       <w:r>
         <w:rPr>
@@ -25942,30 +25838,6 @@
           <w:bCs/>
         </w:rPr>
         <w:t xml:space="preserve">2.</w:t>
-      </w:r>
-      <w:r>
-        <w:rPr>
-          <w:rFonts w:ascii="Times New Roman" w:hAnsi="Times New Roman" w:eastAsia="Times New Roman" w:cs="Times New Roman"/>
-        </w:rPr>
-        <w:t xml:space="preserve"> </w:t>
-      </w:r>
-      <w:r>
-        <w:rPr>
-          <w:rFonts w:hint="eastAsia" w:ascii="Times New Roman" w:hAnsi="Times New Roman" w:eastAsia="Times New Roman" w:cs="Times New Roman"/>
-        </w:rPr>
-        <w:t>[</w:t>
-      </w:r>
-      <w:r>
-        <w:rPr>
-          <w:rFonts w:hint="eastAsia" w:ascii="Times New Roman" w:hAnsi="Times New Roman" w:eastAsia="FangSong" w:cs="Times New Roman"/>
-        </w:rPr>
-        <w:t>无机例习</w:t>
-      </w:r>
-      <w:r>
-        <w:rPr>
-          <w:rFonts w:hint="eastAsia" w:ascii="Times New Roman" w:hAnsi="Times New Roman" w:eastAsia="Times New Roman" w:cs="Times New Roman"/>
-        </w:rPr>
-        <w:t>19.58]</w:t>
       </w:r>
       <w:r>
         <w:rPr>
@@ -26549,30 +26421,6 @@
       </w:r>
       <w:r>
         <w:rPr>
-          <w:rFonts w:hint="eastAsia" w:ascii="Times New Roman" w:hAnsi="Times New Roman" w:eastAsia="Times New Roman" w:cs="Times New Roman"/>
-        </w:rPr>
-        <w:t>[</w:t>
-      </w:r>
-      <w:r>
-        <w:rPr>
-          <w:rFonts w:hint="eastAsia" w:ascii="Times New Roman" w:hAnsi="Times New Roman" w:eastAsia="FangSong" w:cs="Times New Roman"/>
-        </w:rPr>
-        <w:t>无机例习</w:t>
-      </w:r>
-      <w:r>
-        <w:rPr>
-          <w:rFonts w:hint="eastAsia" w:ascii="Times New Roman" w:hAnsi="Times New Roman" w:eastAsia="Times New Roman" w:cs="Times New Roman"/>
-        </w:rPr>
-        <w:t>19.59]</w:t>
-      </w:r>
-      <w:r>
-        <w:rPr>
-          <w:rFonts w:ascii="Times New Roman" w:hAnsi="Times New Roman" w:eastAsia="Times New Roman" w:cs="Times New Roman"/>
-        </w:rPr>
-        <w:t xml:space="preserve"> </w:t>
-      </w:r>
-      <w:r>
-        <w:rPr>
           <w:rFonts w:hint="eastAsia" w:ascii="Times New Roman" w:hAnsi="Times New Roman" w:eastAsia="FangSong" w:cs="Times New Roman"/>
         </w:rPr>
         <w:t>分离下列各组混合物</w:t>
@@ -26745,30 +26593,6 @@
       </w:r>
       <w:r>
         <w:rPr>
-          <w:rFonts w:hint="eastAsia" w:ascii="Times New Roman" w:hAnsi="Times New Roman" w:eastAsia="Times New Roman" w:cs="Times New Roman"/>
-        </w:rPr>
-        <w:t>[</w:t>
-      </w:r>
-      <w:r>
-        <w:rPr>
-          <w:rFonts w:hint="eastAsia" w:ascii="Times New Roman" w:hAnsi="Times New Roman" w:eastAsia="FangSong" w:cs="Times New Roman"/>
-        </w:rPr>
-        <w:t>无机例习</w:t>
-      </w:r>
-      <w:r>
-        <w:rPr>
-          <w:rFonts w:hint="eastAsia" w:ascii="Times New Roman" w:hAnsi="Times New Roman" w:eastAsia="Times New Roman" w:cs="Times New Roman"/>
-        </w:rPr>
-        <w:t>19.60]</w:t>
-      </w:r>
-      <w:r>
-        <w:rPr>
-          <w:rFonts w:ascii="Times New Roman" w:hAnsi="Times New Roman" w:eastAsia="Times New Roman" w:cs="Times New Roman"/>
-        </w:rPr>
-        <w:t xml:space="preserve"> </w:t>
-      </w:r>
-      <w:r>
-        <w:rPr>
           <w:rFonts w:hint="eastAsia" w:ascii="Times New Roman" w:hAnsi="Times New Roman" w:eastAsia="FangSong" w:cs="Times New Roman"/>
         </w:rPr>
         <w:t>设计方案分离离子</w:t>
@@ -26953,30 +26777,6 @@
       </w:r>
       <w:r>
         <w:rPr>
-          <w:rFonts w:hint="eastAsia" w:ascii="Times New Roman" w:hAnsi="Times New Roman" w:eastAsia="Times New Roman" w:cs="Times New Roman"/>
-        </w:rPr>
-        <w:t>[</w:t>
-      </w:r>
-      <w:r>
-        <w:rPr>
-          <w:rFonts w:hint="eastAsia" w:ascii="Times New Roman" w:hAnsi="Times New Roman" w:eastAsia="FangSong" w:cs="Times New Roman"/>
-        </w:rPr>
-        <w:t>无机例习</w:t>
-      </w:r>
-      <w:r>
-        <w:rPr>
-          <w:rFonts w:hint="eastAsia" w:ascii="Times New Roman" w:hAnsi="Times New Roman" w:eastAsia="Times New Roman" w:cs="Times New Roman"/>
-        </w:rPr>
-        <w:t>19.61]</w:t>
-      </w:r>
-      <w:r>
-        <w:rPr>
-          <w:rFonts w:ascii="Times New Roman" w:hAnsi="Times New Roman" w:eastAsia="Times New Roman" w:cs="Times New Roman"/>
-        </w:rPr>
-        <w:t xml:space="preserve"> </w:t>
-      </w:r>
-      <w:r>
-        <w:rPr>
           <w:rFonts w:hint="eastAsia" w:ascii="Times New Roman" w:hAnsi="Times New Roman" w:eastAsia="FangSong" w:cs="Times New Roman"/>
         </w:rPr>
         <w:t>设计方案将下列离子分离并复原</w:t>
@@ -27193,30 +26993,6 @@
       </w:r>
       <w:r>
         <w:rPr>
-          <w:rFonts w:hint="eastAsia" w:ascii="Times New Roman" w:hAnsi="Times New Roman" w:eastAsia="Times New Roman" w:cs="Times New Roman"/>
-        </w:rPr>
-        <w:t>[</w:t>
-      </w:r>
-      <w:r>
-        <w:rPr>
-          <w:rFonts w:hint="eastAsia" w:ascii="Times New Roman" w:hAnsi="Times New Roman" w:eastAsia="FangSong" w:cs="Times New Roman"/>
-        </w:rPr>
-        <w:t>无机例习</w:t>
-      </w:r>
-      <w:r>
-        <w:rPr>
-          <w:rFonts w:hint="eastAsia" w:ascii="Times New Roman" w:hAnsi="Times New Roman" w:eastAsia="Times New Roman" w:cs="Times New Roman"/>
-        </w:rPr>
-        <w:t>19.62]</w:t>
-      </w:r>
-      <w:r>
-        <w:rPr>
-          <w:rFonts w:ascii="Times New Roman" w:hAnsi="Times New Roman" w:eastAsia="Times New Roman" w:cs="Times New Roman"/>
-        </w:rPr>
-        <w:t xml:space="preserve"> </w:t>
-      </w:r>
-      <w:r>
-        <w:rPr>
           <w:rFonts w:hint="eastAsia" w:ascii="Times New Roman" w:hAnsi="Times New Roman" w:eastAsia="FangSong" w:cs="Times New Roman"/>
         </w:rPr>
         <w:t>设计一个不用生成硫化物而能将下列离子分离的方案</w:t>
@@ -27508,30 +27284,6 @@
           <w:bCs/>
         </w:rPr>
         <w:t xml:space="preserve">7.</w:t>
-      </w:r>
-      <w:r>
-        <w:rPr>
-          <w:rFonts w:ascii="Times New Roman" w:hAnsi="Times New Roman" w:eastAsia="Times New Roman" w:cs="Times New Roman"/>
-        </w:rPr>
-        <w:t xml:space="preserve"> </w:t>
-      </w:r>
-      <w:r>
-        <w:rPr>
-          <w:rFonts w:hint="eastAsia" w:ascii="Times New Roman" w:hAnsi="Times New Roman" w:eastAsia="Times New Roman" w:cs="Times New Roman"/>
-        </w:rPr>
-        <w:t>[</w:t>
-      </w:r>
-      <w:r>
-        <w:rPr>
-          <w:rFonts w:hint="eastAsia" w:ascii="Times New Roman" w:hAnsi="Times New Roman" w:eastAsia="FangSong" w:cs="Times New Roman"/>
-        </w:rPr>
-        <w:t>无机例习</w:t>
-      </w:r>
-      <w:r>
-        <w:rPr>
-          <w:rFonts w:hint="eastAsia" w:ascii="Times New Roman" w:hAnsi="Times New Roman" w:eastAsia="Times New Roman" w:cs="Times New Roman"/>
-        </w:rPr>
-        <w:t>19.63]</w:t>
       </w:r>
       <w:r>
         <w:rPr>
@@ -27713,30 +27465,6 @@
       </w:r>
       <w:r>
         <w:rPr>
-          <w:rFonts w:hint="eastAsia" w:ascii="Times New Roman" w:hAnsi="Times New Roman" w:eastAsia="Times New Roman" w:cs="Times New Roman"/>
-        </w:rPr>
-        <w:t>[</w:t>
-      </w:r>
-      <w:r>
-        <w:rPr>
-          <w:rFonts w:hint="eastAsia" w:ascii="Times New Roman" w:hAnsi="Times New Roman" w:eastAsia="FangSong" w:cs="Times New Roman"/>
-        </w:rPr>
-        <w:t>无机例习</w:t>
-      </w:r>
-      <w:r>
-        <w:rPr>
-          <w:rFonts w:hint="eastAsia" w:ascii="Times New Roman" w:hAnsi="Times New Roman" w:eastAsia="Times New Roman" w:cs="Times New Roman"/>
-        </w:rPr>
-        <w:t>19.64]</w:t>
-      </w:r>
-      <w:r>
-        <w:rPr>
-          <w:rFonts w:ascii="Times New Roman" w:hAnsi="Times New Roman" w:eastAsia="Times New Roman" w:cs="Times New Roman"/>
-        </w:rPr>
-        <w:t xml:space="preserve"> </w:t>
-      </w:r>
-      <w:r>
-        <w:rPr>
           <w:rFonts w:hint="eastAsia" w:ascii="Times New Roman" w:hAnsi="Times New Roman" w:eastAsia="FangSong" w:cs="Times New Roman"/>
         </w:rPr>
         <w:t>解释下列实验现象</w:t>
@@ -28173,30 +27901,6 @@
       </w:r>
       <w:r>
         <w:rPr>
-          <w:rFonts w:hint="eastAsia" w:ascii="Times New Roman" w:hAnsi="Times New Roman" w:eastAsia="Times New Roman" w:cs="Times New Roman"/>
-        </w:rPr>
-        <w:t>[</w:t>
-      </w:r>
-      <w:r>
-        <w:rPr>
-          <w:rFonts w:hint="eastAsia" w:ascii="Times New Roman" w:hAnsi="Times New Roman" w:eastAsia="FangSong" w:cs="Times New Roman"/>
-        </w:rPr>
-        <w:t>无机例习</w:t>
-      </w:r>
-      <w:r>
-        <w:rPr>
-          <w:rFonts w:hint="eastAsia" w:ascii="Times New Roman" w:hAnsi="Times New Roman" w:eastAsia="Times New Roman" w:cs="Times New Roman"/>
-        </w:rPr>
-        <w:t>19.64]</w:t>
-      </w:r>
-      <w:r>
-        <w:rPr>
-          <w:rFonts w:ascii="Times New Roman" w:hAnsi="Times New Roman" w:eastAsia="Times New Roman" w:cs="Times New Roman"/>
-        </w:rPr>
-        <w:t xml:space="preserve"> </w:t>
-      </w:r>
-      <w:r>
-        <w:rPr>
           <w:rFonts w:hint="eastAsia" w:ascii="Times New Roman" w:hAnsi="Times New Roman" w:eastAsia="FangSong" w:cs="Times New Roman"/>
         </w:rPr>
         <w:t>解释下列实验现象</w:t>
@@ -28432,30 +28136,6 @@
           <w:bCs/>
         </w:rPr>
         <w:t xml:space="preserve">10.</w:t>
-      </w:r>
-      <w:r>
-        <w:rPr>
-          <w:rFonts w:ascii="Times New Roman" w:hAnsi="Times New Roman" w:eastAsia="Times New Roman" w:cs="Times New Roman"/>
-        </w:rPr>
-        <w:t xml:space="preserve"> </w:t>
-      </w:r>
-      <w:r>
-        <w:rPr>
-          <w:rFonts w:hint="eastAsia" w:ascii="Times New Roman" w:hAnsi="Times New Roman" w:eastAsia="Times New Roman" w:cs="Times New Roman"/>
-        </w:rPr>
-        <w:t>[</w:t>
-      </w:r>
-      <w:r>
-        <w:rPr>
-          <w:rFonts w:hint="eastAsia" w:ascii="Times New Roman" w:hAnsi="Times New Roman" w:eastAsia="FangSong" w:cs="Times New Roman"/>
-        </w:rPr>
-        <w:t>无机例习</w:t>
-      </w:r>
-      <w:r>
-        <w:rPr>
-          <w:rFonts w:hint="eastAsia" w:ascii="Times New Roman" w:hAnsi="Times New Roman" w:eastAsia="Times New Roman" w:cs="Times New Roman"/>
-        </w:rPr>
-        <w:t>19.64]</w:t>
       </w:r>
       <w:r>
         <w:rPr>
@@ -28663,30 +28343,6 @@
       </w:r>
       <w:r>
         <w:rPr>
-          <w:rFonts w:hint="eastAsia" w:ascii="Times New Roman" w:hAnsi="Times New Roman" w:eastAsia="Times New Roman" w:cs="Times New Roman"/>
-        </w:rPr>
-        <w:t>[</w:t>
-      </w:r>
-      <w:r>
-        <w:rPr>
-          <w:rFonts w:hint="eastAsia" w:ascii="Times New Roman" w:hAnsi="Times New Roman" w:eastAsia="FangSong" w:cs="Times New Roman"/>
-        </w:rPr>
-        <w:t>无机例习</w:t>
-      </w:r>
-      <w:r>
-        <w:rPr>
-          <w:rFonts w:hint="eastAsia" w:ascii="Times New Roman" w:hAnsi="Times New Roman" w:eastAsia="Times New Roman" w:cs="Times New Roman"/>
-        </w:rPr>
-        <w:t>19.64]</w:t>
-      </w:r>
-      <w:r>
-        <w:rPr>
-          <w:rFonts w:ascii="Times New Roman" w:hAnsi="Times New Roman" w:eastAsia="Times New Roman" w:cs="Times New Roman"/>
-        </w:rPr>
-        <w:t xml:space="preserve"> </w:t>
-      </w:r>
-      <w:r>
-        <w:rPr>
           <w:rFonts w:hint="eastAsia" w:ascii="Times New Roman" w:hAnsi="Times New Roman" w:eastAsia="FangSong" w:cs="Times New Roman"/>
         </w:rPr>
         <w:t>解释下列实验现象</w:t>
@@ -29015,30 +28671,6 @@
       </w:r>
       <w:r>
         <w:rPr>
-          <w:rFonts w:hint="eastAsia" w:ascii="Times New Roman" w:hAnsi="Times New Roman" w:eastAsia="Times New Roman" w:cs="Times New Roman"/>
-        </w:rPr>
-        <w:t>[</w:t>
-      </w:r>
-      <w:r>
-        <w:rPr>
-          <w:rFonts w:hint="eastAsia" w:ascii="Times New Roman" w:hAnsi="Times New Roman" w:eastAsia="FangSong" w:cs="Times New Roman"/>
-        </w:rPr>
-        <w:t>无机例习</w:t>
-      </w:r>
-      <w:r>
-        <w:rPr>
-          <w:rFonts w:hint="eastAsia" w:ascii="Times New Roman" w:hAnsi="Times New Roman" w:eastAsia="Times New Roman" w:cs="Times New Roman"/>
-        </w:rPr>
-        <w:t>19.68]</w:t>
-      </w:r>
-      <w:r>
-        <w:rPr>
-          <w:rFonts w:ascii="Times New Roman" w:hAnsi="Times New Roman" w:eastAsia="Times New Roman" w:cs="Times New Roman"/>
-        </w:rPr>
-        <w:t xml:space="preserve"> </w:t>
-      </w:r>
-      <w:r>
-        <w:rPr>
           <w:rFonts w:hint="eastAsia" w:ascii="Times New Roman" w:hAnsi="Times New Roman" w:eastAsia="FangSong" w:cs="Times New Roman"/>
         </w:rPr>
         <w:t>解释下列实验事实</w:t>
@@ -29591,27 +29223,9 @@
       </w:r>
       <w:r>
         <w:rPr>
-          <w:rFonts w:hint="eastAsia" w:ascii="Times New Roman" w:hAnsi="Times New Roman" w:eastAsia="Times New Roman" w:cs="Times New Roman"/>
-        </w:rPr>
-        <w:t>[</w:t>
-      </w:r>
-      <w:r>
-        <w:rPr>
-          <w:rFonts w:hint="eastAsia" w:ascii="Times New Roman" w:hAnsi="Times New Roman" w:eastAsia="FangSong" w:cs="Times New Roman"/>
-        </w:rPr>
-        <w:t>无机例习</w:t>
-      </w:r>
-      <w:r>
-        <w:rPr>
-          <w:rFonts w:hint="eastAsia" w:ascii="Times New Roman" w:hAnsi="Times New Roman" w:eastAsia="Times New Roman" w:cs="Times New Roman"/>
-        </w:rPr>
-        <w:t>19.69]</w:t>
-      </w:r>
-      <w:r>
-        <w:rPr>
-          <w:rFonts w:ascii="Times New Roman" w:hAnsi="Times New Roman" w:eastAsia="Times New Roman" w:cs="Times New Roman"/>
-        </w:rPr>
-        <w:t xml:space="preserve"> HCl </w:t>
+          <w:rFonts w:ascii="Times New Roman" w:hAnsi="Times New Roman" w:eastAsia="Times New Roman" w:cs="Times New Roman"/>
+        </w:rPr>
+        <w:t xml:space="preserve">HCl </w:t>
       </w:r>
       <w:r>
         <w:rPr>
@@ -29783,30 +29397,6 @@
       </w:r>
       <w:r>
         <w:rPr>
-          <w:rFonts w:hint="eastAsia" w:ascii="Times New Roman" w:hAnsi="Times New Roman" w:eastAsia="Times New Roman" w:cs="Times New Roman"/>
-        </w:rPr>
-        <w:t>[</w:t>
-      </w:r>
-      <w:r>
-        <w:rPr>
-          <w:rFonts w:hint="eastAsia" w:ascii="Times New Roman" w:hAnsi="Times New Roman" w:eastAsia="FangSong" w:cs="Times New Roman"/>
-        </w:rPr>
-        <w:t>无机例习</w:t>
-      </w:r>
-      <w:r>
-        <w:rPr>
-          <w:rFonts w:hint="eastAsia" w:ascii="Times New Roman" w:hAnsi="Times New Roman" w:eastAsia="Times New Roman" w:cs="Times New Roman"/>
-        </w:rPr>
-        <w:t>19.70]</w:t>
-      </w:r>
-      <w:r>
-        <w:rPr>
-          <w:rFonts w:ascii="Times New Roman" w:hAnsi="Times New Roman" w:eastAsia="Times New Roman" w:cs="Times New Roman"/>
-        </w:rPr>
-        <w:t xml:space="preserve"> </w:t>
-      </w:r>
-      <w:r>
-        <w:rPr>
           <w:rFonts w:hint="eastAsia" w:ascii="Times New Roman" w:hAnsi="Times New Roman" w:eastAsia="FangSong" w:cs="Times New Roman"/>
         </w:rPr>
         <w:t xml:space="preserve">固体混合物中可能含有</w:t>
@@ -30251,30 +29841,6 @@
       </w:r>
       <w:r>
         <w:rPr>
-          <w:rFonts w:hint="eastAsia" w:ascii="Times New Roman" w:hAnsi="Times New Roman" w:eastAsia="Times New Roman" w:cs="Times New Roman"/>
-        </w:rPr>
-        <w:t>[</w:t>
-      </w:r>
-      <w:r>
-        <w:rPr>
-          <w:rFonts w:hint="eastAsia" w:ascii="Times New Roman" w:hAnsi="Times New Roman" w:eastAsia="FangSong" w:cs="Times New Roman"/>
-        </w:rPr>
-        <w:t>无机例习</w:t>
-      </w:r>
-      <w:r>
-        <w:rPr>
-          <w:rFonts w:hint="eastAsia" w:ascii="Times New Roman" w:hAnsi="Times New Roman" w:eastAsia="Times New Roman" w:cs="Times New Roman"/>
-        </w:rPr>
-        <w:t>19.71]</w:t>
-      </w:r>
-      <w:r>
-        <w:rPr>
-          <w:rFonts w:ascii="Times New Roman" w:hAnsi="Times New Roman" w:eastAsia="Times New Roman" w:cs="Times New Roman"/>
-        </w:rPr>
-        <w:t xml:space="preserve"> </w:t>
-      </w:r>
-      <w:r>
-        <w:rPr>
           <w:rFonts w:hint="eastAsia" w:ascii="Times New Roman" w:hAnsi="Times New Roman" w:eastAsia="FangSong" w:cs="Times New Roman"/>
         </w:rPr>
         <w:t>向无色溶液</w:t>
@@ -30558,30 +30124,6 @@
           <w:bCs/>
         </w:rPr>
         <w:t xml:space="preserve">16.</w:t>
-      </w:r>
-      <w:r>
-        <w:rPr>
-          <w:rFonts w:ascii="Times New Roman" w:hAnsi="Times New Roman" w:eastAsia="Times New Roman" w:cs="Times New Roman"/>
-        </w:rPr>
-        <w:t xml:space="preserve"> </w:t>
-      </w:r>
-      <w:r>
-        <w:rPr>
-          <w:rFonts w:hint="eastAsia" w:ascii="Times New Roman" w:hAnsi="Times New Roman" w:eastAsia="Times New Roman" w:cs="Times New Roman"/>
-        </w:rPr>
-        <w:t>[</w:t>
-      </w:r>
-      <w:r>
-        <w:rPr>
-          <w:rFonts w:hint="eastAsia" w:ascii="Times New Roman" w:hAnsi="Times New Roman" w:eastAsia="FangSong" w:cs="Times New Roman"/>
-        </w:rPr>
-        <w:t>无机例习</w:t>
-      </w:r>
-      <w:r>
-        <w:rPr>
-          <w:rFonts w:hint="eastAsia" w:ascii="Times New Roman" w:hAnsi="Times New Roman" w:eastAsia="Times New Roman" w:cs="Times New Roman"/>
-        </w:rPr>
-        <w:t>19.72]</w:t>
       </w:r>
       <w:r>
         <w:rPr>
@@ -31027,30 +30569,6 @@
       </w:r>
       <w:r>
         <w:rPr>
-          <w:rFonts w:hint="eastAsia" w:ascii="Times New Roman" w:hAnsi="Times New Roman" w:eastAsia="Times New Roman" w:cs="Times New Roman"/>
-        </w:rPr>
-        <w:t>[</w:t>
-      </w:r>
-      <w:r>
-        <w:rPr>
-          <w:rFonts w:hint="eastAsia" w:ascii="Times New Roman" w:hAnsi="Times New Roman" w:eastAsia="FangSong" w:cs="Times New Roman"/>
-        </w:rPr>
-        <w:t>无机例习</w:t>
-      </w:r>
-      <w:r>
-        <w:rPr>
-          <w:rFonts w:hint="eastAsia" w:ascii="Times New Roman" w:hAnsi="Times New Roman" w:eastAsia="Times New Roman" w:cs="Times New Roman"/>
-        </w:rPr>
-        <w:t>19.73]</w:t>
-      </w:r>
-      <w:r>
-        <w:rPr>
-          <w:rFonts w:ascii="Times New Roman" w:hAnsi="Times New Roman" w:eastAsia="Times New Roman" w:cs="Times New Roman"/>
-        </w:rPr>
-        <w:t xml:space="preserve"> </w:t>
-      </w:r>
-      <w:r>
-        <w:rPr>
           <w:rFonts w:hint="eastAsia" w:ascii="Times New Roman" w:hAnsi="Times New Roman" w:eastAsia="FangSong" w:cs="Times New Roman"/>
         </w:rPr>
         <w:t>某络酸的钠盐</w:t>
@@ -31563,30 +31081,6 @@
       </w:r>
       <w:r>
         <w:rPr>
-          <w:rFonts w:hint="eastAsia" w:ascii="Times New Roman" w:hAnsi="Times New Roman" w:eastAsia="Times New Roman" w:cs="Times New Roman"/>
-        </w:rPr>
-        <w:t>[</w:t>
-      </w:r>
-      <w:r>
-        <w:rPr>
-          <w:rFonts w:hint="eastAsia" w:ascii="Times New Roman" w:hAnsi="Times New Roman" w:eastAsia="FangSong" w:cs="Times New Roman"/>
-        </w:rPr>
-        <w:t>无机例习</w:t>
-      </w:r>
-      <w:r>
-        <w:rPr>
-          <w:rFonts w:hint="eastAsia" w:ascii="Times New Roman" w:hAnsi="Times New Roman" w:eastAsia="Times New Roman" w:cs="Times New Roman"/>
-        </w:rPr>
-        <w:t>19.74]</w:t>
-      </w:r>
-      <w:r>
-        <w:rPr>
-          <w:rFonts w:ascii="Times New Roman" w:hAnsi="Times New Roman" w:eastAsia="Times New Roman" w:cs="Times New Roman"/>
-        </w:rPr>
-        <w:t xml:space="preserve"> </w:t>
-      </w:r>
-      <w:r>
-        <w:rPr>
           <w:rFonts w:hint="eastAsia" w:ascii="Times New Roman" w:hAnsi="Times New Roman" w:eastAsia="FangSong" w:cs="Times New Roman"/>
         </w:rPr>
         <w:t>化合物</w:t>
@@ -31811,30 +31305,6 @@
       </w:r>
       <w:r>
         <w:rPr>
-          <w:rFonts w:hint="eastAsia" w:ascii="Times New Roman" w:hAnsi="Times New Roman" w:eastAsia="Times New Roman" w:cs="Times New Roman"/>
-        </w:rPr>
-        <w:t>[</w:t>
-      </w:r>
-      <w:r>
-        <w:rPr>
-          <w:rFonts w:hint="eastAsia" w:ascii="Times New Roman" w:hAnsi="Times New Roman" w:eastAsia="FangSong" w:cs="Times New Roman"/>
-        </w:rPr>
-        <w:t>无机例习</w:t>
-      </w:r>
-      <w:r>
-        <w:rPr>
-          <w:rFonts w:hint="eastAsia" w:ascii="Times New Roman" w:hAnsi="Times New Roman" w:eastAsia="Times New Roman" w:cs="Times New Roman"/>
-        </w:rPr>
-        <w:t>19.75]</w:t>
-      </w:r>
-      <w:r>
-        <w:rPr>
-          <w:rFonts w:ascii="Times New Roman" w:hAnsi="Times New Roman" w:eastAsia="Times New Roman" w:cs="Times New Roman"/>
-        </w:rPr>
-        <w:t xml:space="preserve"> </w:t>
-      </w:r>
-      <w:r>
-        <w:rPr>
           <w:rFonts w:hint="eastAsia" w:ascii="Times New Roman" w:hAnsi="Times New Roman" w:eastAsia="FangSong" w:cs="Times New Roman"/>
         </w:rPr>
         <w:t>白色固体</w:t>
@@ -32094,30 +31564,6 @@
           <w:bCs/>
         </w:rPr>
         <w:t xml:space="preserve">20.</w:t>
-      </w:r>
-      <w:r>
-        <w:rPr>
-          <w:rFonts w:ascii="Times New Roman" w:hAnsi="Times New Roman" w:eastAsia="Times New Roman" w:cs="Times New Roman"/>
-        </w:rPr>
-        <w:t xml:space="preserve"> </w:t>
-      </w:r>
-      <w:r>
-        <w:rPr>
-          <w:rFonts w:hint="eastAsia" w:ascii="Times New Roman" w:hAnsi="Times New Roman" w:eastAsia="Times New Roman" w:cs="Times New Roman"/>
-        </w:rPr>
-        <w:t>[</w:t>
-      </w:r>
-      <w:r>
-        <w:rPr>
-          <w:rFonts w:hint="eastAsia" w:ascii="Times New Roman" w:hAnsi="Times New Roman" w:eastAsia="FangSong" w:cs="Times New Roman"/>
-        </w:rPr>
-        <w:t>无机例习</w:t>
-      </w:r>
-      <w:r>
-        <w:rPr>
-          <w:rFonts w:hint="eastAsia" w:ascii="Times New Roman" w:hAnsi="Times New Roman" w:eastAsia="Times New Roman" w:cs="Times New Roman"/>
-        </w:rPr>
-        <w:t>19.76]</w:t>
       </w:r>
       <w:r>
         <w:rPr>
@@ -32527,30 +31973,6 @@
       </w:r>
       <w:r>
         <w:rPr>
-          <w:rFonts w:hint="eastAsia" w:ascii="Times New Roman" w:hAnsi="Times New Roman" w:eastAsia="Times New Roman" w:cs="Times New Roman"/>
-        </w:rPr>
-        <w:t>[</w:t>
-      </w:r>
-      <w:r>
-        <w:rPr>
-          <w:rFonts w:hint="eastAsia" w:ascii="Times New Roman" w:hAnsi="Times New Roman" w:eastAsia="FangSong" w:cs="Times New Roman"/>
-        </w:rPr>
-        <w:t>无机例习</w:t>
-      </w:r>
-      <w:r>
-        <w:rPr>
-          <w:rFonts w:hint="eastAsia" w:ascii="Times New Roman" w:hAnsi="Times New Roman" w:eastAsia="Times New Roman" w:cs="Times New Roman"/>
-        </w:rPr>
-        <w:t>19.77]</w:t>
-      </w:r>
-      <w:r>
-        <w:rPr>
-          <w:rFonts w:ascii="Times New Roman" w:hAnsi="Times New Roman" w:eastAsia="Times New Roman" w:cs="Times New Roman"/>
-        </w:rPr>
-        <w:t xml:space="preserve"> </w:t>
-      </w:r>
-      <w:r>
-        <w:rPr>
           <w:rFonts w:hint="eastAsia" w:ascii="Times New Roman" w:hAnsi="Times New Roman" w:eastAsia="FangSong" w:cs="Times New Roman"/>
         </w:rPr>
         <w:t>白色固体溶于水后得无色溶液</w:t>
@@ -32823,30 +32245,6 @@
       </w:r>
       <w:r>
         <w:rPr>
-          <w:rFonts w:hint="eastAsia" w:ascii="Times New Roman" w:hAnsi="Times New Roman" w:eastAsia="Times New Roman" w:cs="Times New Roman"/>
-        </w:rPr>
-        <w:t>[</w:t>
-      </w:r>
-      <w:r>
-        <w:rPr>
-          <w:rFonts w:hint="eastAsia" w:ascii="Times New Roman" w:hAnsi="Times New Roman" w:eastAsia="FangSong" w:cs="Times New Roman"/>
-        </w:rPr>
-        <w:t>无机例习</w:t>
-      </w:r>
-      <w:r>
-        <w:rPr>
-          <w:rFonts w:hint="eastAsia" w:ascii="Times New Roman" w:hAnsi="Times New Roman" w:eastAsia="Times New Roman" w:cs="Times New Roman"/>
-        </w:rPr>
-        <w:t>21.49]</w:t>
-      </w:r>
-      <w:r>
-        <w:rPr>
-          <w:rFonts w:ascii="Times New Roman" w:hAnsi="Times New Roman" w:eastAsia="Times New Roman" w:cs="Times New Roman"/>
-        </w:rPr>
-        <w:t xml:space="preserve"> </w:t>
-      </w:r>
-      <w:r>
-        <w:rPr>
           <w:rFonts w:hint="eastAsia" w:ascii="Times New Roman" w:hAnsi="Times New Roman" w:eastAsia="FangSong" w:cs="Times New Roman"/>
         </w:rPr>
         <w:t xml:space="preserve">写出</w:t>
@@ -32920,30 +32318,6 @@
           <w:bCs/>
         </w:rPr>
         <w:t xml:space="preserve">23.</w:t>
-      </w:r>
-      <w:r>
-        <w:rPr>
-          <w:rFonts w:ascii="Times New Roman" w:hAnsi="Times New Roman" w:eastAsia="Times New Roman" w:cs="Times New Roman"/>
-        </w:rPr>
-        <w:t xml:space="preserve"> </w:t>
-      </w:r>
-      <w:r>
-        <w:rPr>
-          <w:rFonts w:hint="eastAsia" w:ascii="Times New Roman" w:hAnsi="Times New Roman" w:eastAsia="Times New Roman" w:cs="Times New Roman"/>
-        </w:rPr>
-        <w:t>[</w:t>
-      </w:r>
-      <w:r>
-        <w:rPr>
-          <w:rFonts w:hint="eastAsia" w:ascii="Times New Roman" w:hAnsi="Times New Roman" w:eastAsia="FangSong" w:cs="Times New Roman"/>
-        </w:rPr>
-        <w:t>无机例习</w:t>
-      </w:r>
-      <w:r>
-        <w:rPr>
-          <w:rFonts w:hint="eastAsia" w:ascii="Times New Roman" w:hAnsi="Times New Roman" w:eastAsia="Times New Roman" w:cs="Times New Roman"/>
-        </w:rPr>
-        <w:t>21.50]</w:t>
       </w:r>
       <w:r>
         <w:rPr>
@@ -33073,30 +32447,6 @@
       </w:r>
       <w:r>
         <w:rPr>
-          <w:rFonts w:hint="eastAsia" w:ascii="Times New Roman" w:hAnsi="Times New Roman" w:eastAsia="Times New Roman" w:cs="Times New Roman"/>
-        </w:rPr>
-        <w:t>[</w:t>
-      </w:r>
-      <w:r>
-        <w:rPr>
-          <w:rFonts w:hint="eastAsia" w:ascii="Times New Roman" w:hAnsi="Times New Roman" w:eastAsia="FangSong" w:cs="Times New Roman"/>
-        </w:rPr>
-        <w:t>无机例习</w:t>
-      </w:r>
-      <w:r>
-        <w:rPr>
-          <w:rFonts w:hint="eastAsia" w:ascii="Times New Roman" w:hAnsi="Times New Roman" w:eastAsia="Times New Roman" w:cs="Times New Roman"/>
-        </w:rPr>
-        <w:t>21.53]</w:t>
-      </w:r>
-      <w:r>
-        <w:rPr>
-          <w:rFonts w:ascii="Times New Roman" w:hAnsi="Times New Roman" w:eastAsia="Times New Roman" w:cs="Times New Roman"/>
-        </w:rPr>
-        <w:t xml:space="preserve"> </w:t>
-      </w:r>
-      <w:r>
-        <w:rPr>
           <w:rFonts w:hint="eastAsia" w:ascii="Times New Roman" w:hAnsi="Times New Roman" w:eastAsia="FangSong" w:cs="Times New Roman"/>
         </w:rPr>
         <w:t>如何分离下列各组离子</w:t>
@@ -33401,13 +32751,37 @@
         <w:rPr>
           <w:rFonts w:hint="eastAsia" w:ascii="Times New Roman" w:hAnsi="Times New Roman" w:eastAsia="FangSong" w:cs="Times New Roman"/>
         </w:rPr>
-        <w:t>江苏</w:t>
-      </w:r>
-      <w:r>
-        <w:rPr>
-          <w:rFonts w:hint="eastAsia" w:ascii="Times New Roman" w:hAnsi="Times New Roman" w:eastAsia="Times New Roman" w:cs="Times New Roman"/>
-        </w:rPr>
-        <w:t>35-04]</w:t>
+        <w:t>真题</w:t>
+      </w:r>
+      <w:r>
+        <w:rPr>
+          <w:rFonts w:hint="eastAsia" w:ascii="Times New Roman" w:hAnsi="Times New Roman" w:eastAsia="Times New Roman" w:cs="Times New Roman"/>
+        </w:rPr>
+        <w:t>·</w:t>
+      </w:r>
+      <w:r>
+        <w:rPr>
+          <w:rFonts w:hint="eastAsia" w:ascii="Times New Roman" w:hAnsi="Times New Roman" w:eastAsia="FangSong" w:cs="Times New Roman"/>
+        </w:rPr>
+        <w:t>江苏第</w:t>
+      </w:r>
+      <w:r>
+        <w:rPr>
+          <w:rFonts w:hint="eastAsia" w:ascii="Times New Roman" w:hAnsi="Times New Roman" w:eastAsia="Times New Roman" w:cs="Times New Roman"/>
+        </w:rPr>
+        <w:t>35</w:t>
+      </w:r>
+      <w:r>
+        <w:rPr>
+          <w:rFonts w:hint="eastAsia" w:ascii="Times New Roman" w:hAnsi="Times New Roman" w:eastAsia="FangSong" w:cs="Times New Roman"/>
+        </w:rPr>
+        <w:t>届初赛</w:t>
+      </w:r>
+      <w:r>
+        <w:rPr>
+          <w:rFonts w:hint="eastAsia" w:ascii="Times New Roman" w:hAnsi="Times New Roman" w:eastAsia="Times New Roman" w:cs="Times New Roman"/>
+        </w:rPr>
+        <w:t>]</w:t>
       </w:r>
       <w:r>
         <w:rPr>

--- a/06-学生侧材料/讲义/5-无机化学/银金汞钼钨-超级充实版（自学完整）.docx
+++ b/06-学生侧材料/讲义/5-无机化学/银金汞钼钨-超级充实版（自学完整）.docx
@@ -2,7 +2,7 @@
 <file path=word/document.xml><?xml version="1.0" encoding="utf-8"?>
 <w:document xmlns:w="http://schemas.openxmlformats.org/wordprocessingml/2006/main" xmlns:m="http://schemas.openxmlformats.org/officeDocument/2006/math" xmlns:r="http://schemas.openxmlformats.org/officeDocument/2006/relationships" xmlns:o="urn:schemas-microsoft-com:office:office" xmlns:v="urn:schemas-microsoft-com:vml" xmlns:w10="urn:schemas-microsoft-com:office:word" xmlns:a="http://schemas.openxmlformats.org/drawingml/2006/main" xmlns:pic="http://schemas.openxmlformats.org/drawingml/2006/picture" xmlns:wp="http://schemas.openxmlformats.org/drawingml/2006/wordprocessingDrawing">
   <w:body>
-    <w:bookmarkStart w:id="9" w:name="学习目标与考纲锚点"/>
+    <w:bookmarkStart w:id="15" w:name="ds-区与-vib-族定位"/>
     <w:p>
       <w:pPr>
         <w:pStyle w:val="Heading2"/>
@@ -10,1086 +10,30 @@
       </w:pPr>
       <w:r>
         <w:rPr>
+          <w:rFonts w:ascii="Times New Roman" w:hAnsi="Times New Roman" w:eastAsia="Times New Roman" w:cs="Times New Roman"/>
+        </w:rPr>
+        <w:t xml:space="preserve">§1 ds </w:t>
+      </w:r>
+      <w:r>
+        <w:rPr>
           <w:rFonts w:hint="eastAsia" w:ascii="Times New Roman" w:hAnsi="Times New Roman" w:eastAsia="SimHei" w:cs="Times New Roman"/>
         </w:rPr>
-        <w:t xml:space="preserve">学习目标与考纲锚点</w:t>
+        <w:t xml:space="preserve">区与</w:t>
+      </w:r>
+      <w:r>
+        <w:rPr>
+          <w:rFonts w:ascii="Times New Roman" w:hAnsi="Times New Roman" w:eastAsia="Times New Roman" w:cs="Times New Roman"/>
+        </w:rPr>
+        <w:t xml:space="preserve"> VIB </w:t>
+      </w:r>
+      <w:r>
+        <w:rPr>
+          <w:rFonts w:hint="eastAsia" w:ascii="Times New Roman" w:hAnsi="Times New Roman" w:eastAsia="SimHei" w:cs="Times New Roman"/>
+        </w:rPr>
+        <w:t xml:space="preserve">族定位</w:t>
       </w:r>
     </w:p>
-    <w:p>
-      <w:pPr>
-        <w:pStyle w:val="BlockText"/>
-        <w:spacing w:after="80"/>
-        <w:ind w:firstLine="420"/>
-      </w:pPr>
-      <w:r>
-        <w:rPr>
-          <w:rFonts w:hint="eastAsia" w:ascii="Times New Roman" w:hAnsi="Times New Roman" w:eastAsia="FangSong" w:cs="Times New Roman"/>
-        </w:rPr>
-        <w:t>对齐考纲</w:t>
-      </w:r>
-      <w:r>
-        <w:rPr>
-          <w:rFonts w:hint="eastAsia" w:ascii="Times New Roman" w:hAnsi="Times New Roman" w:eastAsia="Times New Roman" w:cs="Times New Roman"/>
-        </w:rPr>
-        <w:t>：§13</w:t>
-      </w:r>
-      <w:r>
-        <w:rPr>
-          <w:rFonts w:ascii="Times New Roman" w:hAnsi="Times New Roman" w:eastAsia="Times New Roman" w:cs="Times New Roman"/>
-        </w:rPr>
-        <w:t xml:space="preserve"> </w:t>
-      </w:r>
-      <w:r>
-        <w:rPr>
-          <w:rFonts w:hint="eastAsia" w:ascii="Times New Roman" w:hAnsi="Times New Roman" w:eastAsia="FangSong" w:cs="Times New Roman"/>
-        </w:rPr>
-        <w:t xml:space="preserve">元素化学</w:t>
-      </w:r>
-    </w:p>
-    <w:tbl>
-      <w:tblPr>
-        <w:tblStyle w:val="Table"/>
-        <w:tblW w:type="pct" w:w="5000"/>
-        <w:tblLayout w:type="fixed"/>
-        <w:tblLook w:firstRow="1" w:lastRow="0" w:firstColumn="0" w:lastColumn="0" w:noHBand="0" w:noVBand="0" w:val="0020"/>
-        <w:jc w:val="center"/>
-        <w:tblBorders>
-          <w:top w:val="single" w:sz="12" w:space="0" w:color="333333"/>
-          <w:bottom w:val="single" w:sz="12" w:space="0" w:color="333333"/>
-          <w:left w:val="none"/>
-          <w:right w:val="none"/>
-          <w:insideH w:val="none"/>
-          <w:insideV w:val="none"/>
-        </w:tblBorders>
-      </w:tblPr>
-      <w:tblGrid>
-        <w:gridCol w:w="3960"/>
-        <w:gridCol w:w="3960"/>
-      </w:tblGrid>
-      <w:tr>
-        <w:trPr>
-          <w:tblHeader w:val="on"/>
-        </w:trPr>
-        <w:tc>
-          <w:tcPr>
-            <w:tcBorders>
-              <w:bottom w:val="single" w:sz="6" w:space="0" w:color="333333"/>
-            </w:tcBorders>
-          </w:tcPr>
-          <w:p>
-            <w:pPr>
-              <w:pStyle w:val="Compact"/>
-              <w:jc w:val="center"/>
-            </w:pPr>
-            <w:r>
-              <w:rPr>
-                <w:rFonts w:hint="eastAsia" w:ascii="Times New Roman" w:hAnsi="Times New Roman" w:eastAsia="SimHei" w:cs="Times New Roman"/>
-                <w:b/>
-              </w:rPr>
-              <w:t xml:space="preserve">考纲条目</w:t>
-            </w:r>
-          </w:p>
-        </w:tc>
-        <w:tc>
-          <w:tcPr>
-            <w:tcBorders>
-              <w:bottom w:val="single" w:sz="6" w:space="0" w:color="333333"/>
-            </w:tcBorders>
-          </w:tcPr>
-          <w:p>
-            <w:pPr>
-              <w:pStyle w:val="Compact"/>
-              <w:jc w:val="center"/>
-            </w:pPr>
-            <w:r>
-              <w:rPr>
-                <w:rFonts w:hint="eastAsia" w:ascii="Times New Roman" w:hAnsi="Times New Roman" w:eastAsia="SimHei" w:cs="Times New Roman"/>
-                <w:b/>
-              </w:rPr>
-              <w:t xml:space="preserve">学完本讲应能</w:t>
-            </w:r>
-          </w:p>
-        </w:tc>
-      </w:tr>
-      <w:tr>
-        <w:tc>
-          <w:tcPr/>
-          <w:p>
-            <w:pPr>
-              <w:pStyle w:val="Compact"/>
-              <w:jc w:val="center"/>
-            </w:pPr>
-            <w:r>
-              <w:rPr>
-                <w:rFonts w:ascii="Times New Roman" w:hAnsi="Times New Roman" w:eastAsia="Times New Roman" w:cs="Times New Roman"/>
-              </w:rPr>
-              <w:t xml:space="preserve">§13 </w:t>
-            </w:r>
-            <w:r>
-              <w:rPr>
-                <w:rFonts w:hint="eastAsia" w:ascii="Times New Roman" w:hAnsi="Times New Roman" w:eastAsia="FangSong" w:cs="Times New Roman"/>
-              </w:rPr>
-              <w:t xml:space="preserve">元素化学</w:t>
-            </w:r>
-            <w:r>
-              <w:rPr>
-                <w:rFonts w:ascii="Times New Roman" w:hAnsi="Times New Roman" w:eastAsia="Times New Roman" w:cs="Times New Roman"/>
-              </w:rPr>
-              <w:t xml:space="preserve"> · IB/IIB </w:t>
-            </w:r>
-            <w:r>
-              <w:rPr>
-                <w:rFonts w:hint="eastAsia" w:ascii="Times New Roman" w:hAnsi="Times New Roman" w:eastAsia="FangSong" w:cs="Times New Roman"/>
-              </w:rPr>
-              <w:t xml:space="preserve">电子结构与活泼性</w:t>
-            </w:r>
-          </w:p>
-        </w:tc>
-        <w:tc>
-          <w:tcPr/>
-          <w:p>
-            <w:pPr>
-              <w:pStyle w:val="Compact"/>
-              <w:jc w:val="center"/>
-            </w:pPr>
-            <w:r>
-              <w:rPr>
-                <w:rFonts w:hint="eastAsia" w:ascii="Times New Roman" w:hAnsi="Times New Roman" w:eastAsia="FangSong" w:cs="Times New Roman"/>
-              </w:rPr>
-              <w:t xml:space="preserve">能用</w:t>
-            </w:r>
-            <w:r>
-              <w:rPr>
-                <w:rFonts w:ascii="Times New Roman" w:hAnsi="Times New Roman" w:eastAsia="Times New Roman" w:cs="Times New Roman"/>
-              </w:rPr>
-              <w:t xml:space="preserve"> d</w:t>
-            </w:r>
-            <w:r>
-              <w:rPr>
-                <w:rFonts w:ascii="Times New Roman" w:hAnsi="Times New Roman" w:eastAsia="Times New Roman" w:cs="Times New Roman"/>
-                <w:vertAlign w:val="superscript"/>
-              </w:rPr>
-              <w:t>10</w:t>
-            </w:r>
-            <w:r>
-              <w:rPr>
-                <w:rFonts w:ascii="Times New Roman" w:hAnsi="Times New Roman" w:eastAsia="Times New Roman" w:cs="Times New Roman"/>
-              </w:rPr>
-              <w:t xml:space="preserve"> </w:t>
-            </w:r>
-            <w:r>
-              <w:rPr>
-                <w:rFonts w:hint="eastAsia" w:ascii="Times New Roman" w:hAnsi="Times New Roman" w:eastAsia="FangSong" w:cs="Times New Roman"/>
-              </w:rPr>
-              <w:t xml:space="preserve">次外层解释</w:t>
-            </w:r>
-            <w:r>
-              <w:rPr>
-                <w:rFonts w:ascii="Times New Roman" w:hAnsi="Times New Roman" w:eastAsia="Times New Roman" w:cs="Times New Roman"/>
-              </w:rPr>
-              <w:t xml:space="preserve"> IB/IIB </w:t>
-            </w:r>
-            <w:r>
-              <w:rPr>
-                <w:rFonts w:hint="eastAsia" w:ascii="Times New Roman" w:hAnsi="Times New Roman" w:eastAsia="FangSong" w:cs="Times New Roman"/>
-              </w:rPr>
-              <w:t>偏共价</w:t>
-            </w:r>
-            <w:r>
-              <w:rPr>
-                <w:rFonts w:hint="eastAsia" w:ascii="Times New Roman" w:hAnsi="Times New Roman" w:eastAsia="Times New Roman" w:cs="Times New Roman"/>
-              </w:rPr>
-              <w:t>、</w:t>
-            </w:r>
-            <w:r>
-              <w:rPr>
-                <w:rFonts w:hint="eastAsia" w:ascii="Times New Roman" w:hAnsi="Times New Roman" w:eastAsia="FangSong" w:cs="Times New Roman"/>
-              </w:rPr>
-              <w:t>易配位</w:t>
-            </w:r>
-            <w:r>
-              <w:rPr>
-                <w:rFonts w:hint="eastAsia" w:ascii="Times New Roman" w:hAnsi="Times New Roman" w:eastAsia="Times New Roman" w:cs="Times New Roman"/>
-              </w:rPr>
-              <w:t>；</w:t>
-            </w:r>
-            <w:r>
-              <w:rPr>
-                <w:rFonts w:hint="eastAsia" w:ascii="Times New Roman" w:hAnsi="Times New Roman" w:eastAsia="FangSong" w:cs="Times New Roman"/>
-              </w:rPr>
-              <w:t>对比</w:t>
-            </w:r>
-            <w:r>
-              <w:rPr>
-                <w:rFonts w:ascii="Times New Roman" w:hAnsi="Times New Roman" w:eastAsia="Times New Roman" w:cs="Times New Roman"/>
-              </w:rPr>
-              <w:t xml:space="preserve"> IB vs IA </w:t>
-            </w:r>
-            <w:r>
-              <w:rPr>
-                <w:rFonts w:hint="eastAsia" w:ascii="Times New Roman" w:hAnsi="Times New Roman" w:eastAsia="FangSong" w:cs="Times New Roman"/>
-              </w:rPr>
-              <w:t>的活泼性</w:t>
-            </w:r>
-            <w:r>
-              <w:rPr>
-                <w:rFonts w:hint="eastAsia" w:ascii="Times New Roman" w:hAnsi="Times New Roman" w:eastAsia="Times New Roman" w:cs="Times New Roman"/>
-              </w:rPr>
-              <w:t>/</w:t>
-            </w:r>
-            <w:r>
-              <w:rPr>
-                <w:rFonts w:hint="eastAsia" w:ascii="Times New Roman" w:hAnsi="Times New Roman" w:eastAsia="FangSong" w:cs="Times New Roman"/>
-              </w:rPr>
-              <w:t>配位差异</w:t>
-            </w:r>
-          </w:p>
-        </w:tc>
-      </w:tr>
-      <w:tr>
-        <w:tc>
-          <w:tcPr/>
-          <w:p>
-            <w:pPr>
-              <w:pStyle w:val="Compact"/>
-              <w:jc w:val="center"/>
-            </w:pPr>
-            <w:r>
-              <w:rPr>
-                <w:rFonts w:ascii="Times New Roman" w:hAnsi="Times New Roman" w:eastAsia="Times New Roman" w:cs="Times New Roman"/>
-              </w:rPr>
-              <w:t xml:space="preserve">§13 </w:t>
-            </w:r>
-            <w:r>
-              <w:rPr>
-                <w:rFonts w:hint="eastAsia" w:ascii="Times New Roman" w:hAnsi="Times New Roman" w:eastAsia="FangSong" w:cs="Times New Roman"/>
-              </w:rPr>
-              <w:t xml:space="preserve">元素化学</w:t>
-            </w:r>
-            <w:r>
-              <w:rPr>
-                <w:rFonts w:ascii="Times New Roman" w:hAnsi="Times New Roman" w:eastAsia="Times New Roman" w:cs="Times New Roman"/>
-              </w:rPr>
-              <w:t xml:space="preserve"> · </w:t>
-            </w:r>
-            <w:r>
-              <w:rPr>
-                <w:rFonts w:hint="eastAsia" w:ascii="Times New Roman" w:hAnsi="Times New Roman" w:eastAsia="FangSong" w:cs="Times New Roman"/>
-              </w:rPr>
-              <w:t xml:space="preserve">银的化学</w:t>
-            </w:r>
-          </w:p>
-        </w:tc>
-        <w:tc>
-          <w:tcPr/>
-          <w:p>
-            <w:pPr>
-              <w:pStyle w:val="Compact"/>
-              <w:jc w:val="center"/>
-            </w:pPr>
-            <w:r>
-              <w:rPr>
-                <w:rFonts w:hint="eastAsia" w:ascii="Times New Roman" w:hAnsi="Times New Roman" w:eastAsia="FangSong" w:cs="Times New Roman"/>
-              </w:rPr>
-              <w:t xml:space="preserve">能解释</w:t>
-            </w:r>
-            <w:r>
-              <w:rPr>
-                <w:rFonts w:ascii="Times New Roman" w:hAnsi="Times New Roman" w:eastAsia="Times New Roman" w:cs="Times New Roman"/>
-              </w:rPr>
-              <w:t xml:space="preserve"> Ag</w:t>
-            </w:r>
-            <w:r>
-              <w:rPr>
-                <w:rFonts w:ascii="Times New Roman" w:hAnsi="Times New Roman" w:eastAsia="Times New Roman" w:cs="Times New Roman"/>
-                <w:vertAlign w:val="superscript"/>
-              </w:rPr>
-              <w:t>+</w:t>
-            </w:r>
-            <w:r>
-              <w:rPr>
-                <w:rFonts w:ascii="Times New Roman" w:hAnsi="Times New Roman" w:eastAsia="Times New Roman" w:cs="Times New Roman"/>
-              </w:rPr>
-              <w:t xml:space="preserve"> </w:t>
-            </w:r>
-            <w:r>
-              <w:rPr>
-                <w:rFonts w:hint="eastAsia" w:ascii="Times New Roman" w:hAnsi="Times New Roman" w:eastAsia="FangSong" w:cs="Times New Roman"/>
-              </w:rPr>
-              <w:t>氧化性适中</w:t>
-            </w:r>
-            <w:r>
-              <w:rPr>
-                <w:rFonts w:hint="eastAsia" w:ascii="Times New Roman" w:hAnsi="Times New Roman" w:eastAsia="Times New Roman" w:cs="Times New Roman"/>
-              </w:rPr>
-              <w:t>；</w:t>
-            </w:r>
-            <w:r>
-              <w:rPr>
-                <w:rFonts w:hint="eastAsia" w:ascii="Times New Roman" w:hAnsi="Times New Roman" w:eastAsia="FangSong" w:cs="Times New Roman"/>
-              </w:rPr>
-              <w:t>掌握卤化银</w:t>
-            </w:r>
-            <w:r>
-              <w:rPr>
-                <w:rFonts w:ascii="Times New Roman" w:hAnsi="Times New Roman" w:eastAsia="Times New Roman" w:cs="Times New Roman"/>
-              </w:rPr>
-              <w:t xml:space="preserve"> Ksp </w:t>
-            </w:r>
-            <w:r>
-              <w:rPr>
-                <w:rFonts w:hint="eastAsia" w:ascii="Times New Roman" w:hAnsi="Times New Roman" w:eastAsia="FangSong" w:cs="Times New Roman"/>
-              </w:rPr>
-              <w:t>顺序与溶解行为</w:t>
-            </w:r>
-            <w:r>
-              <w:rPr>
-                <w:rFonts w:hint="eastAsia" w:ascii="Times New Roman" w:hAnsi="Times New Roman" w:eastAsia="Times New Roman" w:cs="Times New Roman"/>
-              </w:rPr>
-              <w:t>（NH</w:t>
-            </w:r>
-            <w:r>
-              <w:rPr>
-                <w:rFonts w:hint="eastAsia" w:ascii="Times New Roman" w:hAnsi="Times New Roman" w:eastAsia="Times New Roman" w:cs="Times New Roman"/>
-                <w:vertAlign w:val="subscript"/>
-              </w:rPr>
-              <w:t>3</w:t>
-            </w:r>
-            <w:r>
-              <w:rPr>
-                <w:rFonts w:hint="eastAsia" w:ascii="Times New Roman" w:hAnsi="Times New Roman" w:eastAsia="Times New Roman" w:cs="Times New Roman"/>
-              </w:rPr>
-              <w:t>/S</w:t>
-            </w:r>
-            <w:r>
-              <w:rPr>
-                <w:rFonts w:hint="eastAsia" w:ascii="Times New Roman" w:hAnsi="Times New Roman" w:eastAsia="Times New Roman" w:cs="Times New Roman"/>
-                <w:vertAlign w:val="subscript"/>
-              </w:rPr>
-              <w:t>2</w:t>
-            </w:r>
-            <w:r>
-              <w:rPr>
-                <w:rFonts w:hint="eastAsia" w:ascii="Times New Roman" w:hAnsi="Times New Roman" w:eastAsia="Times New Roman" w:cs="Times New Roman"/>
-              </w:rPr>
-              <w:t>O</w:t>
-            </w:r>
-            <w:r>
-              <w:rPr>
-                <w:rFonts w:hint="eastAsia" w:ascii="Times New Roman" w:hAnsi="Times New Roman" w:eastAsia="Times New Roman" w:cs="Times New Roman"/>
-                <w:vertAlign w:val="subscript"/>
-              </w:rPr>
-              <w:t>3</w:t>
-            </w:r>
-            <w:r>
-              <w:rPr>
-                <w:rFonts w:hint="eastAsia" w:ascii="Times New Roman" w:hAnsi="Times New Roman" w:eastAsia="Times New Roman" w:cs="Times New Roman"/>
-                <w:vertAlign w:val="superscript"/>
-              </w:rPr>
-              <w:t>2-</w:t>
-            </w:r>
-            <w:r>
-              <w:rPr>
-                <w:rFonts w:hint="eastAsia" w:ascii="Times New Roman" w:hAnsi="Times New Roman" w:eastAsia="Times New Roman" w:cs="Times New Roman"/>
-              </w:rPr>
-              <w:t>）；</w:t>
-            </w:r>
-            <w:r>
-              <w:rPr>
-                <w:rFonts w:hint="eastAsia" w:ascii="Times New Roman" w:hAnsi="Times New Roman" w:eastAsia="FangSong" w:cs="Times New Roman"/>
-              </w:rPr>
-              <w:t>写银镜反应</w:t>
-            </w:r>
-          </w:p>
-        </w:tc>
-      </w:tr>
-      <w:tr>
-        <w:tc>
-          <w:tcPr/>
-          <w:p>
-            <w:pPr>
-              <w:pStyle w:val="Compact"/>
-              <w:jc w:val="center"/>
-            </w:pPr>
-            <w:r>
-              <w:rPr>
-                <w:rFonts w:ascii="Times New Roman" w:hAnsi="Times New Roman" w:eastAsia="Times New Roman" w:cs="Times New Roman"/>
-              </w:rPr>
-              <w:t xml:space="preserve">§13 </w:t>
-            </w:r>
-            <w:r>
-              <w:rPr>
-                <w:rFonts w:hint="eastAsia" w:ascii="Times New Roman" w:hAnsi="Times New Roman" w:eastAsia="FangSong" w:cs="Times New Roman"/>
-              </w:rPr>
-              <w:t xml:space="preserve">元素化学</w:t>
-            </w:r>
-            <w:r>
-              <w:rPr>
-                <w:rFonts w:ascii="Times New Roman" w:hAnsi="Times New Roman" w:eastAsia="Times New Roman" w:cs="Times New Roman"/>
-              </w:rPr>
-              <w:t xml:space="preserve"> · </w:t>
-            </w:r>
-            <w:r>
-              <w:rPr>
-                <w:rFonts w:hint="eastAsia" w:ascii="Times New Roman" w:hAnsi="Times New Roman" w:eastAsia="FangSong" w:cs="Times New Roman"/>
-              </w:rPr>
-              <w:t xml:space="preserve">金与王水</w:t>
-            </w:r>
-          </w:p>
-        </w:tc>
-        <w:tc>
-          <w:tcPr/>
-          <w:p>
-            <w:pPr>
-              <w:pStyle w:val="Compact"/>
-              <w:jc w:val="center"/>
-            </w:pPr>
-            <w:r>
-              <w:rPr>
-                <w:rFonts w:hint="eastAsia" w:ascii="Times New Roman" w:hAnsi="Times New Roman" w:eastAsia="FangSong" w:cs="Times New Roman"/>
-              </w:rPr>
-              <w:t>能写王水溶金方程式</w:t>
-            </w:r>
-            <w:r>
-              <w:rPr>
-                <w:rFonts w:hint="eastAsia" w:ascii="Times New Roman" w:hAnsi="Times New Roman" w:eastAsia="Times New Roman" w:cs="Times New Roman"/>
-              </w:rPr>
-              <w:t>，</w:t>
-            </w:r>
-            <w:r>
-              <w:rPr>
-                <w:rFonts w:hint="eastAsia" w:ascii="Times New Roman" w:hAnsi="Times New Roman" w:eastAsia="FangSong" w:cs="Times New Roman"/>
-              </w:rPr>
-              <w:t>解释</w:t>
-            </w:r>
-            <w:r>
-              <w:rPr>
-                <w:rFonts w:hint="eastAsia" w:ascii="Times New Roman" w:hAnsi="Times New Roman" w:eastAsia="Times New Roman" w:cs="Times New Roman"/>
-              </w:rPr>
-              <w:t>「</w:t>
-            </w:r>
-            <w:r>
-              <w:rPr>
-                <w:rFonts w:hint="eastAsia" w:ascii="Times New Roman" w:hAnsi="Times New Roman" w:eastAsia="FangSong" w:cs="Times New Roman"/>
-              </w:rPr>
-              <w:t>氧化</w:t>
-            </w:r>
-            <w:r>
-              <w:rPr>
-                <w:rFonts w:ascii="Times New Roman" w:hAnsi="Times New Roman" w:eastAsia="Times New Roman" w:cs="Times New Roman"/>
-              </w:rPr>
-              <w:t xml:space="preserve"> + </w:t>
-            </w:r>
-            <w:r>
-              <w:rPr>
-                <w:rFonts w:hint="eastAsia" w:ascii="Times New Roman" w:hAnsi="Times New Roman" w:eastAsia="FangSong" w:cs="Times New Roman"/>
-              </w:rPr>
-              <w:t>配位</w:t>
-            </w:r>
-            <w:r>
-              <w:rPr>
-                <w:rFonts w:hint="eastAsia" w:ascii="Times New Roman" w:hAnsi="Times New Roman" w:eastAsia="Times New Roman" w:cs="Times New Roman"/>
-              </w:rPr>
-              <w:t>」</w:t>
-            </w:r>
-            <w:r>
-              <w:rPr>
-                <w:rFonts w:hint="eastAsia" w:ascii="Times New Roman" w:hAnsi="Times New Roman" w:eastAsia="FangSong" w:cs="Times New Roman"/>
-              </w:rPr>
-              <w:t>双因素协同</w:t>
-            </w:r>
-            <w:r>
-              <w:rPr>
-                <w:rFonts w:hint="eastAsia" w:ascii="Times New Roman" w:hAnsi="Times New Roman" w:eastAsia="Times New Roman" w:cs="Times New Roman"/>
-              </w:rPr>
-              <w:t>；</w:t>
-            </w:r>
-            <w:r>
-              <w:rPr>
-                <w:rFonts w:hint="eastAsia" w:ascii="Times New Roman" w:hAnsi="Times New Roman" w:eastAsia="FangSong" w:cs="Times New Roman"/>
-              </w:rPr>
-              <w:t>判断</w:t>
-            </w:r>
-            <w:r>
-              <w:rPr>
-                <w:rFonts w:ascii="Times New Roman" w:hAnsi="Times New Roman" w:eastAsia="Times New Roman" w:cs="Times New Roman"/>
-              </w:rPr>
-              <w:t xml:space="preserve"> Au(III) </w:t>
-            </w:r>
-            <w:r>
-              <w:rPr>
-                <w:rFonts w:hint="eastAsia" w:ascii="Times New Roman" w:hAnsi="Times New Roman" w:eastAsia="FangSong" w:cs="Times New Roman"/>
-              </w:rPr>
-              <w:t xml:space="preserve">平面正方形</w:t>
-            </w:r>
-          </w:p>
-        </w:tc>
-      </w:tr>
-      <w:tr>
-        <w:tc>
-          <w:tcPr/>
-          <w:p>
-            <w:pPr>
-              <w:pStyle w:val="Compact"/>
-              <w:jc w:val="center"/>
-            </w:pPr>
-            <w:r>
-              <w:rPr>
-                <w:rFonts w:ascii="Times New Roman" w:hAnsi="Times New Roman" w:eastAsia="Times New Roman" w:cs="Times New Roman"/>
-              </w:rPr>
-              <w:t xml:space="preserve">§13 </w:t>
-            </w:r>
-            <w:r>
-              <w:rPr>
-                <w:rFonts w:hint="eastAsia" w:ascii="Times New Roman" w:hAnsi="Times New Roman" w:eastAsia="FangSong" w:cs="Times New Roman"/>
-              </w:rPr>
-              <w:t xml:space="preserve">元素化学</w:t>
-            </w:r>
-            <w:r>
-              <w:rPr>
-                <w:rFonts w:ascii="Times New Roman" w:hAnsi="Times New Roman" w:eastAsia="Times New Roman" w:cs="Times New Roman"/>
-              </w:rPr>
-              <w:t xml:space="preserve"> · </w:t>
-            </w:r>
-            <w:r>
-              <w:rPr>
-                <w:rFonts w:hint="eastAsia" w:ascii="Times New Roman" w:hAnsi="Times New Roman" w:eastAsia="FangSong" w:cs="Times New Roman"/>
-              </w:rPr>
-              <w:t xml:space="preserve">汞的电势图与毒性</w:t>
-            </w:r>
-          </w:p>
-        </w:tc>
-        <w:tc>
-          <w:tcPr/>
-          <w:p>
-            <w:pPr>
-              <w:pStyle w:val="Compact"/>
-              <w:jc w:val="center"/>
-            </w:pPr>
-            <w:r>
-              <w:rPr>
-                <w:rFonts w:hint="eastAsia" w:ascii="Times New Roman" w:hAnsi="Times New Roman" w:eastAsia="FangSong" w:cs="Times New Roman"/>
-              </w:rPr>
-              <w:t xml:space="preserve">能写</w:t>
-            </w:r>
-            <w:r>
-              <w:rPr>
-                <w:rFonts w:ascii="Times New Roman" w:hAnsi="Times New Roman" w:eastAsia="Times New Roman" w:cs="Times New Roman"/>
-              </w:rPr>
-              <w:t xml:space="preserve"> Hg</w:t>
-            </w:r>
-            <w:r>
-              <w:rPr>
-                <w:rFonts w:ascii="Times New Roman" w:hAnsi="Times New Roman" w:eastAsia="Times New Roman" w:cs="Times New Roman"/>
-                <w:vertAlign w:val="subscript"/>
-              </w:rPr>
-              <w:t>2</w:t>
-            </w:r>
-            <w:r>
-              <w:rPr>
-                <w:rFonts w:ascii="Times New Roman" w:hAnsi="Times New Roman" w:eastAsia="Times New Roman" w:cs="Times New Roman"/>
-                <w:vertAlign w:val="superscript"/>
-              </w:rPr>
-              <w:t>2+</w:t>
-            </w:r>
-            <w:r>
-              <w:rPr>
-                <w:rFonts w:ascii="Times New Roman" w:hAnsi="Times New Roman" w:eastAsia="Times New Roman" w:cs="Times New Roman"/>
-              </w:rPr>
-              <w:t xml:space="preserve"> </w:t>
-            </w:r>
-            <w:r>
-              <w:rPr>
-                <w:rFonts w:hint="eastAsia" w:ascii="Times New Roman" w:hAnsi="Times New Roman" w:eastAsia="FangSong" w:cs="Times New Roman"/>
-              </w:rPr>
-              <w:t>双核结构</w:t>
-            </w:r>
-            <w:r>
-              <w:rPr>
-                <w:rFonts w:hint="eastAsia" w:ascii="Times New Roman" w:hAnsi="Times New Roman" w:eastAsia="Times New Roman" w:cs="Times New Roman"/>
-              </w:rPr>
-              <w:t>；</w:t>
-            </w:r>
-            <w:r>
-              <w:rPr>
-                <w:rFonts w:hint="eastAsia" w:ascii="Times New Roman" w:hAnsi="Times New Roman" w:eastAsia="FangSong" w:cs="Times New Roman"/>
-              </w:rPr>
-              <w:t>用电势图对比</w:t>
-            </w:r>
-            <w:r>
-              <w:rPr>
-                <w:rFonts w:ascii="Times New Roman" w:hAnsi="Times New Roman" w:eastAsia="Times New Roman" w:cs="Times New Roman"/>
-              </w:rPr>
-              <w:t xml:space="preserve"> Cu</w:t>
-            </w:r>
-            <w:r>
-              <w:rPr>
-                <w:rFonts w:ascii="Times New Roman" w:hAnsi="Times New Roman" w:eastAsia="Times New Roman" w:cs="Times New Roman"/>
-                <w:vertAlign w:val="superscript"/>
-              </w:rPr>
-              <w:t>+</w:t>
-            </w:r>
-            <w:r>
-              <w:rPr>
-                <w:rFonts w:ascii="Times New Roman" w:hAnsi="Times New Roman" w:eastAsia="Times New Roman" w:cs="Times New Roman"/>
-              </w:rPr>
-              <w:t xml:space="preserve"> </w:t>
-            </w:r>
-            <w:r>
-              <w:rPr>
-                <w:rFonts w:hint="eastAsia" w:ascii="Times New Roman" w:hAnsi="Times New Roman" w:eastAsia="FangSong" w:cs="Times New Roman"/>
-              </w:rPr>
-              <w:t xml:space="preserve">歧化</w:t>
-            </w:r>
-            <w:r>
-              <w:rPr>
-                <w:rFonts w:ascii="Times New Roman" w:hAnsi="Times New Roman" w:eastAsia="Times New Roman" w:cs="Times New Roman"/>
-              </w:rPr>
-              <w:t xml:space="preserve"> vs Hg</w:t>
-            </w:r>
-            <w:r>
-              <w:rPr>
-                <w:rFonts w:ascii="Times New Roman" w:hAnsi="Times New Roman" w:eastAsia="Times New Roman" w:cs="Times New Roman"/>
-                <w:vertAlign w:val="subscript"/>
-              </w:rPr>
-              <w:t>2</w:t>
-            </w:r>
-            <w:r>
-              <w:rPr>
-                <w:rFonts w:ascii="Times New Roman" w:hAnsi="Times New Roman" w:eastAsia="Times New Roman" w:cs="Times New Roman"/>
-                <w:vertAlign w:val="superscript"/>
-              </w:rPr>
-              <w:t>2+</w:t>
-            </w:r>
-            <w:r>
-              <w:rPr>
-                <w:rFonts w:ascii="Times New Roman" w:hAnsi="Times New Roman" w:eastAsia="Times New Roman" w:cs="Times New Roman"/>
-              </w:rPr>
-              <w:t xml:space="preserve"> </w:t>
-            </w:r>
-            <w:r>
-              <w:rPr>
-                <w:rFonts w:hint="eastAsia" w:ascii="Times New Roman" w:hAnsi="Times New Roman" w:eastAsia="FangSong" w:cs="Times New Roman"/>
-              </w:rPr>
-              <w:t>不歧化</w:t>
-            </w:r>
-            <w:r>
-              <w:rPr>
-                <w:rFonts w:hint="eastAsia" w:ascii="Times New Roman" w:hAnsi="Times New Roman" w:eastAsia="Times New Roman" w:cs="Times New Roman"/>
-              </w:rPr>
-              <w:t>；</w:t>
-            </w:r>
-            <w:r>
-              <w:rPr>
-                <w:rFonts w:hint="eastAsia" w:ascii="Times New Roman" w:hAnsi="Times New Roman" w:eastAsia="FangSong" w:cs="Times New Roman"/>
-              </w:rPr>
-              <w:t>掌握甘汞鉴定与毒性</w:t>
-            </w:r>
-          </w:p>
-        </w:tc>
-      </w:tr>
-      <w:tr>
-        <w:tc>
-          <w:tcPr/>
-          <w:p>
-            <w:pPr>
-              <w:pStyle w:val="Compact"/>
-              <w:jc w:val="center"/>
-            </w:pPr>
-            <w:r>
-              <w:rPr>
-                <w:rFonts w:ascii="Times New Roman" w:hAnsi="Times New Roman" w:eastAsia="Times New Roman" w:cs="Times New Roman"/>
-              </w:rPr>
-              <w:t xml:space="preserve">§13 </w:t>
-            </w:r>
-            <w:r>
-              <w:rPr>
-                <w:rFonts w:hint="eastAsia" w:ascii="Times New Roman" w:hAnsi="Times New Roman" w:eastAsia="FangSong" w:cs="Times New Roman"/>
-              </w:rPr>
-              <w:t xml:space="preserve">元素化学</w:t>
-            </w:r>
-            <w:r>
-              <w:rPr>
-                <w:rFonts w:ascii="Times New Roman" w:hAnsi="Times New Roman" w:eastAsia="Times New Roman" w:cs="Times New Roman"/>
-              </w:rPr>
-              <w:t xml:space="preserve"> · </w:t>
-            </w:r>
-            <w:r>
-              <w:rPr>
-                <w:rFonts w:hint="eastAsia" w:ascii="Times New Roman" w:hAnsi="Times New Roman" w:eastAsia="FangSong" w:cs="Times New Roman"/>
-              </w:rPr>
-              <w:t xml:space="preserve">同多酸与杂多酸</w:t>
-            </w:r>
-          </w:p>
-        </w:tc>
-        <w:tc>
-          <w:tcPr/>
-          <w:p>
-            <w:pPr>
-              <w:pStyle w:val="Compact"/>
-              <w:jc w:val="center"/>
-            </w:pPr>
-            <w:r>
-              <w:rPr>
-                <w:rFonts w:hint="eastAsia" w:ascii="Times New Roman" w:hAnsi="Times New Roman" w:eastAsia="FangSong" w:cs="Times New Roman"/>
-              </w:rPr>
-              <w:t>能区分同多酸与杂多酸</w:t>
-            </w:r>
-            <w:r>
-              <w:rPr>
-                <w:rFonts w:hint="eastAsia" w:ascii="Times New Roman" w:hAnsi="Times New Roman" w:eastAsia="Times New Roman" w:cs="Times New Roman"/>
-              </w:rPr>
-              <w:t>；</w:t>
-            </w:r>
-            <w:r>
-              <w:rPr>
-                <w:rFonts w:hint="eastAsia" w:ascii="Times New Roman" w:hAnsi="Times New Roman" w:eastAsia="FangSong" w:cs="Times New Roman"/>
-              </w:rPr>
-              <w:t>说清</w:t>
-            </w:r>
-            <w:r>
-              <w:rPr>
-                <w:rFonts w:hint="eastAsia" w:ascii="Times New Roman" w:hAnsi="Times New Roman" w:eastAsia="Times New Roman" w:cs="Times New Roman"/>
-              </w:rPr>
-              <w:t>「</w:t>
-            </w:r>
-            <w:r>
-              <w:rPr>
-                <w:rFonts w:hint="eastAsia" w:ascii="Times New Roman" w:hAnsi="Times New Roman" w:eastAsia="FangSong" w:cs="Times New Roman"/>
-              </w:rPr>
-              <w:t>酸性缩合</w:t>
-            </w:r>
-            <w:r>
-              <w:rPr>
-                <w:rFonts w:hint="eastAsia" w:ascii="Times New Roman" w:hAnsi="Times New Roman" w:eastAsia="Times New Roman" w:cs="Times New Roman"/>
-              </w:rPr>
-              <w:t>、</w:t>
-            </w:r>
-            <w:r>
-              <w:rPr>
-                <w:rFonts w:hint="eastAsia" w:ascii="Times New Roman" w:hAnsi="Times New Roman" w:eastAsia="FangSong" w:cs="Times New Roman"/>
-              </w:rPr>
-              <w:t>碱性解聚</w:t>
-            </w:r>
-            <w:r>
-              <w:rPr>
-                <w:rFonts w:hint="eastAsia" w:ascii="Times New Roman" w:hAnsi="Times New Roman" w:eastAsia="Times New Roman" w:cs="Times New Roman"/>
-              </w:rPr>
-              <w:t>」；</w:t>
-            </w:r>
-            <w:r>
-              <w:rPr>
-                <w:rFonts w:hint="eastAsia" w:ascii="Times New Roman" w:hAnsi="Times New Roman" w:eastAsia="FangSong" w:cs="Times New Roman"/>
-              </w:rPr>
-              <w:t>举</w:t>
-            </w:r>
-            <w:r>
-              <w:rPr>
-                <w:rFonts w:ascii="Times New Roman" w:hAnsi="Times New Roman" w:eastAsia="Times New Roman" w:cs="Times New Roman"/>
-              </w:rPr>
-              <w:t xml:space="preserve"> Mo/W </w:t>
-            </w:r>
-            <w:r>
-              <w:rPr>
-                <w:rFonts w:hint="eastAsia" w:ascii="Times New Roman" w:hAnsi="Times New Roman" w:eastAsia="FangSong" w:cs="Times New Roman"/>
-              </w:rPr>
-              <w:t xml:space="preserve">催化应用</w:t>
-            </w:r>
-          </w:p>
-        </w:tc>
-      </w:tr>
-      <w:tr>
-        <w:tc>
-          <w:tcPr/>
-          <w:p>
-            <w:pPr>
-              <w:pStyle w:val="Compact"/>
-              <w:jc w:val="center"/>
-            </w:pPr>
-            <w:r>
-              <w:rPr>
-                <w:rFonts w:ascii="Times New Roman" w:hAnsi="Times New Roman" w:eastAsia="Times New Roman" w:cs="Times New Roman"/>
-              </w:rPr>
-              <w:t xml:space="preserve">§13 </w:t>
-            </w:r>
-            <w:r>
-              <w:rPr>
-                <w:rFonts w:hint="eastAsia" w:ascii="Times New Roman" w:hAnsi="Times New Roman" w:eastAsia="FangSong" w:cs="Times New Roman"/>
-              </w:rPr>
-              <w:t xml:space="preserve">元素化学</w:t>
-            </w:r>
-            <w:r>
-              <w:rPr>
-                <w:rFonts w:ascii="Times New Roman" w:hAnsi="Times New Roman" w:eastAsia="Times New Roman" w:cs="Times New Roman"/>
-              </w:rPr>
-              <w:t xml:space="preserve"> · ds </w:t>
-            </w:r>
-            <w:r>
-              <w:rPr>
-                <w:rFonts w:hint="eastAsia" w:ascii="Times New Roman" w:hAnsi="Times New Roman" w:eastAsia="FangSong" w:cs="Times New Roman"/>
-              </w:rPr>
-              <w:t xml:space="preserve">区推断信号</w:t>
-            </w:r>
-          </w:p>
-        </w:tc>
-        <w:tc>
-          <w:tcPr/>
-          <w:p>
-            <w:pPr>
-              <w:pStyle w:val="Compact"/>
-              <w:jc w:val="center"/>
-            </w:pPr>
-            <w:r>
-              <w:rPr>
-                <w:rFonts w:hint="eastAsia" w:ascii="Times New Roman" w:hAnsi="Times New Roman" w:eastAsia="FangSong" w:cs="Times New Roman"/>
-              </w:rPr>
-              <w:t xml:space="preserve">能用</w:t>
-            </w:r>
-            <w:r>
-              <w:rPr>
-                <w:rFonts w:ascii="Times New Roman" w:hAnsi="Times New Roman" w:eastAsia="Times New Roman" w:cs="Times New Roman"/>
-              </w:rPr>
-              <w:t xml:space="preserve"> AgCl vs Hg</w:t>
-            </w:r>
-            <w:r>
-              <w:rPr>
-                <w:rFonts w:ascii="Times New Roman" w:hAnsi="Times New Roman" w:eastAsia="Times New Roman" w:cs="Times New Roman"/>
-                <w:vertAlign w:val="subscript"/>
-              </w:rPr>
-              <w:t>2</w:t>
-            </w:r>
-            <w:r>
-              <w:rPr>
-                <w:rFonts w:ascii="Times New Roman" w:hAnsi="Times New Roman" w:eastAsia="Times New Roman" w:cs="Times New Roman"/>
-              </w:rPr>
-              <w:t>Cl</w:t>
-            </w:r>
-            <w:r>
-              <w:rPr>
-                <w:rFonts w:ascii="Times New Roman" w:hAnsi="Times New Roman" w:eastAsia="Times New Roman" w:cs="Times New Roman"/>
-                <w:vertAlign w:val="subscript"/>
-              </w:rPr>
-              <w:t>2</w:t>
-            </w:r>
-            <w:r>
-              <w:rPr>
-                <w:rFonts w:ascii="Times New Roman" w:hAnsi="Times New Roman" w:eastAsia="Times New Roman" w:cs="Times New Roman"/>
-              </w:rPr>
-              <w:t xml:space="preserve"> </w:t>
-            </w:r>
-            <w:r>
-              <w:rPr>
-                <w:rFonts w:hint="eastAsia" w:ascii="Times New Roman" w:hAnsi="Times New Roman" w:eastAsia="FangSong" w:cs="Times New Roman"/>
-              </w:rPr>
-              <w:t>加氨水区分</w:t>
-            </w:r>
-            <w:r>
-              <w:rPr>
-                <w:rFonts w:hint="eastAsia" w:ascii="Times New Roman" w:hAnsi="Times New Roman" w:eastAsia="Times New Roman" w:cs="Times New Roman"/>
-              </w:rPr>
-              <w:t>、HgI</w:t>
-            </w:r>
-            <w:r>
-              <w:rPr>
-                <w:rFonts w:hint="eastAsia" w:ascii="Times New Roman" w:hAnsi="Times New Roman" w:eastAsia="Times New Roman" w:cs="Times New Roman"/>
-                <w:vertAlign w:val="subscript"/>
-              </w:rPr>
-              <w:t>2</w:t>
-            </w:r>
-            <w:r>
-              <w:rPr>
-                <w:rFonts w:ascii="Times New Roman" w:hAnsi="Times New Roman" w:eastAsia="Times New Roman" w:cs="Times New Roman"/>
-              </w:rPr>
-              <w:t xml:space="preserve"> </w:t>
-            </w:r>
-            <w:r>
-              <w:rPr>
-                <w:rFonts w:hint="eastAsia" w:ascii="Times New Roman" w:hAnsi="Times New Roman" w:eastAsia="FangSong" w:cs="Times New Roman"/>
-              </w:rPr>
-              <w:t xml:space="preserve">过量</w:t>
-            </w:r>
-            <w:r>
-              <w:rPr>
-                <w:rFonts w:ascii="Times New Roman" w:hAnsi="Times New Roman" w:eastAsia="Times New Roman" w:cs="Times New Roman"/>
-              </w:rPr>
-              <w:t xml:space="preserve"> I</w:t>
-            </w:r>
-            <w:r>
-              <w:rPr>
-                <w:rFonts w:ascii="Times New Roman" w:hAnsi="Times New Roman" w:eastAsia="Times New Roman" w:cs="Times New Roman"/>
-                <w:vertAlign w:val="superscript"/>
-              </w:rPr>
-              <w:t>-</w:t>
-            </w:r>
-            <w:r>
-              <w:rPr>
-                <w:rFonts w:ascii="Times New Roman" w:hAnsi="Times New Roman" w:eastAsia="Times New Roman" w:cs="Times New Roman"/>
-              </w:rPr>
-              <w:t xml:space="preserve"> </w:t>
-            </w:r>
-            <w:r>
-              <w:rPr>
-                <w:rFonts w:hint="eastAsia" w:ascii="Times New Roman" w:hAnsi="Times New Roman" w:eastAsia="FangSong" w:cs="Times New Roman"/>
-              </w:rPr>
-              <w:t>溶解</w:t>
-            </w:r>
-            <w:r>
-              <w:rPr>
-                <w:rFonts w:hint="eastAsia" w:ascii="Times New Roman" w:hAnsi="Times New Roman" w:eastAsia="Times New Roman" w:cs="Times New Roman"/>
-              </w:rPr>
-              <w:t>、</w:t>
-            </w:r>
-            <w:r>
-              <w:rPr>
-                <w:rFonts w:hint="eastAsia" w:ascii="Times New Roman" w:hAnsi="Times New Roman" w:eastAsia="FangSong" w:cs="Times New Roman"/>
-              </w:rPr>
-              <w:t>王水溶金等信号处理</w:t>
-            </w:r>
-            <w:r>
-              <w:rPr>
-                <w:rFonts w:ascii="Times New Roman" w:hAnsi="Times New Roman" w:eastAsia="Times New Roman" w:cs="Times New Roman"/>
-              </w:rPr>
-              <w:t xml:space="preserve"> ds </w:t>
-            </w:r>
-            <w:r>
-              <w:rPr>
-                <w:rFonts w:hint="eastAsia" w:ascii="Times New Roman" w:hAnsi="Times New Roman" w:eastAsia="FangSong" w:cs="Times New Roman"/>
-              </w:rPr>
-              <w:t xml:space="preserve">区推断题</w:t>
-            </w:r>
-          </w:p>
-        </w:tc>
-      </w:tr>
-      <w:tr>
-        <w:tc>
-          <w:tcPr/>
-          <w:p>
-            <w:pPr>
-              <w:pStyle w:val="Compact"/>
-              <w:jc w:val="center"/>
-            </w:pPr>
-            <w:r>
-              <w:rPr>
-                <w:rFonts w:ascii="Times New Roman" w:hAnsi="Times New Roman" w:eastAsia="Times New Roman" w:cs="Times New Roman"/>
-              </w:rPr>
-              <w:t xml:space="preserve">§13 </w:t>
-            </w:r>
-            <w:r>
-              <w:rPr>
-                <w:rFonts w:hint="eastAsia" w:ascii="Times New Roman" w:hAnsi="Times New Roman" w:eastAsia="FangSong" w:cs="Times New Roman"/>
-              </w:rPr>
-              <w:t xml:space="preserve">元素化学</w:t>
-            </w:r>
-            <w:r>
-              <w:rPr>
-                <w:rFonts w:ascii="Times New Roman" w:hAnsi="Times New Roman" w:eastAsia="Times New Roman" w:cs="Times New Roman"/>
-              </w:rPr>
-              <w:t xml:space="preserve"> · </w:t>
-            </w:r>
-            <w:r>
-              <w:rPr>
-                <w:rFonts w:hint="eastAsia" w:ascii="Times New Roman" w:hAnsi="Times New Roman" w:eastAsia="FangSong" w:cs="Times New Roman"/>
-              </w:rPr>
-              <w:t xml:space="preserve">纵向递变</w:t>
-            </w:r>
-          </w:p>
-        </w:tc>
-        <w:tc>
-          <w:tcPr/>
-          <w:p>
-            <w:pPr>
-              <w:pStyle w:val="Compact"/>
-              <w:jc w:val="center"/>
-            </w:pPr>
-            <w:r>
-              <w:rPr>
-                <w:rFonts w:hint="eastAsia" w:ascii="Times New Roman" w:hAnsi="Times New Roman" w:eastAsia="FangSong" w:cs="Times New Roman"/>
-              </w:rPr>
-              <w:t xml:space="preserve">能沿</w:t>
-            </w:r>
-            <w:r>
-              <w:rPr>
-                <w:rFonts w:ascii="Times New Roman" w:hAnsi="Times New Roman" w:eastAsia="Times New Roman" w:cs="Times New Roman"/>
-              </w:rPr>
-              <w:t xml:space="preserve"> Cu→Ag→Au </w:t>
-            </w:r>
-            <w:r>
-              <w:rPr>
-                <w:rFonts w:hint="eastAsia" w:ascii="Times New Roman" w:hAnsi="Times New Roman" w:eastAsia="FangSong" w:cs="Times New Roman"/>
-              </w:rPr>
-              <w:t>推惰性递增</w:t>
-            </w:r>
-            <w:r>
-              <w:rPr>
-                <w:rFonts w:hint="eastAsia" w:ascii="Times New Roman" w:hAnsi="Times New Roman" w:eastAsia="Times New Roman" w:cs="Times New Roman"/>
-              </w:rPr>
-              <w:t>；</w:t>
-            </w:r>
-            <w:r>
-              <w:rPr>
-                <w:rFonts w:hint="eastAsia" w:ascii="Times New Roman" w:hAnsi="Times New Roman" w:eastAsia="FangSong" w:cs="Times New Roman"/>
-              </w:rPr>
-              <w:t>沿</w:t>
-            </w:r>
-            <w:r>
-              <w:rPr>
-                <w:rFonts w:ascii="Times New Roman" w:hAnsi="Times New Roman" w:eastAsia="Times New Roman" w:cs="Times New Roman"/>
-              </w:rPr>
-              <w:t xml:space="preserve"> Cr→Mo→W </w:t>
-            </w:r>
-            <w:r>
-              <w:rPr>
-                <w:rFonts w:hint="eastAsia" w:ascii="Times New Roman" w:hAnsi="Times New Roman" w:eastAsia="FangSong" w:cs="Times New Roman"/>
-              </w:rPr>
-              <w:t xml:space="preserve">推多酸规模递增</w:t>
-            </w:r>
-          </w:p>
-        </w:tc>
-      </w:tr>
-    </w:tbl>
-    <w:p>
-      <w:pPr>
-        <w:spacing w:before="160" w:after="80"/>
-      </w:pPr>
-      <w:r>
-        <w:pict>
-          <v:rect style="width:0;height:1.5pt" o:hralign="center" o:hrstd="t" o:hr="t"/>
-        </w:pict>
-      </w:r>
-    </w:p>
-    <w:bookmarkEnd w:id="9"/>
-    <w:bookmarkStart w:id="16" w:name="ds-区与-vib-族定位"/>
-    <w:p>
-      <w:pPr>
-        <w:pStyle w:val="Heading2"/>
-        <w:spacing w:before="280" w:after="120"/>
-      </w:pPr>
-      <w:r>
-        <w:rPr>
-          <w:rFonts w:ascii="Times New Roman" w:hAnsi="Times New Roman" w:eastAsia="Times New Roman" w:cs="Times New Roman"/>
-        </w:rPr>
-        <w:t xml:space="preserve">§1 ds </w:t>
-      </w:r>
-      <w:r>
-        <w:rPr>
-          <w:rFonts w:hint="eastAsia" w:ascii="Times New Roman" w:hAnsi="Times New Roman" w:eastAsia="SimHei" w:cs="Times New Roman"/>
-        </w:rPr>
-        <w:t xml:space="preserve">区与</w:t>
-      </w:r>
-      <w:r>
-        <w:rPr>
-          <w:rFonts w:ascii="Times New Roman" w:hAnsi="Times New Roman" w:eastAsia="Times New Roman" w:cs="Times New Roman"/>
-        </w:rPr>
-        <w:t xml:space="preserve"> VIB </w:t>
-      </w:r>
-      <w:r>
-        <w:rPr>
-          <w:rFonts w:hint="eastAsia" w:ascii="Times New Roman" w:hAnsi="Times New Roman" w:eastAsia="SimHei" w:cs="Times New Roman"/>
-        </w:rPr>
-        <w:t xml:space="preserve">族定位</w:t>
-      </w:r>
-    </w:p>
-    <w:bookmarkStart w:id="10" w:name="ds-区ibiib通性"/>
+    <w:bookmarkStart w:id="9" w:name="ds-区ibiib通性"/>
     <w:p>
       <w:pPr>
         <w:pStyle w:val="Heading3"/>
@@ -1881,8 +825,8 @@
         <w:t>。</w:t>
       </w:r>
     </w:p>
-    <w:bookmarkEnd w:id="10"/>
-    <w:bookmarkStart w:id="11" w:name="ib-vs-ia-的根本差异族间对比"/>
+    <w:bookmarkEnd w:id="9"/>
+    <w:bookmarkStart w:id="10" w:name="ib-vs-ia-的根本差异族间对比"/>
     <w:p>
       <w:pPr>
         <w:pStyle w:val="Heading3"/>
@@ -2637,8 +1581,8 @@
         <w:t>。</w:t>
       </w:r>
     </w:p>
-    <w:bookmarkEnd w:id="11"/>
-    <w:bookmarkStart w:id="15" w:name="vib-族crmow多酸化学的基础"/>
+    <w:bookmarkEnd w:id="10"/>
+    <w:bookmarkStart w:id="14" w:name="vib-族crmow多酸化学的基础"/>
     <w:p>
       <w:pPr>
         <w:pStyle w:val="Heading3"/>
@@ -3533,18 +2477,18 @@
           <wp:inline>
             <wp:extent cx="2667000" cy="1581609"/>
             <wp:effectExtent b="0" l="0" r="0" t="0"/>
-            <wp:docPr descr="" title="" id="13" name="Picture"/>
+            <wp:docPr descr="" title="" id="12" name="Picture"/>
             <a:graphic>
               <a:graphicData uri="http://schemas.openxmlformats.org/drawingml/2006/picture">
                 <pic:pic>
                   <pic:nvPicPr>
-                    <pic:cNvPr descr="0c0d6b61c1493ba9ca81612d7256f60764ef59c95501e55ea306561974486732.jpg" id="14" name="Picture"/>
+                    <pic:cNvPr descr="0c0d6b61c1493ba9ca81612d7256f60764ef59c95501e55ea306561974486732.jpg" id="13" name="Picture"/>
                     <pic:cNvPicPr>
                       <a:picLocks noChangeArrowheads="1" noChangeAspect="1"/>
                     </pic:cNvPicPr>
                   </pic:nvPicPr>
                   <pic:blipFill>
-                    <a:blip r:embed="rId12"/>
+                    <a:blip r:embed="rId11"/>
                     <a:stretch>
                       <a:fillRect/>
                     </a:stretch>
@@ -3610,97 +2554,7 @@
         <w:rPr>
           <w:rFonts w:hint="eastAsia" w:ascii="Times New Roman" w:hAnsi="Times New Roman" w:eastAsia="FangSong" w:cs="Times New Roman"/>
         </w:rPr>
-        <w:t>过渡金属原子半径与镧系收缩效应对比曲线</w:t>
-      </w:r>
-      <w:r>
-        <w:rPr>
-          <w:rFonts w:hint="eastAsia" w:ascii="Times New Roman" w:hAnsi="Times New Roman" w:eastAsia="Times New Roman" w:cs="Times New Roman"/>
-        </w:rPr>
-        <w:t>——</w:t>
-      </w:r>
-      <w:r>
-        <w:rPr>
-          <w:rFonts w:hint="eastAsia" w:ascii="Times New Roman" w:hAnsi="Times New Roman" w:eastAsia="FangSong" w:cs="Times New Roman"/>
-        </w:rPr>
-        <w:t>由于</w:t>
-      </w:r>
-      <w:r>
-        <w:rPr>
-          <w:rFonts w:ascii="Times New Roman" w:hAnsi="Times New Roman" w:eastAsia="Times New Roman" w:cs="Times New Roman"/>
-        </w:rPr>
-        <w:t xml:space="preserve"> 4f </w:t>
-      </w:r>
-      <w:r>
-        <w:rPr>
-          <w:rFonts w:hint="eastAsia" w:ascii="Times New Roman" w:hAnsi="Times New Roman" w:eastAsia="FangSong" w:cs="Times New Roman"/>
-        </w:rPr>
-        <w:t xml:space="preserve">电子屏蔽不完全导致</w:t>
-      </w:r>
-      <w:r>
-        <w:rPr>
-          <w:rFonts w:ascii="Times New Roman" w:hAnsi="Times New Roman" w:eastAsia="Times New Roman" w:cs="Times New Roman"/>
-        </w:rPr>
-        <w:t xml:space="preserve"> 5d </w:t>
-      </w:r>
-      <w:r>
-        <w:rPr>
-          <w:rFonts w:hint="eastAsia" w:ascii="Times New Roman" w:hAnsi="Times New Roman" w:eastAsia="FangSong" w:cs="Times New Roman"/>
-        </w:rPr>
-        <w:t>元素半径异常收缩</w:t>
-      </w:r>
-      <w:r>
-        <w:rPr>
-          <w:rFonts w:hint="eastAsia" w:ascii="Times New Roman" w:hAnsi="Times New Roman" w:eastAsia="Times New Roman" w:cs="Times New Roman"/>
-        </w:rPr>
-        <w:t>，4d</w:t>
-      </w:r>
-      <w:r>
-        <w:rPr>
-          <w:rFonts w:ascii="Times New Roman" w:hAnsi="Times New Roman" w:eastAsia="Times New Roman" w:cs="Times New Roman"/>
-        </w:rPr>
-        <w:t xml:space="preserve"> </w:t>
-      </w:r>
-      <w:r>
-        <w:rPr>
-          <w:rFonts w:hint="eastAsia" w:ascii="Times New Roman" w:hAnsi="Times New Roman" w:eastAsia="FangSong" w:cs="Times New Roman"/>
-        </w:rPr>
-        <w:t xml:space="preserve">与</w:t>
-      </w:r>
-      <w:r>
-        <w:rPr>
-          <w:rFonts w:ascii="Times New Roman" w:hAnsi="Times New Roman" w:eastAsia="Times New Roman" w:cs="Times New Roman"/>
-        </w:rPr>
-        <w:t xml:space="preserve"> 5d </w:t>
-      </w:r>
-      <w:r>
-        <w:rPr>
-          <w:rFonts w:hint="eastAsia" w:ascii="Times New Roman" w:hAnsi="Times New Roman" w:eastAsia="FangSong" w:cs="Times New Roman"/>
-        </w:rPr>
-        <w:t>同族元素半径高度接近</w:t>
-      </w:r>
-      <w:r>
-        <w:rPr>
-          <w:rFonts w:hint="eastAsia" w:ascii="Times New Roman" w:hAnsi="Times New Roman" w:eastAsia="Times New Roman" w:cs="Times New Roman"/>
-        </w:rPr>
-        <w:t>（</w:t>
-      </w:r>
-      <w:r>
-        <w:rPr>
-          <w:rFonts w:hint="eastAsia" w:ascii="Times New Roman" w:hAnsi="Times New Roman" w:eastAsia="FangSong" w:cs="Times New Roman"/>
-        </w:rPr>
-        <w:t>如</w:t>
-      </w:r>
-      <w:r>
-        <w:rPr>
-          <w:rFonts w:ascii="Times New Roman" w:hAnsi="Times New Roman" w:eastAsia="Times New Roman" w:cs="Times New Roman"/>
-        </w:rPr>
-        <w:t xml:space="preserve"> </w:t>
-      </w:r>
-      <w:r>
-        <w:rPr>
-          <w:rFonts w:hint="eastAsia" w:ascii="Times New Roman" w:hAnsi="Times New Roman" w:eastAsia="Times New Roman" w:cs="Times New Roman"/>
-        </w:rPr>
-        <w:t xml:space="preserve">Zr/Hf、Nb/Ta、Mo/W）。</w:t>
+        <w:t xml:space="preserve">过渡金属原子半径与镧系收缩效应对比曲线</w:t>
       </w:r>
     </w:p>
     <w:p>
@@ -3713,9 +2567,9 @@
         </w:pict>
       </w:r>
     </w:p>
+    <w:bookmarkEnd w:id="14"/>
     <w:bookmarkEnd w:id="15"/>
-    <w:bookmarkEnd w:id="16"/>
-    <w:bookmarkStart w:id="27" w:name="银ag-化学与不歧化的特例"/>
+    <w:bookmarkStart w:id="26" w:name="银ag-化学与不歧化的特例"/>
     <w:p>
       <w:pPr>
         <w:pStyle w:val="Heading2"/>
@@ -3783,7 +2637,7 @@
         <w:t>的特例</w:t>
       </w:r>
     </w:p>
-    <w:bookmarkStart w:id="17" w:name="电子构型与氧化态"/>
+    <w:bookmarkStart w:id="16" w:name="电子构型与氧化态"/>
     <w:p>
       <w:pPr>
         <w:pStyle w:val="Heading3"/>
@@ -4349,8 +3203,8 @@
         <w:t>O。</w:t>
       </w:r>
     </w:p>
-    <w:bookmarkEnd w:id="17"/>
-    <w:bookmarkStart w:id="18" w:name="ag-为什么不歧化而-cu-歧化"/>
+    <w:bookmarkEnd w:id="16"/>
+    <w:bookmarkStart w:id="17" w:name="ag-为什么不歧化而-cu-歧化"/>
     <w:p>
       <w:pPr>
         <w:pStyle w:val="Heading3"/>
@@ -4966,8 +3820,8 @@
         <w:t>。</w:t>
       </w:r>
     </w:p>
-    <w:bookmarkEnd w:id="18"/>
-    <w:bookmarkStart w:id="19" w:name="卤化银ksp-顺序与溶解行为"/>
+    <w:bookmarkEnd w:id="17"/>
+    <w:bookmarkStart w:id="18" w:name="卤化银ksp-顺序与溶解行为"/>
     <w:p>
       <w:pPr>
         <w:pStyle w:val="Heading3"/>
@@ -6759,8 +5613,8 @@
         <w:t>。</w:t>
       </w:r>
     </w:p>
-    <w:bookmarkEnd w:id="19"/>
-    <w:bookmarkStart w:id="26" w:name="ag-的配位与银镜反应"/>
+    <w:bookmarkEnd w:id="18"/>
+    <w:bookmarkStart w:id="25" w:name="ag-的配位与银镜反应"/>
     <w:p>
       <w:pPr>
         <w:pStyle w:val="Heading3"/>
@@ -6844,904 +5698,912 @@
         </w:rPr>
         <w:t xml:space="preserve">：</w:t>
       </w:r>
-      <w:r>
-        <w:rPr>
-          <w:rFonts w:ascii="Times New Roman" w:hAnsi="Times New Roman" w:eastAsia="Times New Roman" w:cs="Times New Roman"/>
-        </w:rPr>
-        <w:t xml:space="preserve"> </w:t>
-      </w:r>
-      <w:r>
-        <w:rPr>
-          <w:rFonts w:ascii="Times New Roman" w:hAnsi="Times New Roman" w:eastAsia="Times New Roman" w:cs="Times New Roman"/>
-        </w:rPr>
-        <w:t>1. Ag</w:t>
-      </w:r>
-      <w:r>
-        <w:rPr>
-          <w:rFonts w:ascii="Times New Roman" w:hAnsi="Times New Roman" w:eastAsia="Times New Roman" w:cs="Times New Roman"/>
-          <w:vertAlign w:val="superscript"/>
-        </w:rPr>
-        <w:t>+</w:t>
-      </w:r>
-      <w:r>
-        <w:rPr>
-          <w:rFonts w:ascii="Times New Roman" w:hAnsi="Times New Roman" w:eastAsia="Times New Roman" w:cs="Times New Roman"/>
-        </w:rPr>
-        <w:t xml:space="preserve"> + NH</w:t>
-      </w:r>
-      <w:r>
-        <w:rPr>
-          <w:rFonts w:ascii="Times New Roman" w:hAnsi="Times New Roman" w:eastAsia="Times New Roman" w:cs="Times New Roman"/>
-          <w:vertAlign w:val="subscript"/>
-        </w:rPr>
-        <w:t>3</w:t>
-      </w:r>
-      <w:r>
-        <w:rPr>
-          <w:rFonts w:ascii="Times New Roman" w:hAnsi="Times New Roman" w:eastAsia="Times New Roman" w:cs="Times New Roman"/>
-        </w:rPr>
-        <w:t>·H</w:t>
-      </w:r>
-      <w:r>
-        <w:rPr>
-          <w:rFonts w:ascii="Times New Roman" w:hAnsi="Times New Roman" w:eastAsia="Times New Roman" w:cs="Times New Roman"/>
-          <w:vertAlign w:val="subscript"/>
-        </w:rPr>
-        <w:t>2</w:t>
-      </w:r>
-      <w:r>
-        <w:rPr>
-          <w:rFonts w:ascii="Times New Roman" w:hAnsi="Times New Roman" w:eastAsia="Times New Roman" w:cs="Times New Roman"/>
-        </w:rPr>
-        <w:t xml:space="preserve">O → </w:t>
-      </w:r>
-      <w:r>
-        <w:rPr>
-          <w:rFonts w:hint="eastAsia" w:ascii="Times New Roman" w:hAnsi="Times New Roman" w:eastAsia="Times New Roman" w:cs="Times New Roman"/>
-        </w:rPr>
-        <w:t>AgOH↓(</w:t>
-      </w:r>
-      <w:r>
-        <w:rPr>
-          <w:rFonts w:hint="eastAsia" w:ascii="Times New Roman" w:hAnsi="Times New Roman" w:eastAsia="FangSong" w:cs="Times New Roman"/>
-        </w:rPr>
-        <w:t>白</w:t>
-      </w:r>
-      <w:r>
-        <w:rPr>
-          <w:rFonts w:hint="eastAsia" w:ascii="Times New Roman" w:hAnsi="Times New Roman" w:eastAsia="Times New Roman" w:cs="Times New Roman"/>
-        </w:rPr>
-        <w:t>)</w:t>
-      </w:r>
-      <w:r>
-        <w:rPr>
-          <w:rFonts w:ascii="Times New Roman" w:hAnsi="Times New Roman" w:eastAsia="Times New Roman" w:cs="Times New Roman"/>
-        </w:rPr>
-        <w:t xml:space="preserve"> + NH</w:t>
-      </w:r>
-      <w:r>
-        <w:rPr>
-          <w:rFonts w:ascii="Times New Roman" w:hAnsi="Times New Roman" w:eastAsia="Times New Roman" w:cs="Times New Roman"/>
-          <w:vertAlign w:val="subscript"/>
-        </w:rPr>
-        <w:t>4</w:t>
-      </w:r>
-      <w:r>
-        <w:rPr>
-          <w:rFonts w:ascii="Times New Roman" w:hAnsi="Times New Roman" w:eastAsia="Times New Roman" w:cs="Times New Roman"/>
-          <w:vertAlign w:val="superscript"/>
-        </w:rPr>
-        <w:t>+</w:t>
-      </w:r>
-      <w:r>
-        <w:rPr>
-          <w:rFonts w:ascii="Times New Roman" w:hAnsi="Times New Roman" w:eastAsia="Times New Roman" w:cs="Times New Roman"/>
-        </w:rPr>
-        <w:t xml:space="preserve"> </w:t>
-      </w:r>
-      <w:r>
-        <w:rPr>
-          <w:rFonts w:ascii="Times New Roman" w:hAnsi="Times New Roman" w:eastAsia="Times New Roman" w:cs="Times New Roman"/>
-        </w:rPr>
-        <w:t xml:space="preserve">2. AgOH + </w:t>
-      </w:r>
-      <w:r>
-        <w:rPr>
-          <w:rFonts w:hint="eastAsia" w:ascii="Times New Roman" w:hAnsi="Times New Roman" w:eastAsia="Times New Roman" w:cs="Times New Roman"/>
-        </w:rPr>
-        <w:t>2NH</w:t>
-      </w:r>
-      <w:r>
-        <w:rPr>
-          <w:rFonts w:hint="eastAsia" w:ascii="Times New Roman" w:hAnsi="Times New Roman" w:eastAsia="Times New Roman" w:cs="Times New Roman"/>
-          <w:vertAlign w:val="subscript"/>
-        </w:rPr>
-        <w:t>3</w:t>
-      </w:r>
-      <w:r>
-        <w:rPr>
-          <w:rFonts w:hint="eastAsia" w:ascii="Times New Roman" w:hAnsi="Times New Roman" w:eastAsia="Times New Roman" w:cs="Times New Roman"/>
-        </w:rPr>
-        <w:t>·H</w:t>
-      </w:r>
-      <w:r>
-        <w:rPr>
-          <w:rFonts w:hint="eastAsia" w:ascii="Times New Roman" w:hAnsi="Times New Roman" w:eastAsia="Times New Roman" w:cs="Times New Roman"/>
-          <w:vertAlign w:val="subscript"/>
-        </w:rPr>
-        <w:t>2</w:t>
-      </w:r>
-      <w:r>
-        <w:rPr>
-          <w:rFonts w:hint="eastAsia" w:ascii="Times New Roman" w:hAnsi="Times New Roman" w:eastAsia="Times New Roman" w:cs="Times New Roman"/>
-        </w:rPr>
-        <w:t>O(</w:t>
-      </w:r>
-      <w:r>
-        <w:rPr>
-          <w:rFonts w:hint="eastAsia" w:ascii="Times New Roman" w:hAnsi="Times New Roman" w:eastAsia="FangSong" w:cs="Times New Roman"/>
-        </w:rPr>
-        <w:t>过量</w:t>
-      </w:r>
-      <w:r>
-        <w:rPr>
-          <w:rFonts w:hint="eastAsia" w:ascii="Times New Roman" w:hAnsi="Times New Roman" w:eastAsia="Times New Roman" w:cs="Times New Roman"/>
-        </w:rPr>
-        <w:t>)</w:t>
-      </w:r>
-      <w:r>
-        <w:rPr>
-          <w:rFonts w:ascii="Times New Roman" w:hAnsi="Times New Roman" w:eastAsia="Times New Roman" w:cs="Times New Roman"/>
-        </w:rPr>
-        <w:t xml:space="preserve"> → [Ag(NH</w:t>
-      </w:r>
-      <w:r>
-        <w:rPr>
-          <w:rFonts w:ascii="Times New Roman" w:hAnsi="Times New Roman" w:eastAsia="Times New Roman" w:cs="Times New Roman"/>
-          <w:vertAlign w:val="subscript"/>
-        </w:rPr>
-        <w:t>3</w:t>
-      </w:r>
-      <w:r>
-        <w:rPr>
-          <w:rFonts w:ascii="Times New Roman" w:hAnsi="Times New Roman" w:eastAsia="Times New Roman" w:cs="Times New Roman"/>
-        </w:rPr>
-        <w:t>)</w:t>
-      </w:r>
-      <w:r>
-        <w:rPr>
-          <w:rFonts w:ascii="Times New Roman" w:hAnsi="Times New Roman" w:eastAsia="Times New Roman" w:cs="Times New Roman"/>
-          <w:vertAlign w:val="subscript"/>
-        </w:rPr>
-        <w:t>2</w:t>
-      </w:r>
-      <w:r>
-        <w:rPr>
-          <w:rFonts w:ascii="Times New Roman" w:hAnsi="Times New Roman" w:eastAsia="Times New Roman" w:cs="Times New Roman"/>
-        </w:rPr>
-        <w:t>]</w:t>
-      </w:r>
-      <w:r>
-        <w:rPr>
-          <w:rFonts w:ascii="Times New Roman" w:hAnsi="Times New Roman" w:eastAsia="Times New Roman" w:cs="Times New Roman"/>
-          <w:vertAlign w:val="superscript"/>
-        </w:rPr>
-        <w:t>+</w:t>
-      </w:r>
-      <w:r>
-        <w:rPr>
-          <w:rFonts w:ascii="Times New Roman" w:hAnsi="Times New Roman" w:eastAsia="Times New Roman" w:cs="Times New Roman"/>
-        </w:rPr>
-        <w:t xml:space="preserve"> + OH</w:t>
-      </w:r>
-      <w:r>
-        <w:rPr>
-          <w:rFonts w:ascii="Times New Roman" w:hAnsi="Times New Roman" w:eastAsia="Times New Roman" w:cs="Times New Roman"/>
-          <w:vertAlign w:val="superscript"/>
-        </w:rPr>
-        <w:t>-</w:t>
-      </w:r>
-      <w:r>
-        <w:rPr>
-          <w:rFonts w:ascii="Times New Roman" w:hAnsi="Times New Roman" w:eastAsia="Times New Roman" w:cs="Times New Roman"/>
-        </w:rPr>
-        <w:t xml:space="preserve"> + 2H</w:t>
-      </w:r>
-      <w:r>
-        <w:rPr>
-          <w:rFonts w:ascii="Times New Roman" w:hAnsi="Times New Roman" w:eastAsia="Times New Roman" w:cs="Times New Roman"/>
-          <w:vertAlign w:val="subscript"/>
-        </w:rPr>
-        <w:t>2</w:t>
-      </w:r>
-      <w:r>
-        <w:rPr>
-          <w:rFonts w:ascii="Times New Roman" w:hAnsi="Times New Roman" w:eastAsia="Times New Roman" w:cs="Times New Roman"/>
-        </w:rPr>
-        <w:t>O</w:t>
-      </w:r>
-      <w:r>
-        <w:rPr>
-          <w:rFonts w:ascii="Times New Roman" w:hAnsi="Times New Roman" w:eastAsia="Times New Roman" w:cs="Times New Roman"/>
-        </w:rPr>
-        <w:t xml:space="preserve"> </w:t>
-      </w:r>
-      <w:r>
-        <w:rPr>
-          <w:rFonts w:hint="eastAsia" w:ascii="Times New Roman" w:hAnsi="Times New Roman" w:eastAsia="FangSong" w:cs="Times New Roman"/>
-        </w:rPr>
-        <w:t>现象</w:t>
-      </w:r>
-      <w:r>
-        <w:rPr>
-          <w:rFonts w:hint="eastAsia" w:ascii="Times New Roman" w:hAnsi="Times New Roman" w:eastAsia="Times New Roman" w:cs="Times New Roman"/>
-        </w:rPr>
-        <w:t>：</w:t>
-      </w:r>
-      <w:r>
-        <w:rPr>
-          <w:rFonts w:hint="eastAsia" w:ascii="Times New Roman" w:hAnsi="Times New Roman" w:eastAsia="FangSong" w:cs="Times New Roman"/>
-        </w:rPr>
-        <w:t>白色沉淀</w:t>
-      </w:r>
-      <w:r>
-        <w:rPr>
-          <w:rFonts w:ascii="Times New Roman" w:hAnsi="Times New Roman" w:eastAsia="Times New Roman" w:cs="Times New Roman"/>
-        </w:rPr>
-        <w:t xml:space="preserve"> → </w:t>
-      </w:r>
-      <w:r>
-        <w:rPr>
-          <w:rFonts w:hint="eastAsia" w:ascii="Times New Roman" w:hAnsi="Times New Roman" w:eastAsia="FangSong" w:cs="Times New Roman"/>
-        </w:rPr>
-        <w:t xml:space="preserve">过量</w:t>
-      </w:r>
-      <w:r>
-        <w:rPr>
-          <w:rFonts w:ascii="Times New Roman" w:hAnsi="Times New Roman" w:eastAsia="Times New Roman" w:cs="Times New Roman"/>
-        </w:rPr>
-        <w:t xml:space="preserve"> NH</w:t>
-      </w:r>
-      <w:r>
-        <w:rPr>
-          <w:rFonts w:ascii="Times New Roman" w:hAnsi="Times New Roman" w:eastAsia="Times New Roman" w:cs="Times New Roman"/>
-          <w:vertAlign w:val="subscript"/>
-        </w:rPr>
-        <w:t>3</w:t>
-      </w:r>
-      <w:r>
-        <w:rPr>
-          <w:rFonts w:ascii="Times New Roman" w:hAnsi="Times New Roman" w:eastAsia="Times New Roman" w:cs="Times New Roman"/>
-        </w:rPr>
-        <w:t xml:space="preserve"> → </w:t>
-      </w:r>
-      <w:r>
-        <w:rPr>
-          <w:rFonts w:hint="eastAsia" w:ascii="Times New Roman" w:hAnsi="Times New Roman" w:eastAsia="FangSong" w:cs="Times New Roman"/>
-        </w:rPr>
-        <w:t>溶解</w:t>
-      </w:r>
-      <w:r>
-        <w:rPr>
-          <w:rFonts w:hint="eastAsia" w:ascii="Times New Roman" w:hAnsi="Times New Roman" w:eastAsia="Times New Roman" w:cs="Times New Roman"/>
-        </w:rPr>
-        <w:t>（</w:t>
-      </w:r>
-      <w:r>
-        <w:rPr>
-          <w:rFonts w:hint="eastAsia" w:ascii="Times New Roman" w:hAnsi="Times New Roman" w:eastAsia="FangSong" w:cs="Times New Roman"/>
-        </w:rPr>
-        <w:t>直线形</w:t>
-      </w:r>
-      <w:r>
-        <w:rPr>
-          <w:rFonts w:ascii="Times New Roman" w:hAnsi="Times New Roman" w:eastAsia="Times New Roman" w:cs="Times New Roman"/>
-        </w:rPr>
-        <w:t xml:space="preserve"> </w:t>
-      </w:r>
-      <w:r>
-        <w:rPr>
-          <w:rFonts w:hint="eastAsia" w:ascii="Times New Roman" w:hAnsi="Times New Roman" w:eastAsia="Times New Roman" w:cs="Times New Roman"/>
-        </w:rPr>
-        <w:t>[Ag(NH</w:t>
-      </w:r>
-      <w:r>
-        <w:rPr>
-          <w:rFonts w:hint="eastAsia" w:ascii="Times New Roman" w:hAnsi="Times New Roman" w:eastAsia="Times New Roman" w:cs="Times New Roman"/>
-          <w:vertAlign w:val="subscript"/>
-        </w:rPr>
-        <w:t>3</w:t>
-      </w:r>
-      <w:r>
-        <w:rPr>
-          <w:rFonts w:hint="eastAsia" w:ascii="Times New Roman" w:hAnsi="Times New Roman" w:eastAsia="Times New Roman" w:cs="Times New Roman"/>
-        </w:rPr>
-        <w:t>)</w:t>
-      </w:r>
-      <w:r>
-        <w:rPr>
-          <w:rFonts w:hint="eastAsia" w:ascii="Times New Roman" w:hAnsi="Times New Roman" w:eastAsia="Times New Roman" w:cs="Times New Roman"/>
-          <w:vertAlign w:val="subscript"/>
-        </w:rPr>
-        <w:t>2</w:t>
-      </w:r>
-      <w:r>
-        <w:rPr>
-          <w:rFonts w:hint="eastAsia" w:ascii="Times New Roman" w:hAnsi="Times New Roman" w:eastAsia="Times New Roman" w:cs="Times New Roman"/>
-        </w:rPr>
-        <w:t>]</w:t>
-      </w:r>
-      <w:r>
-        <w:rPr>
-          <w:rFonts w:hint="eastAsia" w:ascii="Times New Roman" w:hAnsi="Times New Roman" w:eastAsia="Times New Roman" w:cs="Times New Roman"/>
-          <w:vertAlign w:val="superscript"/>
-        </w:rPr>
-        <w:t>+</w:t>
-      </w:r>
-      <w:r>
-        <w:rPr>
-          <w:rFonts w:hint="eastAsia" w:ascii="Times New Roman" w:hAnsi="Times New Roman" w:eastAsia="Times New Roman" w:cs="Times New Roman"/>
-        </w:rPr>
-        <w:t>，sp</w:t>
-      </w:r>
-      <w:r>
-        <w:rPr>
-          <w:rFonts w:ascii="Times New Roman" w:hAnsi="Times New Roman" w:eastAsia="Times New Roman" w:cs="Times New Roman"/>
-        </w:rPr>
-        <w:t xml:space="preserve"> </w:t>
-      </w:r>
-      <w:r>
-        <w:rPr>
-          <w:rFonts w:hint="eastAsia" w:ascii="Times New Roman" w:hAnsi="Times New Roman" w:eastAsia="FangSong" w:cs="Times New Roman"/>
-        </w:rPr>
-        <w:t>杂化</w:t>
-      </w:r>
-      <w:r>
-        <w:rPr>
-          <w:rFonts w:hint="eastAsia" w:ascii="Times New Roman" w:hAnsi="Times New Roman" w:eastAsia="Times New Roman" w:cs="Times New Roman"/>
-        </w:rPr>
-        <w:t>，</w:t>
-      </w:r>
-      <w:r>
-        <w:rPr>
-          <w:rFonts w:hint="eastAsia" w:ascii="Times New Roman" w:hAnsi="Times New Roman" w:eastAsia="FangSong" w:cs="Times New Roman"/>
-        </w:rPr>
-        <w:t>见图</w:t>
-      </w:r>
-      <w:r>
-        <w:rPr>
-          <w:rFonts w:ascii="Times New Roman" w:hAnsi="Times New Roman" w:eastAsia="Times New Roman" w:cs="Times New Roman"/>
-        </w:rPr>
-        <w:t xml:space="preserve"> </w:t>
-      </w:r>
-      <w:r>
-        <w:rPr>
-          <w:rFonts w:hint="eastAsia" w:ascii="Times New Roman" w:hAnsi="Times New Roman" w:eastAsia="Times New Roman" w:cs="Times New Roman"/>
-        </w:rPr>
-        <w:t>3）。（</w:t>
-      </w:r>
-      <w:r>
-        <w:rPr>
-          <w:rFonts w:hint="eastAsia" w:ascii="Times New Roman" w:hAnsi="Times New Roman" w:eastAsia="FangSong" w:cs="Times New Roman"/>
-        </w:rPr>
-        <w:t>实际出棕黑色</w:t>
-      </w:r>
-      <w:r>
-        <w:rPr>
-          <w:rFonts w:ascii="Times New Roman" w:hAnsi="Times New Roman" w:eastAsia="Times New Roman" w:cs="Times New Roman"/>
-        </w:rPr>
-        <w:t xml:space="preserve"> Ag</w:t>
-      </w:r>
-      <w:r>
-        <w:rPr>
-          <w:rFonts w:ascii="Times New Roman" w:hAnsi="Times New Roman" w:eastAsia="Times New Roman" w:cs="Times New Roman"/>
-          <w:vertAlign w:val="subscript"/>
-        </w:rPr>
-        <w:t>2</w:t>
-      </w:r>
-      <w:r>
-        <w:rPr>
-          <w:rFonts w:ascii="Times New Roman" w:hAnsi="Times New Roman" w:eastAsia="Times New Roman" w:cs="Times New Roman"/>
-        </w:rPr>
-        <w:t xml:space="preserve">O——AgOH </w:t>
-      </w:r>
-      <w:r>
-        <w:rPr>
-          <w:rFonts w:hint="eastAsia" w:ascii="Times New Roman" w:hAnsi="Times New Roman" w:eastAsia="FangSong" w:cs="Times New Roman"/>
-        </w:rPr>
-        <w:t>仅简化表示</w:t>
-      </w:r>
-      <w:r>
-        <w:rPr>
-          <w:rFonts w:hint="eastAsia" w:ascii="Times New Roman" w:hAnsi="Times New Roman" w:eastAsia="Times New Roman" w:cs="Times New Roman"/>
-        </w:rPr>
-        <w:t>，</w:t>
-      </w:r>
-      <w:r>
-        <w:rPr>
-          <w:rFonts w:hint="eastAsia" w:ascii="Times New Roman" w:hAnsi="Times New Roman" w:eastAsia="FangSong" w:cs="Times New Roman"/>
-        </w:rPr>
-        <w:t>见下</w:t>
-      </w:r>
-      <w:r>
-        <w:rPr>
-          <w:rFonts w:hint="eastAsia" w:ascii="Times New Roman" w:hAnsi="Times New Roman" w:eastAsia="Times New Roman" w:cs="Times New Roman"/>
-        </w:rPr>
-        <w:t>）</w:t>
-      </w:r>
-      <w:r>
-        <w:rPr>
-          <w:rFonts w:ascii="Times New Roman" w:hAnsi="Times New Roman" w:eastAsia="Times New Roman" w:cs="Times New Roman"/>
-        </w:rPr>
-        <w:t xml:space="preserve"> </w:t>
-      </w:r>
-      <w:r>
-        <w:rPr>
-          <w:rFonts w:ascii="Times New Roman" w:hAnsi="Times New Roman" w:eastAsia="Times New Roman" w:cs="Times New Roman"/>
-          <w:b/>
-          <w:bCs/>
-        </w:rPr>
-        <w:t xml:space="preserve">AgOH </w:t>
-      </w:r>
-      <w:r>
-        <w:rPr>
-          <w:rFonts w:hint="eastAsia" w:ascii="Times New Roman" w:hAnsi="Times New Roman" w:eastAsia="FangSong" w:cs="Times New Roman"/>
-          <w:b/>
-          <w:bCs/>
-        </w:rPr>
-        <w:t xml:space="preserve">常温不存在</w:t>
-      </w:r>
-      <w:r>
-        <w:rPr>
-          <w:rFonts w:ascii="Times New Roman" w:hAnsi="Times New Roman" w:eastAsia="Times New Roman" w:cs="Times New Roman"/>
-        </w:rPr>
-        <w:t>——Ag</w:t>
-      </w:r>
-      <w:r>
-        <w:rPr>
-          <w:rFonts w:ascii="Times New Roman" w:hAnsi="Times New Roman" w:eastAsia="Times New Roman" w:cs="Times New Roman"/>
-          <w:vertAlign w:val="superscript"/>
-        </w:rPr>
-        <w:t>+</w:t>
-      </w:r>
-      <w:r>
-        <w:rPr>
-          <w:rFonts w:ascii="Times New Roman" w:hAnsi="Times New Roman" w:eastAsia="Times New Roman" w:cs="Times New Roman"/>
-        </w:rPr>
-        <w:t xml:space="preserve"> + OH</w:t>
-      </w:r>
-      <w:r>
-        <w:rPr>
-          <w:rFonts w:ascii="Times New Roman" w:hAnsi="Times New Roman" w:eastAsia="Times New Roman" w:cs="Times New Roman"/>
-          <w:vertAlign w:val="superscript"/>
-        </w:rPr>
-        <w:t>-</w:t>
-      </w:r>
-      <w:r>
-        <w:rPr>
-          <w:rFonts w:ascii="Times New Roman" w:hAnsi="Times New Roman" w:eastAsia="Times New Roman" w:cs="Times New Roman"/>
-        </w:rPr>
-        <w:t xml:space="preserve"> </w:t>
-      </w:r>
-      <w:r>
-        <w:rPr>
-          <w:rFonts w:hint="eastAsia" w:ascii="Times New Roman" w:hAnsi="Times New Roman" w:eastAsia="FangSong" w:cs="Times New Roman"/>
-        </w:rPr>
-        <w:t xml:space="preserve">直接出</w:t>
-      </w:r>
-      <w:r>
-        <w:rPr>
-          <w:rFonts w:ascii="Times New Roman" w:hAnsi="Times New Roman" w:eastAsia="Times New Roman" w:cs="Times New Roman"/>
-        </w:rPr>
-        <w:t xml:space="preserve"> Ag</w:t>
-      </w:r>
-      <w:r>
-        <w:rPr>
-          <w:rFonts w:ascii="Times New Roman" w:hAnsi="Times New Roman" w:eastAsia="Times New Roman" w:cs="Times New Roman"/>
-          <w:vertAlign w:val="subscript"/>
-        </w:rPr>
-        <w:t>2</w:t>
-      </w:r>
-      <w:r>
-        <w:rPr>
-          <w:rFonts w:ascii="Times New Roman" w:hAnsi="Times New Roman" w:eastAsia="Times New Roman" w:cs="Times New Roman"/>
-        </w:rPr>
-        <w:t xml:space="preserve">O </w:t>
-      </w:r>
-      <w:r>
-        <w:rPr>
-          <w:rFonts w:hint="eastAsia" w:ascii="Times New Roman" w:hAnsi="Times New Roman" w:eastAsia="FangSong" w:cs="Times New Roman"/>
-        </w:rPr>
-        <w:t>棕色沉淀</w:t>
-      </w:r>
-      <w:r>
-        <w:rPr>
-          <w:rFonts w:hint="eastAsia" w:ascii="Times New Roman" w:hAnsi="Times New Roman" w:eastAsia="Times New Roman" w:cs="Times New Roman"/>
-        </w:rPr>
-        <w:t>（AgOH</w:t>
-      </w:r>
-      <w:r>
-        <w:rPr>
-          <w:rFonts w:ascii="Times New Roman" w:hAnsi="Times New Roman" w:eastAsia="Times New Roman" w:cs="Times New Roman"/>
-        </w:rPr>
-        <w:t xml:space="preserve"> </w:t>
-      </w:r>
-      <w:r>
-        <w:rPr>
-          <w:rFonts w:hint="eastAsia" w:ascii="Times New Roman" w:hAnsi="Times New Roman" w:eastAsia="FangSong" w:cs="Times New Roman"/>
-        </w:rPr>
-        <w:t xml:space="preserve">仅</w:t>
-      </w:r>
-      <w:r>
-        <w:rPr>
-          <w:rFonts w:ascii="Times New Roman" w:hAnsi="Times New Roman" w:eastAsia="Times New Roman" w:cs="Times New Roman"/>
-        </w:rPr>
-        <w:t xml:space="preserve"> −45°C </w:t>
-      </w:r>
-      <w:r>
-        <w:rPr>
-          <w:rFonts w:hint="eastAsia" w:ascii="Times New Roman" w:hAnsi="Times New Roman" w:eastAsia="FangSong" w:cs="Times New Roman"/>
-        </w:rPr>
-        <w:t>以下短暂存在</w:t>
-      </w:r>
-      <w:r>
-        <w:rPr>
-          <w:rFonts w:hint="eastAsia" w:ascii="Times New Roman" w:hAnsi="Times New Roman" w:eastAsia="Times New Roman" w:cs="Times New Roman"/>
-        </w:rPr>
-        <w:t>）。</w:t>
-      </w:r>
-      <w:r>
-        <w:rPr>
-          <w:rFonts w:hint="eastAsia" w:ascii="Times New Roman" w:hAnsi="Times New Roman" w:eastAsia="FangSong" w:cs="Times New Roman"/>
-        </w:rPr>
-        <w:t>课本常用</w:t>
-      </w:r>
-      <w:r>
-        <w:rPr>
-          <w:rFonts w:ascii="Times New Roman" w:hAnsi="Times New Roman" w:eastAsia="Times New Roman" w:cs="Times New Roman"/>
-        </w:rPr>
-        <w:t xml:space="preserve"> AgOH </w:t>
-      </w:r>
-      <w:r>
-        <w:rPr>
-          <w:rFonts w:hint="eastAsia" w:ascii="Times New Roman" w:hAnsi="Times New Roman" w:eastAsia="FangSong" w:cs="Times New Roman"/>
-        </w:rPr>
-        <w:t>表达分步</w:t>
-      </w:r>
-      <w:r>
-        <w:rPr>
-          <w:rFonts w:hint="eastAsia" w:ascii="Times New Roman" w:hAnsi="Times New Roman" w:eastAsia="Times New Roman" w:cs="Times New Roman"/>
-        </w:rPr>
-        <w:t>，</w:t>
-      </w:r>
-      <w:r>
-        <w:rPr>
-          <w:rFonts w:hint="eastAsia" w:ascii="Times New Roman" w:hAnsi="Times New Roman" w:eastAsia="FangSong" w:cs="Times New Roman"/>
-        </w:rPr>
-        <w:t>实际写</w:t>
-      </w:r>
-      <w:r>
-        <w:rPr>
-          <w:rFonts w:ascii="Times New Roman" w:hAnsi="Times New Roman" w:eastAsia="Times New Roman" w:cs="Times New Roman"/>
-        </w:rPr>
-        <w:t xml:space="preserve"> Ag</w:t>
-      </w:r>
-      <w:r>
-        <w:rPr>
-          <w:rFonts w:ascii="Times New Roman" w:hAnsi="Times New Roman" w:eastAsia="Times New Roman" w:cs="Times New Roman"/>
-          <w:vertAlign w:val="subscript"/>
-        </w:rPr>
-        <w:t>2</w:t>
-      </w:r>
-      <w:r>
-        <w:rPr>
-          <w:rFonts w:ascii="Times New Roman" w:hAnsi="Times New Roman" w:eastAsia="Times New Roman" w:cs="Times New Roman"/>
-        </w:rPr>
-        <w:t xml:space="preserve">O </w:t>
-      </w:r>
-      <w:r>
-        <w:rPr>
-          <w:rFonts w:hint="eastAsia" w:ascii="Times New Roman" w:hAnsi="Times New Roman" w:eastAsia="FangSong" w:cs="Times New Roman"/>
-        </w:rPr>
-        <w:t>更准确</w:t>
-      </w:r>
-      <w:r>
-        <w:rPr>
-          <w:rFonts w:hint="eastAsia" w:ascii="Times New Roman" w:hAnsi="Times New Roman" w:eastAsia="Times New Roman" w:cs="Times New Roman"/>
-        </w:rPr>
-        <w:t>。</w:t>
-      </w:r>
-      <w:r>
-        <w:rPr>
-          <w:rFonts w:ascii="Times New Roman" w:hAnsi="Times New Roman" w:eastAsia="Times New Roman" w:cs="Times New Roman"/>
-        </w:rPr>
-        <w:t xml:space="preserve"> </w:t>
-      </w:r>
-      <w:r>
-        <w:rPr>
-          <w:rFonts w:hint="eastAsia" w:ascii="Times New Roman" w:hAnsi="Times New Roman" w:eastAsia="FangSong" w:cs="Times New Roman"/>
-          <w:b/>
-          <w:bCs/>
-        </w:rPr>
-        <w:t xml:space="preserve">银镜反应</w:t>
-      </w:r>
-      <w:r>
-        <w:rPr>
-          <w:rFonts w:hint="eastAsia" w:ascii="Times New Roman" w:hAnsi="Times New Roman" w:eastAsia="Times New Roman" w:cs="Times New Roman"/>
-        </w:rPr>
-        <w:t xml:space="preserve">（Tollens</w:t>
-      </w:r>
-      <w:r>
-        <w:rPr>
-          <w:rFonts w:ascii="Times New Roman" w:hAnsi="Times New Roman" w:eastAsia="Times New Roman" w:cs="Times New Roman"/>
-        </w:rPr>
-        <w:t xml:space="preserve"> </w:t>
-      </w:r>
-      <w:r>
-        <w:rPr>
-          <w:rFonts w:hint="eastAsia" w:ascii="Times New Roman" w:hAnsi="Times New Roman" w:eastAsia="FangSong" w:cs="Times New Roman"/>
-        </w:rPr>
-        <w:t>试剂</w:t>
-      </w:r>
-      <w:r>
-        <w:rPr>
-          <w:rFonts w:hint="eastAsia" w:ascii="Times New Roman" w:hAnsi="Times New Roman" w:eastAsia="Times New Roman" w:cs="Times New Roman"/>
-        </w:rPr>
-        <w:t>，</w:t>
-      </w:r>
-      <w:r>
-        <w:rPr>
-          <w:rFonts w:hint="eastAsia" w:ascii="Times New Roman" w:hAnsi="Times New Roman" w:eastAsia="FangSong" w:cs="Times New Roman"/>
-        </w:rPr>
-        <w:t>醛基检验</w:t>
-      </w:r>
-      <w:r>
-        <w:rPr>
-          <w:rFonts w:hint="eastAsia" w:ascii="Times New Roman" w:hAnsi="Times New Roman" w:eastAsia="Times New Roman" w:cs="Times New Roman"/>
-        </w:rPr>
-        <w:t>）：</w:t>
-      </w:r>
-      <w:r>
-        <w:rPr>
-          <w:rFonts w:ascii="Times New Roman" w:hAnsi="Times New Roman" w:eastAsia="Times New Roman" w:cs="Times New Roman"/>
-        </w:rPr>
-        <w:t xml:space="preserve"> </w:t>
-      </w:r>
-      <w:r>
-        <w:rPr>
-          <w:rFonts w:ascii="Times New Roman" w:hAnsi="Times New Roman" w:eastAsia="Times New Roman" w:cs="Times New Roman"/>
-        </w:rPr>
-        <w:t>RCHO + 2[Ag(NH</w:t>
-      </w:r>
-      <w:r>
-        <w:rPr>
-          <w:rFonts w:ascii="Times New Roman" w:hAnsi="Times New Roman" w:eastAsia="Times New Roman" w:cs="Times New Roman"/>
-          <w:vertAlign w:val="subscript"/>
-        </w:rPr>
-        <w:t>3</w:t>
-      </w:r>
-      <w:r>
-        <w:rPr>
-          <w:rFonts w:ascii="Times New Roman" w:hAnsi="Times New Roman" w:eastAsia="Times New Roman" w:cs="Times New Roman"/>
-        </w:rPr>
-        <w:t>)</w:t>
-      </w:r>
-      <w:r>
-        <w:rPr>
-          <w:rFonts w:ascii="Times New Roman" w:hAnsi="Times New Roman" w:eastAsia="Times New Roman" w:cs="Times New Roman"/>
-          <w:vertAlign w:val="subscript"/>
-        </w:rPr>
-        <w:t>2</w:t>
-      </w:r>
-      <w:r>
-        <w:rPr>
-          <w:rFonts w:ascii="Times New Roman" w:hAnsi="Times New Roman" w:eastAsia="Times New Roman" w:cs="Times New Roman"/>
-        </w:rPr>
-        <w:t>]</w:t>
-      </w:r>
-      <w:r>
-        <w:rPr>
-          <w:rFonts w:ascii="Times New Roman" w:hAnsi="Times New Roman" w:eastAsia="Times New Roman" w:cs="Times New Roman"/>
-          <w:vertAlign w:val="superscript"/>
-        </w:rPr>
-        <w:t>+</w:t>
-      </w:r>
-      <w:r>
-        <w:rPr>
-          <w:rFonts w:ascii="Times New Roman" w:hAnsi="Times New Roman" w:eastAsia="Times New Roman" w:cs="Times New Roman"/>
-        </w:rPr>
-        <w:t xml:space="preserve"> + 3OH</w:t>
-      </w:r>
-      <w:r>
-        <w:rPr>
-          <w:rFonts w:ascii="Times New Roman" w:hAnsi="Times New Roman" w:eastAsia="Times New Roman" w:cs="Times New Roman"/>
-          <w:vertAlign w:val="superscript"/>
-        </w:rPr>
-        <w:t>-</w:t>
-      </w:r>
-      <w:r>
-        <w:rPr>
-          <w:rFonts w:ascii="Times New Roman" w:hAnsi="Times New Roman" w:eastAsia="Times New Roman" w:cs="Times New Roman"/>
-        </w:rPr>
-        <w:t xml:space="preserve"> → RCOO</w:t>
-      </w:r>
-      <w:r>
-        <w:rPr>
-          <w:rFonts w:ascii="Times New Roman" w:hAnsi="Times New Roman" w:eastAsia="Times New Roman" w:cs="Times New Roman"/>
-          <w:vertAlign w:val="superscript"/>
-        </w:rPr>
-        <w:t>-</w:t>
-      </w:r>
-      <w:r>
-        <w:rPr>
-          <w:rFonts w:ascii="Times New Roman" w:hAnsi="Times New Roman" w:eastAsia="Times New Roman" w:cs="Times New Roman"/>
-        </w:rPr>
-        <w:t xml:space="preserve"> + 2Ag↓ + 4NH</w:t>
-      </w:r>
-      <w:r>
-        <w:rPr>
-          <w:rFonts w:ascii="Times New Roman" w:hAnsi="Times New Roman" w:eastAsia="Times New Roman" w:cs="Times New Roman"/>
-          <w:vertAlign w:val="subscript"/>
-        </w:rPr>
-        <w:t>3</w:t>
-      </w:r>
-      <w:r>
-        <w:rPr>
-          <w:rFonts w:ascii="Times New Roman" w:hAnsi="Times New Roman" w:eastAsia="Times New Roman" w:cs="Times New Roman"/>
-        </w:rPr>
-        <w:t xml:space="preserve"> + 2H</w:t>
-      </w:r>
-      <w:r>
-        <w:rPr>
-          <w:rFonts w:ascii="Times New Roman" w:hAnsi="Times New Roman" w:eastAsia="Times New Roman" w:cs="Times New Roman"/>
-          <w:vertAlign w:val="subscript"/>
-        </w:rPr>
-        <w:t>2</w:t>
-      </w:r>
-      <w:r>
-        <w:rPr>
-          <w:rFonts w:ascii="Times New Roman" w:hAnsi="Times New Roman" w:eastAsia="Times New Roman" w:cs="Times New Roman"/>
-        </w:rPr>
-        <w:t>O</w:t>
-      </w:r>
-      <w:r>
-        <w:rPr>
-          <w:rFonts w:ascii="Times New Roman" w:hAnsi="Times New Roman" w:eastAsia="Times New Roman" w:cs="Times New Roman"/>
-        </w:rPr>
-        <w:t xml:space="preserve"> </w:t>
-      </w:r>
-      <w:r>
-        <w:rPr>
-          <w:rFonts w:hint="eastAsia" w:ascii="Times New Roman" w:hAnsi="Times New Roman" w:eastAsia="FangSong" w:cs="Times New Roman"/>
-        </w:rPr>
-        <w:t>条件</w:t>
-      </w:r>
-      <w:r>
-        <w:rPr>
-          <w:rFonts w:hint="eastAsia" w:ascii="Times New Roman" w:hAnsi="Times New Roman" w:eastAsia="Times New Roman" w:cs="Times New Roman"/>
-        </w:rPr>
-        <w:t>：</w:t>
-      </w:r>
-      <w:r>
-        <w:rPr>
-          <w:rFonts w:hint="eastAsia" w:ascii="Times New Roman" w:hAnsi="Times New Roman" w:eastAsia="FangSong" w:cs="Times New Roman"/>
-        </w:rPr>
-        <w:t>水浴加热</w:t>
-      </w:r>
-      <w:r>
-        <w:rPr>
-          <w:rFonts w:hint="eastAsia" w:ascii="Times New Roman" w:hAnsi="Times New Roman" w:eastAsia="Times New Roman" w:cs="Times New Roman"/>
-        </w:rPr>
-        <w:t>（</w:t>
-      </w:r>
-      <w:r>
-        <w:rPr>
-          <w:rFonts w:hint="eastAsia" w:ascii="Times New Roman" w:hAnsi="Times New Roman" w:eastAsia="FangSong" w:cs="Times New Roman"/>
-        </w:rPr>
-        <w:t>勿直接加热或久置</w:t>
-      </w:r>
-      <w:r>
-        <w:rPr>
-          <w:rFonts w:hint="eastAsia" w:ascii="Times New Roman" w:hAnsi="Times New Roman" w:eastAsia="Times New Roman" w:cs="Times New Roman"/>
-        </w:rPr>
-        <w:t>——Tollens</w:t>
-      </w:r>
-      <w:r>
-        <w:rPr>
-          <w:rFonts w:ascii="Times New Roman" w:hAnsi="Times New Roman" w:eastAsia="Times New Roman" w:cs="Times New Roman"/>
-        </w:rPr>
-        <w:t xml:space="preserve"> </w:t>
-      </w:r>
-      <w:r>
-        <w:rPr>
-          <w:rFonts w:hint="eastAsia" w:ascii="Times New Roman" w:hAnsi="Times New Roman" w:eastAsia="FangSong" w:cs="Times New Roman"/>
-        </w:rPr>
-        <w:t xml:space="preserve">试剂会产生</w:t>
-      </w:r>
-      <w:r>
-        <w:rPr>
-          <w:rFonts w:ascii="Times New Roman" w:hAnsi="Times New Roman" w:eastAsia="Times New Roman" w:cs="Times New Roman"/>
-        </w:rPr>
-        <w:t xml:space="preserve"> Ag</w:t>
-      </w:r>
-      <w:r>
-        <w:rPr>
-          <w:rFonts w:ascii="Times New Roman" w:hAnsi="Times New Roman" w:eastAsia="Times New Roman" w:cs="Times New Roman"/>
-          <w:vertAlign w:val="subscript"/>
-        </w:rPr>
-        <w:t>3</w:t>
-      </w:r>
-      <w:r>
-        <w:rPr>
-          <w:rFonts w:ascii="Times New Roman" w:hAnsi="Times New Roman" w:eastAsia="Times New Roman" w:cs="Times New Roman"/>
-        </w:rPr>
-        <w:t>N、Ag</w:t>
-      </w:r>
-      <w:r>
-        <w:rPr>
-          <w:rFonts w:ascii="Times New Roman" w:hAnsi="Times New Roman" w:eastAsia="Times New Roman" w:cs="Times New Roman"/>
-          <w:vertAlign w:val="subscript"/>
-        </w:rPr>
-        <w:t>2</w:t>
-      </w:r>
-      <w:r>
-        <w:rPr>
-          <w:rFonts w:ascii="Times New Roman" w:hAnsi="Times New Roman" w:eastAsia="Times New Roman" w:cs="Times New Roman"/>
-        </w:rPr>
-        <w:t xml:space="preserve">NH </w:t>
-      </w:r>
-      <w:r>
-        <w:rPr>
-          <w:rFonts w:hint="eastAsia" w:ascii="Times New Roman" w:hAnsi="Times New Roman" w:eastAsia="FangSong" w:cs="Times New Roman"/>
-        </w:rPr>
-        <w:t>等爆炸性沉淀</w:t>
-      </w:r>
-      <w:r>
-        <w:rPr>
-          <w:rFonts w:hint="eastAsia" w:ascii="Times New Roman" w:hAnsi="Times New Roman" w:eastAsia="Times New Roman" w:cs="Times New Roman"/>
-        </w:rPr>
-        <w:t>（</w:t>
-      </w:r>
-      <w:r>
-        <w:rPr>
-          <w:rFonts w:hint="eastAsia" w:ascii="Times New Roman" w:hAnsi="Times New Roman" w:eastAsia="FangSong" w:cs="Times New Roman"/>
-        </w:rPr>
-        <w:t>雷银</w:t>
-      </w:r>
-      <w:r>
-        <w:rPr>
-          <w:rFonts w:hint="eastAsia" w:ascii="Times New Roman" w:hAnsi="Times New Roman" w:eastAsia="Times New Roman" w:cs="Times New Roman"/>
-        </w:rPr>
-        <w:t>），</w:t>
-      </w:r>
-      <w:r>
-        <w:rPr>
-          <w:rFonts w:hint="eastAsia" w:ascii="Times New Roman" w:hAnsi="Times New Roman" w:eastAsia="FangSong" w:cs="Times New Roman"/>
-        </w:rPr>
-        <w:t>现配现用</w:t>
-      </w:r>
-      <w:r>
-        <w:rPr>
-          <w:rFonts w:hint="eastAsia" w:ascii="Times New Roman" w:hAnsi="Times New Roman" w:eastAsia="Times New Roman" w:cs="Times New Roman"/>
-        </w:rPr>
-        <w:t>、</w:t>
-      </w:r>
-      <w:r>
-        <w:rPr>
-          <w:rFonts w:hint="eastAsia" w:ascii="Times New Roman" w:hAnsi="Times New Roman" w:eastAsia="FangSong" w:cs="Times New Roman"/>
-        </w:rPr>
-        <w:t>余液及时酸化销毁</w:t>
-      </w:r>
-      <w:r>
-        <w:rPr>
-          <w:rFonts w:hint="eastAsia" w:ascii="Times New Roman" w:hAnsi="Times New Roman" w:eastAsia="Times New Roman" w:cs="Times New Roman"/>
-        </w:rPr>
-        <w:t>）。</w:t>
-      </w:r>
     </w:p>
     <w:p>
       <w:pPr>
-        <w:pStyle w:val="BodyText"/>
+        <w:pStyle w:val="Compact"/>
+        <w:numPr>
+          <w:ilvl w:val="0"/>
+          <w:numId w:val="1001"/>
+        </w:numPr>
+        <w:ind w:firstLine="420"/>
+      </w:pPr>
+      <w:r>
+        <w:rPr>
+          <w:rFonts w:ascii="Times New Roman" w:hAnsi="Times New Roman" w:eastAsia="Times New Roman" w:cs="Times New Roman"/>
+        </w:rPr>
+        <w:t>Ag</w:t>
+      </w:r>
+      <w:r>
+        <w:rPr>
+          <w:rFonts w:ascii="Times New Roman" w:hAnsi="Times New Roman" w:eastAsia="Times New Roman" w:cs="Times New Roman"/>
+          <w:vertAlign w:val="superscript"/>
+        </w:rPr>
+        <w:t>+</w:t>
+      </w:r>
+      <w:r>
+        <w:rPr>
+          <w:rFonts w:ascii="Times New Roman" w:hAnsi="Times New Roman" w:eastAsia="Times New Roman" w:cs="Times New Roman"/>
+        </w:rPr>
+        <w:t xml:space="preserve"> + NH</w:t>
+      </w:r>
+      <w:r>
+        <w:rPr>
+          <w:rFonts w:ascii="Times New Roman" w:hAnsi="Times New Roman" w:eastAsia="Times New Roman" w:cs="Times New Roman"/>
+          <w:vertAlign w:val="subscript"/>
+        </w:rPr>
+        <w:t>3</w:t>
+      </w:r>
+      <w:r>
+        <w:rPr>
+          <w:rFonts w:ascii="Times New Roman" w:hAnsi="Times New Roman" w:eastAsia="Times New Roman" w:cs="Times New Roman"/>
+        </w:rPr>
+        <w:t>·H</w:t>
+      </w:r>
+      <w:r>
+        <w:rPr>
+          <w:rFonts w:ascii="Times New Roman" w:hAnsi="Times New Roman" w:eastAsia="Times New Roman" w:cs="Times New Roman"/>
+          <w:vertAlign w:val="subscript"/>
+        </w:rPr>
+        <w:t>2</w:t>
+      </w:r>
+      <w:r>
+        <w:rPr>
+          <w:rFonts w:ascii="Times New Roman" w:hAnsi="Times New Roman" w:eastAsia="Times New Roman" w:cs="Times New Roman"/>
+        </w:rPr>
+        <w:t xml:space="preserve">O → </w:t>
+      </w:r>
+      <w:r>
+        <w:rPr>
+          <w:rFonts w:hint="eastAsia" w:ascii="Times New Roman" w:hAnsi="Times New Roman" w:eastAsia="Times New Roman" w:cs="Times New Roman"/>
+        </w:rPr>
+        <w:t>AgOH↓(</w:t>
+      </w:r>
+      <w:r>
+        <w:rPr>
+          <w:rFonts w:hint="eastAsia" w:ascii="Times New Roman" w:hAnsi="Times New Roman" w:eastAsia="FangSong" w:cs="Times New Roman"/>
+        </w:rPr>
+        <w:t>白</w:t>
+      </w:r>
+      <w:r>
+        <w:rPr>
+          <w:rFonts w:hint="eastAsia" w:ascii="Times New Roman" w:hAnsi="Times New Roman" w:eastAsia="Times New Roman" w:cs="Times New Roman"/>
+        </w:rPr>
+        <w:t>)</w:t>
+      </w:r>
+      <w:r>
+        <w:rPr>
+          <w:rFonts w:ascii="Times New Roman" w:hAnsi="Times New Roman" w:eastAsia="Times New Roman" w:cs="Times New Roman"/>
+        </w:rPr>
+        <w:t xml:space="preserve"> + NH</w:t>
+      </w:r>
+      <w:r>
+        <w:rPr>
+          <w:rFonts w:ascii="Times New Roman" w:hAnsi="Times New Roman" w:eastAsia="Times New Roman" w:cs="Times New Roman"/>
+          <w:vertAlign w:val="subscript"/>
+        </w:rPr>
+        <w:t>4</w:t>
+      </w:r>
+      <w:r>
+        <w:rPr>
+          <w:rFonts w:ascii="Times New Roman" w:hAnsi="Times New Roman" w:eastAsia="Times New Roman" w:cs="Times New Roman"/>
+          <w:vertAlign w:val="superscript"/>
+        </w:rPr>
+        <w:t>+</w:t>
+      </w:r>
+    </w:p>
+    <w:p>
+      <w:pPr>
+        <w:pStyle w:val="Compact"/>
+        <w:numPr>
+          <w:ilvl w:val="0"/>
+          <w:numId w:val="1001"/>
+        </w:numPr>
+        <w:ind w:firstLine="420"/>
+      </w:pPr>
+      <w:r>
+        <w:rPr>
+          <w:rFonts w:ascii="Times New Roman" w:hAnsi="Times New Roman" w:eastAsia="Times New Roman" w:cs="Times New Roman"/>
+        </w:rPr>
+        <w:t xml:space="preserve">AgOH + </w:t>
+      </w:r>
+      <w:r>
+        <w:rPr>
+          <w:rFonts w:hint="eastAsia" w:ascii="Times New Roman" w:hAnsi="Times New Roman" w:eastAsia="Times New Roman" w:cs="Times New Roman"/>
+        </w:rPr>
+        <w:t>2NH</w:t>
+      </w:r>
+      <w:r>
+        <w:rPr>
+          <w:rFonts w:hint="eastAsia" w:ascii="Times New Roman" w:hAnsi="Times New Roman" w:eastAsia="Times New Roman" w:cs="Times New Roman"/>
+          <w:vertAlign w:val="subscript"/>
+        </w:rPr>
+        <w:t>3</w:t>
+      </w:r>
+      <w:r>
+        <w:rPr>
+          <w:rFonts w:hint="eastAsia" w:ascii="Times New Roman" w:hAnsi="Times New Roman" w:eastAsia="Times New Roman" w:cs="Times New Roman"/>
+        </w:rPr>
+        <w:t>·H</w:t>
+      </w:r>
+      <w:r>
+        <w:rPr>
+          <w:rFonts w:hint="eastAsia" w:ascii="Times New Roman" w:hAnsi="Times New Roman" w:eastAsia="Times New Roman" w:cs="Times New Roman"/>
+          <w:vertAlign w:val="subscript"/>
+        </w:rPr>
+        <w:t>2</w:t>
+      </w:r>
+      <w:r>
+        <w:rPr>
+          <w:rFonts w:hint="eastAsia" w:ascii="Times New Roman" w:hAnsi="Times New Roman" w:eastAsia="Times New Roman" w:cs="Times New Roman"/>
+        </w:rPr>
+        <w:t>O(</w:t>
+      </w:r>
+      <w:r>
+        <w:rPr>
+          <w:rFonts w:hint="eastAsia" w:ascii="Times New Roman" w:hAnsi="Times New Roman" w:eastAsia="FangSong" w:cs="Times New Roman"/>
+        </w:rPr>
+        <w:t>过量</w:t>
+      </w:r>
+      <w:r>
+        <w:rPr>
+          <w:rFonts w:hint="eastAsia" w:ascii="Times New Roman" w:hAnsi="Times New Roman" w:eastAsia="Times New Roman" w:cs="Times New Roman"/>
+        </w:rPr>
+        <w:t>)</w:t>
+      </w:r>
+      <w:r>
+        <w:rPr>
+          <w:rFonts w:ascii="Times New Roman" w:hAnsi="Times New Roman" w:eastAsia="Times New Roman" w:cs="Times New Roman"/>
+        </w:rPr>
+        <w:t xml:space="preserve"> → [Ag(NH</w:t>
+      </w:r>
+      <w:r>
+        <w:rPr>
+          <w:rFonts w:ascii="Times New Roman" w:hAnsi="Times New Roman" w:eastAsia="Times New Roman" w:cs="Times New Roman"/>
+          <w:vertAlign w:val="subscript"/>
+        </w:rPr>
+        <w:t>3</w:t>
+      </w:r>
+      <w:r>
+        <w:rPr>
+          <w:rFonts w:ascii="Times New Roman" w:hAnsi="Times New Roman" w:eastAsia="Times New Roman" w:cs="Times New Roman"/>
+        </w:rPr>
+        <w:t>)</w:t>
+      </w:r>
+      <w:r>
+        <w:rPr>
+          <w:rFonts w:ascii="Times New Roman" w:hAnsi="Times New Roman" w:eastAsia="Times New Roman" w:cs="Times New Roman"/>
+          <w:vertAlign w:val="subscript"/>
+        </w:rPr>
+        <w:t>2</w:t>
+      </w:r>
+      <w:r>
+        <w:rPr>
+          <w:rFonts w:ascii="Times New Roman" w:hAnsi="Times New Roman" w:eastAsia="Times New Roman" w:cs="Times New Roman"/>
+        </w:rPr>
+        <w:t>]</w:t>
+      </w:r>
+      <w:r>
+        <w:rPr>
+          <w:rFonts w:ascii="Times New Roman" w:hAnsi="Times New Roman" w:eastAsia="Times New Roman" w:cs="Times New Roman"/>
+          <w:vertAlign w:val="superscript"/>
+        </w:rPr>
+        <w:t>+</w:t>
+      </w:r>
+      <w:r>
+        <w:rPr>
+          <w:rFonts w:ascii="Times New Roman" w:hAnsi="Times New Roman" w:eastAsia="Times New Roman" w:cs="Times New Roman"/>
+        </w:rPr>
+        <w:t xml:space="preserve"> + OH</w:t>
+      </w:r>
+      <w:r>
+        <w:rPr>
+          <w:rFonts w:ascii="Times New Roman" w:hAnsi="Times New Roman" w:eastAsia="Times New Roman" w:cs="Times New Roman"/>
+          <w:vertAlign w:val="superscript"/>
+        </w:rPr>
+        <w:t>-</w:t>
+      </w:r>
+      <w:r>
+        <w:rPr>
+          <w:rFonts w:ascii="Times New Roman" w:hAnsi="Times New Roman" w:eastAsia="Times New Roman" w:cs="Times New Roman"/>
+        </w:rPr>
+        <w:t xml:space="preserve"> + 2H</w:t>
+      </w:r>
+      <w:r>
+        <w:rPr>
+          <w:rFonts w:ascii="Times New Roman" w:hAnsi="Times New Roman" w:eastAsia="Times New Roman" w:cs="Times New Roman"/>
+          <w:vertAlign w:val="subscript"/>
+        </w:rPr>
+        <w:t>2</w:t>
+      </w:r>
+      <w:r>
+        <w:rPr>
+          <w:rFonts w:ascii="Times New Roman" w:hAnsi="Times New Roman" w:eastAsia="Times New Roman" w:cs="Times New Roman"/>
+        </w:rPr>
+        <w:t>O</w:t>
+      </w:r>
+      <w:r>
+        <w:rPr>
+          <w:rFonts w:ascii="Times New Roman" w:hAnsi="Times New Roman" w:eastAsia="Times New Roman" w:cs="Times New Roman"/>
+        </w:rPr>
+        <w:t xml:space="preserve"> </w:t>
+      </w:r>
+      <w:r>
+        <w:rPr>
+          <w:rFonts w:hint="eastAsia" w:ascii="Times New Roman" w:hAnsi="Times New Roman" w:eastAsia="FangSong" w:cs="Times New Roman"/>
+        </w:rPr>
+        <w:t>现象</w:t>
+      </w:r>
+      <w:r>
+        <w:rPr>
+          <w:rFonts w:hint="eastAsia" w:ascii="Times New Roman" w:hAnsi="Times New Roman" w:eastAsia="Times New Roman" w:cs="Times New Roman"/>
+        </w:rPr>
+        <w:t>：</w:t>
+      </w:r>
+      <w:r>
+        <w:rPr>
+          <w:rFonts w:hint="eastAsia" w:ascii="Times New Roman" w:hAnsi="Times New Roman" w:eastAsia="FangSong" w:cs="Times New Roman"/>
+        </w:rPr>
+        <w:t>白色沉淀</w:t>
+      </w:r>
+      <w:r>
+        <w:rPr>
+          <w:rFonts w:ascii="Times New Roman" w:hAnsi="Times New Roman" w:eastAsia="Times New Roman" w:cs="Times New Roman"/>
+        </w:rPr>
+        <w:t xml:space="preserve"> → </w:t>
+      </w:r>
+      <w:r>
+        <w:rPr>
+          <w:rFonts w:hint="eastAsia" w:ascii="Times New Roman" w:hAnsi="Times New Roman" w:eastAsia="FangSong" w:cs="Times New Roman"/>
+        </w:rPr>
+        <w:t xml:space="preserve">过量</w:t>
+      </w:r>
+      <w:r>
+        <w:rPr>
+          <w:rFonts w:ascii="Times New Roman" w:hAnsi="Times New Roman" w:eastAsia="Times New Roman" w:cs="Times New Roman"/>
+        </w:rPr>
+        <w:t xml:space="preserve"> NH</w:t>
+      </w:r>
+      <w:r>
+        <w:rPr>
+          <w:rFonts w:ascii="Times New Roman" w:hAnsi="Times New Roman" w:eastAsia="Times New Roman" w:cs="Times New Roman"/>
+          <w:vertAlign w:val="subscript"/>
+        </w:rPr>
+        <w:t>3</w:t>
+      </w:r>
+      <w:r>
+        <w:rPr>
+          <w:rFonts w:ascii="Times New Roman" w:hAnsi="Times New Roman" w:eastAsia="Times New Roman" w:cs="Times New Roman"/>
+        </w:rPr>
+        <w:t xml:space="preserve"> → </w:t>
+      </w:r>
+      <w:r>
+        <w:rPr>
+          <w:rFonts w:hint="eastAsia" w:ascii="Times New Roman" w:hAnsi="Times New Roman" w:eastAsia="FangSong" w:cs="Times New Roman"/>
+        </w:rPr>
+        <w:t>溶解</w:t>
+      </w:r>
+      <w:r>
+        <w:rPr>
+          <w:rFonts w:hint="eastAsia" w:ascii="Times New Roman" w:hAnsi="Times New Roman" w:eastAsia="Times New Roman" w:cs="Times New Roman"/>
+        </w:rPr>
+        <w:t>（</w:t>
+      </w:r>
+      <w:r>
+        <w:rPr>
+          <w:rFonts w:hint="eastAsia" w:ascii="Times New Roman" w:hAnsi="Times New Roman" w:eastAsia="FangSong" w:cs="Times New Roman"/>
+        </w:rPr>
+        <w:t>直线形</w:t>
+      </w:r>
+      <w:r>
+        <w:rPr>
+          <w:rFonts w:ascii="Times New Roman" w:hAnsi="Times New Roman" w:eastAsia="Times New Roman" w:cs="Times New Roman"/>
+        </w:rPr>
+        <w:t xml:space="preserve"> </w:t>
+      </w:r>
+      <w:r>
+        <w:rPr>
+          <w:rFonts w:hint="eastAsia" w:ascii="Times New Roman" w:hAnsi="Times New Roman" w:eastAsia="Times New Roman" w:cs="Times New Roman"/>
+        </w:rPr>
+        <w:t>[Ag(NH</w:t>
+      </w:r>
+      <w:r>
+        <w:rPr>
+          <w:rFonts w:hint="eastAsia" w:ascii="Times New Roman" w:hAnsi="Times New Roman" w:eastAsia="Times New Roman" w:cs="Times New Roman"/>
+          <w:vertAlign w:val="subscript"/>
+        </w:rPr>
+        <w:t>3</w:t>
+      </w:r>
+      <w:r>
+        <w:rPr>
+          <w:rFonts w:hint="eastAsia" w:ascii="Times New Roman" w:hAnsi="Times New Roman" w:eastAsia="Times New Roman" w:cs="Times New Roman"/>
+        </w:rPr>
+        <w:t>)</w:t>
+      </w:r>
+      <w:r>
+        <w:rPr>
+          <w:rFonts w:hint="eastAsia" w:ascii="Times New Roman" w:hAnsi="Times New Roman" w:eastAsia="Times New Roman" w:cs="Times New Roman"/>
+          <w:vertAlign w:val="subscript"/>
+        </w:rPr>
+        <w:t>2</w:t>
+      </w:r>
+      <w:r>
+        <w:rPr>
+          <w:rFonts w:hint="eastAsia" w:ascii="Times New Roman" w:hAnsi="Times New Roman" w:eastAsia="Times New Roman" w:cs="Times New Roman"/>
+        </w:rPr>
+        <w:t>]</w:t>
+      </w:r>
+      <w:r>
+        <w:rPr>
+          <w:rFonts w:hint="eastAsia" w:ascii="Times New Roman" w:hAnsi="Times New Roman" w:eastAsia="Times New Roman" w:cs="Times New Roman"/>
+          <w:vertAlign w:val="superscript"/>
+        </w:rPr>
+        <w:t>+</w:t>
+      </w:r>
+      <w:r>
+        <w:rPr>
+          <w:rFonts w:hint="eastAsia" w:ascii="Times New Roman" w:hAnsi="Times New Roman" w:eastAsia="Times New Roman" w:cs="Times New Roman"/>
+        </w:rPr>
+        <w:t>，sp</w:t>
+      </w:r>
+      <w:r>
+        <w:rPr>
+          <w:rFonts w:ascii="Times New Roman" w:hAnsi="Times New Roman" w:eastAsia="Times New Roman" w:cs="Times New Roman"/>
+        </w:rPr>
+        <w:t xml:space="preserve"> </w:t>
+      </w:r>
+      <w:r>
+        <w:rPr>
+          <w:rFonts w:hint="eastAsia" w:ascii="Times New Roman" w:hAnsi="Times New Roman" w:eastAsia="FangSong" w:cs="Times New Roman"/>
+        </w:rPr>
+        <w:t>杂化</w:t>
+      </w:r>
+      <w:r>
+        <w:rPr>
+          <w:rFonts w:hint="eastAsia" w:ascii="Times New Roman" w:hAnsi="Times New Roman" w:eastAsia="Times New Roman" w:cs="Times New Roman"/>
+        </w:rPr>
+        <w:t>，</w:t>
+      </w:r>
+      <w:r>
+        <w:rPr>
+          <w:rFonts w:hint="eastAsia" w:ascii="Times New Roman" w:hAnsi="Times New Roman" w:eastAsia="FangSong" w:cs="Times New Roman"/>
+        </w:rPr>
+        <w:t>见图</w:t>
+      </w:r>
+      <w:r>
+        <w:rPr>
+          <w:rFonts w:ascii="Times New Roman" w:hAnsi="Times New Roman" w:eastAsia="Times New Roman" w:cs="Times New Roman"/>
+        </w:rPr>
+        <w:t xml:space="preserve"> </w:t>
+      </w:r>
+      <w:r>
+        <w:rPr>
+          <w:rFonts w:hint="eastAsia" w:ascii="Times New Roman" w:hAnsi="Times New Roman" w:eastAsia="Times New Roman" w:cs="Times New Roman"/>
+        </w:rPr>
+        <w:t>3）。（</w:t>
+      </w:r>
+      <w:r>
+        <w:rPr>
+          <w:rFonts w:hint="eastAsia" w:ascii="Times New Roman" w:hAnsi="Times New Roman" w:eastAsia="FangSong" w:cs="Times New Roman"/>
+        </w:rPr>
+        <w:t>实际出棕黑色</w:t>
+      </w:r>
+      <w:r>
+        <w:rPr>
+          <w:rFonts w:ascii="Times New Roman" w:hAnsi="Times New Roman" w:eastAsia="Times New Roman" w:cs="Times New Roman"/>
+        </w:rPr>
+        <w:t xml:space="preserve"> Ag</w:t>
+      </w:r>
+      <w:r>
+        <w:rPr>
+          <w:rFonts w:ascii="Times New Roman" w:hAnsi="Times New Roman" w:eastAsia="Times New Roman" w:cs="Times New Roman"/>
+          <w:vertAlign w:val="subscript"/>
+        </w:rPr>
+        <w:t>2</w:t>
+      </w:r>
+      <w:r>
+        <w:rPr>
+          <w:rFonts w:ascii="Times New Roman" w:hAnsi="Times New Roman" w:eastAsia="Times New Roman" w:cs="Times New Roman"/>
+        </w:rPr>
+        <w:t xml:space="preserve">O——AgOH </w:t>
+      </w:r>
+      <w:r>
+        <w:rPr>
+          <w:rFonts w:hint="eastAsia" w:ascii="Times New Roman" w:hAnsi="Times New Roman" w:eastAsia="FangSong" w:cs="Times New Roman"/>
+        </w:rPr>
+        <w:t>仅简化表示</w:t>
+      </w:r>
+      <w:r>
+        <w:rPr>
+          <w:rFonts w:hint="eastAsia" w:ascii="Times New Roman" w:hAnsi="Times New Roman" w:eastAsia="Times New Roman" w:cs="Times New Roman"/>
+        </w:rPr>
+        <w:t>，</w:t>
+      </w:r>
+      <w:r>
+        <w:rPr>
+          <w:rFonts w:hint="eastAsia" w:ascii="Times New Roman" w:hAnsi="Times New Roman" w:eastAsia="FangSong" w:cs="Times New Roman"/>
+        </w:rPr>
+        <w:t>见下</w:t>
+      </w:r>
+      <w:r>
+        <w:rPr>
+          <w:rFonts w:hint="eastAsia" w:ascii="Times New Roman" w:hAnsi="Times New Roman" w:eastAsia="Times New Roman" w:cs="Times New Roman"/>
+        </w:rPr>
+        <w:t>）</w:t>
+      </w:r>
+      <w:r>
+        <w:rPr>
+          <w:rFonts w:ascii="Times New Roman" w:hAnsi="Times New Roman" w:eastAsia="Times New Roman" w:cs="Times New Roman"/>
+        </w:rPr>
+        <w:t xml:space="preserve"> </w:t>
+      </w:r>
+      <w:r>
+        <w:rPr>
+          <w:rFonts w:ascii="Times New Roman" w:hAnsi="Times New Roman" w:eastAsia="Times New Roman" w:cs="Times New Roman"/>
+          <w:b/>
+          <w:bCs/>
+        </w:rPr>
+        <w:t xml:space="preserve">AgOH </w:t>
+      </w:r>
+      <w:r>
+        <w:rPr>
+          <w:rFonts w:hint="eastAsia" w:ascii="Times New Roman" w:hAnsi="Times New Roman" w:eastAsia="FangSong" w:cs="Times New Roman"/>
+          <w:b/>
+          <w:bCs/>
+        </w:rPr>
+        <w:t xml:space="preserve">常温不存在</w:t>
+      </w:r>
+      <w:r>
+        <w:rPr>
+          <w:rFonts w:ascii="Times New Roman" w:hAnsi="Times New Roman" w:eastAsia="Times New Roman" w:cs="Times New Roman"/>
+        </w:rPr>
+        <w:t>——Ag</w:t>
+      </w:r>
+      <w:r>
+        <w:rPr>
+          <w:rFonts w:ascii="Times New Roman" w:hAnsi="Times New Roman" w:eastAsia="Times New Roman" w:cs="Times New Roman"/>
+          <w:vertAlign w:val="superscript"/>
+        </w:rPr>
+        <w:t>+</w:t>
+      </w:r>
+      <w:r>
+        <w:rPr>
+          <w:rFonts w:ascii="Times New Roman" w:hAnsi="Times New Roman" w:eastAsia="Times New Roman" w:cs="Times New Roman"/>
+        </w:rPr>
+        <w:t xml:space="preserve"> + OH</w:t>
+      </w:r>
+      <w:r>
+        <w:rPr>
+          <w:rFonts w:ascii="Times New Roman" w:hAnsi="Times New Roman" w:eastAsia="Times New Roman" w:cs="Times New Roman"/>
+          <w:vertAlign w:val="superscript"/>
+        </w:rPr>
+        <w:t>-</w:t>
+      </w:r>
+      <w:r>
+        <w:rPr>
+          <w:rFonts w:ascii="Times New Roman" w:hAnsi="Times New Roman" w:eastAsia="Times New Roman" w:cs="Times New Roman"/>
+        </w:rPr>
+        <w:t xml:space="preserve"> </w:t>
+      </w:r>
+      <w:r>
+        <w:rPr>
+          <w:rFonts w:hint="eastAsia" w:ascii="Times New Roman" w:hAnsi="Times New Roman" w:eastAsia="FangSong" w:cs="Times New Roman"/>
+        </w:rPr>
+        <w:t xml:space="preserve">直接出</w:t>
+      </w:r>
+      <w:r>
+        <w:rPr>
+          <w:rFonts w:ascii="Times New Roman" w:hAnsi="Times New Roman" w:eastAsia="Times New Roman" w:cs="Times New Roman"/>
+        </w:rPr>
+        <w:t xml:space="preserve"> Ag</w:t>
+      </w:r>
+      <w:r>
+        <w:rPr>
+          <w:rFonts w:ascii="Times New Roman" w:hAnsi="Times New Roman" w:eastAsia="Times New Roman" w:cs="Times New Roman"/>
+          <w:vertAlign w:val="subscript"/>
+        </w:rPr>
+        <w:t>2</w:t>
+      </w:r>
+      <w:r>
+        <w:rPr>
+          <w:rFonts w:ascii="Times New Roman" w:hAnsi="Times New Roman" w:eastAsia="Times New Roman" w:cs="Times New Roman"/>
+        </w:rPr>
+        <w:t xml:space="preserve">O </w:t>
+      </w:r>
+      <w:r>
+        <w:rPr>
+          <w:rFonts w:hint="eastAsia" w:ascii="Times New Roman" w:hAnsi="Times New Roman" w:eastAsia="FangSong" w:cs="Times New Roman"/>
+        </w:rPr>
+        <w:t>棕色沉淀</w:t>
+      </w:r>
+      <w:r>
+        <w:rPr>
+          <w:rFonts w:hint="eastAsia" w:ascii="Times New Roman" w:hAnsi="Times New Roman" w:eastAsia="Times New Roman" w:cs="Times New Roman"/>
+        </w:rPr>
+        <w:t>（AgOH</w:t>
+      </w:r>
+      <w:r>
+        <w:rPr>
+          <w:rFonts w:ascii="Times New Roman" w:hAnsi="Times New Roman" w:eastAsia="Times New Roman" w:cs="Times New Roman"/>
+        </w:rPr>
+        <w:t xml:space="preserve"> </w:t>
+      </w:r>
+      <w:r>
+        <w:rPr>
+          <w:rFonts w:hint="eastAsia" w:ascii="Times New Roman" w:hAnsi="Times New Roman" w:eastAsia="FangSong" w:cs="Times New Roman"/>
+        </w:rPr>
+        <w:t xml:space="preserve">仅</w:t>
+      </w:r>
+      <w:r>
+        <w:rPr>
+          <w:rFonts w:ascii="Times New Roman" w:hAnsi="Times New Roman" w:eastAsia="Times New Roman" w:cs="Times New Roman"/>
+        </w:rPr>
+        <w:t xml:space="preserve"> −45°C </w:t>
+      </w:r>
+      <w:r>
+        <w:rPr>
+          <w:rFonts w:hint="eastAsia" w:ascii="Times New Roman" w:hAnsi="Times New Roman" w:eastAsia="FangSong" w:cs="Times New Roman"/>
+        </w:rPr>
+        <w:t>以下短暂存在</w:t>
+      </w:r>
+      <w:r>
+        <w:rPr>
+          <w:rFonts w:hint="eastAsia" w:ascii="Times New Roman" w:hAnsi="Times New Roman" w:eastAsia="Times New Roman" w:cs="Times New Roman"/>
+        </w:rPr>
+        <w:t>）。</w:t>
+      </w:r>
+      <w:r>
+        <w:rPr>
+          <w:rFonts w:hint="eastAsia" w:ascii="Times New Roman" w:hAnsi="Times New Roman" w:eastAsia="FangSong" w:cs="Times New Roman"/>
+        </w:rPr>
+        <w:t>课本常用</w:t>
+      </w:r>
+      <w:r>
+        <w:rPr>
+          <w:rFonts w:ascii="Times New Roman" w:hAnsi="Times New Roman" w:eastAsia="Times New Roman" w:cs="Times New Roman"/>
+        </w:rPr>
+        <w:t xml:space="preserve"> AgOH </w:t>
+      </w:r>
+      <w:r>
+        <w:rPr>
+          <w:rFonts w:hint="eastAsia" w:ascii="Times New Roman" w:hAnsi="Times New Roman" w:eastAsia="FangSong" w:cs="Times New Roman"/>
+        </w:rPr>
+        <w:t>表达分步</w:t>
+      </w:r>
+      <w:r>
+        <w:rPr>
+          <w:rFonts w:hint="eastAsia" w:ascii="Times New Roman" w:hAnsi="Times New Roman" w:eastAsia="Times New Roman" w:cs="Times New Roman"/>
+        </w:rPr>
+        <w:t>，</w:t>
+      </w:r>
+      <w:r>
+        <w:rPr>
+          <w:rFonts w:hint="eastAsia" w:ascii="Times New Roman" w:hAnsi="Times New Roman" w:eastAsia="FangSong" w:cs="Times New Roman"/>
+        </w:rPr>
+        <w:t>实际写</w:t>
+      </w:r>
+      <w:r>
+        <w:rPr>
+          <w:rFonts w:ascii="Times New Roman" w:hAnsi="Times New Roman" w:eastAsia="Times New Roman" w:cs="Times New Roman"/>
+        </w:rPr>
+        <w:t xml:space="preserve"> Ag</w:t>
+      </w:r>
+      <w:r>
+        <w:rPr>
+          <w:rFonts w:ascii="Times New Roman" w:hAnsi="Times New Roman" w:eastAsia="Times New Roman" w:cs="Times New Roman"/>
+          <w:vertAlign w:val="subscript"/>
+        </w:rPr>
+        <w:t>2</w:t>
+      </w:r>
+      <w:r>
+        <w:rPr>
+          <w:rFonts w:ascii="Times New Roman" w:hAnsi="Times New Roman" w:eastAsia="Times New Roman" w:cs="Times New Roman"/>
+        </w:rPr>
+        <w:t xml:space="preserve">O </w:t>
+      </w:r>
+      <w:r>
+        <w:rPr>
+          <w:rFonts w:hint="eastAsia" w:ascii="Times New Roman" w:hAnsi="Times New Roman" w:eastAsia="FangSong" w:cs="Times New Roman"/>
+        </w:rPr>
+        <w:t>更准确</w:t>
+      </w:r>
+      <w:r>
+        <w:rPr>
+          <w:rFonts w:hint="eastAsia" w:ascii="Times New Roman" w:hAnsi="Times New Roman" w:eastAsia="Times New Roman" w:cs="Times New Roman"/>
+        </w:rPr>
+        <w:t>。</w:t>
+      </w:r>
+      <w:r>
+        <w:rPr>
+          <w:rFonts w:ascii="Times New Roman" w:hAnsi="Times New Roman" w:eastAsia="Times New Roman" w:cs="Times New Roman"/>
+        </w:rPr>
+        <w:t xml:space="preserve"> </w:t>
+      </w:r>
+      <w:r>
+        <w:rPr>
+          <w:rFonts w:hint="eastAsia" w:ascii="Times New Roman" w:hAnsi="Times New Roman" w:eastAsia="FangSong" w:cs="Times New Roman"/>
+          <w:b/>
+          <w:bCs/>
+        </w:rPr>
+        <w:t xml:space="preserve">银镜反应</w:t>
+      </w:r>
+      <w:r>
+        <w:rPr>
+          <w:rFonts w:hint="eastAsia" w:ascii="Times New Roman" w:hAnsi="Times New Roman" w:eastAsia="Times New Roman" w:cs="Times New Roman"/>
+        </w:rPr>
+        <w:t xml:space="preserve">（Tollens</w:t>
+      </w:r>
+      <w:r>
+        <w:rPr>
+          <w:rFonts w:ascii="Times New Roman" w:hAnsi="Times New Roman" w:eastAsia="Times New Roman" w:cs="Times New Roman"/>
+        </w:rPr>
+        <w:t xml:space="preserve"> </w:t>
+      </w:r>
+      <w:r>
+        <w:rPr>
+          <w:rFonts w:hint="eastAsia" w:ascii="Times New Roman" w:hAnsi="Times New Roman" w:eastAsia="FangSong" w:cs="Times New Roman"/>
+        </w:rPr>
+        <w:t>试剂</w:t>
+      </w:r>
+      <w:r>
+        <w:rPr>
+          <w:rFonts w:hint="eastAsia" w:ascii="Times New Roman" w:hAnsi="Times New Roman" w:eastAsia="Times New Roman" w:cs="Times New Roman"/>
+        </w:rPr>
+        <w:t>，</w:t>
+      </w:r>
+      <w:r>
+        <w:rPr>
+          <w:rFonts w:hint="eastAsia" w:ascii="Times New Roman" w:hAnsi="Times New Roman" w:eastAsia="FangSong" w:cs="Times New Roman"/>
+        </w:rPr>
+        <w:t>醛基检验</w:t>
+      </w:r>
+      <w:r>
+        <w:rPr>
+          <w:rFonts w:hint="eastAsia" w:ascii="Times New Roman" w:hAnsi="Times New Roman" w:eastAsia="Times New Roman" w:cs="Times New Roman"/>
+        </w:rPr>
+        <w:t>）：</w:t>
+      </w:r>
+      <w:r>
+        <w:rPr>
+          <w:rFonts w:ascii="Times New Roman" w:hAnsi="Times New Roman" w:eastAsia="Times New Roman" w:cs="Times New Roman"/>
+        </w:rPr>
+        <w:t xml:space="preserve"> </w:t>
+      </w:r>
+      <w:r>
+        <w:rPr>
+          <w:rFonts w:ascii="Times New Roman" w:hAnsi="Times New Roman" w:eastAsia="Times New Roman" w:cs="Times New Roman"/>
+        </w:rPr>
+        <w:t>RCHO + 2[Ag(NH</w:t>
+      </w:r>
+      <w:r>
+        <w:rPr>
+          <w:rFonts w:ascii="Times New Roman" w:hAnsi="Times New Roman" w:eastAsia="Times New Roman" w:cs="Times New Roman"/>
+          <w:vertAlign w:val="subscript"/>
+        </w:rPr>
+        <w:t>3</w:t>
+      </w:r>
+      <w:r>
+        <w:rPr>
+          <w:rFonts w:ascii="Times New Roman" w:hAnsi="Times New Roman" w:eastAsia="Times New Roman" w:cs="Times New Roman"/>
+        </w:rPr>
+        <w:t>)</w:t>
+      </w:r>
+      <w:r>
+        <w:rPr>
+          <w:rFonts w:ascii="Times New Roman" w:hAnsi="Times New Roman" w:eastAsia="Times New Roman" w:cs="Times New Roman"/>
+          <w:vertAlign w:val="subscript"/>
+        </w:rPr>
+        <w:t>2</w:t>
+      </w:r>
+      <w:r>
+        <w:rPr>
+          <w:rFonts w:ascii="Times New Roman" w:hAnsi="Times New Roman" w:eastAsia="Times New Roman" w:cs="Times New Roman"/>
+        </w:rPr>
+        <w:t>]</w:t>
+      </w:r>
+      <w:r>
+        <w:rPr>
+          <w:rFonts w:ascii="Times New Roman" w:hAnsi="Times New Roman" w:eastAsia="Times New Roman" w:cs="Times New Roman"/>
+          <w:vertAlign w:val="superscript"/>
+        </w:rPr>
+        <w:t>+</w:t>
+      </w:r>
+      <w:r>
+        <w:rPr>
+          <w:rFonts w:ascii="Times New Roman" w:hAnsi="Times New Roman" w:eastAsia="Times New Roman" w:cs="Times New Roman"/>
+        </w:rPr>
+        <w:t xml:space="preserve"> + 3OH</w:t>
+      </w:r>
+      <w:r>
+        <w:rPr>
+          <w:rFonts w:ascii="Times New Roman" w:hAnsi="Times New Roman" w:eastAsia="Times New Roman" w:cs="Times New Roman"/>
+          <w:vertAlign w:val="superscript"/>
+        </w:rPr>
+        <w:t>-</w:t>
+      </w:r>
+      <w:r>
+        <w:rPr>
+          <w:rFonts w:ascii="Times New Roman" w:hAnsi="Times New Roman" w:eastAsia="Times New Roman" w:cs="Times New Roman"/>
+        </w:rPr>
+        <w:t xml:space="preserve"> → RCOO</w:t>
+      </w:r>
+      <w:r>
+        <w:rPr>
+          <w:rFonts w:ascii="Times New Roman" w:hAnsi="Times New Roman" w:eastAsia="Times New Roman" w:cs="Times New Roman"/>
+          <w:vertAlign w:val="superscript"/>
+        </w:rPr>
+        <w:t>-</w:t>
+      </w:r>
+      <w:r>
+        <w:rPr>
+          <w:rFonts w:ascii="Times New Roman" w:hAnsi="Times New Roman" w:eastAsia="Times New Roman" w:cs="Times New Roman"/>
+        </w:rPr>
+        <w:t xml:space="preserve"> + 2Ag↓ + 4NH</w:t>
+      </w:r>
+      <w:r>
+        <w:rPr>
+          <w:rFonts w:ascii="Times New Roman" w:hAnsi="Times New Roman" w:eastAsia="Times New Roman" w:cs="Times New Roman"/>
+          <w:vertAlign w:val="subscript"/>
+        </w:rPr>
+        <w:t>3</w:t>
+      </w:r>
+      <w:r>
+        <w:rPr>
+          <w:rFonts w:ascii="Times New Roman" w:hAnsi="Times New Roman" w:eastAsia="Times New Roman" w:cs="Times New Roman"/>
+        </w:rPr>
+        <w:t xml:space="preserve"> + 2H</w:t>
+      </w:r>
+      <w:r>
+        <w:rPr>
+          <w:rFonts w:ascii="Times New Roman" w:hAnsi="Times New Roman" w:eastAsia="Times New Roman" w:cs="Times New Roman"/>
+          <w:vertAlign w:val="subscript"/>
+        </w:rPr>
+        <w:t>2</w:t>
+      </w:r>
+      <w:r>
+        <w:rPr>
+          <w:rFonts w:ascii="Times New Roman" w:hAnsi="Times New Roman" w:eastAsia="Times New Roman" w:cs="Times New Roman"/>
+        </w:rPr>
+        <w:t>O</w:t>
+      </w:r>
+      <w:r>
+        <w:rPr>
+          <w:rFonts w:ascii="Times New Roman" w:hAnsi="Times New Roman" w:eastAsia="Times New Roman" w:cs="Times New Roman"/>
+        </w:rPr>
+        <w:t xml:space="preserve"> </w:t>
+      </w:r>
+      <w:r>
+        <w:rPr>
+          <w:rFonts w:hint="eastAsia" w:ascii="Times New Roman" w:hAnsi="Times New Roman" w:eastAsia="FangSong" w:cs="Times New Roman"/>
+        </w:rPr>
+        <w:t>条件</w:t>
+      </w:r>
+      <w:r>
+        <w:rPr>
+          <w:rFonts w:hint="eastAsia" w:ascii="Times New Roman" w:hAnsi="Times New Roman" w:eastAsia="Times New Roman" w:cs="Times New Roman"/>
+        </w:rPr>
+        <w:t>：</w:t>
+      </w:r>
+      <w:r>
+        <w:rPr>
+          <w:rFonts w:hint="eastAsia" w:ascii="Times New Roman" w:hAnsi="Times New Roman" w:eastAsia="FangSong" w:cs="Times New Roman"/>
+        </w:rPr>
+        <w:t>水浴加热</w:t>
+      </w:r>
+      <w:r>
+        <w:rPr>
+          <w:rFonts w:hint="eastAsia" w:ascii="Times New Roman" w:hAnsi="Times New Roman" w:eastAsia="Times New Roman" w:cs="Times New Roman"/>
+        </w:rPr>
+        <w:t>（</w:t>
+      </w:r>
+      <w:r>
+        <w:rPr>
+          <w:rFonts w:hint="eastAsia" w:ascii="Times New Roman" w:hAnsi="Times New Roman" w:eastAsia="FangSong" w:cs="Times New Roman"/>
+        </w:rPr>
+        <w:t>勿直接加热或久置</w:t>
+      </w:r>
+      <w:r>
+        <w:rPr>
+          <w:rFonts w:hint="eastAsia" w:ascii="Times New Roman" w:hAnsi="Times New Roman" w:eastAsia="Times New Roman" w:cs="Times New Roman"/>
+        </w:rPr>
+        <w:t>——Tollens</w:t>
+      </w:r>
+      <w:r>
+        <w:rPr>
+          <w:rFonts w:ascii="Times New Roman" w:hAnsi="Times New Roman" w:eastAsia="Times New Roman" w:cs="Times New Roman"/>
+        </w:rPr>
+        <w:t xml:space="preserve"> </w:t>
+      </w:r>
+      <w:r>
+        <w:rPr>
+          <w:rFonts w:hint="eastAsia" w:ascii="Times New Roman" w:hAnsi="Times New Roman" w:eastAsia="FangSong" w:cs="Times New Roman"/>
+        </w:rPr>
+        <w:t xml:space="preserve">试剂会产生</w:t>
+      </w:r>
+      <w:r>
+        <w:rPr>
+          <w:rFonts w:ascii="Times New Roman" w:hAnsi="Times New Roman" w:eastAsia="Times New Roman" w:cs="Times New Roman"/>
+        </w:rPr>
+        <w:t xml:space="preserve"> Ag</w:t>
+      </w:r>
+      <w:r>
+        <w:rPr>
+          <w:rFonts w:ascii="Times New Roman" w:hAnsi="Times New Roman" w:eastAsia="Times New Roman" w:cs="Times New Roman"/>
+          <w:vertAlign w:val="subscript"/>
+        </w:rPr>
+        <w:t>3</w:t>
+      </w:r>
+      <w:r>
+        <w:rPr>
+          <w:rFonts w:ascii="Times New Roman" w:hAnsi="Times New Roman" w:eastAsia="Times New Roman" w:cs="Times New Roman"/>
+        </w:rPr>
+        <w:t>N、Ag</w:t>
+      </w:r>
+      <w:r>
+        <w:rPr>
+          <w:rFonts w:ascii="Times New Roman" w:hAnsi="Times New Roman" w:eastAsia="Times New Roman" w:cs="Times New Roman"/>
+          <w:vertAlign w:val="subscript"/>
+        </w:rPr>
+        <w:t>2</w:t>
+      </w:r>
+      <w:r>
+        <w:rPr>
+          <w:rFonts w:ascii="Times New Roman" w:hAnsi="Times New Roman" w:eastAsia="Times New Roman" w:cs="Times New Roman"/>
+        </w:rPr>
+        <w:t xml:space="preserve">NH </w:t>
+      </w:r>
+      <w:r>
+        <w:rPr>
+          <w:rFonts w:hint="eastAsia" w:ascii="Times New Roman" w:hAnsi="Times New Roman" w:eastAsia="FangSong" w:cs="Times New Roman"/>
+        </w:rPr>
+        <w:t>等爆炸性沉淀</w:t>
+      </w:r>
+      <w:r>
+        <w:rPr>
+          <w:rFonts w:hint="eastAsia" w:ascii="Times New Roman" w:hAnsi="Times New Roman" w:eastAsia="Times New Roman" w:cs="Times New Roman"/>
+        </w:rPr>
+        <w:t>（</w:t>
+      </w:r>
+      <w:r>
+        <w:rPr>
+          <w:rFonts w:hint="eastAsia" w:ascii="Times New Roman" w:hAnsi="Times New Roman" w:eastAsia="FangSong" w:cs="Times New Roman"/>
+        </w:rPr>
+        <w:t>雷银</w:t>
+      </w:r>
+      <w:r>
+        <w:rPr>
+          <w:rFonts w:hint="eastAsia" w:ascii="Times New Roman" w:hAnsi="Times New Roman" w:eastAsia="Times New Roman" w:cs="Times New Roman"/>
+        </w:rPr>
+        <w:t>），</w:t>
+      </w:r>
+      <w:r>
+        <w:rPr>
+          <w:rFonts w:hint="eastAsia" w:ascii="Times New Roman" w:hAnsi="Times New Roman" w:eastAsia="FangSong" w:cs="Times New Roman"/>
+        </w:rPr>
+        <w:t>现配现用</w:t>
+      </w:r>
+      <w:r>
+        <w:rPr>
+          <w:rFonts w:hint="eastAsia" w:ascii="Times New Roman" w:hAnsi="Times New Roman" w:eastAsia="Times New Roman" w:cs="Times New Roman"/>
+        </w:rPr>
+        <w:t>、</w:t>
+      </w:r>
+      <w:r>
+        <w:rPr>
+          <w:rFonts w:hint="eastAsia" w:ascii="Times New Roman" w:hAnsi="Times New Roman" w:eastAsia="FangSong" w:cs="Times New Roman"/>
+        </w:rPr>
+        <w:t>余液及时酸化销毁</w:t>
+      </w:r>
+      <w:r>
+        <w:rPr>
+          <w:rFonts w:hint="eastAsia" w:ascii="Times New Roman" w:hAnsi="Times New Roman" w:eastAsia="Times New Roman" w:cs="Times New Roman"/>
+        </w:rPr>
+        <w:t>）。</w:t>
+      </w:r>
+    </w:p>
+    <w:p>
+      <w:pPr>
+        <w:pStyle w:val="FirstParagraph"/>
         <w:spacing w:before="160" w:after="80"/>
         <w:jc w:val="center"/>
       </w:pPr>
@@ -7753,18 +6615,18 @@
           <wp:inline>
             <wp:extent cx="2667000" cy="1309962"/>
             <wp:effectExtent b="0" l="0" r="0" t="0"/>
-            <wp:docPr descr="" title="" id="21" name="Picture"/>
+            <wp:docPr descr="" title="" id="20" name="Picture"/>
             <a:graphic>
               <a:graphicData uri="http://schemas.openxmlformats.org/drawingml/2006/picture">
                 <pic:pic>
                   <pic:nvPicPr>
-                    <pic:cNvPr descr="4d50b16b4c235f4e4e3eb05f681671f8e4e7839211a91526aa813f979eb02312.png" id="22" name="Picture"/>
+                    <pic:cNvPr descr="4d50b16b4c235f4e4e3eb05f681671f8e4e7839211a91526aa813f979eb02312.png" id="21" name="Picture"/>
                     <pic:cNvPicPr>
                       <a:picLocks noChangeArrowheads="1" noChangeAspect="1"/>
                     </pic:cNvPicPr>
                   </pic:nvPicPr>
                   <pic:blipFill>
-                    <a:blip r:embed="rId20"/>
+                    <a:blip r:embed="rId19"/>
                     <a:stretch>
                       <a:fillRect/>
                     </a:stretch>
@@ -7906,18 +6768,18 @@
           <wp:inline>
             <wp:extent cx="2667000" cy="1201179"/>
             <wp:effectExtent b="0" l="0" r="0" t="0"/>
-            <wp:docPr descr="" title="" id="24" name="Picture"/>
+            <wp:docPr descr="" title="" id="23" name="Picture"/>
             <a:graphic>
               <a:graphicData uri="http://schemas.openxmlformats.org/drawingml/2006/picture">
                 <pic:pic>
                   <pic:nvPicPr>
-                    <pic:cNvPr descr="77f59813015cb1e8ead309117d30f07a082fb210621c3b01fb0e99430361db05.png" id="25" name="Picture"/>
+                    <pic:cNvPr descr="77f59813015cb1e8ead309117d30f07a082fb210621c3b01fb0e99430361db05.png" id="24" name="Picture"/>
                     <pic:cNvPicPr>
                       <a:picLocks noChangeArrowheads="1" noChangeAspect="1"/>
                     </pic:cNvPicPr>
                   </pic:nvPicPr>
                   <pic:blipFill>
-                    <a:blip r:embed="rId23"/>
+                    <a:blip r:embed="rId22"/>
                     <a:stretch>
                       <a:fillRect/>
                     </a:stretch>
@@ -8120,9 +6982,9 @@
         </w:pict>
       </w:r>
     </w:p>
+    <w:bookmarkEnd w:id="25"/>
     <w:bookmarkEnd w:id="26"/>
-    <w:bookmarkEnd w:id="27"/>
-    <w:bookmarkStart w:id="37" w:name="金惰性与王水"/>
+    <w:bookmarkStart w:id="36" w:name="金惰性与王水"/>
     <w:p>
       <w:pPr>
         <w:pStyle w:val="Heading2"/>
@@ -8153,7 +7015,7 @@
         <w:t>惰性与王水</w:t>
       </w:r>
     </w:p>
-    <w:bookmarkStart w:id="28" w:name="电子构型与氧化态-1"/>
+    <w:bookmarkStart w:id="27" w:name="电子构型与氧化态-1"/>
     <w:p>
       <w:pPr>
         <w:pStyle w:val="Heading3"/>
@@ -8501,8 +7363,8 @@
         <w:t>）。</w:t>
       </w:r>
     </w:p>
-    <w:bookmarkEnd w:id="28"/>
-    <w:bookmarkStart w:id="29" w:name="au-为什么溶于王水氧化-配位双因素协同"/>
+    <w:bookmarkEnd w:id="27"/>
+    <w:bookmarkStart w:id="28" w:name="au-为什么溶于王水氧化-配位双因素协同"/>
     <w:p>
       <w:pPr>
         <w:pStyle w:val="Heading3"/>
@@ -8864,24 +7726,16 @@
         </w:rPr>
         <w:t>-</w:t>
       </w:r>
-      <w:r>
-        <w:rPr>
-          <w:rFonts w:ascii="Times New Roman" w:hAnsi="Times New Roman" w:eastAsia="Times New Roman" w:cs="Times New Roman"/>
-        </w:rPr>
-        <w:t xml:space="preserve"> </w:t>
-      </w:r>
-      <w:r>
-        <w:rPr>
-          <w:rFonts w:ascii="Times New Roman" w:hAnsi="Times New Roman" w:eastAsia="Times New Roman" w:cs="Times New Roman"/>
-        </w:rPr>
-        <w:t xml:space="preserve">2.</w:t>
-      </w:r>
-      <w:r>
-        <w:rPr>
-          <w:rFonts w:ascii="Times New Roman" w:hAnsi="Times New Roman" w:eastAsia="Times New Roman" w:cs="Times New Roman"/>
-        </w:rPr>
-        <w:t xml:space="preserve"> </w:t>
-      </w:r>
+    </w:p>
+    <w:p>
+      <w:pPr>
+        <w:pStyle w:val="Compact"/>
+        <w:numPr>
+          <w:ilvl w:val="0"/>
+          <w:numId w:val="1002"/>
+        </w:numPr>
+        <w:ind w:firstLine="420"/>
+      </w:pPr>
       <w:r>
         <w:rPr>
           <w:rFonts w:hint="eastAsia" w:ascii="Times New Roman" w:hAnsi="Times New Roman" w:eastAsia="FangSong" w:cs="Times New Roman"/>
@@ -9643,8 +8497,8 @@
         <w:t>。</w:t>
       </w:r>
     </w:p>
-    <w:bookmarkEnd w:id="29"/>
-    <w:bookmarkStart w:id="36" w:name="auiii-的配合物"/>
+    <w:bookmarkEnd w:id="28"/>
+    <w:bookmarkStart w:id="35" w:name="auiii-的配合物"/>
     <w:p>
       <w:pPr>
         <w:pStyle w:val="Heading3"/>
@@ -10354,18 +9208,18 @@
           <wp:inline>
             <wp:extent cx="2667000" cy="1162848"/>
             <wp:effectExtent b="0" l="0" r="0" t="0"/>
-            <wp:docPr descr="" title="" id="31" name="Picture"/>
+            <wp:docPr descr="" title="" id="30" name="Picture"/>
             <a:graphic>
               <a:graphicData uri="http://schemas.openxmlformats.org/drawingml/2006/picture">
                 <pic:pic>
                   <pic:nvPicPr>
-                    <pic:cNvPr descr="f393fb5f8e2519b8df62ea179f9ae6fef9e19863c4b0d9835dfe9e58bbd0bb47.png" id="32" name="Picture"/>
+                    <pic:cNvPr descr="f393fb5f8e2519b8df62ea179f9ae6fef9e19863c4b0d9835dfe9e58bbd0bb47.png" id="31" name="Picture"/>
                     <pic:cNvPicPr>
                       <a:picLocks noChangeArrowheads="1" noChangeAspect="1"/>
                     </pic:cNvPicPr>
                   </pic:nvPicPr>
                   <pic:blipFill>
-                    <a:blip r:embed="rId30"/>
+                    <a:blip r:embed="rId29"/>
                     <a:stretch>
                       <a:fillRect/>
                     </a:stretch>
@@ -10429,121 +9283,6 @@
       </w:r>
       <w:r>
         <w:rPr>
-          <w:rFonts w:hint="eastAsia" w:ascii="Times New Roman" w:hAnsi="Times New Roman" w:eastAsia="Times New Roman" w:cs="Times New Roman"/>
-        </w:rPr>
-        <w:t>：</w:t>
-      </w:r>
-      <w:r>
-        <w:rPr>
-          <w:rFonts w:hint="eastAsia" w:ascii="Times New Roman" w:hAnsi="Times New Roman" w:eastAsia="FangSong" w:cs="Times New Roman"/>
-        </w:rPr>
-        <w:t>硝酸提供强氧化性</w:t>
-      </w:r>
-      <w:r>
-        <w:rPr>
-          <w:rFonts w:hint="eastAsia" w:ascii="Times New Roman" w:hAnsi="Times New Roman" w:eastAsia="Times New Roman" w:cs="Times New Roman"/>
-        </w:rPr>
-        <w:t>（</w:t>
-      </w:r>
-      <w:r>
-        <w:rPr>
-          <w:rFonts w:hint="eastAsia" w:ascii="Times New Roman" w:hAnsi="Times New Roman" w:eastAsia="FangSong" w:cs="Times New Roman"/>
-        </w:rPr>
-        <w:t>动力学</w:t>
-      </w:r>
-      <w:r>
-        <w:rPr>
-          <w:rFonts w:hint="eastAsia" w:ascii="Times New Roman" w:hAnsi="Times New Roman" w:eastAsia="Times New Roman" w:cs="Times New Roman"/>
-        </w:rPr>
-        <w:t>），</w:t>
-      </w:r>
-      <w:r>
-        <w:rPr>
-          <w:rFonts w:hint="eastAsia" w:ascii="Times New Roman" w:hAnsi="Times New Roman" w:eastAsia="FangSong" w:cs="Times New Roman"/>
-        </w:rPr>
-        <w:t>盐酸提供</w:t>
-      </w:r>
-      <w:r>
-        <w:rPr>
-          <w:rFonts w:ascii="Times New Roman" w:hAnsi="Times New Roman" w:eastAsia="Times New Roman" w:cs="Times New Roman"/>
-        </w:rPr>
-        <w:t xml:space="preserve"> Cl</w:t>
-      </w:r>
-      <w:r>
-        <w:rPr>
-          <w:rFonts w:ascii="Times New Roman" w:hAnsi="Times New Roman" w:eastAsia="Times New Roman" w:cs="Times New Roman"/>
-          <w:vertAlign w:val="superscript"/>
-        </w:rPr>
-        <w:t>-</w:t>
-      </w:r>
-      <w:r>
-        <w:rPr>
-          <w:rFonts w:ascii="Times New Roman" w:hAnsi="Times New Roman" w:eastAsia="Times New Roman" w:cs="Times New Roman"/>
-        </w:rPr>
-        <w:t xml:space="preserve"> </w:t>
-      </w:r>
-      <w:r>
-        <w:rPr>
-          <w:rFonts w:hint="eastAsia" w:ascii="Times New Roman" w:hAnsi="Times New Roman" w:eastAsia="FangSong" w:cs="Times New Roman"/>
-        </w:rPr>
-        <w:t>络合</w:t>
-      </w:r>
-      <w:r>
-        <w:rPr>
-          <w:rFonts w:hint="eastAsia" w:ascii="Times New Roman" w:hAnsi="Times New Roman" w:eastAsia="Times New Roman" w:cs="Times New Roman"/>
-        </w:rPr>
-        <w:t>（</w:t>
-      </w:r>
-      <w:r>
-        <w:rPr>
-          <w:rFonts w:hint="eastAsia" w:ascii="Times New Roman" w:hAnsi="Times New Roman" w:eastAsia="FangSong" w:cs="Times New Roman"/>
-        </w:rPr>
-        <w:t>热力学</w:t>
-      </w:r>
-      <w:r>
-        <w:rPr>
-          <w:rFonts w:hint="eastAsia" w:ascii="Times New Roman" w:hAnsi="Times New Roman" w:eastAsia="Times New Roman" w:cs="Times New Roman"/>
-        </w:rPr>
-        <w:t>，</w:t>
-      </w:r>
-      <w:r>
-        <w:rPr>
-          <w:rFonts w:hint="eastAsia" w:ascii="Times New Roman" w:hAnsi="Times New Roman" w:eastAsia="FangSong" w:cs="Times New Roman"/>
-        </w:rPr>
-        <w:t>大幅降低</w:t>
-      </w:r>
-      <w:r>
-        <w:rPr>
-          <w:rFonts w:ascii="Times New Roman" w:hAnsi="Times New Roman" w:eastAsia="Times New Roman" w:cs="Times New Roman"/>
-        </w:rPr>
-        <w:t xml:space="preserve"> Au </w:t>
-      </w:r>
-      <w:r>
-        <w:rPr>
-          <w:rFonts w:hint="eastAsia" w:ascii="Times New Roman" w:hAnsi="Times New Roman" w:eastAsia="FangSong" w:cs="Times New Roman"/>
-        </w:rPr>
-        <w:t>的电极电势</w:t>
-      </w:r>
-      <w:r>
-        <w:rPr>
-          <w:rFonts w:hint="eastAsia" w:ascii="Times New Roman" w:hAnsi="Times New Roman" w:eastAsia="Times New Roman" w:cs="Times New Roman"/>
-        </w:rPr>
-        <w:t>），</w:t>
-      </w:r>
-      <w:r>
-        <w:rPr>
-          <w:rFonts w:hint="eastAsia" w:ascii="Times New Roman" w:hAnsi="Times New Roman" w:eastAsia="FangSong" w:cs="Times New Roman"/>
-        </w:rPr>
-        <w:t>二者缺一不可</w:t>
-      </w:r>
-      <w:r>
-        <w:rPr>
-          <w:rFonts w:hint="eastAsia" w:ascii="Times New Roman" w:hAnsi="Times New Roman" w:eastAsia="Times New Roman" w:cs="Times New Roman"/>
-        </w:rPr>
-        <w:t>。</w:t>
-      </w:r>
-      <w:r>
-        <w:rPr>
           <w:rFonts w:ascii="Times New Roman" w:hAnsi="Times New Roman" w:eastAsia="Times New Roman" w:cs="Times New Roman"/>
         </w:rPr>
         <w:t xml:space="preserve"> </w:t>
@@ -10556,18 +9295,18 @@
           <wp:inline>
             <wp:extent cx="2667000" cy="539393"/>
             <wp:effectExtent b="0" l="0" r="0" t="0"/>
-            <wp:docPr descr="" title="" id="34" name="Picture"/>
+            <wp:docPr descr="" title="" id="33" name="Picture"/>
             <a:graphic>
               <a:graphicData uri="http://schemas.openxmlformats.org/drawingml/2006/picture">
                 <pic:pic>
                   <pic:nvPicPr>
-                    <pic:cNvPr descr="4770332458598fd165dfb7d1e6e181e3360d98e464c6750b8c6d99d5f3253343.jpg" id="35" name="Picture"/>
+                    <pic:cNvPr descr="4770332458598fd165dfb7d1e6e181e3360d98e464c6750b8c6d99d5f3253343.jpg" id="34" name="Picture"/>
                     <pic:cNvPicPr>
                       <a:picLocks noChangeArrowheads="1" noChangeAspect="1"/>
                     </pic:cNvPicPr>
                   </pic:nvPicPr>
                   <pic:blipFill>
-                    <a:blip r:embed="rId33"/>
+                    <a:blip r:embed="rId32"/>
                     <a:stretch>
                       <a:fillRect/>
                     </a:stretch>
@@ -10645,179 +9384,7 @@
         <w:rPr>
           <w:rFonts w:hint="eastAsia" w:ascii="Times New Roman" w:hAnsi="Times New Roman" w:eastAsia="FangSong" w:cs="Times New Roman"/>
         </w:rPr>
-        <w:t>配合物结构示例</w:t>
-      </w:r>
-      <w:r>
-        <w:rPr>
-          <w:rFonts w:hint="eastAsia" w:ascii="Times New Roman" w:hAnsi="Times New Roman" w:eastAsia="Times New Roman" w:cs="Times New Roman"/>
-        </w:rPr>
-        <w:t>（</w:t>
-      </w:r>
-      <w:r>
-        <w:rPr>
-          <w:rFonts w:hint="eastAsia" w:ascii="Times New Roman" w:hAnsi="Times New Roman" w:eastAsia="FangSong" w:cs="Times New Roman"/>
-        </w:rPr>
-        <w:t>赵鑫光</w:t>
-      </w:r>
-      <w:r>
-        <w:rPr>
-          <w:rFonts w:hint="eastAsia" w:ascii="Times New Roman" w:hAnsi="Times New Roman" w:eastAsia="Times New Roman" w:cs="Times New Roman"/>
-        </w:rPr>
-        <w:t>）——</w:t>
-      </w:r>
-      <w:r>
-        <w:rPr>
-          <w:rFonts w:hint="eastAsia" w:ascii="Times New Roman" w:hAnsi="Times New Roman" w:eastAsia="FangSong" w:cs="Times New Roman"/>
-        </w:rPr>
-        <w:t>左为</w:t>
-      </w:r>
-      <w:r>
-        <w:rPr>
-          <w:rFonts w:ascii="Times New Roman" w:hAnsi="Times New Roman" w:eastAsia="Times New Roman" w:cs="Times New Roman"/>
-        </w:rPr>
-        <w:t xml:space="preserve"> [AuCl</w:t>
-      </w:r>
-      <w:r>
-        <w:rPr>
-          <w:rFonts w:ascii="Times New Roman" w:hAnsi="Times New Roman" w:eastAsia="Times New Roman" w:cs="Times New Roman"/>
-          <w:vertAlign w:val="subscript"/>
-        </w:rPr>
-        <w:t>4</w:t>
-      </w:r>
-      <w:r>
-        <w:rPr>
-          <w:rFonts w:ascii="Times New Roman" w:hAnsi="Times New Roman" w:eastAsia="Times New Roman" w:cs="Times New Roman"/>
-        </w:rPr>
-        <w:t>]</w:t>
-      </w:r>
-      <w:r>
-        <w:rPr>
-          <w:rFonts w:ascii="Times New Roman" w:hAnsi="Times New Roman" w:eastAsia="Times New Roman" w:cs="Times New Roman"/>
-          <w:vertAlign w:val="superscript"/>
-        </w:rPr>
-        <w:t>-</w:t>
-      </w:r>
-      <w:r>
-        <w:rPr>
-          <w:rFonts w:ascii="Times New Roman" w:hAnsi="Times New Roman" w:eastAsia="Times New Roman" w:cs="Times New Roman"/>
-        </w:rPr>
-        <w:t xml:space="preserve"> </w:t>
-      </w:r>
-      <w:r>
-        <w:rPr>
-          <w:rFonts w:hint="eastAsia" w:ascii="Times New Roman" w:hAnsi="Times New Roman" w:eastAsia="FangSong" w:cs="Times New Roman"/>
-        </w:rPr>
-        <w:t>阴离子</w:t>
-      </w:r>
-      <w:r>
-        <w:rPr>
-          <w:rFonts w:hint="eastAsia" w:ascii="Times New Roman" w:hAnsi="Times New Roman" w:eastAsia="Times New Roman" w:cs="Times New Roman"/>
-        </w:rPr>
-        <w:t>，Au</w:t>
-      </w:r>
-      <w:r>
-        <w:rPr>
-          <w:rFonts w:ascii="Times New Roman" w:hAnsi="Times New Roman" w:eastAsia="Times New Roman" w:cs="Times New Roman"/>
-        </w:rPr>
-        <w:t xml:space="preserve"> </w:t>
-      </w:r>
-      <w:r>
-        <w:rPr>
-          <w:rFonts w:hint="eastAsia" w:ascii="Times New Roman" w:hAnsi="Times New Roman" w:eastAsia="FangSong" w:cs="Times New Roman"/>
-        </w:rPr>
-        <w:t xml:space="preserve">周围四个</w:t>
-      </w:r>
-      <w:r>
-        <w:rPr>
-          <w:rFonts w:ascii="Times New Roman" w:hAnsi="Times New Roman" w:eastAsia="Times New Roman" w:cs="Times New Roman"/>
-        </w:rPr>
-        <w:t xml:space="preserve"> Cl </w:t>
-      </w:r>
-      <w:r>
-        <w:rPr>
-          <w:rFonts w:hint="eastAsia" w:ascii="Times New Roman" w:hAnsi="Times New Roman" w:eastAsia="FangSong" w:cs="Times New Roman"/>
-        </w:rPr>
-        <w:t>构成平面正方形</w:t>
-      </w:r>
-      <w:r>
-        <w:rPr>
-          <w:rFonts w:hint="eastAsia" w:ascii="Times New Roman" w:hAnsi="Times New Roman" w:eastAsia="Times New Roman" w:cs="Times New Roman"/>
-        </w:rPr>
-        <w:t>；</w:t>
-      </w:r>
-      <w:r>
-        <w:rPr>
-          <w:rFonts w:hint="eastAsia" w:ascii="Times New Roman" w:hAnsi="Times New Roman" w:eastAsia="FangSong" w:cs="Times New Roman"/>
-        </w:rPr>
-        <w:t>右侧另一</w:t>
-      </w:r>
-      <w:r>
-        <w:rPr>
-          <w:rFonts w:ascii="Times New Roman" w:hAnsi="Times New Roman" w:eastAsia="Times New Roman" w:cs="Times New Roman"/>
-        </w:rPr>
-        <w:t xml:space="preserve"> Au(III) </w:t>
-      </w:r>
-      <w:r>
-        <w:rPr>
-          <w:rFonts w:hint="eastAsia" w:ascii="Times New Roman" w:hAnsi="Times New Roman" w:eastAsia="FangSong" w:cs="Times New Roman"/>
-        </w:rPr>
-        <w:t>配离子同样呈平面正方形</w:t>
-      </w:r>
-      <w:r>
-        <w:rPr>
-          <w:rFonts w:hint="eastAsia" w:ascii="Times New Roman" w:hAnsi="Times New Roman" w:eastAsia="Times New Roman" w:cs="Times New Roman"/>
-        </w:rPr>
-        <w:t>，</w:t>
-      </w:r>
-      <w:r>
-        <w:rPr>
-          <w:rFonts w:hint="eastAsia" w:ascii="Times New Roman" w:hAnsi="Times New Roman" w:eastAsia="FangSong" w:cs="Times New Roman"/>
-        </w:rPr>
-        <w:t>共同支撑</w:t>
-      </w:r>
-      <w:r>
-        <w:rPr>
-          <w:rFonts w:ascii="Times New Roman" w:hAnsi="Times New Roman" w:eastAsia="Times New Roman" w:cs="Times New Roman"/>
-        </w:rPr>
-        <w:t xml:space="preserve"> Au(III) d</w:t>
-      </w:r>
-      <w:r>
-        <w:rPr>
-          <w:rFonts w:ascii="Times New Roman" w:hAnsi="Times New Roman" w:eastAsia="Times New Roman" w:cs="Times New Roman"/>
-          <w:vertAlign w:val="superscript"/>
-        </w:rPr>
-        <w:t>8</w:t>
-      </w:r>
-      <w:r>
-        <w:rPr>
-          <w:rFonts w:ascii="Times New Roman" w:hAnsi="Times New Roman" w:eastAsia="Times New Roman" w:cs="Times New Roman"/>
-        </w:rPr>
-        <w:t xml:space="preserve"> → dsp</w:t>
-      </w:r>
-      <w:r>
-        <w:rPr>
-          <w:rFonts w:ascii="Times New Roman" w:hAnsi="Times New Roman" w:eastAsia="Times New Roman" w:cs="Times New Roman"/>
-          <w:vertAlign w:val="superscript"/>
-        </w:rPr>
-        <w:t>2</w:t>
-      </w:r>
-      <w:r>
-        <w:rPr>
-          <w:rFonts w:ascii="Times New Roman" w:hAnsi="Times New Roman" w:eastAsia="Times New Roman" w:cs="Times New Roman"/>
-        </w:rPr>
-        <w:t xml:space="preserve"> </w:t>
-      </w:r>
-      <w:r>
-        <w:rPr>
-          <w:rFonts w:hint="eastAsia" w:ascii="Times New Roman" w:hAnsi="Times New Roman" w:eastAsia="FangSong" w:cs="Times New Roman"/>
-        </w:rPr>
-        <w:t>构型判断</w:t>
-      </w:r>
-      <w:r>
-        <w:rPr>
-          <w:rFonts w:hint="eastAsia" w:ascii="Times New Roman" w:hAnsi="Times New Roman" w:eastAsia="Times New Roman" w:cs="Times New Roman"/>
-        </w:rPr>
-        <w:t>。</w:t>
+        <w:t xml:space="preserve">配合物结构示例</w:t>
       </w:r>
     </w:p>
     <w:p>
@@ -10830,9 +9397,9 @@
         </w:pict>
       </w:r>
     </w:p>
+    <w:bookmarkEnd w:id="35"/>
     <w:bookmarkEnd w:id="36"/>
-    <w:bookmarkEnd w:id="37"/>
-    <w:bookmarkStart w:id="54" w:name="汞hg₂²-与相对论"/>
+    <w:bookmarkStart w:id="53" w:name="汞hg₂²-与相对论"/>
     <w:p>
       <w:pPr>
         <w:pStyle w:val="Heading2"/>
@@ -10883,7 +9450,7 @@
         <w:t xml:space="preserve">与相对论</w:t>
       </w:r>
     </w:p>
-    <w:bookmarkStart w:id="41" w:name="hg-为什么常温液态"/>
+    <w:bookmarkStart w:id="40" w:name="hg-为什么常温液态"/>
     <w:p>
       <w:pPr>
         <w:pStyle w:val="Heading3"/>
@@ -10911,362 +9478,359 @@
     <w:p>
       <w:pPr>
         <w:pStyle w:val="FirstParagraph"/>
+        <w:ind w:firstLine="420"/>
+      </w:pPr>
+      <w:r>
+        <w:rPr>
+          <w:rFonts w:ascii="Times New Roman" w:hAnsi="Times New Roman" w:eastAsia="Times New Roman" w:cs="Times New Roman"/>
+        </w:rPr>
+        <w:t xml:space="preserve">[!important]</w:t>
+      </w:r>
+      <w:r>
+        <w:rPr>
+          <w:rFonts w:ascii="Times New Roman" w:hAnsi="Times New Roman" w:eastAsia="Times New Roman" w:cs="Times New Roman"/>
+        </w:rPr>
+        <w:t xml:space="preserve"> </w:t>
+      </w:r>
+      <w:r>
+        <w:rPr>
+          <w:rFonts w:ascii="Times New Roman" w:hAnsi="Times New Roman" w:eastAsia="Times New Roman" w:cs="Times New Roman"/>
+        </w:rPr>
+        <w:t xml:space="preserve">Au </w:t>
+      </w:r>
+      <w:r>
+        <w:rPr>
+          <w:rFonts w:hint="eastAsia" w:ascii="Times New Roman" w:hAnsi="Times New Roman" w:eastAsia="FangSong" w:cs="Times New Roman"/>
+        </w:rPr>
+        <w:t>黄色固体</w:t>
+      </w:r>
+      <w:r>
+        <w:rPr>
+          <w:rFonts w:hint="eastAsia" w:ascii="Times New Roman" w:hAnsi="Times New Roman" w:eastAsia="Times New Roman" w:cs="Times New Roman"/>
+        </w:rPr>
+        <w:t>（</w:t>
+      </w:r>
+      <w:r>
+        <w:rPr>
+          <w:rFonts w:hint="eastAsia" w:ascii="Times New Roman" w:hAnsi="Times New Roman" w:eastAsia="FangSong" w:cs="Times New Roman"/>
+        </w:rPr>
+        <w:t>熔点</w:t>
+      </w:r>
+      <w:r>
+        <w:rPr>
+          <w:rFonts w:ascii="Times New Roman" w:hAnsi="Times New Roman" w:eastAsia="Times New Roman" w:cs="Times New Roman"/>
+        </w:rPr>
+        <w:t xml:space="preserve"> </w:t>
+      </w:r>
+      <w:r>
+        <w:rPr>
+          <w:rFonts w:hint="eastAsia" w:ascii="Times New Roman" w:hAnsi="Times New Roman" w:eastAsia="Times New Roman" w:cs="Times New Roman"/>
+        </w:rPr>
+        <w:t xml:space="preserve">1064°C）；Hg</w:t>
+      </w:r>
+      <w:r>
+        <w:rPr>
+          <w:rFonts w:ascii="Times New Roman" w:hAnsi="Times New Roman" w:eastAsia="Times New Roman" w:cs="Times New Roman"/>
+        </w:rPr>
+        <w:t xml:space="preserve"> </w:t>
+      </w:r>
+      <w:r>
+        <w:rPr>
+          <w:rFonts w:hint="eastAsia" w:ascii="Times New Roman" w:hAnsi="Times New Roman" w:eastAsia="FangSong" w:cs="Times New Roman"/>
+        </w:rPr>
+        <w:t>无色液体</w:t>
+      </w:r>
+      <w:r>
+        <w:rPr>
+          <w:rFonts w:hint="eastAsia" w:ascii="Times New Roman" w:hAnsi="Times New Roman" w:eastAsia="Times New Roman" w:cs="Times New Roman"/>
+        </w:rPr>
+        <w:t>（</w:t>
+      </w:r>
+      <w:r>
+        <w:rPr>
+          <w:rFonts w:hint="eastAsia" w:ascii="Times New Roman" w:hAnsi="Times New Roman" w:eastAsia="FangSong" w:cs="Times New Roman"/>
+        </w:rPr>
+        <w:t>熔点</w:t>
+      </w:r>
+      <w:r>
+        <w:rPr>
+          <w:rFonts w:ascii="Times New Roman" w:hAnsi="Times New Roman" w:eastAsia="Times New Roman" w:cs="Times New Roman"/>
+        </w:rPr>
+        <w:t xml:space="preserve"> </w:t>
+      </w:r>
+      <w:r>
+        <w:rPr>
+          <w:rFonts w:hint="eastAsia" w:ascii="Times New Roman" w:hAnsi="Times New Roman" w:eastAsia="Times New Roman" w:cs="Times New Roman"/>
+        </w:rPr>
+        <w:t>−39°C）。</w:t>
+      </w:r>
+      <w:r>
+        <w:rPr>
+          <w:rFonts w:hint="eastAsia" w:ascii="Times New Roman" w:hAnsi="Times New Roman" w:eastAsia="FangSong" w:cs="Times New Roman"/>
+        </w:rPr>
+        <w:t>原子间相互作用发生了什么</w:t>
+      </w:r>
+      <w:r>
+        <w:rPr>
+          <w:rFonts w:hint="eastAsia" w:ascii="Times New Roman" w:hAnsi="Times New Roman" w:eastAsia="Times New Roman" w:cs="Times New Roman"/>
+        </w:rPr>
+        <w:t>？</w:t>
+      </w:r>
+    </w:p>
+    <w:p>
+      <w:pPr>
+        <w:pStyle w:val="BodyText"/>
+        <w:ind w:firstLine="420"/>
+      </w:pPr>
+      <w:r>
+        <w:rPr>
+          <w:rFonts w:hint="eastAsia" w:ascii="Times New Roman" w:hAnsi="Times New Roman" w:eastAsia="FangSong" w:cs="Times New Roman"/>
+          <w:b/>
+          <w:bCs/>
+        </w:rPr>
+        <w:t>突破</w:t>
+      </w:r>
+      <w:r>
+        <w:rPr>
+          <w:rFonts w:hint="eastAsia" w:ascii="Times New Roman" w:hAnsi="Times New Roman" w:eastAsia="Times New Roman" w:cs="Times New Roman"/>
+          <w:b/>
+          <w:bCs/>
+        </w:rPr>
+        <w:t>——</w:t>
+      </w:r>
+      <w:r>
+        <w:rPr>
+          <w:rFonts w:hint="eastAsia" w:ascii="Times New Roman" w:hAnsi="Times New Roman" w:eastAsia="FangSong" w:cs="Times New Roman"/>
+          <w:b/>
+          <w:bCs/>
+        </w:rPr>
+        <w:t>相对论效应三步链</w:t>
+      </w:r>
+      <w:r>
+        <w:rPr>
+          <w:rFonts w:hint="eastAsia" w:ascii="Times New Roman" w:hAnsi="Times New Roman" w:eastAsia="Times New Roman" w:cs="Times New Roman"/>
+        </w:rPr>
+        <w:t xml:space="preserve">：</w:t>
+      </w:r>
+    </w:p>
+    <w:p>
+      <w:pPr>
+        <w:numPr>
+          <w:ilvl w:val="0"/>
+          <w:numId w:val="1003"/>
+        </w:numPr>
+        <w:ind w:firstLine="420"/>
+      </w:pPr>
+      <w:r>
+        <w:rPr>
+          <w:rFonts w:hint="eastAsia" w:ascii="Times New Roman" w:hAnsi="Times New Roman" w:eastAsia="FangSong" w:cs="Times New Roman"/>
+        </w:rPr>
+        <w:t xml:space="preserve">相对论效应使</w:t>
+      </w:r>
+      <w:r>
+        <w:rPr>
+          <w:rFonts w:ascii="Times New Roman" w:hAnsi="Times New Roman" w:eastAsia="Times New Roman" w:cs="Times New Roman"/>
+        </w:rPr>
+        <w:t xml:space="preserve"> </w:t>
+      </w:r>
+      <w:r>
+        <w:rPr>
+          <w:rFonts w:ascii="Times New Roman" w:hAnsi="Times New Roman" w:eastAsia="Times New Roman" w:cs="Times New Roman"/>
+          <w:b/>
+          <w:bCs/>
+        </w:rPr>
+        <w:t xml:space="preserve">6s </w:t>
+      </w:r>
+      <w:r>
+        <w:rPr>
+          <w:rFonts w:hint="eastAsia" w:ascii="Times New Roman" w:hAnsi="Times New Roman" w:eastAsia="FangSong" w:cs="Times New Roman"/>
+          <w:b/>
+          <w:bCs/>
+        </w:rPr>
+        <w:t>轨道收缩</w:t>
+      </w:r>
+      <w:r>
+        <w:rPr>
+          <w:rFonts w:hint="eastAsia" w:ascii="Times New Roman" w:hAnsi="Times New Roman" w:eastAsia="Times New Roman" w:cs="Times New Roman"/>
+          <w:b/>
+          <w:bCs/>
+        </w:rPr>
+        <w:t>、</w:t>
+      </w:r>
+      <w:r>
+        <w:rPr>
+          <w:rFonts w:hint="eastAsia" w:ascii="Times New Roman" w:hAnsi="Times New Roman" w:eastAsia="FangSong" w:cs="Times New Roman"/>
+          <w:b/>
+          <w:bCs/>
+        </w:rPr>
+        <w:t>能量降低</w:t>
+      </w:r>
+      <w:r>
+        <w:rPr>
+          <w:rFonts w:hint="eastAsia" w:ascii="Times New Roman" w:hAnsi="Times New Roman" w:eastAsia="Times New Roman" w:cs="Times New Roman"/>
+        </w:rPr>
+        <w:t>（</w:t>
+      </w:r>
+      <w:r>
+        <w:rPr>
+          <w:rFonts w:hint="eastAsia" w:ascii="Times New Roman" w:hAnsi="Times New Roman" w:eastAsia="FangSong" w:cs="Times New Roman"/>
+        </w:rPr>
+        <w:t>质量</w:t>
+      </w:r>
+      <w:r>
+        <w:rPr>
+          <w:rFonts w:hint="eastAsia" w:ascii="Times New Roman" w:hAnsi="Times New Roman" w:eastAsia="Times New Roman" w:cs="Times New Roman"/>
+        </w:rPr>
+        <w:t>-</w:t>
+      </w:r>
+      <w:r>
+        <w:rPr>
+          <w:rFonts w:hint="eastAsia" w:ascii="Times New Roman" w:hAnsi="Times New Roman" w:eastAsia="FangSong" w:cs="Times New Roman"/>
+        </w:rPr>
+        <w:t>速度效应</w:t>
+      </w:r>
+      <w:r>
+        <w:rPr>
+          <w:rFonts w:hint="eastAsia" w:ascii="Times New Roman" w:hAnsi="Times New Roman" w:eastAsia="Times New Roman" w:cs="Times New Roman"/>
+        </w:rPr>
+        <w:t>）。</w:t>
+      </w:r>
+    </w:p>
+    <w:p>
+      <w:pPr>
+        <w:numPr>
+          <w:ilvl w:val="0"/>
+          <w:numId w:val="1003"/>
+        </w:numPr>
+        <w:ind w:firstLine="420"/>
+      </w:pPr>
+      <w:r>
+        <w:rPr>
+          <w:rFonts w:ascii="Times New Roman" w:hAnsi="Times New Roman" w:eastAsia="Times New Roman" w:cs="Times New Roman"/>
+        </w:rPr>
+        <w:t xml:space="preserve">Hg </w:t>
+      </w:r>
+      <w:r>
+        <w:rPr>
+          <w:rFonts w:hint="eastAsia" w:ascii="Times New Roman" w:hAnsi="Times New Roman" w:eastAsia="FangSong" w:cs="Times New Roman"/>
+        </w:rPr>
+        <w:t xml:space="preserve">的</w:t>
+      </w:r>
+      <w:r>
+        <w:rPr>
+          <w:rFonts w:ascii="Times New Roman" w:hAnsi="Times New Roman" w:eastAsia="Times New Roman" w:cs="Times New Roman"/>
+        </w:rPr>
+        <w:t xml:space="preserve"> </w:t>
+      </w:r>
+      <w:r>
+        <w:rPr>
+          <w:rFonts w:ascii="Times New Roman" w:hAnsi="Times New Roman" w:eastAsia="Times New Roman" w:cs="Times New Roman"/>
+          <w:b/>
+          <w:bCs/>
+        </w:rPr>
+        <w:t>6s</w:t>
+      </w:r>
+      <w:r>
+        <w:rPr>
+          <w:rFonts w:ascii="Times New Roman" w:hAnsi="Times New Roman" w:eastAsia="Times New Roman" w:cs="Times New Roman"/>
+          <w:b/>
+          <w:bCs/>
+          <w:vertAlign w:val="superscript"/>
+        </w:rPr>
+        <w:t>2</w:t>
+      </w:r>
+      <w:r>
+        <w:rPr>
+          <w:rFonts w:ascii="Times New Roman" w:hAnsi="Times New Roman" w:eastAsia="Times New Roman" w:cs="Times New Roman"/>
+          <w:b/>
+          <w:bCs/>
+        </w:rPr>
+        <w:t xml:space="preserve"> </w:t>
+      </w:r>
+      <w:r>
+        <w:rPr>
+          <w:rFonts w:hint="eastAsia" w:ascii="Times New Roman" w:hAnsi="Times New Roman" w:eastAsia="FangSong" w:cs="Times New Roman"/>
+          <w:b/>
+          <w:bCs/>
+        </w:rPr>
+        <w:t>电子对异常</w:t>
+      </w:r>
+      <w:r>
+        <w:rPr>
+          <w:rFonts w:hint="eastAsia" w:ascii="Times New Roman" w:hAnsi="Times New Roman" w:eastAsia="Times New Roman" w:cs="Times New Roman"/>
+          <w:b/>
+          <w:bCs/>
+        </w:rPr>
+        <w:t>「</w:t>
+      </w:r>
+      <w:r>
+        <w:rPr>
+          <w:rFonts w:hint="eastAsia" w:ascii="Times New Roman" w:hAnsi="Times New Roman" w:eastAsia="FangSong" w:cs="Times New Roman"/>
+          <w:b/>
+          <w:bCs/>
+        </w:rPr>
+        <w:t>懒惰</w:t>
+      </w:r>
+      <w:r>
+        <w:rPr>
+          <w:rFonts w:hint="eastAsia" w:ascii="Times New Roman" w:hAnsi="Times New Roman" w:eastAsia="Times New Roman" w:cs="Times New Roman"/>
+          <w:b/>
+          <w:bCs/>
+        </w:rPr>
+        <w:t>」</w:t>
+      </w:r>
+      <w:r>
+        <w:rPr>
+          <w:rFonts w:hint="eastAsia" w:ascii="Times New Roman" w:hAnsi="Times New Roman" w:eastAsia="Times New Roman" w:cs="Times New Roman"/>
+        </w:rPr>
+        <w:t>——</w:t>
+      </w:r>
+      <w:r>
+        <w:rPr>
+          <w:rFonts w:hint="eastAsia" w:ascii="Times New Roman" w:hAnsi="Times New Roman" w:eastAsia="FangSong" w:cs="Times New Roman"/>
+        </w:rPr>
+        <w:t>紧贴原子核</w:t>
+      </w:r>
+      <w:r>
+        <w:rPr>
+          <w:rFonts w:hint="eastAsia" w:ascii="Times New Roman" w:hAnsi="Times New Roman" w:eastAsia="Times New Roman" w:cs="Times New Roman"/>
+        </w:rPr>
+        <w:t>，</w:t>
+      </w:r>
+      <w:r>
+        <w:rPr>
+          <w:rFonts w:hint="eastAsia" w:ascii="Times New Roman" w:hAnsi="Times New Roman" w:eastAsia="FangSong" w:cs="Times New Roman"/>
+        </w:rPr>
+        <w:t>不参与成键</w:t>
+      </w:r>
+      <w:r>
+        <w:rPr>
+          <w:rFonts w:hint="eastAsia" w:ascii="Times New Roman" w:hAnsi="Times New Roman" w:eastAsia="Times New Roman" w:cs="Times New Roman"/>
+        </w:rPr>
+        <w:t>，</w:t>
+      </w:r>
+      <w:r>
+        <w:rPr>
+          <w:rFonts w:hint="eastAsia" w:ascii="Times New Roman" w:hAnsi="Times New Roman" w:eastAsia="FangSong" w:cs="Times New Roman"/>
+        </w:rPr>
+        <w:t>不参与金属能带</w:t>
+      </w:r>
+      <w:r>
+        <w:rPr>
+          <w:rFonts w:hint="eastAsia" w:ascii="Times New Roman" w:hAnsi="Times New Roman" w:eastAsia="Times New Roman" w:cs="Times New Roman"/>
+        </w:rPr>
+        <w:t>。</w:t>
+      </w:r>
+    </w:p>
+    <w:p>
+      <w:pPr>
+        <w:numPr>
+          <w:ilvl w:val="0"/>
+          <w:numId w:val="1003"/>
+        </w:numPr>
         <w:spacing w:before="160" w:after="80"/>
         <w:jc w:val="center"/>
       </w:pPr>
-      <w:r>
-        <w:rPr>
-          <w:rFonts w:ascii="Times New Roman" w:hAnsi="Times New Roman" w:eastAsia="Times New Roman" w:cs="Times New Roman"/>
-        </w:rPr>
-        <w:t xml:space="preserve">[!important]</w:t>
-      </w:r>
-      <w:r>
-        <w:rPr>
-          <w:rFonts w:ascii="Times New Roman" w:hAnsi="Times New Roman" w:eastAsia="Times New Roman" w:cs="Times New Roman"/>
-        </w:rPr>
-        <w:t xml:space="preserve"> </w:t>
-      </w:r>
-      <w:r>
-        <w:rPr>
-          <w:rFonts w:ascii="Times New Roman" w:hAnsi="Times New Roman" w:eastAsia="Times New Roman" w:cs="Times New Roman"/>
-        </w:rPr>
-        <w:t xml:space="preserve">Au </w:t>
-      </w:r>
-      <w:r>
-        <w:rPr>
-          <w:rFonts w:hint="eastAsia" w:ascii="Times New Roman" w:hAnsi="Times New Roman" w:eastAsia="FangSong" w:cs="Times New Roman"/>
-        </w:rPr>
-        <w:t>黄色固体</w:t>
-      </w:r>
-      <w:r>
-        <w:rPr>
-          <w:rFonts w:hint="eastAsia" w:ascii="Times New Roman" w:hAnsi="Times New Roman" w:eastAsia="Times New Roman" w:cs="Times New Roman"/>
-        </w:rPr>
-        <w:t>（</w:t>
-      </w:r>
-      <w:r>
-        <w:rPr>
-          <w:rFonts w:hint="eastAsia" w:ascii="Times New Roman" w:hAnsi="Times New Roman" w:eastAsia="FangSong" w:cs="Times New Roman"/>
-        </w:rPr>
-        <w:t>熔点</w:t>
-      </w:r>
-      <w:r>
-        <w:rPr>
-          <w:rFonts w:ascii="Times New Roman" w:hAnsi="Times New Roman" w:eastAsia="Times New Roman" w:cs="Times New Roman"/>
-        </w:rPr>
-        <w:t xml:space="preserve"> </w:t>
-      </w:r>
-      <w:r>
-        <w:rPr>
-          <w:rFonts w:hint="eastAsia" w:ascii="Times New Roman" w:hAnsi="Times New Roman" w:eastAsia="Times New Roman" w:cs="Times New Roman"/>
-        </w:rPr>
-        <w:t xml:space="preserve">1064°C）；Hg</w:t>
-      </w:r>
-      <w:r>
-        <w:rPr>
-          <w:rFonts w:ascii="Times New Roman" w:hAnsi="Times New Roman" w:eastAsia="Times New Roman" w:cs="Times New Roman"/>
-        </w:rPr>
-        <w:t xml:space="preserve"> </w:t>
-      </w:r>
-      <w:r>
-        <w:rPr>
-          <w:rFonts w:hint="eastAsia" w:ascii="Times New Roman" w:hAnsi="Times New Roman" w:eastAsia="FangSong" w:cs="Times New Roman"/>
-        </w:rPr>
-        <w:t>无色液体</w:t>
-      </w:r>
-      <w:r>
-        <w:rPr>
-          <w:rFonts w:hint="eastAsia" w:ascii="Times New Roman" w:hAnsi="Times New Roman" w:eastAsia="Times New Roman" w:cs="Times New Roman"/>
-        </w:rPr>
-        <w:t>（</w:t>
-      </w:r>
-      <w:r>
-        <w:rPr>
-          <w:rFonts w:hint="eastAsia" w:ascii="Times New Roman" w:hAnsi="Times New Roman" w:eastAsia="FangSong" w:cs="Times New Roman"/>
-        </w:rPr>
-        <w:t>熔点</w:t>
-      </w:r>
-      <w:r>
-        <w:rPr>
-          <w:rFonts w:ascii="Times New Roman" w:hAnsi="Times New Roman" w:eastAsia="Times New Roman" w:cs="Times New Roman"/>
-        </w:rPr>
-        <w:t xml:space="preserve"> </w:t>
-      </w:r>
-      <w:r>
-        <w:rPr>
-          <w:rFonts w:hint="eastAsia" w:ascii="Times New Roman" w:hAnsi="Times New Roman" w:eastAsia="Times New Roman" w:cs="Times New Roman"/>
-        </w:rPr>
-        <w:t>−39°C）。</w:t>
-      </w:r>
-      <w:r>
-        <w:rPr>
-          <w:rFonts w:hint="eastAsia" w:ascii="Times New Roman" w:hAnsi="Times New Roman" w:eastAsia="FangSong" w:cs="Times New Roman"/>
-        </w:rPr>
-        <w:t>原子间相互作用发生了什么</w:t>
-      </w:r>
-      <w:r>
-        <w:rPr>
-          <w:rFonts w:hint="eastAsia" w:ascii="Times New Roman" w:hAnsi="Times New Roman" w:eastAsia="Times New Roman" w:cs="Times New Roman"/>
-        </w:rPr>
-        <w:t>？</w:t>
-      </w:r>
-      <w:r>
-        <w:rPr>
-          <w:rFonts w:ascii="Times New Roman" w:hAnsi="Times New Roman" w:eastAsia="Times New Roman" w:cs="Times New Roman"/>
-        </w:rPr>
-        <w:t xml:space="preserve"> </w:t>
-      </w:r>
-      <w:r>
-        <w:rPr>
-          <w:rFonts w:hint="eastAsia" w:ascii="Times New Roman" w:hAnsi="Times New Roman" w:eastAsia="FangSong" w:cs="Times New Roman"/>
-          <w:b/>
-          <w:bCs/>
-        </w:rPr>
-        <w:t>突破</w:t>
-      </w:r>
-      <w:r>
-        <w:rPr>
-          <w:rFonts w:hint="eastAsia" w:ascii="Times New Roman" w:hAnsi="Times New Roman" w:eastAsia="Times New Roman" w:cs="Times New Roman"/>
-          <w:b/>
-          <w:bCs/>
-        </w:rPr>
-        <w:t>——</w:t>
-      </w:r>
-      <w:r>
-        <w:rPr>
-          <w:rFonts w:hint="eastAsia" w:ascii="Times New Roman" w:hAnsi="Times New Roman" w:eastAsia="FangSong" w:cs="Times New Roman"/>
-          <w:b/>
-          <w:bCs/>
-        </w:rPr>
-        <w:t>相对论效应三步链</w:t>
-      </w:r>
-      <w:r>
-        <w:rPr>
-          <w:rFonts w:hint="eastAsia" w:ascii="Times New Roman" w:hAnsi="Times New Roman" w:eastAsia="Times New Roman" w:cs="Times New Roman"/>
-        </w:rPr>
-        <w:t xml:space="preserve">：</w:t>
-      </w:r>
-      <w:r>
-        <w:rPr>
-          <w:rFonts w:ascii="Times New Roman" w:hAnsi="Times New Roman" w:eastAsia="Times New Roman" w:cs="Times New Roman"/>
-        </w:rPr>
-        <w:t xml:space="preserve"> </w:t>
-      </w:r>
-      <w:r>
-        <w:rPr>
-          <w:rFonts w:ascii="Times New Roman" w:hAnsi="Times New Roman" w:eastAsia="Times New Roman" w:cs="Times New Roman"/>
-        </w:rPr>
-        <w:t xml:space="preserve">1. </w:t>
-      </w:r>
-      <w:r>
-        <w:rPr>
-          <w:rFonts w:hint="eastAsia" w:ascii="Times New Roman" w:hAnsi="Times New Roman" w:eastAsia="FangSong" w:cs="Times New Roman"/>
-        </w:rPr>
-        <w:t xml:space="preserve">相对论效应使</w:t>
-      </w:r>
-      <w:r>
-        <w:rPr>
-          <w:rFonts w:ascii="Times New Roman" w:hAnsi="Times New Roman" w:eastAsia="Times New Roman" w:cs="Times New Roman"/>
-        </w:rPr>
-        <w:t xml:space="preserve"> </w:t>
-      </w:r>
-      <w:r>
-        <w:rPr>
-          <w:rFonts w:ascii="Times New Roman" w:hAnsi="Times New Roman" w:eastAsia="Times New Roman" w:cs="Times New Roman"/>
-          <w:b/>
-          <w:bCs/>
-        </w:rPr>
-        <w:t xml:space="preserve">6s </w:t>
-      </w:r>
-      <w:r>
-        <w:rPr>
-          <w:rFonts w:hint="eastAsia" w:ascii="Times New Roman" w:hAnsi="Times New Roman" w:eastAsia="FangSong" w:cs="Times New Roman"/>
-          <w:b/>
-          <w:bCs/>
-        </w:rPr>
-        <w:t>轨道收缩</w:t>
-      </w:r>
-      <w:r>
-        <w:rPr>
-          <w:rFonts w:hint="eastAsia" w:ascii="Times New Roman" w:hAnsi="Times New Roman" w:eastAsia="Times New Roman" w:cs="Times New Roman"/>
-          <w:b/>
-          <w:bCs/>
-        </w:rPr>
-        <w:t>、</w:t>
-      </w:r>
-      <w:r>
-        <w:rPr>
-          <w:rFonts w:hint="eastAsia" w:ascii="Times New Roman" w:hAnsi="Times New Roman" w:eastAsia="FangSong" w:cs="Times New Roman"/>
-          <w:b/>
-          <w:bCs/>
-        </w:rPr>
-        <w:t>能量降低</w:t>
-      </w:r>
-      <w:r>
-        <w:rPr>
-          <w:rFonts w:hint="eastAsia" w:ascii="Times New Roman" w:hAnsi="Times New Roman" w:eastAsia="Times New Roman" w:cs="Times New Roman"/>
-        </w:rPr>
-        <w:t>（</w:t>
-      </w:r>
-      <w:r>
-        <w:rPr>
-          <w:rFonts w:hint="eastAsia" w:ascii="Times New Roman" w:hAnsi="Times New Roman" w:eastAsia="FangSong" w:cs="Times New Roman"/>
-        </w:rPr>
-        <w:t>质量</w:t>
-      </w:r>
-      <w:r>
-        <w:rPr>
-          <w:rFonts w:hint="eastAsia" w:ascii="Times New Roman" w:hAnsi="Times New Roman" w:eastAsia="Times New Roman" w:cs="Times New Roman"/>
-        </w:rPr>
-        <w:t>-</w:t>
-      </w:r>
-      <w:r>
-        <w:rPr>
-          <w:rFonts w:hint="eastAsia" w:ascii="Times New Roman" w:hAnsi="Times New Roman" w:eastAsia="FangSong" w:cs="Times New Roman"/>
-        </w:rPr>
-        <w:t>速度效应</w:t>
-      </w:r>
-      <w:r>
-        <w:rPr>
-          <w:rFonts w:hint="eastAsia" w:ascii="Times New Roman" w:hAnsi="Times New Roman" w:eastAsia="Times New Roman" w:cs="Times New Roman"/>
-        </w:rPr>
-        <w:t>）。</w:t>
-      </w:r>
-      <w:r>
-        <w:rPr>
-          <w:rFonts w:ascii="Times New Roman" w:hAnsi="Times New Roman" w:eastAsia="Times New Roman" w:cs="Times New Roman"/>
-        </w:rPr>
-        <w:t xml:space="preserve"> </w:t>
-      </w:r>
-      <w:r>
-        <w:rPr>
-          <w:rFonts w:ascii="Times New Roman" w:hAnsi="Times New Roman" w:eastAsia="Times New Roman" w:cs="Times New Roman"/>
-        </w:rPr>
-        <w:t xml:space="preserve">2. Hg </w:t>
-      </w:r>
-      <w:r>
-        <w:rPr>
-          <w:rFonts w:hint="eastAsia" w:ascii="Times New Roman" w:hAnsi="Times New Roman" w:eastAsia="FangSong" w:cs="Times New Roman"/>
-        </w:rPr>
-        <w:t xml:space="preserve">的</w:t>
-      </w:r>
-      <w:r>
-        <w:rPr>
-          <w:rFonts w:ascii="Times New Roman" w:hAnsi="Times New Roman" w:eastAsia="Times New Roman" w:cs="Times New Roman"/>
-        </w:rPr>
-        <w:t xml:space="preserve"> </w:t>
-      </w:r>
-      <w:r>
-        <w:rPr>
-          <w:rFonts w:ascii="Times New Roman" w:hAnsi="Times New Roman" w:eastAsia="Times New Roman" w:cs="Times New Roman"/>
-          <w:b/>
-          <w:bCs/>
-        </w:rPr>
-        <w:t>6s</w:t>
-      </w:r>
-      <w:r>
-        <w:rPr>
-          <w:rFonts w:ascii="Times New Roman" w:hAnsi="Times New Roman" w:eastAsia="Times New Roman" w:cs="Times New Roman"/>
-          <w:b/>
-          <w:bCs/>
-          <w:vertAlign w:val="superscript"/>
-        </w:rPr>
-        <w:t>2</w:t>
-      </w:r>
-      <w:r>
-        <w:rPr>
-          <w:rFonts w:ascii="Times New Roman" w:hAnsi="Times New Roman" w:eastAsia="Times New Roman" w:cs="Times New Roman"/>
-          <w:b/>
-          <w:bCs/>
-        </w:rPr>
-        <w:t xml:space="preserve"> </w:t>
-      </w:r>
-      <w:r>
-        <w:rPr>
-          <w:rFonts w:hint="eastAsia" w:ascii="Times New Roman" w:hAnsi="Times New Roman" w:eastAsia="FangSong" w:cs="Times New Roman"/>
-          <w:b/>
-          <w:bCs/>
-        </w:rPr>
-        <w:t>电子对异常</w:t>
-      </w:r>
-      <w:r>
-        <w:rPr>
-          <w:rFonts w:hint="eastAsia" w:ascii="Times New Roman" w:hAnsi="Times New Roman" w:eastAsia="Times New Roman" w:cs="Times New Roman"/>
-          <w:b/>
-          <w:bCs/>
-        </w:rPr>
-        <w:t>「</w:t>
-      </w:r>
-      <w:r>
-        <w:rPr>
-          <w:rFonts w:hint="eastAsia" w:ascii="Times New Roman" w:hAnsi="Times New Roman" w:eastAsia="FangSong" w:cs="Times New Roman"/>
-          <w:b/>
-          <w:bCs/>
-        </w:rPr>
-        <w:t>懒惰</w:t>
-      </w:r>
-      <w:r>
-        <w:rPr>
-          <w:rFonts w:hint="eastAsia" w:ascii="Times New Roman" w:hAnsi="Times New Roman" w:eastAsia="Times New Roman" w:cs="Times New Roman"/>
-          <w:b/>
-          <w:bCs/>
-        </w:rPr>
-        <w:t>」</w:t>
-      </w:r>
-      <w:r>
-        <w:rPr>
-          <w:rFonts w:hint="eastAsia" w:ascii="Times New Roman" w:hAnsi="Times New Roman" w:eastAsia="Times New Roman" w:cs="Times New Roman"/>
-        </w:rPr>
-        <w:t>——</w:t>
-      </w:r>
-      <w:r>
-        <w:rPr>
-          <w:rFonts w:hint="eastAsia" w:ascii="Times New Roman" w:hAnsi="Times New Roman" w:eastAsia="FangSong" w:cs="Times New Roman"/>
-        </w:rPr>
-        <w:t>紧贴原子核</w:t>
-      </w:r>
-      <w:r>
-        <w:rPr>
-          <w:rFonts w:hint="eastAsia" w:ascii="Times New Roman" w:hAnsi="Times New Roman" w:eastAsia="Times New Roman" w:cs="Times New Roman"/>
-        </w:rPr>
-        <w:t>，</w:t>
-      </w:r>
-      <w:r>
-        <w:rPr>
-          <w:rFonts w:hint="eastAsia" w:ascii="Times New Roman" w:hAnsi="Times New Roman" w:eastAsia="FangSong" w:cs="Times New Roman"/>
-        </w:rPr>
-        <w:t>不参与成键</w:t>
-      </w:r>
-      <w:r>
-        <w:rPr>
-          <w:rFonts w:hint="eastAsia" w:ascii="Times New Roman" w:hAnsi="Times New Roman" w:eastAsia="Times New Roman" w:cs="Times New Roman"/>
-        </w:rPr>
-        <w:t>，</w:t>
-      </w:r>
-      <w:r>
-        <w:rPr>
-          <w:rFonts w:hint="eastAsia" w:ascii="Times New Roman" w:hAnsi="Times New Roman" w:eastAsia="FangSong" w:cs="Times New Roman"/>
-        </w:rPr>
-        <w:t>不参与金属能带</w:t>
-      </w:r>
-      <w:r>
-        <w:rPr>
-          <w:rFonts w:hint="eastAsia" w:ascii="Times New Roman" w:hAnsi="Times New Roman" w:eastAsia="Times New Roman" w:cs="Times New Roman"/>
-        </w:rPr>
-        <w:t>。</w:t>
-      </w:r>
-      <w:r>
-        <w:rPr>
-          <w:rFonts w:ascii="Times New Roman" w:hAnsi="Times New Roman" w:eastAsia="Times New Roman" w:cs="Times New Roman"/>
-        </w:rPr>
-        <w:t xml:space="preserve"> </w:t>
-      </w:r>
-      <w:r>
-        <w:rPr>
-          <w:rFonts w:ascii="Times New Roman" w:hAnsi="Times New Roman" w:eastAsia="Times New Roman" w:cs="Times New Roman"/>
-        </w:rPr>
-        <w:t xml:space="preserve">3. </w:t>
-      </w:r>
       <w:r>
         <w:rPr>
           <w:rFonts w:hint="eastAsia" w:ascii="Times New Roman" w:hAnsi="Times New Roman" w:eastAsia="FangSong" w:cs="Times New Roman"/>
@@ -11586,18 +10150,18 @@
           <wp:inline>
             <wp:extent cx="2667000" cy="2892007"/>
             <wp:effectExtent b="0" l="0" r="0" t="0"/>
-            <wp:docPr descr="" title="" id="39" name="Picture"/>
+            <wp:docPr descr="" title="" id="38" name="Picture"/>
             <a:graphic>
               <a:graphicData uri="http://schemas.openxmlformats.org/drawingml/2006/picture">
                 <pic:pic>
                   <pic:nvPicPr>
-                    <pic:cNvPr descr="fc671d5eeb7fce6afaf30feeb533b1e85250eed285a2621ca55547b427899db2.jpg" id="40" name="Picture"/>
+                    <pic:cNvPr descr="fc671d5eeb7fce6afaf30feeb533b1e85250eed285a2621ca55547b427899db2.jpg" id="39" name="Picture"/>
                     <pic:cNvPicPr>
                       <a:picLocks noChangeArrowheads="1" noChangeAspect="1"/>
                     </pic:cNvPicPr>
                   </pic:nvPicPr>
                   <pic:blipFill>
-                    <a:blip r:embed="rId38"/>
+                    <a:blip r:embed="rId37"/>
                     <a:stretch>
                       <a:fillRect/>
                     </a:stretch>
@@ -11671,15 +10235,9 @@
         </w:rPr>
         <w:t>常温下呈液态的金属汞</w:t>
       </w:r>
-      <w:r>
-        <w:rPr>
-          <w:rFonts w:hint="eastAsia" w:ascii="Times New Roman" w:hAnsi="Times New Roman" w:eastAsia="Times New Roman" w:cs="Times New Roman"/>
-        </w:rPr>
-        <w:t>。</w:t>
-      </w:r>
     </w:p>
-    <w:bookmarkEnd w:id="41"/>
-    <w:bookmarkStart w:id="42" w:name="hg₂²-双核离子"/>
+    <w:bookmarkEnd w:id="40"/>
+    <w:bookmarkStart w:id="41" w:name="hg₂²-双核离子"/>
     <w:p>
       <w:pPr>
         <w:pStyle w:val="Heading3"/>
@@ -12205,8 +10763,8 @@
         <w:t>。</w:t>
       </w:r>
     </w:p>
-    <w:bookmarkEnd w:id="42"/>
-    <w:bookmarkStart w:id="43" w:name="hg₂²-不歧化-vs-cu-歧化电势图对比"/>
+    <w:bookmarkEnd w:id="41"/>
+    <w:bookmarkStart w:id="42" w:name="hg₂²-不歧化-vs-cu-歧化电势图对比"/>
     <w:p>
       <w:pPr>
         <w:pStyle w:val="Heading3"/>
@@ -13299,8 +11857,8 @@
         <w:t xml:space="preserve"> 253 pm。</w:t>
       </w:r>
     </w:p>
-    <w:bookmarkEnd w:id="43"/>
-    <w:bookmarkStart w:id="53" w:name="汞的鉴定与毒性"/>
+    <w:bookmarkEnd w:id="42"/>
+    <w:bookmarkStart w:id="52" w:name="汞的鉴定与毒性"/>
     <w:p>
       <w:pPr>
         <w:pStyle w:val="Heading3"/>
@@ -14540,18 +13098,18 @@
           <wp:inline>
             <wp:extent cx="2520000" cy="3961440"/>
             <wp:effectExtent b="0" l="0" r="0" t="0"/>
-            <wp:docPr descr="" title="" id="45" name="Picture"/>
+            <wp:docPr descr="" title="" id="44" name="Picture"/>
             <a:graphic>
               <a:graphicData uri="http://schemas.openxmlformats.org/drawingml/2006/picture">
                 <pic:pic>
                   <pic:nvPicPr>
-                    <pic:cNvPr descr="9ff9dbb7579c16efc090105cead50134ad1ca30519287ca05f86f855bbfbaefe.jpg" id="46" name="Picture"/>
+                    <pic:cNvPr descr="9ff9dbb7579c16efc090105cead50134ad1ca30519287ca05f86f855bbfbaefe.jpg" id="45" name="Picture"/>
                     <pic:cNvPicPr>
                       <a:picLocks noChangeArrowheads="1" noChangeAspect="1"/>
                     </pic:cNvPicPr>
                   </pic:nvPicPr>
                   <pic:blipFill>
-                    <a:blip r:embed="rId44"/>
+                    <a:blip r:embed="rId43"/>
                     <a:stretch>
                       <a:fillRect/>
                     </a:stretch>
@@ -14615,128 +13173,6 @@
       </w:r>
       <w:r>
         <w:rPr>
-          <w:rFonts w:hint="eastAsia" w:ascii="Times New Roman" w:hAnsi="Times New Roman" w:eastAsia="Times New Roman" w:cs="Times New Roman"/>
-        </w:rPr>
-        <w:t>（</w:t>
-      </w:r>
-      <w:r>
-        <w:rPr>
-          <w:rFonts w:hint="eastAsia" w:ascii="Times New Roman" w:hAnsi="Times New Roman" w:eastAsia="FangSong" w:cs="Times New Roman"/>
-        </w:rPr>
-        <w:t>赵鑫光</w:t>
-      </w:r>
-      <w:r>
-        <w:rPr>
-          <w:rFonts w:hint="eastAsia" w:ascii="Times New Roman" w:hAnsi="Times New Roman" w:eastAsia="Times New Roman" w:cs="Times New Roman"/>
-        </w:rPr>
-        <w:t>）——</w:t>
-      </w:r>
-      <w:r>
-        <w:rPr>
-          <w:rFonts w:hint="eastAsia" w:ascii="Times New Roman" w:hAnsi="Times New Roman" w:eastAsia="FangSong" w:cs="Times New Roman"/>
-        </w:rPr>
-        <w:t>标出</w:t>
-      </w:r>
-      <w:r>
-        <w:rPr>
-          <w:rFonts w:ascii="Times New Roman" w:hAnsi="Times New Roman" w:eastAsia="Times New Roman" w:cs="Times New Roman"/>
-        </w:rPr>
-        <w:t xml:space="preserve"> </w:t>
-      </w:r>
-      <w:r>
-        <w:rPr>
-          <w:rFonts w:hint="eastAsia" w:ascii="Times New Roman" w:hAnsi="Times New Roman" w:eastAsia="Times New Roman" w:cs="Times New Roman"/>
-        </w:rPr>
-        <w:t>Hg/Hg</w:t>
-      </w:r>
-      <w:r>
-        <w:rPr>
-          <w:rFonts w:hint="eastAsia" w:ascii="Times New Roman" w:hAnsi="Times New Roman" w:eastAsia="Times New Roman" w:cs="Times New Roman"/>
-          <w:vertAlign w:val="subscript"/>
-        </w:rPr>
-        <w:t>2</w:t>
-      </w:r>
-      <w:r>
-        <w:rPr>
-          <w:rFonts w:hint="eastAsia" w:ascii="Times New Roman" w:hAnsi="Times New Roman" w:eastAsia="Times New Roman" w:cs="Times New Roman"/>
-        </w:rPr>
-        <w:t>Cl</w:t>
-      </w:r>
-      <w:r>
-        <w:rPr>
-          <w:rFonts w:hint="eastAsia" w:ascii="Times New Roman" w:hAnsi="Times New Roman" w:eastAsia="Times New Roman" w:cs="Times New Roman"/>
-          <w:vertAlign w:val="subscript"/>
-        </w:rPr>
-        <w:t>2</w:t>
-      </w:r>
-      <w:r>
-        <w:rPr>
-          <w:rFonts w:hint="eastAsia" w:ascii="Times New Roman" w:hAnsi="Times New Roman" w:eastAsia="Times New Roman" w:cs="Times New Roman"/>
-        </w:rPr>
-        <w:t>、</w:t>
-      </w:r>
-      <w:r>
-        <w:rPr>
-          <w:rFonts w:hint="eastAsia" w:ascii="Times New Roman" w:hAnsi="Times New Roman" w:eastAsia="FangSong" w:cs="Times New Roman"/>
-        </w:rPr>
-        <w:t>饱和</w:t>
-      </w:r>
-      <w:r>
-        <w:rPr>
-          <w:rFonts w:ascii="Times New Roman" w:hAnsi="Times New Roman" w:eastAsia="Times New Roman" w:cs="Times New Roman"/>
-        </w:rPr>
-        <w:t xml:space="preserve"> KCl、KCl </w:t>
-      </w:r>
-      <w:r>
-        <w:rPr>
-          <w:rFonts w:hint="eastAsia" w:ascii="Times New Roman" w:hAnsi="Times New Roman" w:eastAsia="FangSong" w:cs="Times New Roman"/>
-        </w:rPr>
-        <w:t>晶体与多孔隔膜</w:t>
-      </w:r>
-      <w:r>
-        <w:rPr>
-          <w:rFonts w:hint="eastAsia" w:ascii="Times New Roman" w:hAnsi="Times New Roman" w:eastAsia="Times New Roman" w:cs="Times New Roman"/>
-        </w:rPr>
-        <w:t>（</w:t>
-      </w:r>
-      <w:r>
-        <w:rPr>
-          <w:rFonts w:hint="eastAsia" w:ascii="Times New Roman" w:hAnsi="Times New Roman" w:eastAsia="FangSong" w:cs="Times New Roman"/>
-        </w:rPr>
-        <w:t>用于连接甘汞电极构造</w:t>
-      </w:r>
-      <w:r>
-        <w:rPr>
-          <w:rFonts w:hint="eastAsia" w:ascii="Times New Roman" w:hAnsi="Times New Roman" w:eastAsia="Times New Roman" w:cs="Times New Roman"/>
-        </w:rPr>
-        <w:t>，</w:t>
-      </w:r>
-      <w:r>
-        <w:rPr>
-          <w:rFonts w:hint="eastAsia" w:ascii="Times New Roman" w:hAnsi="Times New Roman" w:eastAsia="FangSong" w:cs="Times New Roman"/>
-        </w:rPr>
-        <w:t>不替代</w:t>
-      </w:r>
-      <w:r>
-        <w:rPr>
-          <w:rFonts w:ascii="Times New Roman" w:hAnsi="Times New Roman" w:eastAsia="Times New Roman" w:cs="Times New Roman"/>
-        </w:rPr>
-        <w:t xml:space="preserve"> Hg—Hg </w:t>
-      </w:r>
-      <w:r>
-        <w:rPr>
-          <w:rFonts w:hint="eastAsia" w:ascii="Times New Roman" w:hAnsi="Times New Roman" w:eastAsia="FangSong" w:cs="Times New Roman"/>
-        </w:rPr>
-        <w:t>分子结构图</w:t>
-      </w:r>
-      <w:r>
-        <w:rPr>
-          <w:rFonts w:hint="eastAsia" w:ascii="Times New Roman" w:hAnsi="Times New Roman" w:eastAsia="Times New Roman" w:cs="Times New Roman"/>
-        </w:rPr>
-        <w:t>）。</w:t>
-      </w:r>
-      <w:r>
-        <w:rPr>
           <w:rFonts w:ascii="Times New Roman" w:hAnsi="Times New Roman" w:eastAsia="Times New Roman" w:cs="Times New Roman"/>
         </w:rPr>
         <w:t xml:space="preserve"> </w:t>
@@ -14749,18 +13185,18 @@
           <wp:inline>
             <wp:extent cx="2667000" cy="917011"/>
             <wp:effectExtent b="0" l="0" r="0" t="0"/>
-            <wp:docPr descr="" title="" id="48" name="Picture"/>
+            <wp:docPr descr="" title="" id="47" name="Picture"/>
             <a:graphic>
               <a:graphicData uri="http://schemas.openxmlformats.org/drawingml/2006/picture">
                 <pic:pic>
                   <pic:nvPicPr>
-                    <pic:cNvPr descr="bad5a79da72756490250867d904d5fa175e4c0017e4765bebc86e5385d05d719.png" id="49" name="Picture"/>
+                    <pic:cNvPr descr="bad5a79da72756490250867d904d5fa175e4c0017e4765bebc86e5385d05d719.png" id="48" name="Picture"/>
                     <pic:cNvPicPr>
                       <a:picLocks noChangeArrowheads="1" noChangeAspect="1"/>
                     </pic:cNvPicPr>
                   </pic:nvPicPr>
                   <pic:blipFill>
-                    <a:blip r:embed="rId47"/>
+                    <a:blip r:embed="rId46"/>
                     <a:stretch>
                       <a:fillRect/>
                     </a:stretch>
@@ -14865,67 +13301,7 @@
         <w:rPr>
           <w:rFonts w:hint="eastAsia" w:ascii="Times New Roman" w:hAnsi="Times New Roman" w:eastAsia="FangSong" w:cs="Times New Roman"/>
         </w:rPr>
-        <w:t>歧化电势图对比</w:t>
-      </w:r>
-      <w:r>
-        <w:rPr>
-          <w:rFonts w:hint="eastAsia" w:ascii="Times New Roman" w:hAnsi="Times New Roman" w:eastAsia="Times New Roman" w:cs="Times New Roman"/>
-        </w:rPr>
-        <w:t>——</w:t>
-      </w:r>
-      <w:r>
-        <w:rPr>
-          <w:rFonts w:hint="eastAsia" w:ascii="Times New Roman" w:hAnsi="Times New Roman" w:eastAsia="FangSong" w:cs="Times New Roman"/>
-        </w:rPr>
-        <w:t>两条电势阶梯对比</w:t>
-      </w:r>
-      <w:r>
-        <w:rPr>
-          <w:rFonts w:hint="eastAsia" w:ascii="Times New Roman" w:hAnsi="Times New Roman" w:eastAsia="Times New Roman" w:cs="Times New Roman"/>
-        </w:rPr>
-        <w:t>，</w:t>
-      </w:r>
-      <w:r>
-        <w:rPr>
-          <w:rFonts w:hint="eastAsia" w:ascii="Times New Roman" w:hAnsi="Times New Roman" w:eastAsia="FangSong" w:cs="Times New Roman"/>
-        </w:rPr>
-        <w:t>标注</w:t>
-      </w:r>
-      <w:r>
-        <w:rPr>
-          <w:rFonts w:hint="eastAsia" w:ascii="Times New Roman" w:hAnsi="Times New Roman" w:eastAsia="Times New Roman" w:cs="Times New Roman"/>
-        </w:rPr>
-        <w:t>「</w:t>
-      </w:r>
-      <w:r>
-        <w:rPr>
-          <w:rFonts w:hint="eastAsia" w:ascii="Times New Roman" w:hAnsi="Times New Roman" w:eastAsia="FangSong" w:cs="Times New Roman"/>
-        </w:rPr>
-        <w:t>左</w:t>
-      </w:r>
-      <w:r>
-        <w:rPr>
-          <w:rFonts w:hint="eastAsia" w:ascii="Times New Roman" w:hAnsi="Times New Roman" w:eastAsia="FangSong" w:cs="Times New Roman"/>
-        </w:rPr>
-        <w:t>右不歧化</w:t>
-      </w:r>
-      <w:r>
-        <w:rPr>
-          <w:rFonts w:hint="eastAsia" w:ascii="Times New Roman" w:hAnsi="Times New Roman" w:eastAsia="Times New Roman" w:cs="Times New Roman"/>
-        </w:rPr>
-        <w:t>」</w:t>
-      </w:r>
-      <w:r>
-        <w:rPr>
-          <w:rFonts w:hint="eastAsia" w:ascii="Times New Roman" w:hAnsi="Times New Roman" w:eastAsia="FangSong" w:cs="Times New Roman"/>
-        </w:rPr>
-        <w:t>判据</w:t>
-      </w:r>
-      <w:r>
-        <w:rPr>
-          <w:rFonts w:hint="eastAsia" w:ascii="Times New Roman" w:hAnsi="Times New Roman" w:eastAsia="Times New Roman" w:cs="Times New Roman"/>
-        </w:rPr>
-        <w:t>。</w:t>
+        <w:t xml:space="preserve">歧化电势图对比</w:t>
       </w:r>
       <w:r>
         <w:rPr>
@@ -14941,18 +13317,18 @@
           <wp:inline>
             <wp:extent cx="2667000" cy="1308339"/>
             <wp:effectExtent b="0" l="0" r="0" t="0"/>
-            <wp:docPr descr="" title="" id="51" name="Picture"/>
+            <wp:docPr descr="" title="" id="50" name="Picture"/>
             <a:graphic>
               <a:graphicData uri="http://schemas.openxmlformats.org/drawingml/2006/picture">
                 <pic:pic>
                   <pic:nvPicPr>
-                    <pic:cNvPr descr="f0e5a2b5bc28e6969e2a507ad93c50f8cbb95c316a80274d74b7ef648670c2ea.jpg" id="52" name="Picture"/>
+                    <pic:cNvPr descr="f0e5a2b5bc28e6969e2a507ad93c50f8cbb95c316a80274d74b7ef648670c2ea.jpg" id="51" name="Picture"/>
                     <pic:cNvPicPr>
                       <a:picLocks noChangeArrowheads="1" noChangeAspect="1"/>
                     </pic:cNvPicPr>
                   </pic:nvPicPr>
                   <pic:blipFill>
-                    <a:blip r:embed="rId50"/>
+                    <a:blip r:embed="rId49"/>
                     <a:stretch>
                       <a:fillRect/>
                     </a:stretch>
@@ -15074,13 +13450,7 @@
         <w:rPr>
           <w:rFonts w:hint="eastAsia" w:ascii="Times New Roman" w:hAnsi="Times New Roman" w:eastAsia="FangSong" w:cs="Times New Roman"/>
         </w:rPr>
-        <w:t>电子的惰性与部分成键特性</w:t>
-      </w:r>
-      <w:r>
-        <w:rPr>
-          <w:rFonts w:hint="eastAsia" w:ascii="Times New Roman" w:hAnsi="Times New Roman" w:eastAsia="Times New Roman" w:cs="Times New Roman"/>
-        </w:rPr>
-        <w:t>。</w:t>
+        <w:t xml:space="preserve">电子的惰性与部分成键特性</w:t>
       </w:r>
     </w:p>
     <w:p>
@@ -15093,9 +13463,9 @@
         </w:pict>
       </w:r>
     </w:p>
+    <w:bookmarkEnd w:id="52"/>
     <w:bookmarkEnd w:id="53"/>
-    <w:bookmarkEnd w:id="54"/>
-    <w:bookmarkStart w:id="67" w:name="钼与钨多酸化学"/>
+    <w:bookmarkStart w:id="66" w:name="钼与钨多酸化学"/>
     <w:p>
       <w:pPr>
         <w:pStyle w:val="Heading2"/>
@@ -15126,7 +13496,7 @@
         <w:t>多酸化学</w:t>
       </w:r>
     </w:p>
-    <w:bookmarkStart w:id="55" w:name="mow-巨型多酸-vs-cr-小多酸"/>
+    <w:bookmarkStart w:id="54" w:name="mow-巨型多酸-vs-cr-小多酸"/>
     <w:p>
       <w:pPr>
         <w:pStyle w:val="Heading3"/>
@@ -15423,12 +13793,12 @@
         </w:rPr>
         <w:t>。</w:t>
       </w:r>
-      <w:r>
-        <w:rPr>
-          <w:rFonts w:ascii="Times New Roman" w:hAnsi="Times New Roman" w:eastAsia="Times New Roman" w:cs="Times New Roman"/>
-        </w:rPr>
-        <w:t xml:space="preserve"> </w:t>
-      </w:r>
+    </w:p>
+    <w:p>
+      <w:pPr>
+        <w:pStyle w:val="BodyText"/>
+        <w:ind w:firstLine="420"/>
+      </w:pPr>
       <w:r>
         <w:rPr>
           <w:rFonts w:hint="eastAsia" w:ascii="Times New Roman" w:hAnsi="Times New Roman" w:eastAsia="FangSong" w:cs="Times New Roman"/>
@@ -15459,24 +13829,15 @@
         </w:rPr>
         <w:t xml:space="preserve">：</w:t>
       </w:r>
-      <w:r>
-        <w:rPr>
-          <w:rFonts w:ascii="Times New Roman" w:hAnsi="Times New Roman" w:eastAsia="Times New Roman" w:cs="Times New Roman"/>
-        </w:rPr>
-        <w:t xml:space="preserve"> </w:t>
-      </w:r>
-      <w:r>
-        <w:rPr>
-          <w:rFonts w:ascii="Times New Roman" w:hAnsi="Times New Roman" w:eastAsia="Times New Roman" w:cs="Times New Roman"/>
-        </w:rPr>
-        <w:t xml:space="preserve">1.</w:t>
-      </w:r>
-      <w:r>
-        <w:rPr>
-          <w:rFonts w:ascii="Times New Roman" w:hAnsi="Times New Roman" w:eastAsia="Times New Roman" w:cs="Times New Roman"/>
-        </w:rPr>
-        <w:t xml:space="preserve"> </w:t>
-      </w:r>
+    </w:p>
+    <w:p>
+      <w:pPr>
+        <w:numPr>
+          <w:ilvl w:val="0"/>
+          <w:numId w:val="1004"/>
+        </w:numPr>
+        <w:ind w:firstLine="420"/>
+      </w:pPr>
       <w:r>
         <w:rPr>
           <w:rFonts w:hint="eastAsia" w:ascii="Times New Roman" w:hAnsi="Times New Roman" w:eastAsia="FangSong" w:cs="Times New Roman"/>
@@ -15651,24 +14012,15 @@
         </w:rPr>
         <w:t>。</w:t>
       </w:r>
-      <w:r>
-        <w:rPr>
-          <w:rFonts w:ascii="Times New Roman" w:hAnsi="Times New Roman" w:eastAsia="Times New Roman" w:cs="Times New Roman"/>
-        </w:rPr>
-        <w:t xml:space="preserve"> </w:t>
-      </w:r>
-      <w:r>
-        <w:rPr>
-          <w:rFonts w:ascii="Times New Roman" w:hAnsi="Times New Roman" w:eastAsia="Times New Roman" w:cs="Times New Roman"/>
-        </w:rPr>
-        <w:t xml:space="preserve">2.</w:t>
-      </w:r>
-      <w:r>
-        <w:rPr>
-          <w:rFonts w:ascii="Times New Roman" w:hAnsi="Times New Roman" w:eastAsia="Times New Roman" w:cs="Times New Roman"/>
-        </w:rPr>
-        <w:t xml:space="preserve"> </w:t>
-      </w:r>
+    </w:p>
+    <w:p>
+      <w:pPr>
+        <w:numPr>
+          <w:ilvl w:val="0"/>
+          <w:numId w:val="1004"/>
+        </w:numPr>
+        <w:ind w:firstLine="420"/>
+      </w:pPr>
       <w:r>
         <w:rPr>
           <w:rFonts w:ascii="Times New Roman" w:hAnsi="Times New Roman" w:eastAsia="Times New Roman" w:cs="Times New Roman"/>
@@ -15818,8 +14170,8 @@
         <w:t xml:space="preserve">7-11）</w:t>
       </w:r>
     </w:p>
-    <w:bookmarkEnd w:id="55"/>
-    <w:bookmarkStart w:id="56" w:name="同多酸-vs-杂多酸"/>
+    <w:bookmarkEnd w:id="54"/>
+    <w:bookmarkStart w:id="55" w:name="同多酸-vs-杂多酸"/>
     <w:p>
       <w:pPr>
         <w:pStyle w:val="Heading3"/>
@@ -16633,8 +14985,8 @@
         <w:t>。</w:t>
       </w:r>
     </w:p>
-    <w:bookmarkEnd w:id="56"/>
-    <w:bookmarkStart w:id="66" w:name="mow-的重要化合物与催化"/>
+    <w:bookmarkEnd w:id="55"/>
+    <w:bookmarkStart w:id="65" w:name="mow-的重要化合物与催化"/>
     <w:p>
       <w:pPr>
         <w:pStyle w:val="Heading3"/>
@@ -17303,18 +15655,18 @@
           <wp:inline>
             <wp:extent cx="2667000" cy="1453958"/>
             <wp:effectExtent b="0" l="0" r="0" t="0"/>
-            <wp:docPr descr="" title="" id="58" name="Picture"/>
+            <wp:docPr descr="" title="" id="57" name="Picture"/>
             <a:graphic>
               <a:graphicData uri="http://schemas.openxmlformats.org/drawingml/2006/picture">
                 <pic:pic>
                   <pic:nvPicPr>
-                    <pic:cNvPr descr="b52fb6281f10c0b36f2d700874eb83df47773b6789de99e18eed2e32f853b35f.png" id="59" name="Picture"/>
+                    <pic:cNvPr descr="b52fb6281f10c0b36f2d700874eb83df47773b6789de99e18eed2e32f853b35f.png" id="58" name="Picture"/>
                     <pic:cNvPicPr>
                       <a:picLocks noChangeArrowheads="1" noChangeAspect="1"/>
                     </pic:cNvPicPr>
                   </pic:nvPicPr>
                   <pic:blipFill>
-                    <a:blip r:embed="rId57"/>
+                    <a:blip r:embed="rId56"/>
                     <a:stretch>
                       <a:fillRect/>
                     </a:stretch>
@@ -17431,105 +15783,7 @@
         <w:rPr>
           <w:rFonts w:hint="eastAsia" w:ascii="Times New Roman" w:hAnsi="Times New Roman" w:eastAsia="FangSong" w:cs="Times New Roman"/>
         </w:rPr>
-        <w:t>杂多酸阴离子结构</w:t>
-      </w:r>
-      <w:r>
-        <w:rPr>
-          <w:rFonts w:hint="eastAsia" w:ascii="Times New Roman" w:hAnsi="Times New Roman" w:eastAsia="Times New Roman" w:cs="Times New Roman"/>
-        </w:rPr>
-        <w:t>——</w:t>
-      </w:r>
-      <w:r>
-        <w:rPr>
-          <w:rFonts w:hint="eastAsia" w:ascii="Times New Roman" w:hAnsi="Times New Roman" w:eastAsia="FangSong" w:cs="Times New Roman"/>
-        </w:rPr>
-        <w:t>中心</w:t>
-      </w:r>
-      <w:r>
-        <w:rPr>
-          <w:rFonts w:ascii="Times New Roman" w:hAnsi="Times New Roman" w:eastAsia="Times New Roman" w:cs="Times New Roman"/>
-        </w:rPr>
-        <w:t xml:space="preserve"> PO</w:t>
-      </w:r>
-      <w:r>
-        <w:rPr>
-          <w:rFonts w:ascii="Times New Roman" w:hAnsi="Times New Roman" w:eastAsia="Times New Roman" w:cs="Times New Roman"/>
-          <w:vertAlign w:val="subscript"/>
-        </w:rPr>
-        <w:t>4</w:t>
-      </w:r>
-      <w:r>
-        <w:rPr>
-          <w:rFonts w:ascii="Times New Roman" w:hAnsi="Times New Roman" w:eastAsia="Times New Roman" w:cs="Times New Roman"/>
-        </w:rPr>
-        <w:t xml:space="preserve"> </w:t>
-      </w:r>
-      <w:r>
-        <w:rPr>
-          <w:rFonts w:hint="eastAsia" w:ascii="Times New Roman" w:hAnsi="Times New Roman" w:eastAsia="FangSong" w:cs="Times New Roman"/>
-        </w:rPr>
-        <w:t xml:space="preserve">四面体被</w:t>
-      </w:r>
-      <w:r>
-        <w:rPr>
-          <w:rFonts w:ascii="Times New Roman" w:hAnsi="Times New Roman" w:eastAsia="Times New Roman" w:cs="Times New Roman"/>
-        </w:rPr>
-        <w:t xml:space="preserve"> 12 </w:t>
-      </w:r>
-      <w:r>
-        <w:rPr>
-          <w:rFonts w:hint="eastAsia" w:ascii="Times New Roman" w:hAnsi="Times New Roman" w:eastAsia="FangSong" w:cs="Times New Roman"/>
-        </w:rPr>
-        <w:t xml:space="preserve">个</w:t>
-      </w:r>
-      <w:r>
-        <w:rPr>
-          <w:rFonts w:ascii="Times New Roman" w:hAnsi="Times New Roman" w:eastAsia="Times New Roman" w:cs="Times New Roman"/>
-        </w:rPr>
-        <w:t xml:space="preserve"> MoO</w:t>
-      </w:r>
-      <w:r>
-        <w:rPr>
-          <w:rFonts w:ascii="Times New Roman" w:hAnsi="Times New Roman" w:eastAsia="Times New Roman" w:cs="Times New Roman"/>
-          <w:vertAlign w:val="subscript"/>
-        </w:rPr>
-        <w:t>6</w:t>
-      </w:r>
-      <w:r>
-        <w:rPr>
-          <w:rFonts w:ascii="Times New Roman" w:hAnsi="Times New Roman" w:eastAsia="Times New Roman" w:cs="Times New Roman"/>
-        </w:rPr>
-        <w:t xml:space="preserve"> </w:t>
-      </w:r>
-      <w:r>
-        <w:rPr>
-          <w:rFonts w:hint="eastAsia" w:ascii="Times New Roman" w:hAnsi="Times New Roman" w:eastAsia="FangSong" w:cs="Times New Roman"/>
-        </w:rPr>
-        <w:t>八面体包裹呈球形</w:t>
-      </w:r>
-      <w:r>
-        <w:rPr>
-          <w:rFonts w:hint="eastAsia" w:ascii="Times New Roman" w:hAnsi="Times New Roman" w:eastAsia="Times New Roman" w:cs="Times New Roman"/>
-        </w:rPr>
-        <w:t>（Td</w:t>
-      </w:r>
-      <w:r>
-        <w:rPr>
-          <w:rFonts w:ascii="Times New Roman" w:hAnsi="Times New Roman" w:eastAsia="Times New Roman" w:cs="Times New Roman"/>
-        </w:rPr>
-        <w:t xml:space="preserve"> </w:t>
-      </w:r>
-      <w:r>
-        <w:rPr>
-          <w:rFonts w:hint="eastAsia" w:ascii="Times New Roman" w:hAnsi="Times New Roman" w:eastAsia="FangSong" w:cs="Times New Roman"/>
-        </w:rPr>
-        <w:t>对称性</w:t>
-      </w:r>
-      <w:r>
-        <w:rPr>
-          <w:rFonts w:hint="eastAsia" w:ascii="Times New Roman" w:hAnsi="Times New Roman" w:eastAsia="Times New Roman" w:cs="Times New Roman"/>
-        </w:rPr>
-        <w:t>）。</w:t>
+        <w:t xml:space="preserve">杂多酸阴离子结构</w:t>
       </w:r>
       <w:r>
         <w:rPr>
@@ -17545,18 +15799,18 @@
           <wp:inline>
             <wp:extent cx="2667000" cy="1129608"/>
             <wp:effectExtent b="0" l="0" r="0" t="0"/>
-            <wp:docPr descr="" title="" id="61" name="Picture"/>
+            <wp:docPr descr="" title="" id="60" name="Picture"/>
             <a:graphic>
               <a:graphicData uri="http://schemas.openxmlformats.org/drawingml/2006/picture">
                 <pic:pic>
                   <pic:nvPicPr>
-                    <pic:cNvPr descr="6101857ffe512f34bb81a48621d6bfad6262bed1dd7c343dd35a22bb846f4db2.png" id="62" name="Picture"/>
+                    <pic:cNvPr descr="6101857ffe512f34bb81a48621d6bfad6262bed1dd7c343dd35a22bb846f4db2.png" id="61" name="Picture"/>
                     <pic:cNvPicPr>
                       <a:picLocks noChangeArrowheads="1" noChangeAspect="1"/>
                     </pic:cNvPicPr>
                   </pic:nvPicPr>
                   <pic:blipFill>
-                    <a:blip r:embed="rId60"/>
+                    <a:blip r:embed="rId59"/>
                     <a:stretch>
                       <a:fillRect/>
                     </a:stretch>
@@ -17695,7 +15949,7 @@
         <w:rPr>
           <w:rFonts w:hint="eastAsia" w:ascii="Times New Roman" w:hAnsi="Times New Roman" w:eastAsia="Times New Roman" w:cs="Times New Roman"/>
         </w:rPr>
-        <w:t>）。</w:t>
+        <w:t>）</w:t>
       </w:r>
       <w:r>
         <w:rPr>
@@ -17711,18 +15965,18 @@
           <wp:inline>
             <wp:extent cx="2667000" cy="964305"/>
             <wp:effectExtent b="0" l="0" r="0" t="0"/>
-            <wp:docPr descr="" title="" id="64" name="Picture"/>
+            <wp:docPr descr="" title="" id="63" name="Picture"/>
             <a:graphic>
               <a:graphicData uri="http://schemas.openxmlformats.org/drawingml/2006/picture">
                 <pic:pic>
                   <pic:nvPicPr>
-                    <pic:cNvPr descr="fbeee73b9ab004e0cecec08c06e0cd38f946e34186eed463752e3874698609c1.png" id="65" name="Picture"/>
+                    <pic:cNvPr descr="fbeee73b9ab004e0cecec08c06e0cd38f946e34186eed463752e3874698609c1.png" id="64" name="Picture"/>
                     <pic:cNvPicPr>
                       <a:picLocks noChangeArrowheads="1" noChangeAspect="1"/>
                     </pic:cNvPicPr>
                   </pic:nvPicPr>
                   <pic:blipFill>
-                    <a:blip r:embed="rId63"/>
+                    <a:blip r:embed="rId62"/>
                     <a:stretch>
                       <a:fillRect/>
                     </a:stretch>
@@ -17849,7 +16103,7 @@
         <w:rPr>
           <w:rFonts w:hint="eastAsia" w:ascii="Times New Roman" w:hAnsi="Times New Roman" w:eastAsia="Times New Roman" w:cs="Times New Roman"/>
         </w:rPr>
-        <w:t>）。</w:t>
+        <w:t>）</w:t>
       </w:r>
     </w:p>
     <w:p>
@@ -17862,9 +16116,9 @@
         </w:pict>
       </w:r>
     </w:p>
+    <w:bookmarkEnd w:id="65"/>
     <w:bookmarkEnd w:id="66"/>
-    <w:bookmarkEnd w:id="67"/>
-    <w:bookmarkStart w:id="71" w:name="横向比较与推断方法ds-区沉淀-配位鉴别"/>
+    <w:bookmarkStart w:id="70" w:name="横向比较与推断方法ds-区沉淀-配位鉴别"/>
     <w:p>
       <w:pPr>
         <w:pStyle w:val="Heading2"/>
@@ -17913,7 +16167,7 @@
         <w:t>配位鉴别</w:t>
       </w:r>
     </w:p>
-    <w:bookmarkStart w:id="68" w:name="ag-au-hg-核心对比"/>
+    <w:bookmarkStart w:id="67" w:name="ag-au-hg-核心对比"/>
     <w:p>
       <w:pPr>
         <w:pStyle w:val="Heading3"/>
@@ -18761,8 +17015,8 @@
         </w:tc>
       </w:tr>
     </w:tbl>
-    <w:bookmarkEnd w:id="68"/>
-    <w:bookmarkStart w:id="69" w:name="信号响应速查矩阵推断核心"/>
+    <w:bookmarkEnd w:id="67"/>
+    <w:bookmarkStart w:id="68" w:name="信号响应速查矩阵推断核心"/>
     <w:p>
       <w:pPr>
         <w:pStyle w:val="Heading3"/>
@@ -20144,8 +18398,8 @@
         </w:tc>
       </w:tr>
     </w:tbl>
-    <w:bookmarkEnd w:id="69"/>
-    <w:bookmarkStart w:id="70" w:name="推断三件套ds-区版"/>
+    <w:bookmarkEnd w:id="68"/>
+    <w:bookmarkStart w:id="69" w:name="推断三件套ds-区版"/>
     <w:p>
       <w:pPr>
         <w:pStyle w:val="Heading3"/>
@@ -20190,10 +18444,9 @@
     </w:p>
     <w:p>
       <w:pPr>
-        <w:pStyle w:val="Compact"/>
         <w:numPr>
           <w:ilvl w:val="0"/>
-          <w:numId w:val="1001"/>
+          <w:numId w:val="1005"/>
         </w:numPr>
         <w:ind w:firstLine="420"/>
       </w:pPr>
@@ -20298,10 +18551,9 @@
     </w:p>
     <w:p>
       <w:pPr>
-        <w:pStyle w:val="Compact"/>
         <w:numPr>
           <w:ilvl w:val="0"/>
-          <w:numId w:val="1001"/>
+          <w:numId w:val="1005"/>
         </w:numPr>
         <w:ind w:firstLine="420"/>
       </w:pPr>
@@ -20499,10 +18751,9 @@
     </w:p>
     <w:p>
       <w:pPr>
-        <w:pStyle w:val="Compact"/>
         <w:numPr>
           <w:ilvl w:val="0"/>
-          <w:numId w:val="1001"/>
+          <w:numId w:val="1005"/>
         </w:numPr>
         <w:ind w:firstLine="420"/>
       </w:pPr>
@@ -21716,10 +19967,9 @@
     </w:p>
     <w:p>
       <w:pPr>
-        <w:pStyle w:val="Compact"/>
         <w:numPr>
           <w:ilvl w:val="0"/>
-          <w:numId w:val="1002"/>
+          <w:numId w:val="1006"/>
         </w:numPr>
         <w:ind w:firstLine="420"/>
       </w:pPr>
@@ -21844,10 +20094,9 @@
     </w:p>
     <w:p>
       <w:pPr>
-        <w:pStyle w:val="Compact"/>
         <w:numPr>
           <w:ilvl w:val="0"/>
-          <w:numId w:val="1002"/>
+          <w:numId w:val="1006"/>
         </w:numPr>
         <w:ind w:firstLine="420"/>
       </w:pPr>
@@ -21990,10 +20239,9 @@
     </w:p>
     <w:p>
       <w:pPr>
-        <w:pStyle w:val="Compact"/>
         <w:numPr>
           <w:ilvl w:val="0"/>
-          <w:numId w:val="1002"/>
+          <w:numId w:val="1006"/>
         </w:numPr>
         <w:ind w:firstLine="420"/>
       </w:pPr>
@@ -22326,9 +20574,9 @@
         </w:pict>
       </w:r>
     </w:p>
+    <w:bookmarkEnd w:id="69"/>
     <w:bookmarkEnd w:id="70"/>
-    <w:bookmarkEnd w:id="71"/>
-    <w:bookmarkStart w:id="75" w:name="本讲速查一页"/>
+    <w:bookmarkStart w:id="74" w:name="本讲速查一页"/>
     <w:p>
       <w:pPr>
         <w:pStyle w:val="Heading2"/>
@@ -22365,7 +20613,7 @@
         <w:t>）</w:t>
       </w:r>
     </w:p>
-    <w:bookmarkStart w:id="72" w:name="关键反应速查"/>
+    <w:bookmarkStart w:id="71" w:name="关键反应速查"/>
     <w:p>
       <w:pPr>
         <w:pStyle w:val="Heading3"/>
@@ -23481,8 +21729,8 @@
         </w:tc>
       </w:tr>
     </w:tbl>
-    <w:bookmarkEnd w:id="72"/>
-    <w:bookmarkStart w:id="73" w:name="歧化-不歧化速查"/>
+    <w:bookmarkEnd w:id="71"/>
+    <w:bookmarkStart w:id="72" w:name="歧化-不歧化速查"/>
     <w:p>
       <w:pPr>
         <w:pStyle w:val="Heading3"/>
@@ -23954,8 +22202,8 @@
         </w:tc>
       </w:tr>
     </w:tbl>
-    <w:bookmarkEnd w:id="73"/>
-    <w:bookmarkStart w:id="74" w:name="规则与易错提醒"/>
+    <w:bookmarkEnd w:id="72"/>
+    <w:bookmarkStart w:id="73" w:name="规则与易错提醒"/>
     <w:p>
       <w:pPr>
         <w:pStyle w:val="Heading3"/>
@@ -25613,9 +23861,9 @@
         </w:pict>
       </w:r>
     </w:p>
+    <w:bookmarkEnd w:id="73"/>
     <w:bookmarkEnd w:id="74"/>
-    <w:bookmarkEnd w:id="75"/>
-    <w:bookmarkStart w:id="77" w:name="竞赛思考强化题与微观机理精解"/>
+    <w:bookmarkStart w:id="76" w:name="课后习题"/>
     <w:p>
       <w:pPr>
         <w:pStyle w:val="Heading2"/>
@@ -25631,7 +23879,7 @@
         <w:rPr>
           <w:rFonts w:hint="eastAsia" w:ascii="Times New Roman" w:hAnsi="Times New Roman" w:eastAsia="SimHei" w:cs="Times New Roman"/>
         </w:rPr>
-        <w:t xml:space="preserve">竞赛思考强化题与微观机理精解</w:t>
+        <w:t xml:space="preserve">课后习题</w:t>
       </w:r>
     </w:p>
     <w:p>
@@ -34051,7 +32299,7 @@
         <w:t xml:space="preserve">？</w:t>
       </w:r>
     </w:p>
-    <w:bookmarkStart w:id="76" w:name="参考答案与精解"/>
+    <w:bookmarkStart w:id="75" w:name="参考答案与精解"/>
     <w:p>
       <w:pPr>
         <w:pStyle w:val="Heading3"/>
@@ -63874,8 +62122,8 @@
         <w:t>。</w:t>
       </w:r>
     </w:p>
+    <w:bookmarkEnd w:id="75"/>
     <w:bookmarkEnd w:id="76"/>
-    <w:bookmarkEnd w:id="77"/>
     <w:sectPr>
       <w:footerReference w:type="default" r:id="rId9"/>
       <w:footnotePr>
@@ -64109,6 +62357,91 @@
       </w:pPr>
     </w:lvl>
   </w:abstractNum>
+  <w:abstractNum w:abstractNumId="99412">
+    <w:nsid w:val="00A99412"/>
+    <w:multiLevelType w:val="multilevel"/>
+    <w:lvl w:ilvl="0">
+      <w:start w:val="2"/>
+      <w:numFmt w:val="decimal"/>
+      <w:lvlText w:val="%1."/>
+      <w:lvlJc w:val="left"/>
+      <w:pPr>
+        <w:ind w:left="720" w:hanging="360"/>
+      </w:pPr>
+    </w:lvl>
+    <w:lvl w:ilvl="1">
+      <w:start w:val="2"/>
+      <w:numFmt w:val="decimal"/>
+      <w:lvlText w:val="%2."/>
+      <w:lvlJc w:val="left"/>
+      <w:pPr>
+        <w:ind w:left="1440" w:hanging="360"/>
+      </w:pPr>
+    </w:lvl>
+    <w:lvl w:ilvl="2">
+      <w:start w:val="2"/>
+      <w:numFmt w:val="decimal"/>
+      <w:lvlText w:val="%3."/>
+      <w:lvlJc w:val="left"/>
+      <w:pPr>
+        <w:ind w:left="2160" w:hanging="360"/>
+      </w:pPr>
+    </w:lvl>
+    <w:lvl w:ilvl="3">
+      <w:start w:val="2"/>
+      <w:numFmt w:val="decimal"/>
+      <w:lvlText w:val="%4."/>
+      <w:lvlJc w:val="left"/>
+      <w:pPr>
+        <w:ind w:left="2880" w:hanging="360"/>
+      </w:pPr>
+    </w:lvl>
+    <w:lvl w:ilvl="4">
+      <w:start w:val="2"/>
+      <w:numFmt w:val="decimal"/>
+      <w:lvlText w:val="%5."/>
+      <w:lvlJc w:val="left"/>
+      <w:pPr>
+        <w:ind w:left="3600" w:hanging="360"/>
+      </w:pPr>
+    </w:lvl>
+    <w:lvl w:ilvl="5">
+      <w:start w:val="2"/>
+      <w:numFmt w:val="decimal"/>
+      <w:lvlText w:val="%6."/>
+      <w:lvlJc w:val="left"/>
+      <w:pPr>
+        <w:ind w:left="4320" w:hanging="360"/>
+      </w:pPr>
+    </w:lvl>
+    <w:lvl w:ilvl="6">
+      <w:start w:val="2"/>
+      <w:numFmt w:val="decimal"/>
+      <w:lvlText w:val="%7."/>
+      <w:lvlJc w:val="left"/>
+      <w:pPr>
+        <w:ind w:left="5040" w:hanging="360"/>
+      </w:pPr>
+    </w:lvl>
+    <w:lvl w:ilvl="7">
+      <w:start w:val="2"/>
+      <w:numFmt w:val="decimal"/>
+      <w:lvlText w:val="%8."/>
+      <w:lvlJc w:val="left"/>
+      <w:pPr>
+        <w:ind w:left="5760" w:hanging="360"/>
+      </w:pPr>
+    </w:lvl>
+    <w:lvl w:ilvl="8">
+      <w:start w:val="2"/>
+      <w:numFmt w:val="decimal"/>
+      <w:lvlText w:val="%9."/>
+      <w:lvlJc w:val="left"/>
+      <w:pPr>
+        <w:ind w:left="6480" w:hanging="360"/>
+      </w:pPr>
+    </w:lvl>
+  </w:abstractNum>
   <w:num w:numId="1000">
     <w:abstractNumId w:val="990"/>
   </w:num>
@@ -64143,6 +62476,126 @@
     </w:lvlOverride>
   </w:num>
   <w:num w:numId="1002">
+    <w:abstractNumId w:val="99412"/>
+    <w:lvlOverride w:ilvl="0">
+      <w:startOverride w:val="2"/>
+    </w:lvlOverride>
+    <w:lvlOverride w:ilvl="1">
+      <w:startOverride w:val="2"/>
+    </w:lvlOverride>
+    <w:lvlOverride w:ilvl="2">
+      <w:startOverride w:val="2"/>
+    </w:lvlOverride>
+    <w:lvlOverride w:ilvl="3">
+      <w:startOverride w:val="2"/>
+    </w:lvlOverride>
+    <w:lvlOverride w:ilvl="4">
+      <w:startOverride w:val="2"/>
+    </w:lvlOverride>
+    <w:lvlOverride w:ilvl="5">
+      <w:startOverride w:val="2"/>
+    </w:lvlOverride>
+    <w:lvlOverride w:ilvl="6">
+      <w:startOverride w:val="2"/>
+    </w:lvlOverride>
+    <w:lvlOverride w:ilvl="7">
+      <w:startOverride w:val="2"/>
+    </w:lvlOverride>
+    <w:lvlOverride w:ilvl="8">
+      <w:startOverride w:val="2"/>
+    </w:lvlOverride>
+  </w:num>
+  <w:num w:numId="1003">
+    <w:abstractNumId w:val="99411"/>
+    <w:lvlOverride w:ilvl="0">
+      <w:startOverride w:val="1"/>
+    </w:lvlOverride>
+    <w:lvlOverride w:ilvl="1">
+      <w:startOverride w:val="1"/>
+    </w:lvlOverride>
+    <w:lvlOverride w:ilvl="2">
+      <w:startOverride w:val="1"/>
+    </w:lvlOverride>
+    <w:lvlOverride w:ilvl="3">
+      <w:startOverride w:val="1"/>
+    </w:lvlOverride>
+    <w:lvlOverride w:ilvl="4">
+      <w:startOverride w:val="1"/>
+    </w:lvlOverride>
+    <w:lvlOverride w:ilvl="5">
+      <w:startOverride w:val="1"/>
+    </w:lvlOverride>
+    <w:lvlOverride w:ilvl="6">
+      <w:startOverride w:val="1"/>
+    </w:lvlOverride>
+    <w:lvlOverride w:ilvl="7">
+      <w:startOverride w:val="1"/>
+    </w:lvlOverride>
+    <w:lvlOverride w:ilvl="8">
+      <w:startOverride w:val="1"/>
+    </w:lvlOverride>
+  </w:num>
+  <w:num w:numId="1004">
+    <w:abstractNumId w:val="99411"/>
+    <w:lvlOverride w:ilvl="0">
+      <w:startOverride w:val="1"/>
+    </w:lvlOverride>
+    <w:lvlOverride w:ilvl="1">
+      <w:startOverride w:val="1"/>
+    </w:lvlOverride>
+    <w:lvlOverride w:ilvl="2">
+      <w:startOverride w:val="1"/>
+    </w:lvlOverride>
+    <w:lvlOverride w:ilvl="3">
+      <w:startOverride w:val="1"/>
+    </w:lvlOverride>
+    <w:lvlOverride w:ilvl="4">
+      <w:startOverride w:val="1"/>
+    </w:lvlOverride>
+    <w:lvlOverride w:ilvl="5">
+      <w:startOverride w:val="1"/>
+    </w:lvlOverride>
+    <w:lvlOverride w:ilvl="6">
+      <w:startOverride w:val="1"/>
+    </w:lvlOverride>
+    <w:lvlOverride w:ilvl="7">
+      <w:startOverride w:val="1"/>
+    </w:lvlOverride>
+    <w:lvlOverride w:ilvl="8">
+      <w:startOverride w:val="1"/>
+    </w:lvlOverride>
+  </w:num>
+  <w:num w:numId="1005">
+    <w:abstractNumId w:val="99411"/>
+    <w:lvlOverride w:ilvl="0">
+      <w:startOverride w:val="1"/>
+    </w:lvlOverride>
+    <w:lvlOverride w:ilvl="1">
+      <w:startOverride w:val="1"/>
+    </w:lvlOverride>
+    <w:lvlOverride w:ilvl="2">
+      <w:startOverride w:val="1"/>
+    </w:lvlOverride>
+    <w:lvlOverride w:ilvl="3">
+      <w:startOverride w:val="1"/>
+    </w:lvlOverride>
+    <w:lvlOverride w:ilvl="4">
+      <w:startOverride w:val="1"/>
+    </w:lvlOverride>
+    <w:lvlOverride w:ilvl="5">
+      <w:startOverride w:val="1"/>
+    </w:lvlOverride>
+    <w:lvlOverride w:ilvl="6">
+      <w:startOverride w:val="1"/>
+    </w:lvlOverride>
+    <w:lvlOverride w:ilvl="7">
+      <w:startOverride w:val="1"/>
+    </w:lvlOverride>
+    <w:lvlOverride w:ilvl="8">
+      <w:startOverride w:val="1"/>
+    </w:lvlOverride>
+  </w:num>
+  <w:num w:numId="1006">
     <w:abstractNumId w:val="99411"/>
     <w:lvlOverride w:ilvl="0">
       <w:startOverride w:val="1"/>

--- a/06-学生侧材料/讲义/5-无机化学/银金汞钼钨-超级充实版（自学完整）.docx
+++ b/06-学生侧材料/讲义/5-无机化学/银金汞钼钨-超级充实版（自学完整）.docx
@@ -816,7 +816,7 @@
         <w:rPr>
           <w:rFonts w:hint="eastAsia" w:ascii="Times New Roman" w:hAnsi="Times New Roman" w:eastAsia="FangSong" w:cs="Times New Roman"/>
         </w:rPr>
-        <w:t>收缩而极度惰性</w:t>
+        <w:t>收缩而惰性</w:t>
       </w:r>
       <w:r>
         <w:rPr>
@@ -18472,7 +18472,7 @@
           <w:b/>
           <w:bCs/>
         </w:rPr>
-        <w:t xml:space="preserve">加氨水命运</w:t>
+        <w:t xml:space="preserve">加氨水后的变化</w:t>
       </w:r>
       <w:r>
         <w:rPr>
